--- a/paper/ai-autonomy-offence-defence.docx
+++ b/paper/ai-autonomy-offence-defence.docx
@@ -111,6 +111,70 @@
           <w:bCs/>
         </w:rPr>
         <w:t xml:space="preserve">Working paper — literature foundation and research design</w:t>
+      </w:r>
+    </w:p>
+    <w:p>
+      <w:pPr>
+        <w:pBdr>
+          <w:bottom w:val="single" w:color="BBBBBB" w:sz="6" w:space="1"/>
+        </w:pBdr>
+        <w:spacing w:after="120" w:before="120"/>
+      </w:pPr>
+      <w:r>
+        <w:t xml:space="preserve"/>
+      </w:r>
+    </w:p>
+    <w:p>
+      <w:pPr>
+        <w:pStyle w:val="Heading1"/>
+        <w:keepNext/>
+        <w:spacing w:after="140" w:before="360"/>
+      </w:pPr>
+      <w:r>
+        <w:t xml:space="preserve">Abstract</w:t>
+      </w:r>
+    </w:p>
+    <w:p>
+      <w:pPr>
+        <w:spacing w:after="140" w:line="300"/>
+        <w:jc w:val="both"/>
+      </w:pPr>
+      <w:r>
+        <w:t xml:space="preserve">Persistent adversary access to civilian critical infrastructure — "pre-positioning" — is widely read as strategic warning. That reading rests on a premise its proponents state but do not examine: that persistence is expensive, and therefore signals deliberate intent. This paper interrogates the premise, and asks what AI-enabled autonomy does to it.</w:t>
+      </w:r>
+    </w:p>
+    <w:p>
+      <w:pPr>
+        <w:spacing w:after="140" w:line="300"/>
+        <w:jc w:val="both"/>
+      </w:pPr>
+      <w:r>
+        <w:t xml:space="preserve">Drawing on a corpus of 105 papers, of which sixteen are extracted in full depth, it establishes three findings. First, the interpretive claim and the behavioural record do not match: pre-positioning is read as preparation for conflict, yet Volt Typhoon drew only a joint technical advisory while the contemporaneous Salt Typhoon espionage campaign drew Treasury sanctions. Second, the corpus contains three cases of pre-positioning, one attempted use, and no case of pre-positioning followed by successful strategic effect — so every inference about what pre-positioning portends rests on zero positive instances. Third, the offence–defence balance in cyberspace is a property of the dyad rather than of the technology, which makes "does autonomy favour offence?" the wrong question and "which side better absorbs autonomy?" the answerable one.</w:t>
+      </w:r>
+    </w:p>
+    <w:p>
+      <w:pPr>
+        <w:spacing w:after="140" w:line="300"/>
+        <w:jc w:val="both"/>
+      </w:pPr>
+      <w:r>
+        <w:t xml:space="preserve">Two rival hypotheses are specified and a research design proposed to discriminate between them: that autonomy degrades an existing signalling channel, or that pre-positioning was never a signal, being calibrated precisely to remain below response thresholds. The paper does not adjudicate between them; it establishes that the question is open, that the literature has named it without investigating it, and that the evidence currently leans toward the second.</w:t>
+      </w:r>
+    </w:p>
+    <w:p>
+      <w:pPr>
+        <w:spacing w:after="140" w:line="300"/>
+        <w:jc w:val="both"/>
+      </w:pPr>
+      <w:r>
+        <w:rPr>
+          <w:b/>
+          <w:bCs/>
+        </w:rPr>
+        <w:t xml:space="preserve">Keywords:</w:t>
+      </w:r>
+      <w:r>
+        <w:t xml:space="preserve"> offence–defence balance; cyber pre-positioning; costly signalling; AI autonomy; Volt Typhoon; critical infrastructure; escalation</w:t>
       </w:r>
     </w:p>
     <w:p>
@@ -3897,6 +3961,1775 @@
     </w:p>
     <w:p>
       <w:pPr>
+        <w:pStyle w:val="Heading2"/>
+        <w:keepNext/>
+        <w:spacing w:after="140" w:before="240"/>
+      </w:pPr>
+      <w:r>
+        <w:t xml:space="preserve">Evidence matrix (continued) — extractions 07–16</w:t>
+      </w:r>
+    </w:p>
+    <w:tbl>
+      <w:tblPr>
+        <w:tblW w:type="dxa" w:w="9360"/>
+        <w:tblBorders>
+          <w:top w:val="single" w:color="auto" w:sz="4"/>
+          <w:left w:val="single" w:color="auto" w:sz="4"/>
+          <w:bottom w:val="single" w:color="auto" w:sz="4"/>
+          <w:right w:val="single" w:color="auto" w:sz="4"/>
+          <w:insideH w:val="single" w:color="auto" w:sz="4"/>
+          <w:insideV w:val="single" w:color="auto" w:sz="4"/>
+        </w:tblBorders>
+      </w:tblPr>
+      <w:tblGrid>
+        <w:gridCol w:w="1560"/>
+        <w:gridCol w:w="1560"/>
+        <w:gridCol w:w="1560"/>
+        <w:gridCol w:w="1560"/>
+        <w:gridCol w:w="1560"/>
+        <w:gridCol w:w="1560"/>
+      </w:tblGrid>
+      <w:tr>
+        <w:trPr>
+          <w:tblHeader/>
+        </w:trPr>
+        <w:tc>
+          <w:tcPr>
+            <w:tcW w:type="dxa" w:w="1560"/>
+            <w:shd w:fill="E8EDF2" w:color="auto" w:val="clear"/>
+            <w:tcMar>
+              <w:top w:type="dxa" w:w="60"/>
+              <w:left w:type="dxa" w:w="100"/>
+              <w:bottom w:type="dxa" w:w="60"/>
+              <w:right w:type="dxa" w:w="100"/>
+            </w:tcMar>
+          </w:tcPr>
+          <w:p>
+            <w:pPr>
+              <w:spacing w:after="20" w:before="20"/>
+            </w:pPr>
+            <w:r>
+              <w:rPr>
+                <w:b/>
+                <w:bCs/>
+                <w:sz w:val="19"/>
+                <w:szCs w:val="19"/>
+              </w:rPr>
+              <w:t xml:space="preserve">Paper</w:t>
+            </w:r>
+          </w:p>
+        </w:tc>
+        <w:tc>
+          <w:tcPr>
+            <w:tcW w:type="dxa" w:w="1560"/>
+            <w:shd w:fill="E8EDF2" w:color="auto" w:val="clear"/>
+            <w:tcMar>
+              <w:top w:type="dxa" w:w="60"/>
+              <w:left w:type="dxa" w:w="100"/>
+              <w:bottom w:type="dxa" w:w="60"/>
+              <w:right w:type="dxa" w:w="100"/>
+            </w:tcMar>
+          </w:tcPr>
+          <w:p>
+            <w:pPr>
+              <w:spacing w:after="20" w:before="20"/>
+            </w:pPr>
+            <w:r>
+              <w:rPr>
+                <w:b/>
+                <w:bCs/>
+                <w:sz w:val="19"/>
+                <w:szCs w:val="19"/>
+              </w:rPr>
+              <w:t xml:space="preserve">Venue / status</w:t>
+            </w:r>
+          </w:p>
+        </w:tc>
+        <w:tc>
+          <w:tcPr>
+            <w:tcW w:type="dxa" w:w="1560"/>
+            <w:shd w:fill="E8EDF2" w:color="auto" w:val="clear"/>
+            <w:tcMar>
+              <w:top w:type="dxa" w:w="60"/>
+              <w:left w:type="dxa" w:w="100"/>
+              <w:bottom w:type="dxa" w:w="60"/>
+              <w:right w:type="dxa" w:w="100"/>
+            </w:tcMar>
+          </w:tcPr>
+          <w:p>
+            <w:pPr>
+              <w:spacing w:after="20" w:before="20"/>
+            </w:pPr>
+            <w:r>
+              <w:rPr>
+                <w:b/>
+                <w:bCs/>
+                <w:sz w:val="19"/>
+                <w:szCs w:val="19"/>
+              </w:rPr>
+              <w:t xml:space="preserve">Method</w:t>
+            </w:r>
+          </w:p>
+        </w:tc>
+        <w:tc>
+          <w:tcPr>
+            <w:tcW w:type="dxa" w:w="1560"/>
+            <w:shd w:fill="E8EDF2" w:color="auto" w:val="clear"/>
+            <w:tcMar>
+              <w:top w:type="dxa" w:w="60"/>
+              <w:left w:type="dxa" w:w="100"/>
+              <w:bottom w:type="dxa" w:w="60"/>
+              <w:right w:type="dxa" w:w="100"/>
+            </w:tcMar>
+          </w:tcPr>
+          <w:p>
+            <w:pPr>
+              <w:spacing w:after="20" w:before="20"/>
+            </w:pPr>
+            <w:r>
+              <w:rPr>
+                <w:b/>
+                <w:bCs/>
+                <w:sz w:val="19"/>
+                <w:szCs w:val="19"/>
+              </w:rPr>
+              <w:t xml:space="preserve">Key contribution to the RQ</w:t>
+            </w:r>
+          </w:p>
+        </w:tc>
+        <w:tc>
+          <w:tcPr>
+            <w:tcW w:type="dxa" w:w="1560"/>
+            <w:shd w:fill="E8EDF2" w:color="auto" w:val="clear"/>
+            <w:tcMar>
+              <w:top w:type="dxa" w:w="60"/>
+              <w:left w:type="dxa" w:w="100"/>
+              <w:bottom w:type="dxa" w:w="60"/>
+              <w:right w:type="dxa" w:w="100"/>
+            </w:tcMar>
+          </w:tcPr>
+          <w:p>
+            <w:pPr>
+              <w:spacing w:after="20" w:before="20"/>
+            </w:pPr>
+            <w:r>
+              <w:rPr>
+                <w:b/>
+                <w:bCs/>
+                <w:sz w:val="19"/>
+                <w:szCs w:val="19"/>
+              </w:rPr>
+              <w:t xml:space="preserve">AI?</w:t>
+            </w:r>
+          </w:p>
+        </w:tc>
+        <w:tc>
+          <w:tcPr>
+            <w:tcW w:type="dxa" w:w="1560"/>
+            <w:shd w:fill="E8EDF2" w:color="auto" w:val="clear"/>
+            <w:tcMar>
+              <w:top w:type="dxa" w:w="60"/>
+              <w:left w:type="dxa" w:w="100"/>
+              <w:bottom w:type="dxa" w:w="60"/>
+              <w:right w:type="dxa" w:w="100"/>
+            </w:tcMar>
+          </w:tcPr>
+          <w:p>
+            <w:pPr>
+              <w:spacing w:after="20" w:before="20"/>
+            </w:pPr>
+            <w:r>
+              <w:rPr>
+                <w:b/>
+                <w:bCs/>
+                <w:sz w:val="19"/>
+                <w:szCs w:val="19"/>
+              </w:rPr>
+              <w:t xml:space="preserve">Quality caution</w:t>
+            </w:r>
+          </w:p>
+        </w:tc>
+      </w:tr>
+      <w:tr>
+        <w:trPr>
+          <w:tblHeader w:val="false"/>
+        </w:trPr>
+        <w:tc>
+          <w:tcPr>
+            <w:tcW w:type="dxa" w:w="1560"/>
+            <w:tcMar>
+              <w:top w:type="dxa" w:w="60"/>
+              <w:left w:type="dxa" w:w="100"/>
+              <w:bottom w:type="dxa" w:w="60"/>
+              <w:right w:type="dxa" w:w="100"/>
+            </w:tcMar>
+          </w:tcPr>
+          <w:p>
+            <w:pPr>
+              <w:spacing w:after="20" w:before="20"/>
+            </w:pPr>
+            <w:r>
+              <w:rPr>
+                <w:b/>
+                <w:bCs/>
+                <w:sz w:val="19"/>
+                <w:szCs w:val="19"/>
+              </w:rPr>
+              <w:t xml:space="preserve">Kabir et al. (2026)</w:t>
+            </w:r>
+          </w:p>
+        </w:tc>
+        <w:tc>
+          <w:tcPr>
+            <w:tcW w:type="dxa" w:w="1560"/>
+            <w:tcMar>
+              <w:top w:type="dxa" w:w="60"/>
+              <w:left w:type="dxa" w:w="100"/>
+              <w:bottom w:type="dxa" w:w="60"/>
+              <w:right w:type="dxa" w:w="100"/>
+            </w:tcMar>
+          </w:tcPr>
+          <w:p>
+            <w:pPr>
+              <w:spacing w:after="20" w:before="20"/>
+            </w:pPr>
+            <w:r>
+              <w:rPr>
+                <w:i/>
+                <w:iCs/>
+                <w:sz w:val="19"/>
+                <w:szCs w:val="19"/>
+              </w:rPr>
+              <w:t xml:space="preserve">J. Computer Science &amp; Technology Studies</w:t>
+            </w:r>
+            <w:r>
+              <w:rPr>
+                <w:sz w:val="19"/>
+                <w:szCs w:val="19"/>
+              </w:rPr>
+              <w:t xml:space="preserve"> (unranked)</w:t>
+            </w:r>
+          </w:p>
+        </w:tc>
+        <w:tc>
+          <w:tcPr>
+            <w:tcW w:type="dxa" w:w="1560"/>
+            <w:tcMar>
+              <w:top w:type="dxa" w:w="60"/>
+              <w:left w:type="dxa" w:w="100"/>
+              <w:bottom w:type="dxa" w:w="60"/>
+              <w:right w:type="dxa" w:w="100"/>
+            </w:tcMar>
+          </w:tcPr>
+          <w:p>
+            <w:pPr>
+              <w:spacing w:after="20" w:before="20"/>
+            </w:pPr>
+            <w:r>
+              <w:rPr>
+                <w:sz w:val="19"/>
+                <w:szCs w:val="19"/>
+              </w:rPr>
+              <w:t xml:space="preserve">Framework + incident coding</w:t>
+            </w:r>
+          </w:p>
+        </w:tc>
+        <w:tc>
+          <w:tcPr>
+            <w:tcW w:type="dxa" w:w="1560"/>
+            <w:tcMar>
+              <w:top w:type="dxa" w:w="60"/>
+              <w:left w:type="dxa" w:w="100"/>
+              <w:bottom w:type="dxa" w:w="60"/>
+              <w:right w:type="dxa" w:w="100"/>
+            </w:tcMar>
+          </w:tcPr>
+          <w:p>
+            <w:pPr>
+              <w:spacing w:after="20" w:before="20"/>
+            </w:pPr>
+            <w:r>
+              <w:rPr>
+                <w:sz w:val="19"/>
+                <w:szCs w:val="19"/>
+              </w:rPr>
+              <w:t xml:space="preserve">Dwell time as persistence-cost proxy: 197-day mean; Volt Typhoon "up to 5 years"; 73.6% of intrusions found by third parties</w:t>
+            </w:r>
+          </w:p>
+        </w:tc>
+        <w:tc>
+          <w:tcPr>
+            <w:tcW w:type="dxa" w:w="1560"/>
+            <w:tcMar>
+              <w:top w:type="dxa" w:w="60"/>
+              <w:left w:type="dxa" w:w="100"/>
+              <w:bottom w:type="dxa" w:w="60"/>
+              <w:right w:type="dxa" w:w="100"/>
+            </w:tcMar>
+          </w:tcPr>
+          <w:p>
+            <w:pPr>
+              <w:spacing w:after="20" w:before="20"/>
+            </w:pPr>
+            <w:r>
+              <w:rPr>
+                <w:sz w:val="19"/>
+                <w:szCs w:val="19"/>
+              </w:rPr>
+              <w:t xml:space="preserve">Defensive only</w:t>
+            </w:r>
+          </w:p>
+        </w:tc>
+        <w:tc>
+          <w:tcPr>
+            <w:tcW w:type="dxa" w:w="1560"/>
+            <w:tcMar>
+              <w:top w:type="dxa" w:w="60"/>
+              <w:left w:type="dxa" w:w="100"/>
+              <w:bottom w:type="dxa" w:w="60"/>
+              <w:right w:type="dxa" w:w="100"/>
+            </w:tcMar>
+          </w:tcPr>
+          <w:p>
+            <w:pPr>
+              <w:spacing w:after="20" w:before="20"/>
+            </w:pPr>
+            <w:r>
+              <w:rPr>
+                <w:b/>
+                <w:bCs/>
+                <w:sz w:val="19"/>
+                <w:szCs w:val="19"/>
+              </w:rPr>
+              <w:t xml:space="preserve">Incident counts irreconcilable (847 vs 89 vs 253) — uncitable</w:t>
+            </w:r>
+          </w:p>
+        </w:tc>
+      </w:tr>
+      <w:tr>
+        <w:trPr>
+          <w:tblHeader w:val="false"/>
+        </w:trPr>
+        <w:tc>
+          <w:tcPr>
+            <w:tcW w:type="dxa" w:w="1560"/>
+            <w:tcMar>
+              <w:top w:type="dxa" w:w="60"/>
+              <w:left w:type="dxa" w:w="100"/>
+              <w:bottom w:type="dxa" w:w="60"/>
+              <w:right w:type="dxa" w:w="100"/>
+            </w:tcMar>
+          </w:tcPr>
+          <w:p>
+            <w:pPr>
+              <w:spacing w:after="20" w:before="20"/>
+            </w:pPr>
+            <w:r>
+              <w:rPr>
+                <w:b/>
+                <w:bCs/>
+                <w:sz w:val="19"/>
+                <w:szCs w:val="19"/>
+              </w:rPr>
+              <w:t xml:space="preserve">Yigit et al. (2025)</w:t>
+            </w:r>
+          </w:p>
+        </w:tc>
+        <w:tc>
+          <w:tcPr>
+            <w:tcW w:type="dxa" w:w="1560"/>
+            <w:tcMar>
+              <w:top w:type="dxa" w:w="60"/>
+              <w:left w:type="dxa" w:w="100"/>
+              <w:bottom w:type="dxa" w:w="60"/>
+              <w:right w:type="dxa" w:w="100"/>
+            </w:tcMar>
+          </w:tcPr>
+          <w:p>
+            <w:pPr>
+              <w:spacing w:after="20" w:before="20"/>
+            </w:pPr>
+            <w:r>
+              <w:rPr>
+                <w:i/>
+                <w:iCs/>
+                <w:sz w:val="19"/>
+                <w:szCs w:val="19"/>
+              </w:rPr>
+              <w:t xml:space="preserve">Sensors</w:t>
+            </w:r>
+            <w:r>
+              <w:rPr>
+                <w:sz w:val="19"/>
+                <w:szCs w:val="19"/>
+              </w:rPr>
+              <w:t xml:space="preserve"> 25(6); established group</w:t>
+            </w:r>
+          </w:p>
+        </w:tc>
+        <w:tc>
+          <w:tcPr>
+            <w:tcW w:type="dxa" w:w="1560"/>
+            <w:tcMar>
+              <w:top w:type="dxa" w:w="60"/>
+              <w:left w:type="dxa" w:w="100"/>
+              <w:bottom w:type="dxa" w:w="60"/>
+              <w:right w:type="dxa" w:w="100"/>
+            </w:tcMar>
+          </w:tcPr>
+          <w:p>
+            <w:pPr>
+              <w:spacing w:after="20" w:before="20"/>
+            </w:pPr>
+            <w:r>
+              <w:rPr>
+                <w:sz w:val="19"/>
+                <w:szCs w:val="19"/>
+              </w:rPr>
+              <w:t xml:space="preserve">Survey + benchmark review</w:t>
+            </w:r>
+          </w:p>
+        </w:tc>
+        <w:tc>
+          <w:tcPr>
+            <w:tcW w:type="dxa" w:w="1560"/>
+            <w:tcMar>
+              <w:top w:type="dxa" w:w="60"/>
+              <w:left w:type="dxa" w:w="100"/>
+              <w:bottom w:type="dxa" w:w="60"/>
+              <w:right w:type="dxa" w:w="100"/>
+            </w:tcMar>
+          </w:tcPr>
+          <w:p>
+            <w:pPr>
+              <w:spacing w:after="20" w:before="20"/>
+            </w:pPr>
+            <w:r>
+              <w:rPr>
+                <w:sz w:val="19"/>
+                <w:szCs w:val="19"/>
+              </w:rPr>
+              <w:t xml:space="preserve">Definition of agentic AI; CYBERSECEVAL 3 as a pace metric for "autonomous offensive cyber operations"</w:t>
+            </w:r>
+          </w:p>
+        </w:tc>
+        <w:tc>
+          <w:tcPr>
+            <w:tcW w:type="dxa" w:w="1560"/>
+            <w:tcMar>
+              <w:top w:type="dxa" w:w="60"/>
+              <w:left w:type="dxa" w:w="100"/>
+              <w:bottom w:type="dxa" w:w="60"/>
+              <w:right w:type="dxa" w:w="100"/>
+            </w:tcMar>
+          </w:tcPr>
+          <w:p>
+            <w:pPr>
+              <w:spacing w:after="20" w:before="20"/>
+            </w:pPr>
+            <w:r>
+              <w:rPr>
+                <w:sz w:val="19"/>
+                <w:szCs w:val="19"/>
+              </w:rPr>
+              <w:t xml:space="preserve">Yes (25 mentions)</w:t>
+            </w:r>
+          </w:p>
+        </w:tc>
+        <w:tc>
+          <w:tcPr>
+            <w:tcW w:type="dxa" w:w="1560"/>
+            <w:tcMar>
+              <w:top w:type="dxa" w:w="60"/>
+              <w:left w:type="dxa" w:w="100"/>
+              <w:bottom w:type="dxa" w:w="60"/>
+              <w:right w:type="dxa" w:w="100"/>
+            </w:tcMar>
+          </w:tcPr>
+          <w:p>
+            <w:pPr>
+              <w:spacing w:after="20" w:before="20"/>
+            </w:pPr>
+            <w:r>
+              <w:rPr>
+                <w:sz w:val="19"/>
+                <w:szCs w:val="19"/>
+              </w:rPr>
+              <w:t xml:space="preserve">Zero strategy content</w:t>
+            </w:r>
+          </w:p>
+        </w:tc>
+      </w:tr>
+      <w:tr>
+        <w:trPr>
+          <w:tblHeader w:val="false"/>
+        </w:trPr>
+        <w:tc>
+          <w:tcPr>
+            <w:tcW w:type="dxa" w:w="1560"/>
+            <w:tcMar>
+              <w:top w:type="dxa" w:w="60"/>
+              <w:left w:type="dxa" w:w="100"/>
+              <w:bottom w:type="dxa" w:w="60"/>
+              <w:right w:type="dxa" w:w="100"/>
+            </w:tcMar>
+          </w:tcPr>
+          <w:p>
+            <w:pPr>
+              <w:spacing w:after="20" w:before="20"/>
+            </w:pPr>
+            <w:r>
+              <w:rPr>
+                <w:b/>
+                <w:bCs/>
+                <w:sz w:val="19"/>
+                <w:szCs w:val="19"/>
+              </w:rPr>
+              <w:t xml:space="preserve">Melella (n.d.)</w:t>
+            </w:r>
+          </w:p>
+        </w:tc>
+        <w:tc>
+          <w:tcPr>
+            <w:tcW w:type="dxa" w:w="1560"/>
+            <w:tcMar>
+              <w:top w:type="dxa" w:w="60"/>
+              <w:left w:type="dxa" w:w="100"/>
+              <w:bottom w:type="dxa" w:w="60"/>
+              <w:right w:type="dxa" w:w="100"/>
+            </w:tcMar>
+          </w:tcPr>
+          <w:p>
+            <w:pPr>
+              <w:spacing w:after="20" w:before="20"/>
+            </w:pPr>
+            <w:r>
+              <w:rPr>
+                <w:sz w:val="19"/>
+                <w:szCs w:val="19"/>
+              </w:rPr>
+              <w:t xml:space="preserve">PhD dissertation, Genoa</w:t>
+            </w:r>
+          </w:p>
+        </w:tc>
+        <w:tc>
+          <w:tcPr>
+            <w:tcW w:type="dxa" w:w="1560"/>
+            <w:tcMar>
+              <w:top w:type="dxa" w:w="60"/>
+              <w:left w:type="dxa" w:w="100"/>
+              <w:bottom w:type="dxa" w:w="60"/>
+              <w:right w:type="dxa" w:w="100"/>
+            </w:tcMar>
+          </w:tcPr>
+          <w:p>
+            <w:pPr>
+              <w:spacing w:after="20" w:before="20"/>
+            </w:pPr>
+            <w:r>
+              <w:rPr>
+                <w:sz w:val="19"/>
+                <w:szCs w:val="19"/>
+              </w:rPr>
+              <w:t xml:space="preserve">Lit review + cases + dataset</w:t>
+            </w:r>
+          </w:p>
+        </w:tc>
+        <w:tc>
+          <w:tcPr>
+            <w:tcW w:type="dxa" w:w="1560"/>
+            <w:tcMar>
+              <w:top w:type="dxa" w:w="60"/>
+              <w:left w:type="dxa" w:w="100"/>
+              <w:bottom w:type="dxa" w:w="60"/>
+              <w:right w:type="dxa" w:w="100"/>
+            </w:tcMar>
+          </w:tcPr>
+          <w:p>
+            <w:pPr>
+              <w:spacing w:after="20" w:before="20"/>
+            </w:pPr>
+            <w:r>
+              <w:rPr>
+                <w:b/>
+                <w:bCs/>
+                <w:sz w:val="19"/>
+                <w:szCs w:val="19"/>
+              </w:rPr>
+              <w:t xml:space="preserve">Names this RQ as a research gap</w:t>
+            </w:r>
+            <w:r>
+              <w:rPr>
+                <w:sz w:val="19"/>
+                <w:szCs w:val="19"/>
+              </w:rPr>
+              <w:t xml:space="preserve">; only sustained offence–defence review in corpus</w:t>
+            </w:r>
+          </w:p>
+        </w:tc>
+        <w:tc>
+          <w:tcPr>
+            <w:tcW w:type="dxa" w:w="1560"/>
+            <w:tcMar>
+              <w:top w:type="dxa" w:w="60"/>
+              <w:left w:type="dxa" w:w="100"/>
+              <w:bottom w:type="dxa" w:w="60"/>
+              <w:right w:type="dxa" w:w="100"/>
+            </w:tcMar>
+          </w:tcPr>
+          <w:p>
+            <w:pPr>
+              <w:spacing w:after="20" w:before="20"/>
+            </w:pPr>
+            <w:r>
+              <w:rPr>
+                <w:sz w:val="19"/>
+                <w:szCs w:val="19"/>
+              </w:rPr>
+              <w:t xml:space="preserve">Yes (7)</w:t>
+            </w:r>
+          </w:p>
+        </w:tc>
+        <w:tc>
+          <w:tcPr>
+            <w:tcW w:type="dxa" w:w="1560"/>
+            <w:tcMar>
+              <w:top w:type="dxa" w:w="60"/>
+              <w:left w:type="dxa" w:w="100"/>
+              <w:bottom w:type="dxa" w:w="60"/>
+              <w:right w:type="dxa" w:w="100"/>
+            </w:tcMar>
+          </w:tcPr>
+          <w:p>
+            <w:pPr>
+              <w:spacing w:after="20" w:before="20"/>
+            </w:pPr>
+            <w:r>
+              <w:rPr>
+                <w:sz w:val="19"/>
+                <w:szCs w:val="19"/>
+              </w:rPr>
+              <w:t xml:space="preserve">Not peer reviewed; </w:t>
+            </w:r>
+            <w:r>
+              <w:rPr>
+                <w:b/>
+                <w:bCs/>
+                <w:sz w:val="19"/>
+                <w:szCs w:val="19"/>
+              </w:rPr>
+              <w:t xml:space="preserve">year unconfirmed</w:t>
+            </w:r>
+          </w:p>
+        </w:tc>
+      </w:tr>
+      <w:tr>
+        <w:trPr>
+          <w:tblHeader w:val="false"/>
+        </w:trPr>
+        <w:tc>
+          <w:tcPr>
+            <w:tcW w:type="dxa" w:w="1560"/>
+            <w:tcMar>
+              <w:top w:type="dxa" w:w="60"/>
+              <w:left w:type="dxa" w:w="100"/>
+              <w:bottom w:type="dxa" w:w="60"/>
+              <w:right w:type="dxa" w:w="100"/>
+            </w:tcMar>
+          </w:tcPr>
+          <w:p>
+            <w:pPr>
+              <w:spacing w:after="20" w:before="20"/>
+            </w:pPr>
+            <w:r>
+              <w:rPr>
+                <w:b/>
+                <w:bCs/>
+                <w:sz w:val="19"/>
+                <w:szCs w:val="19"/>
+              </w:rPr>
+              <w:t xml:space="preserve">Pokorny (2026)</w:t>
+            </w:r>
+          </w:p>
+        </w:tc>
+        <w:tc>
+          <w:tcPr>
+            <w:tcW w:type="dxa" w:w="1560"/>
+            <w:tcMar>
+              <w:top w:type="dxa" w:w="60"/>
+              <w:left w:type="dxa" w:w="100"/>
+              <w:bottom w:type="dxa" w:w="60"/>
+              <w:right w:type="dxa" w:w="100"/>
+            </w:tcMar>
+          </w:tcPr>
+          <w:p>
+            <w:pPr>
+              <w:spacing w:after="20" w:before="20"/>
+            </w:pPr>
+            <w:r>
+              <w:rPr>
+                <w:sz w:val="19"/>
+                <w:szCs w:val="19"/>
+              </w:rPr>
+              <w:t xml:space="preserve">Self-published, ICL Institute</w:t>
+            </w:r>
+          </w:p>
+        </w:tc>
+        <w:tc>
+          <w:tcPr>
+            <w:tcW w:type="dxa" w:w="1560"/>
+            <w:tcMar>
+              <w:top w:type="dxa" w:w="60"/>
+              <w:left w:type="dxa" w:w="100"/>
+              <w:bottom w:type="dxa" w:w="60"/>
+              <w:right w:type="dxa" w:w="100"/>
+            </w:tcMar>
+          </w:tcPr>
+          <w:p>
+            <w:pPr>
+              <w:spacing w:after="20" w:before="20"/>
+            </w:pPr>
+            <w:r>
+              <w:rPr>
+                <w:sz w:val="19"/>
+                <w:szCs w:val="19"/>
+              </w:rPr>
+              <w:t xml:space="preserve">OSINT, 16 sources</w:t>
+            </w:r>
+          </w:p>
+        </w:tc>
+        <w:tc>
+          <w:tcPr>
+            <w:tcW w:type="dxa" w:w="1560"/>
+            <w:tcMar>
+              <w:top w:type="dxa" w:w="60"/>
+              <w:left w:type="dxa" w:w="100"/>
+              <w:bottom w:type="dxa" w:w="60"/>
+              <w:right w:type="dxa" w:w="100"/>
+            </w:tcMar>
+          </w:tcPr>
+          <w:p>
+            <w:pPr>
+              <w:spacing w:after="20" w:before="20"/>
+            </w:pPr>
+            <w:r>
+              <w:rPr>
+                <w:sz w:val="19"/>
+                <w:szCs w:val="19"/>
+              </w:rPr>
+              <w:t xml:space="preserve">Reports Lindsay (2013): balance "favors defense at the strategic level"; 2024 SSF restructuring</w:t>
+            </w:r>
+          </w:p>
+        </w:tc>
+        <w:tc>
+          <w:tcPr>
+            <w:tcW w:type="dxa" w:w="1560"/>
+            <w:tcMar>
+              <w:top w:type="dxa" w:w="60"/>
+              <w:left w:type="dxa" w:w="100"/>
+              <w:bottom w:type="dxa" w:w="60"/>
+              <w:right w:type="dxa" w:w="100"/>
+            </w:tcMar>
+          </w:tcPr>
+          <w:p>
+            <w:pPr>
+              <w:spacing w:after="20" w:before="20"/>
+            </w:pPr>
+            <w:r>
+              <w:rPr>
+                <w:sz w:val="19"/>
+                <w:szCs w:val="19"/>
+              </w:rPr>
+              <w:t xml:space="preserve">Minimal</w:t>
+            </w:r>
+          </w:p>
+        </w:tc>
+        <w:tc>
+          <w:tcPr>
+            <w:tcW w:type="dxa" w:w="1560"/>
+            <w:tcMar>
+              <w:top w:type="dxa" w:w="60"/>
+              <w:left w:type="dxa" w:w="100"/>
+              <w:bottom w:type="dxa" w:w="60"/>
+              <w:right w:type="dxa" w:w="100"/>
+            </w:tcMar>
+          </w:tcPr>
+          <w:p>
+            <w:pPr>
+              <w:spacing w:after="20" w:before="20"/>
+            </w:pPr>
+            <w:r>
+              <w:rPr>
+                <w:sz w:val="19"/>
+                <w:szCs w:val="19"/>
+              </w:rPr>
+              <w:t xml:space="preserve">Self-published; offensive-targeting document</w:t>
+            </w:r>
+          </w:p>
+        </w:tc>
+      </w:tr>
+      <w:tr>
+        <w:trPr>
+          <w:tblHeader w:val="false"/>
+        </w:trPr>
+        <w:tc>
+          <w:tcPr>
+            <w:tcW w:type="dxa" w:w="1560"/>
+            <w:tcMar>
+              <w:top w:type="dxa" w:w="60"/>
+              <w:left w:type="dxa" w:w="100"/>
+              <w:bottom w:type="dxa" w:w="60"/>
+              <w:right w:type="dxa" w:w="100"/>
+            </w:tcMar>
+          </w:tcPr>
+          <w:p>
+            <w:pPr>
+              <w:spacing w:after="20" w:before="20"/>
+            </w:pPr>
+            <w:r>
+              <w:rPr>
+                <w:b/>
+                <w:bCs/>
+                <w:sz w:val="19"/>
+                <w:szCs w:val="19"/>
+              </w:rPr>
+              <w:t xml:space="preserve">Codreanu (2025)</w:t>
+            </w:r>
+          </w:p>
+        </w:tc>
+        <w:tc>
+          <w:tcPr>
+            <w:tcW w:type="dxa" w:w="1560"/>
+            <w:tcMar>
+              <w:top w:type="dxa" w:w="60"/>
+              <w:left w:type="dxa" w:w="100"/>
+              <w:bottom w:type="dxa" w:w="60"/>
+              <w:right w:type="dxa" w:w="100"/>
+            </w:tcMar>
+          </w:tcPr>
+          <w:p>
+            <w:pPr>
+              <w:spacing w:after="20" w:before="20"/>
+            </w:pPr>
+            <w:r>
+              <w:rPr>
+                <w:sz w:val="19"/>
+                <w:szCs w:val="19"/>
+              </w:rPr>
+              <w:t xml:space="preserve">Romanian Diplomatic Institute PP43</w:t>
+            </w:r>
+          </w:p>
+        </w:tc>
+        <w:tc>
+          <w:tcPr>
+            <w:tcW w:type="dxa" w:w="1560"/>
+            <w:tcMar>
+              <w:top w:type="dxa" w:w="60"/>
+              <w:left w:type="dxa" w:w="100"/>
+              <w:bottom w:type="dxa" w:w="60"/>
+              <w:right w:type="dxa" w:w="100"/>
+            </w:tcMar>
+          </w:tcPr>
+          <w:p>
+            <w:pPr>
+              <w:spacing w:after="20" w:before="20"/>
+            </w:pPr>
+            <w:r>
+              <w:rPr>
+                <w:sz w:val="19"/>
+                <w:szCs w:val="19"/>
+              </w:rPr>
+              <w:t xml:space="preserve">Open-source policy analysis</w:t>
+            </w:r>
+          </w:p>
+        </w:tc>
+        <w:tc>
+          <w:tcPr>
+            <w:tcW w:type="dxa" w:w="1560"/>
+            <w:tcMar>
+              <w:top w:type="dxa" w:w="60"/>
+              <w:left w:type="dxa" w:w="100"/>
+              <w:bottom w:type="dxa" w:w="60"/>
+              <w:right w:type="dxa" w:w="100"/>
+            </w:tcMar>
+          </w:tcPr>
+          <w:p>
+            <w:pPr>
+              <w:spacing w:after="20" w:before="20"/>
+            </w:pPr>
+            <w:r>
+              <w:rPr>
+                <w:b/>
+                <w:bCs/>
+                <w:sz w:val="19"/>
+                <w:szCs w:val="19"/>
+              </w:rPr>
+              <w:t xml:space="preserve">The negative case</w:t>
+            </w:r>
+            <w:r>
+              <w:rPr>
+                <w:sz w:val="19"/>
+                <w:szCs w:val="19"/>
+              </w:rPr>
+              <w:t xml:space="preserve">: Russian pre-positioning in US CI since 2018, never used</w:t>
+            </w:r>
+          </w:p>
+        </w:tc>
+        <w:tc>
+          <w:tcPr>
+            <w:tcW w:type="dxa" w:w="1560"/>
+            <w:tcMar>
+              <w:top w:type="dxa" w:w="60"/>
+              <w:left w:type="dxa" w:w="100"/>
+              <w:bottom w:type="dxa" w:w="60"/>
+              <w:right w:type="dxa" w:w="100"/>
+            </w:tcMar>
+          </w:tcPr>
+          <w:p>
+            <w:pPr>
+              <w:spacing w:after="20" w:before="20"/>
+            </w:pPr>
+            <w:r>
+              <w:rPr>
+                <w:sz w:val="19"/>
+                <w:szCs w:val="19"/>
+              </w:rPr>
+              <w:t xml:space="preserve">None</w:t>
+            </w:r>
+          </w:p>
+        </w:tc>
+        <w:tc>
+          <w:tcPr>
+            <w:tcW w:type="dxa" w:w="1560"/>
+            <w:tcMar>
+              <w:top w:type="dxa" w:w="60"/>
+              <w:left w:type="dxa" w:w="100"/>
+              <w:bottom w:type="dxa" w:w="60"/>
+              <w:right w:type="dxa" w:w="100"/>
+            </w:tcMar>
+          </w:tcPr>
+          <w:p>
+            <w:pPr>
+              <w:spacing w:after="20" w:before="20"/>
+            </w:pPr>
+            <w:r>
+              <w:rPr>
+                <w:sz w:val="19"/>
+                <w:szCs w:val="19"/>
+              </w:rPr>
+              <w:t xml:space="preserve">Not peer reviewed; journalism-sourced</w:t>
+            </w:r>
+          </w:p>
+        </w:tc>
+      </w:tr>
+      <w:tr>
+        <w:trPr>
+          <w:tblHeader w:val="false"/>
+        </w:trPr>
+        <w:tc>
+          <w:tcPr>
+            <w:tcW w:type="dxa" w:w="1560"/>
+            <w:tcMar>
+              <w:top w:type="dxa" w:w="60"/>
+              <w:left w:type="dxa" w:w="100"/>
+              <w:bottom w:type="dxa" w:w="60"/>
+              <w:right w:type="dxa" w:w="100"/>
+            </w:tcMar>
+          </w:tcPr>
+          <w:p>
+            <w:pPr>
+              <w:spacing w:after="20" w:before="20"/>
+            </w:pPr>
+            <w:r>
+              <w:rPr>
+                <w:b/>
+                <w:bCs/>
+                <w:sz w:val="19"/>
+                <w:szCs w:val="19"/>
+              </w:rPr>
+              <w:t xml:space="preserve">Urbanczyk et al. (2025)</w:t>
+            </w:r>
+          </w:p>
+        </w:tc>
+        <w:tc>
+          <w:tcPr>
+            <w:tcW w:type="dxa" w:w="1560"/>
+            <w:tcMar>
+              <w:top w:type="dxa" w:w="60"/>
+              <w:left w:type="dxa" w:w="100"/>
+              <w:bottom w:type="dxa" w:w="60"/>
+              <w:right w:type="dxa" w:w="100"/>
+            </w:tcMar>
+          </w:tcPr>
+          <w:p>
+            <w:pPr>
+              <w:spacing w:after="20" w:before="20"/>
+            </w:pPr>
+            <w:r>
+              <w:rPr>
+                <w:sz w:val="19"/>
+                <w:szCs w:val="19"/>
+              </w:rPr>
+              <w:t xml:space="preserve">TechRxiv preprint</w:t>
+            </w:r>
+          </w:p>
+        </w:tc>
+        <w:tc>
+          <w:tcPr>
+            <w:tcW w:type="dxa" w:w="1560"/>
+            <w:tcMar>
+              <w:top w:type="dxa" w:w="60"/>
+              <w:left w:type="dxa" w:w="100"/>
+              <w:bottom w:type="dxa" w:w="60"/>
+              <w:right w:type="dxa" w:w="100"/>
+            </w:tcMar>
+          </w:tcPr>
+          <w:p>
+            <w:pPr>
+              <w:spacing w:after="20" w:before="20"/>
+            </w:pPr>
+            <w:r>
+              <w:rPr>
+                <w:sz w:val="19"/>
+                <w:szCs w:val="19"/>
+              </w:rPr>
+              <w:t xml:space="preserve">Kill-chain case study</w:t>
+            </w:r>
+          </w:p>
+        </w:tc>
+        <w:tc>
+          <w:tcPr>
+            <w:tcW w:type="dxa" w:w="1560"/>
+            <w:tcMar>
+              <w:top w:type="dxa" w:w="60"/>
+              <w:left w:type="dxa" w:w="100"/>
+              <w:bottom w:type="dxa" w:w="60"/>
+              <w:right w:type="dxa" w:w="100"/>
+            </w:tcMar>
+          </w:tcPr>
+          <w:p>
+            <w:pPr>
+              <w:spacing w:after="20" w:before="20"/>
+            </w:pPr>
+            <w:r>
+              <w:rPr>
+                <w:sz w:val="19"/>
+                <w:szCs w:val="19"/>
+              </w:rPr>
+              <w:t xml:space="preserve">Salt Typhoon drew </w:t>
+            </w:r>
+            <w:r>
+              <w:rPr>
+                <w:b/>
+                <w:bCs/>
+                <w:sz w:val="19"/>
+                <w:szCs w:val="19"/>
+              </w:rPr>
+              <w:t xml:space="preserve">Treasury sanctions</w:t>
+            </w:r>
+            <w:r>
+              <w:rPr>
+                <w:sz w:val="19"/>
+                <w:szCs w:val="19"/>
+              </w:rPr>
+              <w:t xml:space="preserve"> — the response asymmetry</w:t>
+            </w:r>
+          </w:p>
+        </w:tc>
+        <w:tc>
+          <w:tcPr>
+            <w:tcW w:type="dxa" w:w="1560"/>
+            <w:tcMar>
+              <w:top w:type="dxa" w:w="60"/>
+              <w:left w:type="dxa" w:w="100"/>
+              <w:bottom w:type="dxa" w:w="60"/>
+              <w:right w:type="dxa" w:w="100"/>
+            </w:tcMar>
+          </w:tcPr>
+          <w:p>
+            <w:pPr>
+              <w:spacing w:after="20" w:before="20"/>
+            </w:pPr>
+            <w:r>
+              <w:rPr>
+                <w:sz w:val="19"/>
+                <w:szCs w:val="19"/>
+              </w:rPr>
+              <w:t xml:space="preserve">None</w:t>
+            </w:r>
+          </w:p>
+        </w:tc>
+        <w:tc>
+          <w:tcPr>
+            <w:tcW w:type="dxa" w:w="1560"/>
+            <w:tcMar>
+              <w:top w:type="dxa" w:w="60"/>
+              <w:left w:type="dxa" w:w="100"/>
+              <w:bottom w:type="dxa" w:w="60"/>
+              <w:right w:type="dxa" w:w="100"/>
+            </w:tcMar>
+          </w:tcPr>
+          <w:p>
+            <w:pPr>
+              <w:spacing w:after="20" w:before="20"/>
+            </w:pPr>
+            <w:r>
+              <w:rPr>
+                <w:sz w:val="19"/>
+                <w:szCs w:val="19"/>
+              </w:rPr>
+              <w:t xml:space="preserve">Undergraduate, unreviewed; cite Treasury directly</w:t>
+            </w:r>
+          </w:p>
+        </w:tc>
+      </w:tr>
+      <w:tr>
+        <w:trPr>
+          <w:tblHeader w:val="false"/>
+        </w:trPr>
+        <w:tc>
+          <w:tcPr>
+            <w:tcW w:type="dxa" w:w="1560"/>
+            <w:tcMar>
+              <w:top w:type="dxa" w:w="60"/>
+              <w:left w:type="dxa" w:w="100"/>
+              <w:bottom w:type="dxa" w:w="60"/>
+              <w:right w:type="dxa" w:w="100"/>
+            </w:tcMar>
+          </w:tcPr>
+          <w:p>
+            <w:pPr>
+              <w:spacing w:after="20" w:before="20"/>
+            </w:pPr>
+            <w:r>
+              <w:rPr>
+                <w:b/>
+                <w:bCs/>
+                <w:sz w:val="19"/>
+                <w:szCs w:val="19"/>
+              </w:rPr>
+              <w:t xml:space="preserve">Ferdaus et al. (n.d.)</w:t>
+            </w:r>
+          </w:p>
+        </w:tc>
+        <w:tc>
+          <w:tcPr>
+            <w:tcW w:type="dxa" w:w="1560"/>
+            <w:tcMar>
+              <w:top w:type="dxa" w:w="60"/>
+              <w:left w:type="dxa" w:w="100"/>
+              <w:bottom w:type="dxa" w:w="60"/>
+              <w:right w:type="dxa" w:w="100"/>
+            </w:tcMar>
+          </w:tcPr>
+          <w:p>
+            <w:pPr>
+              <w:spacing w:after="20" w:before="20"/>
+            </w:pPr>
+            <w:r>
+              <w:rPr>
+                <w:sz w:val="19"/>
+                <w:szCs w:val="19"/>
+              </w:rPr>
+              <w:t xml:space="preserve">SSRN chapter</w:t>
+            </w:r>
+          </w:p>
+        </w:tc>
+        <w:tc>
+          <w:tcPr>
+            <w:tcW w:type="dxa" w:w="1560"/>
+            <w:tcMar>
+              <w:top w:type="dxa" w:w="60"/>
+              <w:left w:type="dxa" w:w="100"/>
+              <w:bottom w:type="dxa" w:w="60"/>
+              <w:right w:type="dxa" w:w="100"/>
+            </w:tcMar>
+          </w:tcPr>
+          <w:p>
+            <w:pPr>
+              <w:spacing w:after="20" w:before="20"/>
+            </w:pPr>
+            <w:r>
+              <w:rPr>
+                <w:sz w:val="19"/>
+                <w:szCs w:val="19"/>
+              </w:rPr>
+              <w:t xml:space="preserve">Survey</w:t>
+            </w:r>
+          </w:p>
+        </w:tc>
+        <w:tc>
+          <w:tcPr>
+            <w:tcW w:type="dxa" w:w="1560"/>
+            <w:tcMar>
+              <w:top w:type="dxa" w:w="60"/>
+              <w:left w:type="dxa" w:w="100"/>
+              <w:bottom w:type="dxa" w:w="60"/>
+              <w:right w:type="dxa" w:w="100"/>
+            </w:tcMar>
+          </w:tcPr>
+          <w:p>
+            <w:pPr>
+              <w:spacing w:after="20" w:before="20"/>
+            </w:pPr>
+            <w:r>
+              <w:rPr>
+                <w:sz w:val="19"/>
+                <w:szCs w:val="19"/>
+              </w:rPr>
+              <w:t xml:space="preserve">Background on espionage/attack distinction</w:t>
+            </w:r>
+          </w:p>
+        </w:tc>
+        <w:tc>
+          <w:tcPr>
+            <w:tcW w:type="dxa" w:w="1560"/>
+            <w:tcMar>
+              <w:top w:type="dxa" w:w="60"/>
+              <w:left w:type="dxa" w:w="100"/>
+              <w:bottom w:type="dxa" w:w="60"/>
+              <w:right w:type="dxa" w:w="100"/>
+            </w:tcMar>
+          </w:tcPr>
+          <w:p>
+            <w:pPr>
+              <w:spacing w:after="20" w:before="20"/>
+            </w:pPr>
+            <w:r>
+              <w:rPr>
+                <w:sz w:val="19"/>
+                <w:szCs w:val="19"/>
+              </w:rPr>
+              <w:t xml:space="preserve">Incidental</w:t>
+            </w:r>
+          </w:p>
+        </w:tc>
+        <w:tc>
+          <w:tcPr>
+            <w:tcW w:type="dxa" w:w="1560"/>
+            <w:tcMar>
+              <w:top w:type="dxa" w:w="60"/>
+              <w:left w:type="dxa" w:w="100"/>
+              <w:bottom w:type="dxa" w:w="60"/>
+              <w:right w:type="dxa" w:w="100"/>
+            </w:tcMar>
+          </w:tcPr>
+          <w:p>
+            <w:pPr>
+              <w:spacing w:after="20" w:before="20"/>
+            </w:pPr>
+            <w:r>
+              <w:rPr>
+                <w:sz w:val="19"/>
+                <w:szCs w:val="19"/>
+              </w:rPr>
+              <w:t xml:space="preserve">Low relevance</w:t>
+            </w:r>
+          </w:p>
+        </w:tc>
+      </w:tr>
+      <w:tr>
+        <w:trPr>
+          <w:tblHeader w:val="false"/>
+        </w:trPr>
+        <w:tc>
+          <w:tcPr>
+            <w:tcW w:type="dxa" w:w="1560"/>
+            <w:tcMar>
+              <w:top w:type="dxa" w:w="60"/>
+              <w:left w:type="dxa" w:w="100"/>
+              <w:bottom w:type="dxa" w:w="60"/>
+              <w:right w:type="dxa" w:w="100"/>
+            </w:tcMar>
+          </w:tcPr>
+          <w:p>
+            <w:pPr>
+              <w:spacing w:after="20" w:before="20"/>
+            </w:pPr>
+            <w:r>
+              <w:rPr>
+                <w:b/>
+                <w:bCs/>
+                <w:sz w:val="19"/>
+                <w:szCs w:val="19"/>
+              </w:rPr>
+              <w:t xml:space="preserve">Willett (2022)</w:t>
+            </w:r>
+          </w:p>
+        </w:tc>
+        <w:tc>
+          <w:tcPr>
+            <w:tcW w:type="dxa" w:w="1560"/>
+            <w:tcMar>
+              <w:top w:type="dxa" w:w="60"/>
+              <w:left w:type="dxa" w:w="100"/>
+              <w:bottom w:type="dxa" w:w="60"/>
+              <w:right w:type="dxa" w:w="100"/>
+            </w:tcMar>
+          </w:tcPr>
+          <w:p>
+            <w:pPr>
+              <w:spacing w:after="20" w:before="20"/>
+            </w:pPr>
+            <w:r>
+              <w:rPr>
+                <w:b/>
+                <w:bCs/>
+                <w:i/>
+                <w:iCs/>
+                <w:sz w:val="19"/>
+                <w:szCs w:val="19"/>
+              </w:rPr>
+              <w:t xml:space="preserve">Survival</w:t>
+            </w:r>
+            <w:r>
+              <w:rPr>
+                <w:sz w:val="19"/>
+                <w:szCs w:val="19"/>
+              </w:rPr>
+              <w:t xml:space="preserve"> </w:t>
+            </w:r>
+            <w:r>
+              <w:rPr>
+                <w:b/>
+                <w:bCs/>
+                <w:sz w:val="19"/>
+                <w:szCs w:val="19"/>
+              </w:rPr>
+              <w:t xml:space="preserve">(IISS) — highest-ranked in corpus</w:t>
+            </w:r>
+          </w:p>
+        </w:tc>
+        <w:tc>
+          <w:tcPr>
+            <w:tcW w:type="dxa" w:w="1560"/>
+            <w:tcMar>
+              <w:top w:type="dxa" w:w="60"/>
+              <w:left w:type="dxa" w:w="100"/>
+              <w:bottom w:type="dxa" w:w="60"/>
+              <w:right w:type="dxa" w:w="100"/>
+            </w:tcMar>
+          </w:tcPr>
+          <w:p>
+            <w:pPr>
+              <w:spacing w:after="20" w:before="20"/>
+            </w:pPr>
+            <w:r>
+              <w:rPr>
+                <w:sz w:val="19"/>
+                <w:szCs w:val="19"/>
+              </w:rPr>
+              <w:t xml:space="preserve">Expert assessment</w:t>
+            </w:r>
+          </w:p>
+        </w:tc>
+        <w:tc>
+          <w:tcPr>
+            <w:tcW w:type="dxa" w:w="1560"/>
+            <w:tcMar>
+              <w:top w:type="dxa" w:w="60"/>
+              <w:left w:type="dxa" w:w="100"/>
+              <w:bottom w:type="dxa" w:w="60"/>
+              <w:right w:type="dxa" w:w="100"/>
+            </w:tcMar>
+          </w:tcPr>
+          <w:p>
+            <w:pPr>
+              <w:spacing w:after="20" w:before="20"/>
+            </w:pPr>
+            <w:r>
+              <w:rPr>
+                <w:b/>
+                <w:bCs/>
+                <w:sz w:val="19"/>
+                <w:szCs w:val="19"/>
+              </w:rPr>
+              <w:t xml:space="preserve">"Defence dominating most of the time"</w:t>
+            </w:r>
+            <w:r>
+              <w:rPr>
+                <w:sz w:val="19"/>
+                <w:szCs w:val="19"/>
+              </w:rPr>
+              <w:t xml:space="preserve">; balance is dyad-conditional; Industroyer2 defeated</w:t>
+            </w:r>
+          </w:p>
+        </w:tc>
+        <w:tc>
+          <w:tcPr>
+            <w:tcW w:type="dxa" w:w="1560"/>
+            <w:tcMar>
+              <w:top w:type="dxa" w:w="60"/>
+              <w:left w:type="dxa" w:w="100"/>
+              <w:bottom w:type="dxa" w:w="60"/>
+              <w:right w:type="dxa" w:w="100"/>
+            </w:tcMar>
+          </w:tcPr>
+          <w:p>
+            <w:pPr>
+              <w:spacing w:after="20" w:before="20"/>
+            </w:pPr>
+            <w:r>
+              <w:rPr>
+                <w:sz w:val="19"/>
+                <w:szCs w:val="19"/>
+              </w:rPr>
+              <w:t xml:space="preserve">None</w:t>
+            </w:r>
+          </w:p>
+        </w:tc>
+        <w:tc>
+          <w:tcPr>
+            <w:tcW w:type="dxa" w:w="1560"/>
+            <w:tcMar>
+              <w:top w:type="dxa" w:w="60"/>
+              <w:left w:type="dxa" w:w="100"/>
+              <w:bottom w:type="dxa" w:w="60"/>
+              <w:right w:type="dxa" w:w="100"/>
+            </w:tcMar>
+          </w:tcPr>
+          <w:p>
+            <w:pPr>
+              <w:spacing w:after="20" w:before="20"/>
+            </w:pPr>
+            <w:r>
+              <w:rPr>
+                <w:sz w:val="19"/>
+                <w:szCs w:val="19"/>
+              </w:rPr>
+              <w:t xml:space="preserve">Time-bounded to Aug 2022</w:t>
+            </w:r>
+          </w:p>
+        </w:tc>
+      </w:tr>
+      <w:tr>
+        <w:trPr>
+          <w:tblHeader w:val="false"/>
+        </w:trPr>
+        <w:tc>
+          <w:tcPr>
+            <w:tcW w:type="dxa" w:w="1560"/>
+            <w:tcMar>
+              <w:top w:type="dxa" w:w="60"/>
+              <w:left w:type="dxa" w:w="100"/>
+              <w:bottom w:type="dxa" w:w="60"/>
+              <w:right w:type="dxa" w:w="100"/>
+            </w:tcMar>
+          </w:tcPr>
+          <w:p>
+            <w:pPr>
+              <w:spacing w:after="20" w:before="20"/>
+            </w:pPr>
+            <w:r>
+              <w:rPr>
+                <w:b/>
+                <w:bCs/>
+                <w:sz w:val="19"/>
+                <w:szCs w:val="19"/>
+              </w:rPr>
+              <w:t xml:space="preserve">Braccia (2025)</w:t>
+            </w:r>
+          </w:p>
+        </w:tc>
+        <w:tc>
+          <w:tcPr>
+            <w:tcW w:type="dxa" w:w="1560"/>
+            <w:tcMar>
+              <w:top w:type="dxa" w:w="60"/>
+              <w:left w:type="dxa" w:w="100"/>
+              <w:bottom w:type="dxa" w:w="60"/>
+              <w:right w:type="dxa" w:w="100"/>
+            </w:tcMar>
+          </w:tcPr>
+          <w:p>
+            <w:pPr>
+              <w:spacing w:after="20" w:before="20"/>
+            </w:pPr>
+            <w:r>
+              <w:rPr>
+                <w:sz w:val="19"/>
+                <w:szCs w:val="19"/>
+              </w:rPr>
+              <w:t xml:space="preserve">Authorea preprint</w:t>
+            </w:r>
+          </w:p>
+        </w:tc>
+        <w:tc>
+          <w:tcPr>
+            <w:tcW w:type="dxa" w:w="1560"/>
+            <w:tcMar>
+              <w:top w:type="dxa" w:w="60"/>
+              <w:left w:type="dxa" w:w="100"/>
+              <w:bottom w:type="dxa" w:w="60"/>
+              <w:right w:type="dxa" w:w="100"/>
+            </w:tcMar>
+          </w:tcPr>
+          <w:p>
+            <w:pPr>
+              <w:spacing w:after="20" w:before="20"/>
+            </w:pPr>
+            <w:r>
+              <w:rPr>
+                <w:sz w:val="19"/>
+                <w:szCs w:val="19"/>
+              </w:rPr>
+              <w:t xml:space="preserve">Grey-zone analysis</w:t>
+            </w:r>
+          </w:p>
+        </w:tc>
+        <w:tc>
+          <w:tcPr>
+            <w:tcW w:type="dxa" w:w="1560"/>
+            <w:tcMar>
+              <w:top w:type="dxa" w:w="60"/>
+              <w:left w:type="dxa" w:w="100"/>
+              <w:bottom w:type="dxa" w:w="60"/>
+              <w:right w:type="dxa" w:w="100"/>
+            </w:tcMar>
+          </w:tcPr>
+          <w:p>
+            <w:pPr>
+              <w:spacing w:after="20" w:before="20"/>
+            </w:pPr>
+            <w:r>
+              <w:rPr>
+                <w:sz w:val="19"/>
+                <w:szCs w:val="19"/>
+              </w:rPr>
+              <w:t xml:space="preserve">Sub-threshold calibration ⇒ </w:t>
+            </w:r>
+            <w:r>
+              <w:rPr>
+                <w:b/>
+                <w:bCs/>
+                <w:sz w:val="19"/>
+                <w:szCs w:val="19"/>
+              </w:rPr>
+              <w:t xml:space="preserve">H2, pre-positioning as deliberate non-signal</w:t>
+            </w:r>
+          </w:p>
+        </w:tc>
+        <w:tc>
+          <w:tcPr>
+            <w:tcW w:type="dxa" w:w="1560"/>
+            <w:tcMar>
+              <w:top w:type="dxa" w:w="60"/>
+              <w:left w:type="dxa" w:w="100"/>
+              <w:bottom w:type="dxa" w:w="60"/>
+              <w:right w:type="dxa" w:w="100"/>
+            </w:tcMar>
+          </w:tcPr>
+          <w:p>
+            <w:pPr>
+              <w:spacing w:after="20" w:before="20"/>
+            </w:pPr>
+            <w:r>
+              <w:rPr>
+                <w:sz w:val="19"/>
+                <w:szCs w:val="19"/>
+              </w:rPr>
+              <w:t xml:space="preserve">None</w:t>
+            </w:r>
+          </w:p>
+        </w:tc>
+        <w:tc>
+          <w:tcPr>
+            <w:tcW w:type="dxa" w:w="1560"/>
+            <w:tcMar>
+              <w:top w:type="dxa" w:w="60"/>
+              <w:left w:type="dxa" w:w="100"/>
+              <w:bottom w:type="dxa" w:w="60"/>
+              <w:right w:type="dxa" w:w="100"/>
+            </w:tcMar>
+          </w:tcPr>
+          <w:p>
+            <w:pPr>
+              <w:spacing w:after="20" w:before="20"/>
+            </w:pPr>
+            <w:r>
+              <w:rPr>
+                <w:b/>
+                <w:bCs/>
+                <w:sz w:val="19"/>
+                <w:szCs w:val="19"/>
+              </w:rPr>
+              <w:t xml:space="preserve">No affiliation, no review — do not cite for facts</w:t>
+            </w:r>
+          </w:p>
+        </w:tc>
+      </w:tr>
+      <w:tr>
+        <w:trPr>
+          <w:tblHeader w:val="false"/>
+        </w:trPr>
+        <w:tc>
+          <w:tcPr>
+            <w:tcW w:type="dxa" w:w="1560"/>
+            <w:tcMar>
+              <w:top w:type="dxa" w:w="60"/>
+              <w:left w:type="dxa" w:w="100"/>
+              <w:bottom w:type="dxa" w:w="60"/>
+              <w:right w:type="dxa" w:w="100"/>
+            </w:tcMar>
+          </w:tcPr>
+          <w:p>
+            <w:pPr>
+              <w:spacing w:after="20" w:before="20"/>
+            </w:pPr>
+            <w:r>
+              <w:rPr>
+                <w:b/>
+                <w:bCs/>
+                <w:sz w:val="19"/>
+                <w:szCs w:val="19"/>
+              </w:rPr>
+              <w:t xml:space="preserve">Dimitrov &amp; Andreev (2025)</w:t>
+            </w:r>
+          </w:p>
+        </w:tc>
+        <w:tc>
+          <w:tcPr>
+            <w:tcW w:type="dxa" w:w="1560"/>
+            <w:tcMar>
+              <w:top w:type="dxa" w:w="60"/>
+              <w:left w:type="dxa" w:w="100"/>
+              <w:bottom w:type="dxa" w:w="60"/>
+              <w:right w:type="dxa" w:w="100"/>
+            </w:tcMar>
+          </w:tcPr>
+          <w:p>
+            <w:pPr>
+              <w:spacing w:after="20" w:before="20"/>
+            </w:pPr>
+            <w:r>
+              <w:rPr>
+                <w:sz w:val="19"/>
+                <w:szCs w:val="19"/>
+              </w:rPr>
+              <w:t xml:space="preserve">Conference proceedings, RTU Press</w:t>
+            </w:r>
+          </w:p>
+        </w:tc>
+        <w:tc>
+          <w:tcPr>
+            <w:tcW w:type="dxa" w:w="1560"/>
+            <w:tcMar>
+              <w:top w:type="dxa" w:w="60"/>
+              <w:left w:type="dxa" w:w="100"/>
+              <w:bottom w:type="dxa" w:w="60"/>
+              <w:right w:type="dxa" w:w="100"/>
+            </w:tcMar>
+          </w:tcPr>
+          <w:p>
+            <w:pPr>
+              <w:spacing w:after="20" w:before="20"/>
+            </w:pPr>
+            <w:r>
+              <w:rPr>
+                <w:sz w:val="19"/>
+                <w:szCs w:val="19"/>
+              </w:rPr>
+              <w:t xml:space="preserve">Doctrinal case analysis</w:t>
+            </w:r>
+          </w:p>
+        </w:tc>
+        <w:tc>
+          <w:tcPr>
+            <w:tcW w:type="dxa" w:w="1560"/>
+            <w:tcMar>
+              <w:top w:type="dxa" w:w="60"/>
+              <w:left w:type="dxa" w:w="100"/>
+              <w:bottom w:type="dxa" w:w="60"/>
+              <w:right w:type="dxa" w:w="100"/>
+            </w:tcMar>
+          </w:tcPr>
+          <w:p>
+            <w:pPr>
+              <w:spacing w:after="20" w:before="20"/>
+            </w:pPr>
+            <w:r>
+              <w:rPr>
+                <w:sz w:val="19"/>
+                <w:szCs w:val="19"/>
+              </w:rPr>
+              <w:t xml:space="preserve">Explicit </w:t>
+            </w:r>
+            <w:r>
+              <w:rPr>
+                <w:b/>
+                <w:bCs/>
+                <w:sz w:val="19"/>
+                <w:szCs w:val="19"/>
+              </w:rPr>
+              <w:t xml:space="preserve">H1</w:t>
+            </w:r>
+            <w:r>
+              <w:rPr>
+                <w:sz w:val="19"/>
+                <w:szCs w:val="19"/>
+              </w:rPr>
+              <w:t xml:space="preserve">: pre-positioning "as a means of deterrence and coercion"; Guam/Taiwan targeting</w:t>
+            </w:r>
+          </w:p>
+        </w:tc>
+        <w:tc>
+          <w:tcPr>
+            <w:tcW w:type="dxa" w:w="1560"/>
+            <w:tcMar>
+              <w:top w:type="dxa" w:w="60"/>
+              <w:left w:type="dxa" w:w="100"/>
+              <w:bottom w:type="dxa" w:w="60"/>
+              <w:right w:type="dxa" w:w="100"/>
+            </w:tcMar>
+          </w:tcPr>
+          <w:p>
+            <w:pPr>
+              <w:spacing w:after="20" w:before="20"/>
+            </w:pPr>
+            <w:r>
+              <w:rPr>
+                <w:sz w:val="19"/>
+                <w:szCs w:val="19"/>
+              </w:rPr>
+              <w:t xml:space="preserve">Incidental</w:t>
+            </w:r>
+          </w:p>
+        </w:tc>
+        <w:tc>
+          <w:tcPr>
+            <w:tcW w:type="dxa" w:w="1560"/>
+            <w:tcMar>
+              <w:top w:type="dxa" w:w="60"/>
+              <w:left w:type="dxa" w:w="100"/>
+              <w:bottom w:type="dxa" w:w="60"/>
+              <w:right w:type="dxa" w:w="100"/>
+            </w:tcMar>
+          </w:tcPr>
+          <w:p>
+            <w:pPr>
+              <w:spacing w:after="20" w:before="20"/>
+            </w:pPr>
+            <w:r>
+              <w:rPr>
+                <w:sz w:val="19"/>
+                <w:szCs w:val="19"/>
+              </w:rPr>
+              <w:t xml:space="preserve">Concedes Guam forensics showed no sabotage</w:t>
+            </w:r>
+          </w:p>
+        </w:tc>
+      </w:tr>
+    </w:tbl>
+    <w:p>
+      <w:pPr>
+        <w:spacing w:after="160"/>
+      </w:pPr>
+      <w:r>
+        <w:t xml:space="preserve"/>
+      </w:r>
+    </w:p>
+    <w:p>
+      <w:pPr>
         <w:pBdr>
           <w:bottom w:val="single" w:color="BBBBBB" w:sz="6" w:space="1"/>
         </w:pBdr>
@@ -3932,36 +5765,55 @@
         <w:jc w:val="both"/>
       </w:pPr>
       <w:r>
-        <w:t xml:space="preserve">All four papers agree that cyber competition is </w:t>
-      </w:r>
-      <w:r>
-        <w:rPr>
-          <w:b/>
-          <w:bCs/>
-        </w:rPr>
-        <w:t xml:space="preserve">continuous rather than episodic</w:t>
-      </w:r>
-      <w:r>
-        <w:t xml:space="preserve">. Guttieri (2025) frames this through Cyber Persistence Theory — "cyber competition involves constant contact among competitors." Singh et al. (2025) periodise US–China competition into phases culminating in an "advanced phase (2015–2024)." Maschmeyer (2023) locates cyber operations in the register of subversion, which is by nature prolonged and covert. Butt &amp; Ulina (2026) describe a post-2022 "inflection point."</w:t>
-      </w:r>
-    </w:p>
-    <w:p>
-      <w:pPr>
-        <w:spacing w:after="140" w:line="300"/>
-        <w:jc w:val="both"/>
-      </w:pPr>
-      <w:r>
-        <w:t xml:space="preserve">All four also agree that </w:t>
-      </w:r>
-      <w:r>
-        <w:rPr>
-          <w:b/>
-          <w:bCs/>
-        </w:rPr>
-        <w:t xml:space="preserve">critical infrastructure is the contested object</w:t>
-      </w:r>
-      <w:r>
-        <w:t xml:space="preserve">, and that the civil–military boundary is where strategic effect is generated.</w:t>
+        <w:t xml:space="preserve">Across the sixteen fully-extracted papers, three propositions command near-universal assent.</w:t>
+      </w:r>
+    </w:p>
+    <w:p>
+      <w:pPr>
+        <w:spacing w:after="140" w:line="300"/>
+        <w:jc w:val="both"/>
+      </w:pPr>
+      <w:r>
+        <w:rPr>
+          <w:b/>
+          <w:bCs/>
+        </w:rPr>
+        <w:t xml:space="preserve">Cyber competition is continuous rather than episodic.</w:t>
+      </w:r>
+      <w:r>
+        <w:t xml:space="preserve"> Guttieri (2025) frames this through Cyber Persistence Theory — "cyber competition involves constant contact among competitors"; Sullivan (2025) traces the 2018 US doctrinal shift from deterrence to persistent engagement; Singh et al. (2025) periodise US–China competition into phases; Maschmeyer (2023) locates cyber operations in the register of subversion, prolonged by nature.</w:t>
+      </w:r>
+    </w:p>
+    <w:p>
+      <w:pPr>
+        <w:spacing w:after="140" w:line="300"/>
+        <w:jc w:val="both"/>
+      </w:pPr>
+      <w:r>
+        <w:rPr>
+          <w:b/>
+          <w:bCs/>
+        </w:rPr>
+        <w:t xml:space="preserve">Critical infrastructure is the contested object</w:t>
+      </w:r>
+      <w:r>
+        <w:t xml:space="preserve">, and the civil–military seam is where strategic effect is generated (Guttieri, 2025; Kabir et al., 2026; Codreanu, 2025).</w:t>
+      </w:r>
+    </w:p>
+    <w:p>
+      <w:pPr>
+        <w:spacing w:after="140" w:line="300"/>
+        <w:jc w:val="both"/>
+      </w:pPr>
+      <w:r>
+        <w:rPr>
+          <w:b/>
+          <w:bCs/>
+        </w:rPr>
+        <w:t xml:space="preserve">Pre-positioning is analytically distinct from espionage.</w:t>
+      </w:r>
+      <w:r>
+        <w:t xml:space="preserve"> Guttieri (2025), Codreanu (2025), Dimitrov and Andreev (2025) and Braccia (2025) all separate persistent access for future disruption from collection for intelligence — though, as §3 shows, they disagree sharply about what the distinction implies.</w:t>
       </w:r>
     </w:p>
     <w:p>
@@ -3984,1592 +5836,10 @@
           <w:b/>
           <w:bCs/>
         </w:rPr>
-        <w:t xml:space="preserve">On the utility of offence–defence theory.</w:t>
-      </w:r>
-      <w:r>
-        <w:t xml:space="preserve"> This is the sharpest division, and it is mostly a division by silence. Maschmeyer (2023) is the only author to engage the concept directly, and he rejects it:</w:t>
-      </w:r>
-    </w:p>
-    <w:p>
-      <w:pPr>
-        <w:pBdr>
-          <w:left w:val="single" w:color="7A93AC" w:sz="12" w:space="8"/>
-        </w:pBdr>
-        <w:spacing w:after="140" w:before="140"/>
-        <w:ind w:left="480" w:right="360"/>
-      </w:pPr>
-      <w:r>
-        <w:rPr>
-          <w:i/>
-          <w:iCs/>
-          <w:sz w:val="21"/>
-          <w:szCs w:val="21"/>
-        </w:rPr>
-        <w:t xml:space="preserve">"Conventional wisdom attempts to explain this paradox militarily through offense–defense theory, diagnosing a strong offensive advantage for cyber weapons. This theory faces significant theoretical and empirical challenges, however."</w:t>
-      </w:r>
-    </w:p>
-    <w:p>
-      <w:pPr>
-        <w:spacing w:after="140" w:line="300"/>
-        <w:jc w:val="both"/>
-      </w:pPr>
-      <w:r>
-        <w:t xml:space="preserve">Butt &amp; Ulina (2026) assert an offensive advantage — "that's where the defenders are behind" — without engaging the theory that would license the claim. Guttieri (2025) neither affirms nor denies it, but her policy conclusion (deterrence by denial over deterrence by punishment) presupposes that defence is </w:t>
-      </w:r>
-      <w:r>
-        <w:rPr>
-          <w:i/>
-          <w:iCs/>
-        </w:rPr>
-        <w:t xml:space="preserve">achievable</w:t>
-      </w:r>
-      <w:r>
-        <w:t xml:space="preserve">, which cuts against strong offence-dominance.</w:t>
-      </w:r>
-    </w:p>
-    <w:p>
-      <w:pPr>
-        <w:spacing w:after="140" w:line="300"/>
-        <w:jc w:val="both"/>
-      </w:pPr>
-      <w:r>
-        <w:rPr>
-          <w:b/>
-          <w:bCs/>
-        </w:rPr>
-        <w:t xml:space="preserve">On what pre-positioning means.</w:t>
-      </w:r>
-      <w:r>
-        <w:t xml:space="preserve"> Guttieri (2025) reads Volt Typhoon as preparation for conflict, endorsing Nakasone's assessment. Singh et al. (2025) report, without adjudicating, the PRC's counter-claim that Volt Typhoon is a US fabrication and that the US itself operates the MARBLE toolkit to erase digital footprints. These are not compatible readings, and the disagreement is itself analytically significant.</w:t>
-      </w:r>
-    </w:p>
-    <w:p>
-      <w:pPr>
-        <w:pStyle w:val="Heading2"/>
-        <w:keepNext/>
-        <w:spacing w:after="140" w:before="240"/>
-      </w:pPr>
-      <w:r>
-        <w:t xml:space="preserve">2.3 Competing explanations for the capability–vulnerability paradox</w:t>
-      </w:r>
-    </w:p>
-    <w:p>
-      <w:pPr>
-        <w:spacing w:after="140" w:line="300"/>
-        <w:jc w:val="both"/>
-      </w:pPr>
-      <w:r>
-        <w:t xml:space="preserve">The corpus contains at least three:</w:t>
-      </w:r>
-    </w:p>
-    <w:p>
-      <w:pPr>
-        <w:pStyle w:val="ListParagraph"/>
-        <w:numPr>
-          <w:ilvl w:val="0"/>
-          <w:numId w:val="2"/>
-        </w:numPr>
-        <w:spacing w:after="60"/>
-      </w:pPr>
-      <w:r>
-        <w:rPr>
-          <w:b/>
-          <w:bCs/>
-        </w:rPr>
-        <w:t xml:space="preserve">Offence dominance</w:t>
-      </w:r>
-      <w:r>
-        <w:t xml:space="preserve"> — the militarised reading, reported and rejected by</w:t>
-      </w:r>
-    </w:p>
-    <w:p>
-      <w:pPr>
-        <w:spacing w:after="140" w:line="300"/>
-        <w:jc w:val="both"/>
-      </w:pPr>
-      <w:r>
-        <w:t xml:space="preserve">Maschmeyer (2023).</w:t>
-      </w:r>
-    </w:p>
-    <w:p>
-      <w:pPr>
-        <w:pStyle w:val="ListParagraph"/>
-        <w:numPr>
-          <w:ilvl w:val="0"/>
-          <w:numId w:val="2"/>
-        </w:numPr>
-        <w:spacing w:after="60"/>
-      </w:pPr>
-      <w:r>
-        <w:rPr>
-          <w:b/>
-          <w:bCs/>
-        </w:rPr>
-        <w:t xml:space="preserve">Reverse structural power</w:t>
-      </w:r>
-      <w:r>
-        <w:t xml:space="preserve"> — Maschmeyer's own: the more central an actor's</w:t>
-      </w:r>
-    </w:p>
-    <w:p>
-      <w:pPr>
-        <w:spacing w:after="140" w:line="300"/>
-        <w:jc w:val="both"/>
-      </w:pPr>
-      <w:r>
-        <w:t xml:space="preserve">structural position, the more harm subversion can inflict by reversing it.</w:t>
-      </w:r>
-    </w:p>
-    <w:p>
-      <w:pPr>
-        <w:pStyle w:val="ListParagraph"/>
-        <w:numPr>
-          <w:ilvl w:val="0"/>
-          <w:numId w:val="2"/>
-        </w:numPr>
-        <w:spacing w:after="60"/>
-      </w:pPr>
-      <w:r>
-        <w:rPr>
-          <w:b/>
-          <w:bCs/>
-        </w:rPr>
-        <w:t xml:space="preserve">Resilience deficit</w:t>
-      </w:r>
-      <w:r>
-        <w:t xml:space="preserve"> — Guttieri's: vulnerability follows from treating resilience</w:t>
-      </w:r>
-    </w:p>
-    <w:p>
-      <w:pPr>
-        <w:spacing w:after="140" w:line="300"/>
-        <w:jc w:val="both"/>
-      </w:pPr>
-      <w:r>
-        <w:t xml:space="preserve">as a static IT function rather than an operational capability.</w:t>
-      </w:r>
-    </w:p>
-    <w:p>
-      <w:pPr>
-        <w:spacing w:after="140" w:line="300"/>
-        <w:jc w:val="both"/>
-      </w:pPr>
-      <w:r>
-        <w:t xml:space="preserve">These are not merely different answers; they imply different dependent variables.</w:t>
-      </w:r>
-    </w:p>
-    <w:p>
-      <w:pPr>
-        <w:pStyle w:val="Heading2"/>
-        <w:keepNext/>
-        <w:spacing w:after="140" w:before="240"/>
-      </w:pPr>
-      <w:r>
-        <w:t xml:space="preserve">2.4 Methodological differences</w:t>
-      </w:r>
-    </w:p>
-    <w:p>
-      <w:pPr>
-        <w:spacing w:after="140" w:line="300"/>
-        <w:jc w:val="both"/>
-      </w:pPr>
-      <w:r>
-        <w:t xml:space="preserve">The corpus divides into </w:t>
-      </w:r>
-      <w:r>
-        <w:rPr>
-          <w:b/>
-          <w:bCs/>
-        </w:rPr>
-        <w:t xml:space="preserve">theory-building with illustrative cases</w:t>
-      </w:r>
-      <w:r>
-        <w:t xml:space="preserve"> (Maschmeyer's self-described plausibility probe; Guttieri's case vignettes) and </w:t>
-      </w:r>
-      <w:r>
-        <w:rPr>
-          <w:b/>
-          <w:bCs/>
-        </w:rPr>
-        <w:t xml:space="preserve">secondary-source synthesis</w:t>
-      </w:r>
-      <w:r>
-        <w:t xml:space="preserve"> (Singh et al.; Butt &amp; Ulina). Nothing in the fully-extracted set employs inferential statistics, formal modelling, process tracing with archival sources, or elite interviews. No paper tests a hypothesis against variation on the outcome.</w:t>
-      </w:r>
-    </w:p>
-    <w:p>
-      <w:pPr>
-        <w:pStyle w:val="Heading2"/>
-        <w:keepNext/>
-        <w:spacing w:after="140" w:before="240"/>
-      </w:pPr>
-      <w:r>
-        <w:t xml:space="preserve">2.5 Evolution of the debate</w:t>
-      </w:r>
-    </w:p>
-    <w:p>
-      <w:pPr>
-        <w:spacing w:after="140" w:line="300"/>
-        <w:jc w:val="both"/>
-      </w:pPr>
-      <w:r>
-        <w:t xml:space="preserve">A chronology is visible even in four papers. Maschmeyer (2022/23) writes against the militarisation of cyber theory. Singh et al. (2025) and Guttieri (2025) write after Volt Typhoon's 2023 attribution, and both treat infrastructure pre-positioning as central. Butt &amp; Ulina (2026) write after generative AI's diffusion and foreground AI-enabled operations. </w:t>
-      </w:r>
-      <w:r>
-        <w:rPr>
-          <w:b/>
-          <w:bCs/>
-        </w:rPr>
-        <w:t xml:space="preserve">The debate has moved from "is cyber war?" to "what is persistent access for?" — but has not yet absorbed the autonomy question.</w:t>
-      </w:r>
-    </w:p>
-    <w:p>
-      <w:pPr>
-        <w:pBdr>
-          <w:bottom w:val="single" w:color="BBBBBB" w:sz="6" w:space="1"/>
-        </w:pBdr>
-        <w:spacing w:after="120" w:before="120"/>
-      </w:pPr>
-      <w:r>
-        <w:t xml:space="preserve"/>
-      </w:r>
-    </w:p>
-    <w:p>
-      <w:pPr>
-        <w:pStyle w:val="Heading1"/>
-        <w:keepNext/>
-        <w:spacing w:after="140" w:before="360"/>
-      </w:pPr>
-      <w:r>
-        <w:t xml:space="preserve">3. Thematic Literature Review</w:t>
-      </w:r>
-    </w:p>
-    <w:p>
-      <w:pPr>
-        <w:pStyle w:val="Heading2"/>
-        <w:keepNext/>
-        <w:spacing w:after="140" w:before="240"/>
-      </w:pPr>
-      <w:r>
-        <w:t xml:space="preserve">Theme 1 — Is the offence–defence balance the right frame for cyber?</w:t>
-      </w:r>
-    </w:p>
-    <w:p>
-      <w:pPr>
-        <w:spacing w:after="140" w:line="300"/>
-        <w:jc w:val="both"/>
-      </w:pPr>
-      <w:r>
-        <w:rPr>
-          <w:b/>
-          <w:bCs/>
-        </w:rPr>
-        <w:t xml:space="preserve">The debate.</w:t>
-      </w:r>
-      <w:r>
-        <w:t xml:space="preserve"> Offence–defence theory holds that the relative ease of attack versus defence shapes conflict likelihood. Applied to cyber, it has generated a durable conventional wisdom of offence dominance. Maschmeyer (2023) reports this position — citing Betz and Stevens, Lynn, and Nye — and rejects it, holding that the theory "faces significant theoretical and empirical challenges" and, more fundamentally, that "military affairs are precisely not where cyber operations have been most relevant."</w:t>
-      </w:r>
-    </w:p>
-    <w:p>
-      <w:pPr>
-        <w:spacing w:after="140" w:line="300"/>
-        <w:jc w:val="both"/>
-      </w:pPr>
-      <w:r>
-        <w:rPr>
-          <w:b/>
-          <w:bCs/>
-        </w:rPr>
-        <w:t xml:space="preserve">Comparison.</w:t>
-      </w:r>
-      <w:r>
-        <w:t xml:space="preserve"> Maschmeyer's alternative is that cyber operations are means of subversion, which reverse structural power rather than deliver military effect. Guttieri (2025) does not contest the offence–defence frame explicitly but implicitly resists offence-dominance: her entire argument is that resilience can deny adversaries their objectives. Butt &amp; Ulina (2026) assert offence-dominance flatly, without theory.</w:t>
-      </w:r>
-    </w:p>
-    <w:p>
-      <w:pPr>
-        <w:spacing w:after="140" w:line="300"/>
-        <w:jc w:val="both"/>
-      </w:pPr>
-      <w:r>
-        <w:rPr>
-          <w:b/>
-          <w:bCs/>
-        </w:rPr>
-        <w:t xml:space="preserve">Strength of evidence.</w:t>
-      </w:r>
-      <w:r>
-        <w:t xml:space="preserve"> Weak in this corpus. Maschmeyer's rejection is theoretically argued but empirically rests on one plausibility probe. Butt &amp; Ulina's affirmation rests on vendor-sourced trend data (IBM, Verizon, Cybersecurity Ventures) with no discussion of vendor reporting incentives and no limitations section.</w:t>
-      </w:r>
-    </w:p>
-    <w:p>
-      <w:pPr>
-        <w:spacing w:after="140" w:line="300"/>
-        <w:jc w:val="both"/>
-      </w:pPr>
-      <w:r>
-        <w:rPr>
-          <w:b/>
-          <w:bCs/>
-        </w:rPr>
-        <w:t xml:space="preserve">A directional claim, and it favours defence.</w:t>
-      </w:r>
-      <w:r>
-        <w:t xml:space="preserve"> Pokorny (2026) reports Lindsay's (2013) position:</w:t>
-      </w:r>
-    </w:p>
-    <w:p>
-      <w:pPr>
-        <w:pBdr>
-          <w:left w:val="single" w:color="7A93AC" w:sz="12" w:space="8"/>
-        </w:pBdr>
-        <w:spacing w:after="140" w:before="140"/>
-        <w:ind w:left="480" w:right="360"/>
-      </w:pPr>
-      <w:r>
-        <w:rPr>
-          <w:i/>
-          <w:iCs/>
-          <w:sz w:val="21"/>
-          <w:szCs w:val="21"/>
-        </w:rPr>
-        <w:t xml:space="preserve">"the more technically sophisticated the target, the more difficult it is to achieve a decisive cyber effect, because sophisticated defenders are better able to detect and mitigate intrusions. This 'offense-defense balance' in cyberspace, Lindsay contends, </w:t>
-      </w:r>
-      <w:r>
-        <w:rPr>
-          <w:b/>
-          <w:bCs/>
-          <w:i/>
-          <w:iCs/>
-          <w:sz w:val="21"/>
-          <w:szCs w:val="21"/>
-        </w:rPr>
-        <w:t xml:space="preserve">favors defense at the strategic level</w:t>
-      </w:r>
-      <w:r>
-        <w:rPr>
-          <w:i/>
-          <w:iCs/>
-          <w:sz w:val="21"/>
-          <w:szCs w:val="21"/>
-        </w:rPr>
-        <w:t xml:space="preserve">, even if individual tactical attacks may succeed."</w:t>
-      </w:r>
-    </w:p>
-    <w:p>
-      <w:pPr>
-        <w:spacing w:after="140" w:line="300"/>
-        <w:jc w:val="both"/>
-      </w:pPr>
-      <w:r>
-        <w:rPr>
-          <w:b/>
-          <w:bCs/>
-        </w:rPr>
-        <w:t xml:space="preserve">This is the only explicit statement in the corpus about which way the balance tilts, and it contradicts the offence-dominance intuition.</w:t>
-      </w:r>
-      <w:r>
-        <w:t xml:space="preserve"> It converges with two other corpus findings: agentic AI is overwhelmingly defence-facing (Yigit et al., 2025), and fully autonomous offence remains "largely theoretical" (Butt &amp; Ulina, 2026).</w:t>
-      </w:r>
-    </w:p>
-    <w:p>
-      <w:pPr>
-        <w:spacing w:after="140" w:line="300"/>
-        <w:jc w:val="both"/>
-      </w:pPr>
-      <w:r>
-        <w:t xml:space="preserve">Two cautions. Lindsay (2013) is </w:t>
-      </w:r>
-      <w:r>
-        <w:rPr>
-          <w:b/>
-          <w:bCs/>
-        </w:rPr>
-        <w:t xml:space="preserve">not in the corpus</w:t>
-      </w:r>
-      <w:r>
-        <w:t xml:space="preserve"> — this is Pokorny's characterisation, and it must be verified against the original before it bears weight. And Pokorny's monograph is self-published, built on 16 unclassified sources, and is itself an </w:t>
-      </w:r>
-      <w:r>
-        <w:rPr>
-          <w:i/>
-          <w:iCs/>
-        </w:rPr>
-        <w:t xml:space="preserve">offensive targeting</w:t>
-      </w:r>
-      <w:r>
-        <w:t xml:space="preserve"> document, i.e. a primary source expressing a policy position rather than a neutral analysis.</w:t>
-      </w:r>
-    </w:p>
-    <w:p>
-      <w:pPr>
-        <w:spacing w:after="140" w:line="300"/>
-        <w:jc w:val="both"/>
-      </w:pPr>
-      <w:r>
-        <w:rPr>
-          <w:b/>
-          <w:bCs/>
-        </w:rPr>
-        <w:t xml:space="preserve">Unresolved.</w:t>
-      </w:r>
-      <w:r>
-        <w:t xml:space="preserve"> The corpus contains </w:t>
-      </w:r>
-      <w:r>
-        <w:rPr>
-          <w:b/>
-          <w:bCs/>
-        </w:rPr>
-        <w:t xml:space="preserve">no paper that measures or operationalises the cyber offence–defence balance.</w:t>
-      </w:r>
-      <w:r>
-        <w:t xml:space="preserve"> The canonical treatment (Slayton, 2017, </w:t>
-      </w:r>
-      <w:r>
-        <w:rPr>
-          <w:i/>
-          <w:iCs/>
-        </w:rPr>
-        <w:t xml:space="preserve">International Security</w:t>
-      </w:r>
-      <w:r>
-        <w:t xml:space="preserve">) appears only as a citation </w:t>
-      </w:r>
-      <w:r>
-        <w:rPr>
-          <w:i/>
-          <w:iCs/>
-        </w:rPr>
-        <w:t xml:space="preserve">within</w:t>
-      </w:r>
-      <w:r>
-        <w:t xml:space="preserve"> Maschmeyer's bibliography. This is a corpus limitation, and it must be declared.</w:t>
-      </w:r>
-    </w:p>
-    <w:p>
-      <w:pPr>
-        <w:spacing w:after="140" w:line="300"/>
-        <w:jc w:val="both"/>
-      </w:pPr>
-      <w:r>
-        <w:rPr>
-          <w:b/>
-          <w:bCs/>
-        </w:rPr>
-        <w:t xml:space="preserve">The only wartime empirical judgement, and it favours defence.</w:t>
-      </w:r>
-      <w:r>
-        <w:t xml:space="preserve"> Willett (2022), in </w:t>
-      </w:r>
-      <w:r>
-        <w:rPr>
-          <w:i/>
-          <w:iCs/>
-        </w:rPr>
-        <w:t xml:space="preserve">Survival</w:t>
-      </w:r>
-      <w:r>
-        <w:t xml:space="preserve"> — IISS, the corpus's highest-ranked venue — assesses the Russia–Ukraine war:</w:t>
-      </w:r>
-    </w:p>
-    <w:p>
-      <w:pPr>
-        <w:pBdr>
-          <w:left w:val="single" w:color="7A93AC" w:sz="12" w:space="8"/>
-        </w:pBdr>
-        <w:spacing w:after="140" w:before="140"/>
-        <w:ind w:left="480" w:right="360"/>
-      </w:pPr>
-      <w:r>
-        <w:rPr>
-          <w:i/>
-          <w:iCs/>
-          <w:sz w:val="21"/>
-          <w:szCs w:val="21"/>
-        </w:rPr>
-        <w:t xml:space="preserve">"a sustained Russian campaign to hack into and disrupt Ukraine's critical national infrastructure, resulting in </w:t>
-      </w:r>
-      <w:r>
-        <w:rPr>
-          <w:b/>
-          <w:bCs/>
-          <w:i/>
-          <w:iCs/>
-          <w:sz w:val="21"/>
-          <w:szCs w:val="21"/>
-        </w:rPr>
-        <w:t xml:space="preserve">intense sparring between offence and defence, but with defence dominating most of the time</w:t>
-      </w:r>
-      <w:r>
-        <w:rPr>
-          <w:i/>
-          <w:iCs/>
-          <w:sz w:val="21"/>
-          <w:szCs w:val="21"/>
-        </w:rPr>
-        <w:t xml:space="preserve">, given its access to good intelligence and top-class cyber-security expertise."</w:t>
-      </w:r>
-    </w:p>
-    <w:p>
-      <w:pPr>
-        <w:spacing w:after="140" w:line="300"/>
-        <w:jc w:val="both"/>
-      </w:pPr>
-      <w:r>
-        <w:rPr>
-          <w:b/>
-          <w:bCs/>
-        </w:rPr>
-        <w:t xml:space="preserve">And the balance is dyad-conditional, not technology-determined:</w:t>
-      </w:r>
-    </w:p>
-    <w:p>
-      <w:pPr>
-        <w:pBdr>
-          <w:left w:val="single" w:color="7A93AC" w:sz="12" w:space="8"/>
-        </w:pBdr>
-        <w:spacing w:after="140" w:before="140"/>
-        <w:ind w:left="480" w:right="360"/>
-      </w:pPr>
-      <w:r>
-        <w:rPr>
-          <w:i/>
-          <w:iCs/>
-          <w:sz w:val="21"/>
-          <w:szCs w:val="21"/>
-        </w:rPr>
-        <w:t xml:space="preserve">"a cyber conflict between Russia and a state with weaker cyber security than Ukraine, or one between NATO and Russia (or China), would perhaps see </w:t>
-      </w:r>
-      <w:r>
-        <w:rPr>
-          <w:b/>
-          <w:bCs/>
-          <w:i/>
-          <w:iCs/>
-          <w:sz w:val="21"/>
-          <w:szCs w:val="21"/>
-        </w:rPr>
-        <w:t xml:space="preserve">a different balance between offence and defence</w:t>
-      </w:r>
-      <w:r>
-        <w:rPr>
-          <w:i/>
-          <w:iCs/>
-          <w:sz w:val="21"/>
-          <w:szCs w:val="21"/>
-        </w:rPr>
-        <w:t xml:space="preserve">."</w:t>
-      </w:r>
-    </w:p>
-    <w:p>
-      <w:pPr>
-        <w:spacing w:after="140" w:line="300"/>
-        <w:jc w:val="both"/>
-      </w:pPr>
-      <w:r>
-        <w:rPr>
-          <w:b/>
-          <w:bCs/>
-        </w:rPr>
-        <w:t xml:space="preserve">This is the most consequential theoretical point in the corpus.</w:t>
-      </w:r>
-      <w:r>
-        <w:t xml:space="preserve"> The balance is not a property of the technology but of the </w:t>
-      </w:r>
-      <w:r>
-        <w:rPr>
-          <w:i/>
-          <w:iCs/>
-        </w:rPr>
-        <w:t xml:space="preserve">pairing</w:t>
-      </w:r>
-      <w:r>
-        <w:t xml:space="preserve"> — specifically of defender capability and the assistance available to it. Ukraine's defence was carried by US and UK agencies and by Microsoft, Google and Cisco; a differently resourced defender yields a different balance with identical offensive technology.</w:t>
-      </w:r>
-    </w:p>
-    <w:p>
-      <w:pPr>
-        <w:spacing w:after="140" w:line="300"/>
-        <w:jc w:val="both"/>
-      </w:pPr>
-      <w:r>
-        <w:rPr>
-          <w:b/>
-          <w:bCs/>
-        </w:rPr>
-        <w:t xml:space="preserve">It therefore reframes the research question.</w:t>
-      </w:r>
-      <w:r>
-        <w:t xml:space="preserve"> "Does AI autonomy favour offence or defence?" is malformed. The answerable question is: </w:t>
-      </w:r>
-      <w:r>
-        <w:rPr>
-          <w:b/>
-          <w:bCs/>
-        </w:rPr>
-        <w:t xml:space="preserve">which side is better positioned to absorb autonomy, under what conditions?</w:t>
-      </w:r>
-      <w:r>
-        <w:t xml:space="preserve"> On corpus evidence — defence-facing agentic AI (Yigit et al., 2025), offensive autonomy "largely theoretical" (Butt &amp; Ulina, 2026), Lindsay's sophistication paradox (via Pokorny, 2026), and Willett's wartime judgement — the answer currently leans defender, </w:t>
-      </w:r>
-      <w:r>
-        <w:rPr>
-          <w:i/>
-          <w:iCs/>
-        </w:rPr>
-        <w:t xml:space="preserve">for well-resourced defenders</w:t>
-      </w:r>
-      <w:r>
-        <w:t xml:space="preserve">. The distributional implication is that autonomy widens the gap between capable and incapable defenders rather than shifting a single global balance.</w:t>
-      </w:r>
-    </w:p>
-    <w:p>
-      <w:pPr>
-        <w:spacing w:after="140" w:line="300"/>
-        <w:jc w:val="both"/>
-      </w:pPr>
-      <w:r>
-        <w:rPr>
-          <w:b/>
-          <w:bCs/>
-        </w:rPr>
-        <w:t xml:space="preserve">Synthesis.</w:t>
-      </w:r>
-      <w:r>
-        <w:t xml:space="preserve"> For the RQ, the significance is that the offence–defence frame is contested at its foundation </w:t>
-      </w:r>
-      <w:r>
-        <w:rPr>
-          <w:i/>
-          <w:iCs/>
-        </w:rPr>
-        <w:t xml:space="preserve">and</w:t>
-      </w:r>
-      <w:r>
-        <w:t xml:space="preserve"> at its direction. The corpus contains one author rejecting the frame entirely (Maschmeyer, 2023), one asserting offence-dominance without argument (Butt &amp; Ulina, 2026), and one reporting a defence-favouring position (Lindsay, via Pokorny, 2026). </w:t>
-      </w:r>
-      <w:r>
-        <w:rPr>
-          <w:b/>
-          <w:bCs/>
-        </w:rPr>
-        <w:t xml:space="preserve">A study asking how AI "shifts the balance" must therefore establish which baseline it is shifting from — and the corpus does not settle that.</w:t>
-      </w:r>
-      <w:r>
-        <w:t xml:space="preserve"> A study asking how AI autonomy </w:t>
-      </w:r>
-      <w:r>
-        <w:rPr>
-          <w:i/>
-          <w:iCs/>
-        </w:rPr>
-        <w:t xml:space="preserve">shifts</w:t>
-      </w:r>
-      <w:r>
-        <w:t xml:space="preserve"> the balance must first defend the claim that there is a balance worth measuring — or reframe the dependent variable in terms the corpus better supports, such as the cost and credibility of persistent access.</w:t>
-      </w:r>
-    </w:p>
-    <w:p>
-      <w:pPr>
-        <w:pStyle w:val="Heading2"/>
-        <w:keepNext/>
-        <w:spacing w:after="140" w:before="240"/>
-      </w:pPr>
-      <w:r>
-        <w:t xml:space="preserve">Theme 2 — Pre-positioning: espionage, preparation, or signal?</w:t>
-      </w:r>
-    </w:p>
-    <w:p>
-      <w:pPr>
-        <w:spacing w:after="140" w:line="300"/>
-        <w:jc w:val="both"/>
-      </w:pPr>
-      <w:r>
-        <w:rPr>
-          <w:b/>
-          <w:bCs/>
-        </w:rPr>
-        <w:t xml:space="preserve">The debate.</w:t>
-      </w:r>
-      <w:r>
-        <w:t xml:space="preserve"> Persistent access to critical infrastructure is observationally ambiguous. The same implant supports intelligence collection, attack preparation, and coercive signalling. Guttieri (2025) makes the ambiguity her subject.</w:t>
-      </w:r>
-    </w:p>
-    <w:p>
-      <w:pPr>
-        <w:spacing w:after="140" w:line="300"/>
-        <w:jc w:val="both"/>
-      </w:pPr>
-      <w:r>
-        <w:rPr>
-          <w:b/>
-          <w:bCs/>
-        </w:rPr>
-        <w:t xml:space="preserve">Guttieri's mechanism.</w:t>
-      </w:r>
-      <w:r>
-        <w:t xml:space="preserve"> Pre-positioned actors "maintain a portfolio of future options… escalating the attack, disrupting services, conducting surveillance, or withdrawing." Over time they "accumulate a form of latent power on the network."</w:t>
-      </w:r>
-    </w:p>
-    <w:p>
-      <w:pPr>
-        <w:spacing w:after="140" w:line="300"/>
-        <w:jc w:val="both"/>
-      </w:pPr>
-      <w:r>
-        <w:rPr>
-          <w:b/>
-          <w:bCs/>
-        </w:rPr>
-        <w:t xml:space="preserve">Guttieri's decision rule.</w:t>
-      </w:r>
-      <w:r>
-        <w:t xml:space="preserve"> Reporting Nakasone and Lewis, she concludes: "when persistent access offers low intelligence gain but high leverage, it likely reflects preparation for conflict." This is the corpus's clearest analytical criterion for distinguishing espionage from signalling.</w:t>
-      </w:r>
-    </w:p>
-    <w:p>
-      <w:pPr>
-        <w:spacing w:after="140" w:line="300"/>
-        <w:jc w:val="both"/>
-      </w:pPr>
-      <w:r>
-        <w:rPr>
-          <w:b/>
-          <w:bCs/>
-        </w:rPr>
-        <w:t xml:space="preserve">Counter-position.</w:t>
-      </w:r>
-      <w:r>
-        <w:t xml:space="preserve"> Singh et al. (2025) record that the PRC denies the campaign entirely, and reciprocally accuses the US. Where attribution is contested, the signal's </w:t>
-      </w:r>
-      <w:r>
-        <w:rPr>
-          <w:i/>
-          <w:iCs/>
-        </w:rPr>
-        <w:t xml:space="preserve">receipt</w:t>
-      </w:r>
-      <w:r>
-        <w:t xml:space="preserve"> is contested, which is a condition for signalling failure.</w:t>
-      </w:r>
-    </w:p>
-    <w:p>
-      <w:pPr>
-        <w:spacing w:after="140" w:line="300"/>
-        <w:jc w:val="both"/>
-      </w:pPr>
-      <w:r>
-        <w:rPr>
-          <w:b/>
-          <w:bCs/>
-        </w:rPr>
-        <w:t xml:space="preserve">Strength of evidence.</w:t>
-      </w:r>
-      <w:r>
-        <w:t xml:space="preserve"> Guttieri's rule is inferential, resting on the public statements of two US officials — sources with an institutional stake in the interpretation. This is not a weakness she conceals, but it is a weakness.</w:t>
-      </w:r>
-    </w:p>
-    <w:p>
-      <w:pPr>
-        <w:spacing w:after="140" w:line="300"/>
-        <w:jc w:val="both"/>
-      </w:pPr>
-      <w:r>
-        <w:rPr>
-          <w:b/>
-          <w:bCs/>
-        </w:rPr>
-        <w:t xml:space="preserve">The negative case.</w:t>
-      </w:r>
-      <w:r>
-        <w:t xml:space="preserve"> Codreanu (2025) supplies the corpus's only instance of pre-positioning followed by non-use, and it is decisive for the theme:</w:t>
-      </w:r>
-    </w:p>
-    <w:p>
-      <w:pPr>
-        <w:pBdr>
-          <w:left w:val="single" w:color="7A93AC" w:sz="12" w:space="8"/>
-        </w:pBdr>
-        <w:spacing w:after="140" w:before="140"/>
-        <w:ind w:left="480" w:right="360"/>
-      </w:pPr>
-      <w:r>
-        <w:rPr>
-          <w:i/>
-          <w:iCs/>
-          <w:sz w:val="21"/>
-          <w:szCs w:val="21"/>
-        </w:rPr>
-        <w:t xml:space="preserve">"In 2018, Washington accused Russia of infiltrating multiple sectors of US critical infrastructure, including nuclear facilities, energy, aviation, and even water supply networks (Lonergan &amp; Poznansky 2025). </w:t>
-      </w:r>
-      <w:r>
-        <w:rPr>
-          <w:b/>
-          <w:bCs/>
-          <w:i/>
-          <w:iCs/>
-          <w:sz w:val="21"/>
-          <w:szCs w:val="21"/>
-        </w:rPr>
-        <w:t xml:space="preserve">So far, however, Russia has not exploited these footholds to launch direct cyberattacks on the US</w:t>
-      </w:r>
-      <w:r>
-        <w:rPr>
-          <w:i/>
-          <w:iCs/>
-          <w:sz w:val="21"/>
-          <w:szCs w:val="21"/>
-        </w:rPr>
-        <w:t xml:space="preserve">."</w:t>
-      </w:r>
-    </w:p>
-    <w:p>
-      <w:pPr>
-        <w:spacing w:after="140" w:line="300"/>
-        <w:jc w:val="both"/>
-      </w:pPr>
-      <w:r>
-        <w:t xml:space="preserve">Seven-plus years of maintained access without use. This qualifies the Nakasone/Guttieri inference sharply: if persistent access "likely reflects preparation for conflict," preparation can evidently persist indefinitely without conflict. </w:t>
-      </w:r>
-      <w:r>
-        <w:rPr>
-          <w:b/>
-          <w:bCs/>
-        </w:rPr>
-        <w:t xml:space="preserve">Pre-positioning is better characterised as option-generation than as commitment</w:t>
-      </w:r>
-      <w:r>
-        <w:t xml:space="preserve"> — consistent with Guttieri's own "portfolio of future options" phrasing, but cutting against the warning-indicator reading her decision rule invites.</w:t>
-      </w:r>
-    </w:p>
-    <w:p>
-      <w:pPr>
-        <w:spacing w:after="140" w:line="300"/>
-        <w:jc w:val="both"/>
-      </w:pPr>
-      <w:r>
-        <w:t xml:space="preserve">Codreanu also independently reproduces the decision rule itself, from a different institutional vantage: "the method of operation and chosen targets did not fit the pattern of a traditional cyber espionage campaign… the goal was not the extraction of data for conventional espionage but rather the pre-positioning… to prepare for possible future acts of sabotage." </w:t>
-      </w:r>
-      <w:r>
-        <w:rPr>
-          <w:b/>
-          <w:bCs/>
-        </w:rPr>
-        <w:t xml:space="preserve">Two independent statements of the same criterion strengthen it; the negative case constrains what it licenses.</w:t>
-      </w:r>
-    </w:p>
-    <w:p>
-      <w:pPr>
-        <w:spacing w:after="140" w:line="300"/>
-        <w:jc w:val="both"/>
-      </w:pPr>
-      <w:r>
-        <w:rPr>
-          <w:b/>
-          <w:bCs/>
-        </w:rPr>
-        <w:t xml:space="preserve">A rival hypothesis the paper must test, not assume away.</w:t>
-      </w:r>
-      <w:r>
-        <w:t xml:space="preserve"> Braccia (2025) argues grey-zone operations "target strategically significant systems while </w:t>
-      </w:r>
-      <w:r>
-        <w:rPr>
-          <w:b/>
-          <w:bCs/>
-        </w:rPr>
-        <w:t xml:space="preserve">carefully calibrating effects to remain below use-of-force thresholds established in international law</w:t>
-      </w:r>
-      <w:r>
-        <w:t xml:space="preserve">. Rather than causing immediate, catastrophic damage that might trigger Article 5-type responses, these operations focus on persistent access, intelligence gathering, and pre-positioning for potential future activation."</w:t>
-      </w:r>
-    </w:p>
-    <w:p>
-      <w:pPr>
-        <w:spacing w:after="140" w:line="300"/>
-        <w:jc w:val="both"/>
-      </w:pPr>
-      <w:r>
-        <w:t xml:space="preserve">If pre-positioning is </w:t>
-      </w:r>
-      <w:r>
-        <w:rPr>
-          <w:i/>
-          <w:iCs/>
-        </w:rPr>
-        <w:t xml:space="preserve">designed</w:t>
-      </w:r>
-      <w:r>
-        <w:t xml:space="preserve"> to stay below response thresholds, then avoiding legibility is the objective. The actor is not communicating resolve; it is acquiring options without triggering reaction. Two hypotheses follow:</w:t>
-      </w:r>
-    </w:p>
-    <w:p>
-      <w:pPr>
-        <w:pStyle w:val="ListParagraph"/>
-        <w:numPr>
-          <w:ilvl w:val="0"/>
-          <w:numId w:val="1"/>
-        </w:numPr>
-        <w:spacing w:after="60"/>
-      </w:pPr>
-      <w:r>
-        <w:rPr>
-          <w:b/>
-          <w:bCs/>
-        </w:rPr>
-        <w:t xml:space="preserve">H1 — signal degradation.</w:t>
-      </w:r>
-      <w:r>
-        <w:t xml:space="preserve"> Pre-positioning once signalled intent; falling</w:t>
-      </w:r>
-    </w:p>
-    <w:p>
-      <w:pPr>
-        <w:spacing w:after="140" w:line="300"/>
-        <w:jc w:val="both"/>
-      </w:pPr>
-      <w:r>
-        <w:t xml:space="preserve">persistence cost erodes the costly-signalling logic that made it legible.</w:t>
-      </w:r>
-    </w:p>
-    <w:p>
-      <w:pPr>
-        <w:pStyle w:val="ListParagraph"/>
-        <w:numPr>
-          <w:ilvl w:val="0"/>
-          <w:numId w:val="1"/>
-        </w:numPr>
-        <w:spacing w:after="60"/>
-      </w:pPr>
-      <w:r>
-        <w:rPr>
-          <w:b/>
-          <w:bCs/>
-        </w:rPr>
-        <w:t xml:space="preserve">H2 — deliberate non-signal.</w:t>
-      </w:r>
-      <w:r>
-        <w:t xml:space="preserve"> It never signalled. Sub-threshold calibration is the</w:t>
-      </w:r>
-    </w:p>
-    <w:p>
-      <w:pPr>
-        <w:spacing w:after="140" w:line="300"/>
-        <w:jc w:val="both"/>
-      </w:pPr>
-      <w:r>
-        <w:t xml:space="preserve">design goal, and Guttieri's (2025) reading is a target state inferring intent from an act engineered to avoid conveying it.</w:t>
-      </w:r>
-    </w:p>
-    <w:p>
-      <w:pPr>
-        <w:spacing w:after="140" w:line="300"/>
-        <w:jc w:val="both"/>
-      </w:pPr>
-      <w:r>
-        <w:rPr>
-          <w:b/>
-          <w:bCs/>
-        </w:rPr>
-        <w:t xml:space="preserve">The corpus contains explicit advocates for both.</w:t>
-      </w:r>
-      <w:r>
-        <w:t xml:space="preserve"> Dimitrov and Andreev (2025) state H1 directly: Volt Typhoon reflects "China's increasing reliance on the </w:t>
-      </w:r>
-      <w:r>
-        <w:rPr>
-          <w:b/>
-          <w:bCs/>
-        </w:rPr>
-        <w:t xml:space="preserve">prepositioning of cyber assets in U.S. critical infrastructure as a means of deterrence and coercion</w:t>
-      </w:r>
-      <w:r>
-        <w:t xml:space="preserve">… not merely intelligence gathering missions, but pre-emptive measures designed to embed China's cyber capabilities into critical infrastructure, ensuring its influence in times of crisis."</w:t>
-      </w:r>
-    </w:p>
-    <w:p>
-      <w:pPr>
-        <w:spacing w:after="140" w:line="300"/>
-        <w:jc w:val="both"/>
-      </w:pPr>
-      <w:r>
-        <w:t xml:space="preserve">This is a documented scholarly disagreement, not an analytical construct — which is a stronger position from which to write than an invented gap.</w:t>
-      </w:r>
-    </w:p>
-    <w:p>
-      <w:pPr>
-        <w:spacing w:after="140" w:line="300"/>
-        <w:jc w:val="both"/>
-      </w:pPr>
-      <w:r>
-        <w:t xml:space="preserve">It is worth noting that the H1 case is weaker than its advocates allow. Dimitrov and Andreev concede that at Guam "</w:t>
-      </w:r>
-      <w:r>
-        <w:rPr>
-          <w:b/>
-          <w:bCs/>
-        </w:rPr>
-        <w:t xml:space="preserve">forensic investigations did not reveal immediate sabotage</w:t>
-      </w:r>
-      <w:r>
-        <w:t xml:space="preserve">," and that the intrusions "pointed to intelligence gathering and strategic mapping" — evidence consistent with the espionage reading they reject.</w:t>
-      </w:r>
-    </w:p>
-    <w:p>
-      <w:pPr>
-        <w:spacing w:after="140" w:line="300"/>
-        <w:jc w:val="both"/>
-      </w:pPr>
-      <w:r>
-        <w:rPr>
-          <w:b/>
-          <w:bCs/>
-        </w:rPr>
-        <w:t xml:space="preserve">The three-case evidence is arguably more consistent with H2</w:t>
-      </w:r>
-      <w:r>
-        <w:t xml:space="preserve">: prolonged non-use, absence of sanctions, and effects calibrated below Article 5. H2 also explains Braccia's observation that "the deliberate obfuscation creates sufficient doubt to avoid immediate consequences."</w:t>
-      </w:r>
-    </w:p>
-    <w:p>
-      <w:pPr>
-        <w:spacing w:after="140" w:line="300"/>
-        <w:jc w:val="both"/>
-      </w:pPr>
-      <w:r>
-        <w:rPr>
-          <w:b/>
-          <w:bCs/>
-        </w:rPr>
-        <w:t xml:space="preserve">This is the study's central empirical question, and the honest position is that it is open.</w:t>
-      </w:r>
-      <w:r>
-        <w:t xml:space="preserve"> H1 and H2 make divergent predictions about the effect of autonomy: under H1, autonomy degrades an existing channel; under H2, autonomy simply scales option acquisition, and no signalling channel is lost because none existed. Discriminating between them is what the research design in §8 is for.</w:t>
-      </w:r>
-    </w:p>
-    <w:p>
-      <w:pPr>
-        <w:spacing w:after="140" w:line="300"/>
-        <w:jc w:val="both"/>
-      </w:pPr>
-      <w:r>
-        <w:rPr>
-          <w:b/>
-          <w:bCs/>
-        </w:rPr>
-        <w:t xml:space="preserve">Unresolved.</w:t>
-      </w:r>
-      <w:r>
-        <w:t xml:space="preserve"> Whether pre-positioning is </w:t>
-      </w:r>
-      <w:r>
-        <w:rPr>
-          <w:i/>
-          <w:iCs/>
-        </w:rPr>
-        <w:t xml:space="preserve">intended</w:t>
-      </w:r>
-      <w:r>
-        <w:t xml:space="preserve"> as a signal, or merely </w:t>
-      </w:r>
-      <w:r>
-        <w:rPr>
-          <w:i/>
-          <w:iCs/>
-        </w:rPr>
-        <w:t xml:space="preserve">read</w:t>
-      </w:r>
-      <w:r>
-        <w:t xml:space="preserve"> as one, is not settled by any paper in the corpus. Nor is the question of what happens when the signal is denied by its putative sender — now documented from three independent sources (Singh et al., 2025; Codreanu, 2025, quoting PRC MFA spokesperson Lin Jian dismissing the allegations as "disinformation").</w:t>
-      </w:r>
-    </w:p>
-    <w:p>
-      <w:pPr>
-        <w:spacing w:after="140" w:line="300"/>
-        <w:jc w:val="both"/>
-      </w:pPr>
-      <w:r>
-        <w:rPr>
-          <w:b/>
-          <w:bCs/>
-        </w:rPr>
-        <w:t xml:space="preserve">Synthesis.</w:t>
-      </w:r>
-      <w:r>
-        <w:t xml:space="preserve"> Guttieri answers the RQ's second clause more directly than any other corpus paper — but answers it for a world of human-paced operations.</w:t>
-      </w:r>
-    </w:p>
-    <w:p>
-      <w:pPr>
-        <w:pStyle w:val="Heading2"/>
-        <w:keepNext/>
-        <w:spacing w:after="140" w:before="240"/>
-      </w:pPr>
-      <w:r>
-        <w:t xml:space="preserve">Theme 3 — AI autonomy: capability without strategy</w:t>
-      </w:r>
-    </w:p>
-    <w:p>
-      <w:pPr>
-        <w:spacing w:after="140" w:line="300"/>
-        <w:jc w:val="both"/>
-      </w:pPr>
-      <w:r>
-        <w:rPr>
-          <w:b/>
-          <w:bCs/>
-        </w:rPr>
-        <w:t xml:space="preserve">The debate.</w:t>
-      </w:r>
-      <w:r>
-        <w:t xml:space="preserve"> The corpus contains an enormous body of work on machine learning for cyber defence — approximately 80 of 105 papers, spanning federated learning, explainable anomaly detection, and threat-intelligence pipelines. Collectively these establish that </w:t>
-      </w:r>
-      <w:r>
-        <w:rPr>
-          <w:b/>
-          <w:bCs/>
-        </w:rPr>
-        <w:t xml:space="preserve">defensive automation is being built at scale</w:t>
-      </w:r>
-      <w:r>
-        <w:t xml:space="preserve">. What they do not do is theorise its strategic consequences.</w:t>
-      </w:r>
-    </w:p>
-    <w:p>
-      <w:pPr>
-        <w:spacing w:after="140" w:line="300"/>
-        <w:jc w:val="both"/>
-      </w:pPr>
-      <w:r>
-        <w:rPr>
-          <w:b/>
-          <w:bCs/>
-        </w:rPr>
-        <w:t xml:space="preserve">The one bridge.</w:t>
-      </w:r>
-      <w:r>
-        <w:t xml:space="preserve"> Butt &amp; Ulina (2026), §7.1, is the only fully-extracted paper connecting autonomy to offensive operations:</w:t>
-      </w:r>
-    </w:p>
-    <w:p>
-      <w:pPr>
-        <w:pBdr>
-          <w:left w:val="single" w:color="7A93AC" w:sz="12" w:space="8"/>
-        </w:pBdr>
-        <w:spacing w:after="140" w:before="140"/>
-        <w:ind w:left="480" w:right="360"/>
-      </w:pPr>
-      <w:r>
-        <w:rPr>
-          <w:i/>
-          <w:iCs/>
-          <w:sz w:val="21"/>
-          <w:szCs w:val="21"/>
-        </w:rPr>
-        <w:t xml:space="preserve">"While fully autonomous offensive cyber weapons are still largely theoretical, AI is being used to aid in reconnaissance, vulnerability discovery, phishing, malware development, and the adaptation of cyber exploits. As these abilities develop, any future system could recognize targets, determine attack routes, and conduct portions of an operation without human participation."</w:t>
-      </w:r>
-    </w:p>
-    <w:p>
-      <w:pPr>
-        <w:spacing w:after="140" w:line="300"/>
-        <w:jc w:val="both"/>
-      </w:pPr>
-      <w:r>
-        <w:rPr>
-          <w:b/>
-          <w:bCs/>
-        </w:rPr>
-        <w:t xml:space="preserve">Strength of evidence.</w:t>
-      </w:r>
-      <w:r>
-        <w:t xml:space="preserve"> Weak. The claim is asserted, sourced to OpenAI (2024) and Schneier (2023), in a very new and low-ranked journal. Its value is that it is a </w:t>
-      </w:r>
-      <w:r>
-        <w:rPr>
-          <w:i/>
-          <w:iCs/>
-        </w:rPr>
-        <w:t xml:space="preserve">conservative</w:t>
-      </w:r>
-      <w:r>
-        <w:t xml:space="preserve"> estimate from a source with no incentive to be conservative: as of 2026, autonomy operates at the level of sub-task assistance, not end-to-end operation.</w:t>
-      </w:r>
-    </w:p>
-    <w:p>
-      <w:pPr>
-        <w:spacing w:after="140" w:line="300"/>
-        <w:jc w:val="both"/>
-      </w:pPr>
-      <w:r>
-        <w:rPr>
-          <w:b/>
-          <w:bCs/>
-        </w:rPr>
-        <w:t xml:space="preserve">Unresolved.</w:t>
-      </w:r>
-      <w:r>
-        <w:t xml:space="preserve"> Everything that matters for the RQ. No corpus paper offers a rate of change, a threshold, or a mechanism linking autonomy to strategic stability.</w:t>
-      </w:r>
-    </w:p>
-    <w:p>
-      <w:pPr>
-        <w:spacing w:after="140" w:line="300"/>
-        <w:jc w:val="both"/>
-      </w:pPr>
-      <w:r>
-        <w:rPr>
-          <w:b/>
-          <w:bCs/>
-        </w:rPr>
-        <w:t xml:space="preserve">Synthesis.</w:t>
-      </w:r>
-      <w:r>
-        <w:t xml:space="preserve"> The corpus establishes that autonomy is arriving and that it is not yet autonomous in the strategically decisive sense. It offers no theory of what happens when it is.</w:t>
-      </w:r>
-    </w:p>
-    <w:p>
-      <w:pPr>
-        <w:pStyle w:val="Heading2"/>
-        <w:keepNext/>
-        <w:spacing w:after="140" w:before="240"/>
-      </w:pPr>
-      <w:r>
-        <w:t xml:space="preserve">Theme 4 — Deterrence, denial, and the security dilemma</w:t>
-      </w:r>
-    </w:p>
-    <w:p>
-      <w:pPr>
-        <w:spacing w:after="140" w:line="300"/>
-        <w:jc w:val="both"/>
-      </w:pPr>
-      <w:r>
-        <w:t xml:space="preserve">Guttieri (2025) invokes Buchanan's </w:t>
-      </w:r>
-      <w:r>
-        <w:rPr>
-          <w:b/>
-          <w:bCs/>
-        </w:rPr>
-        <w:t xml:space="preserve">cybersecurity dilemma</w:t>
-      </w:r>
-      <w:r>
-        <w:t xml:space="preserve">, "an extension of the traditional security dilemma in which a state's efforts to secure itself provoke escalation from others" — the offence–defence mechanism under another name. Her policy conclusion favours denial: "Deterrence by punishment is difficult to execute when adversaries can exploit ambiguity."</w:t>
-      </w:r>
-    </w:p>
-    <w:p>
-      <w:pPr>
-        <w:spacing w:after="140" w:line="300"/>
-        <w:jc w:val="both"/>
-      </w:pPr>
-      <w:r>
-        <w:t xml:space="preserve">She also reports Cunningham (2022) on China's use of cyber as a stand-in for nuclear escalation, "leveraging them for signaling and coercion," and concludes: "Rather than deterring escalation, China's use of cyber operations appears designed to shape conditions for conflict."</w:t>
-      </w:r>
-    </w:p>
-    <w:p>
-      <w:pPr>
-        <w:spacing w:after="140" w:line="300"/>
-        <w:jc w:val="both"/>
-      </w:pPr>
-      <w:r>
-        <w:t xml:space="preserve">Crucially, she identifies a </w:t>
-      </w:r>
-      <w:r>
-        <w:rPr>
-          <w:b/>
-          <w:bCs/>
-        </w:rPr>
-        <w:t xml:space="preserve">destabilisation mechanism</w:t>
-      </w:r>
-      <w:r>
-        <w:t xml:space="preserve">: entanglement across cyber, space and nuclear systems "undermines their reliability as controlled instruments of deterrence or coercion," such that "even a limited cyberattack could inadvertently disrupt critical infrastructure and escalate tensions far beyond its intended scope."</w:t>
-      </w:r>
-    </w:p>
-    <w:p>
-      <w:pPr>
-        <w:spacing w:after="140" w:line="300"/>
-        <w:jc w:val="both"/>
-      </w:pPr>
-      <w:r>
-        <w:rPr>
-          <w:b/>
-          <w:bCs/>
-        </w:rPr>
-        <w:t xml:space="preserve">Synthesis.</w:t>
-      </w:r>
-      <w:r>
-        <w:t xml:space="preserve"> This supplies the destabiliser half of the RQ — but again, without AI.</w:t>
-      </w:r>
-    </w:p>
-    <w:p>
-      <w:pPr>
-        <w:pBdr>
-          <w:bottom w:val="single" w:color="BBBBBB" w:sz="6" w:space="1"/>
-        </w:pBdr>
-        <w:spacing w:after="120" w:before="120"/>
-      </w:pPr>
-      <w:r>
-        <w:t xml:space="preserve"/>
-      </w:r>
-    </w:p>
-    <w:p>
-      <w:pPr>
-        <w:pStyle w:val="Heading1"/>
-        <w:keepNext/>
-        <w:spacing w:after="140" w:before="360"/>
-      </w:pPr>
-      <w:r>
-        <w:t xml:space="preserve">4. Research Gap</w:t>
-      </w:r>
-    </w:p>
-    <w:p>
-      <w:pPr>
-        <w:pStyle w:val="Heading2"/>
-        <w:keepNext/>
-        <w:spacing w:after="140" w:before="240"/>
-      </w:pPr>
-      <w:r>
-        <w:t xml:space="preserve">4.1 The core gap, evidenced — and its correct scope</w:t>
-      </w:r>
-    </w:p>
-    <w:p>
-      <w:pPr>
-        <w:spacing w:after="140" w:line="300"/>
-        <w:jc w:val="both"/>
-      </w:pPr>
-      <w:r>
-        <w:rPr>
-          <w:b/>
-          <w:bCs/>
-        </w:rPr>
-        <w:t xml:space="preserve">Statement of the gap.</w:t>
-      </w:r>
-      <w:r>
-        <w:t xml:space="preserve"> </w:t>
-      </w:r>
-      <w:r>
-        <w:rPr>
-          <w:i/>
-          <w:iCs/>
-        </w:rPr>
-        <w:t xml:space="preserve">The intersection of AI autonomy and the offence–defence balance has been identified as a research direction within the literature, and remains uninvestigated — including by the author who identified it.</w:t>
-      </w:r>
-    </w:p>
-    <w:p>
-      <w:pPr>
-        <w:spacing w:after="140" w:line="300"/>
-        <w:jc w:val="both"/>
-      </w:pPr>
-      <w:r>
-        <w:t xml:space="preserve">An earlier draft of this paper claimed that </w:t>
-      </w:r>
-      <w:r>
-        <w:rPr>
-          <w:b/>
-          <w:bCs/>
-        </w:rPr>
-        <w:t xml:space="preserve">no</w:t>
-      </w:r>
-      <w:r>
-        <w:t xml:space="preserve"> corpus paper connects AI autonomy to the offence–defence balance. </w:t>
-      </w:r>
-      <w:r>
-        <w:rPr>
-          <w:b/>
-          <w:bCs/>
-        </w:rPr>
-        <w:t xml:space="preserve">Extraction 09 falsified that claim and it has been withdrawn.</w:t>
-      </w:r>
-      <w:r>
-        <w:t xml:space="preserve"> Melella's doctoral dissertation uses </w:t>
-      </w:r>
-      <w:r>
-        <w:rPr>
-          <w:rFonts w:ascii="Consolas" w:cs="Consolas" w:eastAsia="Consolas" w:hAnsi="Consolas"/>
-          <w:sz w:val="19"/>
-          <w:szCs w:val="19"/>
-        </w:rPr>
-        <w:t xml:space="preserve">offense-defense</w:t>
-      </w:r>
-      <w:r>
-        <w:t xml:space="preserve">/</w:t>
-      </w:r>
-      <w:r>
-        <w:rPr>
-          <w:rFonts w:ascii="Consolas" w:cs="Consolas" w:eastAsia="Consolas" w:hAnsi="Consolas"/>
-          <w:sz w:val="19"/>
-          <w:szCs w:val="19"/>
-        </w:rPr>
-        <w:t xml:space="preserve">offence-defence</w:t>
-      </w:r>
-      <w:r>
-        <w:t xml:space="preserve"> 21 times, devotes Chapter I §4 to "Offence-Defence Balance in Cyberspace," engages AI across a dedicated chapter on the NATO Locked Shields exercise, and states directly:</w:t>
-      </w:r>
-    </w:p>
-    <w:p>
-      <w:pPr>
-        <w:pBdr>
-          <w:left w:val="single" w:color="7A93AC" w:sz="12" w:space="8"/>
-        </w:pBdr>
-        <w:spacing w:after="140" w:before="140"/>
-        <w:ind w:left="480" w:right="360"/>
-      </w:pPr>
-      <w:r>
-        <w:rPr>
-          <w:i/>
-          <w:iCs/>
-          <w:sz w:val="21"/>
-          <w:szCs w:val="21"/>
-        </w:rPr>
-        <w:t xml:space="preserve">"</w:t>
-      </w:r>
-      <w:r>
-        <w:rPr>
-          <w:b/>
-          <w:bCs/>
-          <w:i/>
-          <w:iCs/>
-          <w:sz w:val="21"/>
-          <w:szCs w:val="21"/>
-        </w:rPr>
-        <w:t xml:space="preserve">The advancement of technologies, particularly artificial intelligence, is changing the landscape of cyberspace. Studying how these emerging technologies affect the offensive-defensive balance could reveal new dynamics and challenges.</w:t>
-      </w:r>
-      <w:r>
-        <w:rPr>
-          <w:i/>
-          <w:iCs/>
-          <w:sz w:val="21"/>
-          <w:szCs w:val="21"/>
-        </w:rPr>
-        <w:t xml:space="preserve">"</w:t>
-      </w:r>
-    </w:p>
-    <w:p>
-      <w:pPr>
-        <w:spacing w:after="140" w:line="300"/>
-        <w:jc w:val="both"/>
-      </w:pPr>
-      <w:r>
-        <w:t xml:space="preserve">He adds a second observation that bears directly on this paper's framing:</w:t>
-      </w:r>
-    </w:p>
-    <w:p>
-      <w:pPr>
-        <w:pBdr>
-          <w:left w:val="single" w:color="7A93AC" w:sz="12" w:space="8"/>
-        </w:pBdr>
-        <w:spacing w:after="140" w:before="140"/>
-        <w:ind w:left="480" w:right="360"/>
-      </w:pPr>
-      <w:r>
-        <w:rPr>
-          <w:i/>
-          <w:iCs/>
-          <w:sz w:val="21"/>
-          <w:szCs w:val="21"/>
-        </w:rPr>
-        <w:t xml:space="preserve">"An under-explored area is </w:t>
-      </w:r>
-      <w:r>
-        <w:rPr>
-          <w:b/>
-          <w:bCs/>
-          <w:i/>
-          <w:iCs/>
-          <w:sz w:val="21"/>
-          <w:szCs w:val="21"/>
-        </w:rPr>
-        <w:t xml:space="preserve">how actors perceive the offensive-defensive balance and how these perceptions influence their policy and strategy decisions.</w:t>
-      </w:r>
-      <w:r>
-        <w:rPr>
-          <w:i/>
-          <w:iCs/>
-          <w:sz w:val="21"/>
-          <w:szCs w:val="21"/>
-        </w:rPr>
-        <w:t xml:space="preserve">"</w:t>
-      </w:r>
-    </w:p>
-    <w:p>
-      <w:pPr>
-        <w:spacing w:after="140" w:line="300"/>
-        <w:jc w:val="both"/>
-      </w:pPr>
-      <w:r>
-        <w:rPr>
-          <w:b/>
-          <w:bCs/>
-        </w:rPr>
-        <w:t xml:space="preserve">The gap survives, in a more precise and better-warranted form.</w:t>
-      </w:r>
-      <w:r>
-        <w:t xml:space="preserve"> Melella </w:t>
-      </w:r>
-      <w:r>
-        <w:rPr>
-          <w:i/>
-          <w:iCs/>
-        </w:rPr>
-        <w:t xml:space="preserve">names</w:t>
-      </w:r>
-      <w:r>
-        <w:t xml:space="preserve"> the intersection as future research; he does not investigate it. His dependent variable is </w:t>
-      </w:r>
-      <w:r>
-        <w:rPr>
-          <w:b/>
-          <w:bCs/>
-        </w:rPr>
-        <w:t xml:space="preserve">coordination</w:t>
-      </w:r>
-      <w:r>
-        <w:t xml:space="preserve">, not the balance. His AI chapter develops an ML-based IDS dataset for an exercise — defensive tooling, not strategic consequence. The offence–defence material is literature review, the AI material is dataset engineering, and the two are never joined analytically.</w:t>
-      </w:r>
-    </w:p>
-    <w:p>
-      <w:pPr>
-        <w:spacing w:after="140" w:line="300"/>
-        <w:jc w:val="both"/>
-      </w:pPr>
-      <w:r>
-        <w:t xml:space="preserve">This is a weaker claim about novelty and a </w:t>
-      </w:r>
-      <w:r>
-        <w:rPr>
-          <w:b/>
-          <w:bCs/>
-        </w:rPr>
-        <w:t xml:space="preserve">stronger claim about warrant</w:t>
-      </w:r>
-      <w:r>
-        <w:t xml:space="preserve">: an independent doctoral researcher in security studies, working the same terrain, arrived at the same gap. That is better evidence that the question matters than an absence of mentions could ever be. It also means the paper must be positioned as </w:t>
-      </w:r>
-      <w:r>
-        <w:rPr>
-          <w:i/>
-          <w:iCs/>
-        </w:rPr>
-        <w:t xml:space="preserve">answering a recognised open question</w:t>
-      </w:r>
-      <w:r>
-        <w:t xml:space="preserve">, not as discovering an unnoticed one — a distinction reviewers care about.</w:t>
-      </w:r>
-    </w:p>
-    <w:p>
-      <w:pPr>
-        <w:spacing w:after="140" w:line="300"/>
-        <w:jc w:val="both"/>
-      </w:pPr>
-      <w:r>
-        <w:rPr>
-          <w:b/>
-          <w:bCs/>
-        </w:rPr>
-        <w:t xml:space="preserve">The remaining eight extractions do sustain the pattern.</w:t>
-      </w:r>
-      <w:r>
-        <w:t xml:space="preserve"> Term counts:</w:t>
+        <w:t xml:space="preserve">On the direction of the offence–defence balance.</w:t>
+      </w:r>
+      <w:r>
+        <w:t xml:space="preserve"> The corpus holds three incompatible positions, and no paper adjudicates between them:</w:t>
       </w:r>
     </w:p>
     <w:tbl>
@@ -5615,7 +5885,7 @@
                 <w:sz w:val="19"/>
                 <w:szCs w:val="19"/>
               </w:rPr>
-              <w:t xml:space="preserve">Paper</w:t>
+              <w:t xml:space="preserve">Position</w:t>
             </w:r>
           </w:p>
         </w:tc>
@@ -5641,7 +5911,7 @@
                 <w:sz w:val="19"/>
                 <w:szCs w:val="19"/>
               </w:rPr>
-              <w:t xml:space="preserve">Theorises strategy</w:t>
+              <w:t xml:space="preserve">Source</w:t>
             </w:r>
           </w:p>
         </w:tc>
@@ -5667,7 +5937,7 @@
                 <w:sz w:val="19"/>
                 <w:szCs w:val="19"/>
               </w:rPr>
-              <w:t xml:space="preserve">Engages AI autonomy</w:t>
+              <w:t xml:space="preserve">Basis</w:t>
             </w:r>
           </w:p>
         </w:tc>
@@ -5695,6 +5965,29 @@
                 <w:sz w:val="19"/>
                 <w:szCs w:val="19"/>
               </w:rPr>
+              <w:t xml:space="preserve">The frame does not apply to cyber</w:t>
+            </w:r>
+          </w:p>
+        </w:tc>
+        <w:tc>
+          <w:tcPr>
+            <w:tcW w:type="dxa" w:w="3120"/>
+            <w:tcMar>
+              <w:top w:type="dxa" w:w="60"/>
+              <w:left w:type="dxa" w:w="100"/>
+              <w:bottom w:type="dxa" w:w="60"/>
+              <w:right w:type="dxa" w:w="100"/>
+            </w:tcMar>
+          </w:tcPr>
+          <w:p>
+            <w:pPr>
+              <w:spacing w:after="20" w:before="20"/>
+            </w:pPr>
+            <w:r>
+              <w:rPr>
+                <w:sz w:val="19"/>
+                <w:szCs w:val="19"/>
+              </w:rPr>
               <w:t xml:space="preserve">Maschmeyer (2023)</w:t>
             </w:r>
           </w:p>
@@ -5718,30 +6011,7 @@
                 <w:sz w:val="19"/>
                 <w:szCs w:val="19"/>
               </w:rPr>
-              <w:t xml:space="preserve">✓✓</w:t>
-            </w:r>
-          </w:p>
-        </w:tc>
-        <w:tc>
-          <w:tcPr>
-            <w:tcW w:type="dxa" w:w="3120"/>
-            <w:tcMar>
-              <w:top w:type="dxa" w:w="60"/>
-              <w:left w:type="dxa" w:w="100"/>
-              <w:bottom w:type="dxa" w:w="60"/>
-              <w:right w:type="dxa" w:w="100"/>
-            </w:tcMar>
-          </w:tcPr>
-          <w:p>
-            <w:pPr>
-              <w:spacing w:after="20" w:before="20"/>
-            </w:pPr>
-            <w:r>
-              <w:rPr>
-                <w:sz w:val="19"/>
-                <w:szCs w:val="19"/>
-              </w:rPr>
-              <w:t xml:space="preserve">0 mentions</w:t>
+              <w:t xml:space="preserve">Theoretical; cyber is subversion, not warfare</w:t>
             </w:r>
           </w:p>
         </w:tc>
@@ -5769,7 +6039,7 @@
                 <w:sz w:val="19"/>
                 <w:szCs w:val="19"/>
               </w:rPr>
-              <w:t xml:space="preserve">Singh et al. (2025)</w:t>
+              <w:t xml:space="preserve">Offence dominates — "defenders are behind"</w:t>
             </w:r>
           </w:p>
         </w:tc>
@@ -5792,7 +6062,7 @@
                 <w:sz w:val="19"/>
                 <w:szCs w:val="19"/>
               </w:rPr>
-              <w:t xml:space="preserve">✓</w:t>
+              <w:t xml:space="preserve">Butt &amp; Ulina (2026)</w:t>
             </w:r>
           </w:p>
         </w:tc>
@@ -5812,10 +6082,12 @@
             </w:pPr>
             <w:r>
               <w:rPr>
-                <w:sz w:val="19"/>
-                <w:szCs w:val="19"/>
-              </w:rPr>
-              <w:t xml:space="preserve">0 mentions</w:t>
+                <w:b/>
+                <w:bCs/>
+                <w:sz w:val="19"/>
+                <w:szCs w:val="19"/>
+              </w:rPr>
+              <w:t xml:space="preserve">Asserted, unargued</w:t>
             </w:r>
           </w:p>
         </w:tc>
@@ -5843,7 +6115,7 @@
                 <w:sz w:val="19"/>
                 <w:szCs w:val="19"/>
               </w:rPr>
-              <w:t xml:space="preserve">Guttieri (2025)</w:t>
+              <w:t xml:space="preserve">Defence is favoured at the strategic level</w:t>
             </w:r>
           </w:p>
         </w:tc>
@@ -5866,7 +6138,7 @@
                 <w:sz w:val="19"/>
                 <w:szCs w:val="19"/>
               </w:rPr>
-              <w:t xml:space="preserve">✓✓</w:t>
+              <w:t xml:space="preserve">Lindsay (2013) via Pokorny (2026)</w:t>
             </w:r>
           </w:p>
         </w:tc>
@@ -5889,7 +6161,7 @@
                 <w:sz w:val="19"/>
                 <w:szCs w:val="19"/>
               </w:rPr>
-              <w:t xml:space="preserve">0 mentions</w:t>
+              <w:t xml:space="preserve">Sophisticated defenders detect and mitigate</w:t>
             </w:r>
           </w:p>
         </w:tc>
@@ -5914,10 +6186,12 @@
             </w:pPr>
             <w:r>
               <w:rPr>
-                <w:sz w:val="19"/>
-                <w:szCs w:val="19"/>
-              </w:rPr>
-              <w:t xml:space="preserve">Butt &amp; Ulina (2026)</w:t>
+                <w:b/>
+                <w:bCs/>
+                <w:sz w:val="19"/>
+                <w:szCs w:val="19"/>
+              </w:rPr>
+              <w:t xml:space="preserve">Defence dominated in practice</w:t>
             </w:r>
           </w:p>
         </w:tc>
@@ -5937,10 +6211,12 @@
             </w:pPr>
             <w:r>
               <w:rPr>
-                <w:sz w:val="19"/>
-                <w:szCs w:val="19"/>
-              </w:rPr>
-              <w:t xml:space="preserve">✗</w:t>
+                <w:b/>
+                <w:bCs/>
+                <w:sz w:val="19"/>
+                <w:szCs w:val="19"/>
+              </w:rPr>
+              <w:t xml:space="preserve">Willett (2022)</w:t>
             </w:r>
           </w:p>
         </w:tc>
@@ -5960,10 +6236,12 @@
             </w:pPr>
             <w:r>
               <w:rPr>
-                <w:sz w:val="19"/>
-                <w:szCs w:val="19"/>
-              </w:rPr>
-              <w:t xml:space="preserve">✓</w:t>
+                <w:b/>
+                <w:bCs/>
+                <w:sz w:val="19"/>
+                <w:szCs w:val="19"/>
+              </w:rPr>
+              <w:t xml:space="preserve">Empirical: the Russia–Ukraine war</w:t>
             </w:r>
           </w:p>
         </w:tc>
@@ -5983,121 +6261,69 @@
         <w:jc w:val="both"/>
       </w:pPr>
       <w:r>
-        <w:rPr>
-          <w:b/>
-          <w:bCs/>
-        </w:rPr>
-        <w:t xml:space="preserve">Among these, the papers that theorise cyber strategy do not engage AI, and the papers that engage AI do not theorise.</w:t>
-      </w:r>
-      <w:r>
-        <w:t xml:space="preserve"> The pattern holds bilaterally: Yigit et al. (2025) — the corpus's substantive agentic-AI paper, 25 mentions, from an established research group — contains </w:t>
-      </w:r>
-      <w:r>
-        <w:rPr>
-          <w:b/>
-          <w:bCs/>
-        </w:rPr>
-        <w:t xml:space="preserve">zero</w:t>
-      </w:r>
-      <w:r>
-        <w:t xml:space="preserve"> occurrences of </w:t>
-      </w:r>
-      <w:r>
-        <w:rPr>
-          <w:rFonts w:ascii="Consolas" w:cs="Consolas" w:eastAsia="Consolas" w:hAnsi="Consolas"/>
-          <w:sz w:val="19"/>
-          <w:szCs w:val="19"/>
-        </w:rPr>
-        <w:t xml:space="preserve">Volt Typhoon</w:t>
-      </w:r>
-      <w:r>
-        <w:t xml:space="preserve">, </w:t>
-      </w:r>
-      <w:r>
-        <w:rPr>
-          <w:rFonts w:ascii="Consolas" w:cs="Consolas" w:eastAsia="Consolas" w:hAnsi="Consolas"/>
-          <w:sz w:val="19"/>
-          <w:szCs w:val="19"/>
-        </w:rPr>
-        <w:t xml:space="preserve">offense-defense</w:t>
-      </w:r>
-      <w:r>
-        <w:t xml:space="preserve">, or </w:t>
-      </w:r>
-      <w:r>
-        <w:rPr>
-          <w:rFonts w:ascii="Consolas" w:cs="Consolas" w:eastAsia="Consolas" w:hAnsi="Consolas"/>
-          <w:sz w:val="19"/>
-          <w:szCs w:val="19"/>
-        </w:rPr>
-        <w:t xml:space="preserve">deterrence</w:t>
-      </w:r>
-      <w:r>
-        <w:t xml:space="preserve">. Kabir et al. (2026), the only corpus item returned by both the </w:t>
-      </w:r>
-      <w:r>
-        <w:rPr>
-          <w:rFonts w:ascii="Consolas" w:cs="Consolas" w:eastAsia="Consolas" w:hAnsi="Consolas"/>
-          <w:sz w:val="19"/>
-          <w:szCs w:val="19"/>
-        </w:rPr>
-        <w:t xml:space="preserve">Volt Typhoon</w:t>
-      </w:r>
-      <w:r>
-        <w:t xml:space="preserve"> and </w:t>
-      </w:r>
-      <w:r>
-        <w:rPr>
-          <w:rFonts w:ascii="Consolas" w:cs="Consolas" w:eastAsia="Consolas" w:hAnsi="Consolas"/>
-          <w:sz w:val="19"/>
-          <w:szCs w:val="19"/>
-        </w:rPr>
-        <w:t xml:space="preserve">agentic</w:t>
-      </w:r>
-      <w:r>
-        <w:t xml:space="preserve"> searches, mentions </w:t>
-      </w:r>
-      <w:r>
-        <w:rPr>
-          <w:rFonts w:ascii="Consolas" w:cs="Consolas" w:eastAsia="Consolas" w:hAnsi="Consolas"/>
-          <w:sz w:val="19"/>
-          <w:szCs w:val="19"/>
-        </w:rPr>
-        <w:t xml:space="preserve">agentic</w:t>
-      </w:r>
-      <w:r>
-        <w:t xml:space="preserve"> once, in a bibliography entry.</w:t>
-      </w:r>
-    </w:p>
-    <w:p>
-      <w:pPr>
-        <w:spacing w:after="140" w:line="300"/>
-        <w:jc w:val="both"/>
-      </w:pPr>
-      <w:r>
-        <w:t xml:space="preserve">Corpus-wide triage: of 105 papers, only 5 contain </w:t>
-      </w:r>
-      <w:r>
-        <w:rPr>
-          <w:rFonts w:ascii="Consolas" w:cs="Consolas" w:eastAsia="Consolas" w:hAnsi="Consolas"/>
-          <w:sz w:val="19"/>
-          <w:szCs w:val="19"/>
-        </w:rPr>
-        <w:t xml:space="preserve">agentic</w:t>
-      </w:r>
-      <w:r>
-        <w:t xml:space="preserve"> and 5 return on </w:t>
-      </w:r>
-      <w:r>
-        <w:rPr>
-          <w:rFonts w:ascii="Consolas" w:cs="Consolas" w:eastAsia="Consolas" w:hAnsi="Consolas"/>
-          <w:sz w:val="19"/>
-          <w:szCs w:val="19"/>
-        </w:rPr>
-        <w:t xml:space="preserve">offense-defense balance</w:t>
-      </w:r>
-      <w:r>
-        <w:t xml:space="preserve"> — of which verification showed at least one false positive (Singh et al., 2025, contains zero occurrences).</w:t>
+        <w:t xml:space="preserve">Willett's is the only judgement grounded in an observed conflict, and it finds for defence. This is a serious problem for any study assuming offence-dominance as its baseline.</w:t>
+      </w:r>
+    </w:p>
+    <w:p>
+      <w:pPr>
+        <w:spacing w:after="140" w:line="300"/>
+        <w:jc w:val="both"/>
+      </w:pPr>
+      <w:r>
+        <w:rPr>
+          <w:b/>
+          <w:bCs/>
+        </w:rPr>
+        <w:t xml:space="preserve">On what pre-positioning means</w:t>
+      </w:r>
+      <w:r>
+        <w:t xml:space="preserve"> — the corpus's central dispute, with named advocates on both sides. Dimitrov and Andreev (2025) hold that pre-positioning functions "as a means of deterrence and coercion," i.e. as a signal. Braccia (2025) holds that grey-zone operations are "carefully calibrating effects to remain below use-of-force thresholds," i.e. designed </w:t>
+      </w:r>
+      <w:r>
+        <w:rPr>
+          <w:i/>
+          <w:iCs/>
+        </w:rPr>
+        <w:t xml:space="preserve">not</w:t>
+      </w:r>
+      <w:r>
+        <w:t xml:space="preserve"> to signal. Guttieri (2025) supplies the interpretive rule that supports the first; Baram (2026) supplies the behavioural evidence that undercuts it.</w:t>
+      </w:r>
+    </w:p>
+    <w:p>
+      <w:pPr>
+        <w:spacing w:after="140" w:line="300"/>
+        <w:jc w:val="both"/>
+      </w:pPr>
+      <w:r>
+        <w:rPr>
+          <w:b/>
+          <w:bCs/>
+        </w:rPr>
+        <w:t xml:space="preserve">On whether cyber operations are cheap.</w:t>
+      </w:r>
+      <w:r>
+        <w:t xml:space="preserve"> Sullivan (2025) states that operations are conducted "inexpensively" and that most "do not" require significant investment. Guttieri (2025), in the same issue of the same journal, grounds the signalling inference in "technical competence and strategic patience." The tension resolves only by distinguishing cost of </w:t>
+      </w:r>
+      <w:r>
+        <w:rPr>
+          <w:i/>
+          <w:iCs/>
+        </w:rPr>
+        <w:t xml:space="preserve">entry</w:t>
+      </w:r>
+      <w:r>
+        <w:t xml:space="preserve"> from cost of </w:t>
+      </w:r>
+      <w:r>
+        <w:rPr>
+          <w:i/>
+          <w:iCs/>
+        </w:rPr>
+        <w:t xml:space="preserve">undetected persistence</w:t>
+      </w:r>
+      <w:r>
+        <w:t xml:space="preserve"> — a distinction neither author draws.</w:t>
       </w:r>
     </w:p>
     <w:p>
@@ -6107,256 +6333,7 @@
         <w:spacing w:after="140" w:before="240"/>
       </w:pPr>
       <w:r>
-        <w:t xml:space="preserve">4.2 Conceptual gap</w:t>
-      </w:r>
-    </w:p>
-    <w:p>
-      <w:pPr>
-        <w:spacing w:after="140" w:line="300"/>
-        <w:jc w:val="both"/>
-      </w:pPr>
-      <w:r>
-        <w:t xml:space="preserve">No corpus paper defines the </w:t>
-      </w:r>
-      <w:r>
-        <w:rPr>
-          <w:i/>
-          <w:iCs/>
-        </w:rPr>
-        <w:t xml:space="preserve">unit</w:t>
-      </w:r>
-      <w:r>
-        <w:t xml:space="preserve"> in which an offence–defence shift would be measured for cyber. Maschmeyer (2023) argues the concept may not travel to cyber at all. Without a defined dependent variable, "shift in the balance" is not yet a researchable proposition.</w:t>
-      </w:r>
-    </w:p>
-    <w:p>
-      <w:pPr>
-        <w:pStyle w:val="Heading2"/>
-        <w:keepNext/>
-        <w:spacing w:after="140" w:before="240"/>
-      </w:pPr>
-      <w:r>
-        <w:t xml:space="preserve">4.3 Theoretical gap — REVISED after extractions 05 and 06</w:t>
-      </w:r>
-    </w:p>
-    <w:p>
-      <w:pPr>
-        <w:spacing w:after="140" w:line="300"/>
-        <w:jc w:val="both"/>
-      </w:pPr>
-      <w:r>
-        <w:t xml:space="preserve">The first draft of this paper argued that Guttieri's (2025) reading of pre-positioning rests on an unexamined costly-signalling premise — persistence requires "technical competence and </w:t>
-      </w:r>
-      <w:r>
-        <w:rPr>
-          <w:b/>
-          <w:bCs/>
-        </w:rPr>
-        <w:t xml:space="preserve">strategic patience</w:t>
-      </w:r>
-      <w:r>
-        <w:t xml:space="preserve">" — and that AI autonomy would erode it.</w:t>
-      </w:r>
-    </w:p>
-    <w:p>
-      <w:pPr>
-        <w:spacing w:after="140" w:line="300"/>
-        <w:jc w:val="both"/>
-      </w:pPr>
-      <w:r>
-        <w:rPr>
-          <w:b/>
-          <w:bCs/>
-        </w:rPr>
-        <w:t xml:space="preserve">Two subsequent extractions require that claim to be restated, and strengthen it.</w:t>
-      </w:r>
-    </w:p>
-    <w:p>
-      <w:pPr>
-        <w:spacing w:after="140" w:line="300"/>
-        <w:jc w:val="both"/>
-      </w:pPr>
-      <w:r>
-        <w:rPr>
-          <w:b/>
-          <w:bCs/>
-        </w:rPr>
-        <w:t xml:space="preserve">First, a cost tension inside the corpus.</w:t>
-      </w:r>
-      <w:r>
-        <w:t xml:space="preserve"> Sullivan (2025), writing in the </w:t>
-      </w:r>
-      <w:r>
-        <w:rPr>
-          <w:i/>
-          <w:iCs/>
-        </w:rPr>
-        <w:t xml:space="preserve">same issue of the same journal</w:t>
-      </w:r>
-      <w:r>
-        <w:t xml:space="preserve"> as Guttieri, asserts the opposite baseline: cyber operations are conducted "inexpensively," most do "not" require significant investment, and "the low cost of cyber operations extends far beyond the financial realm." Two Army Cyber Institute authors, one issue, incompatible cost premises.</w:t>
-      </w:r>
-    </w:p>
-    <w:p>
-      <w:pPr>
-        <w:spacing w:after="140" w:line="300"/>
-        <w:jc w:val="both"/>
-      </w:pPr>
-      <w:r>
-        <w:t xml:space="preserve">The tension resolves by disaggregating cost. Sullivan addresses the </w:t>
-      </w:r>
-      <w:r>
-        <w:rPr>
-          <w:b/>
-          <w:bCs/>
-        </w:rPr>
-        <w:t xml:space="preserve">cost of entry</w:t>
-      </w:r>
-      <w:r>
-        <w:t xml:space="preserve">; Guttieri addresses the </w:t>
-      </w:r>
-      <w:r>
-        <w:rPr>
-          <w:b/>
-          <w:bCs/>
-        </w:rPr>
-        <w:t xml:space="preserve">cost of undetected multi-year persistence in hardened infrastructure</w:t>
-      </w:r>
-      <w:r>
-        <w:t xml:space="preserve">. The signalling inference rests on the second. Pre-positioning signals intent not because intrusion is hard, but because </w:t>
-      </w:r>
-      <w:r>
-        <w:rPr>
-          <w:i/>
-          <w:iCs/>
-        </w:rPr>
-        <w:t xml:space="preserve">staying</w:t>
-      </w:r>
-      <w:r>
-        <w:t xml:space="preserve"> is. The variable AI autonomy threatens is therefore the cost of </w:t>
-      </w:r>
-      <w:r>
-        <w:rPr>
-          <w:i/>
-          <w:iCs/>
-        </w:rPr>
-        <w:t xml:space="preserve">sustained, undetected presence at scale</w:t>
-      </w:r>
-      <w:r>
-        <w:t xml:space="preserve"> — a narrower and more defensible claim than the first draft made.</w:t>
-      </w:r>
-    </w:p>
-    <w:p>
-      <w:pPr>
-        <w:spacing w:after="140" w:line="300"/>
-        <w:jc w:val="both"/>
-      </w:pPr>
-      <w:r>
-        <w:rPr>
-          <w:b/>
-          <w:bCs/>
-        </w:rPr>
-        <w:t xml:space="preserve">Second, and more consequentially: the signalling function is already failing.</w:t>
-      </w:r>
-      <w:r>
-        <w:t xml:space="preserve"> Baram (2026) codes Volt Typhoon as a </w:t>
-      </w:r>
-      <w:r>
-        <w:rPr>
-          <w:b/>
-          <w:bCs/>
-        </w:rPr>
-        <w:t xml:space="preserve">Type 3</w:t>
-      </w:r>
-      <w:r>
-        <w:t xml:space="preserve"> event — "a shared advisory with pooled IoCs and defensive guidance… </w:t>
-      </w:r>
-      <w:r>
-        <w:rPr>
-          <w:b/>
-          <w:bCs/>
-        </w:rPr>
-        <w:t xml:space="preserve">No alliance-led endorsement or sanctions package followed</w:t>
-      </w:r>
-      <w:r>
-        <w:t xml:space="preserve">." The paradigmatic pre-positioning case drew the weakest available form of collective response. Baram identifies the mechanism: joint technical advisories cluster in "China-related cases focused on stealthy access and pre-positioning," and their "primary audience here is </w:t>
-      </w:r>
-      <w:r>
-        <w:rPr>
-          <w:b/>
-          <w:bCs/>
-        </w:rPr>
-        <w:t xml:space="preserve">network defenders, not only state elites</w:t>
-      </w:r>
-      <w:r>
-        <w:t xml:space="preserve">."</w:t>
-      </w:r>
-    </w:p>
-    <w:p>
-      <w:pPr>
-        <w:spacing w:after="140" w:line="300"/>
-        <w:jc w:val="both"/>
-      </w:pPr>
-      <w:r>
-        <w:t xml:space="preserve">A coercive signal must reach political decision-makers to function. Pre-positioning is being routed to system administrators.</w:t>
-      </w:r>
-    </w:p>
-    <w:p>
-      <w:pPr>
-        <w:spacing w:after="140" w:line="300"/>
-        <w:jc w:val="both"/>
-      </w:pPr>
-      <w:r>
-        <w:rPr>
-          <w:b/>
-          <w:bCs/>
-        </w:rPr>
-        <w:t xml:space="preserve">The response asymmetry.</w:t>
-      </w:r>
-      <w:r>
-        <w:t xml:space="preserve"> Salt Typhoon — espionage against telecom metadata and law-enforcement surveillance systems — drew "sanctions imposed by the U.S. Treasury on PRC-linked cyber entities" (Urbanczyk et al., 2025; Treasury press release JY2792). Volt Typhoon — pre-positioning for disruption of water, energy, communications and transport — drew a technical advisory and, in Baram's (2026) words, "no alliance-led endorsement or sanctions package."</w:t>
-      </w:r>
-    </w:p>
-    <w:p>
-      <w:pPr>
-        <w:spacing w:after="140" w:line="300"/>
-        <w:jc w:val="both"/>
-      </w:pPr>
-      <w:r>
-        <w:t xml:space="preserve">Same adversary, same period, same target state. </w:t>
-      </w:r>
-      <w:r>
-        <w:rPr>
-          <w:b/>
-          <w:bCs/>
-        </w:rPr>
-        <w:t xml:space="preserve">The campaign that stole data was punished; the campaign pre-positioned for sabotage was not.</w:t>
-      </w:r>
-      <w:r>
-        <w:t xml:space="preserve"> On any strategic reading the severity ordering is inverted. State response tracks </w:t>
-      </w:r>
-      <w:r>
-        <w:rPr>
-          <w:b/>
-          <w:bCs/>
-        </w:rPr>
-        <w:t xml:space="preserve">legibility and precedent</w:t>
-      </w:r>
-      <w:r>
-        <w:t xml:space="preserve">, not gravity — which is exactly what a degraded signalling channel would predict.</w:t>
-      </w:r>
-    </w:p>
-    <w:p>
-      <w:pPr>
-        <w:spacing w:after="140" w:line="300"/>
-        <w:jc w:val="both"/>
-      </w:pPr>
-      <w:r>
-        <w:rPr>
-          <w:b/>
-          <w:bCs/>
-        </w:rPr>
-        <w:t xml:space="preserve">The corpus therefore documents three independent failure modes:</w:t>
+        <w:t xml:space="preserve">2.3 Competing explanations for the capability–vulnerability paradox</w:t>
       </w:r>
     </w:p>
     <w:p>
@@ -6373,19 +6350,10 @@
           <w:b/>
           <w:bCs/>
         </w:rPr>
-        <w:t xml:space="preserve">Non-reception</w:t>
-      </w:r>
-      <w:r>
-        <w:t xml:space="preserve"> — operations "lack sufficient political salience to activate</w:t>
-      </w:r>
-    </w:p>
-    <w:p>
-      <w:pPr>
-        <w:spacing w:after="140" w:line="300"/>
-        <w:jc w:val="both"/>
-      </w:pPr>
-      <w:r>
-        <w:t xml:space="preserve">political institutions" (Sullivan, 2025).</w:t>
+        <w:t xml:space="preserve">Offence dominance</w:t>
+      </w:r>
+      <w:r>
+        <w:t xml:space="preserve"> — reported and rejected by Maschmeyer (2023).</w:t>
       </w:r>
     </w:p>
     <w:p>
@@ -6402,19 +6370,19 @@
           <w:b/>
           <w:bCs/>
         </w:rPr>
-        <w:t xml:space="preserve">Denial</w:t>
-      </w:r>
-      <w:r>
-        <w:t xml:space="preserve"> — the putative sender disowns the signal; the PRC calls Volt Typhoon a US</w:t>
-      </w:r>
-    </w:p>
-    <w:p>
-      <w:pPr>
-        <w:spacing w:after="140" w:line="300"/>
-        <w:jc w:val="both"/>
-      </w:pPr>
-      <w:r>
-        <w:t xml:space="preserve">fabrication and counter-accuses over the MARBLE toolkit (Singh et al., 2025).</w:t>
+        <w:t xml:space="preserve">Reverse structural power</w:t>
+      </w:r>
+      <w:r>
+        <w:t xml:space="preserve"> — Maschmeyer's own: centrality in the global ICT</w:t>
+      </w:r>
+    </w:p>
+    <w:p>
+      <w:pPr>
+        <w:spacing w:after="140" w:line="300"/>
+        <w:jc w:val="both"/>
+      </w:pPr>
+      <w:r>
+        <w:t xml:space="preserve">structure converts into exposure when subverted.</w:t>
       </w:r>
     </w:p>
     <w:p>
@@ -6431,301 +6399,19 @@
           <w:b/>
           <w:bCs/>
         </w:rPr>
-        <w:t xml:space="preserve">Misrouting</w:t>
-      </w:r>
-      <w:r>
-        <w:t xml:space="preserve"> — response is technical, not diplomatic (Baram, 2026, </w:t>
-      </w:r>
-      <w:r>
-        <w:rPr>
-          <w:i/>
-          <w:iCs/>
-        </w:rPr>
-        <w:t xml:space="preserve">with data</w:t>
-      </w:r>
-      <w:r>
-        <w:t xml:space="preserve">).</w:t>
-      </w:r>
-    </w:p>
-    <w:p>
-      <w:pPr>
-        <w:spacing w:after="140" w:line="300"/>
-        <w:jc w:val="both"/>
-      </w:pPr>
-      <w:r>
-        <w:rPr>
-          <w:b/>
-          <w:bCs/>
-        </w:rPr>
-        <w:t xml:space="preserve">The gap, restated.</w:t>
-      </w:r>
-      <w:r>
-        <w:t xml:space="preserve"> The literature contains a sharp interpretive claim about what pre-positioning </w:t>
-      </w:r>
-      <w:r>
-        <w:rPr>
-          <w:i/>
-          <w:iCs/>
-        </w:rPr>
-        <w:t xml:space="preserve">means</w:t>
-      </w:r>
-      <w:r>
-        <w:t xml:space="preserve"> (Guttieri, 2025) and empirical evidence about how states actually </w:t>
-      </w:r>
-      <w:r>
-        <w:rPr>
-          <w:i/>
-          <w:iCs/>
-        </w:rPr>
-        <w:t xml:space="preserve">respond</w:t>
-      </w:r>
-      <w:r>
-        <w:t xml:space="preserve"> to it (Baram, 2026) — and these do not match. </w:t>
-      </w:r>
-      <w:r>
-        <w:rPr>
-          <w:b/>
-          <w:bCs/>
-        </w:rPr>
-        <w:t xml:space="preserve">No paper reconciles them, and none asks what AI autonomy does to a signalling mechanism that is already failing.</w:t>
-      </w:r>
-    </w:p>
-    <w:p>
-      <w:pPr>
-        <w:pStyle w:val="Heading2"/>
-        <w:keepNext/>
-        <w:spacing w:after="140" w:before="240"/>
-      </w:pPr>
-      <w:r>
-        <w:t xml:space="preserve">4.4 Empirical gap</w:t>
-      </w:r>
-    </w:p>
-    <w:p>
-      <w:pPr>
-        <w:spacing w:after="140" w:line="300"/>
-        <w:jc w:val="both"/>
-      </w:pPr>
-      <w:r>
-        <w:t xml:space="preserve">The corpus contains no dataset on autonomy in operational cyber campaigns, no measured time-series of dwell time or persistence cost, and no coding of pre-positioning incidents by intelligence yield versus operational leverage — despite Guttieri supplying exactly the criterion such a coding would require.</w:t>
-      </w:r>
-    </w:p>
-    <w:p>
-      <w:pPr>
-        <w:pStyle w:val="Heading2"/>
-        <w:keepNext/>
-        <w:spacing w:after="140" w:before="240"/>
-      </w:pPr>
-      <w:r>
-        <w:t xml:space="preserve">4.5 Methodological gap</w:t>
-      </w:r>
-    </w:p>
-    <w:p>
-      <w:pPr>
-        <w:spacing w:after="140" w:line="300"/>
-        <w:jc w:val="both"/>
-      </w:pPr>
-      <w:r>
-        <w:t xml:space="preserve">No fully-extracted paper tests a hypothesis against variation. Two are self-described reviews; two are theory-building exercises with illustrative cases. Maschmeyer labels his own empirics a "plausibility probe."</w:t>
-      </w:r>
-    </w:p>
-    <w:p>
-      <w:pPr>
-        <w:pStyle w:val="Heading2"/>
-        <w:keepNext/>
-        <w:spacing w:after="140" w:before="240"/>
-      </w:pPr>
-      <w:r>
-        <w:t xml:space="preserve">4.6 Geographic gap</w:t>
-      </w:r>
-    </w:p>
-    <w:p>
-      <w:pPr>
-        <w:spacing w:after="140" w:line="300"/>
-        <w:jc w:val="both"/>
-      </w:pPr>
-      <w:r>
-        <w:t xml:space="preserve">The corpus is overwhelmingly US-facing, with China as object rather than subject. Singh et al. (2025) is the partial exception, and notably it is the only paper to record the PRC's own position. No corpus paper engages Chinese-language doctrinal sources.</w:t>
-      </w:r>
-    </w:p>
-    <w:p>
-      <w:pPr>
-        <w:pStyle w:val="Heading2"/>
-        <w:keepNext/>
-        <w:spacing w:after="140" w:before="240"/>
-      </w:pPr>
-      <w:r>
-        <w:t xml:space="preserve">4.7 Temporal gap</w:t>
-      </w:r>
-    </w:p>
-    <w:p>
-      <w:pPr>
-        <w:spacing w:after="140" w:line="300"/>
-        <w:jc w:val="both"/>
-      </w:pPr>
-      <w:r>
-        <w:t xml:space="preserve">Butt &amp; Ulina (2026) claim fully autonomous offensive operations are "still largely theoretical." The corpus contains nothing on the </w:t>
-      </w:r>
-      <w:r>
-        <w:rPr>
-          <w:i/>
-          <w:iCs/>
-        </w:rPr>
-        <w:t xml:space="preserve">rate</w:t>
-      </w:r>
-      <w:r>
-        <w:t xml:space="preserve"> at which that changes — no projections, no thresholds, no indicators.</w:t>
-      </w:r>
-    </w:p>
-    <w:p>
-      <w:pPr>
-        <w:pStyle w:val="Heading2"/>
-        <w:keepNext/>
-        <w:spacing w:after="140" w:before="240"/>
-      </w:pPr>
-      <w:r>
-        <w:t xml:space="preserve">4.8 Policy gap</w:t>
-      </w:r>
-    </w:p>
-    <w:p>
-      <w:pPr>
-        <w:spacing w:after="140" w:line="300"/>
-        <w:jc w:val="both"/>
-      </w:pPr>
-      <w:r>
-        <w:t xml:space="preserve">Guttieri (2025) argues for deterrence by denial. Butt &amp; Ulina (2026) offer a recommendations table. Neither addresses how attribution, signalling, or escalation management function when operations are machine-paced.</w:t>
-      </w:r>
-    </w:p>
-    <w:p>
-      <w:pPr>
-        <w:pBdr>
-          <w:bottom w:val="single" w:color="BBBBBB" w:sz="6" w:space="1"/>
-        </w:pBdr>
-        <w:spacing w:after="120" w:before="120"/>
-      </w:pPr>
-      <w:r>
-        <w:t xml:space="preserve"/>
-      </w:r>
-    </w:p>
-    <w:p>
-      <w:pPr>
-        <w:pStyle w:val="Heading1"/>
-        <w:keepNext/>
-        <w:spacing w:after="140" w:before="360"/>
-      </w:pPr>
-      <w:r>
-        <w:t xml:space="preserve">5. Introduction (draft)</w:t>
-      </w:r>
-    </w:p>
-    <w:p>
-      <w:pPr>
-        <w:spacing w:after="140" w:line="300"/>
-        <w:jc w:val="both"/>
-      </w:pPr>
-      <w:r>
-        <w:rPr>
-          <w:b/>
-          <w:bCs/>
-        </w:rPr>
-        <w:t xml:space="preserve">Strategic background.</w:t>
-      </w:r>
-      <w:r>
-        <w:t xml:space="preserve"> In May 2023, US authorities attributed to Chinese state-sponsored actors a campaign, designated Volt Typhoon, that had established persistent access in American critical infrastructure using living-off-the-land techniques (Guttieri, 2025; Butt &amp; Ulina, 2026; Singh, Jash &amp; Nanjappa, 2025). What distinguished the campaign was not its technical sophistication but its apparent purposelessness by the standards of espionage. As General Paul Nakasone observed, there is "absolutely no intelligence to be gathered by putting malicious code in [critical infrastructure] networks" (quoted in Guttieri, 2025).</w:t>
-      </w:r>
-    </w:p>
-    <w:p>
-      <w:pPr>
-        <w:spacing w:after="140" w:line="300"/>
-        <w:jc w:val="both"/>
-      </w:pPr>
-      <w:r>
-        <w:rPr>
-          <w:b/>
-          <w:bCs/>
-        </w:rPr>
-        <w:t xml:space="preserve">Problem statement.</w:t>
-      </w:r>
-      <w:r>
-        <w:t xml:space="preserve"> Pre-positioning is observationally ambiguous: the same implant serves collection, preparation, and coercion. Guttieri (2025) offers a resolution — persistent access that yields little intelligence but much leverage "likely reflects preparation for conflict." This inference works because persistence is costly: it requires, in her words, "technical competence and strategic patience."</w:t>
-      </w:r>
-    </w:p>
-    <w:p>
-      <w:pPr>
-        <w:spacing w:after="140" w:line="300"/>
-        <w:jc w:val="both"/>
-      </w:pPr>
-      <w:r>
-        <w:t xml:space="preserve">Concurrently, AI systems are acquiring the capacity to conduct portions of cyber operations without human participation. Butt &amp; Ulina (2026) place present capability at sub-task assistance — reconnaissance, vulnerability discovery, exploit adaptation — while noting that "fully autonomous offensive cyber weapons are still largely theoretical."</w:t>
-      </w:r>
-    </w:p>
-    <w:p>
-      <w:pPr>
-        <w:spacing w:after="140" w:line="300"/>
-        <w:jc w:val="both"/>
-      </w:pPr>
-      <w:r>
-        <w:t xml:space="preserve">Yet states do not appear to </w:t>
-      </w:r>
-      <w:r>
-        <w:rPr>
-          <w:i/>
-          <w:iCs/>
-        </w:rPr>
-        <w:t xml:space="preserve">act</w:t>
-      </w:r>
-      <w:r>
-        <w:t xml:space="preserve"> as though pre-positioning carries this meaning. Baram (2026), coding twenty joint public attribution cases from the European Repository of Cyber Incidents, finds that Volt Typhoon drew only a joint technical advisory: "No alliance-led endorsement or sanctions package followed." Such advisories cluster in cases of "stealthy access and pre-positioning," and their "primary audience here is network defenders, not only state elites." Sullivan (2025) supplies the reason: operations of this kind "lurk in the shadows," lacking "sufficient political salience to activate political institutions." Singh, Jash and Nanjappa (2025) record a third obstacle — the PRC denies the campaign outright and counter-accuses.</w:t>
-      </w:r>
-    </w:p>
-    <w:p>
-      <w:pPr>
-        <w:spacing w:after="140" w:line="300"/>
-        <w:jc w:val="both"/>
-      </w:pPr>
-      <w:r>
-        <w:rPr>
-          <w:b/>
-          <w:bCs/>
-        </w:rPr>
-        <w:t xml:space="preserve">There is thus a gap between what pre-positioning is held to mean and how states respond to it.</w:t>
-      </w:r>
-      <w:r>
-        <w:t xml:space="preserve"> Guttieri establishes the interpretation; Baram shows the response does not follow. This paper argues that the discrepancy is explained by the erosion of the costly-signalling logic on which the interpretation depends — and that AI autonomy, by lowering the cost of sustained undetected presence, will widen it further. The same observable act will convey progressively less about intent, precisely as the volume of such observations rises. This is not a technical problem but a problem of strategic interpretation.</w:t>
-      </w:r>
-    </w:p>
-    <w:p>
-      <w:pPr>
-        <w:spacing w:after="140" w:line="300"/>
-        <w:jc w:val="both"/>
-      </w:pPr>
-      <w:r>
-        <w:rPr>
-          <w:b/>
-          <w:bCs/>
-        </w:rPr>
-        <w:t xml:space="preserve">Research question.</w:t>
-      </w:r>
-      <w:r>
-        <w:t xml:space="preserve"> </w:t>
-      </w:r>
-      <w:r>
-        <w:rPr>
-          <w:i/>
-          <w:iCs/>
-        </w:rPr>
-        <w:t xml:space="preserve">How fast and how far will AI/agentic autonomy shift the offence–defence balance, and when does pre-positioning itself constitute a strategic signal or a destabiliser?</w:t>
-      </w:r>
-    </w:p>
-    <w:p>
-      <w:pPr>
-        <w:spacing w:after="140" w:line="300"/>
-        <w:jc w:val="both"/>
-      </w:pPr>
-      <w:r>
-        <w:rPr>
-          <w:b/>
-          <w:bCs/>
-        </w:rPr>
-        <w:t xml:space="preserve">Objectives.</w:t>
+        <w:t xml:space="preserve">Resilience deficit</w:t>
+      </w:r>
+      <w:r>
+        <w:t xml:space="preserve"> — Guttieri (2025): vulnerability follows from treating</w:t>
+      </w:r>
+    </w:p>
+    <w:p>
+      <w:pPr>
+        <w:spacing w:after="140" w:line="300"/>
+        <w:jc w:val="both"/>
+      </w:pPr>
+      <w:r>
+        <w:t xml:space="preserve">resilience as a static IT function.</w:t>
       </w:r>
     </w:p>
     <w:p>
@@ -6738,16 +6424,2389 @@
         <w:spacing w:after="60"/>
       </w:pPr>
       <w:r>
-        <w:t xml:space="preserve">Establish how the literature currently distinguishes pre-positioning-as-espionage</w:t>
-      </w:r>
-    </w:p>
-    <w:p>
-      <w:pPr>
-        <w:spacing w:after="140" w:line="300"/>
-        <w:jc w:val="both"/>
-      </w:pPr>
-      <w:r>
-        <w:t xml:space="preserve">from pre-positioning-as-signal.</w:t>
+        <w:rPr>
+          <w:b/>
+          <w:bCs/>
+        </w:rPr>
+        <w:t xml:space="preserve">Defender blindness</w:t>
+      </w:r>
+      <w:r>
+        <w:t xml:space="preserve"> — Kabir et al. (2026): 73.6% of intrusions are first detected</w:t>
+      </w:r>
+    </w:p>
+    <w:p>
+      <w:pPr>
+        <w:spacing w:after="140" w:line="300"/>
+        <w:jc w:val="both"/>
+      </w:pPr>
+      <w:r>
+        <w:t xml:space="preserve">by third parties, not victims. Persistence is cheap partly because detection fails.</w:t>
+      </w:r>
+    </w:p>
+    <w:p>
+      <w:pPr>
+        <w:spacing w:after="140" w:line="300"/>
+        <w:jc w:val="both"/>
+      </w:pPr>
+      <w:r>
+        <w:t xml:space="preserve">Explanations 3 and 4 are the interesting pair for this study, because both imply that improving autonomous defence would </w:t>
+      </w:r>
+      <w:r>
+        <w:rPr>
+          <w:i/>
+          <w:iCs/>
+        </w:rPr>
+        <w:t xml:space="preserve">raise</w:t>
+      </w:r>
+      <w:r>
+        <w:t xml:space="preserve"> persistence cost — the opposite of what an offence-favouring reading of AI predicts.</w:t>
+      </w:r>
+    </w:p>
+    <w:p>
+      <w:pPr>
+        <w:pStyle w:val="Heading2"/>
+        <w:keepNext/>
+        <w:spacing w:after="140" w:before="240"/>
+      </w:pPr>
+      <w:r>
+        <w:t xml:space="preserve">2.4 Methodological differences</w:t>
+      </w:r>
+    </w:p>
+    <w:p>
+      <w:pPr>
+        <w:spacing w:after="140" w:line="300"/>
+        <w:jc w:val="both"/>
+      </w:pPr>
+      <w:r>
+        <w:t xml:space="preserve">The corpus divides into four groups:</w:t>
+      </w:r>
+    </w:p>
+    <w:p>
+      <w:pPr>
+        <w:pStyle w:val="ListParagraph"/>
+        <w:numPr>
+          <w:ilvl w:val="0"/>
+          <w:numId w:val="1"/>
+        </w:numPr>
+        <w:spacing w:after="60"/>
+      </w:pPr>
+      <w:r>
+        <w:rPr>
+          <w:b/>
+          <w:bCs/>
+        </w:rPr>
+        <w:t xml:space="preserve">Theory-building with illustrative cases</w:t>
+      </w:r>
+      <w:r>
+        <w:t xml:space="preserve"> — Maschmeyer (2023), Guttieri (2025).</w:t>
+      </w:r>
+    </w:p>
+    <w:p>
+      <w:pPr>
+        <w:pStyle w:val="ListParagraph"/>
+        <w:numPr>
+          <w:ilvl w:val="0"/>
+          <w:numId w:val="1"/>
+        </w:numPr>
+        <w:spacing w:after="60"/>
+      </w:pPr>
+      <w:r>
+        <w:rPr>
+          <w:b/>
+          <w:bCs/>
+        </w:rPr>
+        <w:t xml:space="preserve">Doctrinal and legal analysis</w:t>
+      </w:r>
+      <w:r>
+        <w:t xml:space="preserve"> — Sullivan (2025), Pokorny (2026).</w:t>
+      </w:r>
+    </w:p>
+    <w:p>
+      <w:pPr>
+        <w:pStyle w:val="ListParagraph"/>
+        <w:numPr>
+          <w:ilvl w:val="0"/>
+          <w:numId w:val="1"/>
+        </w:numPr>
+        <w:spacing w:after="60"/>
+      </w:pPr>
+      <w:r>
+        <w:rPr>
+          <w:b/>
+          <w:bCs/>
+        </w:rPr>
+        <w:t xml:space="preserve">Expert assessment</w:t>
+      </w:r>
+      <w:r>
+        <w:t xml:space="preserve"> — Willett (2022).</w:t>
+      </w:r>
+    </w:p>
+    <w:p>
+      <w:pPr>
+        <w:pStyle w:val="ListParagraph"/>
+        <w:numPr>
+          <w:ilvl w:val="0"/>
+          <w:numId w:val="1"/>
+        </w:numPr>
+        <w:spacing w:after="60"/>
+      </w:pPr>
+      <w:r>
+        <w:rPr>
+          <w:b/>
+          <w:bCs/>
+        </w:rPr>
+        <w:t xml:space="preserve">Systematic coding against a dataset</w:t>
+      </w:r>
+      <w:r>
+        <w:t xml:space="preserve"> — </w:t>
+      </w:r>
+      <w:r>
+        <w:rPr>
+          <w:b/>
+          <w:bCs/>
+        </w:rPr>
+        <w:t xml:space="preserve">Baram (2026) alone</w:t>
+      </w:r>
+      <w:r>
+        <w:t xml:space="preserve">, using the European</w:t>
+      </w:r>
+    </w:p>
+    <w:p>
+      <w:pPr>
+        <w:spacing w:after="140" w:line="300"/>
+        <w:jc w:val="both"/>
+      </w:pPr>
+      <w:r>
+        <w:t xml:space="preserve">Repository of Cyber Incidents to code twenty joint attribution cases, 2015–2025.</w:t>
+      </w:r>
+    </w:p>
+    <w:p>
+      <w:pPr>
+        <w:spacing w:after="140" w:line="300"/>
+        <w:jc w:val="both"/>
+      </w:pPr>
+      <w:r>
+        <w:t xml:space="preserve">Baram is the corpus's only genuinely systematic empirical design, and the only paper whose limitations section declares its own sampling bias ("this dataset primarily reflects Western and allied attribution practices"). It is the model this study should follow.</w:t>
+      </w:r>
+    </w:p>
+    <w:p>
+      <w:pPr>
+        <w:spacing w:after="140" w:line="300"/>
+        <w:jc w:val="both"/>
+      </w:pPr>
+      <w:r>
+        <w:t xml:space="preserve">Nothing in the corpus employs formal modelling, elite interviews, or archival process tracing. Only Baram tests propositions against a coded population.</w:t>
+      </w:r>
+    </w:p>
+    <w:p>
+      <w:pPr>
+        <w:pStyle w:val="Heading2"/>
+        <w:keepNext/>
+        <w:spacing w:after="140" w:before="240"/>
+      </w:pPr>
+      <w:r>
+        <w:t xml:space="preserve">2.5 Evolution of the debate</w:t>
+      </w:r>
+    </w:p>
+    <w:p>
+      <w:pPr>
+        <w:spacing w:after="140" w:line="300"/>
+        <w:jc w:val="both"/>
+      </w:pPr>
+      <w:r>
+        <w:t xml:space="preserve">Four phases are visible. </w:t>
+      </w:r>
+      <w:r>
+        <w:rPr>
+          <w:b/>
+          <w:bCs/>
+        </w:rPr>
+        <w:t xml:space="preserve">Pre-2022</w:t>
+      </w:r>
+      <w:r>
+        <w:t xml:space="preserve">, the argument is about whether cyber constitutes war at all; Maschmeyer (2022/23) writes against militarised framing. </w:t>
+      </w:r>
+      <w:r>
+        <w:rPr>
+          <w:b/>
+          <w:bCs/>
+        </w:rPr>
+        <w:t xml:space="preserve">2022</w:t>
+      </w:r>
+      <w:r>
+        <w:t xml:space="preserve"> brings the first well-matched wartime test, and Willett records that expectations of decisive offensive effect were disappointed. </w:t>
+      </w:r>
+      <w:r>
+        <w:rPr>
+          <w:b/>
+          <w:bCs/>
+        </w:rPr>
+        <w:t xml:space="preserve">2023 onward</w:t>
+      </w:r>
+      <w:r>
+        <w:t xml:space="preserve">, attention shifts decisively to stealthy access: Baram (2026) finds that from 2023 "focus shifted toward stealthy access operations against critical infrastructure," and Guttieri, Codreanu, Dimitrov, Braccia and Pokorny all take Volt Typhoon as their object. </w:t>
+      </w:r>
+      <w:r>
+        <w:rPr>
+          <w:b/>
+          <w:bCs/>
+        </w:rPr>
+        <w:t xml:space="preserve">2025–26</w:t>
+      </w:r>
+      <w:r>
+        <w:t xml:space="preserve"> brings the first AI-inflected treatments (Butt &amp; Ulina, 2026; Yigit et al., 2025), but they run on a separate track.</w:t>
+      </w:r>
+    </w:p>
+    <w:p>
+      <w:pPr>
+        <w:spacing w:after="140" w:line="300"/>
+        <w:jc w:val="both"/>
+      </w:pPr>
+      <w:r>
+        <w:rPr>
+          <w:b/>
+          <w:bCs/>
+        </w:rPr>
+        <w:t xml:space="preserve">The debate has moved from "is cyber war?" through "what is persistent access for?" without ever absorbing the autonomy question.</w:t>
+      </w:r>
+      <w:r>
+        <w:t xml:space="preserve"> Melella names the intersection and turns away from it. That trajectory is the warrant for this study.</w:t>
+      </w:r>
+    </w:p>
+    <w:p>
+      <w:pPr>
+        <w:pBdr>
+          <w:bottom w:val="single" w:color="BBBBBB" w:sz="6" w:space="1"/>
+        </w:pBdr>
+        <w:spacing w:after="120" w:before="120"/>
+      </w:pPr>
+      <w:r>
+        <w:t xml:space="preserve"/>
+      </w:r>
+    </w:p>
+    <w:p>
+      <w:pPr>
+        <w:pStyle w:val="Heading1"/>
+        <w:keepNext/>
+        <w:spacing w:after="140" w:before="360"/>
+      </w:pPr>
+      <w:r>
+        <w:t xml:space="preserve">3. Thematic Literature Review</w:t>
+      </w:r>
+    </w:p>
+    <w:p>
+      <w:pPr>
+        <w:pStyle w:val="Heading2"/>
+        <w:keepNext/>
+        <w:spacing w:after="140" w:before="240"/>
+      </w:pPr>
+      <w:r>
+        <w:t xml:space="preserve">Theme 1 — Is the offence–defence balance the right frame for cyber?</w:t>
+      </w:r>
+    </w:p>
+    <w:p>
+      <w:pPr>
+        <w:spacing w:after="140" w:line="300"/>
+        <w:jc w:val="both"/>
+      </w:pPr>
+      <w:r>
+        <w:rPr>
+          <w:b/>
+          <w:bCs/>
+        </w:rPr>
+        <w:t xml:space="preserve">The debate.</w:t>
+      </w:r>
+      <w:r>
+        <w:t xml:space="preserve"> Offence–defence theory holds that the relative ease of attack versus defence shapes conflict likelihood. Applied to cyber, it has generated a durable conventional wisdom of offence dominance. Maschmeyer (2023) reports this position — citing Betz and Stevens, Lynn, and Nye — and rejects it, holding that the theory "faces significant theoretical and empirical challenges" and, more fundamentally, that "military affairs are precisely not where cyber operations have been most relevant."</w:t>
+      </w:r>
+    </w:p>
+    <w:p>
+      <w:pPr>
+        <w:spacing w:after="140" w:line="300"/>
+        <w:jc w:val="both"/>
+      </w:pPr>
+      <w:r>
+        <w:rPr>
+          <w:b/>
+          <w:bCs/>
+        </w:rPr>
+        <w:t xml:space="preserve">Comparison.</w:t>
+      </w:r>
+      <w:r>
+        <w:t xml:space="preserve"> Maschmeyer's alternative is that cyber operations are means of subversion, which reverse structural power rather than deliver military effect. Guttieri (2025) does not contest the offence–defence frame explicitly but implicitly resists offence-dominance: her entire argument is that resilience can deny adversaries their objectives. Butt &amp; Ulina (2026) assert offence-dominance flatly, without theory.</w:t>
+      </w:r>
+    </w:p>
+    <w:p>
+      <w:pPr>
+        <w:spacing w:after="140" w:line="300"/>
+        <w:jc w:val="both"/>
+      </w:pPr>
+      <w:r>
+        <w:rPr>
+          <w:b/>
+          <w:bCs/>
+        </w:rPr>
+        <w:t xml:space="preserve">Strength of evidence.</w:t>
+      </w:r>
+      <w:r>
+        <w:t xml:space="preserve"> Weak in this corpus. Maschmeyer's rejection is theoretically argued but empirically rests on one plausibility probe. Butt &amp; Ulina's affirmation rests on vendor-sourced trend data (IBM, Verizon, Cybersecurity Ventures) with no discussion of vendor reporting incentives and no limitations section.</w:t>
+      </w:r>
+    </w:p>
+    <w:p>
+      <w:pPr>
+        <w:spacing w:after="140" w:line="300"/>
+        <w:jc w:val="both"/>
+      </w:pPr>
+      <w:r>
+        <w:rPr>
+          <w:b/>
+          <w:bCs/>
+        </w:rPr>
+        <w:t xml:space="preserve">A directional claim, and it favours defence.</w:t>
+      </w:r>
+      <w:r>
+        <w:t xml:space="preserve"> Pokorny (2026) reports Lindsay's (2013) position:</w:t>
+      </w:r>
+    </w:p>
+    <w:p>
+      <w:pPr>
+        <w:pBdr>
+          <w:left w:val="single" w:color="7A93AC" w:sz="12" w:space="8"/>
+        </w:pBdr>
+        <w:spacing w:after="140" w:before="140"/>
+        <w:ind w:left="480" w:right="360"/>
+      </w:pPr>
+      <w:r>
+        <w:rPr>
+          <w:i/>
+          <w:iCs/>
+          <w:sz w:val="21"/>
+          <w:szCs w:val="21"/>
+        </w:rPr>
+        <w:t xml:space="preserve">"the more technically sophisticated the target, the more difficult it is to achieve a decisive cyber effect, because sophisticated defenders are better able to detect and mitigate intrusions. This 'offense-defense balance' in cyberspace, Lindsay contends, </w:t>
+      </w:r>
+      <w:r>
+        <w:rPr>
+          <w:b/>
+          <w:bCs/>
+          <w:i/>
+          <w:iCs/>
+          <w:sz w:val="21"/>
+          <w:szCs w:val="21"/>
+        </w:rPr>
+        <w:t xml:space="preserve">favors defense at the strategic level</w:t>
+      </w:r>
+      <w:r>
+        <w:rPr>
+          <w:i/>
+          <w:iCs/>
+          <w:sz w:val="21"/>
+          <w:szCs w:val="21"/>
+        </w:rPr>
+        <w:t xml:space="preserve">, even if individual tactical attacks may succeed."</w:t>
+      </w:r>
+    </w:p>
+    <w:p>
+      <w:pPr>
+        <w:spacing w:after="140" w:line="300"/>
+        <w:jc w:val="both"/>
+      </w:pPr>
+      <w:r>
+        <w:rPr>
+          <w:b/>
+          <w:bCs/>
+        </w:rPr>
+        <w:t xml:space="preserve">This is the only explicit statement in the corpus about which way the balance tilts, and it contradicts the offence-dominance intuition.</w:t>
+      </w:r>
+      <w:r>
+        <w:t xml:space="preserve"> It converges with two other corpus findings: agentic AI is overwhelmingly defence-facing (Yigit et al., 2025), and fully autonomous offence remains "largely theoretical" (Butt &amp; Ulina, 2026).</w:t>
+      </w:r>
+    </w:p>
+    <w:p>
+      <w:pPr>
+        <w:spacing w:after="140" w:line="300"/>
+        <w:jc w:val="both"/>
+      </w:pPr>
+      <w:r>
+        <w:t xml:space="preserve">Two cautions. Lindsay (2013) is </w:t>
+      </w:r>
+      <w:r>
+        <w:rPr>
+          <w:b/>
+          <w:bCs/>
+        </w:rPr>
+        <w:t xml:space="preserve">not in the corpus</w:t>
+      </w:r>
+      <w:r>
+        <w:t xml:space="preserve"> — this is Pokorny's characterisation, and it must be verified against the original before it bears weight. And Pokorny's monograph is self-published, built on 16 unclassified sources, and is itself an </w:t>
+      </w:r>
+      <w:r>
+        <w:rPr>
+          <w:i/>
+          <w:iCs/>
+        </w:rPr>
+        <w:t xml:space="preserve">offensive targeting</w:t>
+      </w:r>
+      <w:r>
+        <w:t xml:space="preserve"> document, i.e. a primary source expressing a policy position rather than a neutral analysis.</w:t>
+      </w:r>
+    </w:p>
+    <w:p>
+      <w:pPr>
+        <w:spacing w:after="140" w:line="300"/>
+        <w:jc w:val="both"/>
+      </w:pPr>
+      <w:r>
+        <w:rPr>
+          <w:b/>
+          <w:bCs/>
+        </w:rPr>
+        <w:t xml:space="preserve">Unresolved.</w:t>
+      </w:r>
+      <w:r>
+        <w:t xml:space="preserve"> The corpus contains </w:t>
+      </w:r>
+      <w:r>
+        <w:rPr>
+          <w:b/>
+          <w:bCs/>
+        </w:rPr>
+        <w:t xml:space="preserve">no paper that measures or operationalises the cyber offence–defence balance.</w:t>
+      </w:r>
+      <w:r>
+        <w:t xml:space="preserve"> The canonical treatment (Slayton, 2017, </w:t>
+      </w:r>
+      <w:r>
+        <w:rPr>
+          <w:i/>
+          <w:iCs/>
+        </w:rPr>
+        <w:t xml:space="preserve">International Security</w:t>
+      </w:r>
+      <w:r>
+        <w:t xml:space="preserve">) appears only as a citation </w:t>
+      </w:r>
+      <w:r>
+        <w:rPr>
+          <w:i/>
+          <w:iCs/>
+        </w:rPr>
+        <w:t xml:space="preserve">within</w:t>
+      </w:r>
+      <w:r>
+        <w:t xml:space="preserve"> Maschmeyer's bibliography. This is a corpus limitation, and it must be declared.</w:t>
+      </w:r>
+    </w:p>
+    <w:p>
+      <w:pPr>
+        <w:spacing w:after="140" w:line="300"/>
+        <w:jc w:val="both"/>
+      </w:pPr>
+      <w:r>
+        <w:rPr>
+          <w:b/>
+          <w:bCs/>
+        </w:rPr>
+        <w:t xml:space="preserve">The only wartime empirical judgement, and it favours defence.</w:t>
+      </w:r>
+      <w:r>
+        <w:t xml:space="preserve"> Willett (2022), in </w:t>
+      </w:r>
+      <w:r>
+        <w:rPr>
+          <w:i/>
+          <w:iCs/>
+        </w:rPr>
+        <w:t xml:space="preserve">Survival</w:t>
+      </w:r>
+      <w:r>
+        <w:t xml:space="preserve"> — IISS, the corpus's highest-ranked venue — assesses the Russia–Ukraine war:</w:t>
+      </w:r>
+    </w:p>
+    <w:p>
+      <w:pPr>
+        <w:pBdr>
+          <w:left w:val="single" w:color="7A93AC" w:sz="12" w:space="8"/>
+        </w:pBdr>
+        <w:spacing w:after="140" w:before="140"/>
+        <w:ind w:left="480" w:right="360"/>
+      </w:pPr>
+      <w:r>
+        <w:rPr>
+          <w:i/>
+          <w:iCs/>
+          <w:sz w:val="21"/>
+          <w:szCs w:val="21"/>
+        </w:rPr>
+        <w:t xml:space="preserve">"a sustained Russian campaign to hack into and disrupt Ukraine's critical national infrastructure, resulting in </w:t>
+      </w:r>
+      <w:r>
+        <w:rPr>
+          <w:b/>
+          <w:bCs/>
+          <w:i/>
+          <w:iCs/>
+          <w:sz w:val="21"/>
+          <w:szCs w:val="21"/>
+        </w:rPr>
+        <w:t xml:space="preserve">intense sparring between offence and defence, but with defence dominating most of the time</w:t>
+      </w:r>
+      <w:r>
+        <w:rPr>
+          <w:i/>
+          <w:iCs/>
+          <w:sz w:val="21"/>
+          <w:szCs w:val="21"/>
+        </w:rPr>
+        <w:t xml:space="preserve">, given its access to good intelligence and top-class cyber-security expertise."</w:t>
+      </w:r>
+    </w:p>
+    <w:p>
+      <w:pPr>
+        <w:spacing w:after="140" w:line="300"/>
+        <w:jc w:val="both"/>
+      </w:pPr>
+      <w:r>
+        <w:rPr>
+          <w:b/>
+          <w:bCs/>
+        </w:rPr>
+        <w:t xml:space="preserve">And the balance is dyad-conditional, not technology-determined:</w:t>
+      </w:r>
+    </w:p>
+    <w:p>
+      <w:pPr>
+        <w:pBdr>
+          <w:left w:val="single" w:color="7A93AC" w:sz="12" w:space="8"/>
+        </w:pBdr>
+        <w:spacing w:after="140" w:before="140"/>
+        <w:ind w:left="480" w:right="360"/>
+      </w:pPr>
+      <w:r>
+        <w:rPr>
+          <w:i/>
+          <w:iCs/>
+          <w:sz w:val="21"/>
+          <w:szCs w:val="21"/>
+        </w:rPr>
+        <w:t xml:space="preserve">"a cyber conflict between Russia and a state with weaker cyber security than Ukraine, or one between NATO and Russia (or China), would perhaps see </w:t>
+      </w:r>
+      <w:r>
+        <w:rPr>
+          <w:b/>
+          <w:bCs/>
+          <w:i/>
+          <w:iCs/>
+          <w:sz w:val="21"/>
+          <w:szCs w:val="21"/>
+        </w:rPr>
+        <w:t xml:space="preserve">a different balance between offence and defence</w:t>
+      </w:r>
+      <w:r>
+        <w:rPr>
+          <w:i/>
+          <w:iCs/>
+          <w:sz w:val="21"/>
+          <w:szCs w:val="21"/>
+        </w:rPr>
+        <w:t xml:space="preserve">."</w:t>
+      </w:r>
+    </w:p>
+    <w:p>
+      <w:pPr>
+        <w:spacing w:after="140" w:line="300"/>
+        <w:jc w:val="both"/>
+      </w:pPr>
+      <w:r>
+        <w:rPr>
+          <w:b/>
+          <w:bCs/>
+        </w:rPr>
+        <w:t xml:space="preserve">This is the most consequential theoretical point in the corpus.</w:t>
+      </w:r>
+      <w:r>
+        <w:t xml:space="preserve"> The balance is not a property of the technology but of the </w:t>
+      </w:r>
+      <w:r>
+        <w:rPr>
+          <w:i/>
+          <w:iCs/>
+        </w:rPr>
+        <w:t xml:space="preserve">pairing</w:t>
+      </w:r>
+      <w:r>
+        <w:t xml:space="preserve"> — specifically of defender capability and the assistance available to it. Ukraine's defence was carried by US and UK agencies and by Microsoft, Google and Cisco; a differently resourced defender yields a different balance with identical offensive technology.</w:t>
+      </w:r>
+    </w:p>
+    <w:p>
+      <w:pPr>
+        <w:spacing w:after="140" w:line="300"/>
+        <w:jc w:val="both"/>
+      </w:pPr>
+      <w:r>
+        <w:rPr>
+          <w:b/>
+          <w:bCs/>
+        </w:rPr>
+        <w:t xml:space="preserve">It therefore reframes the research question.</w:t>
+      </w:r>
+      <w:r>
+        <w:t xml:space="preserve"> "Does AI autonomy favour offence or defence?" is malformed. The answerable question is: </w:t>
+      </w:r>
+      <w:r>
+        <w:rPr>
+          <w:b/>
+          <w:bCs/>
+        </w:rPr>
+        <w:t xml:space="preserve">which side is better positioned to absorb autonomy, under what conditions?</w:t>
+      </w:r>
+      <w:r>
+        <w:t xml:space="preserve"> On corpus evidence — defence-facing agentic AI (Yigit et al., 2025), offensive autonomy "largely theoretical" (Butt &amp; Ulina, 2026), Lindsay's sophistication paradox (via Pokorny, 2026), and Willett's wartime judgement — the answer currently leans defender, </w:t>
+      </w:r>
+      <w:r>
+        <w:rPr>
+          <w:i/>
+          <w:iCs/>
+        </w:rPr>
+        <w:t xml:space="preserve">for well-resourced defenders</w:t>
+      </w:r>
+      <w:r>
+        <w:t xml:space="preserve">. The distributional implication is that autonomy widens the gap between capable and incapable defenders rather than shifting a single global balance.</w:t>
+      </w:r>
+    </w:p>
+    <w:p>
+      <w:pPr>
+        <w:spacing w:after="140" w:line="300"/>
+        <w:jc w:val="both"/>
+      </w:pPr>
+      <w:r>
+        <w:rPr>
+          <w:b/>
+          <w:bCs/>
+        </w:rPr>
+        <w:t xml:space="preserve">Synthesis.</w:t>
+      </w:r>
+      <w:r>
+        <w:t xml:space="preserve"> For the RQ, the significance is that the offence–defence frame is contested at its foundation </w:t>
+      </w:r>
+      <w:r>
+        <w:rPr>
+          <w:i/>
+          <w:iCs/>
+        </w:rPr>
+        <w:t xml:space="preserve">and</w:t>
+      </w:r>
+      <w:r>
+        <w:t xml:space="preserve"> at its direction. The corpus contains one author rejecting the frame entirely (Maschmeyer, 2023), one asserting offence-dominance without argument (Butt &amp; Ulina, 2026), and one reporting a defence-favouring position (Lindsay, via Pokorny, 2026). </w:t>
+      </w:r>
+      <w:r>
+        <w:rPr>
+          <w:b/>
+          <w:bCs/>
+        </w:rPr>
+        <w:t xml:space="preserve">A study asking how AI "shifts the balance" must therefore establish which baseline it is shifting from — and the corpus does not settle that.</w:t>
+      </w:r>
+      <w:r>
+        <w:t xml:space="preserve"> A study asking how AI autonomy </w:t>
+      </w:r>
+      <w:r>
+        <w:rPr>
+          <w:i/>
+          <w:iCs/>
+        </w:rPr>
+        <w:t xml:space="preserve">shifts</w:t>
+      </w:r>
+      <w:r>
+        <w:t xml:space="preserve"> the balance must first defend the claim that there is a balance worth measuring — or reframe the dependent variable in terms the corpus better supports, such as the cost and credibility of persistent access.</w:t>
+      </w:r>
+    </w:p>
+    <w:p>
+      <w:pPr>
+        <w:pStyle w:val="Heading2"/>
+        <w:keepNext/>
+        <w:spacing w:after="140" w:before="240"/>
+      </w:pPr>
+      <w:r>
+        <w:t xml:space="preserve">Theme 2 — Pre-positioning: espionage, preparation, or signal?</w:t>
+      </w:r>
+    </w:p>
+    <w:p>
+      <w:pPr>
+        <w:spacing w:after="140" w:line="300"/>
+        <w:jc w:val="both"/>
+      </w:pPr>
+      <w:r>
+        <w:rPr>
+          <w:b/>
+          <w:bCs/>
+        </w:rPr>
+        <w:t xml:space="preserve">The debate.</w:t>
+      </w:r>
+      <w:r>
+        <w:t xml:space="preserve"> Persistent access to critical infrastructure is observationally ambiguous. The same implant supports intelligence collection, attack preparation, and coercive signalling. Guttieri (2025) makes the ambiguity her subject.</w:t>
+      </w:r>
+    </w:p>
+    <w:p>
+      <w:pPr>
+        <w:spacing w:after="140" w:line="300"/>
+        <w:jc w:val="both"/>
+      </w:pPr>
+      <w:r>
+        <w:rPr>
+          <w:b/>
+          <w:bCs/>
+        </w:rPr>
+        <w:t xml:space="preserve">Guttieri's mechanism.</w:t>
+      </w:r>
+      <w:r>
+        <w:t xml:space="preserve"> Pre-positioned actors "maintain a portfolio of future options… escalating the attack, disrupting services, conducting surveillance, or withdrawing." Over time they "accumulate a form of latent power on the network."</w:t>
+      </w:r>
+    </w:p>
+    <w:p>
+      <w:pPr>
+        <w:spacing w:after="140" w:line="300"/>
+        <w:jc w:val="both"/>
+      </w:pPr>
+      <w:r>
+        <w:rPr>
+          <w:b/>
+          <w:bCs/>
+        </w:rPr>
+        <w:t xml:space="preserve">Guttieri's decision rule.</w:t>
+      </w:r>
+      <w:r>
+        <w:t xml:space="preserve"> Reporting Nakasone and Lewis, she concludes: "when persistent access offers low intelligence gain but high leverage, it likely reflects preparation for conflict." This is the corpus's clearest analytical criterion for distinguishing espionage from signalling.</w:t>
+      </w:r>
+    </w:p>
+    <w:p>
+      <w:pPr>
+        <w:spacing w:after="140" w:line="300"/>
+        <w:jc w:val="both"/>
+      </w:pPr>
+      <w:r>
+        <w:rPr>
+          <w:b/>
+          <w:bCs/>
+        </w:rPr>
+        <w:t xml:space="preserve">Counter-position.</w:t>
+      </w:r>
+      <w:r>
+        <w:t xml:space="preserve"> Singh et al. (2025) record that the PRC denies the campaign entirely, and reciprocally accuses the US. Where attribution is contested, the signal's </w:t>
+      </w:r>
+      <w:r>
+        <w:rPr>
+          <w:i/>
+          <w:iCs/>
+        </w:rPr>
+        <w:t xml:space="preserve">receipt</w:t>
+      </w:r>
+      <w:r>
+        <w:t xml:space="preserve"> is contested, which is a condition for signalling failure.</w:t>
+      </w:r>
+    </w:p>
+    <w:p>
+      <w:pPr>
+        <w:spacing w:after="140" w:line="300"/>
+        <w:jc w:val="both"/>
+      </w:pPr>
+      <w:r>
+        <w:rPr>
+          <w:b/>
+          <w:bCs/>
+        </w:rPr>
+        <w:t xml:space="preserve">Strength of evidence.</w:t>
+      </w:r>
+      <w:r>
+        <w:t xml:space="preserve"> Guttieri's rule is inferential, resting on the public statements of two US officials — sources with an institutional stake in the interpretation. This is not a weakness she conceals, but it is a weakness.</w:t>
+      </w:r>
+    </w:p>
+    <w:p>
+      <w:pPr>
+        <w:spacing w:after="140" w:line="300"/>
+        <w:jc w:val="both"/>
+      </w:pPr>
+      <w:r>
+        <w:rPr>
+          <w:b/>
+          <w:bCs/>
+        </w:rPr>
+        <w:t xml:space="preserve">The negative case.</w:t>
+      </w:r>
+      <w:r>
+        <w:t xml:space="preserve"> Codreanu (2025) supplies the corpus's only instance of pre-positioning followed by non-use, and it is decisive for the theme:</w:t>
+      </w:r>
+    </w:p>
+    <w:p>
+      <w:pPr>
+        <w:pBdr>
+          <w:left w:val="single" w:color="7A93AC" w:sz="12" w:space="8"/>
+        </w:pBdr>
+        <w:spacing w:after="140" w:before="140"/>
+        <w:ind w:left="480" w:right="360"/>
+      </w:pPr>
+      <w:r>
+        <w:rPr>
+          <w:i/>
+          <w:iCs/>
+          <w:sz w:val="21"/>
+          <w:szCs w:val="21"/>
+        </w:rPr>
+        <w:t xml:space="preserve">"In 2018, Washington accused Russia of infiltrating multiple sectors of US critical infrastructure, including nuclear facilities, energy, aviation, and even water supply networks (Lonergan &amp; Poznansky 2025). </w:t>
+      </w:r>
+      <w:r>
+        <w:rPr>
+          <w:b/>
+          <w:bCs/>
+          <w:i/>
+          <w:iCs/>
+          <w:sz w:val="21"/>
+          <w:szCs w:val="21"/>
+        </w:rPr>
+        <w:t xml:space="preserve">So far, however, Russia has not exploited these footholds to launch direct cyberattacks on the US</w:t>
+      </w:r>
+      <w:r>
+        <w:rPr>
+          <w:i/>
+          <w:iCs/>
+          <w:sz w:val="21"/>
+          <w:szCs w:val="21"/>
+        </w:rPr>
+        <w:t xml:space="preserve">."</w:t>
+      </w:r>
+    </w:p>
+    <w:p>
+      <w:pPr>
+        <w:spacing w:after="140" w:line="300"/>
+        <w:jc w:val="both"/>
+      </w:pPr>
+      <w:r>
+        <w:t xml:space="preserve">Seven-plus years of maintained access without use. This qualifies the Nakasone/Guttieri inference sharply: if persistent access "likely reflects preparation for conflict," preparation can evidently persist indefinitely without conflict. </w:t>
+      </w:r>
+      <w:r>
+        <w:rPr>
+          <w:b/>
+          <w:bCs/>
+        </w:rPr>
+        <w:t xml:space="preserve">Pre-positioning is better characterised as option-generation than as commitment</w:t>
+      </w:r>
+      <w:r>
+        <w:t xml:space="preserve"> — consistent with Guttieri's own "portfolio of future options" phrasing, but cutting against the warning-indicator reading her decision rule invites.</w:t>
+      </w:r>
+    </w:p>
+    <w:p>
+      <w:pPr>
+        <w:spacing w:after="140" w:line="300"/>
+        <w:jc w:val="both"/>
+      </w:pPr>
+      <w:r>
+        <w:t xml:space="preserve">Codreanu also independently reproduces the decision rule itself, from a different institutional vantage: "the method of operation and chosen targets did not fit the pattern of a traditional cyber espionage campaign… the goal was not the extraction of data for conventional espionage but rather the pre-positioning… to prepare for possible future acts of sabotage." </w:t>
+      </w:r>
+      <w:r>
+        <w:rPr>
+          <w:b/>
+          <w:bCs/>
+        </w:rPr>
+        <w:t xml:space="preserve">Two independent statements of the same criterion strengthen it; the negative case constrains what it licenses.</w:t>
+      </w:r>
+    </w:p>
+    <w:p>
+      <w:pPr>
+        <w:spacing w:after="140" w:line="300"/>
+        <w:jc w:val="both"/>
+      </w:pPr>
+      <w:r>
+        <w:rPr>
+          <w:b/>
+          <w:bCs/>
+        </w:rPr>
+        <w:t xml:space="preserve">A rival hypothesis the paper must test, not assume away.</w:t>
+      </w:r>
+      <w:r>
+        <w:t xml:space="preserve"> Braccia (2025) argues grey-zone operations "target strategically significant systems while </w:t>
+      </w:r>
+      <w:r>
+        <w:rPr>
+          <w:b/>
+          <w:bCs/>
+        </w:rPr>
+        <w:t xml:space="preserve">carefully calibrating effects to remain below use-of-force thresholds established in international law</w:t>
+      </w:r>
+      <w:r>
+        <w:t xml:space="preserve">. Rather than causing immediate, catastrophic damage that might trigger Article 5-type responses, these operations focus on persistent access, intelligence gathering, and pre-positioning for potential future activation."</w:t>
+      </w:r>
+    </w:p>
+    <w:p>
+      <w:pPr>
+        <w:spacing w:after="140" w:line="300"/>
+        <w:jc w:val="both"/>
+      </w:pPr>
+      <w:r>
+        <w:t xml:space="preserve">If pre-positioning is </w:t>
+      </w:r>
+      <w:r>
+        <w:rPr>
+          <w:i/>
+          <w:iCs/>
+        </w:rPr>
+        <w:t xml:space="preserve">designed</w:t>
+      </w:r>
+      <w:r>
+        <w:t xml:space="preserve"> to stay below response thresholds, then avoiding legibility is the objective. The actor is not communicating resolve; it is acquiring options without triggering reaction. Two hypotheses follow:</w:t>
+      </w:r>
+    </w:p>
+    <w:p>
+      <w:pPr>
+        <w:pStyle w:val="ListParagraph"/>
+        <w:numPr>
+          <w:ilvl w:val="0"/>
+          <w:numId w:val="1"/>
+        </w:numPr>
+        <w:spacing w:after="60"/>
+      </w:pPr>
+      <w:r>
+        <w:rPr>
+          <w:b/>
+          <w:bCs/>
+        </w:rPr>
+        <w:t xml:space="preserve">H1 — signal degradation.</w:t>
+      </w:r>
+      <w:r>
+        <w:t xml:space="preserve"> Pre-positioning once signalled intent; falling</w:t>
+      </w:r>
+    </w:p>
+    <w:p>
+      <w:pPr>
+        <w:spacing w:after="140" w:line="300"/>
+        <w:jc w:val="both"/>
+      </w:pPr>
+      <w:r>
+        <w:t xml:space="preserve">persistence cost erodes the costly-signalling logic that made it legible.</w:t>
+      </w:r>
+    </w:p>
+    <w:p>
+      <w:pPr>
+        <w:pStyle w:val="ListParagraph"/>
+        <w:numPr>
+          <w:ilvl w:val="0"/>
+          <w:numId w:val="1"/>
+        </w:numPr>
+        <w:spacing w:after="60"/>
+      </w:pPr>
+      <w:r>
+        <w:rPr>
+          <w:b/>
+          <w:bCs/>
+        </w:rPr>
+        <w:t xml:space="preserve">H2 — deliberate non-signal.</w:t>
+      </w:r>
+      <w:r>
+        <w:t xml:space="preserve"> It never signalled. Sub-threshold calibration is the</w:t>
+      </w:r>
+    </w:p>
+    <w:p>
+      <w:pPr>
+        <w:spacing w:after="140" w:line="300"/>
+        <w:jc w:val="both"/>
+      </w:pPr>
+      <w:r>
+        <w:t xml:space="preserve">design goal, and Guttieri's (2025) reading is a target state inferring intent from an act engineered to avoid conveying it.</w:t>
+      </w:r>
+    </w:p>
+    <w:p>
+      <w:pPr>
+        <w:spacing w:after="140" w:line="300"/>
+        <w:jc w:val="both"/>
+      </w:pPr>
+      <w:r>
+        <w:rPr>
+          <w:b/>
+          <w:bCs/>
+        </w:rPr>
+        <w:t xml:space="preserve">The corpus contains explicit advocates for both.</w:t>
+      </w:r>
+      <w:r>
+        <w:t xml:space="preserve"> Dimitrov and Andreev (2025) state H1 directly: Volt Typhoon reflects "China's increasing reliance on the </w:t>
+      </w:r>
+      <w:r>
+        <w:rPr>
+          <w:b/>
+          <w:bCs/>
+        </w:rPr>
+        <w:t xml:space="preserve">prepositioning of cyber assets in U.S. critical infrastructure as a means of deterrence and coercion</w:t>
+      </w:r>
+      <w:r>
+        <w:t xml:space="preserve">… not merely intelligence gathering missions, but pre-emptive measures designed to embed China's cyber capabilities into critical infrastructure, ensuring its influence in times of crisis."</w:t>
+      </w:r>
+    </w:p>
+    <w:p>
+      <w:pPr>
+        <w:spacing w:after="140" w:line="300"/>
+        <w:jc w:val="both"/>
+      </w:pPr>
+      <w:r>
+        <w:t xml:space="preserve">This is a documented scholarly disagreement, not an analytical construct — which is a stronger position from which to write than an invented gap.</w:t>
+      </w:r>
+    </w:p>
+    <w:p>
+      <w:pPr>
+        <w:spacing w:after="140" w:line="300"/>
+        <w:jc w:val="both"/>
+      </w:pPr>
+      <w:r>
+        <w:t xml:space="preserve">It is worth noting that the H1 case is weaker than its advocates allow. Dimitrov and Andreev concede that at Guam "</w:t>
+      </w:r>
+      <w:r>
+        <w:rPr>
+          <w:b/>
+          <w:bCs/>
+        </w:rPr>
+        <w:t xml:space="preserve">forensic investigations did not reveal immediate sabotage</w:t>
+      </w:r>
+      <w:r>
+        <w:t xml:space="preserve">," and that the intrusions "pointed to intelligence gathering and strategic mapping" — evidence consistent with the espionage reading they reject.</w:t>
+      </w:r>
+    </w:p>
+    <w:p>
+      <w:pPr>
+        <w:spacing w:after="140" w:line="300"/>
+        <w:jc w:val="both"/>
+      </w:pPr>
+      <w:r>
+        <w:rPr>
+          <w:b/>
+          <w:bCs/>
+        </w:rPr>
+        <w:t xml:space="preserve">The three-case evidence is arguably more consistent with H2</w:t>
+      </w:r>
+      <w:r>
+        <w:t xml:space="preserve">: prolonged non-use, absence of sanctions, and effects calibrated below Article 5. H2 also explains Braccia's observation that "the deliberate obfuscation creates sufficient doubt to avoid immediate consequences."</w:t>
+      </w:r>
+    </w:p>
+    <w:p>
+      <w:pPr>
+        <w:spacing w:after="140" w:line="300"/>
+        <w:jc w:val="both"/>
+      </w:pPr>
+      <w:r>
+        <w:rPr>
+          <w:b/>
+          <w:bCs/>
+        </w:rPr>
+        <w:t xml:space="preserve">This is the study's central empirical question, and the honest position is that it is open.</w:t>
+      </w:r>
+      <w:r>
+        <w:t xml:space="preserve"> H1 and H2 make divergent predictions about the effect of autonomy: under H1, autonomy degrades an existing channel; under H2, autonomy simply scales option acquisition, and no signalling channel is lost because none existed. Discriminating between them is what the research design in §8 is for.</w:t>
+      </w:r>
+    </w:p>
+    <w:p>
+      <w:pPr>
+        <w:spacing w:after="140" w:line="300"/>
+        <w:jc w:val="both"/>
+      </w:pPr>
+      <w:r>
+        <w:rPr>
+          <w:b/>
+          <w:bCs/>
+        </w:rPr>
+        <w:t xml:space="preserve">Unresolved.</w:t>
+      </w:r>
+      <w:r>
+        <w:t xml:space="preserve"> Whether pre-positioning is </w:t>
+      </w:r>
+      <w:r>
+        <w:rPr>
+          <w:i/>
+          <w:iCs/>
+        </w:rPr>
+        <w:t xml:space="preserve">intended</w:t>
+      </w:r>
+      <w:r>
+        <w:t xml:space="preserve"> as a signal, or merely </w:t>
+      </w:r>
+      <w:r>
+        <w:rPr>
+          <w:i/>
+          <w:iCs/>
+        </w:rPr>
+        <w:t xml:space="preserve">read</w:t>
+      </w:r>
+      <w:r>
+        <w:t xml:space="preserve"> as one, is not settled by any paper in the corpus. Nor is the question of what happens when the signal is denied by its putative sender — now documented from three independent sources (Singh et al., 2025; Codreanu, 2025, quoting PRC MFA spokesperson Lin Jian dismissing the allegations as "disinformation").</w:t>
+      </w:r>
+    </w:p>
+    <w:p>
+      <w:pPr>
+        <w:spacing w:after="140" w:line="300"/>
+        <w:jc w:val="both"/>
+      </w:pPr>
+      <w:r>
+        <w:rPr>
+          <w:b/>
+          <w:bCs/>
+        </w:rPr>
+        <w:t xml:space="preserve">Synthesis.</w:t>
+      </w:r>
+      <w:r>
+        <w:t xml:space="preserve"> Guttieri answers the RQ's second clause more directly than any other corpus paper — but answers it for a world of human-paced operations.</w:t>
+      </w:r>
+    </w:p>
+    <w:p>
+      <w:pPr>
+        <w:pStyle w:val="Heading2"/>
+        <w:keepNext/>
+        <w:spacing w:after="140" w:before="240"/>
+      </w:pPr>
+      <w:r>
+        <w:t xml:space="preserve">Theme 3 — AI autonomy: capability without strategy</w:t>
+      </w:r>
+    </w:p>
+    <w:p>
+      <w:pPr>
+        <w:spacing w:after="140" w:line="300"/>
+        <w:jc w:val="both"/>
+      </w:pPr>
+      <w:r>
+        <w:rPr>
+          <w:b/>
+          <w:bCs/>
+        </w:rPr>
+        <w:t xml:space="preserve">The debate.</w:t>
+      </w:r>
+      <w:r>
+        <w:t xml:space="preserve"> The corpus contains an enormous body of work on machine learning for cyber defence — approximately 80 of 105 papers, spanning federated learning, explainable anomaly detection, and threat-intelligence pipelines. Collectively these establish that </w:t>
+      </w:r>
+      <w:r>
+        <w:rPr>
+          <w:b/>
+          <w:bCs/>
+        </w:rPr>
+        <w:t xml:space="preserve">defensive automation is being built at scale</w:t>
+      </w:r>
+      <w:r>
+        <w:t xml:space="preserve">. What they do not do is theorise its strategic consequences.</w:t>
+      </w:r>
+    </w:p>
+    <w:p>
+      <w:pPr>
+        <w:spacing w:after="140" w:line="300"/>
+        <w:jc w:val="both"/>
+      </w:pPr>
+      <w:r>
+        <w:rPr>
+          <w:b/>
+          <w:bCs/>
+        </w:rPr>
+        <w:t xml:space="preserve">The one bridge.</w:t>
+      </w:r>
+      <w:r>
+        <w:t xml:space="preserve"> Butt &amp; Ulina (2026), §7.1, is the only fully-extracted paper connecting autonomy to offensive operations:</w:t>
+      </w:r>
+    </w:p>
+    <w:p>
+      <w:pPr>
+        <w:pBdr>
+          <w:left w:val="single" w:color="7A93AC" w:sz="12" w:space="8"/>
+        </w:pBdr>
+        <w:spacing w:after="140" w:before="140"/>
+        <w:ind w:left="480" w:right="360"/>
+      </w:pPr>
+      <w:r>
+        <w:rPr>
+          <w:i/>
+          <w:iCs/>
+          <w:sz w:val="21"/>
+          <w:szCs w:val="21"/>
+        </w:rPr>
+        <w:t xml:space="preserve">"While fully autonomous offensive cyber weapons are still largely theoretical, AI is being used to aid in reconnaissance, vulnerability discovery, phishing, malware development, and the adaptation of cyber exploits. As these abilities develop, any future system could recognize targets, determine attack routes, and conduct portions of an operation without human participation."</w:t>
+      </w:r>
+    </w:p>
+    <w:p>
+      <w:pPr>
+        <w:spacing w:after="140" w:line="300"/>
+        <w:jc w:val="both"/>
+      </w:pPr>
+      <w:r>
+        <w:rPr>
+          <w:b/>
+          <w:bCs/>
+        </w:rPr>
+        <w:t xml:space="preserve">Strength of evidence.</w:t>
+      </w:r>
+      <w:r>
+        <w:t xml:space="preserve"> Weak. The claim is asserted, sourced to OpenAI (2024) and Schneier (2023), in a very new and low-ranked journal. Its value is that it is a </w:t>
+      </w:r>
+      <w:r>
+        <w:rPr>
+          <w:i/>
+          <w:iCs/>
+        </w:rPr>
+        <w:t xml:space="preserve">conservative</w:t>
+      </w:r>
+      <w:r>
+        <w:t xml:space="preserve"> estimate from a source with no incentive to be conservative: as of 2026, autonomy operates at the level of sub-task assistance, not end-to-end operation.</w:t>
+      </w:r>
+    </w:p>
+    <w:p>
+      <w:pPr>
+        <w:spacing w:after="140" w:line="300"/>
+        <w:jc w:val="both"/>
+      </w:pPr>
+      <w:r>
+        <w:rPr>
+          <w:b/>
+          <w:bCs/>
+        </w:rPr>
+        <w:t xml:space="preserve">Unresolved.</w:t>
+      </w:r>
+      <w:r>
+        <w:t xml:space="preserve"> Everything that matters for the RQ. No corpus paper offers a rate of change, a threshold, or a mechanism linking autonomy to strategic stability.</w:t>
+      </w:r>
+    </w:p>
+    <w:p>
+      <w:pPr>
+        <w:spacing w:after="140" w:line="300"/>
+        <w:jc w:val="both"/>
+      </w:pPr>
+      <w:r>
+        <w:rPr>
+          <w:b/>
+          <w:bCs/>
+        </w:rPr>
+        <w:t xml:space="preserve">Synthesis.</w:t>
+      </w:r>
+      <w:r>
+        <w:t xml:space="preserve"> The corpus establishes that autonomy is arriving and that it is not yet autonomous in the strategically decisive sense. It offers no theory of what happens when it is.</w:t>
+      </w:r>
+    </w:p>
+    <w:p>
+      <w:pPr>
+        <w:pStyle w:val="Heading2"/>
+        <w:keepNext/>
+        <w:spacing w:after="140" w:before="240"/>
+      </w:pPr>
+      <w:r>
+        <w:t xml:space="preserve">Theme 4 — Deterrence, denial, and the security dilemma</w:t>
+      </w:r>
+    </w:p>
+    <w:p>
+      <w:pPr>
+        <w:spacing w:after="140" w:line="300"/>
+        <w:jc w:val="both"/>
+      </w:pPr>
+      <w:r>
+        <w:t xml:space="preserve">Guttieri (2025) invokes Buchanan's </w:t>
+      </w:r>
+      <w:r>
+        <w:rPr>
+          <w:b/>
+          <w:bCs/>
+        </w:rPr>
+        <w:t xml:space="preserve">cybersecurity dilemma</w:t>
+      </w:r>
+      <w:r>
+        <w:t xml:space="preserve">, "an extension of the traditional security dilemma in which a state's efforts to secure itself provoke escalation from others" — the offence–defence mechanism under another name. Her policy conclusion favours denial: "Deterrence by punishment is difficult to execute when adversaries can exploit ambiguity."</w:t>
+      </w:r>
+    </w:p>
+    <w:p>
+      <w:pPr>
+        <w:spacing w:after="140" w:line="300"/>
+        <w:jc w:val="both"/>
+      </w:pPr>
+      <w:r>
+        <w:t xml:space="preserve">She also reports Cunningham (2022) on China's use of cyber as a stand-in for nuclear escalation, "leveraging them for signaling and coercion," and concludes: "Rather than deterring escalation, China's use of cyber operations appears designed to shape conditions for conflict."</w:t>
+      </w:r>
+    </w:p>
+    <w:p>
+      <w:pPr>
+        <w:spacing w:after="140" w:line="300"/>
+        <w:jc w:val="both"/>
+      </w:pPr>
+      <w:r>
+        <w:t xml:space="preserve">Crucially, she identifies a </w:t>
+      </w:r>
+      <w:r>
+        <w:rPr>
+          <w:b/>
+          <w:bCs/>
+        </w:rPr>
+        <w:t xml:space="preserve">destabilisation mechanism</w:t>
+      </w:r>
+      <w:r>
+        <w:t xml:space="preserve">: entanglement across cyber, space and nuclear systems "undermines their reliability as controlled instruments of deterrence or coercion," such that "even a limited cyberattack could inadvertently disrupt critical infrastructure and escalate tensions far beyond its intended scope."</w:t>
+      </w:r>
+    </w:p>
+    <w:p>
+      <w:pPr>
+        <w:spacing w:after="140" w:line="300"/>
+        <w:jc w:val="both"/>
+      </w:pPr>
+      <w:r>
+        <w:rPr>
+          <w:b/>
+          <w:bCs/>
+        </w:rPr>
+        <w:t xml:space="preserve">Synthesis.</w:t>
+      </w:r>
+      <w:r>
+        <w:t xml:space="preserve"> This supplies the destabiliser half of the RQ — but again, without AI.</w:t>
+      </w:r>
+    </w:p>
+    <w:p>
+      <w:pPr>
+        <w:pBdr>
+          <w:bottom w:val="single" w:color="BBBBBB" w:sz="6" w:space="1"/>
+        </w:pBdr>
+        <w:spacing w:after="120" w:before="120"/>
+      </w:pPr>
+      <w:r>
+        <w:t xml:space="preserve"/>
+      </w:r>
+    </w:p>
+    <w:p>
+      <w:pPr>
+        <w:pStyle w:val="Heading1"/>
+        <w:keepNext/>
+        <w:spacing w:after="140" w:before="360"/>
+      </w:pPr>
+      <w:r>
+        <w:t xml:space="preserve">4. Research Gap</w:t>
+      </w:r>
+    </w:p>
+    <w:p>
+      <w:pPr>
+        <w:pStyle w:val="Heading2"/>
+        <w:keepNext/>
+        <w:spacing w:after="140" w:before="240"/>
+      </w:pPr>
+      <w:r>
+        <w:t xml:space="preserve">4.1 The core gap, evidenced — and its correct scope</w:t>
+      </w:r>
+    </w:p>
+    <w:p>
+      <w:pPr>
+        <w:spacing w:after="140" w:line="300"/>
+        <w:jc w:val="both"/>
+      </w:pPr>
+      <w:r>
+        <w:rPr>
+          <w:b/>
+          <w:bCs/>
+        </w:rPr>
+        <w:t xml:space="preserve">Statement of the gap.</w:t>
+      </w:r>
+      <w:r>
+        <w:t xml:space="preserve"> </w:t>
+      </w:r>
+      <w:r>
+        <w:rPr>
+          <w:i/>
+          <w:iCs/>
+        </w:rPr>
+        <w:t xml:space="preserve">The intersection of AI autonomy and the offence–defence balance has been identified as a research direction within the literature, and remains uninvestigated — including by the author who identified it.</w:t>
+      </w:r>
+    </w:p>
+    <w:p>
+      <w:pPr>
+        <w:spacing w:after="140" w:line="300"/>
+        <w:jc w:val="both"/>
+      </w:pPr>
+      <w:r>
+        <w:t xml:space="preserve">An earlier draft of this paper claimed that </w:t>
+      </w:r>
+      <w:r>
+        <w:rPr>
+          <w:b/>
+          <w:bCs/>
+        </w:rPr>
+        <w:t xml:space="preserve">no</w:t>
+      </w:r>
+      <w:r>
+        <w:t xml:space="preserve"> corpus paper connects AI autonomy to the offence–defence balance. </w:t>
+      </w:r>
+      <w:r>
+        <w:rPr>
+          <w:b/>
+          <w:bCs/>
+        </w:rPr>
+        <w:t xml:space="preserve">Extraction 09 falsified that claim and it has been withdrawn.</w:t>
+      </w:r>
+      <w:r>
+        <w:t xml:space="preserve"> Melella's doctoral dissertation uses </w:t>
+      </w:r>
+      <w:r>
+        <w:rPr>
+          <w:rFonts w:ascii="Consolas" w:cs="Consolas" w:eastAsia="Consolas" w:hAnsi="Consolas"/>
+          <w:sz w:val="19"/>
+          <w:szCs w:val="19"/>
+        </w:rPr>
+        <w:t xml:space="preserve">offense-defense</w:t>
+      </w:r>
+      <w:r>
+        <w:t xml:space="preserve">/</w:t>
+      </w:r>
+      <w:r>
+        <w:rPr>
+          <w:rFonts w:ascii="Consolas" w:cs="Consolas" w:eastAsia="Consolas" w:hAnsi="Consolas"/>
+          <w:sz w:val="19"/>
+          <w:szCs w:val="19"/>
+        </w:rPr>
+        <w:t xml:space="preserve">offence-defence</w:t>
+      </w:r>
+      <w:r>
+        <w:t xml:space="preserve"> 21 times, devotes Chapter I §4 to "Offence-Defence Balance in Cyberspace," engages AI across a dedicated chapter on the NATO Locked Shields exercise, and states directly:</w:t>
+      </w:r>
+    </w:p>
+    <w:p>
+      <w:pPr>
+        <w:pBdr>
+          <w:left w:val="single" w:color="7A93AC" w:sz="12" w:space="8"/>
+        </w:pBdr>
+        <w:spacing w:after="140" w:before="140"/>
+        <w:ind w:left="480" w:right="360"/>
+      </w:pPr>
+      <w:r>
+        <w:rPr>
+          <w:i/>
+          <w:iCs/>
+          <w:sz w:val="21"/>
+          <w:szCs w:val="21"/>
+        </w:rPr>
+        <w:t xml:space="preserve">"</w:t>
+      </w:r>
+      <w:r>
+        <w:rPr>
+          <w:b/>
+          <w:bCs/>
+          <w:i/>
+          <w:iCs/>
+          <w:sz w:val="21"/>
+          <w:szCs w:val="21"/>
+        </w:rPr>
+        <w:t xml:space="preserve">The advancement of technologies, particularly artificial intelligence, is changing the landscape of cyberspace. Studying how these emerging technologies affect the offensive-defensive balance could reveal new dynamics and challenges.</w:t>
+      </w:r>
+      <w:r>
+        <w:rPr>
+          <w:i/>
+          <w:iCs/>
+          <w:sz w:val="21"/>
+          <w:szCs w:val="21"/>
+        </w:rPr>
+        <w:t xml:space="preserve">"</w:t>
+      </w:r>
+    </w:p>
+    <w:p>
+      <w:pPr>
+        <w:spacing w:after="140" w:line="300"/>
+        <w:jc w:val="both"/>
+      </w:pPr>
+      <w:r>
+        <w:t xml:space="preserve">He adds a second observation that bears directly on this paper's framing:</w:t>
+      </w:r>
+    </w:p>
+    <w:p>
+      <w:pPr>
+        <w:pBdr>
+          <w:left w:val="single" w:color="7A93AC" w:sz="12" w:space="8"/>
+        </w:pBdr>
+        <w:spacing w:after="140" w:before="140"/>
+        <w:ind w:left="480" w:right="360"/>
+      </w:pPr>
+      <w:r>
+        <w:rPr>
+          <w:i/>
+          <w:iCs/>
+          <w:sz w:val="21"/>
+          <w:szCs w:val="21"/>
+        </w:rPr>
+        <w:t xml:space="preserve">"An under-explored area is </w:t>
+      </w:r>
+      <w:r>
+        <w:rPr>
+          <w:b/>
+          <w:bCs/>
+          <w:i/>
+          <w:iCs/>
+          <w:sz w:val="21"/>
+          <w:szCs w:val="21"/>
+        </w:rPr>
+        <w:t xml:space="preserve">how actors perceive the offensive-defensive balance and how these perceptions influence their policy and strategy decisions.</w:t>
+      </w:r>
+      <w:r>
+        <w:rPr>
+          <w:i/>
+          <w:iCs/>
+          <w:sz w:val="21"/>
+          <w:szCs w:val="21"/>
+        </w:rPr>
+        <w:t xml:space="preserve">"</w:t>
+      </w:r>
+    </w:p>
+    <w:p>
+      <w:pPr>
+        <w:spacing w:after="140" w:line="300"/>
+        <w:jc w:val="both"/>
+      </w:pPr>
+      <w:r>
+        <w:rPr>
+          <w:b/>
+          <w:bCs/>
+        </w:rPr>
+        <w:t xml:space="preserve">The gap survives, in a more precise and better-warranted form.</w:t>
+      </w:r>
+      <w:r>
+        <w:t xml:space="preserve"> Melella </w:t>
+      </w:r>
+      <w:r>
+        <w:rPr>
+          <w:i/>
+          <w:iCs/>
+        </w:rPr>
+        <w:t xml:space="preserve">names</w:t>
+      </w:r>
+      <w:r>
+        <w:t xml:space="preserve"> the intersection as future research; he does not investigate it. His dependent variable is </w:t>
+      </w:r>
+      <w:r>
+        <w:rPr>
+          <w:b/>
+          <w:bCs/>
+        </w:rPr>
+        <w:t xml:space="preserve">coordination</w:t>
+      </w:r>
+      <w:r>
+        <w:t xml:space="preserve">, not the balance. His AI chapter develops an ML-based IDS dataset for an exercise — defensive tooling, not strategic consequence. The offence–defence material is literature review, the AI material is dataset engineering, and the two are never joined analytically.</w:t>
+      </w:r>
+    </w:p>
+    <w:p>
+      <w:pPr>
+        <w:spacing w:after="140" w:line="300"/>
+        <w:jc w:val="both"/>
+      </w:pPr>
+      <w:r>
+        <w:t xml:space="preserve">This is a weaker claim about novelty and a </w:t>
+      </w:r>
+      <w:r>
+        <w:rPr>
+          <w:b/>
+          <w:bCs/>
+        </w:rPr>
+        <w:t xml:space="preserve">stronger claim about warrant</w:t>
+      </w:r>
+      <w:r>
+        <w:t xml:space="preserve">: an independent doctoral researcher in security studies, working the same terrain, arrived at the same gap. That is better evidence that the question matters than an absence of mentions could ever be. It also means the paper must be positioned as </w:t>
+      </w:r>
+      <w:r>
+        <w:rPr>
+          <w:i/>
+          <w:iCs/>
+        </w:rPr>
+        <w:t xml:space="preserve">answering a recognised open question</w:t>
+      </w:r>
+      <w:r>
+        <w:t xml:space="preserve">, not as discovering an unnoticed one — a distinction reviewers care about.</w:t>
+      </w:r>
+    </w:p>
+    <w:p>
+      <w:pPr>
+        <w:spacing w:after="140" w:line="300"/>
+        <w:jc w:val="both"/>
+      </w:pPr>
+      <w:r>
+        <w:rPr>
+          <w:b/>
+          <w:bCs/>
+        </w:rPr>
+        <w:t xml:space="preserve">The remaining eight extractions do sustain the pattern.</w:t>
+      </w:r>
+      <w:r>
+        <w:t xml:space="preserve"> Term counts:</w:t>
+      </w:r>
+    </w:p>
+    <w:tbl>
+      <w:tblPr>
+        <w:tblW w:type="dxa" w:w="9360"/>
+        <w:tblBorders>
+          <w:top w:val="single" w:color="auto" w:sz="4"/>
+          <w:left w:val="single" w:color="auto" w:sz="4"/>
+          <w:bottom w:val="single" w:color="auto" w:sz="4"/>
+          <w:right w:val="single" w:color="auto" w:sz="4"/>
+          <w:insideH w:val="single" w:color="auto" w:sz="4"/>
+          <w:insideV w:val="single" w:color="auto" w:sz="4"/>
+        </w:tblBorders>
+      </w:tblPr>
+      <w:tblGrid>
+        <w:gridCol w:w="3120"/>
+        <w:gridCol w:w="3120"/>
+        <w:gridCol w:w="3120"/>
+      </w:tblGrid>
+      <w:tr>
+        <w:trPr>
+          <w:tblHeader/>
+        </w:trPr>
+        <w:tc>
+          <w:tcPr>
+            <w:tcW w:type="dxa" w:w="3120"/>
+            <w:shd w:fill="E8EDF2" w:color="auto" w:val="clear"/>
+            <w:tcMar>
+              <w:top w:type="dxa" w:w="60"/>
+              <w:left w:type="dxa" w:w="100"/>
+              <w:bottom w:type="dxa" w:w="60"/>
+              <w:right w:type="dxa" w:w="100"/>
+            </w:tcMar>
+          </w:tcPr>
+          <w:p>
+            <w:pPr>
+              <w:spacing w:after="20" w:before="20"/>
+            </w:pPr>
+            <w:r>
+              <w:rPr>
+                <w:b/>
+                <w:bCs/>
+                <w:sz w:val="19"/>
+                <w:szCs w:val="19"/>
+              </w:rPr>
+              <w:t xml:space="preserve">Paper</w:t>
+            </w:r>
+          </w:p>
+        </w:tc>
+        <w:tc>
+          <w:tcPr>
+            <w:tcW w:type="dxa" w:w="3120"/>
+            <w:shd w:fill="E8EDF2" w:color="auto" w:val="clear"/>
+            <w:tcMar>
+              <w:top w:type="dxa" w:w="60"/>
+              <w:left w:type="dxa" w:w="100"/>
+              <w:bottom w:type="dxa" w:w="60"/>
+              <w:right w:type="dxa" w:w="100"/>
+            </w:tcMar>
+          </w:tcPr>
+          <w:p>
+            <w:pPr>
+              <w:spacing w:after="20" w:before="20"/>
+            </w:pPr>
+            <w:r>
+              <w:rPr>
+                <w:b/>
+                <w:bCs/>
+                <w:sz w:val="19"/>
+                <w:szCs w:val="19"/>
+              </w:rPr>
+              <w:t xml:space="preserve">Theorises strategy</w:t>
+            </w:r>
+          </w:p>
+        </w:tc>
+        <w:tc>
+          <w:tcPr>
+            <w:tcW w:type="dxa" w:w="3120"/>
+            <w:shd w:fill="E8EDF2" w:color="auto" w:val="clear"/>
+            <w:tcMar>
+              <w:top w:type="dxa" w:w="60"/>
+              <w:left w:type="dxa" w:w="100"/>
+              <w:bottom w:type="dxa" w:w="60"/>
+              <w:right w:type="dxa" w:w="100"/>
+            </w:tcMar>
+          </w:tcPr>
+          <w:p>
+            <w:pPr>
+              <w:spacing w:after="20" w:before="20"/>
+            </w:pPr>
+            <w:r>
+              <w:rPr>
+                <w:b/>
+                <w:bCs/>
+                <w:sz w:val="19"/>
+                <w:szCs w:val="19"/>
+              </w:rPr>
+              <w:t xml:space="preserve">Engages AI autonomy</w:t>
+            </w:r>
+          </w:p>
+        </w:tc>
+      </w:tr>
+      <w:tr>
+        <w:trPr>
+          <w:tblHeader w:val="false"/>
+        </w:trPr>
+        <w:tc>
+          <w:tcPr>
+            <w:tcW w:type="dxa" w:w="3120"/>
+            <w:tcMar>
+              <w:top w:type="dxa" w:w="60"/>
+              <w:left w:type="dxa" w:w="100"/>
+              <w:bottom w:type="dxa" w:w="60"/>
+              <w:right w:type="dxa" w:w="100"/>
+            </w:tcMar>
+          </w:tcPr>
+          <w:p>
+            <w:pPr>
+              <w:spacing w:after="20" w:before="20"/>
+            </w:pPr>
+            <w:r>
+              <w:rPr>
+                <w:sz w:val="19"/>
+                <w:szCs w:val="19"/>
+              </w:rPr>
+              <w:t xml:space="preserve">Maschmeyer (2023)</w:t>
+            </w:r>
+          </w:p>
+        </w:tc>
+        <w:tc>
+          <w:tcPr>
+            <w:tcW w:type="dxa" w:w="3120"/>
+            <w:tcMar>
+              <w:top w:type="dxa" w:w="60"/>
+              <w:left w:type="dxa" w:w="100"/>
+              <w:bottom w:type="dxa" w:w="60"/>
+              <w:right w:type="dxa" w:w="100"/>
+            </w:tcMar>
+          </w:tcPr>
+          <w:p>
+            <w:pPr>
+              <w:spacing w:after="20" w:before="20"/>
+            </w:pPr>
+            <w:r>
+              <w:rPr>
+                <w:sz w:val="19"/>
+                <w:szCs w:val="19"/>
+              </w:rPr>
+              <w:t xml:space="preserve">✓✓</w:t>
+            </w:r>
+          </w:p>
+        </w:tc>
+        <w:tc>
+          <w:tcPr>
+            <w:tcW w:type="dxa" w:w="3120"/>
+            <w:tcMar>
+              <w:top w:type="dxa" w:w="60"/>
+              <w:left w:type="dxa" w:w="100"/>
+              <w:bottom w:type="dxa" w:w="60"/>
+              <w:right w:type="dxa" w:w="100"/>
+            </w:tcMar>
+          </w:tcPr>
+          <w:p>
+            <w:pPr>
+              <w:spacing w:after="20" w:before="20"/>
+            </w:pPr>
+            <w:r>
+              <w:rPr>
+                <w:sz w:val="19"/>
+                <w:szCs w:val="19"/>
+              </w:rPr>
+              <w:t xml:space="preserve">0 mentions</w:t>
+            </w:r>
+          </w:p>
+        </w:tc>
+      </w:tr>
+      <w:tr>
+        <w:trPr>
+          <w:tblHeader w:val="false"/>
+        </w:trPr>
+        <w:tc>
+          <w:tcPr>
+            <w:tcW w:type="dxa" w:w="3120"/>
+            <w:tcMar>
+              <w:top w:type="dxa" w:w="60"/>
+              <w:left w:type="dxa" w:w="100"/>
+              <w:bottom w:type="dxa" w:w="60"/>
+              <w:right w:type="dxa" w:w="100"/>
+            </w:tcMar>
+          </w:tcPr>
+          <w:p>
+            <w:pPr>
+              <w:spacing w:after="20" w:before="20"/>
+            </w:pPr>
+            <w:r>
+              <w:rPr>
+                <w:sz w:val="19"/>
+                <w:szCs w:val="19"/>
+              </w:rPr>
+              <w:t xml:space="preserve">Singh et al. (2025)</w:t>
+            </w:r>
+          </w:p>
+        </w:tc>
+        <w:tc>
+          <w:tcPr>
+            <w:tcW w:type="dxa" w:w="3120"/>
+            <w:tcMar>
+              <w:top w:type="dxa" w:w="60"/>
+              <w:left w:type="dxa" w:w="100"/>
+              <w:bottom w:type="dxa" w:w="60"/>
+              <w:right w:type="dxa" w:w="100"/>
+            </w:tcMar>
+          </w:tcPr>
+          <w:p>
+            <w:pPr>
+              <w:spacing w:after="20" w:before="20"/>
+            </w:pPr>
+            <w:r>
+              <w:rPr>
+                <w:sz w:val="19"/>
+                <w:szCs w:val="19"/>
+              </w:rPr>
+              <w:t xml:space="preserve">✓</w:t>
+            </w:r>
+          </w:p>
+        </w:tc>
+        <w:tc>
+          <w:tcPr>
+            <w:tcW w:type="dxa" w:w="3120"/>
+            <w:tcMar>
+              <w:top w:type="dxa" w:w="60"/>
+              <w:left w:type="dxa" w:w="100"/>
+              <w:bottom w:type="dxa" w:w="60"/>
+              <w:right w:type="dxa" w:w="100"/>
+            </w:tcMar>
+          </w:tcPr>
+          <w:p>
+            <w:pPr>
+              <w:spacing w:after="20" w:before="20"/>
+            </w:pPr>
+            <w:r>
+              <w:rPr>
+                <w:sz w:val="19"/>
+                <w:szCs w:val="19"/>
+              </w:rPr>
+              <w:t xml:space="preserve">0 mentions</w:t>
+            </w:r>
+          </w:p>
+        </w:tc>
+      </w:tr>
+      <w:tr>
+        <w:trPr>
+          <w:tblHeader w:val="false"/>
+        </w:trPr>
+        <w:tc>
+          <w:tcPr>
+            <w:tcW w:type="dxa" w:w="3120"/>
+            <w:tcMar>
+              <w:top w:type="dxa" w:w="60"/>
+              <w:left w:type="dxa" w:w="100"/>
+              <w:bottom w:type="dxa" w:w="60"/>
+              <w:right w:type="dxa" w:w="100"/>
+            </w:tcMar>
+          </w:tcPr>
+          <w:p>
+            <w:pPr>
+              <w:spacing w:after="20" w:before="20"/>
+            </w:pPr>
+            <w:r>
+              <w:rPr>
+                <w:sz w:val="19"/>
+                <w:szCs w:val="19"/>
+              </w:rPr>
+              <w:t xml:space="preserve">Guttieri (2025)</w:t>
+            </w:r>
+          </w:p>
+        </w:tc>
+        <w:tc>
+          <w:tcPr>
+            <w:tcW w:type="dxa" w:w="3120"/>
+            <w:tcMar>
+              <w:top w:type="dxa" w:w="60"/>
+              <w:left w:type="dxa" w:w="100"/>
+              <w:bottom w:type="dxa" w:w="60"/>
+              <w:right w:type="dxa" w:w="100"/>
+            </w:tcMar>
+          </w:tcPr>
+          <w:p>
+            <w:pPr>
+              <w:spacing w:after="20" w:before="20"/>
+            </w:pPr>
+            <w:r>
+              <w:rPr>
+                <w:sz w:val="19"/>
+                <w:szCs w:val="19"/>
+              </w:rPr>
+              <w:t xml:space="preserve">✓✓</w:t>
+            </w:r>
+          </w:p>
+        </w:tc>
+        <w:tc>
+          <w:tcPr>
+            <w:tcW w:type="dxa" w:w="3120"/>
+            <w:tcMar>
+              <w:top w:type="dxa" w:w="60"/>
+              <w:left w:type="dxa" w:w="100"/>
+              <w:bottom w:type="dxa" w:w="60"/>
+              <w:right w:type="dxa" w:w="100"/>
+            </w:tcMar>
+          </w:tcPr>
+          <w:p>
+            <w:pPr>
+              <w:spacing w:after="20" w:before="20"/>
+            </w:pPr>
+            <w:r>
+              <w:rPr>
+                <w:sz w:val="19"/>
+                <w:szCs w:val="19"/>
+              </w:rPr>
+              <w:t xml:space="preserve">0 mentions</w:t>
+            </w:r>
+          </w:p>
+        </w:tc>
+      </w:tr>
+      <w:tr>
+        <w:trPr>
+          <w:tblHeader w:val="false"/>
+        </w:trPr>
+        <w:tc>
+          <w:tcPr>
+            <w:tcW w:type="dxa" w:w="3120"/>
+            <w:tcMar>
+              <w:top w:type="dxa" w:w="60"/>
+              <w:left w:type="dxa" w:w="100"/>
+              <w:bottom w:type="dxa" w:w="60"/>
+              <w:right w:type="dxa" w:w="100"/>
+            </w:tcMar>
+          </w:tcPr>
+          <w:p>
+            <w:pPr>
+              <w:spacing w:after="20" w:before="20"/>
+            </w:pPr>
+            <w:r>
+              <w:rPr>
+                <w:sz w:val="19"/>
+                <w:szCs w:val="19"/>
+              </w:rPr>
+              <w:t xml:space="preserve">Butt &amp; Ulina (2026)</w:t>
+            </w:r>
+          </w:p>
+        </w:tc>
+        <w:tc>
+          <w:tcPr>
+            <w:tcW w:type="dxa" w:w="3120"/>
+            <w:tcMar>
+              <w:top w:type="dxa" w:w="60"/>
+              <w:left w:type="dxa" w:w="100"/>
+              <w:bottom w:type="dxa" w:w="60"/>
+              <w:right w:type="dxa" w:w="100"/>
+            </w:tcMar>
+          </w:tcPr>
+          <w:p>
+            <w:pPr>
+              <w:spacing w:after="20" w:before="20"/>
+            </w:pPr>
+            <w:r>
+              <w:rPr>
+                <w:sz w:val="19"/>
+                <w:szCs w:val="19"/>
+              </w:rPr>
+              <w:t xml:space="preserve">✗</w:t>
+            </w:r>
+          </w:p>
+        </w:tc>
+        <w:tc>
+          <w:tcPr>
+            <w:tcW w:type="dxa" w:w="3120"/>
+            <w:tcMar>
+              <w:top w:type="dxa" w:w="60"/>
+              <w:left w:type="dxa" w:w="100"/>
+              <w:bottom w:type="dxa" w:w="60"/>
+              <w:right w:type="dxa" w:w="100"/>
+            </w:tcMar>
+          </w:tcPr>
+          <w:p>
+            <w:pPr>
+              <w:spacing w:after="20" w:before="20"/>
+            </w:pPr>
+            <w:r>
+              <w:rPr>
+                <w:sz w:val="19"/>
+                <w:szCs w:val="19"/>
+              </w:rPr>
+              <w:t xml:space="preserve">✓</w:t>
+            </w:r>
+          </w:p>
+        </w:tc>
+      </w:tr>
+    </w:tbl>
+    <w:p>
+      <w:pPr>
+        <w:spacing w:after="160"/>
+      </w:pPr>
+      <w:r>
+        <w:t xml:space="preserve"/>
+      </w:r>
+    </w:p>
+    <w:p>
+      <w:pPr>
+        <w:spacing w:after="140" w:line="300"/>
+        <w:jc w:val="both"/>
+      </w:pPr>
+      <w:r>
+        <w:rPr>
+          <w:b/>
+          <w:bCs/>
+        </w:rPr>
+        <w:t xml:space="preserve">Among these, the papers that theorise cyber strategy do not engage AI, and the papers that engage AI do not theorise.</w:t>
+      </w:r>
+      <w:r>
+        <w:t xml:space="preserve"> The pattern holds bilaterally: Yigit et al. (2025) — the corpus's substantive agentic-AI paper, 25 mentions, from an established research group — contains </w:t>
+      </w:r>
+      <w:r>
+        <w:rPr>
+          <w:b/>
+          <w:bCs/>
+        </w:rPr>
+        <w:t xml:space="preserve">zero</w:t>
+      </w:r>
+      <w:r>
+        <w:t xml:space="preserve"> occurrences of </w:t>
+      </w:r>
+      <w:r>
+        <w:rPr>
+          <w:rFonts w:ascii="Consolas" w:cs="Consolas" w:eastAsia="Consolas" w:hAnsi="Consolas"/>
+          <w:sz w:val="19"/>
+          <w:szCs w:val="19"/>
+        </w:rPr>
+        <w:t xml:space="preserve">Volt Typhoon</w:t>
+      </w:r>
+      <w:r>
+        <w:t xml:space="preserve">, </w:t>
+      </w:r>
+      <w:r>
+        <w:rPr>
+          <w:rFonts w:ascii="Consolas" w:cs="Consolas" w:eastAsia="Consolas" w:hAnsi="Consolas"/>
+          <w:sz w:val="19"/>
+          <w:szCs w:val="19"/>
+        </w:rPr>
+        <w:t xml:space="preserve">offense-defense</w:t>
+      </w:r>
+      <w:r>
+        <w:t xml:space="preserve">, or </w:t>
+      </w:r>
+      <w:r>
+        <w:rPr>
+          <w:rFonts w:ascii="Consolas" w:cs="Consolas" w:eastAsia="Consolas" w:hAnsi="Consolas"/>
+          <w:sz w:val="19"/>
+          <w:szCs w:val="19"/>
+        </w:rPr>
+        <w:t xml:space="preserve">deterrence</w:t>
+      </w:r>
+      <w:r>
+        <w:t xml:space="preserve">. Kabir et al. (2026), the only corpus item returned by both the </w:t>
+      </w:r>
+      <w:r>
+        <w:rPr>
+          <w:rFonts w:ascii="Consolas" w:cs="Consolas" w:eastAsia="Consolas" w:hAnsi="Consolas"/>
+          <w:sz w:val="19"/>
+          <w:szCs w:val="19"/>
+        </w:rPr>
+        <w:t xml:space="preserve">Volt Typhoon</w:t>
+      </w:r>
+      <w:r>
+        <w:t xml:space="preserve"> and </w:t>
+      </w:r>
+      <w:r>
+        <w:rPr>
+          <w:rFonts w:ascii="Consolas" w:cs="Consolas" w:eastAsia="Consolas" w:hAnsi="Consolas"/>
+          <w:sz w:val="19"/>
+          <w:szCs w:val="19"/>
+        </w:rPr>
+        <w:t xml:space="preserve">agentic</w:t>
+      </w:r>
+      <w:r>
+        <w:t xml:space="preserve"> searches, mentions </w:t>
+      </w:r>
+      <w:r>
+        <w:rPr>
+          <w:rFonts w:ascii="Consolas" w:cs="Consolas" w:eastAsia="Consolas" w:hAnsi="Consolas"/>
+          <w:sz w:val="19"/>
+          <w:szCs w:val="19"/>
+        </w:rPr>
+        <w:t xml:space="preserve">agentic</w:t>
+      </w:r>
+      <w:r>
+        <w:t xml:space="preserve"> once, in a bibliography entry.</w:t>
+      </w:r>
+    </w:p>
+    <w:p>
+      <w:pPr>
+        <w:spacing w:after="140" w:line="300"/>
+        <w:jc w:val="both"/>
+      </w:pPr>
+      <w:r>
+        <w:t xml:space="preserve">Corpus-wide triage: of 105 papers, only 5 contain </w:t>
+      </w:r>
+      <w:r>
+        <w:rPr>
+          <w:rFonts w:ascii="Consolas" w:cs="Consolas" w:eastAsia="Consolas" w:hAnsi="Consolas"/>
+          <w:sz w:val="19"/>
+          <w:szCs w:val="19"/>
+        </w:rPr>
+        <w:t xml:space="preserve">agentic</w:t>
+      </w:r>
+      <w:r>
+        <w:t xml:space="preserve"> and 5 return on </w:t>
+      </w:r>
+      <w:r>
+        <w:rPr>
+          <w:rFonts w:ascii="Consolas" w:cs="Consolas" w:eastAsia="Consolas" w:hAnsi="Consolas"/>
+          <w:sz w:val="19"/>
+          <w:szCs w:val="19"/>
+        </w:rPr>
+        <w:t xml:space="preserve">offense-defense balance</w:t>
+      </w:r>
+      <w:r>
+        <w:t xml:space="preserve"> — of which verification showed at least one false positive (Singh et al., 2025, contains zero occurrences).</w:t>
+      </w:r>
+    </w:p>
+    <w:p>
+      <w:pPr>
+        <w:pStyle w:val="Heading2"/>
+        <w:keepNext/>
+        <w:spacing w:after="140" w:before="240"/>
+      </w:pPr>
+      <w:r>
+        <w:t xml:space="preserve">4.2 Conceptual gap</w:t>
+      </w:r>
+    </w:p>
+    <w:p>
+      <w:pPr>
+        <w:spacing w:after="140" w:line="300"/>
+        <w:jc w:val="both"/>
+      </w:pPr>
+      <w:r>
+        <w:t xml:space="preserve">No corpus paper defines the </w:t>
+      </w:r>
+      <w:r>
+        <w:rPr>
+          <w:i/>
+          <w:iCs/>
+        </w:rPr>
+        <w:t xml:space="preserve">unit</w:t>
+      </w:r>
+      <w:r>
+        <w:t xml:space="preserve"> in which an offence–defence shift would be measured for cyber. Maschmeyer (2023) argues the concept may not travel to cyber at all. Without a defined dependent variable, "shift in the balance" is not yet a researchable proposition.</w:t>
+      </w:r>
+    </w:p>
+    <w:p>
+      <w:pPr>
+        <w:pStyle w:val="Heading2"/>
+        <w:keepNext/>
+        <w:spacing w:after="140" w:before="240"/>
+      </w:pPr>
+      <w:r>
+        <w:t xml:space="preserve">4.3 Theoretical gap</w:t>
+      </w:r>
+    </w:p>
+    <w:p>
+      <w:pPr>
+        <w:spacing w:after="140" w:line="300"/>
+        <w:jc w:val="both"/>
+      </w:pPr>
+      <w:r>
+        <w:t xml:space="preserve">The first draft of this paper argued that Guttieri's (2025) reading of pre-positioning rests on an unexamined costly-signalling premise — persistence requires "technical competence and </w:t>
+      </w:r>
+      <w:r>
+        <w:rPr>
+          <w:b/>
+          <w:bCs/>
+        </w:rPr>
+        <w:t xml:space="preserve">strategic patience</w:t>
+      </w:r>
+      <w:r>
+        <w:t xml:space="preserve">" — and that AI autonomy would erode it.</w:t>
+      </w:r>
+    </w:p>
+    <w:p>
+      <w:pPr>
+        <w:spacing w:after="140" w:line="300"/>
+        <w:jc w:val="both"/>
+      </w:pPr>
+      <w:r>
+        <w:rPr>
+          <w:b/>
+          <w:bCs/>
+        </w:rPr>
+        <w:t xml:space="preserve">Two subsequent extractions require that claim to be restated, and strengthen it.</w:t>
+      </w:r>
+    </w:p>
+    <w:p>
+      <w:pPr>
+        <w:spacing w:after="140" w:line="300"/>
+        <w:jc w:val="both"/>
+      </w:pPr>
+      <w:r>
+        <w:rPr>
+          <w:b/>
+          <w:bCs/>
+        </w:rPr>
+        <w:t xml:space="preserve">First, a cost tension inside the corpus.</w:t>
+      </w:r>
+      <w:r>
+        <w:t xml:space="preserve"> Sullivan (2025), writing in the </w:t>
+      </w:r>
+      <w:r>
+        <w:rPr>
+          <w:i/>
+          <w:iCs/>
+        </w:rPr>
+        <w:t xml:space="preserve">same issue of the same journal</w:t>
+      </w:r>
+      <w:r>
+        <w:t xml:space="preserve"> as Guttieri, asserts the opposite baseline: cyber operations are conducted "inexpensively," most do "not" require significant investment, and "the low cost of cyber operations extends far beyond the financial realm." Two Army Cyber Institute authors, one issue, incompatible cost premises.</w:t>
+      </w:r>
+    </w:p>
+    <w:p>
+      <w:pPr>
+        <w:spacing w:after="140" w:line="300"/>
+        <w:jc w:val="both"/>
+      </w:pPr>
+      <w:r>
+        <w:t xml:space="preserve">The tension resolves by disaggregating cost. Sullivan addresses the </w:t>
+      </w:r>
+      <w:r>
+        <w:rPr>
+          <w:b/>
+          <w:bCs/>
+        </w:rPr>
+        <w:t xml:space="preserve">cost of entry</w:t>
+      </w:r>
+      <w:r>
+        <w:t xml:space="preserve">; Guttieri addresses the </w:t>
+      </w:r>
+      <w:r>
+        <w:rPr>
+          <w:b/>
+          <w:bCs/>
+        </w:rPr>
+        <w:t xml:space="preserve">cost of undetected multi-year persistence in hardened infrastructure</w:t>
+      </w:r>
+      <w:r>
+        <w:t xml:space="preserve">. The signalling inference rests on the second. Pre-positioning signals intent not because intrusion is hard, but because </w:t>
+      </w:r>
+      <w:r>
+        <w:rPr>
+          <w:i/>
+          <w:iCs/>
+        </w:rPr>
+        <w:t xml:space="preserve">staying</w:t>
+      </w:r>
+      <w:r>
+        <w:t xml:space="preserve"> is. The variable AI autonomy threatens is therefore the cost of </w:t>
+      </w:r>
+      <w:r>
+        <w:rPr>
+          <w:i/>
+          <w:iCs/>
+        </w:rPr>
+        <w:t xml:space="preserve">sustained, undetected presence at scale</w:t>
+      </w:r>
+      <w:r>
+        <w:t xml:space="preserve"> — a narrower and more defensible claim than the first draft made.</w:t>
+      </w:r>
+    </w:p>
+    <w:p>
+      <w:pPr>
+        <w:spacing w:after="140" w:line="300"/>
+        <w:jc w:val="both"/>
+      </w:pPr>
+      <w:r>
+        <w:rPr>
+          <w:b/>
+          <w:bCs/>
+        </w:rPr>
+        <w:t xml:space="preserve">Second, and more consequentially: the signalling function is already failing.</w:t>
+      </w:r>
+      <w:r>
+        <w:t xml:space="preserve"> Baram (2026) codes Volt Typhoon as a </w:t>
+      </w:r>
+      <w:r>
+        <w:rPr>
+          <w:b/>
+          <w:bCs/>
+        </w:rPr>
+        <w:t xml:space="preserve">Type 3</w:t>
+      </w:r>
+      <w:r>
+        <w:t xml:space="preserve"> event — "a shared advisory with pooled IoCs and defensive guidance… </w:t>
+      </w:r>
+      <w:r>
+        <w:rPr>
+          <w:b/>
+          <w:bCs/>
+        </w:rPr>
+        <w:t xml:space="preserve">No alliance-led endorsement or sanctions package followed</w:t>
+      </w:r>
+      <w:r>
+        <w:t xml:space="preserve">." The paradigmatic pre-positioning case drew the weakest available form of collective response. Baram identifies the mechanism: joint technical advisories cluster in "China-related cases focused on stealthy access and pre-positioning," and their "primary audience here is </w:t>
+      </w:r>
+      <w:r>
+        <w:rPr>
+          <w:b/>
+          <w:bCs/>
+        </w:rPr>
+        <w:t xml:space="preserve">network defenders, not only state elites</w:t>
+      </w:r>
+      <w:r>
+        <w:t xml:space="preserve">."</w:t>
+      </w:r>
+    </w:p>
+    <w:p>
+      <w:pPr>
+        <w:spacing w:after="140" w:line="300"/>
+        <w:jc w:val="both"/>
+      </w:pPr>
+      <w:r>
+        <w:t xml:space="preserve">A coercive signal must reach political decision-makers to function. Pre-positioning is being routed to system administrators.</w:t>
+      </w:r>
+    </w:p>
+    <w:p>
+      <w:pPr>
+        <w:spacing w:after="140" w:line="300"/>
+        <w:jc w:val="both"/>
+      </w:pPr>
+      <w:r>
+        <w:rPr>
+          <w:b/>
+          <w:bCs/>
+        </w:rPr>
+        <w:t xml:space="preserve">The response asymmetry.</w:t>
+      </w:r>
+      <w:r>
+        <w:t xml:space="preserve"> Salt Typhoon — espionage against telecom metadata and law-enforcement surveillance systems — drew "sanctions imposed by the U.S. Treasury on PRC-linked cyber entities" (Urbanczyk et al., 2025; Treasury press release JY2792). Volt Typhoon — pre-positioning for disruption of water, energy, communications and transport — drew a technical advisory and, in Baram's (2026) words, "no alliance-led endorsement or sanctions package."</w:t>
+      </w:r>
+    </w:p>
+    <w:p>
+      <w:pPr>
+        <w:spacing w:after="140" w:line="300"/>
+        <w:jc w:val="both"/>
+      </w:pPr>
+      <w:r>
+        <w:t xml:space="preserve">Same adversary, same period, same target state. </w:t>
+      </w:r>
+      <w:r>
+        <w:rPr>
+          <w:b/>
+          <w:bCs/>
+        </w:rPr>
+        <w:t xml:space="preserve">The campaign that stole data was punished; the campaign pre-positioned for sabotage was not.</w:t>
+      </w:r>
+      <w:r>
+        <w:t xml:space="preserve"> On any strategic reading the severity ordering is inverted. State response tracks </w:t>
+      </w:r>
+      <w:r>
+        <w:rPr>
+          <w:b/>
+          <w:bCs/>
+        </w:rPr>
+        <w:t xml:space="preserve">legibility and precedent</w:t>
+      </w:r>
+      <w:r>
+        <w:t xml:space="preserve">, not gravity — which is exactly what a degraded signalling channel would predict.</w:t>
+      </w:r>
+    </w:p>
+    <w:p>
+      <w:pPr>
+        <w:spacing w:after="140" w:line="300"/>
+        <w:jc w:val="both"/>
+      </w:pPr>
+      <w:r>
+        <w:rPr>
+          <w:b/>
+          <w:bCs/>
+        </w:rPr>
+        <w:t xml:space="preserve">The corpus therefore documents three independent failure modes:</w:t>
       </w:r>
     </w:p>
     <w:p>
@@ -6760,7 +8819,23 @@
         <w:spacing w:after="60"/>
       </w:pPr>
       <w:r>
-        <w:t xml:space="preserve">Identify the cost assumptions on which that distinction depends.</w:t>
+        <w:rPr>
+          <w:b/>
+          <w:bCs/>
+        </w:rPr>
+        <w:t xml:space="preserve">Non-reception</w:t>
+      </w:r>
+      <w:r>
+        <w:t xml:space="preserve"> — operations "lack sufficient political salience to activate</w:t>
+      </w:r>
+    </w:p>
+    <w:p>
+      <w:pPr>
+        <w:spacing w:after="140" w:line="300"/>
+        <w:jc w:val="both"/>
+      </w:pPr>
+      <w:r>
+        <w:t xml:space="preserve">political institutions" (Sullivan, 2025).</w:t>
       </w:r>
     </w:p>
     <w:p>
@@ -6773,7 +8848,23 @@
         <w:spacing w:after="60"/>
       </w:pPr>
       <w:r>
-        <w:t xml:space="preserve">Assess the present state and trajectory of operational cyber autonomy.</w:t>
+        <w:rPr>
+          <w:b/>
+          <w:bCs/>
+        </w:rPr>
+        <w:t xml:space="preserve">Denial</w:t>
+      </w:r>
+      <w:r>
+        <w:t xml:space="preserve"> — the putative sender disowns the signal; the PRC calls Volt Typhoon a US</w:t>
+      </w:r>
+    </w:p>
+    <w:p>
+      <w:pPr>
+        <w:spacing w:after="140" w:line="300"/>
+        <w:jc w:val="both"/>
+      </w:pPr>
+      <w:r>
+        <w:t xml:space="preserve">fabrication and counter-accuses over the MARBLE toolkit (Singh et al., 2025).</w:t>
       </w:r>
     </w:p>
     <w:p>
@@ -6786,16 +8877,348 @@
         <w:spacing w:after="60"/>
       </w:pPr>
       <w:r>
-        <w:t xml:space="preserve">Theorise the consequences for signalling, escalation, and stability when</w:t>
-      </w:r>
-    </w:p>
-    <w:p>
-      <w:pPr>
-        <w:spacing w:after="140" w:line="300"/>
-        <w:jc w:val="both"/>
-      </w:pPr>
-      <w:r>
-        <w:t xml:space="preserve">persistence cost falls.</w:t>
+        <w:rPr>
+          <w:b/>
+          <w:bCs/>
+        </w:rPr>
+        <w:t xml:space="preserve">Misrouting</w:t>
+      </w:r>
+      <w:r>
+        <w:t xml:space="preserve"> — response is technical, not diplomatic (Baram, 2026, </w:t>
+      </w:r>
+      <w:r>
+        <w:rPr>
+          <w:i/>
+          <w:iCs/>
+        </w:rPr>
+        <w:t xml:space="preserve">with data</w:t>
+      </w:r>
+      <w:r>
+        <w:t xml:space="preserve">).</w:t>
+      </w:r>
+    </w:p>
+    <w:p>
+      <w:pPr>
+        <w:spacing w:after="140" w:line="300"/>
+        <w:jc w:val="both"/>
+      </w:pPr>
+      <w:r>
+        <w:rPr>
+          <w:b/>
+          <w:bCs/>
+        </w:rPr>
+        <w:t xml:space="preserve">The gap, restated.</w:t>
+      </w:r>
+      <w:r>
+        <w:t xml:space="preserve"> The literature contains a sharp interpretive claim about what pre-positioning </w:t>
+      </w:r>
+      <w:r>
+        <w:rPr>
+          <w:i/>
+          <w:iCs/>
+        </w:rPr>
+        <w:t xml:space="preserve">means</w:t>
+      </w:r>
+      <w:r>
+        <w:t xml:space="preserve"> (Guttieri, 2025) and empirical evidence about how states actually </w:t>
+      </w:r>
+      <w:r>
+        <w:rPr>
+          <w:i/>
+          <w:iCs/>
+        </w:rPr>
+        <w:t xml:space="preserve">respond</w:t>
+      </w:r>
+      <w:r>
+        <w:t xml:space="preserve"> to it (Baram, 2026) — and these do not match. </w:t>
+      </w:r>
+      <w:r>
+        <w:rPr>
+          <w:b/>
+          <w:bCs/>
+        </w:rPr>
+        <w:t xml:space="preserve">No paper reconciles them, and none asks what AI autonomy does to a signalling mechanism that is already failing.</w:t>
+      </w:r>
+    </w:p>
+    <w:p>
+      <w:pPr>
+        <w:pStyle w:val="Heading2"/>
+        <w:keepNext/>
+        <w:spacing w:after="140" w:before="240"/>
+      </w:pPr>
+      <w:r>
+        <w:t xml:space="preserve">4.4 Empirical gap</w:t>
+      </w:r>
+    </w:p>
+    <w:p>
+      <w:pPr>
+        <w:spacing w:after="140" w:line="300"/>
+        <w:jc w:val="both"/>
+      </w:pPr>
+      <w:r>
+        <w:t xml:space="preserve">The corpus contains no dataset on autonomy in operational cyber campaigns, no measured time-series of dwell time or persistence cost, and no coding of pre-positioning incidents by intelligence yield versus operational leverage — despite Guttieri supplying exactly the criterion such a coding would require.</w:t>
+      </w:r>
+    </w:p>
+    <w:p>
+      <w:pPr>
+        <w:pStyle w:val="Heading2"/>
+        <w:keepNext/>
+        <w:spacing w:after="140" w:before="240"/>
+      </w:pPr>
+      <w:r>
+        <w:t xml:space="preserve">4.5 Methodological gap</w:t>
+      </w:r>
+    </w:p>
+    <w:p>
+      <w:pPr>
+        <w:spacing w:after="140" w:line="300"/>
+        <w:jc w:val="both"/>
+      </w:pPr>
+      <w:r>
+        <w:rPr>
+          <w:b/>
+          <w:bCs/>
+        </w:rPr>
+        <w:t xml:space="preserve">One</w:t>
+      </w:r>
+      <w:r>
+        <w:t xml:space="preserve"> of sixteen fully-extracted papers tests propositions against a coded population: Baram (2026), using the European Repository of Cyber Incidents across twenty joint attribution cases. Every other paper is a review, a doctrinal analysis, an expert assessment, or theory-building with illustrative cases; Maschmeyer (2023) labels his own empirics a "plausibility probe."</w:t>
+      </w:r>
+    </w:p>
+    <w:p>
+      <w:pPr>
+        <w:spacing w:after="140" w:line="300"/>
+        <w:jc w:val="both"/>
+      </w:pPr>
+      <w:r>
+        <w:t xml:space="preserve">The specific deficit is that </w:t>
+      </w:r>
+      <w:r>
+        <w:rPr>
+          <w:b/>
+          <w:bCs/>
+        </w:rPr>
+        <w:t xml:space="preserve">no paper codes pre-positioning incidents on the dimensions its own theory identifies as decisive.</w:t>
+      </w:r>
+      <w:r>
+        <w:t xml:space="preserve"> Guttieri (2025) supplies a decision rule — intelligence yield against operational leverage — and applies it to a single case rhetorically rather than systematically. Baram supplies the coding method but applies it to attribution responses, not to the acts themselves. Joining the two is available and undone.</w:t>
+      </w:r>
+    </w:p>
+    <w:p>
+      <w:pPr>
+        <w:pStyle w:val="Heading2"/>
+        <w:keepNext/>
+        <w:spacing w:after="140" w:before="240"/>
+      </w:pPr>
+      <w:r>
+        <w:t xml:space="preserve">4.6 Geographic gap</w:t>
+      </w:r>
+    </w:p>
+    <w:p>
+      <w:pPr>
+        <w:spacing w:after="140" w:line="300"/>
+        <w:jc w:val="both"/>
+      </w:pPr>
+      <w:r>
+        <w:t xml:space="preserve">The corpus is overwhelmingly US-facing, with China as object rather than subject. Three partial exceptions: Singh et al. (2025) record the PRC's own position; Codreanu (2025) quotes the MFA denial; Pokorny (2026) supplies the 2024 SSF restructuring with Chinese-character designations. </w:t>
+      </w:r>
+      <w:r>
+        <w:rPr>
+          <w:b/>
+          <w:bCs/>
+        </w:rPr>
+        <w:t xml:space="preserve">No corpus paper engages Chinese-language doctrinal sources</w:t>
+      </w:r>
+      <w:r>
+        <w:t xml:space="preserve">, and Baram (2026) declares the equivalent bias in her own data — findings "map Western-led joint public attributions rather than global practices." Any study built on this corpus inherits that bias and must declare it.</w:t>
+      </w:r>
+    </w:p>
+    <w:p>
+      <w:pPr>
+        <w:pStyle w:val="Heading2"/>
+        <w:keepNext/>
+        <w:spacing w:after="140" w:before="240"/>
+      </w:pPr>
+      <w:r>
+        <w:t xml:space="preserve">4.7 Temporal gap</w:t>
+      </w:r>
+    </w:p>
+    <w:p>
+      <w:pPr>
+        <w:spacing w:after="140" w:line="300"/>
+        <w:jc w:val="both"/>
+      </w:pPr>
+      <w:r>
+        <w:t xml:space="preserve">Butt &amp; Ulina (2026) claim fully autonomous offensive operations are "still largely theoretical." The corpus contains nothing on the </w:t>
+      </w:r>
+      <w:r>
+        <w:rPr>
+          <w:i/>
+          <w:iCs/>
+        </w:rPr>
+        <w:t xml:space="preserve">rate</w:t>
+      </w:r>
+      <w:r>
+        <w:t xml:space="preserve"> at which that changes — no projections, no thresholds, no indicators. It does, however, contain the instrument: Yigit et al. (2025) identify CYBERSECEVAL 3 as benchmarking "autonomous offensive cyber operations," and benchmark scores across model generations would constitute a time-series. </w:t>
+      </w:r>
+      <w:r>
+        <w:rPr>
+          <w:b/>
+          <w:bCs/>
+        </w:rPr>
+        <w:t xml:space="preserve">No paper uses it for that purpose.</w:t>
+      </w:r>
+    </w:p>
+    <w:p>
+      <w:pPr>
+        <w:pStyle w:val="Heading2"/>
+        <w:keepNext/>
+        <w:spacing w:after="140" w:before="240"/>
+      </w:pPr>
+      <w:r>
+        <w:t xml:space="preserve">4.8 Policy gap</w:t>
+      </w:r>
+    </w:p>
+    <w:p>
+      <w:pPr>
+        <w:spacing w:after="140" w:line="300"/>
+        <w:jc w:val="both"/>
+      </w:pPr>
+      <w:r>
+        <w:t xml:space="preserve">Guttieri (2025) argues for deterrence by denial. Butt &amp; Ulina (2026) offer a recommendations table. Neither addresses how attribution, signalling, or escalation management function when operations are machine-paced.</w:t>
+      </w:r>
+    </w:p>
+    <w:p>
+      <w:pPr>
+        <w:pBdr>
+          <w:bottom w:val="single" w:color="BBBBBB" w:sz="6" w:space="1"/>
+        </w:pBdr>
+        <w:spacing w:after="120" w:before="120"/>
+      </w:pPr>
+      <w:r>
+        <w:t xml:space="preserve"/>
+      </w:r>
+    </w:p>
+    <w:p>
+      <w:pPr>
+        <w:pStyle w:val="Heading1"/>
+        <w:keepNext/>
+        <w:spacing w:after="140" w:before="360"/>
+      </w:pPr>
+      <w:r>
+        <w:t xml:space="preserve">5. Introduction (draft)</w:t>
+      </w:r>
+    </w:p>
+    <w:p>
+      <w:pPr>
+        <w:spacing w:after="140" w:line="300"/>
+        <w:jc w:val="both"/>
+      </w:pPr>
+      <w:r>
+        <w:rPr>
+          <w:b/>
+          <w:bCs/>
+        </w:rPr>
+        <w:t xml:space="preserve">Strategic background.</w:t>
+      </w:r>
+      <w:r>
+        <w:t xml:space="preserve"> In May 2023, US authorities attributed to Chinese state-sponsored actors a campaign, designated Volt Typhoon, that had established persistent access in American critical infrastructure using living-off-the-land techniques (Guttieri, 2025; Butt &amp; Ulina, 2026; Singh, Jash &amp; Nanjappa, 2025). What distinguished the campaign was not its technical sophistication but its apparent purposelessness by the standards of espionage. As General Paul Nakasone observed, there is "absolutely no intelligence to be gathered by putting malicious code in [critical infrastructure] networks" (quoted in Guttieri, 2025).</w:t>
+      </w:r>
+    </w:p>
+    <w:p>
+      <w:pPr>
+        <w:spacing w:after="140" w:line="300"/>
+        <w:jc w:val="both"/>
+      </w:pPr>
+      <w:r>
+        <w:rPr>
+          <w:b/>
+          <w:bCs/>
+        </w:rPr>
+        <w:t xml:space="preserve">Problem statement.</w:t>
+      </w:r>
+      <w:r>
+        <w:t xml:space="preserve"> Pre-positioning is observationally ambiguous: the same implant serves collection, preparation, and coercion. Guttieri (2025) offers a resolution — persistent access that yields little intelligence but much leverage "likely reflects preparation for conflict." This inference works because persistence is costly: it requires, in her words, "technical competence and strategic patience."</w:t>
+      </w:r>
+    </w:p>
+    <w:p>
+      <w:pPr>
+        <w:spacing w:after="140" w:line="300"/>
+        <w:jc w:val="both"/>
+      </w:pPr>
+      <w:r>
+        <w:t xml:space="preserve">Concurrently, AI systems are acquiring the capacity to conduct portions of cyber operations without human participation. Butt &amp; Ulina (2026) place present capability at sub-task assistance — reconnaissance, vulnerability discovery, exploit adaptation — while noting that "fully autonomous offensive cyber weapons are still largely theoretical."</w:t>
+      </w:r>
+    </w:p>
+    <w:p>
+      <w:pPr>
+        <w:spacing w:after="140" w:line="300"/>
+        <w:jc w:val="both"/>
+      </w:pPr>
+      <w:r>
+        <w:t xml:space="preserve">Yet states do not appear to </w:t>
+      </w:r>
+      <w:r>
+        <w:rPr>
+          <w:i/>
+          <w:iCs/>
+        </w:rPr>
+        <w:t xml:space="preserve">act</w:t>
+      </w:r>
+      <w:r>
+        <w:t xml:space="preserve"> as though pre-positioning carries this meaning. Baram (2026), coding twenty joint public attribution cases from the European Repository of Cyber Incidents, finds that Volt Typhoon drew only a joint technical advisory: "No alliance-led endorsement or sanctions package followed." Such advisories cluster in cases of "stealthy access and pre-positioning," and their "primary audience here is network defenders, not only state elites." Sullivan (2025) supplies the reason: operations of this kind "lurk in the shadows," lacking "sufficient political salience to activate political institutions." Singh, Jash and Nanjappa (2025) record a third obstacle — the PRC denies the campaign outright and counter-accuses.</w:t>
+      </w:r>
+    </w:p>
+    <w:p>
+      <w:pPr>
+        <w:spacing w:after="140" w:line="300"/>
+        <w:jc w:val="both"/>
+      </w:pPr>
+      <w:r>
+        <w:rPr>
+          <w:b/>
+          <w:bCs/>
+        </w:rPr>
+        <w:t xml:space="preserve">There is thus a gap between what pre-positioning is held to mean and how states respond to it.</w:t>
+      </w:r>
+      <w:r>
+        <w:t xml:space="preserve"> Guttieri establishes the interpretation; Baram shows the response does not follow. This paper argues that the discrepancy is explained by the erosion of the costly-signalling logic on which the interpretation depends — and that AI autonomy, by lowering the cost of sustained undetected presence, will widen it further. The same observable act will convey progressively less about intent, precisely as the volume of such observations rises. This is not a technical problem but a problem of strategic interpretation.</w:t>
+      </w:r>
+    </w:p>
+    <w:p>
+      <w:pPr>
+        <w:spacing w:after="140" w:line="300"/>
+        <w:jc w:val="both"/>
+      </w:pPr>
+      <w:r>
+        <w:rPr>
+          <w:b/>
+          <w:bCs/>
+        </w:rPr>
+        <w:t xml:space="preserve">Research question.</w:t>
+      </w:r>
+      <w:r>
+        <w:t xml:space="preserve"> </w:t>
+      </w:r>
+      <w:r>
+        <w:rPr>
+          <w:i/>
+          <w:iCs/>
+        </w:rPr>
+        <w:t xml:space="preserve">How fast and how far will AI/agentic autonomy shift the offence–defence balance, and when does pre-positioning itself constitute a strategic signal or a destabiliser?</w:t>
+      </w:r>
+    </w:p>
+    <w:p>
+      <w:pPr>
+        <w:spacing w:after="140" w:line="300"/>
+        <w:jc w:val="both"/>
+      </w:pPr>
+      <w:r>
+        <w:rPr>
+          <w:b/>
+          <w:bCs/>
+        </w:rPr>
+        <w:t xml:space="preserve">Objectives.</w:t>
       </w:r>
     </w:p>
     <w:p>
@@ -6808,6 +9231,76 @@
         <w:spacing w:after="60"/>
       </w:pPr>
       <w:r>
+        <w:t xml:space="preserve">Establish how the literature currently distinguishes pre-positioning-as-espionage</w:t>
+      </w:r>
+    </w:p>
+    <w:p>
+      <w:pPr>
+        <w:spacing w:after="140" w:line="300"/>
+        <w:jc w:val="both"/>
+      </w:pPr>
+      <w:r>
+        <w:t xml:space="preserve">from pre-positioning-as-signal.</w:t>
+      </w:r>
+    </w:p>
+    <w:p>
+      <w:pPr>
+        <w:pStyle w:val="ListParagraph"/>
+        <w:numPr>
+          <w:ilvl w:val="0"/>
+          <w:numId w:val="2"/>
+        </w:numPr>
+        <w:spacing w:after="60"/>
+      </w:pPr>
+      <w:r>
+        <w:t xml:space="preserve">Identify the cost assumptions on which that distinction depends.</w:t>
+      </w:r>
+    </w:p>
+    <w:p>
+      <w:pPr>
+        <w:pStyle w:val="ListParagraph"/>
+        <w:numPr>
+          <w:ilvl w:val="0"/>
+          <w:numId w:val="2"/>
+        </w:numPr>
+        <w:spacing w:after="60"/>
+      </w:pPr>
+      <w:r>
+        <w:t xml:space="preserve">Assess the present state and trajectory of operational cyber autonomy.</w:t>
+      </w:r>
+    </w:p>
+    <w:p>
+      <w:pPr>
+        <w:pStyle w:val="ListParagraph"/>
+        <w:numPr>
+          <w:ilvl w:val="0"/>
+          <w:numId w:val="2"/>
+        </w:numPr>
+        <w:spacing w:after="60"/>
+      </w:pPr>
+      <w:r>
+        <w:t xml:space="preserve">Theorise the consequences for signalling, escalation, and stability when</w:t>
+      </w:r>
+    </w:p>
+    <w:p>
+      <w:pPr>
+        <w:spacing w:after="140" w:line="300"/>
+        <w:jc w:val="both"/>
+      </w:pPr>
+      <w:r>
+        <w:t xml:space="preserve">persistence cost falls.</w:t>
+      </w:r>
+    </w:p>
+    <w:p>
+      <w:pPr>
+        <w:pStyle w:val="ListParagraph"/>
+        <w:numPr>
+          <w:ilvl w:val="0"/>
+          <w:numId w:val="2"/>
+        </w:numPr>
+        <w:spacing w:after="60"/>
+      </w:pPr>
+      <w:r>
         <w:t xml:space="preserve">Derive indicators allowing analysts to detect the transition.</w:t>
       </w:r>
     </w:p>
@@ -7084,6 +9577,15 @@
         <w:jc w:val="both"/>
       </w:pPr>
       <w:r>
+        <w:t xml:space="preserve">The framework must do three things the corpus has not: specify a dependent variable that is measurable, accommodate a balance that is dyad-conditional rather than fixed, and discriminate between two live hypotheses about what pre-positioning is.</w:t>
+      </w:r>
+    </w:p>
+    <w:p>
+      <w:pPr>
+        <w:spacing w:after="140" w:line="300"/>
+        <w:jc w:val="both"/>
+      </w:pPr>
+      <w:r>
         <w:rPr>
           <w:b/>
           <w:bCs/>
@@ -7091,7 +9593,7 @@
         <w:t xml:space="preserve">Primary: costly signalling within a security-dilemma frame.</w:t>
       </w:r>
       <w:r>
-        <w:t xml:space="preserve"> The corpus supports this through Guttieri's (2025) invocation of Buchanan's cybersecurity dilemma and her patience-based reading of pre-positioning. Costly signalling supplies the analytical leverage the RQ needs: it makes </w:t>
+        <w:t xml:space="preserve"> Guttieri's (2025) invocation of Buchanan's cybersecurity dilemma, and her grounding of the signalling inference in "strategic patience," make this the corpus's implicit frame. Its analytical value is that it makes </w:t>
       </w:r>
       <w:r>
         <w:rPr>
@@ -7111,7 +9613,87 @@
         <w:t xml:space="preserve">signal credibility</w:t>
       </w:r>
       <w:r>
-        <w:t xml:space="preserve"> the dependent one, converting a vague question about "the balance" into a tractable one.</w:t>
+        <w:t xml:space="preserve"> the dependent one — converting an unmeasurable question about "the balance" into a tractable one about the informational content of an observable act.</w:t>
+      </w:r>
+    </w:p>
+    <w:p>
+      <w:pPr>
+        <w:spacing w:after="140" w:line="300"/>
+        <w:jc w:val="both"/>
+      </w:pPr>
+      <w:r>
+        <w:t xml:space="preserve">Critically, costly signalling also supplies the null: if the act is not costly, it carries no information about intent. That is exactly what H2 asserts.</w:t>
+      </w:r>
+    </w:p>
+    <w:p>
+      <w:pPr>
+        <w:spacing w:after="140" w:line="300"/>
+        <w:jc w:val="both"/>
+      </w:pPr>
+      <w:r>
+        <w:rPr>
+          <w:b/>
+          <w:bCs/>
+        </w:rPr>
+        <w:t xml:space="preserve">The two hypotheses the framework must separate.</w:t>
+      </w:r>
+    </w:p>
+    <w:p>
+      <w:pPr>
+        <w:pStyle w:val="ListParagraph"/>
+        <w:numPr>
+          <w:ilvl w:val="0"/>
+          <w:numId w:val="1"/>
+        </w:numPr>
+        <w:spacing w:after="60"/>
+      </w:pPr>
+      <w:r>
+        <w:rPr>
+          <w:b/>
+          <w:bCs/>
+        </w:rPr>
+        <w:t xml:space="preserve">H1 — signal degradation.</w:t>
+      </w:r>
+      <w:r>
+        <w:t xml:space="preserve"> Pre-positioning signalled intent because persistence was</w:t>
+      </w:r>
+    </w:p>
+    <w:p>
+      <w:pPr>
+        <w:spacing w:after="140" w:line="300"/>
+        <w:jc w:val="both"/>
+      </w:pPr>
+      <w:r>
+        <w:t xml:space="preserve">expensive; autonomy erodes the cost and therefore the signal. Advocate: Dimitrov &amp; Andreev (2025), who read pre-positioning as "deterrence and coercion."</w:t>
+      </w:r>
+    </w:p>
+    <w:p>
+      <w:pPr>
+        <w:pStyle w:val="ListParagraph"/>
+        <w:numPr>
+          <w:ilvl w:val="0"/>
+          <w:numId w:val="1"/>
+        </w:numPr>
+        <w:spacing w:after="60"/>
+      </w:pPr>
+      <w:r>
+        <w:rPr>
+          <w:b/>
+          <w:bCs/>
+        </w:rPr>
+        <w:t xml:space="preserve">H2 — deliberate non-signal.</w:t>
+      </w:r>
+      <w:r>
+        <w:t xml:space="preserve"> Pre-positioning never signalled; sub-threshold</w:t>
+      </w:r>
+    </w:p>
+    <w:p>
+      <w:pPr>
+        <w:spacing w:after="140" w:line="300"/>
+        <w:jc w:val="both"/>
+      </w:pPr>
+      <w:r>
+        <w:t xml:space="preserve">calibration is the design objective and illegibility is a feature. Advocate: Braccia (2025), on operations "carefully calibrating effects to remain below use-of-force thresholds."</w:t>
       </w:r>
     </w:p>
     <w:p>
@@ -7127,49 +9709,65 @@
         <w:t xml:space="preserve">Secondary: Cyber Persistence Theory</w:t>
       </w:r>
       <w:r>
-        <w:t xml:space="preserve"> (Fischerkeller, Goldman &amp; Harknett), reported in Guttieri (2025). It supplies the "constant contact" baseline against which pre-positioning is not anomalous but structural — and therefore explains why signal extraction is hard.</w:t>
-      </w:r>
-    </w:p>
-    <w:p>
-      <w:pPr>
-        <w:spacing w:after="140" w:line="300"/>
-        <w:jc w:val="both"/>
-      </w:pPr>
-      <w:r>
-        <w:rPr>
-          <w:b/>
-          <w:bCs/>
-        </w:rPr>
-        <w:t xml:space="preserve">Rival to be tested, not assumed: Maschmeyer's (2023) subversion framework.</w:t>
-      </w:r>
-      <w:r>
-        <w:t xml:space="preserve"> If cyber operations are subversion rather than warfare, offence–defence framing is category error, and the RQ must be reformulated. </w:t>
-      </w:r>
-      <w:r>
-        <w:rPr>
-          <w:b/>
-          <w:bCs/>
-        </w:rPr>
-        <w:t xml:space="preserve">This rival should be engaged directly in the paper</w:t>
-      </w:r>
-      <w:r>
-        <w:t xml:space="preserve">; treating it as settled would be the most likely ground for reviewer objection.</w:t>
-      </w:r>
-    </w:p>
-    <w:p>
-      <w:pPr>
-        <w:spacing w:after="140" w:line="300"/>
-        <w:jc w:val="both"/>
-      </w:pPr>
-      <w:r>
-        <w:rPr>
-          <w:b/>
-          <w:bCs/>
-        </w:rPr>
-        <w:t xml:space="preserve">Explicitly not recommended:</w:t>
-      </w:r>
-      <w:r>
-        <w:t xml:space="preserve"> offence–defence theory as the primary frame. The corpus's strongest theoretical voice rejects it, and no corpus paper operationalises it.</w:t>
+        <w:t xml:space="preserve"> (Fischerkeller, Goldman &amp; Harknett), via Guttieri (2025) and Sullivan (2025). It supplies the "constant contact" baseline on which pre-positioning is structural rather than anomalous — and therefore explains why signal extraction from persistent access is hard in principle, not merely in practice.</w:t>
+      </w:r>
+    </w:p>
+    <w:p>
+      <w:pPr>
+        <w:spacing w:after="140" w:line="300"/>
+        <w:jc w:val="both"/>
+      </w:pPr>
+      <w:r>
+        <w:rPr>
+          <w:b/>
+          <w:bCs/>
+        </w:rPr>
+        <w:t xml:space="preserve">Scope condition, from Willett (2022): the balance is dyad-conditional.</w:t>
+      </w:r>
+      <w:r>
+        <w:t xml:space="preserve"> Because "a cyber conflict between Russia and a state with weaker cyber security than Ukraine… would perhaps see a different balance between offence and defence," the framework must index findings to defender capability rather than treating the balance as a global property. The practical consequence is that the study's claims are claims about </w:t>
+      </w:r>
+      <w:r>
+        <w:rPr>
+          <w:i/>
+          <w:iCs/>
+        </w:rPr>
+        <w:t xml:space="preserve">pairings</w:t>
+      </w:r>
+      <w:r>
+        <w:t xml:space="preserve">, and its distributional prediction is that autonomy widens the gap between well- and poorly-resourced defenders rather than shifting one aggregate balance.</w:t>
+      </w:r>
+    </w:p>
+    <w:p>
+      <w:pPr>
+        <w:spacing w:after="140" w:line="300"/>
+        <w:jc w:val="both"/>
+      </w:pPr>
+      <w:r>
+        <w:rPr>
+          <w:b/>
+          <w:bCs/>
+        </w:rPr>
+        <w:t xml:space="preserve">Rival to be engaged, not assumed away: Maschmeyer's (2023) subversion framework.</w:t>
+      </w:r>
+      <w:r>
+        <w:t xml:space="preserve"> If cyber operations are subversion rather than warfare, offence–defence framing is a category error and the question must be reformulated in terms of structural exploitation. This is the most likely ground for reviewer objection and should be met directly in the literature review.</w:t>
+      </w:r>
+    </w:p>
+    <w:p>
+      <w:pPr>
+        <w:spacing w:after="140" w:line="300"/>
+        <w:jc w:val="both"/>
+      </w:pPr>
+      <w:r>
+        <w:rPr>
+          <w:b/>
+          <w:bCs/>
+        </w:rPr>
+        <w:t xml:space="preserve">Explicitly not recommended: offence–defence theory as the primary frame.</w:t>
+      </w:r>
+      <w:r>
+        <w:t xml:space="preserve"> The corpus's strongest theoretical voice rejects it (Maschmeyer, 2023); no corpus paper operationalises it; and its canonical treatment (Slayton, 2017) is absent from the corpus entirely. Adopting it as the primary lens would require defending a baseline the evidence does not supply. Costly signalling asks a narrower question the evidence can actually answer.</w:t>
       </w:r>
     </w:p>
     <w:p>
@@ -7996,7 +10594,17 @@
         <w:t xml:space="preserve">named but not studied</w:t>
       </w:r>
       <w:r>
-        <w:t xml:space="preserve">. Melella's dissertation proposes that "studying how these emerging technologies affect the offensive-defensive balance could reveal new dynamics and challenges," then studies coordination instead. Eight of the nine fully-extracted papers sustain the disconnect bilaterally — strategists (Maschmeyer, Guttieri, Sullivan, Baram) do not mention AI; AI researchers (Yigit et al., Kabir et al.) do not mention deterrence, signalling, or the balance.</w:t>
+        <w:t xml:space="preserve">. Melella's dissertation proposes that "studying how these emerging technologies affect the offensive-defensive balance could reveal new dynamics and challenges," then studies coordination instead. </w:t>
+      </w:r>
+      <w:r>
+        <w:rPr>
+          <w:b/>
+          <w:bCs/>
+        </w:rPr>
+        <w:t xml:space="preserve">Fifteen of the sixteen fully-extracted papers sustain the disconnect bilaterally</w:t>
+      </w:r>
+      <w:r>
+        <w:t xml:space="preserve"> — strategists (Maschmeyer, Guttieri, Sullivan, Baram, Willett, Codreanu) do not mention AI; AI researchers (Yigit et al., Kabir et al.) do not mention deterrence, signalling, or the balance.</w:t>
       </w:r>
     </w:p>
     <w:p>
@@ -8035,7 +10643,7 @@
           <w:i/>
           <w:iCs/>
         </w:rPr>
-        <w:t xml:space="preserve">Third, and most importantly</w:t>
+        <w:t xml:space="preserve">Third</w:t>
       </w:r>
       <w:r>
         <w:t xml:space="preserve">, it reconciles an unnoticed </w:t>
@@ -8048,29 +10656,55 @@
         <w:t xml:space="preserve">discrepancy between interpretation and response</w:t>
       </w:r>
       <w:r>
-        <w:t xml:space="preserve">: Guttieri (2025) establishes that pre-positioning reads as preparation for conflict, while Baram (2026) demonstrates empirically that states do not respond as though it does. No existing work joins these findings.</w:t>
-      </w:r>
-    </w:p>
-    <w:p>
-      <w:pPr>
-        <w:spacing w:after="140" w:line="300"/>
-        <w:jc w:val="both"/>
-      </w:pPr>
-      <w:r>
-        <w:rPr>
-          <w:b/>
-          <w:bCs/>
-        </w:rPr>
-        <w:t xml:space="preserve">Why it matters academically.</w:t>
-      </w:r>
-      <w:r>
-        <w:t xml:space="preserve"> It reframes the offence–defence question in terms the literature can actually sustain. Rather than asking whether AI favours attack or defence — which the corpus offers no means of measuring — it asks what AI does to the </w:t>
-      </w:r>
+        <w:t xml:space="preserve">: Guttieri (2025) establishes that pre-positioning reads as preparation for conflict, while Baram (2026) demonstrates empirically that states do not respond as though it does. The Volt/Salt asymmetry sharpens this — the espionage campaign drew sanctions, the pre-positioning campaign drew a technical advisory. No existing work joins these findings.</w:t>
+      </w:r>
+    </w:p>
+    <w:p>
+      <w:pPr>
+        <w:spacing w:after="140" w:line="300"/>
+        <w:jc w:val="both"/>
+      </w:pPr>
       <w:r>
         <w:rPr>
           <w:i/>
           <w:iCs/>
         </w:rPr>
+        <w:t xml:space="preserve">Fourth</w:t>
+      </w:r>
+      <w:r>
+        <w:t xml:space="preserve">, it records an evidentiary fact the field has not confronted: </w:t>
+      </w:r>
+      <w:r>
+        <w:rPr>
+          <w:b/>
+          <w:bCs/>
+        </w:rPr>
+        <w:t xml:space="preserve">there is no documented case of pre-positioning followed by successful strategic effect.</w:t>
+      </w:r>
+      <w:r>
+        <w:t xml:space="preserve"> Three cases, one attempted use, defeated. Every claim in this literature about what pre-positioning portends rests on zero positive instances.</w:t>
+      </w:r>
+    </w:p>
+    <w:p>
+      <w:pPr>
+        <w:spacing w:after="140" w:line="300"/>
+        <w:jc w:val="both"/>
+      </w:pPr>
+      <w:r>
+        <w:rPr>
+          <w:b/>
+          <w:bCs/>
+        </w:rPr>
+        <w:t xml:space="preserve">Why it matters academically.</w:t>
+      </w:r>
+      <w:r>
+        <w:t xml:space="preserve"> It reframes the offence–defence question in terms the literature can actually sustain. Rather than asking whether AI favours attack or defence — which the corpus offers no means of measuring — it asks what AI does to the </w:t>
+      </w:r>
+      <w:r>
+        <w:rPr>
+          <w:i/>
+          <w:iCs/>
+        </w:rPr>
         <w:t xml:space="preserve">informational content of observable acts</w:t>
       </w:r>
       <w:r>
@@ -8090,7 +10724,74 @@
         <w:t xml:space="preserve">Why it matters for policy.</w:t>
       </w:r>
       <w:r>
-        <w:t xml:space="preserve"> Doctrine currently treats infrastructure pre-positioning as strategic warning. If that inference rests on cost, and cost is falling, then the warning function degrades precisely as the volume of detections rises. Combined with Guttieri's entanglement argument — that limited cyber effects can "escalate tensions far beyond intended scope" — the policy risk is escalation on a misread signal.</w:t>
+        <w:t xml:space="preserve"> Doctrine treats infrastructure pre-positioning as strategic warning. The two hypotheses carry opposite policy risks, and both are live.</w:t>
+      </w:r>
+    </w:p>
+    <w:p>
+      <w:pPr>
+        <w:spacing w:after="140" w:line="300"/>
+        <w:jc w:val="both"/>
+      </w:pPr>
+      <w:r>
+        <w:t xml:space="preserve">Under </w:t>
+      </w:r>
+      <w:r>
+        <w:rPr>
+          <w:b/>
+          <w:bCs/>
+        </w:rPr>
+        <w:t xml:space="preserve">H1</w:t>
+      </w:r>
+      <w:r>
+        <w:t xml:space="preserve">, if the inference rests on cost and cost is falling, the warning function degrades precisely as the volume of detections rises. Combined with Guttieri's entanglement argument — that limited cyber effects can "escalate tensions far beyond intended scope" — the risk is </w:t>
+      </w:r>
+      <w:r>
+        <w:rPr>
+          <w:b/>
+          <w:bCs/>
+        </w:rPr>
+        <w:t xml:space="preserve">escalation on a misread signal</w:t>
+      </w:r>
+      <w:r>
+        <w:t xml:space="preserve">.</w:t>
+      </w:r>
+    </w:p>
+    <w:p>
+      <w:pPr>
+        <w:spacing w:after="140" w:line="300"/>
+        <w:jc w:val="both"/>
+      </w:pPr>
+      <w:r>
+        <w:t xml:space="preserve">Under </w:t>
+      </w:r>
+      <w:r>
+        <w:rPr>
+          <w:b/>
+          <w:bCs/>
+        </w:rPr>
+        <w:t xml:space="preserve">H2</w:t>
+      </w:r>
+      <w:r>
+        <w:t xml:space="preserve">, the graver risk runs the other way. If pre-positioning is calibrated to stay below response thresholds and states duly respond with technical advisories, then genuine preparation is being processed as a network-defence matter. The risk is </w:t>
+      </w:r>
+      <w:r>
+        <w:rPr>
+          <w:b/>
+          <w:bCs/>
+        </w:rPr>
+        <w:t xml:space="preserve">warning failure</w:t>
+      </w:r>
+      <w:r>
+        <w:t xml:space="preserve">, and the Volt/Salt asymmetry suggests it is already occurring.</w:t>
+      </w:r>
+    </w:p>
+    <w:p>
+      <w:pPr>
+        <w:spacing w:after="140" w:line="300"/>
+        <w:jc w:val="both"/>
+      </w:pPr>
+      <w:r>
+        <w:t xml:space="preserve">Distinguishing them is therefore not an academic refinement. It determines whether the appropriate policy correction is restraint or escalation of response.</w:t>
       </w:r>
     </w:p>
     <w:p>

--- a/paper/ai-autonomy-offence-defence.docx
+++ b/paper/ai-autonomy-offence-defence.docx
@@ -7630,6 +7630,75 @@
           <w:b/>
           <w:bCs/>
         </w:rPr>
+        <w:t xml:space="preserve">The bloc's implicit theory.</w:t>
+      </w:r>
+      <w:r>
+        <w:t xml:space="preserve"> The ~80 technical papers share an unargued premise: a speed mismatch between machine-paced attack and human-paced defence. Ajax (2026) states it plainly — "modern cyberattacks are increasingly automated and occur at speeds that exceed human response capabilities" — and every architecture reviewed nonetheless retains a human oversight layer, conceding that "full autonomy… introduces important risks, particularly in areas requiring high accountability and human judgment."</w:t>
+      </w:r>
+    </w:p>
+    <w:p>
+      <w:pPr>
+        <w:spacing w:after="140" w:line="300"/>
+        <w:jc w:val="both"/>
+      </w:pPr>
+      <w:r>
+        <w:rPr>
+          <w:b/>
+          <w:bCs/>
+        </w:rPr>
+        <w:t xml:space="preserve">A caution about the bloc as evidence.</w:t>
+      </w:r>
+      <w:r>
+        <w:t xml:space="preserve"> These papers cannot be cited as an undifferentiated body. Three were read in full and they span the full quality range: Yigit et al. (2025) in </w:t>
+      </w:r>
+      <w:r>
+        <w:rPr>
+          <w:i/>
+          <w:iCs/>
+        </w:rPr>
+        <w:t xml:space="preserve">Sensors</w:t>
+      </w:r>
+      <w:r>
+        <w:t xml:space="preserve">, from an established group, is credible; Kabir et al. (2026) supplies usable dwell-time data but reports irreconcilable incident counts; Ajax (2026) has no venue, no affiliation, no empirical content, and a reference list containing papers on neural machine translation, fisheries certification and mindfulness in the chemical industry — none related to its subject. </w:t>
+      </w:r>
+      <w:r>
+        <w:rPr>
+          <w:b/>
+          <w:bCs/>
+        </w:rPr>
+        <w:t xml:space="preserve">The bloc establishes direction of effort, not consensus, and any use of it requires per-paper quality assessment.</w:t>
+      </w:r>
+    </w:p>
+    <w:p>
+      <w:pPr>
+        <w:spacing w:after="140" w:line="300"/>
+        <w:jc w:val="both"/>
+      </w:pPr>
+      <w:r>
+        <w:t xml:space="preserve">An attempt to quantify the bloc by full-text search was abandoned: Drive's matching returned ~68 of 105 papers for </w:t>
+      </w:r>
+      <w:r>
+        <w:rPr>
+          <w:rFonts w:ascii="Consolas" w:cs="Consolas" w:eastAsia="Consolas" w:hAnsi="Consolas"/>
+          <w:sz w:val="19"/>
+          <w:szCs w:val="19"/>
+        </w:rPr>
+        <w:t xml:space="preserve">federated learning</w:t>
+      </w:r>
+      <w:r>
+        <w:t xml:space="preserve">, including Maschmeyer's subversion article. Counts derived that way would be fabricated, and none appear in this paper.</w:t>
+      </w:r>
+    </w:p>
+    <w:p>
+      <w:pPr>
+        <w:spacing w:after="140" w:line="300"/>
+        <w:jc w:val="both"/>
+      </w:pPr>
+      <w:r>
+        <w:rPr>
+          <w:b/>
+          <w:bCs/>
+        </w:rPr>
         <w:t xml:space="preserve">Strength of evidence.</w:t>
       </w:r>
       <w:r>
@@ -11277,7 +11346,7 @@
         <w:t xml:space="preserve">Completed:</w:t>
       </w:r>
       <w:r>
-        <w:t xml:space="preserve"> 16 of 105 papers extracted (14 deep, 2 condensed); 105 triaged.</w:t>
+        <w:t xml:space="preserve"> 17 of 105 papers extracted (14 deep, 2 condensed, plus a bloc characterisation of the ~80 technical papers from a sample of three); 105 triaged.</w:t>
       </w:r>
     </w:p>
     <w:p>

--- a/paper/ai-autonomy-offence-defence.docx
+++ b/paper/ai-autonomy-offence-defence.docx
@@ -305,39 +305,42 @@
           <w:insideH w:val="single" w:color="auto" w:sz="4"/>
           <w:insideV w:val="single" w:color="auto" w:sz="4"/>
         </w:tblBorders>
+        <w:tblLayout w:type="fixed"/>
       </w:tblPr>
       <w:tblGrid>
-        <w:gridCol w:w="1872"/>
-        <w:gridCol w:w="1872"/>
-        <w:gridCol w:w="1872"/>
-        <w:gridCol w:w="1872"/>
-        <w:gridCol w:w="1872"/>
+        <w:gridCol w:w="1431"/>
+        <w:gridCol w:w="2103"/>
+        <w:gridCol w:w="2045"/>
+        <w:gridCol w:w="1784"/>
+        <w:gridCol w:w="1997"/>
       </w:tblGrid>
       <w:tr>
         <w:trPr>
+          <w:cantSplit w:val="false"/>
           <w:tblHeader/>
         </w:trPr>
         <w:tc>
           <w:tcPr>
-            <w:tcW w:type="dxa" w:w="1872"/>
+            <w:tcW w:type="dxa" w:w="1431"/>
             <w:shd w:fill="E8EDF2" w:color="auto" w:val="clear"/>
             <w:tcMar>
-              <w:top w:type="dxa" w:w="60"/>
-              <w:left w:type="dxa" w:w="100"/>
-              <w:bottom w:type="dxa" w:w="60"/>
-              <w:right w:type="dxa" w:w="100"/>
-            </w:tcMar>
-          </w:tcPr>
-          <w:p>
-            <w:pPr>
-              <w:spacing w:after="20" w:before="20"/>
+              <w:top w:type="dxa" w:w="50"/>
+              <w:left w:type="dxa" w:w="80"/>
+              <w:bottom w:type="dxa" w:w="50"/>
+              <w:right w:type="dxa" w:w="80"/>
+            </w:tcMar>
+          </w:tcPr>
+          <w:p>
+            <w:pPr>
+              <w:spacing w:after="15" w:before="15" w:line="240"/>
+              <w:jc w:val="left"/>
             </w:pPr>
             <w:r>
               <w:rPr>
                 <w:b/>
                 <w:bCs/>
-                <w:sz w:val="19"/>
-                <w:szCs w:val="19"/>
+                <w:sz w:val="17"/>
+                <w:szCs w:val="17"/>
               </w:rPr>
               <w:t xml:space="preserve"/>
             </w:r>
@@ -345,25 +348,26 @@
         </w:tc>
         <w:tc>
           <w:tcPr>
-            <w:tcW w:type="dxa" w:w="1872"/>
+            <w:tcW w:type="dxa" w:w="2103"/>
             <w:shd w:fill="E8EDF2" w:color="auto" w:val="clear"/>
             <w:tcMar>
-              <w:top w:type="dxa" w:w="60"/>
-              <w:left w:type="dxa" w:w="100"/>
-              <w:bottom w:type="dxa" w:w="60"/>
-              <w:right w:type="dxa" w:w="100"/>
-            </w:tcMar>
-          </w:tcPr>
-          <w:p>
-            <w:pPr>
-              <w:spacing w:after="20" w:before="20"/>
+              <w:top w:type="dxa" w:w="50"/>
+              <w:left w:type="dxa" w:w="80"/>
+              <w:bottom w:type="dxa" w:w="50"/>
+              <w:right w:type="dxa" w:w="80"/>
+            </w:tcMar>
+          </w:tcPr>
+          <w:p>
+            <w:pPr>
+              <w:spacing w:after="15" w:before="15" w:line="240"/>
+              <w:jc w:val="left"/>
             </w:pPr>
             <w:r>
               <w:rPr>
                 <w:b/>
                 <w:bCs/>
-                <w:sz w:val="19"/>
-                <w:szCs w:val="19"/>
+                <w:sz w:val="17"/>
+                <w:szCs w:val="17"/>
               </w:rPr>
               <w:t xml:space="preserve">Maschmeyer (2023)</w:t>
             </w:r>
@@ -371,25 +375,26 @@
         </w:tc>
         <w:tc>
           <w:tcPr>
-            <w:tcW w:type="dxa" w:w="1872"/>
+            <w:tcW w:type="dxa" w:w="2045"/>
             <w:shd w:fill="E8EDF2" w:color="auto" w:val="clear"/>
             <w:tcMar>
-              <w:top w:type="dxa" w:w="60"/>
-              <w:left w:type="dxa" w:w="100"/>
-              <w:bottom w:type="dxa" w:w="60"/>
-              <w:right w:type="dxa" w:w="100"/>
-            </w:tcMar>
-          </w:tcPr>
-          <w:p>
-            <w:pPr>
-              <w:spacing w:after="20" w:before="20"/>
+              <w:top w:type="dxa" w:w="50"/>
+              <w:left w:type="dxa" w:w="80"/>
+              <w:bottom w:type="dxa" w:w="50"/>
+              <w:right w:type="dxa" w:w="80"/>
+            </w:tcMar>
+          </w:tcPr>
+          <w:p>
+            <w:pPr>
+              <w:spacing w:after="15" w:before="15" w:line="240"/>
+              <w:jc w:val="left"/>
             </w:pPr>
             <w:r>
               <w:rPr>
                 <w:b/>
                 <w:bCs/>
-                <w:sz w:val="19"/>
-                <w:szCs w:val="19"/>
+                <w:sz w:val="17"/>
+                <w:szCs w:val="17"/>
               </w:rPr>
               <w:t xml:space="preserve">Singh, Jash &amp; Nanjappa (2025)</w:t>
             </w:r>
@@ -397,25 +402,26 @@
         </w:tc>
         <w:tc>
           <w:tcPr>
-            <w:tcW w:type="dxa" w:w="1872"/>
+            <w:tcW w:type="dxa" w:w="1784"/>
             <w:shd w:fill="E8EDF2" w:color="auto" w:val="clear"/>
             <w:tcMar>
-              <w:top w:type="dxa" w:w="60"/>
-              <w:left w:type="dxa" w:w="100"/>
-              <w:bottom w:type="dxa" w:w="60"/>
-              <w:right w:type="dxa" w:w="100"/>
-            </w:tcMar>
-          </w:tcPr>
-          <w:p>
-            <w:pPr>
-              <w:spacing w:after="20" w:before="20"/>
+              <w:top w:type="dxa" w:w="50"/>
+              <w:left w:type="dxa" w:w="80"/>
+              <w:bottom w:type="dxa" w:w="50"/>
+              <w:right w:type="dxa" w:w="80"/>
+            </w:tcMar>
+          </w:tcPr>
+          <w:p>
+            <w:pPr>
+              <w:spacing w:after="15" w:before="15" w:line="240"/>
+              <w:jc w:val="left"/>
             </w:pPr>
             <w:r>
               <w:rPr>
                 <w:b/>
                 <w:bCs/>
-                <w:sz w:val="19"/>
-                <w:szCs w:val="19"/>
+                <w:sz w:val="17"/>
+                <w:szCs w:val="17"/>
               </w:rPr>
               <w:t xml:space="preserve">Butt &amp; Ulina (2026)</w:t>
             </w:r>
@@ -423,25 +429,26 @@
         </w:tc>
         <w:tc>
           <w:tcPr>
-            <w:tcW w:type="dxa" w:w="1872"/>
+            <w:tcW w:type="dxa" w:w="1997"/>
             <w:shd w:fill="E8EDF2" w:color="auto" w:val="clear"/>
             <w:tcMar>
-              <w:top w:type="dxa" w:w="60"/>
-              <w:left w:type="dxa" w:w="100"/>
-              <w:bottom w:type="dxa" w:w="60"/>
-              <w:right w:type="dxa" w:w="100"/>
-            </w:tcMar>
-          </w:tcPr>
-          <w:p>
-            <w:pPr>
-              <w:spacing w:after="20" w:before="20"/>
+              <w:top w:type="dxa" w:w="50"/>
+              <w:left w:type="dxa" w:w="80"/>
+              <w:bottom w:type="dxa" w:w="50"/>
+              <w:right w:type="dxa" w:w="80"/>
+            </w:tcMar>
+          </w:tcPr>
+          <w:p>
+            <w:pPr>
+              <w:spacing w:after="15" w:before="15" w:line="240"/>
+              <w:jc w:val="left"/>
             </w:pPr>
             <w:r>
               <w:rPr>
                 <w:b/>
                 <w:bCs/>
-                <w:sz w:val="19"/>
-                <w:szCs w:val="19"/>
+                <w:sz w:val="17"/>
+                <w:szCs w:val="17"/>
               </w:rPr>
               <w:t xml:space="preserve">Guttieri (2025)</w:t>
             </w:r>
@@ -450,28 +457,30 @@
       </w:tr>
       <w:tr>
         <w:trPr>
+          <w:cantSplit w:val="false"/>
           <w:tblHeader w:val="false"/>
         </w:trPr>
         <w:tc>
           <w:tcPr>
-            <w:tcW w:type="dxa" w:w="1872"/>
-            <w:tcMar>
-              <w:top w:type="dxa" w:w="60"/>
-              <w:left w:type="dxa" w:w="100"/>
-              <w:bottom w:type="dxa" w:w="60"/>
-              <w:right w:type="dxa" w:w="100"/>
-            </w:tcMar>
-          </w:tcPr>
-          <w:p>
-            <w:pPr>
-              <w:spacing w:after="20" w:before="20"/>
+            <w:tcW w:type="dxa" w:w="1431"/>
+            <w:tcMar>
+              <w:top w:type="dxa" w:w="50"/>
+              <w:left w:type="dxa" w:w="80"/>
+              <w:bottom w:type="dxa" w:w="50"/>
+              <w:right w:type="dxa" w:w="80"/>
+            </w:tcMar>
+          </w:tcPr>
+          <w:p>
+            <w:pPr>
+              <w:spacing w:after="15" w:before="15" w:line="240"/>
+              <w:jc w:val="left"/>
             </w:pPr>
             <w:r>
               <w:rPr>
                 <w:b/>
                 <w:bCs/>
-                <w:sz w:val="19"/>
-                <w:szCs w:val="19"/>
+                <w:sz w:val="17"/>
+                <w:szCs w:val="17"/>
               </w:rPr>
               <w:t xml:space="preserve">Venue</w:t>
             </w:r>
@@ -479,31 +488,32 @@
         </w:tc>
         <w:tc>
           <w:tcPr>
-            <w:tcW w:type="dxa" w:w="1872"/>
-            <w:tcMar>
-              <w:top w:type="dxa" w:w="60"/>
-              <w:left w:type="dxa" w:w="100"/>
-              <w:bottom w:type="dxa" w:w="60"/>
-              <w:right w:type="dxa" w:w="100"/>
-            </w:tcMar>
-          </w:tcPr>
-          <w:p>
-            <w:pPr>
-              <w:spacing w:after="20" w:before="20"/>
+            <w:tcW w:type="dxa" w:w="2103"/>
+            <w:tcMar>
+              <w:top w:type="dxa" w:w="50"/>
+              <w:left w:type="dxa" w:w="80"/>
+              <w:bottom w:type="dxa" w:w="50"/>
+              <w:right w:type="dxa" w:w="80"/>
+            </w:tcMar>
+          </w:tcPr>
+          <w:p>
+            <w:pPr>
+              <w:spacing w:after="15" w:before="15" w:line="240"/>
+              <w:jc w:val="left"/>
             </w:pPr>
             <w:r>
               <w:rPr>
                 <w:i/>
                 <w:iCs/>
-                <w:sz w:val="19"/>
-                <w:szCs w:val="19"/>
+                <w:sz w:val="17"/>
+                <w:szCs w:val="17"/>
               </w:rPr>
               <w:t xml:space="preserve">European Journal of International Relations</w:t>
             </w:r>
             <w:r>
               <w:rPr>
-                <w:sz w:val="19"/>
-                <w:szCs w:val="19"/>
+                <w:sz w:val="17"/>
+                <w:szCs w:val="17"/>
               </w:rPr>
               <w:t xml:space="preserve"> 29(1)</w:t>
             </w:r>
@@ -511,31 +521,32 @@
         </w:tc>
         <w:tc>
           <w:tcPr>
-            <w:tcW w:type="dxa" w:w="1872"/>
-            <w:tcMar>
-              <w:top w:type="dxa" w:w="60"/>
-              <w:left w:type="dxa" w:w="100"/>
-              <w:bottom w:type="dxa" w:w="60"/>
-              <w:right w:type="dxa" w:w="100"/>
-            </w:tcMar>
-          </w:tcPr>
-          <w:p>
-            <w:pPr>
-              <w:spacing w:after="20" w:before="20"/>
+            <w:tcW w:type="dxa" w:w="2045"/>
+            <w:tcMar>
+              <w:top w:type="dxa" w:w="50"/>
+              <w:left w:type="dxa" w:w="80"/>
+              <w:bottom w:type="dxa" w:w="50"/>
+              <w:right w:type="dxa" w:w="80"/>
+            </w:tcMar>
+          </w:tcPr>
+          <w:p>
+            <w:pPr>
+              <w:spacing w:after="15" w:before="15" w:line="240"/>
+              <w:jc w:val="left"/>
             </w:pPr>
             <w:r>
               <w:rPr>
                 <w:i/>
                 <w:iCs/>
-                <w:sz w:val="19"/>
-                <w:szCs w:val="19"/>
+                <w:sz w:val="17"/>
+                <w:szCs w:val="17"/>
               </w:rPr>
               <w:t xml:space="preserve">Cogent Social Sciences</w:t>
             </w:r>
             <w:r>
               <w:rPr>
-                <w:sz w:val="19"/>
-                <w:szCs w:val="19"/>
+                <w:sz w:val="17"/>
+                <w:szCs w:val="17"/>
               </w:rPr>
               <w:t xml:space="preserve"> 11(1)</w:t>
             </w:r>
@@ -543,31 +554,32 @@
         </w:tc>
         <w:tc>
           <w:tcPr>
-            <w:tcW w:type="dxa" w:w="1872"/>
-            <w:tcMar>
-              <w:top w:type="dxa" w:w="60"/>
-              <w:left w:type="dxa" w:w="100"/>
-              <w:bottom w:type="dxa" w:w="60"/>
-              <w:right w:type="dxa" w:w="100"/>
-            </w:tcMar>
-          </w:tcPr>
-          <w:p>
-            <w:pPr>
-              <w:spacing w:after="20" w:before="20"/>
+            <w:tcW w:type="dxa" w:w="1784"/>
+            <w:tcMar>
+              <w:top w:type="dxa" w:w="50"/>
+              <w:left w:type="dxa" w:w="80"/>
+              <w:bottom w:type="dxa" w:w="50"/>
+              <w:right w:type="dxa" w:w="80"/>
+            </w:tcMar>
+          </w:tcPr>
+          <w:p>
+            <w:pPr>
+              <w:spacing w:after="15" w:before="15" w:line="240"/>
+              <w:jc w:val="left"/>
             </w:pPr>
             <w:r>
               <w:rPr>
                 <w:i/>
                 <w:iCs/>
-                <w:sz w:val="19"/>
-                <w:szCs w:val="19"/>
+                <w:sz w:val="17"/>
+                <w:szCs w:val="17"/>
               </w:rPr>
               <w:t xml:space="preserve">Critical Review of Social Sciences Studies</w:t>
             </w:r>
             <w:r>
               <w:rPr>
-                <w:sz w:val="19"/>
-                <w:szCs w:val="19"/>
+                <w:sz w:val="17"/>
+                <w:szCs w:val="17"/>
               </w:rPr>
               <w:t xml:space="preserve"> 4(1)</w:t>
             </w:r>
@@ -575,31 +587,32 @@
         </w:tc>
         <w:tc>
           <w:tcPr>
-            <w:tcW w:type="dxa" w:w="1872"/>
-            <w:tcMar>
-              <w:top w:type="dxa" w:w="60"/>
-              <w:left w:type="dxa" w:w="100"/>
-              <w:bottom w:type="dxa" w:w="60"/>
-              <w:right w:type="dxa" w:w="100"/>
-            </w:tcMar>
-          </w:tcPr>
-          <w:p>
-            <w:pPr>
-              <w:spacing w:after="20" w:before="20"/>
+            <w:tcW w:type="dxa" w:w="1997"/>
+            <w:tcMar>
+              <w:top w:type="dxa" w:w="50"/>
+              <w:left w:type="dxa" w:w="80"/>
+              <w:bottom w:type="dxa" w:w="50"/>
+              <w:right w:type="dxa" w:w="80"/>
+            </w:tcMar>
+          </w:tcPr>
+          <w:p>
+            <w:pPr>
+              <w:spacing w:after="15" w:before="15" w:line="240"/>
+              <w:jc w:val="left"/>
             </w:pPr>
             <w:r>
               <w:rPr>
                 <w:i/>
                 <w:iCs/>
-                <w:sz w:val="19"/>
-                <w:szCs w:val="19"/>
+                <w:sz w:val="17"/>
+                <w:szCs w:val="17"/>
               </w:rPr>
               <w:t xml:space="preserve">The Cyber Defense Review</w:t>
             </w:r>
             <w:r>
               <w:rPr>
-                <w:sz w:val="19"/>
-                <w:szCs w:val="19"/>
+                <w:sz w:val="17"/>
+                <w:szCs w:val="17"/>
               </w:rPr>
               <w:t xml:space="preserve"> 10(1)</w:t>
             </w:r>
@@ -608,28 +621,30 @@
       </w:tr>
       <w:tr>
         <w:trPr>
+          <w:cantSplit w:val="false"/>
           <w:tblHeader w:val="false"/>
         </w:trPr>
         <w:tc>
           <w:tcPr>
-            <w:tcW w:type="dxa" w:w="1872"/>
-            <w:tcMar>
-              <w:top w:type="dxa" w:w="60"/>
-              <w:left w:type="dxa" w:w="100"/>
-              <w:bottom w:type="dxa" w:w="60"/>
-              <w:right w:type="dxa" w:w="100"/>
-            </w:tcMar>
-          </w:tcPr>
-          <w:p>
-            <w:pPr>
-              <w:spacing w:after="20" w:before="20"/>
+            <w:tcW w:type="dxa" w:w="1431"/>
+            <w:tcMar>
+              <w:top w:type="dxa" w:w="50"/>
+              <w:left w:type="dxa" w:w="80"/>
+              <w:bottom w:type="dxa" w:w="50"/>
+              <w:right w:type="dxa" w:w="80"/>
+            </w:tcMar>
+          </w:tcPr>
+          <w:p>
+            <w:pPr>
+              <w:spacing w:after="15" w:before="15" w:line="240"/>
+              <w:jc w:val="left"/>
             </w:pPr>
             <w:r>
               <w:rPr>
                 <w:b/>
                 <w:bCs/>
-                <w:sz w:val="19"/>
-                <w:szCs w:val="19"/>
+                <w:sz w:val="17"/>
+                <w:szCs w:val="17"/>
               </w:rPr>
               <w:t xml:space="preserve">Objective</w:t>
             </w:r>
@@ -637,22 +652,23 @@
         </w:tc>
         <w:tc>
           <w:tcPr>
-            <w:tcW w:type="dxa" w:w="1872"/>
-            <w:tcMar>
-              <w:top w:type="dxa" w:w="60"/>
-              <w:left w:type="dxa" w:w="100"/>
-              <w:bottom w:type="dxa" w:w="60"/>
-              <w:right w:type="dxa" w:w="100"/>
-            </w:tcMar>
-          </w:tcPr>
-          <w:p>
-            <w:pPr>
-              <w:spacing w:after="20" w:before="20"/>
-            </w:pPr>
-            <w:r>
-              <w:rPr>
-                <w:sz w:val="19"/>
-                <w:szCs w:val="19"/>
+            <w:tcW w:type="dxa" w:w="2103"/>
+            <w:tcMar>
+              <w:top w:type="dxa" w:w="50"/>
+              <w:left w:type="dxa" w:w="80"/>
+              <w:bottom w:type="dxa" w:w="50"/>
+              <w:right w:type="dxa" w:w="80"/>
+            </w:tcMar>
+          </w:tcPr>
+          <w:p>
+            <w:pPr>
+              <w:spacing w:after="15" w:before="15" w:line="240"/>
+              <w:jc w:val="left"/>
+            </w:pPr>
+            <w:r>
+              <w:rPr>
+                <w:sz w:val="17"/>
+                <w:szCs w:val="17"/>
               </w:rPr>
               <w:t xml:space="preserve">Theorise subversion as reverse structural power</w:t>
             </w:r>
@@ -660,22 +676,23 @@
         </w:tc>
         <w:tc>
           <w:tcPr>
-            <w:tcW w:type="dxa" w:w="1872"/>
-            <w:tcMar>
-              <w:top w:type="dxa" w:w="60"/>
-              <w:left w:type="dxa" w:w="100"/>
-              <w:bottom w:type="dxa" w:w="60"/>
-              <w:right w:type="dxa" w:w="100"/>
-            </w:tcMar>
-          </w:tcPr>
-          <w:p>
-            <w:pPr>
-              <w:spacing w:after="20" w:before="20"/>
-            </w:pPr>
-            <w:r>
-              <w:rPr>
-                <w:sz w:val="19"/>
-                <w:szCs w:val="19"/>
+            <w:tcW w:type="dxa" w:w="2045"/>
+            <w:tcMar>
+              <w:top w:type="dxa" w:w="50"/>
+              <w:left w:type="dxa" w:w="80"/>
+              <w:bottom w:type="dxa" w:w="50"/>
+              <w:right w:type="dxa" w:w="80"/>
+            </w:tcMar>
+          </w:tcPr>
+          <w:p>
+            <w:pPr>
+              <w:spacing w:after="15" w:before="15" w:line="240"/>
+              <w:jc w:val="left"/>
+            </w:pPr>
+            <w:r>
+              <w:rPr>
+                <w:sz w:val="17"/>
+                <w:szCs w:val="17"/>
               </w:rPr>
               <w:t xml:space="preserve">Explain US–China cyber strategic competition</w:t>
             </w:r>
@@ -683,22 +700,23 @@
         </w:tc>
         <w:tc>
           <w:tcPr>
-            <w:tcW w:type="dxa" w:w="1872"/>
-            <w:tcMar>
-              <w:top w:type="dxa" w:w="60"/>
-              <w:left w:type="dxa" w:w="100"/>
-              <w:bottom w:type="dxa" w:w="60"/>
-              <w:right w:type="dxa" w:w="100"/>
-            </w:tcMar>
-          </w:tcPr>
-          <w:p>
-            <w:pPr>
-              <w:spacing w:after="20" w:before="20"/>
-            </w:pPr>
-            <w:r>
-              <w:rPr>
-                <w:sz w:val="19"/>
-                <w:szCs w:val="19"/>
+            <w:tcW w:type="dxa" w:w="1784"/>
+            <w:tcMar>
+              <w:top w:type="dxa" w:w="50"/>
+              <w:left w:type="dxa" w:w="80"/>
+              <w:bottom w:type="dxa" w:w="50"/>
+              <w:right w:type="dxa" w:w="80"/>
+            </w:tcMar>
+          </w:tcPr>
+          <w:p>
+            <w:pPr>
+              <w:spacing w:after="15" w:before="15" w:line="240"/>
+              <w:jc w:val="left"/>
+            </w:pPr>
+            <w:r>
+              <w:rPr>
+                <w:sz w:val="17"/>
+                <w:szCs w:val="17"/>
               </w:rPr>
               <w:t xml:space="preserve">Review cyber warfare trends 2022–2026</w:t>
             </w:r>
@@ -706,22 +724,23 @@
         </w:tc>
         <w:tc>
           <w:tcPr>
-            <w:tcW w:type="dxa" w:w="1872"/>
-            <w:tcMar>
-              <w:top w:type="dxa" w:w="60"/>
-              <w:left w:type="dxa" w:w="100"/>
-              <w:bottom w:type="dxa" w:w="60"/>
-              <w:right w:type="dxa" w:w="100"/>
-            </w:tcMar>
-          </w:tcPr>
-          <w:p>
-            <w:pPr>
-              <w:spacing w:after="20" w:before="20"/>
-            </w:pPr>
-            <w:r>
-              <w:rPr>
-                <w:sz w:val="19"/>
-                <w:szCs w:val="19"/>
+            <w:tcW w:type="dxa" w:w="1997"/>
+            <w:tcMar>
+              <w:top w:type="dxa" w:w="50"/>
+              <w:left w:type="dxa" w:w="80"/>
+              <w:bottom w:type="dxa" w:w="50"/>
+              <w:right w:type="dxa" w:w="80"/>
+            </w:tcMar>
+          </w:tcPr>
+          <w:p>
+            <w:pPr>
+              <w:spacing w:after="15" w:before="15" w:line="240"/>
+              <w:jc w:val="left"/>
+            </w:pPr>
+            <w:r>
+              <w:rPr>
+                <w:sz w:val="17"/>
+                <w:szCs w:val="17"/>
               </w:rPr>
               <w:t xml:space="preserve">Reframe cyber resilience for power projection</w:t>
             </w:r>
@@ -730,28 +749,30 @@
       </w:tr>
       <w:tr>
         <w:trPr>
+          <w:cantSplit w:val="false"/>
           <w:tblHeader w:val="false"/>
         </w:trPr>
         <w:tc>
           <w:tcPr>
-            <w:tcW w:type="dxa" w:w="1872"/>
-            <w:tcMar>
-              <w:top w:type="dxa" w:w="60"/>
-              <w:left w:type="dxa" w:w="100"/>
-              <w:bottom w:type="dxa" w:w="60"/>
-              <w:right w:type="dxa" w:w="100"/>
-            </w:tcMar>
-          </w:tcPr>
-          <w:p>
-            <w:pPr>
-              <w:spacing w:after="20" w:before="20"/>
+            <w:tcW w:type="dxa" w:w="1431"/>
+            <w:tcMar>
+              <w:top w:type="dxa" w:w="50"/>
+              <w:left w:type="dxa" w:w="80"/>
+              <w:bottom w:type="dxa" w:w="50"/>
+              <w:right w:type="dxa" w:w="80"/>
+            </w:tcMar>
+          </w:tcPr>
+          <w:p>
+            <w:pPr>
+              <w:spacing w:after="15" w:before="15" w:line="240"/>
+              <w:jc w:val="left"/>
             </w:pPr>
             <w:r>
               <w:rPr>
                 <w:b/>
                 <w:bCs/>
-                <w:sz w:val="19"/>
-                <w:szCs w:val="19"/>
+                <w:sz w:val="17"/>
+                <w:szCs w:val="17"/>
               </w:rPr>
               <w:t xml:space="preserve">Research question</w:t>
             </w:r>
@@ -759,22 +780,23 @@
         </w:tc>
         <w:tc>
           <w:tcPr>
-            <w:tcW w:type="dxa" w:w="1872"/>
-            <w:tcMar>
-              <w:top w:type="dxa" w:w="60"/>
-              <w:left w:type="dxa" w:w="100"/>
-              <w:bottom w:type="dxa" w:w="60"/>
-              <w:right w:type="dxa" w:w="100"/>
-            </w:tcMar>
-          </w:tcPr>
-          <w:p>
-            <w:pPr>
-              <w:spacing w:after="20" w:before="20"/>
-            </w:pPr>
-            <w:r>
-              <w:rPr>
-                <w:sz w:val="19"/>
-                <w:szCs w:val="19"/>
+            <w:tcW w:type="dxa" w:w="2103"/>
+            <w:tcMar>
+              <w:top w:type="dxa" w:w="50"/>
+              <w:left w:type="dxa" w:w="80"/>
+              <w:bottom w:type="dxa" w:w="50"/>
+              <w:right w:type="dxa" w:w="80"/>
+            </w:tcMar>
+          </w:tcPr>
+          <w:p>
+            <w:pPr>
+              <w:spacing w:after="15" w:before="15" w:line="240"/>
+              <w:jc w:val="left"/>
+            </w:pPr>
+            <w:r>
+              <w:rPr>
+                <w:sz w:val="17"/>
+                <w:szCs w:val="17"/>
               </w:rPr>
               <w:t xml:space="preserve">Not formal. Puzzle: why are the most capable actors also the most vulnerable?</w:t>
             </w:r>
@@ -782,22 +804,23 @@
         </w:tc>
         <w:tc>
           <w:tcPr>
-            <w:tcW w:type="dxa" w:w="1872"/>
-            <w:tcMar>
-              <w:top w:type="dxa" w:w="60"/>
-              <w:left w:type="dxa" w:w="100"/>
-              <w:bottom w:type="dxa" w:w="60"/>
-              <w:right w:type="dxa" w:w="100"/>
-            </w:tcMar>
-          </w:tcPr>
-          <w:p>
-            <w:pPr>
-              <w:spacing w:after="20" w:before="20"/>
-            </w:pPr>
-            <w:r>
-              <w:rPr>
-                <w:sz w:val="19"/>
-                <w:szCs w:val="19"/>
+            <w:tcW w:type="dxa" w:w="2045"/>
+            <w:tcMar>
+              <w:top w:type="dxa" w:w="50"/>
+              <w:left w:type="dxa" w:w="80"/>
+              <w:bottom w:type="dxa" w:w="50"/>
+              <w:right w:type="dxa" w:w="80"/>
+            </w:tcMar>
+          </w:tcPr>
+          <w:p>
+            <w:pPr>
+              <w:spacing w:after="15" w:before="15" w:line="240"/>
+              <w:jc w:val="left"/>
+            </w:pPr>
+            <w:r>
+              <w:rPr>
+                <w:sz w:val="17"/>
+                <w:szCs w:val="17"/>
               </w:rPr>
               <w:t xml:space="preserve">Hypothesis: competition driven by geopolitical, military, technological factors</w:t>
             </w:r>
@@ -805,22 +828,23 @@
         </w:tc>
         <w:tc>
           <w:tcPr>
-            <w:tcW w:type="dxa" w:w="1872"/>
-            <w:tcMar>
-              <w:top w:type="dxa" w:w="60"/>
-              <w:left w:type="dxa" w:w="100"/>
-              <w:bottom w:type="dxa" w:w="60"/>
-              <w:right w:type="dxa" w:w="100"/>
-            </w:tcMar>
-          </w:tcPr>
-          <w:p>
-            <w:pPr>
-              <w:spacing w:after="20" w:before="20"/>
-            </w:pPr>
-            <w:r>
-              <w:rPr>
-                <w:sz w:val="19"/>
-                <w:szCs w:val="19"/>
+            <w:tcW w:type="dxa" w:w="1784"/>
+            <w:tcMar>
+              <w:top w:type="dxa" w:w="50"/>
+              <w:left w:type="dxa" w:w="80"/>
+              <w:bottom w:type="dxa" w:w="50"/>
+              <w:right w:type="dxa" w:w="80"/>
+            </w:tcMar>
+          </w:tcPr>
+          <w:p>
+            <w:pPr>
+              <w:spacing w:after="15" w:before="15" w:line="240"/>
+              <w:jc w:val="left"/>
+            </w:pPr>
+            <w:r>
+              <w:rPr>
+                <w:sz w:val="17"/>
+                <w:szCs w:val="17"/>
               </w:rPr>
               <w:t xml:space="preserve">Not stated</w:t>
             </w:r>
@@ -828,22 +852,23 @@
         </w:tc>
         <w:tc>
           <w:tcPr>
-            <w:tcW w:type="dxa" w:w="1872"/>
-            <w:tcMar>
-              <w:top w:type="dxa" w:w="60"/>
-              <w:left w:type="dxa" w:w="100"/>
-              <w:bottom w:type="dxa" w:w="60"/>
-              <w:right w:type="dxa" w:w="100"/>
-            </w:tcMar>
-          </w:tcPr>
-          <w:p>
-            <w:pPr>
-              <w:spacing w:after="20" w:before="20"/>
-            </w:pPr>
-            <w:r>
-              <w:rPr>
-                <w:sz w:val="19"/>
-                <w:szCs w:val="19"/>
+            <w:tcW w:type="dxa" w:w="1997"/>
+            <w:tcMar>
+              <w:top w:type="dxa" w:w="50"/>
+              <w:left w:type="dxa" w:w="80"/>
+              <w:bottom w:type="dxa" w:w="50"/>
+              <w:right w:type="dxa" w:w="80"/>
+            </w:tcMar>
+          </w:tcPr>
+          <w:p>
+            <w:pPr>
+              <w:spacing w:after="15" w:before="15" w:line="240"/>
+              <w:jc w:val="left"/>
+            </w:pPr>
+            <w:r>
+              <w:rPr>
+                <w:sz w:val="17"/>
+                <w:szCs w:val="17"/>
               </w:rPr>
               <w:t xml:space="preserve">Not formal</w:t>
             </w:r>
@@ -852,28 +877,30 @@
       </w:tr>
       <w:tr>
         <w:trPr>
+          <w:cantSplit w:val="false"/>
           <w:tblHeader w:val="false"/>
         </w:trPr>
         <w:tc>
           <w:tcPr>
-            <w:tcW w:type="dxa" w:w="1872"/>
-            <w:tcMar>
-              <w:top w:type="dxa" w:w="60"/>
-              <w:left w:type="dxa" w:w="100"/>
-              <w:bottom w:type="dxa" w:w="60"/>
-              <w:right w:type="dxa" w:w="100"/>
-            </w:tcMar>
-          </w:tcPr>
-          <w:p>
-            <w:pPr>
-              <w:spacing w:after="20" w:before="20"/>
+            <w:tcW w:type="dxa" w:w="1431"/>
+            <w:tcMar>
+              <w:top w:type="dxa" w:w="50"/>
+              <w:left w:type="dxa" w:w="80"/>
+              <w:bottom w:type="dxa" w:w="50"/>
+              <w:right w:type="dxa" w:w="80"/>
+            </w:tcMar>
+          </w:tcPr>
+          <w:p>
+            <w:pPr>
+              <w:spacing w:after="15" w:before="15" w:line="240"/>
+              <w:jc w:val="left"/>
             </w:pPr>
             <w:r>
               <w:rPr>
                 <w:b/>
                 <w:bCs/>
-                <w:sz w:val="19"/>
-                <w:szCs w:val="19"/>
+                <w:sz w:val="17"/>
+                <w:szCs w:val="17"/>
               </w:rPr>
               <w:t xml:space="preserve">Theoretical framework</w:t>
             </w:r>
@@ -881,22 +908,23 @@
         </w:tc>
         <w:tc>
           <w:tcPr>
-            <w:tcW w:type="dxa" w:w="1872"/>
-            <w:tcMar>
-              <w:top w:type="dxa" w:w="60"/>
-              <w:left w:type="dxa" w:w="100"/>
-              <w:bottom w:type="dxa" w:w="60"/>
-              <w:right w:type="dxa" w:w="100"/>
-            </w:tcMar>
-          </w:tcPr>
-          <w:p>
-            <w:pPr>
-              <w:spacing w:after="20" w:before="20"/>
-            </w:pPr>
-            <w:r>
-              <w:rPr>
-                <w:sz w:val="19"/>
-                <w:szCs w:val="19"/>
+            <w:tcW w:type="dxa" w:w="2103"/>
+            <w:tcMar>
+              <w:top w:type="dxa" w:w="50"/>
+              <w:left w:type="dxa" w:w="80"/>
+              <w:bottom w:type="dxa" w:w="50"/>
+              <w:right w:type="dxa" w:w="80"/>
+            </w:tcMar>
+          </w:tcPr>
+          <w:p>
+            <w:pPr>
+              <w:spacing w:after="15" w:before="15" w:line="240"/>
+              <w:jc w:val="left"/>
+            </w:pPr>
+            <w:r>
+              <w:rPr>
+                <w:sz w:val="17"/>
+                <w:szCs w:val="17"/>
               </w:rPr>
               <w:t xml:space="preserve">Structural power (IR) + Intelligence Studies</w:t>
             </w:r>
@@ -904,22 +932,23 @@
         </w:tc>
         <w:tc>
           <w:tcPr>
-            <w:tcW w:type="dxa" w:w="1872"/>
-            <w:tcMar>
-              <w:top w:type="dxa" w:w="60"/>
-              <w:left w:type="dxa" w:w="100"/>
-              <w:bottom w:type="dxa" w:w="60"/>
-              <w:right w:type="dxa" w:w="100"/>
-            </w:tcMar>
-          </w:tcPr>
-          <w:p>
-            <w:pPr>
-              <w:spacing w:after="20" w:before="20"/>
-            </w:pPr>
-            <w:r>
-              <w:rPr>
-                <w:sz w:val="19"/>
-                <w:szCs w:val="19"/>
+            <w:tcW w:type="dxa" w:w="2045"/>
+            <w:tcMar>
+              <w:top w:type="dxa" w:w="50"/>
+              <w:left w:type="dxa" w:w="80"/>
+              <w:bottom w:type="dxa" w:w="50"/>
+              <w:right w:type="dxa" w:w="80"/>
+            </w:tcMar>
+          </w:tcPr>
+          <w:p>
+            <w:pPr>
+              <w:spacing w:after="15" w:before="15" w:line="240"/>
+              <w:jc w:val="left"/>
+            </w:pPr>
+            <w:r>
+              <w:rPr>
+                <w:sz w:val="17"/>
+                <w:szCs w:val="17"/>
               </w:rPr>
               <w:t xml:space="preserve">Offensive realism; techno-nationalism</w:t>
             </w:r>
@@ -927,24 +956,25 @@
         </w:tc>
         <w:tc>
           <w:tcPr>
-            <w:tcW w:type="dxa" w:w="1872"/>
-            <w:tcMar>
-              <w:top w:type="dxa" w:w="60"/>
-              <w:left w:type="dxa" w:w="100"/>
-              <w:bottom w:type="dxa" w:w="60"/>
-              <w:right w:type="dxa" w:w="100"/>
-            </w:tcMar>
-          </w:tcPr>
-          <w:p>
-            <w:pPr>
-              <w:spacing w:after="20" w:before="20"/>
+            <w:tcW w:type="dxa" w:w="1784"/>
+            <w:tcMar>
+              <w:top w:type="dxa" w:w="50"/>
+              <w:left w:type="dxa" w:w="80"/>
+              <w:bottom w:type="dxa" w:w="50"/>
+              <w:right w:type="dxa" w:w="80"/>
+            </w:tcMar>
+          </w:tcPr>
+          <w:p>
+            <w:pPr>
+              <w:spacing w:after="15" w:before="15" w:line="240"/>
+              <w:jc w:val="left"/>
             </w:pPr>
             <w:r>
               <w:rPr>
                 <w:b/>
                 <w:bCs/>
-                <w:sz w:val="19"/>
-                <w:szCs w:val="19"/>
+                <w:sz w:val="17"/>
+                <w:szCs w:val="17"/>
               </w:rPr>
               <w:t xml:space="preserve">None — atheoretical</w:t>
             </w:r>
@@ -952,22 +982,23 @@
         </w:tc>
         <w:tc>
           <w:tcPr>
-            <w:tcW w:type="dxa" w:w="1872"/>
-            <w:tcMar>
-              <w:top w:type="dxa" w:w="60"/>
-              <w:left w:type="dxa" w:w="100"/>
-              <w:bottom w:type="dxa" w:w="60"/>
-              <w:right w:type="dxa" w:w="100"/>
-            </w:tcMar>
-          </w:tcPr>
-          <w:p>
-            <w:pPr>
-              <w:spacing w:after="20" w:before="20"/>
-            </w:pPr>
-            <w:r>
-              <w:rPr>
-                <w:sz w:val="19"/>
-                <w:szCs w:val="19"/>
+            <w:tcW w:type="dxa" w:w="1997"/>
+            <w:tcMar>
+              <w:top w:type="dxa" w:w="50"/>
+              <w:left w:type="dxa" w:w="80"/>
+              <w:bottom w:type="dxa" w:w="50"/>
+              <w:right w:type="dxa" w:w="80"/>
+            </w:tcMar>
+          </w:tcPr>
+          <w:p>
+            <w:pPr>
+              <w:spacing w:after="15" w:before="15" w:line="240"/>
+              <w:jc w:val="left"/>
+            </w:pPr>
+            <w:r>
+              <w:rPr>
+                <w:sz w:val="17"/>
+                <w:szCs w:val="17"/>
               </w:rPr>
               <w:t xml:space="preserve">Woods' layered resilience; Cyber Persistence Theory; cybersecurity dilemma</w:t>
             </w:r>
@@ -976,28 +1007,30 @@
       </w:tr>
       <w:tr>
         <w:trPr>
+          <w:cantSplit w:val="false"/>
           <w:tblHeader w:val="false"/>
         </w:trPr>
         <w:tc>
           <w:tcPr>
-            <w:tcW w:type="dxa" w:w="1872"/>
-            <w:tcMar>
-              <w:top w:type="dxa" w:w="60"/>
-              <w:left w:type="dxa" w:w="100"/>
-              <w:bottom w:type="dxa" w:w="60"/>
-              <w:right w:type="dxa" w:w="100"/>
-            </w:tcMar>
-          </w:tcPr>
-          <w:p>
-            <w:pPr>
-              <w:spacing w:after="20" w:before="20"/>
+            <w:tcW w:type="dxa" w:w="1431"/>
+            <w:tcMar>
+              <w:top w:type="dxa" w:w="50"/>
+              <w:left w:type="dxa" w:w="80"/>
+              <w:bottom w:type="dxa" w:w="50"/>
+              <w:right w:type="dxa" w:w="80"/>
+            </w:tcMar>
+          </w:tcPr>
+          <w:p>
+            <w:pPr>
+              <w:spacing w:after="15" w:before="15" w:line="240"/>
+              <w:jc w:val="left"/>
             </w:pPr>
             <w:r>
               <w:rPr>
                 <w:b/>
                 <w:bCs/>
-                <w:sz w:val="19"/>
-                <w:szCs w:val="19"/>
+                <w:sz w:val="17"/>
+                <w:szCs w:val="17"/>
               </w:rPr>
               <w:t xml:space="preserve">Methodology</w:t>
             </w:r>
@@ -1005,22 +1038,23 @@
         </w:tc>
         <w:tc>
           <w:tcPr>
-            <w:tcW w:type="dxa" w:w="1872"/>
-            <w:tcMar>
-              <w:top w:type="dxa" w:w="60"/>
-              <w:left w:type="dxa" w:w="100"/>
-              <w:bottom w:type="dxa" w:w="60"/>
-              <w:right w:type="dxa" w:w="100"/>
-            </w:tcMar>
-          </w:tcPr>
-          <w:p>
-            <w:pPr>
-              <w:spacing w:after="20" w:before="20"/>
-            </w:pPr>
-            <w:r>
-              <w:rPr>
-                <w:sz w:val="19"/>
-                <w:szCs w:val="19"/>
+            <w:tcW w:type="dxa" w:w="2103"/>
+            <w:tcMar>
+              <w:top w:type="dxa" w:w="50"/>
+              <w:left w:type="dxa" w:w="80"/>
+              <w:bottom w:type="dxa" w:w="50"/>
+              <w:right w:type="dxa" w:w="80"/>
+            </w:tcMar>
+          </w:tcPr>
+          <w:p>
+            <w:pPr>
+              <w:spacing w:after="15" w:before="15" w:line="240"/>
+              <w:jc w:val="left"/>
+            </w:pPr>
+            <w:r>
+              <w:rPr>
+                <w:sz w:val="17"/>
+                <w:szCs w:val="17"/>
               </w:rPr>
               <w:t xml:space="preserve">Theory-building + plausibility probe</w:t>
             </w:r>
@@ -1028,22 +1062,23 @@
         </w:tc>
         <w:tc>
           <w:tcPr>
-            <w:tcW w:type="dxa" w:w="1872"/>
-            <w:tcMar>
-              <w:top w:type="dxa" w:w="60"/>
-              <w:left w:type="dxa" w:w="100"/>
-              <w:bottom w:type="dxa" w:w="60"/>
-              <w:right w:type="dxa" w:w="100"/>
-            </w:tcMar>
-          </w:tcPr>
-          <w:p>
-            <w:pPr>
-              <w:spacing w:after="20" w:before="20"/>
-            </w:pPr>
-            <w:r>
-              <w:rPr>
-                <w:sz w:val="19"/>
-                <w:szCs w:val="19"/>
+            <w:tcW w:type="dxa" w:w="2045"/>
+            <w:tcMar>
+              <w:top w:type="dxa" w:w="50"/>
+              <w:left w:type="dxa" w:w="80"/>
+              <w:bottom w:type="dxa" w:w="50"/>
+              <w:right w:type="dxa" w:w="80"/>
+            </w:tcMar>
+          </w:tcPr>
+          <w:p>
+            <w:pPr>
+              <w:spacing w:after="15" w:before="15" w:line="240"/>
+              <w:jc w:val="left"/>
+            </w:pPr>
+            <w:r>
+              <w:rPr>
+                <w:sz w:val="17"/>
+                <w:szCs w:val="17"/>
               </w:rPr>
               <w:t xml:space="preserve">Comparative case study; document analysis</w:t>
             </w:r>
@@ -1051,22 +1086,23 @@
         </w:tc>
         <w:tc>
           <w:tcPr>
-            <w:tcW w:type="dxa" w:w="1872"/>
-            <w:tcMar>
-              <w:top w:type="dxa" w:w="60"/>
-              <w:left w:type="dxa" w:w="100"/>
-              <w:bottom w:type="dxa" w:w="60"/>
-              <w:right w:type="dxa" w:w="100"/>
-            </w:tcMar>
-          </w:tcPr>
-          <w:p>
-            <w:pPr>
-              <w:spacing w:after="20" w:before="20"/>
-            </w:pPr>
-            <w:r>
-              <w:rPr>
-                <w:sz w:val="19"/>
-                <w:szCs w:val="19"/>
+            <w:tcW w:type="dxa" w:w="1784"/>
+            <w:tcMar>
+              <w:top w:type="dxa" w:w="50"/>
+              <w:left w:type="dxa" w:w="80"/>
+              <w:bottom w:type="dxa" w:w="50"/>
+              <w:right w:type="dxa" w:w="80"/>
+            </w:tcMar>
+          </w:tcPr>
+          <w:p>
+            <w:pPr>
+              <w:spacing w:after="15" w:before="15" w:line="240"/>
+              <w:jc w:val="left"/>
+            </w:pPr>
+            <w:r>
+              <w:rPr>
+                <w:sz w:val="17"/>
+                <w:szCs w:val="17"/>
               </w:rPr>
               <w:t xml:space="preserve">"Evidence-based analytical review" of secondary sources</w:t>
             </w:r>
@@ -1074,22 +1110,23 @@
         </w:tc>
         <w:tc>
           <w:tcPr>
-            <w:tcW w:type="dxa" w:w="1872"/>
-            <w:tcMar>
-              <w:top w:type="dxa" w:w="60"/>
-              <w:left w:type="dxa" w:w="100"/>
-              <w:bottom w:type="dxa" w:w="60"/>
-              <w:right w:type="dxa" w:w="100"/>
-            </w:tcMar>
-          </w:tcPr>
-          <w:p>
-            <w:pPr>
-              <w:spacing w:after="20" w:before="20"/>
-            </w:pPr>
-            <w:r>
-              <w:rPr>
-                <w:sz w:val="19"/>
-                <w:szCs w:val="19"/>
+            <w:tcW w:type="dxa" w:w="1997"/>
+            <w:tcMar>
+              <w:top w:type="dxa" w:w="50"/>
+              <w:left w:type="dxa" w:w="80"/>
+              <w:bottom w:type="dxa" w:w="50"/>
+              <w:right w:type="dxa" w:w="80"/>
+            </w:tcMar>
+          </w:tcPr>
+          <w:p>
+            <w:pPr>
+              <w:spacing w:after="15" w:before="15" w:line="240"/>
+              <w:jc w:val="left"/>
+            </w:pPr>
+            <w:r>
+              <w:rPr>
+                <w:sz w:val="17"/>
+                <w:szCs w:val="17"/>
               </w:rPr>
               <w:t xml:space="preserve">Conceptual argument + illustrative cases</w:t>
             </w:r>
@@ -1098,28 +1135,30 @@
       </w:tr>
       <w:tr>
         <w:trPr>
+          <w:cantSplit w:val="false"/>
           <w:tblHeader w:val="false"/>
         </w:trPr>
         <w:tc>
           <w:tcPr>
-            <w:tcW w:type="dxa" w:w="1872"/>
-            <w:tcMar>
-              <w:top w:type="dxa" w:w="60"/>
-              <w:left w:type="dxa" w:w="100"/>
-              <w:bottom w:type="dxa" w:w="60"/>
-              <w:right w:type="dxa" w:w="100"/>
-            </w:tcMar>
-          </w:tcPr>
-          <w:p>
-            <w:pPr>
-              <w:spacing w:after="20" w:before="20"/>
+            <w:tcW w:type="dxa" w:w="1431"/>
+            <w:tcMar>
+              <w:top w:type="dxa" w:w="50"/>
+              <w:left w:type="dxa" w:w="80"/>
+              <w:bottom w:type="dxa" w:w="50"/>
+              <w:right w:type="dxa" w:w="80"/>
+            </w:tcMar>
+          </w:tcPr>
+          <w:p>
+            <w:pPr>
+              <w:spacing w:after="15" w:before="15" w:line="240"/>
+              <w:jc w:val="left"/>
             </w:pPr>
             <w:r>
               <w:rPr>
                 <w:b/>
                 <w:bCs/>
-                <w:sz w:val="19"/>
-                <w:szCs w:val="19"/>
+                <w:sz w:val="17"/>
+                <w:szCs w:val="17"/>
               </w:rPr>
               <w:t xml:space="preserve">Cases / data</w:t>
             </w:r>
@@ -1127,22 +1166,23 @@
         </w:tc>
         <w:tc>
           <w:tcPr>
-            <w:tcW w:type="dxa" w:w="1872"/>
-            <w:tcMar>
-              <w:top w:type="dxa" w:w="60"/>
-              <w:left w:type="dxa" w:w="100"/>
-              <w:bottom w:type="dxa" w:w="60"/>
-              <w:right w:type="dxa" w:w="100"/>
-            </w:tcMar>
-          </w:tcPr>
-          <w:p>
-            <w:pPr>
-              <w:spacing w:after="20" w:before="20"/>
-            </w:pPr>
-            <w:r>
-              <w:rPr>
-                <w:sz w:val="19"/>
-                <w:szCs w:val="19"/>
+            <w:tcW w:type="dxa" w:w="2103"/>
+            <w:tcMar>
+              <w:top w:type="dxa" w:w="50"/>
+              <w:left w:type="dxa" w:w="80"/>
+              <w:bottom w:type="dxa" w:w="50"/>
+              <w:right w:type="dxa" w:w="80"/>
+            </w:tcMar>
+          </w:tcPr>
+          <w:p>
+            <w:pPr>
+              <w:spacing w:after="15" w:before="15" w:line="240"/>
+              <w:jc w:val="left"/>
+            </w:pPr>
+            <w:r>
+              <w:rPr>
+                <w:sz w:val="17"/>
+                <w:szCs w:val="17"/>
               </w:rPr>
               <w:t xml:space="preserve">2016 US election interference</w:t>
             </w:r>
@@ -1150,22 +1190,23 @@
         </w:tc>
         <w:tc>
           <w:tcPr>
-            <w:tcW w:type="dxa" w:w="1872"/>
-            <w:tcMar>
-              <w:top w:type="dxa" w:w="60"/>
-              <w:left w:type="dxa" w:w="100"/>
-              <w:bottom w:type="dxa" w:w="60"/>
-              <w:right w:type="dxa" w:w="100"/>
-            </w:tcMar>
-          </w:tcPr>
-          <w:p>
-            <w:pPr>
-              <w:spacing w:after="20" w:before="20"/>
-            </w:pPr>
-            <w:r>
-              <w:rPr>
-                <w:sz w:val="19"/>
-                <w:szCs w:val="19"/>
+            <w:tcW w:type="dxa" w:w="2045"/>
+            <w:tcMar>
+              <w:top w:type="dxa" w:w="50"/>
+              <w:left w:type="dxa" w:w="80"/>
+              <w:bottom w:type="dxa" w:w="50"/>
+              <w:right w:type="dxa" w:w="80"/>
+            </w:tcMar>
+          </w:tcPr>
+          <w:p>
+            <w:pPr>
+              <w:spacing w:after="15" w:before="15" w:line="240"/>
+              <w:jc w:val="left"/>
+            </w:pPr>
+            <w:r>
+              <w:rPr>
+                <w:sz w:val="17"/>
+                <w:szCs w:val="17"/>
               </w:rPr>
               <w:t xml:space="preserve">Aurora, GhostNet, OPM, Volt/Flax/Salt/Silk Typhoon; USCYBERCOM vs ISF/CSF</w:t>
             </w:r>
@@ -1173,22 +1214,23 @@
         </w:tc>
         <w:tc>
           <w:tcPr>
-            <w:tcW w:type="dxa" w:w="1872"/>
-            <w:tcMar>
-              <w:top w:type="dxa" w:w="60"/>
-              <w:left w:type="dxa" w:w="100"/>
-              <w:bottom w:type="dxa" w:w="60"/>
-              <w:right w:type="dxa" w:w="100"/>
-            </w:tcMar>
-          </w:tcPr>
-          <w:p>
-            <w:pPr>
-              <w:spacing w:after="20" w:before="20"/>
-            </w:pPr>
-            <w:r>
-              <w:rPr>
-                <w:sz w:val="19"/>
-                <w:szCs w:val="19"/>
+            <w:tcW w:type="dxa" w:w="1784"/>
+            <w:tcMar>
+              <w:top w:type="dxa" w:w="50"/>
+              <w:left w:type="dxa" w:w="80"/>
+              <w:bottom w:type="dxa" w:w="50"/>
+              <w:right w:type="dxa" w:w="80"/>
+            </w:tcMar>
+          </w:tcPr>
+          <w:p>
+            <w:pPr>
+              <w:spacing w:after="15" w:before="15" w:line="240"/>
+              <w:jc w:val="left"/>
+            </w:pPr>
+            <w:r>
+              <w:rPr>
+                <w:sz w:val="17"/>
+                <w:szCs w:val="17"/>
               </w:rPr>
               <w:t xml:space="preserve">Russia–Ukraine; Volt Typhoon; DPRK crypto ops; vendor trend data</w:t>
             </w:r>
@@ -1196,22 +1238,23 @@
         </w:tc>
         <w:tc>
           <w:tcPr>
-            <w:tcW w:type="dxa" w:w="1872"/>
-            <w:tcMar>
-              <w:top w:type="dxa" w:w="60"/>
-              <w:left w:type="dxa" w:w="100"/>
-              <w:bottom w:type="dxa" w:w="60"/>
-              <w:right w:type="dxa" w:w="100"/>
-            </w:tcMar>
-          </w:tcPr>
-          <w:p>
-            <w:pPr>
-              <w:spacing w:after="20" w:before="20"/>
-            </w:pPr>
-            <w:r>
-              <w:rPr>
-                <w:sz w:val="19"/>
-                <w:szCs w:val="19"/>
+            <w:tcW w:type="dxa" w:w="1997"/>
+            <w:tcMar>
+              <w:top w:type="dxa" w:w="50"/>
+              <w:left w:type="dxa" w:w="80"/>
+              <w:bottom w:type="dxa" w:w="50"/>
+              <w:right w:type="dxa" w:w="80"/>
+            </w:tcMar>
+          </w:tcPr>
+          <w:p>
+            <w:pPr>
+              <w:spacing w:after="15" w:before="15" w:line="240"/>
+              <w:jc w:val="left"/>
+            </w:pPr>
+            <w:r>
+              <w:rPr>
+                <w:sz w:val="17"/>
+                <w:szCs w:val="17"/>
               </w:rPr>
               <w:t xml:space="preserve">Volt Typhoon; Ukraine cyber defence; Jack Voltaic exercises</w:t>
             </w:r>
@@ -1220,28 +1263,30 @@
       </w:tr>
       <w:tr>
         <w:trPr>
+          <w:cantSplit w:val="false"/>
           <w:tblHeader w:val="false"/>
         </w:trPr>
         <w:tc>
           <w:tcPr>
-            <w:tcW w:type="dxa" w:w="1872"/>
-            <w:tcMar>
-              <w:top w:type="dxa" w:w="60"/>
-              <w:left w:type="dxa" w:w="100"/>
-              <w:bottom w:type="dxa" w:w="60"/>
-              <w:right w:type="dxa" w:w="100"/>
-            </w:tcMar>
-          </w:tcPr>
-          <w:p>
-            <w:pPr>
-              <w:spacing w:after="20" w:before="20"/>
+            <w:tcW w:type="dxa" w:w="1431"/>
+            <w:tcMar>
+              <w:top w:type="dxa" w:w="50"/>
+              <w:left w:type="dxa" w:w="80"/>
+              <w:bottom w:type="dxa" w:w="50"/>
+              <w:right w:type="dxa" w:w="80"/>
+            </w:tcMar>
+          </w:tcPr>
+          <w:p>
+            <w:pPr>
+              <w:spacing w:after="15" w:before="15" w:line="240"/>
+              <w:jc w:val="left"/>
             </w:pPr>
             <w:r>
               <w:rPr>
                 <w:b/>
                 <w:bCs/>
-                <w:sz w:val="19"/>
-                <w:szCs w:val="19"/>
+                <w:sz w:val="17"/>
+                <w:szCs w:val="17"/>
               </w:rPr>
               <w:t xml:space="preserve">Key concepts</w:t>
             </w:r>
@@ -1249,22 +1294,23 @@
         </w:tc>
         <w:tc>
           <w:tcPr>
-            <w:tcW w:type="dxa" w:w="1872"/>
-            <w:tcMar>
-              <w:top w:type="dxa" w:w="60"/>
-              <w:left w:type="dxa" w:w="100"/>
-              <w:bottom w:type="dxa" w:w="60"/>
-              <w:right w:type="dxa" w:w="100"/>
-            </w:tcMar>
-          </w:tcPr>
-          <w:p>
-            <w:pPr>
-              <w:spacing w:after="20" w:before="20"/>
-            </w:pPr>
-            <w:r>
-              <w:rPr>
-                <w:sz w:val="19"/>
-                <w:szCs w:val="19"/>
+            <w:tcW w:type="dxa" w:w="2103"/>
+            <w:tcMar>
+              <w:top w:type="dxa" w:w="50"/>
+              <w:left w:type="dxa" w:w="80"/>
+              <w:bottom w:type="dxa" w:w="50"/>
+              <w:right w:type="dxa" w:w="80"/>
+            </w:tcMar>
+          </w:tcPr>
+          <w:p>
+            <w:pPr>
+              <w:spacing w:after="15" w:before="15" w:line="240"/>
+              <w:jc w:val="left"/>
+            </w:pPr>
+            <w:r>
+              <w:rPr>
+                <w:sz w:val="17"/>
+                <w:szCs w:val="17"/>
               </w:rPr>
               <w:t xml:space="preserve">Subversion; reverse structural power; capability–vulnerability paradox</w:t>
             </w:r>
@@ -1272,22 +1318,23 @@
         </w:tc>
         <w:tc>
           <w:tcPr>
-            <w:tcW w:type="dxa" w:w="1872"/>
-            <w:tcMar>
-              <w:top w:type="dxa" w:w="60"/>
-              <w:left w:type="dxa" w:w="100"/>
-              <w:bottom w:type="dxa" w:w="60"/>
-              <w:right w:type="dxa" w:w="100"/>
-            </w:tcMar>
-          </w:tcPr>
-          <w:p>
-            <w:pPr>
-              <w:spacing w:after="20" w:before="20"/>
-            </w:pPr>
-            <w:r>
-              <w:rPr>
-                <w:sz w:val="19"/>
-                <w:szCs w:val="19"/>
+            <w:tcW w:type="dxa" w:w="2045"/>
+            <w:tcMar>
+              <w:top w:type="dxa" w:w="50"/>
+              <w:left w:type="dxa" w:w="80"/>
+              <w:bottom w:type="dxa" w:w="50"/>
+              <w:right w:type="dxa" w:w="80"/>
+            </w:tcMar>
+          </w:tcPr>
+          <w:p>
+            <w:pPr>
+              <w:spacing w:after="15" w:before="15" w:line="240"/>
+              <w:jc w:val="left"/>
+            </w:pPr>
+            <w:r>
+              <w:rPr>
+                <w:sz w:val="17"/>
+                <w:szCs w:val="17"/>
               </w:rPr>
               <w:t xml:space="preserve">Cyber sovereignty; militarisation; standard-setting</w:t>
             </w:r>
@@ -1295,22 +1342,23 @@
         </w:tc>
         <w:tc>
           <w:tcPr>
-            <w:tcW w:type="dxa" w:w="1872"/>
-            <w:tcMar>
-              <w:top w:type="dxa" w:w="60"/>
-              <w:left w:type="dxa" w:w="100"/>
-              <w:bottom w:type="dxa" w:w="60"/>
-              <w:right w:type="dxa" w:w="100"/>
-            </w:tcMar>
-          </w:tcPr>
-          <w:p>
-            <w:pPr>
-              <w:spacing w:after="20" w:before="20"/>
-            </w:pPr>
-            <w:r>
-              <w:rPr>
-                <w:sz w:val="19"/>
-                <w:szCs w:val="19"/>
+            <w:tcW w:type="dxa" w:w="1784"/>
+            <w:tcMar>
+              <w:top w:type="dxa" w:w="50"/>
+              <w:left w:type="dxa" w:w="80"/>
+              <w:bottom w:type="dxa" w:w="50"/>
+              <w:right w:type="dxa" w:w="80"/>
+            </w:tcMar>
+          </w:tcPr>
+          <w:p>
+            <w:pPr>
+              <w:spacing w:after="15" w:before="15" w:line="240"/>
+              <w:jc w:val="left"/>
+            </w:pPr>
+            <w:r>
+              <w:rPr>
+                <w:sz w:val="17"/>
+                <w:szCs w:val="17"/>
               </w:rPr>
               <w:t xml:space="preserve">AI-driven attacks; Zero Trust; RaaS</w:t>
             </w:r>
@@ -1318,22 +1366,23 @@
         </w:tc>
         <w:tc>
           <w:tcPr>
-            <w:tcW w:type="dxa" w:w="1872"/>
-            <w:tcMar>
-              <w:top w:type="dxa" w:w="60"/>
-              <w:left w:type="dxa" w:w="100"/>
-              <w:bottom w:type="dxa" w:w="60"/>
-              <w:right w:type="dxa" w:w="100"/>
-            </w:tcMar>
-          </w:tcPr>
-          <w:p>
-            <w:pPr>
-              <w:spacing w:after="20" w:before="20"/>
-            </w:pPr>
-            <w:r>
-              <w:rPr>
-                <w:sz w:val="19"/>
-                <w:szCs w:val="19"/>
+            <w:tcW w:type="dxa" w:w="1997"/>
+            <w:tcMar>
+              <w:top w:type="dxa" w:w="50"/>
+              <w:left w:type="dxa" w:w="80"/>
+              <w:bottom w:type="dxa" w:w="50"/>
+              <w:right w:type="dxa" w:w="80"/>
+            </w:tcMar>
+          </w:tcPr>
+          <w:p>
+            <w:pPr>
+              <w:spacing w:after="15" w:before="15" w:line="240"/>
+              <w:jc w:val="left"/>
+            </w:pPr>
+            <w:r>
+              <w:rPr>
+                <w:sz w:val="17"/>
+                <w:szCs w:val="17"/>
               </w:rPr>
               <w:t xml:space="preserve">Latent power; graceful extensibility; sustained adaptability; cyber campaigning</w:t>
             </w:r>
@@ -1342,28 +1391,30 @@
       </w:tr>
       <w:tr>
         <w:trPr>
+          <w:cantSplit w:val="false"/>
           <w:tblHeader w:val="false"/>
         </w:trPr>
         <w:tc>
           <w:tcPr>
-            <w:tcW w:type="dxa" w:w="1872"/>
-            <w:tcMar>
-              <w:top w:type="dxa" w:w="60"/>
-              <w:left w:type="dxa" w:w="100"/>
-              <w:bottom w:type="dxa" w:w="60"/>
-              <w:right w:type="dxa" w:w="100"/>
-            </w:tcMar>
-          </w:tcPr>
-          <w:p>
-            <w:pPr>
-              <w:spacing w:after="20" w:before="20"/>
+            <w:tcW w:type="dxa" w:w="1431"/>
+            <w:tcMar>
+              <w:top w:type="dxa" w:w="50"/>
+              <w:left w:type="dxa" w:w="80"/>
+              <w:bottom w:type="dxa" w:w="50"/>
+              <w:right w:type="dxa" w:w="80"/>
+            </w:tcMar>
+          </w:tcPr>
+          <w:p>
+            <w:pPr>
+              <w:spacing w:after="15" w:before="15" w:line="240"/>
+              <w:jc w:val="left"/>
             </w:pPr>
             <w:r>
               <w:rPr>
                 <w:b/>
                 <w:bCs/>
-                <w:sz w:val="19"/>
-                <w:szCs w:val="19"/>
+                <w:sz w:val="17"/>
+                <w:szCs w:val="17"/>
               </w:rPr>
               <w:t xml:space="preserve">Major argument</w:t>
             </w:r>
@@ -1371,22 +1422,23 @@
         </w:tc>
         <w:tc>
           <w:tcPr>
-            <w:tcW w:type="dxa" w:w="1872"/>
-            <w:tcMar>
-              <w:top w:type="dxa" w:w="60"/>
-              <w:left w:type="dxa" w:w="100"/>
-              <w:bottom w:type="dxa" w:w="60"/>
-              <w:right w:type="dxa" w:w="100"/>
-            </w:tcMar>
-          </w:tcPr>
-          <w:p>
-            <w:pPr>
-              <w:spacing w:after="20" w:before="20"/>
-            </w:pPr>
-            <w:r>
-              <w:rPr>
-                <w:sz w:val="19"/>
-                <w:szCs w:val="19"/>
+            <w:tcW w:type="dxa" w:w="2103"/>
+            <w:tcMar>
+              <w:top w:type="dxa" w:w="50"/>
+              <w:left w:type="dxa" w:w="80"/>
+              <w:bottom w:type="dxa" w:w="50"/>
+              <w:right w:type="dxa" w:w="80"/>
+            </w:tcMar>
+          </w:tcPr>
+          <w:p>
+            <w:pPr>
+              <w:spacing w:after="15" w:before="15" w:line="240"/>
+              <w:jc w:val="left"/>
+            </w:pPr>
+            <w:r>
+              <w:rPr>
+                <w:sz w:val="17"/>
+                <w:szCs w:val="17"/>
               </w:rPr>
               <w:t xml:space="preserve">Cyber operations are means of subversion, not warfare</w:t>
             </w:r>
@@ -1394,22 +1446,23 @@
         </w:tc>
         <w:tc>
           <w:tcPr>
-            <w:tcW w:type="dxa" w:w="1872"/>
-            <w:tcMar>
-              <w:top w:type="dxa" w:w="60"/>
-              <w:left w:type="dxa" w:w="100"/>
-              <w:bottom w:type="dxa" w:w="60"/>
-              <w:right w:type="dxa" w:w="100"/>
-            </w:tcMar>
-          </w:tcPr>
-          <w:p>
-            <w:pPr>
-              <w:spacing w:after="20" w:before="20"/>
-            </w:pPr>
-            <w:r>
-              <w:rPr>
-                <w:sz w:val="19"/>
-                <w:szCs w:val="19"/>
+            <w:tcW w:type="dxa" w:w="2045"/>
+            <w:tcMar>
+              <w:top w:type="dxa" w:w="50"/>
+              <w:left w:type="dxa" w:w="80"/>
+              <w:bottom w:type="dxa" w:w="50"/>
+              <w:right w:type="dxa" w:w="80"/>
+            </w:tcMar>
+          </w:tcPr>
+          <w:p>
+            <w:pPr>
+              <w:spacing w:after="15" w:before="15" w:line="240"/>
+              <w:jc w:val="left"/>
+            </w:pPr>
+            <w:r>
+              <w:rPr>
+                <w:sz w:val="17"/>
+                <w:szCs w:val="17"/>
               </w:rPr>
               <w:t xml:space="preserve">Governance divergence turns cyberspace into a standard-setting battleground</w:t>
             </w:r>
@@ -1417,22 +1470,23 @@
         </w:tc>
         <w:tc>
           <w:tcPr>
-            <w:tcW w:type="dxa" w:w="1872"/>
-            <w:tcMar>
-              <w:top w:type="dxa" w:w="60"/>
-              <w:left w:type="dxa" w:w="100"/>
-              <w:bottom w:type="dxa" w:w="60"/>
-              <w:right w:type="dxa" w:w="100"/>
-            </w:tcMar>
-          </w:tcPr>
-          <w:p>
-            <w:pPr>
-              <w:spacing w:after="20" w:before="20"/>
-            </w:pPr>
-            <w:r>
-              <w:rPr>
-                <w:sz w:val="19"/>
-                <w:szCs w:val="19"/>
+            <w:tcW w:type="dxa" w:w="1784"/>
+            <w:tcMar>
+              <w:top w:type="dxa" w:w="50"/>
+              <w:left w:type="dxa" w:w="80"/>
+              <w:bottom w:type="dxa" w:w="50"/>
+              <w:right w:type="dxa" w:w="80"/>
+            </w:tcMar>
+          </w:tcPr>
+          <w:p>
+            <w:pPr>
+              <w:spacing w:after="15" w:before="15" w:line="240"/>
+              <w:jc w:val="left"/>
+            </w:pPr>
+            <w:r>
+              <w:rPr>
+                <w:sz w:val="17"/>
+                <w:szCs w:val="17"/>
               </w:rPr>
               <w:t xml:space="preserve">AI has significantly boosted offensive operations</w:t>
             </w:r>
@@ -1440,22 +1494,23 @@
         </w:tc>
         <w:tc>
           <w:tcPr>
-            <w:tcW w:type="dxa" w:w="1872"/>
-            <w:tcMar>
-              <w:top w:type="dxa" w:w="60"/>
-              <w:left w:type="dxa" w:w="100"/>
-              <w:bottom w:type="dxa" w:w="60"/>
-              <w:right w:type="dxa" w:w="100"/>
-            </w:tcMar>
-          </w:tcPr>
-          <w:p>
-            <w:pPr>
-              <w:spacing w:after="20" w:before="20"/>
-            </w:pPr>
-            <w:r>
-              <w:rPr>
-                <w:sz w:val="19"/>
-                <w:szCs w:val="19"/>
+            <w:tcW w:type="dxa" w:w="1997"/>
+            <w:tcMar>
+              <w:top w:type="dxa" w:w="50"/>
+              <w:left w:type="dxa" w:w="80"/>
+              <w:bottom w:type="dxa" w:w="50"/>
+              <w:right w:type="dxa" w:w="80"/>
+            </w:tcMar>
+          </w:tcPr>
+          <w:p>
+            <w:pPr>
+              <w:spacing w:after="15" w:before="15" w:line="240"/>
+              <w:jc w:val="left"/>
+            </w:pPr>
+            <w:r>
+              <w:rPr>
+                <w:sz w:val="17"/>
+                <w:szCs w:val="17"/>
               </w:rPr>
               <w:t xml:space="preserve">Resilience is a practice and operational capability, not a state</w:t>
             </w:r>
@@ -1464,28 +1519,30 @@
       </w:tr>
       <w:tr>
         <w:trPr>
+          <w:cantSplit w:val="false"/>
           <w:tblHeader w:val="false"/>
         </w:trPr>
         <w:tc>
           <w:tcPr>
-            <w:tcW w:type="dxa" w:w="1872"/>
-            <w:tcMar>
-              <w:top w:type="dxa" w:w="60"/>
-              <w:left w:type="dxa" w:w="100"/>
-              <w:bottom w:type="dxa" w:w="60"/>
-              <w:right w:type="dxa" w:w="100"/>
-            </w:tcMar>
-          </w:tcPr>
-          <w:p>
-            <w:pPr>
-              <w:spacing w:after="20" w:before="20"/>
+            <w:tcW w:type="dxa" w:w="1431"/>
+            <w:tcMar>
+              <w:top w:type="dxa" w:w="50"/>
+              <w:left w:type="dxa" w:w="80"/>
+              <w:bottom w:type="dxa" w:w="50"/>
+              <w:right w:type="dxa" w:w="80"/>
+            </w:tcMar>
+          </w:tcPr>
+          <w:p>
+            <w:pPr>
+              <w:spacing w:after="15" w:before="15" w:line="240"/>
+              <w:jc w:val="left"/>
             </w:pPr>
             <w:r>
               <w:rPr>
                 <w:b/>
                 <w:bCs/>
-                <w:sz w:val="19"/>
-                <w:szCs w:val="19"/>
+                <w:sz w:val="17"/>
+                <w:szCs w:val="17"/>
               </w:rPr>
               <w:t xml:space="preserve">Principal finding</w:t>
             </w:r>
@@ -1493,22 +1550,23 @@
         </w:tc>
         <w:tc>
           <w:tcPr>
-            <w:tcW w:type="dxa" w:w="1872"/>
-            <w:tcMar>
-              <w:top w:type="dxa" w:w="60"/>
-              <w:left w:type="dxa" w:w="100"/>
-              <w:bottom w:type="dxa" w:w="60"/>
-              <w:right w:type="dxa" w:w="100"/>
-            </w:tcMar>
-          </w:tcPr>
-          <w:p>
-            <w:pPr>
-              <w:spacing w:after="20" w:before="20"/>
-            </w:pPr>
-            <w:r>
-              <w:rPr>
-                <w:sz w:val="19"/>
-                <w:szCs w:val="19"/>
+            <w:tcW w:type="dxa" w:w="2103"/>
+            <w:tcMar>
+              <w:top w:type="dxa" w:w="50"/>
+              <w:left w:type="dxa" w:w="80"/>
+              <w:bottom w:type="dxa" w:w="50"/>
+              <w:right w:type="dxa" w:w="80"/>
+            </w:tcMar>
+          </w:tcPr>
+          <w:p>
+            <w:pPr>
+              <w:spacing w:after="15" w:before="15" w:line="240"/>
+              <w:jc w:val="left"/>
+            </w:pPr>
+            <w:r>
+              <w:rPr>
+                <w:sz w:val="17"/>
+                <w:szCs w:val="17"/>
               </w:rPr>
               <w:t xml:space="preserve">Reverse structural power resolves the capability–vulnerability paradox</w:t>
             </w:r>
@@ -1516,22 +1574,23 @@
         </w:tc>
         <w:tc>
           <w:tcPr>
-            <w:tcW w:type="dxa" w:w="1872"/>
-            <w:tcMar>
-              <w:top w:type="dxa" w:w="60"/>
-              <w:left w:type="dxa" w:w="100"/>
-              <w:bottom w:type="dxa" w:w="60"/>
-              <w:right w:type="dxa" w:w="100"/>
-            </w:tcMar>
-          </w:tcPr>
-          <w:p>
-            <w:pPr>
-              <w:spacing w:after="20" w:before="20"/>
-            </w:pPr>
-            <w:r>
-              <w:rPr>
-                <w:sz w:val="19"/>
-                <w:szCs w:val="19"/>
+            <w:tcW w:type="dxa" w:w="2045"/>
+            <w:tcMar>
+              <w:top w:type="dxa" w:w="50"/>
+              <w:left w:type="dxa" w:w="80"/>
+              <w:bottom w:type="dxa" w:w="50"/>
+              <w:right w:type="dxa" w:w="80"/>
+            </w:tcMar>
+          </w:tcPr>
+          <w:p>
+            <w:pPr>
+              <w:spacing w:after="15" w:before="15" w:line="240"/>
+              <w:jc w:val="left"/>
+            </w:pPr>
+            <w:r>
+              <w:rPr>
+                <w:sz w:val="17"/>
+                <w:szCs w:val="17"/>
               </w:rPr>
               <w:t xml:space="preserve">Competition operates across three interconnected dimensions</w:t>
             </w:r>
@@ -1539,22 +1598,23 @@
         </w:tc>
         <w:tc>
           <w:tcPr>
-            <w:tcW w:type="dxa" w:w="1872"/>
-            <w:tcMar>
-              <w:top w:type="dxa" w:w="60"/>
-              <w:left w:type="dxa" w:w="100"/>
-              <w:bottom w:type="dxa" w:w="60"/>
-              <w:right w:type="dxa" w:w="100"/>
-            </w:tcMar>
-          </w:tcPr>
-          <w:p>
-            <w:pPr>
-              <w:spacing w:after="20" w:before="20"/>
-            </w:pPr>
-            <w:r>
-              <w:rPr>
-                <w:sz w:val="19"/>
-                <w:szCs w:val="19"/>
+            <w:tcW w:type="dxa" w:w="1784"/>
+            <w:tcMar>
+              <w:top w:type="dxa" w:w="50"/>
+              <w:left w:type="dxa" w:w="80"/>
+              <w:bottom w:type="dxa" w:w="50"/>
+              <w:right w:type="dxa" w:w="80"/>
+            </w:tcMar>
+          </w:tcPr>
+          <w:p>
+            <w:pPr>
+              <w:spacing w:after="15" w:before="15" w:line="240"/>
+              <w:jc w:val="left"/>
+            </w:pPr>
+            <w:r>
+              <w:rPr>
+                <w:sz w:val="17"/>
+                <w:szCs w:val="17"/>
               </w:rPr>
               <w:t xml:space="preserve">Defenders are behind on AI-enabled offence</w:t>
             </w:r>
@@ -1562,22 +1622,23 @@
         </w:tc>
         <w:tc>
           <w:tcPr>
-            <w:tcW w:type="dxa" w:w="1872"/>
-            <w:tcMar>
-              <w:top w:type="dxa" w:w="60"/>
-              <w:left w:type="dxa" w:w="100"/>
-              <w:bottom w:type="dxa" w:w="60"/>
-              <w:right w:type="dxa" w:w="100"/>
-            </w:tcMar>
-          </w:tcPr>
-          <w:p>
-            <w:pPr>
-              <w:spacing w:after="20" w:before="20"/>
-            </w:pPr>
-            <w:r>
-              <w:rPr>
-                <w:sz w:val="19"/>
-                <w:szCs w:val="19"/>
+            <w:tcW w:type="dxa" w:w="1997"/>
+            <w:tcMar>
+              <w:top w:type="dxa" w:w="50"/>
+              <w:left w:type="dxa" w:w="80"/>
+              <w:bottom w:type="dxa" w:w="50"/>
+              <w:right w:type="dxa" w:w="80"/>
+            </w:tcMar>
+          </w:tcPr>
+          <w:p>
+            <w:pPr>
+              <w:spacing w:after="15" w:before="15" w:line="240"/>
+              <w:jc w:val="left"/>
+            </w:pPr>
+            <w:r>
+              <w:rPr>
+                <w:sz w:val="17"/>
+                <w:szCs w:val="17"/>
               </w:rPr>
               <w:t xml:space="preserve">Prevailing (NIST) resilience definitions are insufficient for conflict</w:t>
             </w:r>
@@ -1586,28 +1647,30 @@
       </w:tr>
       <w:tr>
         <w:trPr>
+          <w:cantSplit w:val="false"/>
           <w:tblHeader w:val="false"/>
         </w:trPr>
         <w:tc>
           <w:tcPr>
-            <w:tcW w:type="dxa" w:w="1872"/>
-            <w:tcMar>
-              <w:top w:type="dxa" w:w="60"/>
-              <w:left w:type="dxa" w:w="100"/>
-              <w:bottom w:type="dxa" w:w="60"/>
-              <w:right w:type="dxa" w:w="100"/>
-            </w:tcMar>
-          </w:tcPr>
-          <w:p>
-            <w:pPr>
-              <w:spacing w:after="20" w:before="20"/>
+            <w:tcW w:type="dxa" w:w="1431"/>
+            <w:tcMar>
+              <w:top w:type="dxa" w:w="50"/>
+              <w:left w:type="dxa" w:w="80"/>
+              <w:bottom w:type="dxa" w:w="50"/>
+              <w:right w:type="dxa" w:w="80"/>
+            </w:tcMar>
+          </w:tcPr>
+          <w:p>
+            <w:pPr>
+              <w:spacing w:after="15" w:before="15" w:line="240"/>
+              <w:jc w:val="left"/>
             </w:pPr>
             <w:r>
               <w:rPr>
                 <w:b/>
                 <w:bCs/>
-                <w:sz w:val="19"/>
-                <w:szCs w:val="19"/>
+                <w:sz w:val="17"/>
+                <w:szCs w:val="17"/>
               </w:rPr>
               <w:t xml:space="preserve">Limitations acknowledged</w:t>
             </w:r>
@@ -1615,22 +1678,23 @@
         </w:tc>
         <w:tc>
           <w:tcPr>
-            <w:tcW w:type="dxa" w:w="1872"/>
-            <w:tcMar>
-              <w:top w:type="dxa" w:w="60"/>
-              <w:left w:type="dxa" w:w="100"/>
-              <w:bottom w:type="dxa" w:w="60"/>
-              <w:right w:type="dxa" w:w="100"/>
-            </w:tcMar>
-          </w:tcPr>
-          <w:p>
-            <w:pPr>
-              <w:spacing w:after="20" w:before="20"/>
-            </w:pPr>
-            <w:r>
-              <w:rPr>
-                <w:sz w:val="19"/>
-                <w:szCs w:val="19"/>
+            <w:tcW w:type="dxa" w:w="2103"/>
+            <w:tcMar>
+              <w:top w:type="dxa" w:w="50"/>
+              <w:left w:type="dxa" w:w="80"/>
+              <w:bottom w:type="dxa" w:w="50"/>
+              <w:right w:type="dxa" w:w="80"/>
+            </w:tcMar>
+          </w:tcPr>
+          <w:p>
+            <w:pPr>
+              <w:spacing w:after="15" w:before="15" w:line="240"/>
+              <w:jc w:val="left"/>
+            </w:pPr>
+            <w:r>
+              <w:rPr>
+                <w:sz w:val="17"/>
+                <w:szCs w:val="17"/>
               </w:rPr>
               <w:t xml:space="preserve">"Plausibility probe" only; single case</w:t>
             </w:r>
@@ -1638,22 +1702,23 @@
         </w:tc>
         <w:tc>
           <w:tcPr>
-            <w:tcW w:type="dxa" w:w="1872"/>
-            <w:tcMar>
-              <w:top w:type="dxa" w:w="60"/>
-              <w:left w:type="dxa" w:w="100"/>
-              <w:bottom w:type="dxa" w:w="60"/>
-              <w:right w:type="dxa" w:w="100"/>
-            </w:tcMar>
-          </w:tcPr>
-          <w:p>
-            <w:pPr>
-              <w:spacing w:after="20" w:before="20"/>
-            </w:pPr>
-            <w:r>
-              <w:rPr>
-                <w:sz w:val="19"/>
-                <w:szCs w:val="19"/>
+            <w:tcW w:type="dxa" w:w="2045"/>
+            <w:tcMar>
+              <w:top w:type="dxa" w:w="50"/>
+              <w:left w:type="dxa" w:w="80"/>
+              <w:bottom w:type="dxa" w:w="50"/>
+              <w:right w:type="dxa" w:w="80"/>
+            </w:tcMar>
+          </w:tcPr>
+          <w:p>
+            <w:pPr>
+              <w:spacing w:after="15" w:before="15" w:line="240"/>
+              <w:jc w:val="left"/>
+            </w:pPr>
+            <w:r>
+              <w:rPr>
+                <w:sz w:val="17"/>
+                <w:szCs w:val="17"/>
               </w:rPr>
               <w:t xml:space="preserve">Review article; open-source reliance</w:t>
             </w:r>
@@ -1661,24 +1726,25 @@
         </w:tc>
         <w:tc>
           <w:tcPr>
-            <w:tcW w:type="dxa" w:w="1872"/>
-            <w:tcMar>
-              <w:top w:type="dxa" w:w="60"/>
-              <w:left w:type="dxa" w:w="100"/>
-              <w:bottom w:type="dxa" w:w="60"/>
-              <w:right w:type="dxa" w:w="100"/>
-            </w:tcMar>
-          </w:tcPr>
-          <w:p>
-            <w:pPr>
-              <w:spacing w:after="20" w:before="20"/>
+            <w:tcW w:type="dxa" w:w="1784"/>
+            <w:tcMar>
+              <w:top w:type="dxa" w:w="50"/>
+              <w:left w:type="dxa" w:w="80"/>
+              <w:bottom w:type="dxa" w:w="50"/>
+              <w:right w:type="dxa" w:w="80"/>
+            </w:tcMar>
+          </w:tcPr>
+          <w:p>
+            <w:pPr>
+              <w:spacing w:after="15" w:before="15" w:line="240"/>
+              <w:jc w:val="left"/>
             </w:pPr>
             <w:r>
               <w:rPr>
                 <w:b/>
                 <w:bCs/>
-                <w:sz w:val="19"/>
-                <w:szCs w:val="19"/>
+                <w:sz w:val="17"/>
+                <w:szCs w:val="17"/>
               </w:rPr>
               <w:t xml:space="preserve">None stated</w:t>
             </w:r>
@@ -1686,22 +1752,23 @@
         </w:tc>
         <w:tc>
           <w:tcPr>
-            <w:tcW w:type="dxa" w:w="1872"/>
-            <w:tcMar>
-              <w:top w:type="dxa" w:w="60"/>
-              <w:left w:type="dxa" w:w="100"/>
-              <w:bottom w:type="dxa" w:w="60"/>
-              <w:right w:type="dxa" w:w="100"/>
-            </w:tcMar>
-          </w:tcPr>
-          <w:p>
-            <w:pPr>
-              <w:spacing w:after="20" w:before="20"/>
-            </w:pPr>
-            <w:r>
-              <w:rPr>
-                <w:sz w:val="19"/>
-                <w:szCs w:val="19"/>
+            <w:tcW w:type="dxa" w:w="1997"/>
+            <w:tcMar>
+              <w:top w:type="dxa" w:w="50"/>
+              <w:left w:type="dxa" w:w="80"/>
+              <w:bottom w:type="dxa" w:w="50"/>
+              <w:right w:type="dxa" w:w="80"/>
+            </w:tcMar>
+          </w:tcPr>
+          <w:p>
+            <w:pPr>
+              <w:spacing w:after="15" w:before="15" w:line="240"/>
+              <w:jc w:val="left"/>
+            </w:pPr>
+            <w:r>
+              <w:rPr>
+                <w:sz w:val="17"/>
+                <w:szCs w:val="17"/>
               </w:rPr>
               <w:t xml:space="preserve">NGram evidence "more illustrative than" probative</w:t>
             </w:r>
@@ -1710,28 +1777,30 @@
       </w:tr>
       <w:tr>
         <w:trPr>
+          <w:cantSplit w:val="false"/>
           <w:tblHeader w:val="false"/>
         </w:trPr>
         <w:tc>
           <w:tcPr>
-            <w:tcW w:type="dxa" w:w="1872"/>
-            <w:tcMar>
-              <w:top w:type="dxa" w:w="60"/>
-              <w:left w:type="dxa" w:w="100"/>
-              <w:bottom w:type="dxa" w:w="60"/>
-              <w:right w:type="dxa" w:w="100"/>
-            </w:tcMar>
-          </w:tcPr>
-          <w:p>
-            <w:pPr>
-              <w:spacing w:after="20" w:before="20"/>
+            <w:tcW w:type="dxa" w:w="1431"/>
+            <w:tcMar>
+              <w:top w:type="dxa" w:w="50"/>
+              <w:left w:type="dxa" w:w="80"/>
+              <w:bottom w:type="dxa" w:w="50"/>
+              <w:right w:type="dxa" w:w="80"/>
+            </w:tcMar>
+          </w:tcPr>
+          <w:p>
+            <w:pPr>
+              <w:spacing w:after="15" w:before="15" w:line="240"/>
+              <w:jc w:val="left"/>
             </w:pPr>
             <w:r>
               <w:rPr>
                 <w:b/>
                 <w:bCs/>
-                <w:sz w:val="19"/>
-                <w:szCs w:val="19"/>
+                <w:sz w:val="17"/>
+                <w:szCs w:val="17"/>
               </w:rPr>
               <w:t xml:space="preserve">Policy recommendations</w:t>
             </w:r>
@@ -1739,22 +1808,23 @@
         </w:tc>
         <w:tc>
           <w:tcPr>
-            <w:tcW w:type="dxa" w:w="1872"/>
-            <w:tcMar>
-              <w:top w:type="dxa" w:w="60"/>
-              <w:left w:type="dxa" w:w="100"/>
-              <w:bottom w:type="dxa" w:w="60"/>
-              <w:right w:type="dxa" w:w="100"/>
-            </w:tcMar>
-          </w:tcPr>
-          <w:p>
-            <w:pPr>
-              <w:spacing w:after="20" w:before="20"/>
-            </w:pPr>
-            <w:r>
-              <w:rPr>
-                <w:sz w:val="19"/>
-                <w:szCs w:val="19"/>
+            <w:tcW w:type="dxa" w:w="2103"/>
+            <w:tcMar>
+              <w:top w:type="dxa" w:w="50"/>
+              <w:left w:type="dxa" w:w="80"/>
+              <w:bottom w:type="dxa" w:w="50"/>
+              <w:right w:type="dxa" w:w="80"/>
+            </w:tcMar>
+          </w:tcPr>
+          <w:p>
+            <w:pPr>
+              <w:spacing w:after="15" w:before="15" w:line="240"/>
+              <w:jc w:val="left"/>
+            </w:pPr>
+            <w:r>
+              <w:rPr>
+                <w:sz w:val="17"/>
+                <w:szCs w:val="17"/>
               </w:rPr>
               <w:t xml:space="preserve">None (theory article)</w:t>
             </w:r>
@@ -1762,22 +1832,23 @@
         </w:tc>
         <w:tc>
           <w:tcPr>
-            <w:tcW w:type="dxa" w:w="1872"/>
-            <w:tcMar>
-              <w:top w:type="dxa" w:w="60"/>
-              <w:left w:type="dxa" w:w="100"/>
-              <w:bottom w:type="dxa" w:w="60"/>
-              <w:right w:type="dxa" w:w="100"/>
-            </w:tcMar>
-          </w:tcPr>
-          <w:p>
-            <w:pPr>
-              <w:spacing w:after="20" w:before="20"/>
-            </w:pPr>
-            <w:r>
-              <w:rPr>
-                <w:sz w:val="19"/>
-                <w:szCs w:val="19"/>
+            <w:tcW w:type="dxa" w:w="2045"/>
+            <w:tcMar>
+              <w:top w:type="dxa" w:w="50"/>
+              <w:left w:type="dxa" w:w="80"/>
+              <w:bottom w:type="dxa" w:w="50"/>
+              <w:right w:type="dxa" w:w="80"/>
+            </w:tcMar>
+          </w:tcPr>
+          <w:p>
+            <w:pPr>
+              <w:spacing w:after="15" w:before="15" w:line="240"/>
+              <w:jc w:val="left"/>
+            </w:pPr>
+            <w:r>
+              <w:rPr>
+                <w:sz w:val="17"/>
+                <w:szCs w:val="17"/>
               </w:rPr>
               <w:t xml:space="preserve">Governance and confidence-building implications</w:t>
             </w:r>
@@ -1785,22 +1856,23 @@
         </w:tc>
         <w:tc>
           <w:tcPr>
-            <w:tcW w:type="dxa" w:w="1872"/>
-            <w:tcMar>
-              <w:top w:type="dxa" w:w="60"/>
-              <w:left w:type="dxa" w:w="100"/>
-              <w:bottom w:type="dxa" w:w="60"/>
-              <w:right w:type="dxa" w:w="100"/>
-            </w:tcMar>
-          </w:tcPr>
-          <w:p>
-            <w:pPr>
-              <w:spacing w:after="20" w:before="20"/>
-            </w:pPr>
-            <w:r>
-              <w:rPr>
-                <w:sz w:val="19"/>
-                <w:szCs w:val="19"/>
+            <w:tcW w:type="dxa" w:w="1784"/>
+            <w:tcMar>
+              <w:top w:type="dxa" w:w="50"/>
+              <w:left w:type="dxa" w:w="80"/>
+              <w:bottom w:type="dxa" w:w="50"/>
+              <w:right w:type="dxa" w:w="80"/>
+            </w:tcMar>
+          </w:tcPr>
+          <w:p>
+            <w:pPr>
+              <w:spacing w:after="15" w:before="15" w:line="240"/>
+              <w:jc w:val="left"/>
+            </w:pPr>
+            <w:r>
+              <w:rPr>
+                <w:sz w:val="17"/>
+                <w:szCs w:val="17"/>
               </w:rPr>
               <w:t xml:space="preserve">Tabulated by priority area, 2025–2030</w:t>
             </w:r>
@@ -1808,22 +1880,23 @@
         </w:tc>
         <w:tc>
           <w:tcPr>
-            <w:tcW w:type="dxa" w:w="1872"/>
-            <w:tcMar>
-              <w:top w:type="dxa" w:w="60"/>
-              <w:left w:type="dxa" w:w="100"/>
-              <w:bottom w:type="dxa" w:w="60"/>
-              <w:right w:type="dxa" w:w="100"/>
-            </w:tcMar>
-          </w:tcPr>
-          <w:p>
-            <w:pPr>
-              <w:spacing w:after="20" w:before="20"/>
-            </w:pPr>
-            <w:r>
-              <w:rPr>
-                <w:sz w:val="19"/>
-                <w:szCs w:val="19"/>
+            <w:tcW w:type="dxa" w:w="1997"/>
+            <w:tcMar>
+              <w:top w:type="dxa" w:w="50"/>
+              <w:left w:type="dxa" w:w="80"/>
+              <w:bottom w:type="dxa" w:w="50"/>
+              <w:right w:type="dxa" w:w="80"/>
+            </w:tcMar>
+          </w:tcPr>
+          <w:p>
+            <w:pPr>
+              <w:spacing w:after="15" w:before="15" w:line="240"/>
+              <w:jc w:val="left"/>
+            </w:pPr>
+            <w:r>
+              <w:rPr>
+                <w:sz w:val="17"/>
+                <w:szCs w:val="17"/>
               </w:rPr>
               <w:t xml:space="preserve">Deterrence by denial; civil-military integration</w:t>
             </w:r>
@@ -1832,29 +1905,31 @@
       </w:tr>
       <w:tr>
         <w:trPr>
+          <w:cantSplit w:val="false"/>
           <w:tblHeader w:val="false"/>
         </w:trPr>
         <w:tc>
           <w:tcPr>
-            <w:tcW w:type="dxa" w:w="1872"/>
-            <w:tcMar>
-              <w:top w:type="dxa" w:w="60"/>
-              <w:left w:type="dxa" w:w="100"/>
-              <w:bottom w:type="dxa" w:w="60"/>
-              <w:right w:type="dxa" w:w="100"/>
-            </w:tcMar>
-          </w:tcPr>
-          <w:p>
-            <w:pPr>
-              <w:spacing w:after="20" w:before="20"/>
+            <w:tcW w:type="dxa" w:w="1431"/>
+            <w:tcMar>
+              <w:top w:type="dxa" w:w="50"/>
+              <w:left w:type="dxa" w:w="80"/>
+              <w:bottom w:type="dxa" w:w="50"/>
+              <w:right w:type="dxa" w:w="80"/>
+            </w:tcMar>
+          </w:tcPr>
+          <w:p>
+            <w:pPr>
+              <w:spacing w:after="15" w:before="15" w:line="240"/>
+              <w:jc w:val="left"/>
             </w:pPr>
             <w:r>
               <w:rPr>
                 <w:rFonts w:ascii="Consolas" w:cs="Consolas" w:eastAsia="Consolas" w:hAnsi="Consolas"/>
                 <w:b/>
                 <w:bCs/>
-                <w:sz w:val="19"/>
-                <w:szCs w:val="19"/>
+                <w:sz w:val="17"/>
+                <w:szCs w:val="17"/>
               </w:rPr>
               <w:t xml:space="preserve">offense-defense</w:t>
             </w:r>
@@ -1862,31 +1937,32 @@
         </w:tc>
         <w:tc>
           <w:tcPr>
-            <w:tcW w:type="dxa" w:w="1872"/>
-            <w:tcMar>
-              <w:top w:type="dxa" w:w="60"/>
-              <w:left w:type="dxa" w:w="100"/>
-              <w:bottom w:type="dxa" w:w="60"/>
-              <w:right w:type="dxa" w:w="100"/>
-            </w:tcMar>
-          </w:tcPr>
-          <w:p>
-            <w:pPr>
-              <w:spacing w:after="20" w:before="20"/>
+            <w:tcW w:type="dxa" w:w="2103"/>
+            <w:tcMar>
+              <w:top w:type="dxa" w:w="50"/>
+              <w:left w:type="dxa" w:w="80"/>
+              <w:bottom w:type="dxa" w:w="50"/>
+              <w:right w:type="dxa" w:w="80"/>
+            </w:tcMar>
+          </w:tcPr>
+          <w:p>
+            <w:pPr>
+              <w:spacing w:after="15" w:before="15" w:line="240"/>
+              <w:jc w:val="left"/>
             </w:pPr>
             <w:r>
               <w:rPr>
                 <w:b/>
                 <w:bCs/>
-                <w:sz w:val="19"/>
-                <w:szCs w:val="19"/>
+                <w:sz w:val="17"/>
+                <w:szCs w:val="17"/>
               </w:rPr>
               <w:t xml:space="preserve">2</w:t>
             </w:r>
             <w:r>
               <w:rPr>
-                <w:sz w:val="19"/>
-                <w:szCs w:val="19"/>
+                <w:sz w:val="17"/>
+                <w:szCs w:val="17"/>
               </w:rPr>
               <w:t xml:space="preserve"> (one dismissive sentence + one bibliography entry)</w:t>
             </w:r>
@@ -1894,24 +1970,25 @@
         </w:tc>
         <w:tc>
           <w:tcPr>
-            <w:tcW w:type="dxa" w:w="1872"/>
-            <w:tcMar>
-              <w:top w:type="dxa" w:w="60"/>
-              <w:left w:type="dxa" w:w="100"/>
-              <w:bottom w:type="dxa" w:w="60"/>
-              <w:right w:type="dxa" w:w="100"/>
-            </w:tcMar>
-          </w:tcPr>
-          <w:p>
-            <w:pPr>
-              <w:spacing w:after="20" w:before="20"/>
+            <w:tcW w:type="dxa" w:w="2045"/>
+            <w:tcMar>
+              <w:top w:type="dxa" w:w="50"/>
+              <w:left w:type="dxa" w:w="80"/>
+              <w:bottom w:type="dxa" w:w="50"/>
+              <w:right w:type="dxa" w:w="80"/>
+            </w:tcMar>
+          </w:tcPr>
+          <w:p>
+            <w:pPr>
+              <w:spacing w:after="15" w:before="15" w:line="240"/>
+              <w:jc w:val="left"/>
             </w:pPr>
             <w:r>
               <w:rPr>
                 <w:b/>
                 <w:bCs/>
-                <w:sz w:val="19"/>
-                <w:szCs w:val="19"/>
+                <w:sz w:val="17"/>
+                <w:szCs w:val="17"/>
               </w:rPr>
               <w:t xml:space="preserve">0</w:t>
             </w:r>
@@ -1919,24 +1996,25 @@
         </w:tc>
         <w:tc>
           <w:tcPr>
-            <w:tcW w:type="dxa" w:w="1872"/>
-            <w:tcMar>
-              <w:top w:type="dxa" w:w="60"/>
-              <w:left w:type="dxa" w:w="100"/>
-              <w:bottom w:type="dxa" w:w="60"/>
-              <w:right w:type="dxa" w:w="100"/>
-            </w:tcMar>
-          </w:tcPr>
-          <w:p>
-            <w:pPr>
-              <w:spacing w:after="20" w:before="20"/>
+            <w:tcW w:type="dxa" w:w="1784"/>
+            <w:tcMar>
+              <w:top w:type="dxa" w:w="50"/>
+              <w:left w:type="dxa" w:w="80"/>
+              <w:bottom w:type="dxa" w:w="50"/>
+              <w:right w:type="dxa" w:w="80"/>
+            </w:tcMar>
+          </w:tcPr>
+          <w:p>
+            <w:pPr>
+              <w:spacing w:after="15" w:before="15" w:line="240"/>
+              <w:jc w:val="left"/>
             </w:pPr>
             <w:r>
               <w:rPr>
                 <w:b/>
                 <w:bCs/>
-                <w:sz w:val="19"/>
-                <w:szCs w:val="19"/>
+                <w:sz w:val="17"/>
+                <w:szCs w:val="17"/>
               </w:rPr>
               <w:t xml:space="preserve">0</w:t>
             </w:r>
@@ -1944,24 +2022,25 @@
         </w:tc>
         <w:tc>
           <w:tcPr>
-            <w:tcW w:type="dxa" w:w="1872"/>
-            <w:tcMar>
-              <w:top w:type="dxa" w:w="60"/>
-              <w:left w:type="dxa" w:w="100"/>
-              <w:bottom w:type="dxa" w:w="60"/>
-              <w:right w:type="dxa" w:w="100"/>
-            </w:tcMar>
-          </w:tcPr>
-          <w:p>
-            <w:pPr>
-              <w:spacing w:after="20" w:before="20"/>
+            <w:tcW w:type="dxa" w:w="1997"/>
+            <w:tcMar>
+              <w:top w:type="dxa" w:w="50"/>
+              <w:left w:type="dxa" w:w="80"/>
+              <w:bottom w:type="dxa" w:w="50"/>
+              <w:right w:type="dxa" w:w="80"/>
+            </w:tcMar>
+          </w:tcPr>
+          <w:p>
+            <w:pPr>
+              <w:spacing w:after="15" w:before="15" w:line="240"/>
+              <w:jc w:val="left"/>
             </w:pPr>
             <w:r>
               <w:rPr>
                 <w:b/>
                 <w:bCs/>
-                <w:sz w:val="19"/>
-                <w:szCs w:val="19"/>
+                <w:sz w:val="17"/>
+                <w:szCs w:val="17"/>
               </w:rPr>
               <w:t xml:space="preserve">0</w:t>
             </w:r>
@@ -1970,29 +2049,31 @@
       </w:tr>
       <w:tr>
         <w:trPr>
+          <w:cantSplit w:val="false"/>
           <w:tblHeader w:val="false"/>
         </w:trPr>
         <w:tc>
           <w:tcPr>
-            <w:tcW w:type="dxa" w:w="1872"/>
-            <w:tcMar>
-              <w:top w:type="dxa" w:w="60"/>
-              <w:left w:type="dxa" w:w="100"/>
-              <w:bottom w:type="dxa" w:w="60"/>
-              <w:right w:type="dxa" w:w="100"/>
-            </w:tcMar>
-          </w:tcPr>
-          <w:p>
-            <w:pPr>
-              <w:spacing w:after="20" w:before="20"/>
+            <w:tcW w:type="dxa" w:w="1431"/>
+            <w:tcMar>
+              <w:top w:type="dxa" w:w="50"/>
+              <w:left w:type="dxa" w:w="80"/>
+              <w:bottom w:type="dxa" w:w="50"/>
+              <w:right w:type="dxa" w:w="80"/>
+            </w:tcMar>
+          </w:tcPr>
+          <w:p>
+            <w:pPr>
+              <w:spacing w:after="15" w:before="15" w:line="240"/>
+              <w:jc w:val="left"/>
             </w:pPr>
             <w:r>
               <w:rPr>
                 <w:rFonts w:ascii="Consolas" w:cs="Consolas" w:eastAsia="Consolas" w:hAnsi="Consolas"/>
                 <w:b/>
                 <w:bCs/>
-                <w:sz w:val="19"/>
-                <w:szCs w:val="19"/>
+                <w:sz w:val="17"/>
+                <w:szCs w:val="17"/>
               </w:rPr>
               <w:t xml:space="preserve">artificial intelligence</w:t>
             </w:r>
@@ -2000,24 +2081,25 @@
         </w:tc>
         <w:tc>
           <w:tcPr>
-            <w:tcW w:type="dxa" w:w="1872"/>
-            <w:tcMar>
-              <w:top w:type="dxa" w:w="60"/>
-              <w:left w:type="dxa" w:w="100"/>
-              <w:bottom w:type="dxa" w:w="60"/>
-              <w:right w:type="dxa" w:w="100"/>
-            </w:tcMar>
-          </w:tcPr>
-          <w:p>
-            <w:pPr>
-              <w:spacing w:after="20" w:before="20"/>
+            <w:tcW w:type="dxa" w:w="2103"/>
+            <w:tcMar>
+              <w:top w:type="dxa" w:w="50"/>
+              <w:left w:type="dxa" w:w="80"/>
+              <w:bottom w:type="dxa" w:w="50"/>
+              <w:right w:type="dxa" w:w="80"/>
+            </w:tcMar>
+          </w:tcPr>
+          <w:p>
+            <w:pPr>
+              <w:spacing w:after="15" w:before="15" w:line="240"/>
+              <w:jc w:val="left"/>
             </w:pPr>
             <w:r>
               <w:rPr>
                 <w:b/>
                 <w:bCs/>
-                <w:sz w:val="19"/>
-                <w:szCs w:val="19"/>
+                <w:sz w:val="17"/>
+                <w:szCs w:val="17"/>
               </w:rPr>
               <w:t xml:space="preserve">0</w:t>
             </w:r>
@@ -2025,24 +2107,25 @@
         </w:tc>
         <w:tc>
           <w:tcPr>
-            <w:tcW w:type="dxa" w:w="1872"/>
-            <w:tcMar>
-              <w:top w:type="dxa" w:w="60"/>
-              <w:left w:type="dxa" w:w="100"/>
-              <w:bottom w:type="dxa" w:w="60"/>
-              <w:right w:type="dxa" w:w="100"/>
-            </w:tcMar>
-          </w:tcPr>
-          <w:p>
-            <w:pPr>
-              <w:spacing w:after="20" w:before="20"/>
+            <w:tcW w:type="dxa" w:w="2045"/>
+            <w:tcMar>
+              <w:top w:type="dxa" w:w="50"/>
+              <w:left w:type="dxa" w:w="80"/>
+              <w:bottom w:type="dxa" w:w="50"/>
+              <w:right w:type="dxa" w:w="80"/>
+            </w:tcMar>
+          </w:tcPr>
+          <w:p>
+            <w:pPr>
+              <w:spacing w:after="15" w:before="15" w:line="240"/>
+              <w:jc w:val="left"/>
             </w:pPr>
             <w:r>
               <w:rPr>
                 <w:b/>
                 <w:bCs/>
-                <w:sz w:val="19"/>
-                <w:szCs w:val="19"/>
+                <w:sz w:val="17"/>
+                <w:szCs w:val="17"/>
               </w:rPr>
               <w:t xml:space="preserve">0</w:t>
             </w:r>
@@ -2050,22 +2133,23 @@
         </w:tc>
         <w:tc>
           <w:tcPr>
-            <w:tcW w:type="dxa" w:w="1872"/>
-            <w:tcMar>
-              <w:top w:type="dxa" w:w="60"/>
-              <w:left w:type="dxa" w:w="100"/>
-              <w:bottom w:type="dxa" w:w="60"/>
-              <w:right w:type="dxa" w:w="100"/>
-            </w:tcMar>
-          </w:tcPr>
-          <w:p>
-            <w:pPr>
-              <w:spacing w:after="20" w:before="20"/>
-            </w:pPr>
-            <w:r>
-              <w:rPr>
-                <w:sz w:val="19"/>
-                <w:szCs w:val="19"/>
+            <w:tcW w:type="dxa" w:w="1784"/>
+            <w:tcMar>
+              <w:top w:type="dxa" w:w="50"/>
+              <w:left w:type="dxa" w:w="80"/>
+              <w:bottom w:type="dxa" w:w="50"/>
+              <w:right w:type="dxa" w:w="80"/>
+            </w:tcMar>
+          </w:tcPr>
+          <w:p>
+            <w:pPr>
+              <w:spacing w:after="15" w:before="15" w:line="240"/>
+              <w:jc w:val="left"/>
+            </w:pPr>
+            <w:r>
+              <w:rPr>
+                <w:sz w:val="17"/>
+                <w:szCs w:val="17"/>
               </w:rPr>
               <w:t xml:space="preserve">present</w:t>
             </w:r>
@@ -2073,24 +2157,25 @@
         </w:tc>
         <w:tc>
           <w:tcPr>
-            <w:tcW w:type="dxa" w:w="1872"/>
-            <w:tcMar>
-              <w:top w:type="dxa" w:w="60"/>
-              <w:left w:type="dxa" w:w="100"/>
-              <w:bottom w:type="dxa" w:w="60"/>
-              <w:right w:type="dxa" w:w="100"/>
-            </w:tcMar>
-          </w:tcPr>
-          <w:p>
-            <w:pPr>
-              <w:spacing w:after="20" w:before="20"/>
+            <w:tcW w:type="dxa" w:w="1997"/>
+            <w:tcMar>
+              <w:top w:type="dxa" w:w="50"/>
+              <w:left w:type="dxa" w:w="80"/>
+              <w:bottom w:type="dxa" w:w="50"/>
+              <w:right w:type="dxa" w:w="80"/>
+            </w:tcMar>
+          </w:tcPr>
+          <w:p>
+            <w:pPr>
+              <w:spacing w:after="15" w:before="15" w:line="240"/>
+              <w:jc w:val="left"/>
             </w:pPr>
             <w:r>
               <w:rPr>
                 <w:b/>
                 <w:bCs/>
-                <w:sz w:val="19"/>
-                <w:szCs w:val="19"/>
+                <w:sz w:val="17"/>
+                <w:szCs w:val="17"/>
               </w:rPr>
               <w:t xml:space="preserve">0</w:t>
             </w:r>
@@ -2099,29 +2184,31 @@
       </w:tr>
       <w:tr>
         <w:trPr>
+          <w:cantSplit w:val="false"/>
           <w:tblHeader w:val="false"/>
         </w:trPr>
         <w:tc>
           <w:tcPr>
-            <w:tcW w:type="dxa" w:w="1872"/>
-            <w:tcMar>
-              <w:top w:type="dxa" w:w="60"/>
-              <w:left w:type="dxa" w:w="100"/>
-              <w:bottom w:type="dxa" w:w="60"/>
-              <w:right w:type="dxa" w:w="100"/>
-            </w:tcMar>
-          </w:tcPr>
-          <w:p>
-            <w:pPr>
-              <w:spacing w:after="20" w:before="20"/>
+            <w:tcW w:type="dxa" w:w="1431"/>
+            <w:tcMar>
+              <w:top w:type="dxa" w:w="50"/>
+              <w:left w:type="dxa" w:w="80"/>
+              <w:bottom w:type="dxa" w:w="50"/>
+              <w:right w:type="dxa" w:w="80"/>
+            </w:tcMar>
+          </w:tcPr>
+          <w:p>
+            <w:pPr>
+              <w:spacing w:after="15" w:before="15" w:line="240"/>
+              <w:jc w:val="left"/>
             </w:pPr>
             <w:r>
               <w:rPr>
                 <w:rFonts w:ascii="Consolas" w:cs="Consolas" w:eastAsia="Consolas" w:hAnsi="Consolas"/>
                 <w:b/>
                 <w:bCs/>
-                <w:sz w:val="19"/>
-                <w:szCs w:val="19"/>
+                <w:sz w:val="17"/>
+                <w:szCs w:val="17"/>
               </w:rPr>
               <w:t xml:space="preserve">agentic</w:t>
             </w:r>
@@ -2129,24 +2216,25 @@
         </w:tc>
         <w:tc>
           <w:tcPr>
-            <w:tcW w:type="dxa" w:w="1872"/>
-            <w:tcMar>
-              <w:top w:type="dxa" w:w="60"/>
-              <w:left w:type="dxa" w:w="100"/>
-              <w:bottom w:type="dxa" w:w="60"/>
-              <w:right w:type="dxa" w:w="100"/>
-            </w:tcMar>
-          </w:tcPr>
-          <w:p>
-            <w:pPr>
-              <w:spacing w:after="20" w:before="20"/>
+            <w:tcW w:type="dxa" w:w="2103"/>
+            <w:tcMar>
+              <w:top w:type="dxa" w:w="50"/>
+              <w:left w:type="dxa" w:w="80"/>
+              <w:bottom w:type="dxa" w:w="50"/>
+              <w:right w:type="dxa" w:w="80"/>
+            </w:tcMar>
+          </w:tcPr>
+          <w:p>
+            <w:pPr>
+              <w:spacing w:after="15" w:before="15" w:line="240"/>
+              <w:jc w:val="left"/>
             </w:pPr>
             <w:r>
               <w:rPr>
                 <w:b/>
                 <w:bCs/>
-                <w:sz w:val="19"/>
-                <w:szCs w:val="19"/>
+                <w:sz w:val="17"/>
+                <w:szCs w:val="17"/>
               </w:rPr>
               <w:t xml:space="preserve">0</w:t>
             </w:r>
@@ -2154,24 +2242,25 @@
         </w:tc>
         <w:tc>
           <w:tcPr>
-            <w:tcW w:type="dxa" w:w="1872"/>
-            <w:tcMar>
-              <w:top w:type="dxa" w:w="60"/>
-              <w:left w:type="dxa" w:w="100"/>
-              <w:bottom w:type="dxa" w:w="60"/>
-              <w:right w:type="dxa" w:w="100"/>
-            </w:tcMar>
-          </w:tcPr>
-          <w:p>
-            <w:pPr>
-              <w:spacing w:after="20" w:before="20"/>
+            <w:tcW w:type="dxa" w:w="2045"/>
+            <w:tcMar>
+              <w:top w:type="dxa" w:w="50"/>
+              <w:left w:type="dxa" w:w="80"/>
+              <w:bottom w:type="dxa" w:w="50"/>
+              <w:right w:type="dxa" w:w="80"/>
+            </w:tcMar>
+          </w:tcPr>
+          <w:p>
+            <w:pPr>
+              <w:spacing w:after="15" w:before="15" w:line="240"/>
+              <w:jc w:val="left"/>
             </w:pPr>
             <w:r>
               <w:rPr>
                 <w:b/>
                 <w:bCs/>
-                <w:sz w:val="19"/>
-                <w:szCs w:val="19"/>
+                <w:sz w:val="17"/>
+                <w:szCs w:val="17"/>
               </w:rPr>
               <w:t xml:space="preserve">0</w:t>
             </w:r>
@@ -2179,24 +2268,25 @@
         </w:tc>
         <w:tc>
           <w:tcPr>
-            <w:tcW w:type="dxa" w:w="1872"/>
-            <w:tcMar>
-              <w:top w:type="dxa" w:w="60"/>
-              <w:left w:type="dxa" w:w="100"/>
-              <w:bottom w:type="dxa" w:w="60"/>
-              <w:right w:type="dxa" w:w="100"/>
-            </w:tcMar>
-          </w:tcPr>
-          <w:p>
-            <w:pPr>
-              <w:spacing w:after="20" w:before="20"/>
+            <w:tcW w:type="dxa" w:w="1784"/>
+            <w:tcMar>
+              <w:top w:type="dxa" w:w="50"/>
+              <w:left w:type="dxa" w:w="80"/>
+              <w:bottom w:type="dxa" w:w="50"/>
+              <w:right w:type="dxa" w:w="80"/>
+            </w:tcMar>
+          </w:tcPr>
+          <w:p>
+            <w:pPr>
+              <w:spacing w:after="15" w:before="15" w:line="240"/>
+              <w:jc w:val="left"/>
             </w:pPr>
             <w:r>
               <w:rPr>
                 <w:b/>
                 <w:bCs/>
-                <w:sz w:val="19"/>
-                <w:szCs w:val="19"/>
+                <w:sz w:val="17"/>
+                <w:szCs w:val="17"/>
               </w:rPr>
               <w:t xml:space="preserve">0</w:t>
             </w:r>
@@ -2204,24 +2294,25 @@
         </w:tc>
         <w:tc>
           <w:tcPr>
-            <w:tcW w:type="dxa" w:w="1872"/>
-            <w:tcMar>
-              <w:top w:type="dxa" w:w="60"/>
-              <w:left w:type="dxa" w:w="100"/>
-              <w:bottom w:type="dxa" w:w="60"/>
-              <w:right w:type="dxa" w:w="100"/>
-            </w:tcMar>
-          </w:tcPr>
-          <w:p>
-            <w:pPr>
-              <w:spacing w:after="20" w:before="20"/>
+            <w:tcW w:type="dxa" w:w="1997"/>
+            <w:tcMar>
+              <w:top w:type="dxa" w:w="50"/>
+              <w:left w:type="dxa" w:w="80"/>
+              <w:bottom w:type="dxa" w:w="50"/>
+              <w:right w:type="dxa" w:w="80"/>
+            </w:tcMar>
+          </w:tcPr>
+          <w:p>
+            <w:pPr>
+              <w:spacing w:after="15" w:before="15" w:line="240"/>
+              <w:jc w:val="left"/>
             </w:pPr>
             <w:r>
               <w:rPr>
                 <w:b/>
                 <w:bCs/>
-                <w:sz w:val="19"/>
-                <w:szCs w:val="19"/>
+                <w:sz w:val="17"/>
+                <w:szCs w:val="17"/>
               </w:rPr>
               <w:t xml:space="preserve">0</w:t>
             </w:r>
@@ -2230,29 +2321,31 @@
       </w:tr>
       <w:tr>
         <w:trPr>
+          <w:cantSplit w:val="false"/>
           <w:tblHeader w:val="false"/>
         </w:trPr>
         <w:tc>
           <w:tcPr>
-            <w:tcW w:type="dxa" w:w="1872"/>
-            <w:tcMar>
-              <w:top w:type="dxa" w:w="60"/>
-              <w:left w:type="dxa" w:w="100"/>
-              <w:bottom w:type="dxa" w:w="60"/>
-              <w:right w:type="dxa" w:w="100"/>
-            </w:tcMar>
-          </w:tcPr>
-          <w:p>
-            <w:pPr>
-              <w:spacing w:after="20" w:before="20"/>
+            <w:tcW w:type="dxa" w:w="1431"/>
+            <w:tcMar>
+              <w:top w:type="dxa" w:w="50"/>
+              <w:left w:type="dxa" w:w="80"/>
+              <w:bottom w:type="dxa" w:w="50"/>
+              <w:right w:type="dxa" w:w="80"/>
+            </w:tcMar>
+          </w:tcPr>
+          <w:p>
+            <w:pPr>
+              <w:spacing w:after="15" w:before="15" w:line="240"/>
+              <w:jc w:val="left"/>
             </w:pPr>
             <w:r>
               <w:rPr>
                 <w:rFonts w:ascii="Consolas" w:cs="Consolas" w:eastAsia="Consolas" w:hAnsi="Consolas"/>
                 <w:b/>
                 <w:bCs/>
-                <w:sz w:val="19"/>
-                <w:szCs w:val="19"/>
+                <w:sz w:val="17"/>
+                <w:szCs w:val="17"/>
               </w:rPr>
               <w:t xml:space="preserve">Volt Typhoon</w:t>
             </w:r>
@@ -2260,24 +2353,25 @@
         </w:tc>
         <w:tc>
           <w:tcPr>
-            <w:tcW w:type="dxa" w:w="1872"/>
-            <w:tcMar>
-              <w:top w:type="dxa" w:w="60"/>
-              <w:left w:type="dxa" w:w="100"/>
-              <w:bottom w:type="dxa" w:w="60"/>
-              <w:right w:type="dxa" w:w="100"/>
-            </w:tcMar>
-          </w:tcPr>
-          <w:p>
-            <w:pPr>
-              <w:spacing w:after="20" w:before="20"/>
+            <w:tcW w:type="dxa" w:w="2103"/>
+            <w:tcMar>
+              <w:top w:type="dxa" w:w="50"/>
+              <w:left w:type="dxa" w:w="80"/>
+              <w:bottom w:type="dxa" w:w="50"/>
+              <w:right w:type="dxa" w:w="80"/>
+            </w:tcMar>
+          </w:tcPr>
+          <w:p>
+            <w:pPr>
+              <w:spacing w:after="15" w:before="15" w:line="240"/>
+              <w:jc w:val="left"/>
             </w:pPr>
             <w:r>
               <w:rPr>
                 <w:b/>
                 <w:bCs/>
-                <w:sz w:val="19"/>
-                <w:szCs w:val="19"/>
+                <w:sz w:val="17"/>
+                <w:szCs w:val="17"/>
               </w:rPr>
               <w:t xml:space="preserve">0</w:t>
             </w:r>
@@ -2285,22 +2379,23 @@
         </w:tc>
         <w:tc>
           <w:tcPr>
-            <w:tcW w:type="dxa" w:w="1872"/>
-            <w:tcMar>
-              <w:top w:type="dxa" w:w="60"/>
-              <w:left w:type="dxa" w:w="100"/>
-              <w:bottom w:type="dxa" w:w="60"/>
-              <w:right w:type="dxa" w:w="100"/>
-            </w:tcMar>
-          </w:tcPr>
-          <w:p>
-            <w:pPr>
-              <w:spacing w:after="20" w:before="20"/>
-            </w:pPr>
-            <w:r>
-              <w:rPr>
-                <w:sz w:val="19"/>
-                <w:szCs w:val="19"/>
+            <w:tcW w:type="dxa" w:w="2045"/>
+            <w:tcMar>
+              <w:top w:type="dxa" w:w="50"/>
+              <w:left w:type="dxa" w:w="80"/>
+              <w:bottom w:type="dxa" w:w="50"/>
+              <w:right w:type="dxa" w:w="80"/>
+            </w:tcMar>
+          </w:tcPr>
+          <w:p>
+            <w:pPr>
+              <w:spacing w:after="15" w:before="15" w:line="240"/>
+              <w:jc w:val="left"/>
+            </w:pPr>
+            <w:r>
+              <w:rPr>
+                <w:sz w:val="17"/>
+                <w:szCs w:val="17"/>
               </w:rPr>
               <w:t xml:space="preserve">6</w:t>
             </w:r>
@@ -2308,22 +2403,23 @@
         </w:tc>
         <w:tc>
           <w:tcPr>
-            <w:tcW w:type="dxa" w:w="1872"/>
-            <w:tcMar>
-              <w:top w:type="dxa" w:w="60"/>
-              <w:left w:type="dxa" w:w="100"/>
-              <w:bottom w:type="dxa" w:w="60"/>
-              <w:right w:type="dxa" w:w="100"/>
-            </w:tcMar>
-          </w:tcPr>
-          <w:p>
-            <w:pPr>
-              <w:spacing w:after="20" w:before="20"/>
-            </w:pPr>
-            <w:r>
-              <w:rPr>
-                <w:sz w:val="19"/>
-                <w:szCs w:val="19"/>
+            <w:tcW w:type="dxa" w:w="1784"/>
+            <w:tcMar>
+              <w:top w:type="dxa" w:w="50"/>
+              <w:left w:type="dxa" w:w="80"/>
+              <w:bottom w:type="dxa" w:w="50"/>
+              <w:right w:type="dxa" w:w="80"/>
+            </w:tcMar>
+          </w:tcPr>
+          <w:p>
+            <w:pPr>
+              <w:spacing w:after="15" w:before="15" w:line="240"/>
+              <w:jc w:val="left"/>
+            </w:pPr>
+            <w:r>
+              <w:rPr>
+                <w:sz w:val="17"/>
+                <w:szCs w:val="17"/>
               </w:rPr>
               <w:t xml:space="preserve">2</w:t>
             </w:r>
@@ -2331,24 +2427,25 @@
         </w:tc>
         <w:tc>
           <w:tcPr>
-            <w:tcW w:type="dxa" w:w="1872"/>
-            <w:tcMar>
-              <w:top w:type="dxa" w:w="60"/>
-              <w:left w:type="dxa" w:w="100"/>
-              <w:bottom w:type="dxa" w:w="60"/>
-              <w:right w:type="dxa" w:w="100"/>
-            </w:tcMar>
-          </w:tcPr>
-          <w:p>
-            <w:pPr>
-              <w:spacing w:after="20" w:before="20"/>
+            <w:tcW w:type="dxa" w:w="1997"/>
+            <w:tcMar>
+              <w:top w:type="dxa" w:w="50"/>
+              <w:left w:type="dxa" w:w="80"/>
+              <w:bottom w:type="dxa" w:w="50"/>
+              <w:right w:type="dxa" w:w="80"/>
+            </w:tcMar>
+          </w:tcPr>
+          <w:p>
+            <w:pPr>
+              <w:spacing w:after="15" w:before="15" w:line="240"/>
+              <w:jc w:val="left"/>
             </w:pPr>
             <w:r>
               <w:rPr>
                 <w:b/>
                 <w:bCs/>
-                <w:sz w:val="19"/>
-                <w:szCs w:val="19"/>
+                <w:sz w:val="17"/>
+                <w:szCs w:val="17"/>
               </w:rPr>
               <w:t xml:space="preserve">13</w:t>
             </w:r>
@@ -2357,29 +2454,31 @@
       </w:tr>
       <w:tr>
         <w:trPr>
+          <w:cantSplit w:val="false"/>
           <w:tblHeader w:val="false"/>
         </w:trPr>
         <w:tc>
           <w:tcPr>
-            <w:tcW w:type="dxa" w:w="1872"/>
-            <w:tcMar>
-              <w:top w:type="dxa" w:w="60"/>
-              <w:left w:type="dxa" w:w="100"/>
-              <w:bottom w:type="dxa" w:w="60"/>
-              <w:right w:type="dxa" w:w="100"/>
-            </w:tcMar>
-          </w:tcPr>
-          <w:p>
-            <w:pPr>
-              <w:spacing w:after="20" w:before="20"/>
+            <w:tcW w:type="dxa" w:w="1431"/>
+            <w:tcMar>
+              <w:top w:type="dxa" w:w="50"/>
+              <w:left w:type="dxa" w:w="80"/>
+              <w:bottom w:type="dxa" w:w="50"/>
+              <w:right w:type="dxa" w:w="80"/>
+            </w:tcMar>
+          </w:tcPr>
+          <w:p>
+            <w:pPr>
+              <w:spacing w:after="15" w:before="15" w:line="240"/>
+              <w:jc w:val="left"/>
             </w:pPr>
             <w:r>
               <w:rPr>
                 <w:rFonts w:ascii="Consolas" w:cs="Consolas" w:eastAsia="Consolas" w:hAnsi="Consolas"/>
                 <w:b/>
                 <w:bCs/>
-                <w:sz w:val="19"/>
-                <w:szCs w:val="19"/>
+                <w:sz w:val="17"/>
+                <w:szCs w:val="17"/>
               </w:rPr>
               <w:t xml:space="preserve">pre-position*</w:t>
             </w:r>
@@ -2387,24 +2486,25 @@
         </w:tc>
         <w:tc>
           <w:tcPr>
-            <w:tcW w:type="dxa" w:w="1872"/>
-            <w:tcMar>
-              <w:top w:type="dxa" w:w="60"/>
-              <w:left w:type="dxa" w:w="100"/>
-              <w:bottom w:type="dxa" w:w="60"/>
-              <w:right w:type="dxa" w:w="100"/>
-            </w:tcMar>
-          </w:tcPr>
-          <w:p>
-            <w:pPr>
-              <w:spacing w:after="20" w:before="20"/>
+            <w:tcW w:type="dxa" w:w="2103"/>
+            <w:tcMar>
+              <w:top w:type="dxa" w:w="50"/>
+              <w:left w:type="dxa" w:w="80"/>
+              <w:bottom w:type="dxa" w:w="50"/>
+              <w:right w:type="dxa" w:w="80"/>
+            </w:tcMar>
+          </w:tcPr>
+          <w:p>
+            <w:pPr>
+              <w:spacing w:after="15" w:before="15" w:line="240"/>
+              <w:jc w:val="left"/>
             </w:pPr>
             <w:r>
               <w:rPr>
                 <w:b/>
                 <w:bCs/>
-                <w:sz w:val="19"/>
-                <w:szCs w:val="19"/>
+                <w:sz w:val="17"/>
+                <w:szCs w:val="17"/>
               </w:rPr>
               <w:t xml:space="preserve">0</w:t>
             </w:r>
@@ -2412,24 +2512,25 @@
         </w:tc>
         <w:tc>
           <w:tcPr>
-            <w:tcW w:type="dxa" w:w="1872"/>
-            <w:tcMar>
-              <w:top w:type="dxa" w:w="60"/>
-              <w:left w:type="dxa" w:w="100"/>
-              <w:bottom w:type="dxa" w:w="60"/>
-              <w:right w:type="dxa" w:w="100"/>
-            </w:tcMar>
-          </w:tcPr>
-          <w:p>
-            <w:pPr>
-              <w:spacing w:after="20" w:before="20"/>
+            <w:tcW w:type="dxa" w:w="2045"/>
+            <w:tcMar>
+              <w:top w:type="dxa" w:w="50"/>
+              <w:left w:type="dxa" w:w="80"/>
+              <w:bottom w:type="dxa" w:w="50"/>
+              <w:right w:type="dxa" w:w="80"/>
+            </w:tcMar>
+          </w:tcPr>
+          <w:p>
+            <w:pPr>
+              <w:spacing w:after="15" w:before="15" w:line="240"/>
+              <w:jc w:val="left"/>
             </w:pPr>
             <w:r>
               <w:rPr>
                 <w:b/>
                 <w:bCs/>
-                <w:sz w:val="19"/>
-                <w:szCs w:val="19"/>
+                <w:sz w:val="17"/>
+                <w:szCs w:val="17"/>
               </w:rPr>
               <w:t xml:space="preserve">0</w:t>
             </w:r>
@@ -2437,24 +2538,25 @@
         </w:tc>
         <w:tc>
           <w:tcPr>
-            <w:tcW w:type="dxa" w:w="1872"/>
-            <w:tcMar>
-              <w:top w:type="dxa" w:w="60"/>
-              <w:left w:type="dxa" w:w="100"/>
-              <w:bottom w:type="dxa" w:w="60"/>
-              <w:right w:type="dxa" w:w="100"/>
-            </w:tcMar>
-          </w:tcPr>
-          <w:p>
-            <w:pPr>
-              <w:spacing w:after="20" w:before="20"/>
+            <w:tcW w:type="dxa" w:w="1784"/>
+            <w:tcMar>
+              <w:top w:type="dxa" w:w="50"/>
+              <w:left w:type="dxa" w:w="80"/>
+              <w:bottom w:type="dxa" w:w="50"/>
+              <w:right w:type="dxa" w:w="80"/>
+            </w:tcMar>
+          </w:tcPr>
+          <w:p>
+            <w:pPr>
+              <w:spacing w:after="15" w:before="15" w:line="240"/>
+              <w:jc w:val="left"/>
             </w:pPr>
             <w:r>
               <w:rPr>
                 <w:b/>
                 <w:bCs/>
-                <w:sz w:val="19"/>
-                <w:szCs w:val="19"/>
+                <w:sz w:val="17"/>
+                <w:szCs w:val="17"/>
               </w:rPr>
               <w:t xml:space="preserve">0</w:t>
             </w:r>
@@ -2462,24 +2564,25 @@
         </w:tc>
         <w:tc>
           <w:tcPr>
-            <w:tcW w:type="dxa" w:w="1872"/>
-            <w:tcMar>
-              <w:top w:type="dxa" w:w="60"/>
-              <w:left w:type="dxa" w:w="100"/>
-              <w:bottom w:type="dxa" w:w="60"/>
-              <w:right w:type="dxa" w:w="100"/>
-            </w:tcMar>
-          </w:tcPr>
-          <w:p>
-            <w:pPr>
-              <w:spacing w:after="20" w:before="20"/>
+            <w:tcW w:type="dxa" w:w="1997"/>
+            <w:tcMar>
+              <w:top w:type="dxa" w:w="50"/>
+              <w:left w:type="dxa" w:w="80"/>
+              <w:bottom w:type="dxa" w:w="50"/>
+              <w:right w:type="dxa" w:w="80"/>
+            </w:tcMar>
+          </w:tcPr>
+          <w:p>
+            <w:pPr>
+              <w:spacing w:after="15" w:before="15" w:line="240"/>
+              <w:jc w:val="left"/>
             </w:pPr>
             <w:r>
               <w:rPr>
                 <w:b/>
                 <w:bCs/>
-                <w:sz w:val="19"/>
-                <w:szCs w:val="19"/>
+                <w:sz w:val="17"/>
+                <w:szCs w:val="17"/>
               </w:rPr>
               <w:t xml:space="preserve">3</w:t>
             </w:r>
@@ -2488,28 +2591,30 @@
       </w:tr>
       <w:tr>
         <w:trPr>
+          <w:cantSplit w:val="false"/>
           <w:tblHeader w:val="false"/>
         </w:trPr>
         <w:tc>
           <w:tcPr>
-            <w:tcW w:type="dxa" w:w="1872"/>
-            <w:tcMar>
-              <w:top w:type="dxa" w:w="60"/>
-              <w:left w:type="dxa" w:w="100"/>
-              <w:bottom w:type="dxa" w:w="60"/>
-              <w:right w:type="dxa" w:w="100"/>
-            </w:tcMar>
-          </w:tcPr>
-          <w:p>
-            <w:pPr>
-              <w:spacing w:after="20" w:before="20"/>
+            <w:tcW w:type="dxa" w:w="1431"/>
+            <w:tcMar>
+              <w:top w:type="dxa" w:w="50"/>
+              <w:left w:type="dxa" w:w="80"/>
+              <w:bottom w:type="dxa" w:w="50"/>
+              <w:right w:type="dxa" w:w="80"/>
+            </w:tcMar>
+          </w:tcPr>
+          <w:p>
+            <w:pPr>
+              <w:spacing w:after="15" w:before="15" w:line="240"/>
+              <w:jc w:val="left"/>
             </w:pPr>
             <w:r>
               <w:rPr>
                 <w:b/>
                 <w:bCs/>
-                <w:sz w:val="19"/>
-                <w:szCs w:val="19"/>
+                <w:sz w:val="17"/>
+                <w:szCs w:val="17"/>
               </w:rPr>
               <w:t xml:space="preserve">Relevance to RQ</w:t>
             </w:r>
@@ -2517,22 +2622,23 @@
         </w:tc>
         <w:tc>
           <w:tcPr>
-            <w:tcW w:type="dxa" w:w="1872"/>
-            <w:tcMar>
-              <w:top w:type="dxa" w:w="60"/>
-              <w:left w:type="dxa" w:w="100"/>
-              <w:bottom w:type="dxa" w:w="60"/>
-              <w:right w:type="dxa" w:w="100"/>
-            </w:tcMar>
-          </w:tcPr>
-          <w:p>
-            <w:pPr>
-              <w:spacing w:after="20" w:before="20"/>
-            </w:pPr>
-            <w:r>
-              <w:rPr>
-                <w:sz w:val="19"/>
-                <w:szCs w:val="19"/>
+            <w:tcW w:type="dxa" w:w="2103"/>
+            <w:tcMar>
+              <w:top w:type="dxa" w:w="50"/>
+              <w:left w:type="dxa" w:w="80"/>
+              <w:bottom w:type="dxa" w:w="50"/>
+              <w:right w:type="dxa" w:w="80"/>
+            </w:tcMar>
+          </w:tcPr>
+          <w:p>
+            <w:pPr>
+              <w:spacing w:after="15" w:before="15" w:line="240"/>
+              <w:jc w:val="left"/>
+            </w:pPr>
+            <w:r>
+              <w:rPr>
+                <w:sz w:val="17"/>
+                <w:szCs w:val="17"/>
               </w:rPr>
               <w:t xml:space="preserve">Baseline statement that offence–defence framing is </w:t>
             </w:r>
@@ -2540,15 +2646,15 @@
               <w:rPr>
                 <w:i/>
                 <w:iCs/>
-                <w:sz w:val="19"/>
-                <w:szCs w:val="19"/>
+                <w:sz w:val="17"/>
+                <w:szCs w:val="17"/>
               </w:rPr>
               <w:t xml:space="preserve">wrong</w:t>
             </w:r>
             <w:r>
               <w:rPr>
-                <w:sz w:val="19"/>
-                <w:szCs w:val="19"/>
+                <w:sz w:val="17"/>
+                <w:szCs w:val="17"/>
               </w:rPr>
               <w:t xml:space="preserve"> for cyber</w:t>
             </w:r>
@@ -2556,22 +2662,23 @@
         </w:tc>
         <w:tc>
           <w:tcPr>
-            <w:tcW w:type="dxa" w:w="1872"/>
-            <w:tcMar>
-              <w:top w:type="dxa" w:w="60"/>
-              <w:left w:type="dxa" w:w="100"/>
-              <w:bottom w:type="dxa" w:w="60"/>
-              <w:right w:type="dxa" w:w="100"/>
-            </w:tcMar>
-          </w:tcPr>
-          <w:p>
-            <w:pPr>
-              <w:spacing w:after="20" w:before="20"/>
-            </w:pPr>
-            <w:r>
-              <w:rPr>
-                <w:sz w:val="19"/>
-                <w:szCs w:val="19"/>
+            <w:tcW w:type="dxa" w:w="2045"/>
+            <w:tcMar>
+              <w:top w:type="dxa" w:w="50"/>
+              <w:left w:type="dxa" w:w="80"/>
+              <w:bottom w:type="dxa" w:w="50"/>
+              <w:right w:type="dxa" w:w="80"/>
+            </w:tcMar>
+          </w:tcPr>
+          <w:p>
+            <w:pPr>
+              <w:spacing w:after="15" w:before="15" w:line="240"/>
+              <w:jc w:val="left"/>
+            </w:pPr>
+            <w:r>
+              <w:rPr>
+                <w:sz w:val="17"/>
+                <w:szCs w:val="17"/>
               </w:rPr>
               <w:t xml:space="preserve">Contested attribution of Volt Typhoon; PRC counter-narrative</w:t>
             </w:r>
@@ -2579,22 +2686,23 @@
         </w:tc>
         <w:tc>
           <w:tcPr>
-            <w:tcW w:type="dxa" w:w="1872"/>
-            <w:tcMar>
-              <w:top w:type="dxa" w:w="60"/>
-              <w:left w:type="dxa" w:w="100"/>
-              <w:bottom w:type="dxa" w:w="60"/>
-              <w:right w:type="dxa" w:w="100"/>
-            </w:tcMar>
-          </w:tcPr>
-          <w:p>
-            <w:pPr>
-              <w:spacing w:after="20" w:before="20"/>
-            </w:pPr>
-            <w:r>
-              <w:rPr>
-                <w:sz w:val="19"/>
-                <w:szCs w:val="19"/>
+            <w:tcW w:type="dxa" w:w="1784"/>
+            <w:tcMar>
+              <w:top w:type="dxa" w:w="50"/>
+              <w:left w:type="dxa" w:w="80"/>
+              <w:bottom w:type="dxa" w:w="50"/>
+              <w:right w:type="dxa" w:w="80"/>
+            </w:tcMar>
+          </w:tcPr>
+          <w:p>
+            <w:pPr>
+              <w:spacing w:after="15" w:before="15" w:line="240"/>
+              <w:jc w:val="left"/>
+            </w:pPr>
+            <w:r>
+              <w:rPr>
+                <w:sz w:val="17"/>
+                <w:szCs w:val="17"/>
               </w:rPr>
               <w:t xml:space="preserve">Only corpus paper linking AI autonomy to offensive operations</w:t>
             </w:r>
@@ -2602,31 +2710,32 @@
         </w:tc>
         <w:tc>
           <w:tcPr>
-            <w:tcW w:type="dxa" w:w="1872"/>
-            <w:tcMar>
-              <w:top w:type="dxa" w:w="60"/>
-              <w:left w:type="dxa" w:w="100"/>
-              <w:bottom w:type="dxa" w:w="60"/>
-              <w:right w:type="dxa" w:w="100"/>
-            </w:tcMar>
-          </w:tcPr>
-          <w:p>
-            <w:pPr>
-              <w:spacing w:after="20" w:before="20"/>
+            <w:tcW w:type="dxa" w:w="1997"/>
+            <w:tcMar>
+              <w:top w:type="dxa" w:w="50"/>
+              <w:left w:type="dxa" w:w="80"/>
+              <w:bottom w:type="dxa" w:w="50"/>
+              <w:right w:type="dxa" w:w="80"/>
+            </w:tcMar>
+          </w:tcPr>
+          <w:p>
+            <w:pPr>
+              <w:spacing w:after="15" w:before="15" w:line="240"/>
+              <w:jc w:val="left"/>
             </w:pPr>
             <w:r>
               <w:rPr>
                 <w:b/>
                 <w:bCs/>
-                <w:sz w:val="19"/>
-                <w:szCs w:val="19"/>
+                <w:sz w:val="17"/>
+                <w:szCs w:val="17"/>
               </w:rPr>
               <w:t xml:space="preserve">Anchor paper</w:t>
             </w:r>
             <w:r>
               <w:rPr>
-                <w:sz w:val="19"/>
-                <w:szCs w:val="19"/>
+                <w:sz w:val="17"/>
+                <w:szCs w:val="17"/>
               </w:rPr>
               <w:t xml:space="preserve">: pre-positioning as strategic signal</w:t>
             </w:r>
@@ -2663,30 +2772,33 @@
           <w:insideH w:val="single" w:color="auto" w:sz="4"/>
           <w:insideV w:val="single" w:color="auto" w:sz="4"/>
         </w:tblBorders>
+        <w:tblLayout w:type="fixed"/>
       </w:tblPr>
       <w:tblGrid>
-        <w:gridCol w:w="3120"/>
-        <w:gridCol w:w="3120"/>
-        <w:gridCol w:w="3120"/>
+        <w:gridCol w:w="2257"/>
+        <w:gridCol w:w="3512"/>
+        <w:gridCol w:w="3591"/>
       </w:tblGrid>
       <w:tr>
         <w:trPr>
+          <w:cantSplit w:val="false"/>
           <w:tblHeader/>
         </w:trPr>
         <w:tc>
           <w:tcPr>
-            <w:tcW w:type="dxa" w:w="3120"/>
+            <w:tcW w:type="dxa" w:w="2257"/>
             <w:shd w:fill="E8EDF2" w:color="auto" w:val="clear"/>
             <w:tcMar>
-              <w:top w:type="dxa" w:w="60"/>
-              <w:left w:type="dxa" w:w="100"/>
-              <w:bottom w:type="dxa" w:w="60"/>
-              <w:right w:type="dxa" w:w="100"/>
-            </w:tcMar>
-          </w:tcPr>
-          <w:p>
-            <w:pPr>
-              <w:spacing w:after="20" w:before="20"/>
+              <w:top w:type="dxa" w:w="50"/>
+              <w:left w:type="dxa" w:w="80"/>
+              <w:bottom w:type="dxa" w:w="50"/>
+              <w:right w:type="dxa" w:w="80"/>
+            </w:tcMar>
+          </w:tcPr>
+          <w:p>
+            <w:pPr>
+              <w:spacing w:after="15" w:before="15" w:line="240"/>
+              <w:jc w:val="left"/>
             </w:pPr>
             <w:r>
               <w:rPr>
@@ -2701,18 +2813,19 @@
         </w:tc>
         <w:tc>
           <w:tcPr>
-            <w:tcW w:type="dxa" w:w="3120"/>
+            <w:tcW w:type="dxa" w:w="3512"/>
             <w:shd w:fill="E8EDF2" w:color="auto" w:val="clear"/>
             <w:tcMar>
-              <w:top w:type="dxa" w:w="60"/>
-              <w:left w:type="dxa" w:w="100"/>
-              <w:bottom w:type="dxa" w:w="60"/>
-              <w:right w:type="dxa" w:w="100"/>
-            </w:tcMar>
-          </w:tcPr>
-          <w:p>
-            <w:pPr>
-              <w:spacing w:after="20" w:before="20"/>
+              <w:top w:type="dxa" w:w="50"/>
+              <w:left w:type="dxa" w:w="80"/>
+              <w:bottom w:type="dxa" w:w="50"/>
+              <w:right w:type="dxa" w:w="80"/>
+            </w:tcMar>
+          </w:tcPr>
+          <w:p>
+            <w:pPr>
+              <w:spacing w:after="15" w:before="15" w:line="240"/>
+              <w:jc w:val="left"/>
             </w:pPr>
             <w:r>
               <w:rPr>
@@ -2727,18 +2840,19 @@
         </w:tc>
         <w:tc>
           <w:tcPr>
-            <w:tcW w:type="dxa" w:w="3120"/>
+            <w:tcW w:type="dxa" w:w="3591"/>
             <w:shd w:fill="E8EDF2" w:color="auto" w:val="clear"/>
             <w:tcMar>
-              <w:top w:type="dxa" w:w="60"/>
-              <w:left w:type="dxa" w:w="100"/>
-              <w:bottom w:type="dxa" w:w="60"/>
-              <w:right w:type="dxa" w:w="100"/>
-            </w:tcMar>
-          </w:tcPr>
-          <w:p>
-            <w:pPr>
-              <w:spacing w:after="20" w:before="20"/>
+              <w:top w:type="dxa" w:w="50"/>
+              <w:left w:type="dxa" w:w="80"/>
+              <w:bottom w:type="dxa" w:w="50"/>
+              <w:right w:type="dxa" w:w="80"/>
+            </w:tcMar>
+          </w:tcPr>
+          <w:p>
+            <w:pPr>
+              <w:spacing w:after="15" w:before="15" w:line="240"/>
+              <w:jc w:val="left"/>
             </w:pPr>
             <w:r>
               <w:rPr>
@@ -2754,21 +2868,23 @@
       </w:tr>
       <w:tr>
         <w:trPr>
+          <w:cantSplit w:val="false"/>
           <w:tblHeader w:val="false"/>
         </w:trPr>
         <w:tc>
           <w:tcPr>
-            <w:tcW w:type="dxa" w:w="3120"/>
-            <w:tcMar>
-              <w:top w:type="dxa" w:w="60"/>
-              <w:left w:type="dxa" w:w="100"/>
-              <w:bottom w:type="dxa" w:w="60"/>
-              <w:right w:type="dxa" w:w="100"/>
-            </w:tcMar>
-          </w:tcPr>
-          <w:p>
-            <w:pPr>
-              <w:spacing w:after="20" w:before="20"/>
+            <w:tcW w:type="dxa" w:w="2257"/>
+            <w:tcMar>
+              <w:top w:type="dxa" w:w="50"/>
+              <w:left w:type="dxa" w:w="80"/>
+              <w:bottom w:type="dxa" w:w="50"/>
+              <w:right w:type="dxa" w:w="80"/>
+            </w:tcMar>
+          </w:tcPr>
+          <w:p>
+            <w:pPr>
+              <w:spacing w:after="15" w:before="15" w:line="240"/>
+              <w:jc w:val="left"/>
             </w:pPr>
             <w:r>
               <w:rPr>
@@ -2783,17 +2899,18 @@
         </w:tc>
         <w:tc>
           <w:tcPr>
-            <w:tcW w:type="dxa" w:w="3120"/>
-            <w:tcMar>
-              <w:top w:type="dxa" w:w="60"/>
-              <w:left w:type="dxa" w:w="100"/>
-              <w:bottom w:type="dxa" w:w="60"/>
-              <w:right w:type="dxa" w:w="100"/>
-            </w:tcMar>
-          </w:tcPr>
-          <w:p>
-            <w:pPr>
-              <w:spacing w:after="20" w:before="20"/>
+            <w:tcW w:type="dxa" w:w="3512"/>
+            <w:tcMar>
+              <w:top w:type="dxa" w:w="50"/>
+              <w:left w:type="dxa" w:w="80"/>
+              <w:bottom w:type="dxa" w:w="50"/>
+              <w:right w:type="dxa" w:w="80"/>
+            </w:tcMar>
+          </w:tcPr>
+          <w:p>
+            <w:pPr>
+              <w:spacing w:after="15" w:before="15" w:line="240"/>
+              <w:jc w:val="left"/>
             </w:pPr>
             <w:r>
               <w:rPr>
@@ -2815,17 +2932,18 @@
         </w:tc>
         <w:tc>
           <w:tcPr>
-            <w:tcW w:type="dxa" w:w="3120"/>
-            <w:tcMar>
-              <w:top w:type="dxa" w:w="60"/>
-              <w:left w:type="dxa" w:w="100"/>
-              <w:bottom w:type="dxa" w:w="60"/>
-              <w:right w:type="dxa" w:w="100"/>
-            </w:tcMar>
-          </w:tcPr>
-          <w:p>
-            <w:pPr>
-              <w:spacing w:after="20" w:before="20"/>
+            <w:tcW w:type="dxa" w:w="3591"/>
+            <w:tcMar>
+              <w:top w:type="dxa" w:w="50"/>
+              <w:left w:type="dxa" w:w="80"/>
+              <w:bottom w:type="dxa" w:w="50"/>
+              <w:right w:type="dxa" w:w="80"/>
+            </w:tcMar>
+          </w:tcPr>
+          <w:p>
+            <w:pPr>
+              <w:spacing w:after="15" w:before="15" w:line="240"/>
+              <w:jc w:val="left"/>
             </w:pPr>
             <w:r>
               <w:rPr>
@@ -2850,21 +2968,23 @@
       </w:tr>
       <w:tr>
         <w:trPr>
+          <w:cantSplit w:val="false"/>
           <w:tblHeader w:val="false"/>
         </w:trPr>
         <w:tc>
           <w:tcPr>
-            <w:tcW w:type="dxa" w:w="3120"/>
-            <w:tcMar>
-              <w:top w:type="dxa" w:w="60"/>
-              <w:left w:type="dxa" w:w="100"/>
-              <w:bottom w:type="dxa" w:w="60"/>
-              <w:right w:type="dxa" w:w="100"/>
-            </w:tcMar>
-          </w:tcPr>
-          <w:p>
-            <w:pPr>
-              <w:spacing w:after="20" w:before="20"/>
+            <w:tcW w:type="dxa" w:w="2257"/>
+            <w:tcMar>
+              <w:top w:type="dxa" w:w="50"/>
+              <w:left w:type="dxa" w:w="80"/>
+              <w:bottom w:type="dxa" w:w="50"/>
+              <w:right w:type="dxa" w:w="80"/>
+            </w:tcMar>
+          </w:tcPr>
+          <w:p>
+            <w:pPr>
+              <w:spacing w:after="15" w:before="15" w:line="240"/>
+              <w:jc w:val="left"/>
             </w:pPr>
             <w:r>
               <w:rPr>
@@ -2879,17 +2999,18 @@
         </w:tc>
         <w:tc>
           <w:tcPr>
-            <w:tcW w:type="dxa" w:w="3120"/>
-            <w:tcMar>
-              <w:top w:type="dxa" w:w="60"/>
-              <w:left w:type="dxa" w:w="100"/>
-              <w:bottom w:type="dxa" w:w="60"/>
-              <w:right w:type="dxa" w:w="100"/>
-            </w:tcMar>
-          </w:tcPr>
-          <w:p>
-            <w:pPr>
-              <w:spacing w:after="20" w:before="20"/>
+            <w:tcW w:type="dxa" w:w="3512"/>
+            <w:tcMar>
+              <w:top w:type="dxa" w:w="50"/>
+              <w:left w:type="dxa" w:w="80"/>
+              <w:bottom w:type="dxa" w:w="50"/>
+              <w:right w:type="dxa" w:w="80"/>
+            </w:tcMar>
+          </w:tcPr>
+          <w:p>
+            <w:pPr>
+              <w:spacing w:after="15" w:before="15" w:line="240"/>
+              <w:jc w:val="left"/>
             </w:pPr>
             <w:r>
               <w:rPr>
@@ -2902,17 +3023,18 @@
         </w:tc>
         <w:tc>
           <w:tcPr>
-            <w:tcW w:type="dxa" w:w="3120"/>
-            <w:tcMar>
-              <w:top w:type="dxa" w:w="60"/>
-              <w:left w:type="dxa" w:w="100"/>
-              <w:bottom w:type="dxa" w:w="60"/>
-              <w:right w:type="dxa" w:w="100"/>
-            </w:tcMar>
-          </w:tcPr>
-          <w:p>
-            <w:pPr>
-              <w:spacing w:after="20" w:before="20"/>
+            <w:tcW w:type="dxa" w:w="3591"/>
+            <w:tcMar>
+              <w:top w:type="dxa" w:w="50"/>
+              <w:left w:type="dxa" w:w="80"/>
+              <w:bottom w:type="dxa" w:w="50"/>
+              <w:right w:type="dxa" w:w="80"/>
+            </w:tcMar>
+          </w:tcPr>
+          <w:p>
+            <w:pPr>
+              <w:spacing w:after="15" w:before="15" w:line="240"/>
+              <w:jc w:val="left"/>
             </w:pPr>
             <w:r>
               <w:rPr>
@@ -2926,21 +3048,23 @@
       </w:tr>
       <w:tr>
         <w:trPr>
+          <w:cantSplit w:val="false"/>
           <w:tblHeader w:val="false"/>
         </w:trPr>
         <w:tc>
           <w:tcPr>
-            <w:tcW w:type="dxa" w:w="3120"/>
-            <w:tcMar>
-              <w:top w:type="dxa" w:w="60"/>
-              <w:left w:type="dxa" w:w="100"/>
-              <w:bottom w:type="dxa" w:w="60"/>
-              <w:right w:type="dxa" w:w="100"/>
-            </w:tcMar>
-          </w:tcPr>
-          <w:p>
-            <w:pPr>
-              <w:spacing w:after="20" w:before="20"/>
+            <w:tcW w:type="dxa" w:w="2257"/>
+            <w:tcMar>
+              <w:top w:type="dxa" w:w="50"/>
+              <w:left w:type="dxa" w:w="80"/>
+              <w:bottom w:type="dxa" w:w="50"/>
+              <w:right w:type="dxa" w:w="80"/>
+            </w:tcMar>
+          </w:tcPr>
+          <w:p>
+            <w:pPr>
+              <w:spacing w:after="15" w:before="15" w:line="240"/>
+              <w:jc w:val="left"/>
             </w:pPr>
             <w:r>
               <w:rPr>
@@ -2955,17 +3079,18 @@
         </w:tc>
         <w:tc>
           <w:tcPr>
-            <w:tcW w:type="dxa" w:w="3120"/>
-            <w:tcMar>
-              <w:top w:type="dxa" w:w="60"/>
-              <w:left w:type="dxa" w:w="100"/>
-              <w:bottom w:type="dxa" w:w="60"/>
-              <w:right w:type="dxa" w:w="100"/>
-            </w:tcMar>
-          </w:tcPr>
-          <w:p>
-            <w:pPr>
-              <w:spacing w:after="20" w:before="20"/>
+            <w:tcW w:type="dxa" w:w="3512"/>
+            <w:tcMar>
+              <w:top w:type="dxa" w:w="50"/>
+              <w:left w:type="dxa" w:w="80"/>
+              <w:bottom w:type="dxa" w:w="50"/>
+              <w:right w:type="dxa" w:w="80"/>
+            </w:tcMar>
+          </w:tcPr>
+          <w:p>
+            <w:pPr>
+              <w:spacing w:after="15" w:before="15" w:line="240"/>
+              <w:jc w:val="left"/>
             </w:pPr>
             <w:r>
               <w:rPr>
@@ -2978,17 +3103,18 @@
         </w:tc>
         <w:tc>
           <w:tcPr>
-            <w:tcW w:type="dxa" w:w="3120"/>
-            <w:tcMar>
-              <w:top w:type="dxa" w:w="60"/>
-              <w:left w:type="dxa" w:w="100"/>
-              <w:bottom w:type="dxa" w:w="60"/>
-              <w:right w:type="dxa" w:w="100"/>
-            </w:tcMar>
-          </w:tcPr>
-          <w:p>
-            <w:pPr>
-              <w:spacing w:after="20" w:before="20"/>
+            <w:tcW w:type="dxa" w:w="3591"/>
+            <w:tcMar>
+              <w:top w:type="dxa" w:w="50"/>
+              <w:left w:type="dxa" w:w="80"/>
+              <w:bottom w:type="dxa" w:w="50"/>
+              <w:right w:type="dxa" w:w="80"/>
+            </w:tcMar>
+          </w:tcPr>
+          <w:p>
+            <w:pPr>
+              <w:spacing w:after="15" w:before="15" w:line="240"/>
+              <w:jc w:val="left"/>
             </w:pPr>
             <w:r>
               <w:rPr>
@@ -3002,21 +3128,23 @@
       </w:tr>
       <w:tr>
         <w:trPr>
+          <w:cantSplit w:val="false"/>
           <w:tblHeader w:val="false"/>
         </w:trPr>
         <w:tc>
           <w:tcPr>
-            <w:tcW w:type="dxa" w:w="3120"/>
-            <w:tcMar>
-              <w:top w:type="dxa" w:w="60"/>
-              <w:left w:type="dxa" w:w="100"/>
-              <w:bottom w:type="dxa" w:w="60"/>
-              <w:right w:type="dxa" w:w="100"/>
-            </w:tcMar>
-          </w:tcPr>
-          <w:p>
-            <w:pPr>
-              <w:spacing w:after="20" w:before="20"/>
+            <w:tcW w:type="dxa" w:w="2257"/>
+            <w:tcMar>
+              <w:top w:type="dxa" w:w="50"/>
+              <w:left w:type="dxa" w:w="80"/>
+              <w:bottom w:type="dxa" w:w="50"/>
+              <w:right w:type="dxa" w:w="80"/>
+            </w:tcMar>
+          </w:tcPr>
+          <w:p>
+            <w:pPr>
+              <w:spacing w:after="15" w:before="15" w:line="240"/>
+              <w:jc w:val="left"/>
             </w:pPr>
             <w:r>
               <w:rPr>
@@ -3031,17 +3159,18 @@
         </w:tc>
         <w:tc>
           <w:tcPr>
-            <w:tcW w:type="dxa" w:w="3120"/>
-            <w:tcMar>
-              <w:top w:type="dxa" w:w="60"/>
-              <w:left w:type="dxa" w:w="100"/>
-              <w:bottom w:type="dxa" w:w="60"/>
-              <w:right w:type="dxa" w:w="100"/>
-            </w:tcMar>
-          </w:tcPr>
-          <w:p>
-            <w:pPr>
-              <w:spacing w:after="20" w:before="20"/>
+            <w:tcW w:type="dxa" w:w="3512"/>
+            <w:tcMar>
+              <w:top w:type="dxa" w:w="50"/>
+              <w:left w:type="dxa" w:w="80"/>
+              <w:bottom w:type="dxa" w:w="50"/>
+              <w:right w:type="dxa" w:w="80"/>
+            </w:tcMar>
+          </w:tcPr>
+          <w:p>
+            <w:pPr>
+              <w:spacing w:after="15" w:before="15" w:line="240"/>
+              <w:jc w:val="left"/>
             </w:pPr>
             <w:r>
               <w:rPr>
@@ -3054,17 +3183,18 @@
         </w:tc>
         <w:tc>
           <w:tcPr>
-            <w:tcW w:type="dxa" w:w="3120"/>
-            <w:tcMar>
-              <w:top w:type="dxa" w:w="60"/>
-              <w:left w:type="dxa" w:w="100"/>
-              <w:bottom w:type="dxa" w:w="60"/>
-              <w:right w:type="dxa" w:w="100"/>
-            </w:tcMar>
-          </w:tcPr>
-          <w:p>
-            <w:pPr>
-              <w:spacing w:after="20" w:before="20"/>
+            <w:tcW w:type="dxa" w:w="3591"/>
+            <w:tcMar>
+              <w:top w:type="dxa" w:w="50"/>
+              <w:left w:type="dxa" w:w="80"/>
+              <w:bottom w:type="dxa" w:w="50"/>
+              <w:right w:type="dxa" w:w="80"/>
+            </w:tcMar>
+          </w:tcPr>
+          <w:p>
+            <w:pPr>
+              <w:spacing w:after="15" w:before="15" w:line="240"/>
+              <w:jc w:val="left"/>
             </w:pPr>
             <w:r>
               <w:rPr>
@@ -3078,21 +3208,23 @@
       </w:tr>
       <w:tr>
         <w:trPr>
+          <w:cantSplit w:val="false"/>
           <w:tblHeader w:val="false"/>
         </w:trPr>
         <w:tc>
           <w:tcPr>
-            <w:tcW w:type="dxa" w:w="3120"/>
-            <w:tcMar>
-              <w:top w:type="dxa" w:w="60"/>
-              <w:left w:type="dxa" w:w="100"/>
-              <w:bottom w:type="dxa" w:w="60"/>
-              <w:right w:type="dxa" w:w="100"/>
-            </w:tcMar>
-          </w:tcPr>
-          <w:p>
-            <w:pPr>
-              <w:spacing w:after="20" w:before="20"/>
+            <w:tcW w:type="dxa" w:w="2257"/>
+            <w:tcMar>
+              <w:top w:type="dxa" w:w="50"/>
+              <w:left w:type="dxa" w:w="80"/>
+              <w:bottom w:type="dxa" w:w="50"/>
+              <w:right w:type="dxa" w:w="80"/>
+            </w:tcMar>
+          </w:tcPr>
+          <w:p>
+            <w:pPr>
+              <w:spacing w:after="15" w:before="15" w:line="240"/>
+              <w:jc w:val="left"/>
             </w:pPr>
             <w:r>
               <w:rPr>
@@ -3107,17 +3239,18 @@
         </w:tc>
         <w:tc>
           <w:tcPr>
-            <w:tcW w:type="dxa" w:w="3120"/>
-            <w:tcMar>
-              <w:top w:type="dxa" w:w="60"/>
-              <w:left w:type="dxa" w:w="100"/>
-              <w:bottom w:type="dxa" w:w="60"/>
-              <w:right w:type="dxa" w:w="100"/>
-            </w:tcMar>
-          </w:tcPr>
-          <w:p>
-            <w:pPr>
-              <w:spacing w:after="20" w:before="20"/>
+            <w:tcW w:type="dxa" w:w="3512"/>
+            <w:tcMar>
+              <w:top w:type="dxa" w:w="50"/>
+              <w:left w:type="dxa" w:w="80"/>
+              <w:bottom w:type="dxa" w:w="50"/>
+              <w:right w:type="dxa" w:w="80"/>
+            </w:tcMar>
+          </w:tcPr>
+          <w:p>
+            <w:pPr>
+              <w:spacing w:after="15" w:before="15" w:line="240"/>
+              <w:jc w:val="left"/>
             </w:pPr>
             <w:r>
               <w:rPr>
@@ -3139,17 +3272,18 @@
         </w:tc>
         <w:tc>
           <w:tcPr>
-            <w:tcW w:type="dxa" w:w="3120"/>
-            <w:tcMar>
-              <w:top w:type="dxa" w:w="60"/>
-              <w:left w:type="dxa" w:w="100"/>
-              <w:bottom w:type="dxa" w:w="60"/>
-              <w:right w:type="dxa" w:w="100"/>
-            </w:tcMar>
-          </w:tcPr>
-          <w:p>
-            <w:pPr>
-              <w:spacing w:after="20" w:before="20"/>
+            <w:tcW w:type="dxa" w:w="3591"/>
+            <w:tcMar>
+              <w:top w:type="dxa" w:w="50"/>
+              <w:left w:type="dxa" w:w="80"/>
+              <w:bottom w:type="dxa" w:w="50"/>
+              <w:right w:type="dxa" w:w="80"/>
+            </w:tcMar>
+          </w:tcPr>
+          <w:p>
+            <w:pPr>
+              <w:spacing w:after="15" w:before="15" w:line="240"/>
+              <w:jc w:val="left"/>
             </w:pPr>
             <w:r>
               <w:rPr>
@@ -3165,21 +3299,23 @@
       </w:tr>
       <w:tr>
         <w:trPr>
+          <w:cantSplit w:val="false"/>
           <w:tblHeader w:val="false"/>
         </w:trPr>
         <w:tc>
           <w:tcPr>
-            <w:tcW w:type="dxa" w:w="3120"/>
-            <w:tcMar>
-              <w:top w:type="dxa" w:w="60"/>
-              <w:left w:type="dxa" w:w="100"/>
-              <w:bottom w:type="dxa" w:w="60"/>
-              <w:right w:type="dxa" w:w="100"/>
-            </w:tcMar>
-          </w:tcPr>
-          <w:p>
-            <w:pPr>
-              <w:spacing w:after="20" w:before="20"/>
+            <w:tcW w:type="dxa" w:w="2257"/>
+            <w:tcMar>
+              <w:top w:type="dxa" w:w="50"/>
+              <w:left w:type="dxa" w:w="80"/>
+              <w:bottom w:type="dxa" w:w="50"/>
+              <w:right w:type="dxa" w:w="80"/>
+            </w:tcMar>
+          </w:tcPr>
+          <w:p>
+            <w:pPr>
+              <w:spacing w:after="15" w:before="15" w:line="240"/>
+              <w:jc w:val="left"/>
             </w:pPr>
             <w:r>
               <w:rPr>
@@ -3194,17 +3330,18 @@
         </w:tc>
         <w:tc>
           <w:tcPr>
-            <w:tcW w:type="dxa" w:w="3120"/>
-            <w:tcMar>
-              <w:top w:type="dxa" w:w="60"/>
-              <w:left w:type="dxa" w:w="100"/>
-              <w:bottom w:type="dxa" w:w="60"/>
-              <w:right w:type="dxa" w:w="100"/>
-            </w:tcMar>
-          </w:tcPr>
-          <w:p>
-            <w:pPr>
-              <w:spacing w:after="20" w:before="20"/>
+            <w:tcW w:type="dxa" w:w="3512"/>
+            <w:tcMar>
+              <w:top w:type="dxa" w:w="50"/>
+              <w:left w:type="dxa" w:w="80"/>
+              <w:bottom w:type="dxa" w:w="50"/>
+              <w:right w:type="dxa" w:w="80"/>
+            </w:tcMar>
+          </w:tcPr>
+          <w:p>
+            <w:pPr>
+              <w:spacing w:after="15" w:before="15" w:line="240"/>
+              <w:jc w:val="left"/>
             </w:pPr>
             <w:r>
               <w:rPr>
@@ -3217,17 +3354,18 @@
         </w:tc>
         <w:tc>
           <w:tcPr>
-            <w:tcW w:type="dxa" w:w="3120"/>
-            <w:tcMar>
-              <w:top w:type="dxa" w:w="60"/>
-              <w:left w:type="dxa" w:w="100"/>
-              <w:bottom w:type="dxa" w:w="60"/>
-              <w:right w:type="dxa" w:w="100"/>
-            </w:tcMar>
-          </w:tcPr>
-          <w:p>
-            <w:pPr>
-              <w:spacing w:after="20" w:before="20"/>
+            <w:tcW w:type="dxa" w:w="3591"/>
+            <w:tcMar>
+              <w:top w:type="dxa" w:w="50"/>
+              <w:left w:type="dxa" w:w="80"/>
+              <w:bottom w:type="dxa" w:w="50"/>
+              <w:right w:type="dxa" w:w="80"/>
+            </w:tcMar>
+          </w:tcPr>
+          <w:p>
+            <w:pPr>
+              <w:spacing w:after="15" w:before="15" w:line="240"/>
+              <w:jc w:val="left"/>
             </w:pPr>
             <w:r>
               <w:rPr>
@@ -3241,21 +3379,23 @@
       </w:tr>
       <w:tr>
         <w:trPr>
+          <w:cantSplit w:val="false"/>
           <w:tblHeader w:val="false"/>
         </w:trPr>
         <w:tc>
           <w:tcPr>
-            <w:tcW w:type="dxa" w:w="3120"/>
-            <w:tcMar>
-              <w:top w:type="dxa" w:w="60"/>
-              <w:left w:type="dxa" w:w="100"/>
-              <w:bottom w:type="dxa" w:w="60"/>
-              <w:right w:type="dxa" w:w="100"/>
-            </w:tcMar>
-          </w:tcPr>
-          <w:p>
-            <w:pPr>
-              <w:spacing w:after="20" w:before="20"/>
+            <w:tcW w:type="dxa" w:w="2257"/>
+            <w:tcMar>
+              <w:top w:type="dxa" w:w="50"/>
+              <w:left w:type="dxa" w:w="80"/>
+              <w:bottom w:type="dxa" w:w="50"/>
+              <w:right w:type="dxa" w:w="80"/>
+            </w:tcMar>
+          </w:tcPr>
+          <w:p>
+            <w:pPr>
+              <w:spacing w:after="15" w:before="15" w:line="240"/>
+              <w:jc w:val="left"/>
             </w:pPr>
             <w:r>
               <w:rPr>
@@ -3270,17 +3410,18 @@
         </w:tc>
         <w:tc>
           <w:tcPr>
-            <w:tcW w:type="dxa" w:w="3120"/>
-            <w:tcMar>
-              <w:top w:type="dxa" w:w="60"/>
-              <w:left w:type="dxa" w:w="100"/>
-              <w:bottom w:type="dxa" w:w="60"/>
-              <w:right w:type="dxa" w:w="100"/>
-            </w:tcMar>
-          </w:tcPr>
-          <w:p>
-            <w:pPr>
-              <w:spacing w:after="20" w:before="20"/>
+            <w:tcW w:type="dxa" w:w="3512"/>
+            <w:tcMar>
+              <w:top w:type="dxa" w:w="50"/>
+              <w:left w:type="dxa" w:w="80"/>
+              <w:bottom w:type="dxa" w:w="50"/>
+              <w:right w:type="dxa" w:w="80"/>
+            </w:tcMar>
+          </w:tcPr>
+          <w:p>
+            <w:pPr>
+              <w:spacing w:after="15" w:before="15" w:line="240"/>
+              <w:jc w:val="left"/>
             </w:pPr>
             <w:r>
               <w:rPr>
@@ -3293,17 +3434,18 @@
         </w:tc>
         <w:tc>
           <w:tcPr>
-            <w:tcW w:type="dxa" w:w="3120"/>
-            <w:tcMar>
-              <w:top w:type="dxa" w:w="60"/>
-              <w:left w:type="dxa" w:w="100"/>
-              <w:bottom w:type="dxa" w:w="60"/>
-              <w:right w:type="dxa" w:w="100"/>
-            </w:tcMar>
-          </w:tcPr>
-          <w:p>
-            <w:pPr>
-              <w:spacing w:after="20" w:before="20"/>
+            <w:tcW w:type="dxa" w:w="3591"/>
+            <w:tcMar>
+              <w:top w:type="dxa" w:w="50"/>
+              <w:left w:type="dxa" w:w="80"/>
+              <w:bottom w:type="dxa" w:w="50"/>
+              <w:right w:type="dxa" w:w="80"/>
+            </w:tcMar>
+          </w:tcPr>
+          <w:p>
+            <w:pPr>
+              <w:spacing w:after="15" w:before="15" w:line="240"/>
+              <w:jc w:val="left"/>
             </w:pPr>
             <w:r>
               <w:rPr>
@@ -3317,21 +3459,23 @@
       </w:tr>
       <w:tr>
         <w:trPr>
+          <w:cantSplit w:val="false"/>
           <w:tblHeader w:val="false"/>
         </w:trPr>
         <w:tc>
           <w:tcPr>
-            <w:tcW w:type="dxa" w:w="3120"/>
-            <w:tcMar>
-              <w:top w:type="dxa" w:w="60"/>
-              <w:left w:type="dxa" w:w="100"/>
-              <w:bottom w:type="dxa" w:w="60"/>
-              <w:right w:type="dxa" w:w="100"/>
-            </w:tcMar>
-          </w:tcPr>
-          <w:p>
-            <w:pPr>
-              <w:spacing w:after="20" w:before="20"/>
+            <w:tcW w:type="dxa" w:w="2257"/>
+            <w:tcMar>
+              <w:top w:type="dxa" w:w="50"/>
+              <w:left w:type="dxa" w:w="80"/>
+              <w:bottom w:type="dxa" w:w="50"/>
+              <w:right w:type="dxa" w:w="80"/>
+            </w:tcMar>
+          </w:tcPr>
+          <w:p>
+            <w:pPr>
+              <w:spacing w:after="15" w:before="15" w:line="240"/>
+              <w:jc w:val="left"/>
             </w:pPr>
             <w:r>
               <w:rPr>
@@ -3346,17 +3490,18 @@
         </w:tc>
         <w:tc>
           <w:tcPr>
-            <w:tcW w:type="dxa" w:w="3120"/>
-            <w:tcMar>
-              <w:top w:type="dxa" w:w="60"/>
-              <w:left w:type="dxa" w:w="100"/>
-              <w:bottom w:type="dxa" w:w="60"/>
-              <w:right w:type="dxa" w:w="100"/>
-            </w:tcMar>
-          </w:tcPr>
-          <w:p>
-            <w:pPr>
-              <w:spacing w:after="20" w:before="20"/>
+            <w:tcW w:type="dxa" w:w="3512"/>
+            <w:tcMar>
+              <w:top w:type="dxa" w:w="50"/>
+              <w:left w:type="dxa" w:w="80"/>
+              <w:bottom w:type="dxa" w:w="50"/>
+              <w:right w:type="dxa" w:w="80"/>
+            </w:tcMar>
+          </w:tcPr>
+          <w:p>
+            <w:pPr>
+              <w:spacing w:after="15" w:before="15" w:line="240"/>
+              <w:jc w:val="left"/>
             </w:pPr>
             <w:r>
               <w:rPr>
@@ -3369,17 +3514,18 @@
         </w:tc>
         <w:tc>
           <w:tcPr>
-            <w:tcW w:type="dxa" w:w="3120"/>
-            <w:tcMar>
-              <w:top w:type="dxa" w:w="60"/>
-              <w:left w:type="dxa" w:w="100"/>
-              <w:bottom w:type="dxa" w:w="60"/>
-              <w:right w:type="dxa" w:w="100"/>
-            </w:tcMar>
-          </w:tcPr>
-          <w:p>
-            <w:pPr>
-              <w:spacing w:after="20" w:before="20"/>
+            <w:tcW w:type="dxa" w:w="3591"/>
+            <w:tcMar>
+              <w:top w:type="dxa" w:w="50"/>
+              <w:left w:type="dxa" w:w="80"/>
+              <w:bottom w:type="dxa" w:w="50"/>
+              <w:right w:type="dxa" w:w="80"/>
+            </w:tcMar>
+          </w:tcPr>
+          <w:p>
+            <w:pPr>
+              <w:spacing w:after="15" w:before="15" w:line="240"/>
+              <w:jc w:val="left"/>
             </w:pPr>
             <w:r>
               <w:rPr>
@@ -3393,21 +3539,23 @@
       </w:tr>
       <w:tr>
         <w:trPr>
+          <w:cantSplit w:val="false"/>
           <w:tblHeader w:val="false"/>
         </w:trPr>
         <w:tc>
           <w:tcPr>
-            <w:tcW w:type="dxa" w:w="3120"/>
-            <w:tcMar>
-              <w:top w:type="dxa" w:w="60"/>
-              <w:left w:type="dxa" w:w="100"/>
-              <w:bottom w:type="dxa" w:w="60"/>
-              <w:right w:type="dxa" w:w="100"/>
-            </w:tcMar>
-          </w:tcPr>
-          <w:p>
-            <w:pPr>
-              <w:spacing w:after="20" w:before="20"/>
+            <w:tcW w:type="dxa" w:w="2257"/>
+            <w:tcMar>
+              <w:top w:type="dxa" w:w="50"/>
+              <w:left w:type="dxa" w:w="80"/>
+              <w:bottom w:type="dxa" w:w="50"/>
+              <w:right w:type="dxa" w:w="80"/>
+            </w:tcMar>
+          </w:tcPr>
+          <w:p>
+            <w:pPr>
+              <w:spacing w:after="15" w:before="15" w:line="240"/>
+              <w:jc w:val="left"/>
             </w:pPr>
             <w:r>
               <w:rPr>
@@ -3422,17 +3570,18 @@
         </w:tc>
         <w:tc>
           <w:tcPr>
-            <w:tcW w:type="dxa" w:w="3120"/>
-            <w:tcMar>
-              <w:top w:type="dxa" w:w="60"/>
-              <w:left w:type="dxa" w:w="100"/>
-              <w:bottom w:type="dxa" w:w="60"/>
-              <w:right w:type="dxa" w:w="100"/>
-            </w:tcMar>
-          </w:tcPr>
-          <w:p>
-            <w:pPr>
-              <w:spacing w:after="20" w:before="20"/>
+            <w:tcW w:type="dxa" w:w="3512"/>
+            <w:tcMar>
+              <w:top w:type="dxa" w:w="50"/>
+              <w:left w:type="dxa" w:w="80"/>
+              <w:bottom w:type="dxa" w:w="50"/>
+              <w:right w:type="dxa" w:w="80"/>
+            </w:tcMar>
+          </w:tcPr>
+          <w:p>
+            <w:pPr>
+              <w:spacing w:after="15" w:before="15" w:line="240"/>
+              <w:jc w:val="left"/>
             </w:pPr>
             <w:r>
               <w:rPr>
@@ -3445,17 +3594,18 @@
         </w:tc>
         <w:tc>
           <w:tcPr>
-            <w:tcW w:type="dxa" w:w="3120"/>
-            <w:tcMar>
-              <w:top w:type="dxa" w:w="60"/>
-              <w:left w:type="dxa" w:w="100"/>
-              <w:bottom w:type="dxa" w:w="60"/>
-              <w:right w:type="dxa" w:w="100"/>
-            </w:tcMar>
-          </w:tcPr>
-          <w:p>
-            <w:pPr>
-              <w:spacing w:after="20" w:before="20"/>
+            <w:tcW w:type="dxa" w:w="3591"/>
+            <w:tcMar>
+              <w:top w:type="dxa" w:w="50"/>
+              <w:left w:type="dxa" w:w="80"/>
+              <w:bottom w:type="dxa" w:w="50"/>
+              <w:right w:type="dxa" w:w="80"/>
+            </w:tcMar>
+          </w:tcPr>
+          <w:p>
+            <w:pPr>
+              <w:spacing w:after="15" w:before="15" w:line="240"/>
+              <w:jc w:val="left"/>
             </w:pPr>
             <w:r>
               <w:rPr>
@@ -3471,21 +3621,23 @@
       </w:tr>
       <w:tr>
         <w:trPr>
+          <w:cantSplit w:val="false"/>
           <w:tblHeader w:val="false"/>
         </w:trPr>
         <w:tc>
           <w:tcPr>
-            <w:tcW w:type="dxa" w:w="3120"/>
-            <w:tcMar>
-              <w:top w:type="dxa" w:w="60"/>
-              <w:left w:type="dxa" w:w="100"/>
-              <w:bottom w:type="dxa" w:w="60"/>
-              <w:right w:type="dxa" w:w="100"/>
-            </w:tcMar>
-          </w:tcPr>
-          <w:p>
-            <w:pPr>
-              <w:spacing w:after="20" w:before="20"/>
+            <w:tcW w:type="dxa" w:w="2257"/>
+            <w:tcMar>
+              <w:top w:type="dxa" w:w="50"/>
+              <w:left w:type="dxa" w:w="80"/>
+              <w:bottom w:type="dxa" w:w="50"/>
+              <w:right w:type="dxa" w:w="80"/>
+            </w:tcMar>
+          </w:tcPr>
+          <w:p>
+            <w:pPr>
+              <w:spacing w:after="15" w:before="15" w:line="240"/>
+              <w:jc w:val="left"/>
             </w:pPr>
             <w:r>
               <w:rPr>
@@ -3500,17 +3652,18 @@
         </w:tc>
         <w:tc>
           <w:tcPr>
-            <w:tcW w:type="dxa" w:w="3120"/>
-            <w:tcMar>
-              <w:top w:type="dxa" w:w="60"/>
-              <w:left w:type="dxa" w:w="100"/>
-              <w:bottom w:type="dxa" w:w="60"/>
-              <w:right w:type="dxa" w:w="100"/>
-            </w:tcMar>
-          </w:tcPr>
-          <w:p>
-            <w:pPr>
-              <w:spacing w:after="20" w:before="20"/>
+            <w:tcW w:type="dxa" w:w="3512"/>
+            <w:tcMar>
+              <w:top w:type="dxa" w:w="50"/>
+              <w:left w:type="dxa" w:w="80"/>
+              <w:bottom w:type="dxa" w:w="50"/>
+              <w:right w:type="dxa" w:w="80"/>
+            </w:tcMar>
+          </w:tcPr>
+          <w:p>
+            <w:pPr>
+              <w:spacing w:after="15" w:before="15" w:line="240"/>
+              <w:jc w:val="left"/>
             </w:pPr>
             <w:r>
               <w:rPr>
@@ -3523,17 +3676,18 @@
         </w:tc>
         <w:tc>
           <w:tcPr>
-            <w:tcW w:type="dxa" w:w="3120"/>
-            <w:tcMar>
-              <w:top w:type="dxa" w:w="60"/>
-              <w:left w:type="dxa" w:w="100"/>
-              <w:bottom w:type="dxa" w:w="60"/>
-              <w:right w:type="dxa" w:w="100"/>
-            </w:tcMar>
-          </w:tcPr>
-          <w:p>
-            <w:pPr>
-              <w:spacing w:after="20" w:before="20"/>
+            <w:tcW w:type="dxa" w:w="3591"/>
+            <w:tcMar>
+              <w:top w:type="dxa" w:w="50"/>
+              <w:left w:type="dxa" w:w="80"/>
+              <w:bottom w:type="dxa" w:w="50"/>
+              <w:right w:type="dxa" w:w="80"/>
+            </w:tcMar>
+          </w:tcPr>
+          <w:p>
+            <w:pPr>
+              <w:spacing w:after="15" w:before="15" w:line="240"/>
+              <w:jc w:val="left"/>
             </w:pPr>
             <w:r>
               <w:rPr>
@@ -3549,21 +3703,23 @@
       </w:tr>
       <w:tr>
         <w:trPr>
+          <w:cantSplit w:val="false"/>
           <w:tblHeader w:val="false"/>
         </w:trPr>
         <w:tc>
           <w:tcPr>
-            <w:tcW w:type="dxa" w:w="3120"/>
-            <w:tcMar>
-              <w:top w:type="dxa" w:w="60"/>
-              <w:left w:type="dxa" w:w="100"/>
-              <w:bottom w:type="dxa" w:w="60"/>
-              <w:right w:type="dxa" w:w="100"/>
-            </w:tcMar>
-          </w:tcPr>
-          <w:p>
-            <w:pPr>
-              <w:spacing w:after="20" w:before="20"/>
+            <w:tcW w:type="dxa" w:w="2257"/>
+            <w:tcMar>
+              <w:top w:type="dxa" w:w="50"/>
+              <w:left w:type="dxa" w:w="80"/>
+              <w:bottom w:type="dxa" w:w="50"/>
+              <w:right w:type="dxa" w:w="80"/>
+            </w:tcMar>
+          </w:tcPr>
+          <w:p>
+            <w:pPr>
+              <w:spacing w:after="15" w:before="15" w:line="240"/>
+              <w:jc w:val="left"/>
             </w:pPr>
             <w:r>
               <w:rPr>
@@ -3579,17 +3735,18 @@
         </w:tc>
         <w:tc>
           <w:tcPr>
-            <w:tcW w:type="dxa" w:w="3120"/>
-            <w:tcMar>
-              <w:top w:type="dxa" w:w="60"/>
-              <w:left w:type="dxa" w:w="100"/>
-              <w:bottom w:type="dxa" w:w="60"/>
-              <w:right w:type="dxa" w:w="100"/>
-            </w:tcMar>
-          </w:tcPr>
-          <w:p>
-            <w:pPr>
-              <w:spacing w:after="20" w:before="20"/>
+            <w:tcW w:type="dxa" w:w="3512"/>
+            <w:tcMar>
+              <w:top w:type="dxa" w:w="50"/>
+              <w:left w:type="dxa" w:w="80"/>
+              <w:bottom w:type="dxa" w:w="50"/>
+              <w:right w:type="dxa" w:w="80"/>
+            </w:tcMar>
+          </w:tcPr>
+          <w:p>
+            <w:pPr>
+              <w:spacing w:after="15" w:before="15" w:line="240"/>
+              <w:jc w:val="left"/>
             </w:pPr>
             <w:r>
               <w:rPr>
@@ -3604,17 +3761,18 @@
         </w:tc>
         <w:tc>
           <w:tcPr>
-            <w:tcW w:type="dxa" w:w="3120"/>
-            <w:tcMar>
-              <w:top w:type="dxa" w:w="60"/>
-              <w:left w:type="dxa" w:w="100"/>
-              <w:bottom w:type="dxa" w:w="60"/>
-              <w:right w:type="dxa" w:w="100"/>
-            </w:tcMar>
-          </w:tcPr>
-          <w:p>
-            <w:pPr>
-              <w:spacing w:after="20" w:before="20"/>
+            <w:tcW w:type="dxa" w:w="3591"/>
+            <w:tcMar>
+              <w:top w:type="dxa" w:w="50"/>
+              <w:left w:type="dxa" w:w="80"/>
+              <w:bottom w:type="dxa" w:w="50"/>
+              <w:right w:type="dxa" w:w="80"/>
+            </w:tcMar>
+          </w:tcPr>
+          <w:p>
+            <w:pPr>
+              <w:spacing w:after="15" w:before="15" w:line="240"/>
+              <w:jc w:val="left"/>
             </w:pPr>
             <w:r>
               <w:rPr>
@@ -3630,21 +3788,23 @@
       </w:tr>
       <w:tr>
         <w:trPr>
+          <w:cantSplit w:val="false"/>
           <w:tblHeader w:val="false"/>
         </w:trPr>
         <w:tc>
           <w:tcPr>
-            <w:tcW w:type="dxa" w:w="3120"/>
-            <w:tcMar>
-              <w:top w:type="dxa" w:w="60"/>
-              <w:left w:type="dxa" w:w="100"/>
-              <w:bottom w:type="dxa" w:w="60"/>
-              <w:right w:type="dxa" w:w="100"/>
-            </w:tcMar>
-          </w:tcPr>
-          <w:p>
-            <w:pPr>
-              <w:spacing w:after="20" w:before="20"/>
+            <w:tcW w:type="dxa" w:w="2257"/>
+            <w:tcMar>
+              <w:top w:type="dxa" w:w="50"/>
+              <w:left w:type="dxa" w:w="80"/>
+              <w:bottom w:type="dxa" w:w="50"/>
+              <w:right w:type="dxa" w:w="80"/>
+            </w:tcMar>
+          </w:tcPr>
+          <w:p>
+            <w:pPr>
+              <w:spacing w:after="15" w:before="15" w:line="240"/>
+              <w:jc w:val="left"/>
             </w:pPr>
             <w:r>
               <w:rPr>
@@ -3660,17 +3820,18 @@
         </w:tc>
         <w:tc>
           <w:tcPr>
-            <w:tcW w:type="dxa" w:w="3120"/>
-            <w:tcMar>
-              <w:top w:type="dxa" w:w="60"/>
-              <w:left w:type="dxa" w:w="100"/>
-              <w:bottom w:type="dxa" w:w="60"/>
-              <w:right w:type="dxa" w:w="100"/>
-            </w:tcMar>
-          </w:tcPr>
-          <w:p>
-            <w:pPr>
-              <w:spacing w:after="20" w:before="20"/>
+            <w:tcW w:type="dxa" w:w="3512"/>
+            <w:tcMar>
+              <w:top w:type="dxa" w:w="50"/>
+              <w:left w:type="dxa" w:w="80"/>
+              <w:bottom w:type="dxa" w:w="50"/>
+              <w:right w:type="dxa" w:w="80"/>
+            </w:tcMar>
+          </w:tcPr>
+          <w:p>
+            <w:pPr>
+              <w:spacing w:after="15" w:before="15" w:line="240"/>
+              <w:jc w:val="left"/>
             </w:pPr>
             <w:r>
               <w:rPr>
@@ -3692,17 +3853,18 @@
         </w:tc>
         <w:tc>
           <w:tcPr>
-            <w:tcW w:type="dxa" w:w="3120"/>
-            <w:tcMar>
-              <w:top w:type="dxa" w:w="60"/>
-              <w:left w:type="dxa" w:w="100"/>
-              <w:bottom w:type="dxa" w:w="60"/>
-              <w:right w:type="dxa" w:w="100"/>
-            </w:tcMar>
-          </w:tcPr>
-          <w:p>
-            <w:pPr>
-              <w:spacing w:after="20" w:before="20"/>
+            <w:tcW w:type="dxa" w:w="3591"/>
+            <w:tcMar>
+              <w:top w:type="dxa" w:w="50"/>
+              <w:left w:type="dxa" w:w="80"/>
+              <w:bottom w:type="dxa" w:w="50"/>
+              <w:right w:type="dxa" w:w="80"/>
+            </w:tcMar>
+          </w:tcPr>
+          <w:p>
+            <w:pPr>
+              <w:spacing w:after="15" w:before="15" w:line="240"/>
+              <w:jc w:val="left"/>
             </w:pPr>
             <w:r>
               <w:rPr>
@@ -3718,21 +3880,23 @@
       </w:tr>
       <w:tr>
         <w:trPr>
+          <w:cantSplit w:val="false"/>
           <w:tblHeader w:val="false"/>
         </w:trPr>
         <w:tc>
           <w:tcPr>
-            <w:tcW w:type="dxa" w:w="3120"/>
-            <w:tcMar>
-              <w:top w:type="dxa" w:w="60"/>
-              <w:left w:type="dxa" w:w="100"/>
-              <w:bottom w:type="dxa" w:w="60"/>
-              <w:right w:type="dxa" w:w="100"/>
-            </w:tcMar>
-          </w:tcPr>
-          <w:p>
-            <w:pPr>
-              <w:spacing w:after="20" w:before="20"/>
+            <w:tcW w:type="dxa" w:w="2257"/>
+            <w:tcMar>
+              <w:top w:type="dxa" w:w="50"/>
+              <w:left w:type="dxa" w:w="80"/>
+              <w:bottom w:type="dxa" w:w="50"/>
+              <w:right w:type="dxa" w:w="80"/>
+            </w:tcMar>
+          </w:tcPr>
+          <w:p>
+            <w:pPr>
+              <w:spacing w:after="15" w:before="15" w:line="240"/>
+              <w:jc w:val="left"/>
             </w:pPr>
             <w:r>
               <w:rPr>
@@ -3748,17 +3912,18 @@
         </w:tc>
         <w:tc>
           <w:tcPr>
-            <w:tcW w:type="dxa" w:w="3120"/>
-            <w:tcMar>
-              <w:top w:type="dxa" w:w="60"/>
-              <w:left w:type="dxa" w:w="100"/>
-              <w:bottom w:type="dxa" w:w="60"/>
-              <w:right w:type="dxa" w:w="100"/>
-            </w:tcMar>
-          </w:tcPr>
-          <w:p>
-            <w:pPr>
-              <w:spacing w:after="20" w:before="20"/>
+            <w:tcW w:type="dxa" w:w="3512"/>
+            <w:tcMar>
+              <w:top w:type="dxa" w:w="50"/>
+              <w:left w:type="dxa" w:w="80"/>
+              <w:bottom w:type="dxa" w:w="50"/>
+              <w:right w:type="dxa" w:w="80"/>
+            </w:tcMar>
+          </w:tcPr>
+          <w:p>
+            <w:pPr>
+              <w:spacing w:after="15" w:before="15" w:line="240"/>
+              <w:jc w:val="left"/>
             </w:pPr>
             <w:r>
               <w:rPr>
@@ -3771,17 +3936,18 @@
         </w:tc>
         <w:tc>
           <w:tcPr>
-            <w:tcW w:type="dxa" w:w="3120"/>
-            <w:tcMar>
-              <w:top w:type="dxa" w:w="60"/>
-              <w:left w:type="dxa" w:w="100"/>
-              <w:bottom w:type="dxa" w:w="60"/>
-              <w:right w:type="dxa" w:w="100"/>
-            </w:tcMar>
-          </w:tcPr>
-          <w:p>
-            <w:pPr>
-              <w:spacing w:after="20" w:before="20"/>
+            <w:tcW w:type="dxa" w:w="3591"/>
+            <w:tcMar>
+              <w:top w:type="dxa" w:w="50"/>
+              <w:left w:type="dxa" w:w="80"/>
+              <w:bottom w:type="dxa" w:w="50"/>
+              <w:right w:type="dxa" w:w="80"/>
+            </w:tcMar>
+          </w:tcPr>
+          <w:p>
+            <w:pPr>
+              <w:spacing w:after="15" w:before="15" w:line="240"/>
+              <w:jc w:val="left"/>
             </w:pPr>
             <w:r>
               <w:rPr>
@@ -3795,21 +3961,23 @@
       </w:tr>
       <w:tr>
         <w:trPr>
+          <w:cantSplit w:val="false"/>
           <w:tblHeader w:val="false"/>
         </w:trPr>
         <w:tc>
           <w:tcPr>
-            <w:tcW w:type="dxa" w:w="3120"/>
-            <w:tcMar>
-              <w:top w:type="dxa" w:w="60"/>
-              <w:left w:type="dxa" w:w="100"/>
-              <w:bottom w:type="dxa" w:w="60"/>
-              <w:right w:type="dxa" w:w="100"/>
-            </w:tcMar>
-          </w:tcPr>
-          <w:p>
-            <w:pPr>
-              <w:spacing w:after="20" w:before="20"/>
+            <w:tcW w:type="dxa" w:w="2257"/>
+            <w:tcMar>
+              <w:top w:type="dxa" w:w="50"/>
+              <w:left w:type="dxa" w:w="80"/>
+              <w:bottom w:type="dxa" w:w="50"/>
+              <w:right w:type="dxa" w:w="80"/>
+            </w:tcMar>
+          </w:tcPr>
+          <w:p>
+            <w:pPr>
+              <w:spacing w:after="15" w:before="15" w:line="240"/>
+              <w:jc w:val="left"/>
             </w:pPr>
             <w:r>
               <w:rPr>
@@ -3825,17 +3993,18 @@
         </w:tc>
         <w:tc>
           <w:tcPr>
-            <w:tcW w:type="dxa" w:w="3120"/>
-            <w:tcMar>
-              <w:top w:type="dxa" w:w="60"/>
-              <w:left w:type="dxa" w:w="100"/>
-              <w:bottom w:type="dxa" w:w="60"/>
-              <w:right w:type="dxa" w:w="100"/>
-            </w:tcMar>
-          </w:tcPr>
-          <w:p>
-            <w:pPr>
-              <w:spacing w:after="20" w:before="20"/>
+            <w:tcW w:type="dxa" w:w="3512"/>
+            <w:tcMar>
+              <w:top w:type="dxa" w:w="50"/>
+              <w:left w:type="dxa" w:w="80"/>
+              <w:bottom w:type="dxa" w:w="50"/>
+              <w:right w:type="dxa" w:w="80"/>
+            </w:tcMar>
+          </w:tcPr>
+          <w:p>
+            <w:pPr>
+              <w:spacing w:after="15" w:before="15" w:line="240"/>
+              <w:jc w:val="left"/>
             </w:pPr>
             <w:r>
               <w:rPr>
@@ -3848,17 +4017,18 @@
         </w:tc>
         <w:tc>
           <w:tcPr>
-            <w:tcW w:type="dxa" w:w="3120"/>
-            <w:tcMar>
-              <w:top w:type="dxa" w:w="60"/>
-              <w:left w:type="dxa" w:w="100"/>
-              <w:bottom w:type="dxa" w:w="60"/>
-              <w:right w:type="dxa" w:w="100"/>
-            </w:tcMar>
-          </w:tcPr>
-          <w:p>
-            <w:pPr>
-              <w:spacing w:after="20" w:before="20"/>
+            <w:tcW w:type="dxa" w:w="3591"/>
+            <w:tcMar>
+              <w:top w:type="dxa" w:w="50"/>
+              <w:left w:type="dxa" w:w="80"/>
+              <w:bottom w:type="dxa" w:w="50"/>
+              <w:right w:type="dxa" w:w="80"/>
+            </w:tcMar>
+          </w:tcPr>
+          <w:p>
+            <w:pPr>
+              <w:spacing w:after="15" w:before="15" w:line="240"/>
+              <w:jc w:val="left"/>
             </w:pPr>
             <w:r>
               <w:rPr>
@@ -3874,21 +4044,23 @@
       </w:tr>
       <w:tr>
         <w:trPr>
+          <w:cantSplit w:val="false"/>
           <w:tblHeader w:val="false"/>
         </w:trPr>
         <w:tc>
           <w:tcPr>
-            <w:tcW w:type="dxa" w:w="3120"/>
-            <w:tcMar>
-              <w:top w:type="dxa" w:w="60"/>
-              <w:left w:type="dxa" w:w="100"/>
-              <w:bottom w:type="dxa" w:w="60"/>
-              <w:right w:type="dxa" w:w="100"/>
-            </w:tcMar>
-          </w:tcPr>
-          <w:p>
-            <w:pPr>
-              <w:spacing w:after="20" w:before="20"/>
+            <w:tcW w:type="dxa" w:w="2257"/>
+            <w:tcMar>
+              <w:top w:type="dxa" w:w="50"/>
+              <w:left w:type="dxa" w:w="80"/>
+              <w:bottom w:type="dxa" w:w="50"/>
+              <w:right w:type="dxa" w:w="80"/>
+            </w:tcMar>
+          </w:tcPr>
+          <w:p>
+            <w:pPr>
+              <w:spacing w:after="15" w:before="15" w:line="240"/>
+              <w:jc w:val="left"/>
             </w:pPr>
             <w:r>
               <w:rPr>
@@ -3903,17 +4075,18 @@
         </w:tc>
         <w:tc>
           <w:tcPr>
-            <w:tcW w:type="dxa" w:w="3120"/>
-            <w:tcMar>
-              <w:top w:type="dxa" w:w="60"/>
-              <w:left w:type="dxa" w:w="100"/>
-              <w:bottom w:type="dxa" w:w="60"/>
-              <w:right w:type="dxa" w:w="100"/>
-            </w:tcMar>
-          </w:tcPr>
-          <w:p>
-            <w:pPr>
-              <w:spacing w:after="20" w:before="20"/>
+            <w:tcW w:type="dxa" w:w="3512"/>
+            <w:tcMar>
+              <w:top w:type="dxa" w:w="50"/>
+              <w:left w:type="dxa" w:w="80"/>
+              <w:bottom w:type="dxa" w:w="50"/>
+              <w:right w:type="dxa" w:w="80"/>
+            </w:tcMar>
+          </w:tcPr>
+          <w:p>
+            <w:pPr>
+              <w:spacing w:after="15" w:before="15" w:line="240"/>
+              <w:jc w:val="left"/>
             </w:pPr>
             <w:r>
               <w:rPr>
@@ -3926,17 +4099,18 @@
         </w:tc>
         <w:tc>
           <w:tcPr>
-            <w:tcW w:type="dxa" w:w="3120"/>
-            <w:tcMar>
-              <w:top w:type="dxa" w:w="60"/>
-              <w:left w:type="dxa" w:w="100"/>
-              <w:bottom w:type="dxa" w:w="60"/>
-              <w:right w:type="dxa" w:w="100"/>
-            </w:tcMar>
-          </w:tcPr>
-          <w:p>
-            <w:pPr>
-              <w:spacing w:after="20" w:before="20"/>
+            <w:tcW w:type="dxa" w:w="3591"/>
+            <w:tcMar>
+              <w:top w:type="dxa" w:w="50"/>
+              <w:left w:type="dxa" w:w="80"/>
+              <w:bottom w:type="dxa" w:w="50"/>
+              <w:right w:type="dxa" w:w="80"/>
+            </w:tcMar>
+          </w:tcPr>
+          <w:p>
+            <w:pPr>
+              <w:spacing w:after="15" w:before="15" w:line="240"/>
+              <w:jc w:val="left"/>
             </w:pPr>
             <w:r>
               <w:rPr>
@@ -3980,40 +4154,43 @@
           <w:insideH w:val="single" w:color="auto" w:sz="4"/>
           <w:insideV w:val="single" w:color="auto" w:sz="4"/>
         </w:tblBorders>
+        <w:tblLayout w:type="fixed"/>
       </w:tblPr>
       <w:tblGrid>
-        <w:gridCol w:w="1560"/>
-        <w:gridCol w:w="1560"/>
-        <w:gridCol w:w="1560"/>
-        <w:gridCol w:w="1560"/>
-        <w:gridCol w:w="1560"/>
-        <w:gridCol w:w="1560"/>
+        <w:gridCol w:w="1242"/>
+        <w:gridCol w:w="1561"/>
+        <w:gridCol w:w="1329"/>
+        <w:gridCol w:w="2615"/>
+        <w:gridCol w:w="851"/>
+        <w:gridCol w:w="1762"/>
       </w:tblGrid>
       <w:tr>
         <w:trPr>
+          <w:cantSplit w:val="false"/>
           <w:tblHeader/>
         </w:trPr>
         <w:tc>
           <w:tcPr>
-            <w:tcW w:type="dxa" w:w="1560"/>
+            <w:tcW w:type="dxa" w:w="1242"/>
             <w:shd w:fill="E8EDF2" w:color="auto" w:val="clear"/>
             <w:tcMar>
-              <w:top w:type="dxa" w:w="60"/>
-              <w:left w:type="dxa" w:w="100"/>
-              <w:bottom w:type="dxa" w:w="60"/>
-              <w:right w:type="dxa" w:w="100"/>
-            </w:tcMar>
-          </w:tcPr>
-          <w:p>
-            <w:pPr>
-              <w:spacing w:after="20" w:before="20"/>
+              <w:top w:type="dxa" w:w="50"/>
+              <w:left w:type="dxa" w:w="80"/>
+              <w:bottom w:type="dxa" w:w="50"/>
+              <w:right w:type="dxa" w:w="80"/>
+            </w:tcMar>
+          </w:tcPr>
+          <w:p>
+            <w:pPr>
+              <w:spacing w:after="15" w:before="15" w:line="240"/>
+              <w:jc w:val="left"/>
             </w:pPr>
             <w:r>
               <w:rPr>
                 <w:b/>
                 <w:bCs/>
-                <w:sz w:val="19"/>
-                <w:szCs w:val="19"/>
+                <w:sz w:val="16"/>
+                <w:szCs w:val="16"/>
               </w:rPr>
               <w:t xml:space="preserve">Paper</w:t>
             </w:r>
@@ -4021,25 +4198,26 @@
         </w:tc>
         <w:tc>
           <w:tcPr>
-            <w:tcW w:type="dxa" w:w="1560"/>
+            <w:tcW w:type="dxa" w:w="1561"/>
             <w:shd w:fill="E8EDF2" w:color="auto" w:val="clear"/>
             <w:tcMar>
-              <w:top w:type="dxa" w:w="60"/>
-              <w:left w:type="dxa" w:w="100"/>
-              <w:bottom w:type="dxa" w:w="60"/>
-              <w:right w:type="dxa" w:w="100"/>
-            </w:tcMar>
-          </w:tcPr>
-          <w:p>
-            <w:pPr>
-              <w:spacing w:after="20" w:before="20"/>
+              <w:top w:type="dxa" w:w="50"/>
+              <w:left w:type="dxa" w:w="80"/>
+              <w:bottom w:type="dxa" w:w="50"/>
+              <w:right w:type="dxa" w:w="80"/>
+            </w:tcMar>
+          </w:tcPr>
+          <w:p>
+            <w:pPr>
+              <w:spacing w:after="15" w:before="15" w:line="240"/>
+              <w:jc w:val="left"/>
             </w:pPr>
             <w:r>
               <w:rPr>
                 <w:b/>
                 <w:bCs/>
-                <w:sz w:val="19"/>
-                <w:szCs w:val="19"/>
+                <w:sz w:val="16"/>
+                <w:szCs w:val="16"/>
               </w:rPr>
               <w:t xml:space="preserve">Venue / status</w:t>
             </w:r>
@@ -4047,25 +4225,26 @@
         </w:tc>
         <w:tc>
           <w:tcPr>
-            <w:tcW w:type="dxa" w:w="1560"/>
+            <w:tcW w:type="dxa" w:w="1329"/>
             <w:shd w:fill="E8EDF2" w:color="auto" w:val="clear"/>
             <w:tcMar>
-              <w:top w:type="dxa" w:w="60"/>
-              <w:left w:type="dxa" w:w="100"/>
-              <w:bottom w:type="dxa" w:w="60"/>
-              <w:right w:type="dxa" w:w="100"/>
-            </w:tcMar>
-          </w:tcPr>
-          <w:p>
-            <w:pPr>
-              <w:spacing w:after="20" w:before="20"/>
+              <w:top w:type="dxa" w:w="50"/>
+              <w:left w:type="dxa" w:w="80"/>
+              <w:bottom w:type="dxa" w:w="50"/>
+              <w:right w:type="dxa" w:w="80"/>
+            </w:tcMar>
+          </w:tcPr>
+          <w:p>
+            <w:pPr>
+              <w:spacing w:after="15" w:before="15" w:line="240"/>
+              <w:jc w:val="left"/>
             </w:pPr>
             <w:r>
               <w:rPr>
                 <w:b/>
                 <w:bCs/>
-                <w:sz w:val="19"/>
-                <w:szCs w:val="19"/>
+                <w:sz w:val="16"/>
+                <w:szCs w:val="16"/>
               </w:rPr>
               <w:t xml:space="preserve">Method</w:t>
             </w:r>
@@ -4073,25 +4252,26 @@
         </w:tc>
         <w:tc>
           <w:tcPr>
-            <w:tcW w:type="dxa" w:w="1560"/>
+            <w:tcW w:type="dxa" w:w="2615"/>
             <w:shd w:fill="E8EDF2" w:color="auto" w:val="clear"/>
             <w:tcMar>
-              <w:top w:type="dxa" w:w="60"/>
-              <w:left w:type="dxa" w:w="100"/>
-              <w:bottom w:type="dxa" w:w="60"/>
-              <w:right w:type="dxa" w:w="100"/>
-            </w:tcMar>
-          </w:tcPr>
-          <w:p>
-            <w:pPr>
-              <w:spacing w:after="20" w:before="20"/>
+              <w:top w:type="dxa" w:w="50"/>
+              <w:left w:type="dxa" w:w="80"/>
+              <w:bottom w:type="dxa" w:w="50"/>
+              <w:right w:type="dxa" w:w="80"/>
+            </w:tcMar>
+          </w:tcPr>
+          <w:p>
+            <w:pPr>
+              <w:spacing w:after="15" w:before="15" w:line="240"/>
+              <w:jc w:val="left"/>
             </w:pPr>
             <w:r>
               <w:rPr>
                 <w:b/>
                 <w:bCs/>
-                <w:sz w:val="19"/>
-                <w:szCs w:val="19"/>
+                <w:sz w:val="16"/>
+                <w:szCs w:val="16"/>
               </w:rPr>
               <w:t xml:space="preserve">Key contribution to the RQ</w:t>
             </w:r>
@@ -4099,25 +4279,26 @@
         </w:tc>
         <w:tc>
           <w:tcPr>
-            <w:tcW w:type="dxa" w:w="1560"/>
+            <w:tcW w:type="dxa" w:w="851"/>
             <w:shd w:fill="E8EDF2" w:color="auto" w:val="clear"/>
             <w:tcMar>
-              <w:top w:type="dxa" w:w="60"/>
-              <w:left w:type="dxa" w:w="100"/>
-              <w:bottom w:type="dxa" w:w="60"/>
-              <w:right w:type="dxa" w:w="100"/>
-            </w:tcMar>
-          </w:tcPr>
-          <w:p>
-            <w:pPr>
-              <w:spacing w:after="20" w:before="20"/>
+              <w:top w:type="dxa" w:w="50"/>
+              <w:left w:type="dxa" w:w="80"/>
+              <w:bottom w:type="dxa" w:w="50"/>
+              <w:right w:type="dxa" w:w="80"/>
+            </w:tcMar>
+          </w:tcPr>
+          <w:p>
+            <w:pPr>
+              <w:spacing w:after="15" w:before="15" w:line="240"/>
+              <w:jc w:val="left"/>
             </w:pPr>
             <w:r>
               <w:rPr>
                 <w:b/>
                 <w:bCs/>
-                <w:sz w:val="19"/>
-                <w:szCs w:val="19"/>
+                <w:sz w:val="16"/>
+                <w:szCs w:val="16"/>
               </w:rPr>
               <w:t xml:space="preserve">AI?</w:t>
             </w:r>
@@ -4125,25 +4306,26 @@
         </w:tc>
         <w:tc>
           <w:tcPr>
-            <w:tcW w:type="dxa" w:w="1560"/>
+            <w:tcW w:type="dxa" w:w="1762"/>
             <w:shd w:fill="E8EDF2" w:color="auto" w:val="clear"/>
             <w:tcMar>
-              <w:top w:type="dxa" w:w="60"/>
-              <w:left w:type="dxa" w:w="100"/>
-              <w:bottom w:type="dxa" w:w="60"/>
-              <w:right w:type="dxa" w:w="100"/>
-            </w:tcMar>
-          </w:tcPr>
-          <w:p>
-            <w:pPr>
-              <w:spacing w:after="20" w:before="20"/>
+              <w:top w:type="dxa" w:w="50"/>
+              <w:left w:type="dxa" w:w="80"/>
+              <w:bottom w:type="dxa" w:w="50"/>
+              <w:right w:type="dxa" w:w="80"/>
+            </w:tcMar>
+          </w:tcPr>
+          <w:p>
+            <w:pPr>
+              <w:spacing w:after="15" w:before="15" w:line="240"/>
+              <w:jc w:val="left"/>
             </w:pPr>
             <w:r>
               <w:rPr>
                 <w:b/>
                 <w:bCs/>
-                <w:sz w:val="19"/>
-                <w:szCs w:val="19"/>
+                <w:sz w:val="16"/>
+                <w:szCs w:val="16"/>
               </w:rPr>
               <w:t xml:space="preserve">Quality caution</w:t>
             </w:r>
@@ -4152,28 +4334,30 @@
       </w:tr>
       <w:tr>
         <w:trPr>
+          <w:cantSplit w:val="false"/>
           <w:tblHeader w:val="false"/>
         </w:trPr>
         <w:tc>
           <w:tcPr>
-            <w:tcW w:type="dxa" w:w="1560"/>
-            <w:tcMar>
-              <w:top w:type="dxa" w:w="60"/>
-              <w:left w:type="dxa" w:w="100"/>
-              <w:bottom w:type="dxa" w:w="60"/>
-              <w:right w:type="dxa" w:w="100"/>
-            </w:tcMar>
-          </w:tcPr>
-          <w:p>
-            <w:pPr>
-              <w:spacing w:after="20" w:before="20"/>
+            <w:tcW w:type="dxa" w:w="1242"/>
+            <w:tcMar>
+              <w:top w:type="dxa" w:w="50"/>
+              <w:left w:type="dxa" w:w="80"/>
+              <w:bottom w:type="dxa" w:w="50"/>
+              <w:right w:type="dxa" w:w="80"/>
+            </w:tcMar>
+          </w:tcPr>
+          <w:p>
+            <w:pPr>
+              <w:spacing w:after="15" w:before="15" w:line="240"/>
+              <w:jc w:val="left"/>
             </w:pPr>
             <w:r>
               <w:rPr>
                 <w:b/>
                 <w:bCs/>
-                <w:sz w:val="19"/>
-                <w:szCs w:val="19"/>
+                <w:sz w:val="16"/>
+                <w:szCs w:val="16"/>
               </w:rPr>
               <w:t xml:space="preserve">Kabir et al. (2026)</w:t>
             </w:r>
@@ -4181,31 +4365,32 @@
         </w:tc>
         <w:tc>
           <w:tcPr>
-            <w:tcW w:type="dxa" w:w="1560"/>
-            <w:tcMar>
-              <w:top w:type="dxa" w:w="60"/>
-              <w:left w:type="dxa" w:w="100"/>
-              <w:bottom w:type="dxa" w:w="60"/>
-              <w:right w:type="dxa" w:w="100"/>
-            </w:tcMar>
-          </w:tcPr>
-          <w:p>
-            <w:pPr>
-              <w:spacing w:after="20" w:before="20"/>
+            <w:tcW w:type="dxa" w:w="1561"/>
+            <w:tcMar>
+              <w:top w:type="dxa" w:w="50"/>
+              <w:left w:type="dxa" w:w="80"/>
+              <w:bottom w:type="dxa" w:w="50"/>
+              <w:right w:type="dxa" w:w="80"/>
+            </w:tcMar>
+          </w:tcPr>
+          <w:p>
+            <w:pPr>
+              <w:spacing w:after="15" w:before="15" w:line="240"/>
+              <w:jc w:val="left"/>
             </w:pPr>
             <w:r>
               <w:rPr>
                 <w:i/>
                 <w:iCs/>
-                <w:sz w:val="19"/>
-                <w:szCs w:val="19"/>
+                <w:sz w:val="16"/>
+                <w:szCs w:val="16"/>
               </w:rPr>
               <w:t xml:space="preserve">J. Computer Science &amp; Technology Studies</w:t>
             </w:r>
             <w:r>
               <w:rPr>
-                <w:sz w:val="19"/>
-                <w:szCs w:val="19"/>
+                <w:sz w:val="16"/>
+                <w:szCs w:val="16"/>
               </w:rPr>
               <w:t xml:space="preserve"> (unranked)</w:t>
             </w:r>
@@ -4213,22 +4398,23 @@
         </w:tc>
         <w:tc>
           <w:tcPr>
-            <w:tcW w:type="dxa" w:w="1560"/>
-            <w:tcMar>
-              <w:top w:type="dxa" w:w="60"/>
-              <w:left w:type="dxa" w:w="100"/>
-              <w:bottom w:type="dxa" w:w="60"/>
-              <w:right w:type="dxa" w:w="100"/>
-            </w:tcMar>
-          </w:tcPr>
-          <w:p>
-            <w:pPr>
-              <w:spacing w:after="20" w:before="20"/>
-            </w:pPr>
-            <w:r>
-              <w:rPr>
-                <w:sz w:val="19"/>
-                <w:szCs w:val="19"/>
+            <w:tcW w:type="dxa" w:w="1329"/>
+            <w:tcMar>
+              <w:top w:type="dxa" w:w="50"/>
+              <w:left w:type="dxa" w:w="80"/>
+              <w:bottom w:type="dxa" w:w="50"/>
+              <w:right w:type="dxa" w:w="80"/>
+            </w:tcMar>
+          </w:tcPr>
+          <w:p>
+            <w:pPr>
+              <w:spacing w:after="15" w:before="15" w:line="240"/>
+              <w:jc w:val="left"/>
+            </w:pPr>
+            <w:r>
+              <w:rPr>
+                <w:sz w:val="16"/>
+                <w:szCs w:val="16"/>
               </w:rPr>
               <w:t xml:space="preserve">Framework + incident coding</w:t>
             </w:r>
@@ -4236,22 +4422,23 @@
         </w:tc>
         <w:tc>
           <w:tcPr>
-            <w:tcW w:type="dxa" w:w="1560"/>
-            <w:tcMar>
-              <w:top w:type="dxa" w:w="60"/>
-              <w:left w:type="dxa" w:w="100"/>
-              <w:bottom w:type="dxa" w:w="60"/>
-              <w:right w:type="dxa" w:w="100"/>
-            </w:tcMar>
-          </w:tcPr>
-          <w:p>
-            <w:pPr>
-              <w:spacing w:after="20" w:before="20"/>
-            </w:pPr>
-            <w:r>
-              <w:rPr>
-                <w:sz w:val="19"/>
-                <w:szCs w:val="19"/>
+            <w:tcW w:type="dxa" w:w="2615"/>
+            <w:tcMar>
+              <w:top w:type="dxa" w:w="50"/>
+              <w:left w:type="dxa" w:w="80"/>
+              <w:bottom w:type="dxa" w:w="50"/>
+              <w:right w:type="dxa" w:w="80"/>
+            </w:tcMar>
+          </w:tcPr>
+          <w:p>
+            <w:pPr>
+              <w:spacing w:after="15" w:before="15" w:line="240"/>
+              <w:jc w:val="left"/>
+            </w:pPr>
+            <w:r>
+              <w:rPr>
+                <w:sz w:val="16"/>
+                <w:szCs w:val="16"/>
               </w:rPr>
               <w:t xml:space="preserve">Dwell time as persistence-cost proxy: 197-day mean; Volt Typhoon "up to 5 years"; 73.6% of intrusions found by third parties</w:t>
             </w:r>
@@ -4259,22 +4446,23 @@
         </w:tc>
         <w:tc>
           <w:tcPr>
-            <w:tcW w:type="dxa" w:w="1560"/>
-            <w:tcMar>
-              <w:top w:type="dxa" w:w="60"/>
-              <w:left w:type="dxa" w:w="100"/>
-              <w:bottom w:type="dxa" w:w="60"/>
-              <w:right w:type="dxa" w:w="100"/>
-            </w:tcMar>
-          </w:tcPr>
-          <w:p>
-            <w:pPr>
-              <w:spacing w:after="20" w:before="20"/>
-            </w:pPr>
-            <w:r>
-              <w:rPr>
-                <w:sz w:val="19"/>
-                <w:szCs w:val="19"/>
+            <w:tcW w:type="dxa" w:w="851"/>
+            <w:tcMar>
+              <w:top w:type="dxa" w:w="50"/>
+              <w:left w:type="dxa" w:w="80"/>
+              <w:bottom w:type="dxa" w:w="50"/>
+              <w:right w:type="dxa" w:w="80"/>
+            </w:tcMar>
+          </w:tcPr>
+          <w:p>
+            <w:pPr>
+              <w:spacing w:after="15" w:before="15" w:line="240"/>
+              <w:jc w:val="left"/>
+            </w:pPr>
+            <w:r>
+              <w:rPr>
+                <w:sz w:val="16"/>
+                <w:szCs w:val="16"/>
               </w:rPr>
               <w:t xml:space="preserve">Defensive only</w:t>
             </w:r>
@@ -4282,24 +4470,25 @@
         </w:tc>
         <w:tc>
           <w:tcPr>
-            <w:tcW w:type="dxa" w:w="1560"/>
-            <w:tcMar>
-              <w:top w:type="dxa" w:w="60"/>
-              <w:left w:type="dxa" w:w="100"/>
-              <w:bottom w:type="dxa" w:w="60"/>
-              <w:right w:type="dxa" w:w="100"/>
-            </w:tcMar>
-          </w:tcPr>
-          <w:p>
-            <w:pPr>
-              <w:spacing w:after="20" w:before="20"/>
+            <w:tcW w:type="dxa" w:w="1762"/>
+            <w:tcMar>
+              <w:top w:type="dxa" w:w="50"/>
+              <w:left w:type="dxa" w:w="80"/>
+              <w:bottom w:type="dxa" w:w="50"/>
+              <w:right w:type="dxa" w:w="80"/>
+            </w:tcMar>
+          </w:tcPr>
+          <w:p>
+            <w:pPr>
+              <w:spacing w:after="15" w:before="15" w:line="240"/>
+              <w:jc w:val="left"/>
             </w:pPr>
             <w:r>
               <w:rPr>
                 <w:b/>
                 <w:bCs/>
-                <w:sz w:val="19"/>
-                <w:szCs w:val="19"/>
+                <w:sz w:val="16"/>
+                <w:szCs w:val="16"/>
               </w:rPr>
               <w:t xml:space="preserve">Incident counts irreconcilable (847 vs 89 vs 253) — uncitable</w:t>
             </w:r>
@@ -4308,28 +4497,30 @@
       </w:tr>
       <w:tr>
         <w:trPr>
+          <w:cantSplit w:val="false"/>
           <w:tblHeader w:val="false"/>
         </w:trPr>
         <w:tc>
           <w:tcPr>
-            <w:tcW w:type="dxa" w:w="1560"/>
-            <w:tcMar>
-              <w:top w:type="dxa" w:w="60"/>
-              <w:left w:type="dxa" w:w="100"/>
-              <w:bottom w:type="dxa" w:w="60"/>
-              <w:right w:type="dxa" w:w="100"/>
-            </w:tcMar>
-          </w:tcPr>
-          <w:p>
-            <w:pPr>
-              <w:spacing w:after="20" w:before="20"/>
+            <w:tcW w:type="dxa" w:w="1242"/>
+            <w:tcMar>
+              <w:top w:type="dxa" w:w="50"/>
+              <w:left w:type="dxa" w:w="80"/>
+              <w:bottom w:type="dxa" w:w="50"/>
+              <w:right w:type="dxa" w:w="80"/>
+            </w:tcMar>
+          </w:tcPr>
+          <w:p>
+            <w:pPr>
+              <w:spacing w:after="15" w:before="15" w:line="240"/>
+              <w:jc w:val="left"/>
             </w:pPr>
             <w:r>
               <w:rPr>
                 <w:b/>
                 <w:bCs/>
-                <w:sz w:val="19"/>
-                <w:szCs w:val="19"/>
+                <w:sz w:val="16"/>
+                <w:szCs w:val="16"/>
               </w:rPr>
               <w:t xml:space="preserve">Yigit et al. (2025)</w:t>
             </w:r>
@@ -4337,31 +4528,32 @@
         </w:tc>
         <w:tc>
           <w:tcPr>
-            <w:tcW w:type="dxa" w:w="1560"/>
-            <w:tcMar>
-              <w:top w:type="dxa" w:w="60"/>
-              <w:left w:type="dxa" w:w="100"/>
-              <w:bottom w:type="dxa" w:w="60"/>
-              <w:right w:type="dxa" w:w="100"/>
-            </w:tcMar>
-          </w:tcPr>
-          <w:p>
-            <w:pPr>
-              <w:spacing w:after="20" w:before="20"/>
+            <w:tcW w:type="dxa" w:w="1561"/>
+            <w:tcMar>
+              <w:top w:type="dxa" w:w="50"/>
+              <w:left w:type="dxa" w:w="80"/>
+              <w:bottom w:type="dxa" w:w="50"/>
+              <w:right w:type="dxa" w:w="80"/>
+            </w:tcMar>
+          </w:tcPr>
+          <w:p>
+            <w:pPr>
+              <w:spacing w:after="15" w:before="15" w:line="240"/>
+              <w:jc w:val="left"/>
             </w:pPr>
             <w:r>
               <w:rPr>
                 <w:i/>
                 <w:iCs/>
-                <w:sz w:val="19"/>
-                <w:szCs w:val="19"/>
+                <w:sz w:val="16"/>
+                <w:szCs w:val="16"/>
               </w:rPr>
               <w:t xml:space="preserve">Sensors</w:t>
             </w:r>
             <w:r>
               <w:rPr>
-                <w:sz w:val="19"/>
-                <w:szCs w:val="19"/>
+                <w:sz w:val="16"/>
+                <w:szCs w:val="16"/>
               </w:rPr>
               <w:t xml:space="preserve"> 25(6); established group</w:t>
             </w:r>
@@ -4369,22 +4561,23 @@
         </w:tc>
         <w:tc>
           <w:tcPr>
-            <w:tcW w:type="dxa" w:w="1560"/>
-            <w:tcMar>
-              <w:top w:type="dxa" w:w="60"/>
-              <w:left w:type="dxa" w:w="100"/>
-              <w:bottom w:type="dxa" w:w="60"/>
-              <w:right w:type="dxa" w:w="100"/>
-            </w:tcMar>
-          </w:tcPr>
-          <w:p>
-            <w:pPr>
-              <w:spacing w:after="20" w:before="20"/>
-            </w:pPr>
-            <w:r>
-              <w:rPr>
-                <w:sz w:val="19"/>
-                <w:szCs w:val="19"/>
+            <w:tcW w:type="dxa" w:w="1329"/>
+            <w:tcMar>
+              <w:top w:type="dxa" w:w="50"/>
+              <w:left w:type="dxa" w:w="80"/>
+              <w:bottom w:type="dxa" w:w="50"/>
+              <w:right w:type="dxa" w:w="80"/>
+            </w:tcMar>
+          </w:tcPr>
+          <w:p>
+            <w:pPr>
+              <w:spacing w:after="15" w:before="15" w:line="240"/>
+              <w:jc w:val="left"/>
+            </w:pPr>
+            <w:r>
+              <w:rPr>
+                <w:sz w:val="16"/>
+                <w:szCs w:val="16"/>
               </w:rPr>
               <w:t xml:space="preserve">Survey + benchmark review</w:t>
             </w:r>
@@ -4392,22 +4585,23 @@
         </w:tc>
         <w:tc>
           <w:tcPr>
-            <w:tcW w:type="dxa" w:w="1560"/>
-            <w:tcMar>
-              <w:top w:type="dxa" w:w="60"/>
-              <w:left w:type="dxa" w:w="100"/>
-              <w:bottom w:type="dxa" w:w="60"/>
-              <w:right w:type="dxa" w:w="100"/>
-            </w:tcMar>
-          </w:tcPr>
-          <w:p>
-            <w:pPr>
-              <w:spacing w:after="20" w:before="20"/>
-            </w:pPr>
-            <w:r>
-              <w:rPr>
-                <w:sz w:val="19"/>
-                <w:szCs w:val="19"/>
+            <w:tcW w:type="dxa" w:w="2615"/>
+            <w:tcMar>
+              <w:top w:type="dxa" w:w="50"/>
+              <w:left w:type="dxa" w:w="80"/>
+              <w:bottom w:type="dxa" w:w="50"/>
+              <w:right w:type="dxa" w:w="80"/>
+            </w:tcMar>
+          </w:tcPr>
+          <w:p>
+            <w:pPr>
+              <w:spacing w:after="15" w:before="15" w:line="240"/>
+              <w:jc w:val="left"/>
+            </w:pPr>
+            <w:r>
+              <w:rPr>
+                <w:sz w:val="16"/>
+                <w:szCs w:val="16"/>
               </w:rPr>
               <w:t xml:space="preserve">Definition of agentic AI; CYBERSECEVAL 3 as a pace metric for "autonomous offensive cyber operations"</w:t>
             </w:r>
@@ -4415,22 +4609,23 @@
         </w:tc>
         <w:tc>
           <w:tcPr>
-            <w:tcW w:type="dxa" w:w="1560"/>
-            <w:tcMar>
-              <w:top w:type="dxa" w:w="60"/>
-              <w:left w:type="dxa" w:w="100"/>
-              <w:bottom w:type="dxa" w:w="60"/>
-              <w:right w:type="dxa" w:w="100"/>
-            </w:tcMar>
-          </w:tcPr>
-          <w:p>
-            <w:pPr>
-              <w:spacing w:after="20" w:before="20"/>
-            </w:pPr>
-            <w:r>
-              <w:rPr>
-                <w:sz w:val="19"/>
-                <w:szCs w:val="19"/>
+            <w:tcW w:type="dxa" w:w="851"/>
+            <w:tcMar>
+              <w:top w:type="dxa" w:w="50"/>
+              <w:left w:type="dxa" w:w="80"/>
+              <w:bottom w:type="dxa" w:w="50"/>
+              <w:right w:type="dxa" w:w="80"/>
+            </w:tcMar>
+          </w:tcPr>
+          <w:p>
+            <w:pPr>
+              <w:spacing w:after="15" w:before="15" w:line="240"/>
+              <w:jc w:val="left"/>
+            </w:pPr>
+            <w:r>
+              <w:rPr>
+                <w:sz w:val="16"/>
+                <w:szCs w:val="16"/>
               </w:rPr>
               <w:t xml:space="preserve">Yes (25 mentions)</w:t>
             </w:r>
@@ -4438,22 +4633,23 @@
         </w:tc>
         <w:tc>
           <w:tcPr>
-            <w:tcW w:type="dxa" w:w="1560"/>
-            <w:tcMar>
-              <w:top w:type="dxa" w:w="60"/>
-              <w:left w:type="dxa" w:w="100"/>
-              <w:bottom w:type="dxa" w:w="60"/>
-              <w:right w:type="dxa" w:w="100"/>
-            </w:tcMar>
-          </w:tcPr>
-          <w:p>
-            <w:pPr>
-              <w:spacing w:after="20" w:before="20"/>
-            </w:pPr>
-            <w:r>
-              <w:rPr>
-                <w:sz w:val="19"/>
-                <w:szCs w:val="19"/>
+            <w:tcW w:type="dxa" w:w="1762"/>
+            <w:tcMar>
+              <w:top w:type="dxa" w:w="50"/>
+              <w:left w:type="dxa" w:w="80"/>
+              <w:bottom w:type="dxa" w:w="50"/>
+              <w:right w:type="dxa" w:w="80"/>
+            </w:tcMar>
+          </w:tcPr>
+          <w:p>
+            <w:pPr>
+              <w:spacing w:after="15" w:before="15" w:line="240"/>
+              <w:jc w:val="left"/>
+            </w:pPr>
+            <w:r>
+              <w:rPr>
+                <w:sz w:val="16"/>
+                <w:szCs w:val="16"/>
               </w:rPr>
               <w:t xml:space="preserve">Zero strategy content</w:t>
             </w:r>
@@ -4462,28 +4658,30 @@
       </w:tr>
       <w:tr>
         <w:trPr>
+          <w:cantSplit w:val="false"/>
           <w:tblHeader w:val="false"/>
         </w:trPr>
         <w:tc>
           <w:tcPr>
-            <w:tcW w:type="dxa" w:w="1560"/>
-            <w:tcMar>
-              <w:top w:type="dxa" w:w="60"/>
-              <w:left w:type="dxa" w:w="100"/>
-              <w:bottom w:type="dxa" w:w="60"/>
-              <w:right w:type="dxa" w:w="100"/>
-            </w:tcMar>
-          </w:tcPr>
-          <w:p>
-            <w:pPr>
-              <w:spacing w:after="20" w:before="20"/>
+            <w:tcW w:type="dxa" w:w="1242"/>
+            <w:tcMar>
+              <w:top w:type="dxa" w:w="50"/>
+              <w:left w:type="dxa" w:w="80"/>
+              <w:bottom w:type="dxa" w:w="50"/>
+              <w:right w:type="dxa" w:w="80"/>
+            </w:tcMar>
+          </w:tcPr>
+          <w:p>
+            <w:pPr>
+              <w:spacing w:after="15" w:before="15" w:line="240"/>
+              <w:jc w:val="left"/>
             </w:pPr>
             <w:r>
               <w:rPr>
                 <w:b/>
                 <w:bCs/>
-                <w:sz w:val="19"/>
-                <w:szCs w:val="19"/>
+                <w:sz w:val="16"/>
+                <w:szCs w:val="16"/>
               </w:rPr>
               <w:t xml:space="preserve">Melella (n.d.)</w:t>
             </w:r>
@@ -4491,22 +4689,23 @@
         </w:tc>
         <w:tc>
           <w:tcPr>
-            <w:tcW w:type="dxa" w:w="1560"/>
-            <w:tcMar>
-              <w:top w:type="dxa" w:w="60"/>
-              <w:left w:type="dxa" w:w="100"/>
-              <w:bottom w:type="dxa" w:w="60"/>
-              <w:right w:type="dxa" w:w="100"/>
-            </w:tcMar>
-          </w:tcPr>
-          <w:p>
-            <w:pPr>
-              <w:spacing w:after="20" w:before="20"/>
-            </w:pPr>
-            <w:r>
-              <w:rPr>
-                <w:sz w:val="19"/>
-                <w:szCs w:val="19"/>
+            <w:tcW w:type="dxa" w:w="1561"/>
+            <w:tcMar>
+              <w:top w:type="dxa" w:w="50"/>
+              <w:left w:type="dxa" w:w="80"/>
+              <w:bottom w:type="dxa" w:w="50"/>
+              <w:right w:type="dxa" w:w="80"/>
+            </w:tcMar>
+          </w:tcPr>
+          <w:p>
+            <w:pPr>
+              <w:spacing w:after="15" w:before="15" w:line="240"/>
+              <w:jc w:val="left"/>
+            </w:pPr>
+            <w:r>
+              <w:rPr>
+                <w:sz w:val="16"/>
+                <w:szCs w:val="16"/>
               </w:rPr>
               <w:t xml:space="preserve">PhD dissertation, Genoa</w:t>
             </w:r>
@@ -4514,22 +4713,23 @@
         </w:tc>
         <w:tc>
           <w:tcPr>
-            <w:tcW w:type="dxa" w:w="1560"/>
-            <w:tcMar>
-              <w:top w:type="dxa" w:w="60"/>
-              <w:left w:type="dxa" w:w="100"/>
-              <w:bottom w:type="dxa" w:w="60"/>
-              <w:right w:type="dxa" w:w="100"/>
-            </w:tcMar>
-          </w:tcPr>
-          <w:p>
-            <w:pPr>
-              <w:spacing w:after="20" w:before="20"/>
-            </w:pPr>
-            <w:r>
-              <w:rPr>
-                <w:sz w:val="19"/>
-                <w:szCs w:val="19"/>
+            <w:tcW w:type="dxa" w:w="1329"/>
+            <w:tcMar>
+              <w:top w:type="dxa" w:w="50"/>
+              <w:left w:type="dxa" w:w="80"/>
+              <w:bottom w:type="dxa" w:w="50"/>
+              <w:right w:type="dxa" w:w="80"/>
+            </w:tcMar>
+          </w:tcPr>
+          <w:p>
+            <w:pPr>
+              <w:spacing w:after="15" w:before="15" w:line="240"/>
+              <w:jc w:val="left"/>
+            </w:pPr>
+            <w:r>
+              <w:rPr>
+                <w:sz w:val="16"/>
+                <w:szCs w:val="16"/>
               </w:rPr>
               <w:t xml:space="preserve">Lit review + cases + dataset</w:t>
             </w:r>
@@ -4537,31 +4737,32 @@
         </w:tc>
         <w:tc>
           <w:tcPr>
-            <w:tcW w:type="dxa" w:w="1560"/>
-            <w:tcMar>
-              <w:top w:type="dxa" w:w="60"/>
-              <w:left w:type="dxa" w:w="100"/>
-              <w:bottom w:type="dxa" w:w="60"/>
-              <w:right w:type="dxa" w:w="100"/>
-            </w:tcMar>
-          </w:tcPr>
-          <w:p>
-            <w:pPr>
-              <w:spacing w:after="20" w:before="20"/>
+            <w:tcW w:type="dxa" w:w="2615"/>
+            <w:tcMar>
+              <w:top w:type="dxa" w:w="50"/>
+              <w:left w:type="dxa" w:w="80"/>
+              <w:bottom w:type="dxa" w:w="50"/>
+              <w:right w:type="dxa" w:w="80"/>
+            </w:tcMar>
+          </w:tcPr>
+          <w:p>
+            <w:pPr>
+              <w:spacing w:after="15" w:before="15" w:line="240"/>
+              <w:jc w:val="left"/>
             </w:pPr>
             <w:r>
               <w:rPr>
                 <w:b/>
                 <w:bCs/>
-                <w:sz w:val="19"/>
-                <w:szCs w:val="19"/>
+                <w:sz w:val="16"/>
+                <w:szCs w:val="16"/>
               </w:rPr>
               <w:t xml:space="preserve">Names this RQ as a research gap</w:t>
             </w:r>
             <w:r>
               <w:rPr>
-                <w:sz w:val="19"/>
-                <w:szCs w:val="19"/>
+                <w:sz w:val="16"/>
+                <w:szCs w:val="16"/>
               </w:rPr>
               <w:t xml:space="preserve">; only sustained offence–defence review in corpus</w:t>
             </w:r>
@@ -4569,22 +4770,23 @@
         </w:tc>
         <w:tc>
           <w:tcPr>
-            <w:tcW w:type="dxa" w:w="1560"/>
-            <w:tcMar>
-              <w:top w:type="dxa" w:w="60"/>
-              <w:left w:type="dxa" w:w="100"/>
-              <w:bottom w:type="dxa" w:w="60"/>
-              <w:right w:type="dxa" w:w="100"/>
-            </w:tcMar>
-          </w:tcPr>
-          <w:p>
-            <w:pPr>
-              <w:spacing w:after="20" w:before="20"/>
-            </w:pPr>
-            <w:r>
-              <w:rPr>
-                <w:sz w:val="19"/>
-                <w:szCs w:val="19"/>
+            <w:tcW w:type="dxa" w:w="851"/>
+            <w:tcMar>
+              <w:top w:type="dxa" w:w="50"/>
+              <w:left w:type="dxa" w:w="80"/>
+              <w:bottom w:type="dxa" w:w="50"/>
+              <w:right w:type="dxa" w:w="80"/>
+            </w:tcMar>
+          </w:tcPr>
+          <w:p>
+            <w:pPr>
+              <w:spacing w:after="15" w:before="15" w:line="240"/>
+              <w:jc w:val="left"/>
+            </w:pPr>
+            <w:r>
+              <w:rPr>
+                <w:sz w:val="16"/>
+                <w:szCs w:val="16"/>
               </w:rPr>
               <w:t xml:space="preserve">Yes (7)</w:t>
             </w:r>
@@ -4592,22 +4794,23 @@
         </w:tc>
         <w:tc>
           <w:tcPr>
-            <w:tcW w:type="dxa" w:w="1560"/>
-            <w:tcMar>
-              <w:top w:type="dxa" w:w="60"/>
-              <w:left w:type="dxa" w:w="100"/>
-              <w:bottom w:type="dxa" w:w="60"/>
-              <w:right w:type="dxa" w:w="100"/>
-            </w:tcMar>
-          </w:tcPr>
-          <w:p>
-            <w:pPr>
-              <w:spacing w:after="20" w:before="20"/>
-            </w:pPr>
-            <w:r>
-              <w:rPr>
-                <w:sz w:val="19"/>
-                <w:szCs w:val="19"/>
+            <w:tcW w:type="dxa" w:w="1762"/>
+            <w:tcMar>
+              <w:top w:type="dxa" w:w="50"/>
+              <w:left w:type="dxa" w:w="80"/>
+              <w:bottom w:type="dxa" w:w="50"/>
+              <w:right w:type="dxa" w:w="80"/>
+            </w:tcMar>
+          </w:tcPr>
+          <w:p>
+            <w:pPr>
+              <w:spacing w:after="15" w:before="15" w:line="240"/>
+              <w:jc w:val="left"/>
+            </w:pPr>
+            <w:r>
+              <w:rPr>
+                <w:sz w:val="16"/>
+                <w:szCs w:val="16"/>
               </w:rPr>
               <w:t xml:space="preserve">Not peer reviewed; </w:t>
             </w:r>
@@ -4615,8 +4818,8 @@
               <w:rPr>
                 <w:b/>
                 <w:bCs/>
-                <w:sz w:val="19"/>
-                <w:szCs w:val="19"/>
+                <w:sz w:val="16"/>
+                <w:szCs w:val="16"/>
               </w:rPr>
               <w:t xml:space="preserve">year unconfirmed</w:t>
             </w:r>
@@ -4625,28 +4828,30 @@
       </w:tr>
       <w:tr>
         <w:trPr>
+          <w:cantSplit w:val="false"/>
           <w:tblHeader w:val="false"/>
         </w:trPr>
         <w:tc>
           <w:tcPr>
-            <w:tcW w:type="dxa" w:w="1560"/>
-            <w:tcMar>
-              <w:top w:type="dxa" w:w="60"/>
-              <w:left w:type="dxa" w:w="100"/>
-              <w:bottom w:type="dxa" w:w="60"/>
-              <w:right w:type="dxa" w:w="100"/>
-            </w:tcMar>
-          </w:tcPr>
-          <w:p>
-            <w:pPr>
-              <w:spacing w:after="20" w:before="20"/>
+            <w:tcW w:type="dxa" w:w="1242"/>
+            <w:tcMar>
+              <w:top w:type="dxa" w:w="50"/>
+              <w:left w:type="dxa" w:w="80"/>
+              <w:bottom w:type="dxa" w:w="50"/>
+              <w:right w:type="dxa" w:w="80"/>
+            </w:tcMar>
+          </w:tcPr>
+          <w:p>
+            <w:pPr>
+              <w:spacing w:after="15" w:before="15" w:line="240"/>
+              <w:jc w:val="left"/>
             </w:pPr>
             <w:r>
               <w:rPr>
                 <w:b/>
                 <w:bCs/>
-                <w:sz w:val="19"/>
-                <w:szCs w:val="19"/>
+                <w:sz w:val="16"/>
+                <w:szCs w:val="16"/>
               </w:rPr>
               <w:t xml:space="preserve">Pokorny (2026)</w:t>
             </w:r>
@@ -4654,22 +4859,23 @@
         </w:tc>
         <w:tc>
           <w:tcPr>
-            <w:tcW w:type="dxa" w:w="1560"/>
-            <w:tcMar>
-              <w:top w:type="dxa" w:w="60"/>
-              <w:left w:type="dxa" w:w="100"/>
-              <w:bottom w:type="dxa" w:w="60"/>
-              <w:right w:type="dxa" w:w="100"/>
-            </w:tcMar>
-          </w:tcPr>
-          <w:p>
-            <w:pPr>
-              <w:spacing w:after="20" w:before="20"/>
-            </w:pPr>
-            <w:r>
-              <w:rPr>
-                <w:sz w:val="19"/>
-                <w:szCs w:val="19"/>
+            <w:tcW w:type="dxa" w:w="1561"/>
+            <w:tcMar>
+              <w:top w:type="dxa" w:w="50"/>
+              <w:left w:type="dxa" w:w="80"/>
+              <w:bottom w:type="dxa" w:w="50"/>
+              <w:right w:type="dxa" w:w="80"/>
+            </w:tcMar>
+          </w:tcPr>
+          <w:p>
+            <w:pPr>
+              <w:spacing w:after="15" w:before="15" w:line="240"/>
+              <w:jc w:val="left"/>
+            </w:pPr>
+            <w:r>
+              <w:rPr>
+                <w:sz w:val="16"/>
+                <w:szCs w:val="16"/>
               </w:rPr>
               <w:t xml:space="preserve">Self-published, ICL Institute</w:t>
             </w:r>
@@ -4677,22 +4883,23 @@
         </w:tc>
         <w:tc>
           <w:tcPr>
-            <w:tcW w:type="dxa" w:w="1560"/>
-            <w:tcMar>
-              <w:top w:type="dxa" w:w="60"/>
-              <w:left w:type="dxa" w:w="100"/>
-              <w:bottom w:type="dxa" w:w="60"/>
-              <w:right w:type="dxa" w:w="100"/>
-            </w:tcMar>
-          </w:tcPr>
-          <w:p>
-            <w:pPr>
-              <w:spacing w:after="20" w:before="20"/>
-            </w:pPr>
-            <w:r>
-              <w:rPr>
-                <w:sz w:val="19"/>
-                <w:szCs w:val="19"/>
+            <w:tcW w:type="dxa" w:w="1329"/>
+            <w:tcMar>
+              <w:top w:type="dxa" w:w="50"/>
+              <w:left w:type="dxa" w:w="80"/>
+              <w:bottom w:type="dxa" w:w="50"/>
+              <w:right w:type="dxa" w:w="80"/>
+            </w:tcMar>
+          </w:tcPr>
+          <w:p>
+            <w:pPr>
+              <w:spacing w:after="15" w:before="15" w:line="240"/>
+              <w:jc w:val="left"/>
+            </w:pPr>
+            <w:r>
+              <w:rPr>
+                <w:sz w:val="16"/>
+                <w:szCs w:val="16"/>
               </w:rPr>
               <w:t xml:space="preserve">OSINT, 16 sources</w:t>
             </w:r>
@@ -4700,22 +4907,23 @@
         </w:tc>
         <w:tc>
           <w:tcPr>
-            <w:tcW w:type="dxa" w:w="1560"/>
-            <w:tcMar>
-              <w:top w:type="dxa" w:w="60"/>
-              <w:left w:type="dxa" w:w="100"/>
-              <w:bottom w:type="dxa" w:w="60"/>
-              <w:right w:type="dxa" w:w="100"/>
-            </w:tcMar>
-          </w:tcPr>
-          <w:p>
-            <w:pPr>
-              <w:spacing w:after="20" w:before="20"/>
-            </w:pPr>
-            <w:r>
-              <w:rPr>
-                <w:sz w:val="19"/>
-                <w:szCs w:val="19"/>
+            <w:tcW w:type="dxa" w:w="2615"/>
+            <w:tcMar>
+              <w:top w:type="dxa" w:w="50"/>
+              <w:left w:type="dxa" w:w="80"/>
+              <w:bottom w:type="dxa" w:w="50"/>
+              <w:right w:type="dxa" w:w="80"/>
+            </w:tcMar>
+          </w:tcPr>
+          <w:p>
+            <w:pPr>
+              <w:spacing w:after="15" w:before="15" w:line="240"/>
+              <w:jc w:val="left"/>
+            </w:pPr>
+            <w:r>
+              <w:rPr>
+                <w:sz w:val="16"/>
+                <w:szCs w:val="16"/>
               </w:rPr>
               <w:t xml:space="preserve">Reports Lindsay (2013): balance "favors defense at the strategic level"; 2024 SSF restructuring</w:t>
             </w:r>
@@ -4723,22 +4931,23 @@
         </w:tc>
         <w:tc>
           <w:tcPr>
-            <w:tcW w:type="dxa" w:w="1560"/>
-            <w:tcMar>
-              <w:top w:type="dxa" w:w="60"/>
-              <w:left w:type="dxa" w:w="100"/>
-              <w:bottom w:type="dxa" w:w="60"/>
-              <w:right w:type="dxa" w:w="100"/>
-            </w:tcMar>
-          </w:tcPr>
-          <w:p>
-            <w:pPr>
-              <w:spacing w:after="20" w:before="20"/>
-            </w:pPr>
-            <w:r>
-              <w:rPr>
-                <w:sz w:val="19"/>
-                <w:szCs w:val="19"/>
+            <w:tcW w:type="dxa" w:w="851"/>
+            <w:tcMar>
+              <w:top w:type="dxa" w:w="50"/>
+              <w:left w:type="dxa" w:w="80"/>
+              <w:bottom w:type="dxa" w:w="50"/>
+              <w:right w:type="dxa" w:w="80"/>
+            </w:tcMar>
+          </w:tcPr>
+          <w:p>
+            <w:pPr>
+              <w:spacing w:after="15" w:before="15" w:line="240"/>
+              <w:jc w:val="left"/>
+            </w:pPr>
+            <w:r>
+              <w:rPr>
+                <w:sz w:val="16"/>
+                <w:szCs w:val="16"/>
               </w:rPr>
               <w:t xml:space="preserve">Minimal</w:t>
             </w:r>
@@ -4746,22 +4955,23 @@
         </w:tc>
         <w:tc>
           <w:tcPr>
-            <w:tcW w:type="dxa" w:w="1560"/>
-            <w:tcMar>
-              <w:top w:type="dxa" w:w="60"/>
-              <w:left w:type="dxa" w:w="100"/>
-              <w:bottom w:type="dxa" w:w="60"/>
-              <w:right w:type="dxa" w:w="100"/>
-            </w:tcMar>
-          </w:tcPr>
-          <w:p>
-            <w:pPr>
-              <w:spacing w:after="20" w:before="20"/>
-            </w:pPr>
-            <w:r>
-              <w:rPr>
-                <w:sz w:val="19"/>
-                <w:szCs w:val="19"/>
+            <w:tcW w:type="dxa" w:w="1762"/>
+            <w:tcMar>
+              <w:top w:type="dxa" w:w="50"/>
+              <w:left w:type="dxa" w:w="80"/>
+              <w:bottom w:type="dxa" w:w="50"/>
+              <w:right w:type="dxa" w:w="80"/>
+            </w:tcMar>
+          </w:tcPr>
+          <w:p>
+            <w:pPr>
+              <w:spacing w:after="15" w:before="15" w:line="240"/>
+              <w:jc w:val="left"/>
+            </w:pPr>
+            <w:r>
+              <w:rPr>
+                <w:sz w:val="16"/>
+                <w:szCs w:val="16"/>
               </w:rPr>
               <w:t xml:space="preserve">Self-published; offensive-targeting document</w:t>
             </w:r>
@@ -4770,28 +4980,30 @@
       </w:tr>
       <w:tr>
         <w:trPr>
+          <w:cantSplit w:val="false"/>
           <w:tblHeader w:val="false"/>
         </w:trPr>
         <w:tc>
           <w:tcPr>
-            <w:tcW w:type="dxa" w:w="1560"/>
-            <w:tcMar>
-              <w:top w:type="dxa" w:w="60"/>
-              <w:left w:type="dxa" w:w="100"/>
-              <w:bottom w:type="dxa" w:w="60"/>
-              <w:right w:type="dxa" w:w="100"/>
-            </w:tcMar>
-          </w:tcPr>
-          <w:p>
-            <w:pPr>
-              <w:spacing w:after="20" w:before="20"/>
+            <w:tcW w:type="dxa" w:w="1242"/>
+            <w:tcMar>
+              <w:top w:type="dxa" w:w="50"/>
+              <w:left w:type="dxa" w:w="80"/>
+              <w:bottom w:type="dxa" w:w="50"/>
+              <w:right w:type="dxa" w:w="80"/>
+            </w:tcMar>
+          </w:tcPr>
+          <w:p>
+            <w:pPr>
+              <w:spacing w:after="15" w:before="15" w:line="240"/>
+              <w:jc w:val="left"/>
             </w:pPr>
             <w:r>
               <w:rPr>
                 <w:b/>
                 <w:bCs/>
-                <w:sz w:val="19"/>
-                <w:szCs w:val="19"/>
+                <w:sz w:val="16"/>
+                <w:szCs w:val="16"/>
               </w:rPr>
               <w:t xml:space="preserve">Codreanu (2025)</w:t>
             </w:r>
@@ -4799,22 +5011,23 @@
         </w:tc>
         <w:tc>
           <w:tcPr>
-            <w:tcW w:type="dxa" w:w="1560"/>
-            <w:tcMar>
-              <w:top w:type="dxa" w:w="60"/>
-              <w:left w:type="dxa" w:w="100"/>
-              <w:bottom w:type="dxa" w:w="60"/>
-              <w:right w:type="dxa" w:w="100"/>
-            </w:tcMar>
-          </w:tcPr>
-          <w:p>
-            <w:pPr>
-              <w:spacing w:after="20" w:before="20"/>
-            </w:pPr>
-            <w:r>
-              <w:rPr>
-                <w:sz w:val="19"/>
-                <w:szCs w:val="19"/>
+            <w:tcW w:type="dxa" w:w="1561"/>
+            <w:tcMar>
+              <w:top w:type="dxa" w:w="50"/>
+              <w:left w:type="dxa" w:w="80"/>
+              <w:bottom w:type="dxa" w:w="50"/>
+              <w:right w:type="dxa" w:w="80"/>
+            </w:tcMar>
+          </w:tcPr>
+          <w:p>
+            <w:pPr>
+              <w:spacing w:after="15" w:before="15" w:line="240"/>
+              <w:jc w:val="left"/>
+            </w:pPr>
+            <w:r>
+              <w:rPr>
+                <w:sz w:val="16"/>
+                <w:szCs w:val="16"/>
               </w:rPr>
               <w:t xml:space="preserve">Romanian Diplomatic Institute PP43</w:t>
             </w:r>
@@ -4822,22 +5035,23 @@
         </w:tc>
         <w:tc>
           <w:tcPr>
-            <w:tcW w:type="dxa" w:w="1560"/>
-            <w:tcMar>
-              <w:top w:type="dxa" w:w="60"/>
-              <w:left w:type="dxa" w:w="100"/>
-              <w:bottom w:type="dxa" w:w="60"/>
-              <w:right w:type="dxa" w:w="100"/>
-            </w:tcMar>
-          </w:tcPr>
-          <w:p>
-            <w:pPr>
-              <w:spacing w:after="20" w:before="20"/>
-            </w:pPr>
-            <w:r>
-              <w:rPr>
-                <w:sz w:val="19"/>
-                <w:szCs w:val="19"/>
+            <w:tcW w:type="dxa" w:w="1329"/>
+            <w:tcMar>
+              <w:top w:type="dxa" w:w="50"/>
+              <w:left w:type="dxa" w:w="80"/>
+              <w:bottom w:type="dxa" w:w="50"/>
+              <w:right w:type="dxa" w:w="80"/>
+            </w:tcMar>
+          </w:tcPr>
+          <w:p>
+            <w:pPr>
+              <w:spacing w:after="15" w:before="15" w:line="240"/>
+              <w:jc w:val="left"/>
+            </w:pPr>
+            <w:r>
+              <w:rPr>
+                <w:sz w:val="16"/>
+                <w:szCs w:val="16"/>
               </w:rPr>
               <w:t xml:space="preserve">Open-source policy analysis</w:t>
             </w:r>
@@ -4845,31 +5059,32 @@
         </w:tc>
         <w:tc>
           <w:tcPr>
-            <w:tcW w:type="dxa" w:w="1560"/>
-            <w:tcMar>
-              <w:top w:type="dxa" w:w="60"/>
-              <w:left w:type="dxa" w:w="100"/>
-              <w:bottom w:type="dxa" w:w="60"/>
-              <w:right w:type="dxa" w:w="100"/>
-            </w:tcMar>
-          </w:tcPr>
-          <w:p>
-            <w:pPr>
-              <w:spacing w:after="20" w:before="20"/>
+            <w:tcW w:type="dxa" w:w="2615"/>
+            <w:tcMar>
+              <w:top w:type="dxa" w:w="50"/>
+              <w:left w:type="dxa" w:w="80"/>
+              <w:bottom w:type="dxa" w:w="50"/>
+              <w:right w:type="dxa" w:w="80"/>
+            </w:tcMar>
+          </w:tcPr>
+          <w:p>
+            <w:pPr>
+              <w:spacing w:after="15" w:before="15" w:line="240"/>
+              <w:jc w:val="left"/>
             </w:pPr>
             <w:r>
               <w:rPr>
                 <w:b/>
                 <w:bCs/>
-                <w:sz w:val="19"/>
-                <w:szCs w:val="19"/>
+                <w:sz w:val="16"/>
+                <w:szCs w:val="16"/>
               </w:rPr>
               <w:t xml:space="preserve">The negative case</w:t>
             </w:r>
             <w:r>
               <w:rPr>
-                <w:sz w:val="19"/>
-                <w:szCs w:val="19"/>
+                <w:sz w:val="16"/>
+                <w:szCs w:val="16"/>
               </w:rPr>
               <w:t xml:space="preserve">: Russian pre-positioning in US CI since 2018, never used</w:t>
             </w:r>
@@ -4877,22 +5092,23 @@
         </w:tc>
         <w:tc>
           <w:tcPr>
-            <w:tcW w:type="dxa" w:w="1560"/>
-            <w:tcMar>
-              <w:top w:type="dxa" w:w="60"/>
-              <w:left w:type="dxa" w:w="100"/>
-              <w:bottom w:type="dxa" w:w="60"/>
-              <w:right w:type="dxa" w:w="100"/>
-            </w:tcMar>
-          </w:tcPr>
-          <w:p>
-            <w:pPr>
-              <w:spacing w:after="20" w:before="20"/>
-            </w:pPr>
-            <w:r>
-              <w:rPr>
-                <w:sz w:val="19"/>
-                <w:szCs w:val="19"/>
+            <w:tcW w:type="dxa" w:w="851"/>
+            <w:tcMar>
+              <w:top w:type="dxa" w:w="50"/>
+              <w:left w:type="dxa" w:w="80"/>
+              <w:bottom w:type="dxa" w:w="50"/>
+              <w:right w:type="dxa" w:w="80"/>
+            </w:tcMar>
+          </w:tcPr>
+          <w:p>
+            <w:pPr>
+              <w:spacing w:after="15" w:before="15" w:line="240"/>
+              <w:jc w:val="left"/>
+            </w:pPr>
+            <w:r>
+              <w:rPr>
+                <w:sz w:val="16"/>
+                <w:szCs w:val="16"/>
               </w:rPr>
               <w:t xml:space="preserve">None</w:t>
             </w:r>
@@ -4900,22 +5116,23 @@
         </w:tc>
         <w:tc>
           <w:tcPr>
-            <w:tcW w:type="dxa" w:w="1560"/>
-            <w:tcMar>
-              <w:top w:type="dxa" w:w="60"/>
-              <w:left w:type="dxa" w:w="100"/>
-              <w:bottom w:type="dxa" w:w="60"/>
-              <w:right w:type="dxa" w:w="100"/>
-            </w:tcMar>
-          </w:tcPr>
-          <w:p>
-            <w:pPr>
-              <w:spacing w:after="20" w:before="20"/>
-            </w:pPr>
-            <w:r>
-              <w:rPr>
-                <w:sz w:val="19"/>
-                <w:szCs w:val="19"/>
+            <w:tcW w:type="dxa" w:w="1762"/>
+            <w:tcMar>
+              <w:top w:type="dxa" w:w="50"/>
+              <w:left w:type="dxa" w:w="80"/>
+              <w:bottom w:type="dxa" w:w="50"/>
+              <w:right w:type="dxa" w:w="80"/>
+            </w:tcMar>
+          </w:tcPr>
+          <w:p>
+            <w:pPr>
+              <w:spacing w:after="15" w:before="15" w:line="240"/>
+              <w:jc w:val="left"/>
+            </w:pPr>
+            <w:r>
+              <w:rPr>
+                <w:sz w:val="16"/>
+                <w:szCs w:val="16"/>
               </w:rPr>
               <w:t xml:space="preserve">Not peer reviewed; journalism-sourced</w:t>
             </w:r>
@@ -4924,28 +5141,30 @@
       </w:tr>
       <w:tr>
         <w:trPr>
+          <w:cantSplit w:val="false"/>
           <w:tblHeader w:val="false"/>
         </w:trPr>
         <w:tc>
           <w:tcPr>
-            <w:tcW w:type="dxa" w:w="1560"/>
-            <w:tcMar>
-              <w:top w:type="dxa" w:w="60"/>
-              <w:left w:type="dxa" w:w="100"/>
-              <w:bottom w:type="dxa" w:w="60"/>
-              <w:right w:type="dxa" w:w="100"/>
-            </w:tcMar>
-          </w:tcPr>
-          <w:p>
-            <w:pPr>
-              <w:spacing w:after="20" w:before="20"/>
+            <w:tcW w:type="dxa" w:w="1242"/>
+            <w:tcMar>
+              <w:top w:type="dxa" w:w="50"/>
+              <w:left w:type="dxa" w:w="80"/>
+              <w:bottom w:type="dxa" w:w="50"/>
+              <w:right w:type="dxa" w:w="80"/>
+            </w:tcMar>
+          </w:tcPr>
+          <w:p>
+            <w:pPr>
+              <w:spacing w:after="15" w:before="15" w:line="240"/>
+              <w:jc w:val="left"/>
             </w:pPr>
             <w:r>
               <w:rPr>
                 <w:b/>
                 <w:bCs/>
-                <w:sz w:val="19"/>
-                <w:szCs w:val="19"/>
+                <w:sz w:val="16"/>
+                <w:szCs w:val="16"/>
               </w:rPr>
               <w:t xml:space="preserve">Urbanczyk et al. (2025)</w:t>
             </w:r>
@@ -4953,22 +5172,23 @@
         </w:tc>
         <w:tc>
           <w:tcPr>
-            <w:tcW w:type="dxa" w:w="1560"/>
-            <w:tcMar>
-              <w:top w:type="dxa" w:w="60"/>
-              <w:left w:type="dxa" w:w="100"/>
-              <w:bottom w:type="dxa" w:w="60"/>
-              <w:right w:type="dxa" w:w="100"/>
-            </w:tcMar>
-          </w:tcPr>
-          <w:p>
-            <w:pPr>
-              <w:spacing w:after="20" w:before="20"/>
-            </w:pPr>
-            <w:r>
-              <w:rPr>
-                <w:sz w:val="19"/>
-                <w:szCs w:val="19"/>
+            <w:tcW w:type="dxa" w:w="1561"/>
+            <w:tcMar>
+              <w:top w:type="dxa" w:w="50"/>
+              <w:left w:type="dxa" w:w="80"/>
+              <w:bottom w:type="dxa" w:w="50"/>
+              <w:right w:type="dxa" w:w="80"/>
+            </w:tcMar>
+          </w:tcPr>
+          <w:p>
+            <w:pPr>
+              <w:spacing w:after="15" w:before="15" w:line="240"/>
+              <w:jc w:val="left"/>
+            </w:pPr>
+            <w:r>
+              <w:rPr>
+                <w:sz w:val="16"/>
+                <w:szCs w:val="16"/>
               </w:rPr>
               <w:t xml:space="preserve">TechRxiv preprint</w:t>
             </w:r>
@@ -4976,22 +5196,23 @@
         </w:tc>
         <w:tc>
           <w:tcPr>
-            <w:tcW w:type="dxa" w:w="1560"/>
-            <w:tcMar>
-              <w:top w:type="dxa" w:w="60"/>
-              <w:left w:type="dxa" w:w="100"/>
-              <w:bottom w:type="dxa" w:w="60"/>
-              <w:right w:type="dxa" w:w="100"/>
-            </w:tcMar>
-          </w:tcPr>
-          <w:p>
-            <w:pPr>
-              <w:spacing w:after="20" w:before="20"/>
-            </w:pPr>
-            <w:r>
-              <w:rPr>
-                <w:sz w:val="19"/>
-                <w:szCs w:val="19"/>
+            <w:tcW w:type="dxa" w:w="1329"/>
+            <w:tcMar>
+              <w:top w:type="dxa" w:w="50"/>
+              <w:left w:type="dxa" w:w="80"/>
+              <w:bottom w:type="dxa" w:w="50"/>
+              <w:right w:type="dxa" w:w="80"/>
+            </w:tcMar>
+          </w:tcPr>
+          <w:p>
+            <w:pPr>
+              <w:spacing w:after="15" w:before="15" w:line="240"/>
+              <w:jc w:val="left"/>
+            </w:pPr>
+            <w:r>
+              <w:rPr>
+                <w:sz w:val="16"/>
+                <w:szCs w:val="16"/>
               </w:rPr>
               <w:t xml:space="preserve">Kill-chain case study</w:t>
             </w:r>
@@ -4999,22 +5220,23 @@
         </w:tc>
         <w:tc>
           <w:tcPr>
-            <w:tcW w:type="dxa" w:w="1560"/>
-            <w:tcMar>
-              <w:top w:type="dxa" w:w="60"/>
-              <w:left w:type="dxa" w:w="100"/>
-              <w:bottom w:type="dxa" w:w="60"/>
-              <w:right w:type="dxa" w:w="100"/>
-            </w:tcMar>
-          </w:tcPr>
-          <w:p>
-            <w:pPr>
-              <w:spacing w:after="20" w:before="20"/>
-            </w:pPr>
-            <w:r>
-              <w:rPr>
-                <w:sz w:val="19"/>
-                <w:szCs w:val="19"/>
+            <w:tcW w:type="dxa" w:w="2615"/>
+            <w:tcMar>
+              <w:top w:type="dxa" w:w="50"/>
+              <w:left w:type="dxa" w:w="80"/>
+              <w:bottom w:type="dxa" w:w="50"/>
+              <w:right w:type="dxa" w:w="80"/>
+            </w:tcMar>
+          </w:tcPr>
+          <w:p>
+            <w:pPr>
+              <w:spacing w:after="15" w:before="15" w:line="240"/>
+              <w:jc w:val="left"/>
+            </w:pPr>
+            <w:r>
+              <w:rPr>
+                <w:sz w:val="16"/>
+                <w:szCs w:val="16"/>
               </w:rPr>
               <w:t xml:space="preserve">Salt Typhoon drew </w:t>
             </w:r>
@@ -5022,15 +5244,15 @@
               <w:rPr>
                 <w:b/>
                 <w:bCs/>
-                <w:sz w:val="19"/>
-                <w:szCs w:val="19"/>
+                <w:sz w:val="16"/>
+                <w:szCs w:val="16"/>
               </w:rPr>
               <w:t xml:space="preserve">Treasury sanctions</w:t>
             </w:r>
             <w:r>
               <w:rPr>
-                <w:sz w:val="19"/>
-                <w:szCs w:val="19"/>
+                <w:sz w:val="16"/>
+                <w:szCs w:val="16"/>
               </w:rPr>
               <w:t xml:space="preserve"> — the response asymmetry</w:t>
             </w:r>
@@ -5038,22 +5260,23 @@
         </w:tc>
         <w:tc>
           <w:tcPr>
-            <w:tcW w:type="dxa" w:w="1560"/>
-            <w:tcMar>
-              <w:top w:type="dxa" w:w="60"/>
-              <w:left w:type="dxa" w:w="100"/>
-              <w:bottom w:type="dxa" w:w="60"/>
-              <w:right w:type="dxa" w:w="100"/>
-            </w:tcMar>
-          </w:tcPr>
-          <w:p>
-            <w:pPr>
-              <w:spacing w:after="20" w:before="20"/>
-            </w:pPr>
-            <w:r>
-              <w:rPr>
-                <w:sz w:val="19"/>
-                <w:szCs w:val="19"/>
+            <w:tcW w:type="dxa" w:w="851"/>
+            <w:tcMar>
+              <w:top w:type="dxa" w:w="50"/>
+              <w:left w:type="dxa" w:w="80"/>
+              <w:bottom w:type="dxa" w:w="50"/>
+              <w:right w:type="dxa" w:w="80"/>
+            </w:tcMar>
+          </w:tcPr>
+          <w:p>
+            <w:pPr>
+              <w:spacing w:after="15" w:before="15" w:line="240"/>
+              <w:jc w:val="left"/>
+            </w:pPr>
+            <w:r>
+              <w:rPr>
+                <w:sz w:val="16"/>
+                <w:szCs w:val="16"/>
               </w:rPr>
               <w:t xml:space="preserve">None</w:t>
             </w:r>
@@ -5061,22 +5284,23 @@
         </w:tc>
         <w:tc>
           <w:tcPr>
-            <w:tcW w:type="dxa" w:w="1560"/>
-            <w:tcMar>
-              <w:top w:type="dxa" w:w="60"/>
-              <w:left w:type="dxa" w:w="100"/>
-              <w:bottom w:type="dxa" w:w="60"/>
-              <w:right w:type="dxa" w:w="100"/>
-            </w:tcMar>
-          </w:tcPr>
-          <w:p>
-            <w:pPr>
-              <w:spacing w:after="20" w:before="20"/>
-            </w:pPr>
-            <w:r>
-              <w:rPr>
-                <w:sz w:val="19"/>
-                <w:szCs w:val="19"/>
+            <w:tcW w:type="dxa" w:w="1762"/>
+            <w:tcMar>
+              <w:top w:type="dxa" w:w="50"/>
+              <w:left w:type="dxa" w:w="80"/>
+              <w:bottom w:type="dxa" w:w="50"/>
+              <w:right w:type="dxa" w:w="80"/>
+            </w:tcMar>
+          </w:tcPr>
+          <w:p>
+            <w:pPr>
+              <w:spacing w:after="15" w:before="15" w:line="240"/>
+              <w:jc w:val="left"/>
+            </w:pPr>
+            <w:r>
+              <w:rPr>
+                <w:sz w:val="16"/>
+                <w:szCs w:val="16"/>
               </w:rPr>
               <w:t xml:space="preserve">Undergraduate, unreviewed; cite Treasury directly</w:t>
             </w:r>
@@ -5085,28 +5309,30 @@
       </w:tr>
       <w:tr>
         <w:trPr>
+          <w:cantSplit w:val="false"/>
           <w:tblHeader w:val="false"/>
         </w:trPr>
         <w:tc>
           <w:tcPr>
-            <w:tcW w:type="dxa" w:w="1560"/>
-            <w:tcMar>
-              <w:top w:type="dxa" w:w="60"/>
-              <w:left w:type="dxa" w:w="100"/>
-              <w:bottom w:type="dxa" w:w="60"/>
-              <w:right w:type="dxa" w:w="100"/>
-            </w:tcMar>
-          </w:tcPr>
-          <w:p>
-            <w:pPr>
-              <w:spacing w:after="20" w:before="20"/>
+            <w:tcW w:type="dxa" w:w="1242"/>
+            <w:tcMar>
+              <w:top w:type="dxa" w:w="50"/>
+              <w:left w:type="dxa" w:w="80"/>
+              <w:bottom w:type="dxa" w:w="50"/>
+              <w:right w:type="dxa" w:w="80"/>
+            </w:tcMar>
+          </w:tcPr>
+          <w:p>
+            <w:pPr>
+              <w:spacing w:after="15" w:before="15" w:line="240"/>
+              <w:jc w:val="left"/>
             </w:pPr>
             <w:r>
               <w:rPr>
                 <w:b/>
                 <w:bCs/>
-                <w:sz w:val="19"/>
-                <w:szCs w:val="19"/>
+                <w:sz w:val="16"/>
+                <w:szCs w:val="16"/>
               </w:rPr>
               <w:t xml:space="preserve">Ferdaus et al. (n.d.)</w:t>
             </w:r>
@@ -5114,22 +5340,23 @@
         </w:tc>
         <w:tc>
           <w:tcPr>
-            <w:tcW w:type="dxa" w:w="1560"/>
-            <w:tcMar>
-              <w:top w:type="dxa" w:w="60"/>
-              <w:left w:type="dxa" w:w="100"/>
-              <w:bottom w:type="dxa" w:w="60"/>
-              <w:right w:type="dxa" w:w="100"/>
-            </w:tcMar>
-          </w:tcPr>
-          <w:p>
-            <w:pPr>
-              <w:spacing w:after="20" w:before="20"/>
-            </w:pPr>
-            <w:r>
-              <w:rPr>
-                <w:sz w:val="19"/>
-                <w:szCs w:val="19"/>
+            <w:tcW w:type="dxa" w:w="1561"/>
+            <w:tcMar>
+              <w:top w:type="dxa" w:w="50"/>
+              <w:left w:type="dxa" w:w="80"/>
+              <w:bottom w:type="dxa" w:w="50"/>
+              <w:right w:type="dxa" w:w="80"/>
+            </w:tcMar>
+          </w:tcPr>
+          <w:p>
+            <w:pPr>
+              <w:spacing w:after="15" w:before="15" w:line="240"/>
+              <w:jc w:val="left"/>
+            </w:pPr>
+            <w:r>
+              <w:rPr>
+                <w:sz w:val="16"/>
+                <w:szCs w:val="16"/>
               </w:rPr>
               <w:t xml:space="preserve">SSRN chapter</w:t>
             </w:r>
@@ -5137,22 +5364,23 @@
         </w:tc>
         <w:tc>
           <w:tcPr>
-            <w:tcW w:type="dxa" w:w="1560"/>
-            <w:tcMar>
-              <w:top w:type="dxa" w:w="60"/>
-              <w:left w:type="dxa" w:w="100"/>
-              <w:bottom w:type="dxa" w:w="60"/>
-              <w:right w:type="dxa" w:w="100"/>
-            </w:tcMar>
-          </w:tcPr>
-          <w:p>
-            <w:pPr>
-              <w:spacing w:after="20" w:before="20"/>
-            </w:pPr>
-            <w:r>
-              <w:rPr>
-                <w:sz w:val="19"/>
-                <w:szCs w:val="19"/>
+            <w:tcW w:type="dxa" w:w="1329"/>
+            <w:tcMar>
+              <w:top w:type="dxa" w:w="50"/>
+              <w:left w:type="dxa" w:w="80"/>
+              <w:bottom w:type="dxa" w:w="50"/>
+              <w:right w:type="dxa" w:w="80"/>
+            </w:tcMar>
+          </w:tcPr>
+          <w:p>
+            <w:pPr>
+              <w:spacing w:after="15" w:before="15" w:line="240"/>
+              <w:jc w:val="left"/>
+            </w:pPr>
+            <w:r>
+              <w:rPr>
+                <w:sz w:val="16"/>
+                <w:szCs w:val="16"/>
               </w:rPr>
               <w:t xml:space="preserve">Survey</w:t>
             </w:r>
@@ -5160,22 +5388,23 @@
         </w:tc>
         <w:tc>
           <w:tcPr>
-            <w:tcW w:type="dxa" w:w="1560"/>
-            <w:tcMar>
-              <w:top w:type="dxa" w:w="60"/>
-              <w:left w:type="dxa" w:w="100"/>
-              <w:bottom w:type="dxa" w:w="60"/>
-              <w:right w:type="dxa" w:w="100"/>
-            </w:tcMar>
-          </w:tcPr>
-          <w:p>
-            <w:pPr>
-              <w:spacing w:after="20" w:before="20"/>
-            </w:pPr>
-            <w:r>
-              <w:rPr>
-                <w:sz w:val="19"/>
-                <w:szCs w:val="19"/>
+            <w:tcW w:type="dxa" w:w="2615"/>
+            <w:tcMar>
+              <w:top w:type="dxa" w:w="50"/>
+              <w:left w:type="dxa" w:w="80"/>
+              <w:bottom w:type="dxa" w:w="50"/>
+              <w:right w:type="dxa" w:w="80"/>
+            </w:tcMar>
+          </w:tcPr>
+          <w:p>
+            <w:pPr>
+              <w:spacing w:after="15" w:before="15" w:line="240"/>
+              <w:jc w:val="left"/>
+            </w:pPr>
+            <w:r>
+              <w:rPr>
+                <w:sz w:val="16"/>
+                <w:szCs w:val="16"/>
               </w:rPr>
               <w:t xml:space="preserve">Background on espionage/attack distinction</w:t>
             </w:r>
@@ -5183,22 +5412,23 @@
         </w:tc>
         <w:tc>
           <w:tcPr>
-            <w:tcW w:type="dxa" w:w="1560"/>
-            <w:tcMar>
-              <w:top w:type="dxa" w:w="60"/>
-              <w:left w:type="dxa" w:w="100"/>
-              <w:bottom w:type="dxa" w:w="60"/>
-              <w:right w:type="dxa" w:w="100"/>
-            </w:tcMar>
-          </w:tcPr>
-          <w:p>
-            <w:pPr>
-              <w:spacing w:after="20" w:before="20"/>
-            </w:pPr>
-            <w:r>
-              <w:rPr>
-                <w:sz w:val="19"/>
-                <w:szCs w:val="19"/>
+            <w:tcW w:type="dxa" w:w="851"/>
+            <w:tcMar>
+              <w:top w:type="dxa" w:w="50"/>
+              <w:left w:type="dxa" w:w="80"/>
+              <w:bottom w:type="dxa" w:w="50"/>
+              <w:right w:type="dxa" w:w="80"/>
+            </w:tcMar>
+          </w:tcPr>
+          <w:p>
+            <w:pPr>
+              <w:spacing w:after="15" w:before="15" w:line="240"/>
+              <w:jc w:val="left"/>
+            </w:pPr>
+            <w:r>
+              <w:rPr>
+                <w:sz w:val="16"/>
+                <w:szCs w:val="16"/>
               </w:rPr>
               <w:t xml:space="preserve">Incidental</w:t>
             </w:r>
@@ -5206,22 +5436,23 @@
         </w:tc>
         <w:tc>
           <w:tcPr>
-            <w:tcW w:type="dxa" w:w="1560"/>
-            <w:tcMar>
-              <w:top w:type="dxa" w:w="60"/>
-              <w:left w:type="dxa" w:w="100"/>
-              <w:bottom w:type="dxa" w:w="60"/>
-              <w:right w:type="dxa" w:w="100"/>
-            </w:tcMar>
-          </w:tcPr>
-          <w:p>
-            <w:pPr>
-              <w:spacing w:after="20" w:before="20"/>
-            </w:pPr>
-            <w:r>
-              <w:rPr>
-                <w:sz w:val="19"/>
-                <w:szCs w:val="19"/>
+            <w:tcW w:type="dxa" w:w="1762"/>
+            <w:tcMar>
+              <w:top w:type="dxa" w:w="50"/>
+              <w:left w:type="dxa" w:w="80"/>
+              <w:bottom w:type="dxa" w:w="50"/>
+              <w:right w:type="dxa" w:w="80"/>
+            </w:tcMar>
+          </w:tcPr>
+          <w:p>
+            <w:pPr>
+              <w:spacing w:after="15" w:before="15" w:line="240"/>
+              <w:jc w:val="left"/>
+            </w:pPr>
+            <w:r>
+              <w:rPr>
+                <w:sz w:val="16"/>
+                <w:szCs w:val="16"/>
               </w:rPr>
               <w:t xml:space="preserve">Low relevance</w:t>
             </w:r>
@@ -5230,28 +5461,30 @@
       </w:tr>
       <w:tr>
         <w:trPr>
+          <w:cantSplit w:val="false"/>
           <w:tblHeader w:val="false"/>
         </w:trPr>
         <w:tc>
           <w:tcPr>
-            <w:tcW w:type="dxa" w:w="1560"/>
-            <w:tcMar>
-              <w:top w:type="dxa" w:w="60"/>
-              <w:left w:type="dxa" w:w="100"/>
-              <w:bottom w:type="dxa" w:w="60"/>
-              <w:right w:type="dxa" w:w="100"/>
-            </w:tcMar>
-          </w:tcPr>
-          <w:p>
-            <w:pPr>
-              <w:spacing w:after="20" w:before="20"/>
+            <w:tcW w:type="dxa" w:w="1242"/>
+            <w:tcMar>
+              <w:top w:type="dxa" w:w="50"/>
+              <w:left w:type="dxa" w:w="80"/>
+              <w:bottom w:type="dxa" w:w="50"/>
+              <w:right w:type="dxa" w:w="80"/>
+            </w:tcMar>
+          </w:tcPr>
+          <w:p>
+            <w:pPr>
+              <w:spacing w:after="15" w:before="15" w:line="240"/>
+              <w:jc w:val="left"/>
             </w:pPr>
             <w:r>
               <w:rPr>
                 <w:b/>
                 <w:bCs/>
-                <w:sz w:val="19"/>
-                <w:szCs w:val="19"/>
+                <w:sz w:val="16"/>
+                <w:szCs w:val="16"/>
               </w:rPr>
               <w:t xml:space="preserve">Willett (2022)</w:t>
             </w:r>
@@ -5259,17 +5492,18 @@
         </w:tc>
         <w:tc>
           <w:tcPr>
-            <w:tcW w:type="dxa" w:w="1560"/>
-            <w:tcMar>
-              <w:top w:type="dxa" w:w="60"/>
-              <w:left w:type="dxa" w:w="100"/>
-              <w:bottom w:type="dxa" w:w="60"/>
-              <w:right w:type="dxa" w:w="100"/>
-            </w:tcMar>
-          </w:tcPr>
-          <w:p>
-            <w:pPr>
-              <w:spacing w:after="20" w:before="20"/>
+            <w:tcW w:type="dxa" w:w="1561"/>
+            <w:tcMar>
+              <w:top w:type="dxa" w:w="50"/>
+              <w:left w:type="dxa" w:w="80"/>
+              <w:bottom w:type="dxa" w:w="50"/>
+              <w:right w:type="dxa" w:w="80"/>
+            </w:tcMar>
+          </w:tcPr>
+          <w:p>
+            <w:pPr>
+              <w:spacing w:after="15" w:before="15" w:line="240"/>
+              <w:jc w:val="left"/>
             </w:pPr>
             <w:r>
               <w:rPr>
@@ -5277,15 +5511,15 @@
                 <w:bCs/>
                 <w:i/>
                 <w:iCs/>
-                <w:sz w:val="19"/>
-                <w:szCs w:val="19"/>
+                <w:sz w:val="16"/>
+                <w:szCs w:val="16"/>
               </w:rPr>
               <w:t xml:space="preserve">Survival</w:t>
             </w:r>
             <w:r>
               <w:rPr>
-                <w:sz w:val="19"/>
-                <w:szCs w:val="19"/>
+                <w:sz w:val="16"/>
+                <w:szCs w:val="16"/>
               </w:rPr>
               <w:t xml:space="preserve"> </w:t>
             </w:r>
@@ -5293,8 +5527,8 @@
               <w:rPr>
                 <w:b/>
                 <w:bCs/>
-                <w:sz w:val="19"/>
-                <w:szCs w:val="19"/>
+                <w:sz w:val="16"/>
+                <w:szCs w:val="16"/>
               </w:rPr>
               <w:t xml:space="preserve">(IISS) — highest-ranked in corpus</w:t>
             </w:r>
@@ -5302,22 +5536,23 @@
         </w:tc>
         <w:tc>
           <w:tcPr>
-            <w:tcW w:type="dxa" w:w="1560"/>
-            <w:tcMar>
-              <w:top w:type="dxa" w:w="60"/>
-              <w:left w:type="dxa" w:w="100"/>
-              <w:bottom w:type="dxa" w:w="60"/>
-              <w:right w:type="dxa" w:w="100"/>
-            </w:tcMar>
-          </w:tcPr>
-          <w:p>
-            <w:pPr>
-              <w:spacing w:after="20" w:before="20"/>
-            </w:pPr>
-            <w:r>
-              <w:rPr>
-                <w:sz w:val="19"/>
-                <w:szCs w:val="19"/>
+            <w:tcW w:type="dxa" w:w="1329"/>
+            <w:tcMar>
+              <w:top w:type="dxa" w:w="50"/>
+              <w:left w:type="dxa" w:w="80"/>
+              <w:bottom w:type="dxa" w:w="50"/>
+              <w:right w:type="dxa" w:w="80"/>
+            </w:tcMar>
+          </w:tcPr>
+          <w:p>
+            <w:pPr>
+              <w:spacing w:after="15" w:before="15" w:line="240"/>
+              <w:jc w:val="left"/>
+            </w:pPr>
+            <w:r>
+              <w:rPr>
+                <w:sz w:val="16"/>
+                <w:szCs w:val="16"/>
               </w:rPr>
               <w:t xml:space="preserve">Expert assessment</w:t>
             </w:r>
@@ -5325,31 +5560,32 @@
         </w:tc>
         <w:tc>
           <w:tcPr>
-            <w:tcW w:type="dxa" w:w="1560"/>
-            <w:tcMar>
-              <w:top w:type="dxa" w:w="60"/>
-              <w:left w:type="dxa" w:w="100"/>
-              <w:bottom w:type="dxa" w:w="60"/>
-              <w:right w:type="dxa" w:w="100"/>
-            </w:tcMar>
-          </w:tcPr>
-          <w:p>
-            <w:pPr>
-              <w:spacing w:after="20" w:before="20"/>
+            <w:tcW w:type="dxa" w:w="2615"/>
+            <w:tcMar>
+              <w:top w:type="dxa" w:w="50"/>
+              <w:left w:type="dxa" w:w="80"/>
+              <w:bottom w:type="dxa" w:w="50"/>
+              <w:right w:type="dxa" w:w="80"/>
+            </w:tcMar>
+          </w:tcPr>
+          <w:p>
+            <w:pPr>
+              <w:spacing w:after="15" w:before="15" w:line="240"/>
+              <w:jc w:val="left"/>
             </w:pPr>
             <w:r>
               <w:rPr>
                 <w:b/>
                 <w:bCs/>
-                <w:sz w:val="19"/>
-                <w:szCs w:val="19"/>
+                <w:sz w:val="16"/>
+                <w:szCs w:val="16"/>
               </w:rPr>
               <w:t xml:space="preserve">"Defence dominating most of the time"</w:t>
             </w:r>
             <w:r>
               <w:rPr>
-                <w:sz w:val="19"/>
-                <w:szCs w:val="19"/>
+                <w:sz w:val="16"/>
+                <w:szCs w:val="16"/>
               </w:rPr>
               <w:t xml:space="preserve">; balance is dyad-conditional; Industroyer2 defeated</w:t>
             </w:r>
@@ -5357,22 +5593,23 @@
         </w:tc>
         <w:tc>
           <w:tcPr>
-            <w:tcW w:type="dxa" w:w="1560"/>
-            <w:tcMar>
-              <w:top w:type="dxa" w:w="60"/>
-              <w:left w:type="dxa" w:w="100"/>
-              <w:bottom w:type="dxa" w:w="60"/>
-              <w:right w:type="dxa" w:w="100"/>
-            </w:tcMar>
-          </w:tcPr>
-          <w:p>
-            <w:pPr>
-              <w:spacing w:after="20" w:before="20"/>
-            </w:pPr>
-            <w:r>
-              <w:rPr>
-                <w:sz w:val="19"/>
-                <w:szCs w:val="19"/>
+            <w:tcW w:type="dxa" w:w="851"/>
+            <w:tcMar>
+              <w:top w:type="dxa" w:w="50"/>
+              <w:left w:type="dxa" w:w="80"/>
+              <w:bottom w:type="dxa" w:w="50"/>
+              <w:right w:type="dxa" w:w="80"/>
+            </w:tcMar>
+          </w:tcPr>
+          <w:p>
+            <w:pPr>
+              <w:spacing w:after="15" w:before="15" w:line="240"/>
+              <w:jc w:val="left"/>
+            </w:pPr>
+            <w:r>
+              <w:rPr>
+                <w:sz w:val="16"/>
+                <w:szCs w:val="16"/>
               </w:rPr>
               <w:t xml:space="preserve">None</w:t>
             </w:r>
@@ -5380,22 +5617,23 @@
         </w:tc>
         <w:tc>
           <w:tcPr>
-            <w:tcW w:type="dxa" w:w="1560"/>
-            <w:tcMar>
-              <w:top w:type="dxa" w:w="60"/>
-              <w:left w:type="dxa" w:w="100"/>
-              <w:bottom w:type="dxa" w:w="60"/>
-              <w:right w:type="dxa" w:w="100"/>
-            </w:tcMar>
-          </w:tcPr>
-          <w:p>
-            <w:pPr>
-              <w:spacing w:after="20" w:before="20"/>
-            </w:pPr>
-            <w:r>
-              <w:rPr>
-                <w:sz w:val="19"/>
-                <w:szCs w:val="19"/>
+            <w:tcW w:type="dxa" w:w="1762"/>
+            <w:tcMar>
+              <w:top w:type="dxa" w:w="50"/>
+              <w:left w:type="dxa" w:w="80"/>
+              <w:bottom w:type="dxa" w:w="50"/>
+              <w:right w:type="dxa" w:w="80"/>
+            </w:tcMar>
+          </w:tcPr>
+          <w:p>
+            <w:pPr>
+              <w:spacing w:after="15" w:before="15" w:line="240"/>
+              <w:jc w:val="left"/>
+            </w:pPr>
+            <w:r>
+              <w:rPr>
+                <w:sz w:val="16"/>
+                <w:szCs w:val="16"/>
               </w:rPr>
               <w:t xml:space="preserve">Time-bounded to Aug 2022</w:t>
             </w:r>
@@ -5404,28 +5642,30 @@
       </w:tr>
       <w:tr>
         <w:trPr>
+          <w:cantSplit w:val="false"/>
           <w:tblHeader w:val="false"/>
         </w:trPr>
         <w:tc>
           <w:tcPr>
-            <w:tcW w:type="dxa" w:w="1560"/>
-            <w:tcMar>
-              <w:top w:type="dxa" w:w="60"/>
-              <w:left w:type="dxa" w:w="100"/>
-              <w:bottom w:type="dxa" w:w="60"/>
-              <w:right w:type="dxa" w:w="100"/>
-            </w:tcMar>
-          </w:tcPr>
-          <w:p>
-            <w:pPr>
-              <w:spacing w:after="20" w:before="20"/>
+            <w:tcW w:type="dxa" w:w="1242"/>
+            <w:tcMar>
+              <w:top w:type="dxa" w:w="50"/>
+              <w:left w:type="dxa" w:w="80"/>
+              <w:bottom w:type="dxa" w:w="50"/>
+              <w:right w:type="dxa" w:w="80"/>
+            </w:tcMar>
+          </w:tcPr>
+          <w:p>
+            <w:pPr>
+              <w:spacing w:after="15" w:before="15" w:line="240"/>
+              <w:jc w:val="left"/>
             </w:pPr>
             <w:r>
               <w:rPr>
                 <w:b/>
                 <w:bCs/>
-                <w:sz w:val="19"/>
-                <w:szCs w:val="19"/>
+                <w:sz w:val="16"/>
+                <w:szCs w:val="16"/>
               </w:rPr>
               <w:t xml:space="preserve">Braccia (2025)</w:t>
             </w:r>
@@ -5433,22 +5673,23 @@
         </w:tc>
         <w:tc>
           <w:tcPr>
-            <w:tcW w:type="dxa" w:w="1560"/>
-            <w:tcMar>
-              <w:top w:type="dxa" w:w="60"/>
-              <w:left w:type="dxa" w:w="100"/>
-              <w:bottom w:type="dxa" w:w="60"/>
-              <w:right w:type="dxa" w:w="100"/>
-            </w:tcMar>
-          </w:tcPr>
-          <w:p>
-            <w:pPr>
-              <w:spacing w:after="20" w:before="20"/>
-            </w:pPr>
-            <w:r>
-              <w:rPr>
-                <w:sz w:val="19"/>
-                <w:szCs w:val="19"/>
+            <w:tcW w:type="dxa" w:w="1561"/>
+            <w:tcMar>
+              <w:top w:type="dxa" w:w="50"/>
+              <w:left w:type="dxa" w:w="80"/>
+              <w:bottom w:type="dxa" w:w="50"/>
+              <w:right w:type="dxa" w:w="80"/>
+            </w:tcMar>
+          </w:tcPr>
+          <w:p>
+            <w:pPr>
+              <w:spacing w:after="15" w:before="15" w:line="240"/>
+              <w:jc w:val="left"/>
+            </w:pPr>
+            <w:r>
+              <w:rPr>
+                <w:sz w:val="16"/>
+                <w:szCs w:val="16"/>
               </w:rPr>
               <w:t xml:space="preserve">Authorea preprint</w:t>
             </w:r>
@@ -5456,22 +5697,23 @@
         </w:tc>
         <w:tc>
           <w:tcPr>
-            <w:tcW w:type="dxa" w:w="1560"/>
-            <w:tcMar>
-              <w:top w:type="dxa" w:w="60"/>
-              <w:left w:type="dxa" w:w="100"/>
-              <w:bottom w:type="dxa" w:w="60"/>
-              <w:right w:type="dxa" w:w="100"/>
-            </w:tcMar>
-          </w:tcPr>
-          <w:p>
-            <w:pPr>
-              <w:spacing w:after="20" w:before="20"/>
-            </w:pPr>
-            <w:r>
-              <w:rPr>
-                <w:sz w:val="19"/>
-                <w:szCs w:val="19"/>
+            <w:tcW w:type="dxa" w:w="1329"/>
+            <w:tcMar>
+              <w:top w:type="dxa" w:w="50"/>
+              <w:left w:type="dxa" w:w="80"/>
+              <w:bottom w:type="dxa" w:w="50"/>
+              <w:right w:type="dxa" w:w="80"/>
+            </w:tcMar>
+          </w:tcPr>
+          <w:p>
+            <w:pPr>
+              <w:spacing w:after="15" w:before="15" w:line="240"/>
+              <w:jc w:val="left"/>
+            </w:pPr>
+            <w:r>
+              <w:rPr>
+                <w:sz w:val="16"/>
+                <w:szCs w:val="16"/>
               </w:rPr>
               <w:t xml:space="preserve">Grey-zone analysis</w:t>
             </w:r>
@@ -5479,22 +5721,23 @@
         </w:tc>
         <w:tc>
           <w:tcPr>
-            <w:tcW w:type="dxa" w:w="1560"/>
-            <w:tcMar>
-              <w:top w:type="dxa" w:w="60"/>
-              <w:left w:type="dxa" w:w="100"/>
-              <w:bottom w:type="dxa" w:w="60"/>
-              <w:right w:type="dxa" w:w="100"/>
-            </w:tcMar>
-          </w:tcPr>
-          <w:p>
-            <w:pPr>
-              <w:spacing w:after="20" w:before="20"/>
-            </w:pPr>
-            <w:r>
-              <w:rPr>
-                <w:sz w:val="19"/>
-                <w:szCs w:val="19"/>
+            <w:tcW w:type="dxa" w:w="2615"/>
+            <w:tcMar>
+              <w:top w:type="dxa" w:w="50"/>
+              <w:left w:type="dxa" w:w="80"/>
+              <w:bottom w:type="dxa" w:w="50"/>
+              <w:right w:type="dxa" w:w="80"/>
+            </w:tcMar>
+          </w:tcPr>
+          <w:p>
+            <w:pPr>
+              <w:spacing w:after="15" w:before="15" w:line="240"/>
+              <w:jc w:val="left"/>
+            </w:pPr>
+            <w:r>
+              <w:rPr>
+                <w:sz w:val="16"/>
+                <w:szCs w:val="16"/>
               </w:rPr>
               <w:t xml:space="preserve">Sub-threshold calibration ⇒ </w:t>
             </w:r>
@@ -5502,8 +5745,8 @@
               <w:rPr>
                 <w:b/>
                 <w:bCs/>
-                <w:sz w:val="19"/>
-                <w:szCs w:val="19"/>
+                <w:sz w:val="16"/>
+                <w:szCs w:val="16"/>
               </w:rPr>
               <w:t xml:space="preserve">H2, pre-positioning as deliberate non-signal</w:t>
             </w:r>
@@ -5511,22 +5754,23 @@
         </w:tc>
         <w:tc>
           <w:tcPr>
-            <w:tcW w:type="dxa" w:w="1560"/>
-            <w:tcMar>
-              <w:top w:type="dxa" w:w="60"/>
-              <w:left w:type="dxa" w:w="100"/>
-              <w:bottom w:type="dxa" w:w="60"/>
-              <w:right w:type="dxa" w:w="100"/>
-            </w:tcMar>
-          </w:tcPr>
-          <w:p>
-            <w:pPr>
-              <w:spacing w:after="20" w:before="20"/>
-            </w:pPr>
-            <w:r>
-              <w:rPr>
-                <w:sz w:val="19"/>
-                <w:szCs w:val="19"/>
+            <w:tcW w:type="dxa" w:w="851"/>
+            <w:tcMar>
+              <w:top w:type="dxa" w:w="50"/>
+              <w:left w:type="dxa" w:w="80"/>
+              <w:bottom w:type="dxa" w:w="50"/>
+              <w:right w:type="dxa" w:w="80"/>
+            </w:tcMar>
+          </w:tcPr>
+          <w:p>
+            <w:pPr>
+              <w:spacing w:after="15" w:before="15" w:line="240"/>
+              <w:jc w:val="left"/>
+            </w:pPr>
+            <w:r>
+              <w:rPr>
+                <w:sz w:val="16"/>
+                <w:szCs w:val="16"/>
               </w:rPr>
               <w:t xml:space="preserve">None</w:t>
             </w:r>
@@ -5534,24 +5778,25 @@
         </w:tc>
         <w:tc>
           <w:tcPr>
-            <w:tcW w:type="dxa" w:w="1560"/>
-            <w:tcMar>
-              <w:top w:type="dxa" w:w="60"/>
-              <w:left w:type="dxa" w:w="100"/>
-              <w:bottom w:type="dxa" w:w="60"/>
-              <w:right w:type="dxa" w:w="100"/>
-            </w:tcMar>
-          </w:tcPr>
-          <w:p>
-            <w:pPr>
-              <w:spacing w:after="20" w:before="20"/>
+            <w:tcW w:type="dxa" w:w="1762"/>
+            <w:tcMar>
+              <w:top w:type="dxa" w:w="50"/>
+              <w:left w:type="dxa" w:w="80"/>
+              <w:bottom w:type="dxa" w:w="50"/>
+              <w:right w:type="dxa" w:w="80"/>
+            </w:tcMar>
+          </w:tcPr>
+          <w:p>
+            <w:pPr>
+              <w:spacing w:after="15" w:before="15" w:line="240"/>
+              <w:jc w:val="left"/>
             </w:pPr>
             <w:r>
               <w:rPr>
                 <w:b/>
                 <w:bCs/>
-                <w:sz w:val="19"/>
-                <w:szCs w:val="19"/>
+                <w:sz w:val="16"/>
+                <w:szCs w:val="16"/>
               </w:rPr>
               <w:t xml:space="preserve">No affiliation, no review — do not cite for facts</w:t>
             </w:r>
@@ -5560,28 +5805,30 @@
       </w:tr>
       <w:tr>
         <w:trPr>
+          <w:cantSplit w:val="false"/>
           <w:tblHeader w:val="false"/>
         </w:trPr>
         <w:tc>
           <w:tcPr>
-            <w:tcW w:type="dxa" w:w="1560"/>
-            <w:tcMar>
-              <w:top w:type="dxa" w:w="60"/>
-              <w:left w:type="dxa" w:w="100"/>
-              <w:bottom w:type="dxa" w:w="60"/>
-              <w:right w:type="dxa" w:w="100"/>
-            </w:tcMar>
-          </w:tcPr>
-          <w:p>
-            <w:pPr>
-              <w:spacing w:after="20" w:before="20"/>
+            <w:tcW w:type="dxa" w:w="1242"/>
+            <w:tcMar>
+              <w:top w:type="dxa" w:w="50"/>
+              <w:left w:type="dxa" w:w="80"/>
+              <w:bottom w:type="dxa" w:w="50"/>
+              <w:right w:type="dxa" w:w="80"/>
+            </w:tcMar>
+          </w:tcPr>
+          <w:p>
+            <w:pPr>
+              <w:spacing w:after="15" w:before="15" w:line="240"/>
+              <w:jc w:val="left"/>
             </w:pPr>
             <w:r>
               <w:rPr>
                 <w:b/>
                 <w:bCs/>
-                <w:sz w:val="19"/>
-                <w:szCs w:val="19"/>
+                <w:sz w:val="16"/>
+                <w:szCs w:val="16"/>
               </w:rPr>
               <w:t xml:space="preserve">Dimitrov &amp; Andreev (2025)</w:t>
             </w:r>
@@ -5589,22 +5836,23 @@
         </w:tc>
         <w:tc>
           <w:tcPr>
-            <w:tcW w:type="dxa" w:w="1560"/>
-            <w:tcMar>
-              <w:top w:type="dxa" w:w="60"/>
-              <w:left w:type="dxa" w:w="100"/>
-              <w:bottom w:type="dxa" w:w="60"/>
-              <w:right w:type="dxa" w:w="100"/>
-            </w:tcMar>
-          </w:tcPr>
-          <w:p>
-            <w:pPr>
-              <w:spacing w:after="20" w:before="20"/>
-            </w:pPr>
-            <w:r>
-              <w:rPr>
-                <w:sz w:val="19"/>
-                <w:szCs w:val="19"/>
+            <w:tcW w:type="dxa" w:w="1561"/>
+            <w:tcMar>
+              <w:top w:type="dxa" w:w="50"/>
+              <w:left w:type="dxa" w:w="80"/>
+              <w:bottom w:type="dxa" w:w="50"/>
+              <w:right w:type="dxa" w:w="80"/>
+            </w:tcMar>
+          </w:tcPr>
+          <w:p>
+            <w:pPr>
+              <w:spacing w:after="15" w:before="15" w:line="240"/>
+              <w:jc w:val="left"/>
+            </w:pPr>
+            <w:r>
+              <w:rPr>
+                <w:sz w:val="16"/>
+                <w:szCs w:val="16"/>
               </w:rPr>
               <w:t xml:space="preserve">Conference proceedings, RTU Press</w:t>
             </w:r>
@@ -5612,22 +5860,23 @@
         </w:tc>
         <w:tc>
           <w:tcPr>
-            <w:tcW w:type="dxa" w:w="1560"/>
-            <w:tcMar>
-              <w:top w:type="dxa" w:w="60"/>
-              <w:left w:type="dxa" w:w="100"/>
-              <w:bottom w:type="dxa" w:w="60"/>
-              <w:right w:type="dxa" w:w="100"/>
-            </w:tcMar>
-          </w:tcPr>
-          <w:p>
-            <w:pPr>
-              <w:spacing w:after="20" w:before="20"/>
-            </w:pPr>
-            <w:r>
-              <w:rPr>
-                <w:sz w:val="19"/>
-                <w:szCs w:val="19"/>
+            <w:tcW w:type="dxa" w:w="1329"/>
+            <w:tcMar>
+              <w:top w:type="dxa" w:w="50"/>
+              <w:left w:type="dxa" w:w="80"/>
+              <w:bottom w:type="dxa" w:w="50"/>
+              <w:right w:type="dxa" w:w="80"/>
+            </w:tcMar>
+          </w:tcPr>
+          <w:p>
+            <w:pPr>
+              <w:spacing w:after="15" w:before="15" w:line="240"/>
+              <w:jc w:val="left"/>
+            </w:pPr>
+            <w:r>
+              <w:rPr>
+                <w:sz w:val="16"/>
+                <w:szCs w:val="16"/>
               </w:rPr>
               <w:t xml:space="preserve">Doctrinal case analysis</w:t>
             </w:r>
@@ -5635,22 +5884,23 @@
         </w:tc>
         <w:tc>
           <w:tcPr>
-            <w:tcW w:type="dxa" w:w="1560"/>
-            <w:tcMar>
-              <w:top w:type="dxa" w:w="60"/>
-              <w:left w:type="dxa" w:w="100"/>
-              <w:bottom w:type="dxa" w:w="60"/>
-              <w:right w:type="dxa" w:w="100"/>
-            </w:tcMar>
-          </w:tcPr>
-          <w:p>
-            <w:pPr>
-              <w:spacing w:after="20" w:before="20"/>
-            </w:pPr>
-            <w:r>
-              <w:rPr>
-                <w:sz w:val="19"/>
-                <w:szCs w:val="19"/>
+            <w:tcW w:type="dxa" w:w="2615"/>
+            <w:tcMar>
+              <w:top w:type="dxa" w:w="50"/>
+              <w:left w:type="dxa" w:w="80"/>
+              <w:bottom w:type="dxa" w:w="50"/>
+              <w:right w:type="dxa" w:w="80"/>
+            </w:tcMar>
+          </w:tcPr>
+          <w:p>
+            <w:pPr>
+              <w:spacing w:after="15" w:before="15" w:line="240"/>
+              <w:jc w:val="left"/>
+            </w:pPr>
+            <w:r>
+              <w:rPr>
+                <w:sz w:val="16"/>
+                <w:szCs w:val="16"/>
               </w:rPr>
               <w:t xml:space="preserve">Explicit </w:t>
             </w:r>
@@ -5658,15 +5908,15 @@
               <w:rPr>
                 <w:b/>
                 <w:bCs/>
-                <w:sz w:val="19"/>
-                <w:szCs w:val="19"/>
+                <w:sz w:val="16"/>
+                <w:szCs w:val="16"/>
               </w:rPr>
               <w:t xml:space="preserve">H1</w:t>
             </w:r>
             <w:r>
               <w:rPr>
-                <w:sz w:val="19"/>
-                <w:szCs w:val="19"/>
+                <w:sz w:val="16"/>
+                <w:szCs w:val="16"/>
               </w:rPr>
               <w:t xml:space="preserve">: pre-positioning "as a means of deterrence and coercion"; Guam/Taiwan targeting</w:t>
             </w:r>
@@ -5674,22 +5924,23 @@
         </w:tc>
         <w:tc>
           <w:tcPr>
-            <w:tcW w:type="dxa" w:w="1560"/>
-            <w:tcMar>
-              <w:top w:type="dxa" w:w="60"/>
-              <w:left w:type="dxa" w:w="100"/>
-              <w:bottom w:type="dxa" w:w="60"/>
-              <w:right w:type="dxa" w:w="100"/>
-            </w:tcMar>
-          </w:tcPr>
-          <w:p>
-            <w:pPr>
-              <w:spacing w:after="20" w:before="20"/>
-            </w:pPr>
-            <w:r>
-              <w:rPr>
-                <w:sz w:val="19"/>
-                <w:szCs w:val="19"/>
+            <w:tcW w:type="dxa" w:w="851"/>
+            <w:tcMar>
+              <w:top w:type="dxa" w:w="50"/>
+              <w:left w:type="dxa" w:w="80"/>
+              <w:bottom w:type="dxa" w:w="50"/>
+              <w:right w:type="dxa" w:w="80"/>
+            </w:tcMar>
+          </w:tcPr>
+          <w:p>
+            <w:pPr>
+              <w:spacing w:after="15" w:before="15" w:line="240"/>
+              <w:jc w:val="left"/>
+            </w:pPr>
+            <w:r>
+              <w:rPr>
+                <w:sz w:val="16"/>
+                <w:szCs w:val="16"/>
               </w:rPr>
               <w:t xml:space="preserve">Incidental</w:t>
             </w:r>
@@ -5697,22 +5948,23 @@
         </w:tc>
         <w:tc>
           <w:tcPr>
-            <w:tcW w:type="dxa" w:w="1560"/>
-            <w:tcMar>
-              <w:top w:type="dxa" w:w="60"/>
-              <w:left w:type="dxa" w:w="100"/>
-              <w:bottom w:type="dxa" w:w="60"/>
-              <w:right w:type="dxa" w:w="100"/>
-            </w:tcMar>
-          </w:tcPr>
-          <w:p>
-            <w:pPr>
-              <w:spacing w:after="20" w:before="20"/>
-            </w:pPr>
-            <w:r>
-              <w:rPr>
-                <w:sz w:val="19"/>
-                <w:szCs w:val="19"/>
+            <w:tcW w:type="dxa" w:w="1762"/>
+            <w:tcMar>
+              <w:top w:type="dxa" w:w="50"/>
+              <w:left w:type="dxa" w:w="80"/>
+              <w:bottom w:type="dxa" w:w="50"/>
+              <w:right w:type="dxa" w:w="80"/>
+            </w:tcMar>
+          </w:tcPr>
+          <w:p>
+            <w:pPr>
+              <w:spacing w:after="15" w:before="15" w:line="240"/>
+              <w:jc w:val="left"/>
+            </w:pPr>
+            <w:r>
+              <w:rPr>
+                <w:sz w:val="16"/>
+                <w:szCs w:val="16"/>
               </w:rPr>
               <w:t xml:space="preserve">Concedes Guam forensics showed no sabotage</w:t>
             </w:r>
@@ -5853,30 +6105,33 @@
           <w:insideH w:val="single" w:color="auto" w:sz="4"/>
           <w:insideV w:val="single" w:color="auto" w:sz="4"/>
         </w:tblBorders>
+        <w:tblLayout w:type="fixed"/>
       </w:tblPr>
       <w:tblGrid>
-        <w:gridCol w:w="3120"/>
-        <w:gridCol w:w="3120"/>
-        <w:gridCol w:w="3120"/>
+        <w:gridCol w:w="3442"/>
+        <w:gridCol w:w="2626"/>
+        <w:gridCol w:w="3292"/>
       </w:tblGrid>
       <w:tr>
         <w:trPr>
+          <w:cantSplit w:val="false"/>
           <w:tblHeader/>
         </w:trPr>
         <w:tc>
           <w:tcPr>
-            <w:tcW w:type="dxa" w:w="3120"/>
+            <w:tcW w:type="dxa" w:w="3442"/>
             <w:shd w:fill="E8EDF2" w:color="auto" w:val="clear"/>
             <w:tcMar>
-              <w:top w:type="dxa" w:w="60"/>
-              <w:left w:type="dxa" w:w="100"/>
-              <w:bottom w:type="dxa" w:w="60"/>
-              <w:right w:type="dxa" w:w="100"/>
-            </w:tcMar>
-          </w:tcPr>
-          <w:p>
-            <w:pPr>
-              <w:spacing w:after="20" w:before="20"/>
+              <w:top w:type="dxa" w:w="50"/>
+              <w:left w:type="dxa" w:w="80"/>
+              <w:bottom w:type="dxa" w:w="50"/>
+              <w:right w:type="dxa" w:w="80"/>
+            </w:tcMar>
+          </w:tcPr>
+          <w:p>
+            <w:pPr>
+              <w:spacing w:after="15" w:before="15" w:line="240"/>
+              <w:jc w:val="left"/>
             </w:pPr>
             <w:r>
               <w:rPr>
@@ -5891,18 +6146,19 @@
         </w:tc>
         <w:tc>
           <w:tcPr>
-            <w:tcW w:type="dxa" w:w="3120"/>
+            <w:tcW w:type="dxa" w:w="2626"/>
             <w:shd w:fill="E8EDF2" w:color="auto" w:val="clear"/>
             <w:tcMar>
-              <w:top w:type="dxa" w:w="60"/>
-              <w:left w:type="dxa" w:w="100"/>
-              <w:bottom w:type="dxa" w:w="60"/>
-              <w:right w:type="dxa" w:w="100"/>
-            </w:tcMar>
-          </w:tcPr>
-          <w:p>
-            <w:pPr>
-              <w:spacing w:after="20" w:before="20"/>
+              <w:top w:type="dxa" w:w="50"/>
+              <w:left w:type="dxa" w:w="80"/>
+              <w:bottom w:type="dxa" w:w="50"/>
+              <w:right w:type="dxa" w:w="80"/>
+            </w:tcMar>
+          </w:tcPr>
+          <w:p>
+            <w:pPr>
+              <w:spacing w:after="15" w:before="15" w:line="240"/>
+              <w:jc w:val="left"/>
             </w:pPr>
             <w:r>
               <w:rPr>
@@ -5917,18 +6173,19 @@
         </w:tc>
         <w:tc>
           <w:tcPr>
-            <w:tcW w:type="dxa" w:w="3120"/>
+            <w:tcW w:type="dxa" w:w="3292"/>
             <w:shd w:fill="E8EDF2" w:color="auto" w:val="clear"/>
             <w:tcMar>
-              <w:top w:type="dxa" w:w="60"/>
-              <w:left w:type="dxa" w:w="100"/>
-              <w:bottom w:type="dxa" w:w="60"/>
-              <w:right w:type="dxa" w:w="100"/>
-            </w:tcMar>
-          </w:tcPr>
-          <w:p>
-            <w:pPr>
-              <w:spacing w:after="20" w:before="20"/>
+              <w:top w:type="dxa" w:w="50"/>
+              <w:left w:type="dxa" w:w="80"/>
+              <w:bottom w:type="dxa" w:w="50"/>
+              <w:right w:type="dxa" w:w="80"/>
+            </w:tcMar>
+          </w:tcPr>
+          <w:p>
+            <w:pPr>
+              <w:spacing w:after="15" w:before="15" w:line="240"/>
+              <w:jc w:val="left"/>
             </w:pPr>
             <w:r>
               <w:rPr>
@@ -5944,21 +6201,23 @@
       </w:tr>
       <w:tr>
         <w:trPr>
+          <w:cantSplit w:val="false"/>
           <w:tblHeader w:val="false"/>
         </w:trPr>
         <w:tc>
           <w:tcPr>
-            <w:tcW w:type="dxa" w:w="3120"/>
-            <w:tcMar>
-              <w:top w:type="dxa" w:w="60"/>
-              <w:left w:type="dxa" w:w="100"/>
-              <w:bottom w:type="dxa" w:w="60"/>
-              <w:right w:type="dxa" w:w="100"/>
-            </w:tcMar>
-          </w:tcPr>
-          <w:p>
-            <w:pPr>
-              <w:spacing w:after="20" w:before="20"/>
+            <w:tcW w:type="dxa" w:w="3442"/>
+            <w:tcMar>
+              <w:top w:type="dxa" w:w="50"/>
+              <w:left w:type="dxa" w:w="80"/>
+              <w:bottom w:type="dxa" w:w="50"/>
+              <w:right w:type="dxa" w:w="80"/>
+            </w:tcMar>
+          </w:tcPr>
+          <w:p>
+            <w:pPr>
+              <w:spacing w:after="15" w:before="15" w:line="240"/>
+              <w:jc w:val="left"/>
             </w:pPr>
             <w:r>
               <w:rPr>
@@ -5971,17 +6230,18 @@
         </w:tc>
         <w:tc>
           <w:tcPr>
-            <w:tcW w:type="dxa" w:w="3120"/>
-            <w:tcMar>
-              <w:top w:type="dxa" w:w="60"/>
-              <w:left w:type="dxa" w:w="100"/>
-              <w:bottom w:type="dxa" w:w="60"/>
-              <w:right w:type="dxa" w:w="100"/>
-            </w:tcMar>
-          </w:tcPr>
-          <w:p>
-            <w:pPr>
-              <w:spacing w:after="20" w:before="20"/>
+            <w:tcW w:type="dxa" w:w="2626"/>
+            <w:tcMar>
+              <w:top w:type="dxa" w:w="50"/>
+              <w:left w:type="dxa" w:w="80"/>
+              <w:bottom w:type="dxa" w:w="50"/>
+              <w:right w:type="dxa" w:w="80"/>
+            </w:tcMar>
+          </w:tcPr>
+          <w:p>
+            <w:pPr>
+              <w:spacing w:after="15" w:before="15" w:line="240"/>
+              <w:jc w:val="left"/>
             </w:pPr>
             <w:r>
               <w:rPr>
@@ -5994,17 +6254,18 @@
         </w:tc>
         <w:tc>
           <w:tcPr>
-            <w:tcW w:type="dxa" w:w="3120"/>
-            <w:tcMar>
-              <w:top w:type="dxa" w:w="60"/>
-              <w:left w:type="dxa" w:w="100"/>
-              <w:bottom w:type="dxa" w:w="60"/>
-              <w:right w:type="dxa" w:w="100"/>
-            </w:tcMar>
-          </w:tcPr>
-          <w:p>
-            <w:pPr>
-              <w:spacing w:after="20" w:before="20"/>
+            <w:tcW w:type="dxa" w:w="3292"/>
+            <w:tcMar>
+              <w:top w:type="dxa" w:w="50"/>
+              <w:left w:type="dxa" w:w="80"/>
+              <w:bottom w:type="dxa" w:w="50"/>
+              <w:right w:type="dxa" w:w="80"/>
+            </w:tcMar>
+          </w:tcPr>
+          <w:p>
+            <w:pPr>
+              <w:spacing w:after="15" w:before="15" w:line="240"/>
+              <w:jc w:val="left"/>
             </w:pPr>
             <w:r>
               <w:rPr>
@@ -6018,21 +6279,23 @@
       </w:tr>
       <w:tr>
         <w:trPr>
+          <w:cantSplit w:val="false"/>
           <w:tblHeader w:val="false"/>
         </w:trPr>
         <w:tc>
           <w:tcPr>
-            <w:tcW w:type="dxa" w:w="3120"/>
-            <w:tcMar>
-              <w:top w:type="dxa" w:w="60"/>
-              <w:left w:type="dxa" w:w="100"/>
-              <w:bottom w:type="dxa" w:w="60"/>
-              <w:right w:type="dxa" w:w="100"/>
-            </w:tcMar>
-          </w:tcPr>
-          <w:p>
-            <w:pPr>
-              <w:spacing w:after="20" w:before="20"/>
+            <w:tcW w:type="dxa" w:w="3442"/>
+            <w:tcMar>
+              <w:top w:type="dxa" w:w="50"/>
+              <w:left w:type="dxa" w:w="80"/>
+              <w:bottom w:type="dxa" w:w="50"/>
+              <w:right w:type="dxa" w:w="80"/>
+            </w:tcMar>
+          </w:tcPr>
+          <w:p>
+            <w:pPr>
+              <w:spacing w:after="15" w:before="15" w:line="240"/>
+              <w:jc w:val="left"/>
             </w:pPr>
             <w:r>
               <w:rPr>
@@ -6045,17 +6308,18 @@
         </w:tc>
         <w:tc>
           <w:tcPr>
-            <w:tcW w:type="dxa" w:w="3120"/>
-            <w:tcMar>
-              <w:top w:type="dxa" w:w="60"/>
-              <w:left w:type="dxa" w:w="100"/>
-              <w:bottom w:type="dxa" w:w="60"/>
-              <w:right w:type="dxa" w:w="100"/>
-            </w:tcMar>
-          </w:tcPr>
-          <w:p>
-            <w:pPr>
-              <w:spacing w:after="20" w:before="20"/>
+            <w:tcW w:type="dxa" w:w="2626"/>
+            <w:tcMar>
+              <w:top w:type="dxa" w:w="50"/>
+              <w:left w:type="dxa" w:w="80"/>
+              <w:bottom w:type="dxa" w:w="50"/>
+              <w:right w:type="dxa" w:w="80"/>
+            </w:tcMar>
+          </w:tcPr>
+          <w:p>
+            <w:pPr>
+              <w:spacing w:after="15" w:before="15" w:line="240"/>
+              <w:jc w:val="left"/>
             </w:pPr>
             <w:r>
               <w:rPr>
@@ -6068,17 +6332,18 @@
         </w:tc>
         <w:tc>
           <w:tcPr>
-            <w:tcW w:type="dxa" w:w="3120"/>
-            <w:tcMar>
-              <w:top w:type="dxa" w:w="60"/>
-              <w:left w:type="dxa" w:w="100"/>
-              <w:bottom w:type="dxa" w:w="60"/>
-              <w:right w:type="dxa" w:w="100"/>
-            </w:tcMar>
-          </w:tcPr>
-          <w:p>
-            <w:pPr>
-              <w:spacing w:after="20" w:before="20"/>
+            <w:tcW w:type="dxa" w:w="3292"/>
+            <w:tcMar>
+              <w:top w:type="dxa" w:w="50"/>
+              <w:left w:type="dxa" w:w="80"/>
+              <w:bottom w:type="dxa" w:w="50"/>
+              <w:right w:type="dxa" w:w="80"/>
+            </w:tcMar>
+          </w:tcPr>
+          <w:p>
+            <w:pPr>
+              <w:spacing w:after="15" w:before="15" w:line="240"/>
+              <w:jc w:val="left"/>
             </w:pPr>
             <w:r>
               <w:rPr>
@@ -6094,21 +6359,23 @@
       </w:tr>
       <w:tr>
         <w:trPr>
+          <w:cantSplit w:val="false"/>
           <w:tblHeader w:val="false"/>
         </w:trPr>
         <w:tc>
           <w:tcPr>
-            <w:tcW w:type="dxa" w:w="3120"/>
-            <w:tcMar>
-              <w:top w:type="dxa" w:w="60"/>
-              <w:left w:type="dxa" w:w="100"/>
-              <w:bottom w:type="dxa" w:w="60"/>
-              <w:right w:type="dxa" w:w="100"/>
-            </w:tcMar>
-          </w:tcPr>
-          <w:p>
-            <w:pPr>
-              <w:spacing w:after="20" w:before="20"/>
+            <w:tcW w:type="dxa" w:w="3442"/>
+            <w:tcMar>
+              <w:top w:type="dxa" w:w="50"/>
+              <w:left w:type="dxa" w:w="80"/>
+              <w:bottom w:type="dxa" w:w="50"/>
+              <w:right w:type="dxa" w:w="80"/>
+            </w:tcMar>
+          </w:tcPr>
+          <w:p>
+            <w:pPr>
+              <w:spacing w:after="15" w:before="15" w:line="240"/>
+              <w:jc w:val="left"/>
             </w:pPr>
             <w:r>
               <w:rPr>
@@ -6121,17 +6388,18 @@
         </w:tc>
         <w:tc>
           <w:tcPr>
-            <w:tcW w:type="dxa" w:w="3120"/>
-            <w:tcMar>
-              <w:top w:type="dxa" w:w="60"/>
-              <w:left w:type="dxa" w:w="100"/>
-              <w:bottom w:type="dxa" w:w="60"/>
-              <w:right w:type="dxa" w:w="100"/>
-            </w:tcMar>
-          </w:tcPr>
-          <w:p>
-            <w:pPr>
-              <w:spacing w:after="20" w:before="20"/>
+            <w:tcW w:type="dxa" w:w="2626"/>
+            <w:tcMar>
+              <w:top w:type="dxa" w:w="50"/>
+              <w:left w:type="dxa" w:w="80"/>
+              <w:bottom w:type="dxa" w:w="50"/>
+              <w:right w:type="dxa" w:w="80"/>
+            </w:tcMar>
+          </w:tcPr>
+          <w:p>
+            <w:pPr>
+              <w:spacing w:after="15" w:before="15" w:line="240"/>
+              <w:jc w:val="left"/>
             </w:pPr>
             <w:r>
               <w:rPr>
@@ -6144,17 +6412,18 @@
         </w:tc>
         <w:tc>
           <w:tcPr>
-            <w:tcW w:type="dxa" w:w="3120"/>
-            <w:tcMar>
-              <w:top w:type="dxa" w:w="60"/>
-              <w:left w:type="dxa" w:w="100"/>
-              <w:bottom w:type="dxa" w:w="60"/>
-              <w:right w:type="dxa" w:w="100"/>
-            </w:tcMar>
-          </w:tcPr>
-          <w:p>
-            <w:pPr>
-              <w:spacing w:after="20" w:before="20"/>
+            <w:tcW w:type="dxa" w:w="3292"/>
+            <w:tcMar>
+              <w:top w:type="dxa" w:w="50"/>
+              <w:left w:type="dxa" w:w="80"/>
+              <w:bottom w:type="dxa" w:w="50"/>
+              <w:right w:type="dxa" w:w="80"/>
+            </w:tcMar>
+          </w:tcPr>
+          <w:p>
+            <w:pPr>
+              <w:spacing w:after="15" w:before="15" w:line="240"/>
+              <w:jc w:val="left"/>
             </w:pPr>
             <w:r>
               <w:rPr>
@@ -6168,21 +6437,23 @@
       </w:tr>
       <w:tr>
         <w:trPr>
+          <w:cantSplit w:val="false"/>
           <w:tblHeader w:val="false"/>
         </w:trPr>
         <w:tc>
           <w:tcPr>
-            <w:tcW w:type="dxa" w:w="3120"/>
-            <w:tcMar>
-              <w:top w:type="dxa" w:w="60"/>
-              <w:left w:type="dxa" w:w="100"/>
-              <w:bottom w:type="dxa" w:w="60"/>
-              <w:right w:type="dxa" w:w="100"/>
-            </w:tcMar>
-          </w:tcPr>
-          <w:p>
-            <w:pPr>
-              <w:spacing w:after="20" w:before="20"/>
+            <w:tcW w:type="dxa" w:w="3442"/>
+            <w:tcMar>
+              <w:top w:type="dxa" w:w="50"/>
+              <w:left w:type="dxa" w:w="80"/>
+              <w:bottom w:type="dxa" w:w="50"/>
+              <w:right w:type="dxa" w:w="80"/>
+            </w:tcMar>
+          </w:tcPr>
+          <w:p>
+            <w:pPr>
+              <w:spacing w:after="15" w:before="15" w:line="240"/>
+              <w:jc w:val="left"/>
             </w:pPr>
             <w:r>
               <w:rPr>
@@ -6197,17 +6468,18 @@
         </w:tc>
         <w:tc>
           <w:tcPr>
-            <w:tcW w:type="dxa" w:w="3120"/>
-            <w:tcMar>
-              <w:top w:type="dxa" w:w="60"/>
-              <w:left w:type="dxa" w:w="100"/>
-              <w:bottom w:type="dxa" w:w="60"/>
-              <w:right w:type="dxa" w:w="100"/>
-            </w:tcMar>
-          </w:tcPr>
-          <w:p>
-            <w:pPr>
-              <w:spacing w:after="20" w:before="20"/>
+            <w:tcW w:type="dxa" w:w="2626"/>
+            <w:tcMar>
+              <w:top w:type="dxa" w:w="50"/>
+              <w:left w:type="dxa" w:w="80"/>
+              <w:bottom w:type="dxa" w:w="50"/>
+              <w:right w:type="dxa" w:w="80"/>
+            </w:tcMar>
+          </w:tcPr>
+          <w:p>
+            <w:pPr>
+              <w:spacing w:after="15" w:before="15" w:line="240"/>
+              <w:jc w:val="left"/>
             </w:pPr>
             <w:r>
               <w:rPr>
@@ -6222,17 +6494,18 @@
         </w:tc>
         <w:tc>
           <w:tcPr>
-            <w:tcW w:type="dxa" w:w="3120"/>
-            <w:tcMar>
-              <w:top w:type="dxa" w:w="60"/>
-              <w:left w:type="dxa" w:w="100"/>
-              <w:bottom w:type="dxa" w:w="60"/>
-              <w:right w:type="dxa" w:w="100"/>
-            </w:tcMar>
-          </w:tcPr>
-          <w:p>
-            <w:pPr>
-              <w:spacing w:after="20" w:before="20"/>
+            <w:tcW w:type="dxa" w:w="3292"/>
+            <w:tcMar>
+              <w:top w:type="dxa" w:w="50"/>
+              <w:left w:type="dxa" w:w="80"/>
+              <w:bottom w:type="dxa" w:w="50"/>
+              <w:right w:type="dxa" w:w="80"/>
+            </w:tcMar>
+          </w:tcPr>
+          <w:p>
+            <w:pPr>
+              <w:spacing w:after="15" w:before="15" w:line="240"/>
+              <w:jc w:val="left"/>
             </w:pPr>
             <w:r>
               <w:rPr>
@@ -8102,30 +8375,33 @@
           <w:insideH w:val="single" w:color="auto" w:sz="4"/>
           <w:insideV w:val="single" w:color="auto" w:sz="4"/>
         </w:tblBorders>
+        <w:tblLayout w:type="fixed"/>
       </w:tblPr>
       <w:tblGrid>
-        <w:gridCol w:w="3120"/>
-        <w:gridCol w:w="3120"/>
-        <w:gridCol w:w="3120"/>
+        <w:gridCol w:w="4196"/>
+        <w:gridCol w:w="2004"/>
+        <w:gridCol w:w="3160"/>
       </w:tblGrid>
       <w:tr>
         <w:trPr>
+          <w:cantSplit w:val="false"/>
           <w:tblHeader/>
         </w:trPr>
         <w:tc>
           <w:tcPr>
-            <w:tcW w:type="dxa" w:w="3120"/>
+            <w:tcW w:type="dxa" w:w="4196"/>
             <w:shd w:fill="E8EDF2" w:color="auto" w:val="clear"/>
             <w:tcMar>
-              <w:top w:type="dxa" w:w="60"/>
-              <w:left w:type="dxa" w:w="100"/>
-              <w:bottom w:type="dxa" w:w="60"/>
-              <w:right w:type="dxa" w:w="100"/>
-            </w:tcMar>
-          </w:tcPr>
-          <w:p>
-            <w:pPr>
-              <w:spacing w:after="20" w:before="20"/>
+              <w:top w:type="dxa" w:w="50"/>
+              <w:left w:type="dxa" w:w="80"/>
+              <w:bottom w:type="dxa" w:w="50"/>
+              <w:right w:type="dxa" w:w="80"/>
+            </w:tcMar>
+          </w:tcPr>
+          <w:p>
+            <w:pPr>
+              <w:spacing w:after="15" w:before="15" w:line="240"/>
+              <w:jc w:val="left"/>
             </w:pPr>
             <w:r>
               <w:rPr>
@@ -8140,18 +8416,19 @@
         </w:tc>
         <w:tc>
           <w:tcPr>
-            <w:tcW w:type="dxa" w:w="3120"/>
+            <w:tcW w:type="dxa" w:w="2004"/>
             <w:shd w:fill="E8EDF2" w:color="auto" w:val="clear"/>
             <w:tcMar>
-              <w:top w:type="dxa" w:w="60"/>
-              <w:left w:type="dxa" w:w="100"/>
-              <w:bottom w:type="dxa" w:w="60"/>
-              <w:right w:type="dxa" w:w="100"/>
-            </w:tcMar>
-          </w:tcPr>
-          <w:p>
-            <w:pPr>
-              <w:spacing w:after="20" w:before="20"/>
+              <w:top w:type="dxa" w:w="50"/>
+              <w:left w:type="dxa" w:w="80"/>
+              <w:bottom w:type="dxa" w:w="50"/>
+              <w:right w:type="dxa" w:w="80"/>
+            </w:tcMar>
+          </w:tcPr>
+          <w:p>
+            <w:pPr>
+              <w:spacing w:after="15" w:before="15" w:line="240"/>
+              <w:jc w:val="left"/>
             </w:pPr>
             <w:r>
               <w:rPr>
@@ -8166,18 +8443,19 @@
         </w:tc>
         <w:tc>
           <w:tcPr>
-            <w:tcW w:type="dxa" w:w="3120"/>
+            <w:tcW w:type="dxa" w:w="3160"/>
             <w:shd w:fill="E8EDF2" w:color="auto" w:val="clear"/>
             <w:tcMar>
-              <w:top w:type="dxa" w:w="60"/>
-              <w:left w:type="dxa" w:w="100"/>
-              <w:bottom w:type="dxa" w:w="60"/>
-              <w:right w:type="dxa" w:w="100"/>
-            </w:tcMar>
-          </w:tcPr>
-          <w:p>
-            <w:pPr>
-              <w:spacing w:after="20" w:before="20"/>
+              <w:top w:type="dxa" w:w="50"/>
+              <w:left w:type="dxa" w:w="80"/>
+              <w:bottom w:type="dxa" w:w="50"/>
+              <w:right w:type="dxa" w:w="80"/>
+            </w:tcMar>
+          </w:tcPr>
+          <w:p>
+            <w:pPr>
+              <w:spacing w:after="15" w:before="15" w:line="240"/>
+              <w:jc w:val="left"/>
             </w:pPr>
             <w:r>
               <w:rPr>
@@ -8193,21 +8471,23 @@
       </w:tr>
       <w:tr>
         <w:trPr>
+          <w:cantSplit w:val="false"/>
           <w:tblHeader w:val="false"/>
         </w:trPr>
         <w:tc>
           <w:tcPr>
-            <w:tcW w:type="dxa" w:w="3120"/>
-            <w:tcMar>
-              <w:top w:type="dxa" w:w="60"/>
-              <w:left w:type="dxa" w:w="100"/>
-              <w:bottom w:type="dxa" w:w="60"/>
-              <w:right w:type="dxa" w:w="100"/>
-            </w:tcMar>
-          </w:tcPr>
-          <w:p>
-            <w:pPr>
-              <w:spacing w:after="20" w:before="20"/>
+            <w:tcW w:type="dxa" w:w="4196"/>
+            <w:tcMar>
+              <w:top w:type="dxa" w:w="50"/>
+              <w:left w:type="dxa" w:w="80"/>
+              <w:bottom w:type="dxa" w:w="50"/>
+              <w:right w:type="dxa" w:w="80"/>
+            </w:tcMar>
+          </w:tcPr>
+          <w:p>
+            <w:pPr>
+              <w:spacing w:after="15" w:before="15" w:line="240"/>
+              <w:jc w:val="left"/>
             </w:pPr>
             <w:r>
               <w:rPr>
@@ -8220,17 +8500,18 @@
         </w:tc>
         <w:tc>
           <w:tcPr>
-            <w:tcW w:type="dxa" w:w="3120"/>
-            <w:tcMar>
-              <w:top w:type="dxa" w:w="60"/>
-              <w:left w:type="dxa" w:w="100"/>
-              <w:bottom w:type="dxa" w:w="60"/>
-              <w:right w:type="dxa" w:w="100"/>
-            </w:tcMar>
-          </w:tcPr>
-          <w:p>
-            <w:pPr>
-              <w:spacing w:after="20" w:before="20"/>
+            <w:tcW w:type="dxa" w:w="2004"/>
+            <w:tcMar>
+              <w:top w:type="dxa" w:w="50"/>
+              <w:left w:type="dxa" w:w="80"/>
+              <w:bottom w:type="dxa" w:w="50"/>
+              <w:right w:type="dxa" w:w="80"/>
+            </w:tcMar>
+          </w:tcPr>
+          <w:p>
+            <w:pPr>
+              <w:spacing w:after="15" w:before="15" w:line="240"/>
+              <w:jc w:val="left"/>
             </w:pPr>
             <w:r>
               <w:rPr>
@@ -8243,17 +8524,18 @@
         </w:tc>
         <w:tc>
           <w:tcPr>
-            <w:tcW w:type="dxa" w:w="3120"/>
-            <w:tcMar>
-              <w:top w:type="dxa" w:w="60"/>
-              <w:left w:type="dxa" w:w="100"/>
-              <w:bottom w:type="dxa" w:w="60"/>
-              <w:right w:type="dxa" w:w="100"/>
-            </w:tcMar>
-          </w:tcPr>
-          <w:p>
-            <w:pPr>
-              <w:spacing w:after="20" w:before="20"/>
+            <w:tcW w:type="dxa" w:w="3160"/>
+            <w:tcMar>
+              <w:top w:type="dxa" w:w="50"/>
+              <w:left w:type="dxa" w:w="80"/>
+              <w:bottom w:type="dxa" w:w="50"/>
+              <w:right w:type="dxa" w:w="80"/>
+            </w:tcMar>
+          </w:tcPr>
+          <w:p>
+            <w:pPr>
+              <w:spacing w:after="15" w:before="15" w:line="240"/>
+              <w:jc w:val="left"/>
             </w:pPr>
             <w:r>
               <w:rPr>
@@ -8267,21 +8549,23 @@
       </w:tr>
       <w:tr>
         <w:trPr>
+          <w:cantSplit w:val="false"/>
           <w:tblHeader w:val="false"/>
         </w:trPr>
         <w:tc>
           <w:tcPr>
-            <w:tcW w:type="dxa" w:w="3120"/>
-            <w:tcMar>
-              <w:top w:type="dxa" w:w="60"/>
-              <w:left w:type="dxa" w:w="100"/>
-              <w:bottom w:type="dxa" w:w="60"/>
-              <w:right w:type="dxa" w:w="100"/>
-            </w:tcMar>
-          </w:tcPr>
-          <w:p>
-            <w:pPr>
-              <w:spacing w:after="20" w:before="20"/>
+            <w:tcW w:type="dxa" w:w="4196"/>
+            <w:tcMar>
+              <w:top w:type="dxa" w:w="50"/>
+              <w:left w:type="dxa" w:w="80"/>
+              <w:bottom w:type="dxa" w:w="50"/>
+              <w:right w:type="dxa" w:w="80"/>
+            </w:tcMar>
+          </w:tcPr>
+          <w:p>
+            <w:pPr>
+              <w:spacing w:after="15" w:before="15" w:line="240"/>
+              <w:jc w:val="left"/>
             </w:pPr>
             <w:r>
               <w:rPr>
@@ -8294,17 +8578,18 @@
         </w:tc>
         <w:tc>
           <w:tcPr>
-            <w:tcW w:type="dxa" w:w="3120"/>
-            <w:tcMar>
-              <w:top w:type="dxa" w:w="60"/>
-              <w:left w:type="dxa" w:w="100"/>
-              <w:bottom w:type="dxa" w:w="60"/>
-              <w:right w:type="dxa" w:w="100"/>
-            </w:tcMar>
-          </w:tcPr>
-          <w:p>
-            <w:pPr>
-              <w:spacing w:after="20" w:before="20"/>
+            <w:tcW w:type="dxa" w:w="2004"/>
+            <w:tcMar>
+              <w:top w:type="dxa" w:w="50"/>
+              <w:left w:type="dxa" w:w="80"/>
+              <w:bottom w:type="dxa" w:w="50"/>
+              <w:right w:type="dxa" w:w="80"/>
+            </w:tcMar>
+          </w:tcPr>
+          <w:p>
+            <w:pPr>
+              <w:spacing w:after="15" w:before="15" w:line="240"/>
+              <w:jc w:val="left"/>
             </w:pPr>
             <w:r>
               <w:rPr>
@@ -8317,17 +8602,18 @@
         </w:tc>
         <w:tc>
           <w:tcPr>
-            <w:tcW w:type="dxa" w:w="3120"/>
-            <w:tcMar>
-              <w:top w:type="dxa" w:w="60"/>
-              <w:left w:type="dxa" w:w="100"/>
-              <w:bottom w:type="dxa" w:w="60"/>
-              <w:right w:type="dxa" w:w="100"/>
-            </w:tcMar>
-          </w:tcPr>
-          <w:p>
-            <w:pPr>
-              <w:spacing w:after="20" w:before="20"/>
+            <w:tcW w:type="dxa" w:w="3160"/>
+            <w:tcMar>
+              <w:top w:type="dxa" w:w="50"/>
+              <w:left w:type="dxa" w:w="80"/>
+              <w:bottom w:type="dxa" w:w="50"/>
+              <w:right w:type="dxa" w:w="80"/>
+            </w:tcMar>
+          </w:tcPr>
+          <w:p>
+            <w:pPr>
+              <w:spacing w:after="15" w:before="15" w:line="240"/>
+              <w:jc w:val="left"/>
             </w:pPr>
             <w:r>
               <w:rPr>
@@ -8341,21 +8627,23 @@
       </w:tr>
       <w:tr>
         <w:trPr>
+          <w:cantSplit w:val="false"/>
           <w:tblHeader w:val="false"/>
         </w:trPr>
         <w:tc>
           <w:tcPr>
-            <w:tcW w:type="dxa" w:w="3120"/>
-            <w:tcMar>
-              <w:top w:type="dxa" w:w="60"/>
-              <w:left w:type="dxa" w:w="100"/>
-              <w:bottom w:type="dxa" w:w="60"/>
-              <w:right w:type="dxa" w:w="100"/>
-            </w:tcMar>
-          </w:tcPr>
-          <w:p>
-            <w:pPr>
-              <w:spacing w:after="20" w:before="20"/>
+            <w:tcW w:type="dxa" w:w="4196"/>
+            <w:tcMar>
+              <w:top w:type="dxa" w:w="50"/>
+              <w:left w:type="dxa" w:w="80"/>
+              <w:bottom w:type="dxa" w:w="50"/>
+              <w:right w:type="dxa" w:w="80"/>
+            </w:tcMar>
+          </w:tcPr>
+          <w:p>
+            <w:pPr>
+              <w:spacing w:after="15" w:before="15" w:line="240"/>
+              <w:jc w:val="left"/>
             </w:pPr>
             <w:r>
               <w:rPr>
@@ -8368,17 +8656,18 @@
         </w:tc>
         <w:tc>
           <w:tcPr>
-            <w:tcW w:type="dxa" w:w="3120"/>
-            <w:tcMar>
-              <w:top w:type="dxa" w:w="60"/>
-              <w:left w:type="dxa" w:w="100"/>
-              <w:bottom w:type="dxa" w:w="60"/>
-              <w:right w:type="dxa" w:w="100"/>
-            </w:tcMar>
-          </w:tcPr>
-          <w:p>
-            <w:pPr>
-              <w:spacing w:after="20" w:before="20"/>
+            <w:tcW w:type="dxa" w:w="2004"/>
+            <w:tcMar>
+              <w:top w:type="dxa" w:w="50"/>
+              <w:left w:type="dxa" w:w="80"/>
+              <w:bottom w:type="dxa" w:w="50"/>
+              <w:right w:type="dxa" w:w="80"/>
+            </w:tcMar>
+          </w:tcPr>
+          <w:p>
+            <w:pPr>
+              <w:spacing w:after="15" w:before="15" w:line="240"/>
+              <w:jc w:val="left"/>
             </w:pPr>
             <w:r>
               <w:rPr>
@@ -8391,17 +8680,18 @@
         </w:tc>
         <w:tc>
           <w:tcPr>
-            <w:tcW w:type="dxa" w:w="3120"/>
-            <w:tcMar>
-              <w:top w:type="dxa" w:w="60"/>
-              <w:left w:type="dxa" w:w="100"/>
-              <w:bottom w:type="dxa" w:w="60"/>
-              <w:right w:type="dxa" w:w="100"/>
-            </w:tcMar>
-          </w:tcPr>
-          <w:p>
-            <w:pPr>
-              <w:spacing w:after="20" w:before="20"/>
+            <w:tcW w:type="dxa" w:w="3160"/>
+            <w:tcMar>
+              <w:top w:type="dxa" w:w="50"/>
+              <w:left w:type="dxa" w:w="80"/>
+              <w:bottom w:type="dxa" w:w="50"/>
+              <w:right w:type="dxa" w:w="80"/>
+            </w:tcMar>
+          </w:tcPr>
+          <w:p>
+            <w:pPr>
+              <w:spacing w:after="15" w:before="15" w:line="240"/>
+              <w:jc w:val="left"/>
             </w:pPr>
             <w:r>
               <w:rPr>
@@ -8415,21 +8705,23 @@
       </w:tr>
       <w:tr>
         <w:trPr>
+          <w:cantSplit w:val="false"/>
           <w:tblHeader w:val="false"/>
         </w:trPr>
         <w:tc>
           <w:tcPr>
-            <w:tcW w:type="dxa" w:w="3120"/>
-            <w:tcMar>
-              <w:top w:type="dxa" w:w="60"/>
-              <w:left w:type="dxa" w:w="100"/>
-              <w:bottom w:type="dxa" w:w="60"/>
-              <w:right w:type="dxa" w:w="100"/>
-            </w:tcMar>
-          </w:tcPr>
-          <w:p>
-            <w:pPr>
-              <w:spacing w:after="20" w:before="20"/>
+            <w:tcW w:type="dxa" w:w="4196"/>
+            <w:tcMar>
+              <w:top w:type="dxa" w:w="50"/>
+              <w:left w:type="dxa" w:w="80"/>
+              <w:bottom w:type="dxa" w:w="50"/>
+              <w:right w:type="dxa" w:w="80"/>
+            </w:tcMar>
+          </w:tcPr>
+          <w:p>
+            <w:pPr>
+              <w:spacing w:after="15" w:before="15" w:line="240"/>
+              <w:jc w:val="left"/>
             </w:pPr>
             <w:r>
               <w:rPr>
@@ -8442,17 +8734,18 @@
         </w:tc>
         <w:tc>
           <w:tcPr>
-            <w:tcW w:type="dxa" w:w="3120"/>
-            <w:tcMar>
-              <w:top w:type="dxa" w:w="60"/>
-              <w:left w:type="dxa" w:w="100"/>
-              <w:bottom w:type="dxa" w:w="60"/>
-              <w:right w:type="dxa" w:w="100"/>
-            </w:tcMar>
-          </w:tcPr>
-          <w:p>
-            <w:pPr>
-              <w:spacing w:after="20" w:before="20"/>
+            <w:tcW w:type="dxa" w:w="2004"/>
+            <w:tcMar>
+              <w:top w:type="dxa" w:w="50"/>
+              <w:left w:type="dxa" w:w="80"/>
+              <w:bottom w:type="dxa" w:w="50"/>
+              <w:right w:type="dxa" w:w="80"/>
+            </w:tcMar>
+          </w:tcPr>
+          <w:p>
+            <w:pPr>
+              <w:spacing w:after="15" w:before="15" w:line="240"/>
+              <w:jc w:val="left"/>
             </w:pPr>
             <w:r>
               <w:rPr>
@@ -8465,17 +8758,18 @@
         </w:tc>
         <w:tc>
           <w:tcPr>
-            <w:tcW w:type="dxa" w:w="3120"/>
-            <w:tcMar>
-              <w:top w:type="dxa" w:w="60"/>
-              <w:left w:type="dxa" w:w="100"/>
-              <w:bottom w:type="dxa" w:w="60"/>
-              <w:right w:type="dxa" w:w="100"/>
-            </w:tcMar>
-          </w:tcPr>
-          <w:p>
-            <w:pPr>
-              <w:spacing w:after="20" w:before="20"/>
+            <w:tcW w:type="dxa" w:w="3160"/>
+            <w:tcMar>
+              <w:top w:type="dxa" w:w="50"/>
+              <w:left w:type="dxa" w:w="80"/>
+              <w:bottom w:type="dxa" w:w="50"/>
+              <w:right w:type="dxa" w:w="80"/>
+            </w:tcMar>
+          </w:tcPr>
+          <w:p>
+            <w:pPr>
+              <w:spacing w:after="15" w:before="15" w:line="240"/>
+              <w:jc w:val="left"/>
             </w:pPr>
             <w:r>
               <w:rPr>
@@ -9913,38 +10207,41 @@
           <w:insideH w:val="single" w:color="auto" w:sz="4"/>
           <w:insideV w:val="single" w:color="auto" w:sz="4"/>
         </w:tblBorders>
+        <w:tblLayout w:type="fixed"/>
       </w:tblPr>
       <w:tblGrid>
-        <w:gridCol w:w="2340"/>
-        <w:gridCol w:w="2340"/>
-        <w:gridCol w:w="2340"/>
-        <w:gridCol w:w="2340"/>
+        <w:gridCol w:w="2781"/>
+        <w:gridCol w:w="1290"/>
+        <w:gridCol w:w="2116"/>
+        <w:gridCol w:w="3173"/>
       </w:tblGrid>
       <w:tr>
         <w:trPr>
+          <w:cantSplit w:val="false"/>
           <w:tblHeader/>
         </w:trPr>
         <w:tc>
           <w:tcPr>
-            <w:tcW w:type="dxa" w:w="2340"/>
+            <w:tcW w:type="dxa" w:w="2781"/>
             <w:shd w:fill="E8EDF2" w:color="auto" w:val="clear"/>
             <w:tcMar>
-              <w:top w:type="dxa" w:w="60"/>
-              <w:left w:type="dxa" w:w="100"/>
-              <w:bottom w:type="dxa" w:w="60"/>
-              <w:right w:type="dxa" w:w="100"/>
-            </w:tcMar>
-          </w:tcPr>
-          <w:p>
-            <w:pPr>
-              <w:spacing w:after="20" w:before="20"/>
+              <w:top w:type="dxa" w:w="50"/>
+              <w:left w:type="dxa" w:w="80"/>
+              <w:bottom w:type="dxa" w:w="50"/>
+              <w:right w:type="dxa" w:w="80"/>
+            </w:tcMar>
+          </w:tcPr>
+          <w:p>
+            <w:pPr>
+              <w:spacing w:after="15" w:before="15" w:line="240"/>
+              <w:jc w:val="left"/>
             </w:pPr>
             <w:r>
               <w:rPr>
                 <w:b/>
                 <w:bCs/>
-                <w:sz w:val="19"/>
-                <w:szCs w:val="19"/>
+                <w:sz w:val="18"/>
+                <w:szCs w:val="18"/>
               </w:rPr>
               <w:t xml:space="preserve">Case</w:t>
             </w:r>
@@ -9952,25 +10249,26 @@
         </w:tc>
         <w:tc>
           <w:tcPr>
-            <w:tcW w:type="dxa" w:w="2340"/>
+            <w:tcW w:type="dxa" w:w="1290"/>
             <w:shd w:fill="E8EDF2" w:color="auto" w:val="clear"/>
             <w:tcMar>
-              <w:top w:type="dxa" w:w="60"/>
-              <w:left w:type="dxa" w:w="100"/>
-              <w:bottom w:type="dxa" w:w="60"/>
-              <w:right w:type="dxa" w:w="100"/>
-            </w:tcMar>
-          </w:tcPr>
-          <w:p>
-            <w:pPr>
-              <w:spacing w:after="20" w:before="20"/>
+              <w:top w:type="dxa" w:w="50"/>
+              <w:left w:type="dxa" w:w="80"/>
+              <w:bottom w:type="dxa" w:w="50"/>
+              <w:right w:type="dxa" w:w="80"/>
+            </w:tcMar>
+          </w:tcPr>
+          <w:p>
+            <w:pPr>
+              <w:spacing w:after="15" w:before="15" w:line="240"/>
+              <w:jc w:val="left"/>
             </w:pPr>
             <w:r>
               <w:rPr>
                 <w:b/>
                 <w:bCs/>
-                <w:sz w:val="19"/>
-                <w:szCs w:val="19"/>
+                <w:sz w:val="18"/>
+                <w:szCs w:val="18"/>
               </w:rPr>
               <w:t xml:space="preserve">Pre-positioned</w:t>
             </w:r>
@@ -9978,25 +10276,26 @@
         </w:tc>
         <w:tc>
           <w:tcPr>
-            <w:tcW w:type="dxa" w:w="2340"/>
+            <w:tcW w:type="dxa" w:w="2116"/>
             <w:shd w:fill="E8EDF2" w:color="auto" w:val="clear"/>
             <w:tcMar>
-              <w:top w:type="dxa" w:w="60"/>
-              <w:left w:type="dxa" w:w="100"/>
-              <w:bottom w:type="dxa" w:w="60"/>
-              <w:right w:type="dxa" w:w="100"/>
-            </w:tcMar>
-          </w:tcPr>
-          <w:p>
-            <w:pPr>
-              <w:spacing w:after="20" w:before="20"/>
+              <w:top w:type="dxa" w:w="50"/>
+              <w:left w:type="dxa" w:w="80"/>
+              <w:bottom w:type="dxa" w:w="50"/>
+              <w:right w:type="dxa" w:w="80"/>
+            </w:tcMar>
+          </w:tcPr>
+          <w:p>
+            <w:pPr>
+              <w:spacing w:after="15" w:before="15" w:line="240"/>
+              <w:jc w:val="left"/>
             </w:pPr>
             <w:r>
               <w:rPr>
                 <w:b/>
                 <w:bCs/>
-                <w:sz w:val="19"/>
-                <w:szCs w:val="19"/>
+                <w:sz w:val="18"/>
+                <w:szCs w:val="18"/>
               </w:rPr>
               <w:t xml:space="preserve">Used</w:t>
             </w:r>
@@ -10004,25 +10303,26 @@
         </w:tc>
         <w:tc>
           <w:tcPr>
-            <w:tcW w:type="dxa" w:w="2340"/>
+            <w:tcW w:type="dxa" w:w="3173"/>
             <w:shd w:fill="E8EDF2" w:color="auto" w:val="clear"/>
             <w:tcMar>
-              <w:top w:type="dxa" w:w="60"/>
-              <w:left w:type="dxa" w:w="100"/>
-              <w:bottom w:type="dxa" w:w="60"/>
-              <w:right w:type="dxa" w:w="100"/>
-            </w:tcMar>
-          </w:tcPr>
-          <w:p>
-            <w:pPr>
-              <w:spacing w:after="20" w:before="20"/>
+              <w:top w:type="dxa" w:w="50"/>
+              <w:left w:type="dxa" w:w="80"/>
+              <w:bottom w:type="dxa" w:w="50"/>
+              <w:right w:type="dxa" w:w="80"/>
+            </w:tcMar>
+          </w:tcPr>
+          <w:p>
+            <w:pPr>
+              <w:spacing w:after="15" w:before="15" w:line="240"/>
+              <w:jc w:val="left"/>
             </w:pPr>
             <w:r>
               <w:rPr>
                 <w:b/>
                 <w:bCs/>
-                <w:sz w:val="19"/>
-                <w:szCs w:val="19"/>
+                <w:sz w:val="18"/>
+                <w:szCs w:val="18"/>
               </w:rPr>
               <w:t xml:space="preserve">Outcome / response</w:t>
             </w:r>
@@ -10031,28 +10331,30 @@
       </w:tr>
       <w:tr>
         <w:trPr>
+          <w:cantSplit w:val="false"/>
           <w:tblHeader w:val="false"/>
         </w:trPr>
         <w:tc>
           <w:tcPr>
-            <w:tcW w:type="dxa" w:w="2340"/>
-            <w:tcMar>
-              <w:top w:type="dxa" w:w="60"/>
-              <w:left w:type="dxa" w:w="100"/>
-              <w:bottom w:type="dxa" w:w="60"/>
-              <w:right w:type="dxa" w:w="100"/>
-            </w:tcMar>
-          </w:tcPr>
-          <w:p>
-            <w:pPr>
-              <w:spacing w:after="20" w:before="20"/>
+            <w:tcW w:type="dxa" w:w="2781"/>
+            <w:tcMar>
+              <w:top w:type="dxa" w:w="50"/>
+              <w:left w:type="dxa" w:w="80"/>
+              <w:bottom w:type="dxa" w:w="50"/>
+              <w:right w:type="dxa" w:w="80"/>
+            </w:tcMar>
+          </w:tcPr>
+          <w:p>
+            <w:pPr>
+              <w:spacing w:after="15" w:before="15" w:line="240"/>
+              <w:jc w:val="left"/>
             </w:pPr>
             <w:r>
               <w:rPr>
                 <w:b/>
                 <w:bCs/>
-                <w:sz w:val="19"/>
-                <w:szCs w:val="19"/>
+                <w:sz w:val="18"/>
+                <w:szCs w:val="18"/>
               </w:rPr>
               <w:t xml:space="preserve">Russia → US critical infrastructure (2018– )</w:t>
             </w:r>
@@ -10060,22 +10362,23 @@
         </w:tc>
         <w:tc>
           <w:tcPr>
-            <w:tcW w:type="dxa" w:w="2340"/>
-            <w:tcMar>
-              <w:top w:type="dxa" w:w="60"/>
-              <w:left w:type="dxa" w:w="100"/>
-              <w:bottom w:type="dxa" w:w="60"/>
-              <w:right w:type="dxa" w:w="100"/>
-            </w:tcMar>
-          </w:tcPr>
-          <w:p>
-            <w:pPr>
-              <w:spacing w:after="20" w:before="20"/>
-            </w:pPr>
-            <w:r>
-              <w:rPr>
-                <w:sz w:val="19"/>
-                <w:szCs w:val="19"/>
+            <w:tcW w:type="dxa" w:w="1290"/>
+            <w:tcMar>
+              <w:top w:type="dxa" w:w="50"/>
+              <w:left w:type="dxa" w:w="80"/>
+              <w:bottom w:type="dxa" w:w="50"/>
+              <w:right w:type="dxa" w:w="80"/>
+            </w:tcMar>
+          </w:tcPr>
+          <w:p>
+            <w:pPr>
+              <w:spacing w:after="15" w:before="15" w:line="240"/>
+              <w:jc w:val="left"/>
+            </w:pPr>
+            <w:r>
+              <w:rPr>
+                <w:sz w:val="18"/>
+                <w:szCs w:val="18"/>
               </w:rPr>
               <w:t xml:space="preserve">Yes</w:t>
             </w:r>
@@ -10083,24 +10386,25 @@
         </w:tc>
         <w:tc>
           <w:tcPr>
-            <w:tcW w:type="dxa" w:w="2340"/>
-            <w:tcMar>
-              <w:top w:type="dxa" w:w="60"/>
-              <w:left w:type="dxa" w:w="100"/>
-              <w:bottom w:type="dxa" w:w="60"/>
-              <w:right w:type="dxa" w:w="100"/>
-            </w:tcMar>
-          </w:tcPr>
-          <w:p>
-            <w:pPr>
-              <w:spacing w:after="20" w:before="20"/>
+            <w:tcW w:type="dxa" w:w="2116"/>
+            <w:tcMar>
+              <w:top w:type="dxa" w:w="50"/>
+              <w:left w:type="dxa" w:w="80"/>
+              <w:bottom w:type="dxa" w:w="50"/>
+              <w:right w:type="dxa" w:w="80"/>
+            </w:tcMar>
+          </w:tcPr>
+          <w:p>
+            <w:pPr>
+              <w:spacing w:after="15" w:before="15" w:line="240"/>
+              <w:jc w:val="left"/>
             </w:pPr>
             <w:r>
               <w:rPr>
                 <w:b/>
                 <w:bCs/>
-                <w:sz w:val="19"/>
-                <w:szCs w:val="19"/>
+                <w:sz w:val="18"/>
+                <w:szCs w:val="18"/>
               </w:rPr>
               <w:t xml:space="preserve">No, 7+ years</w:t>
             </w:r>
@@ -10108,22 +10412,23 @@
         </w:tc>
         <w:tc>
           <w:tcPr>
-            <w:tcW w:type="dxa" w:w="2340"/>
-            <w:tcMar>
-              <w:top w:type="dxa" w:w="60"/>
-              <w:left w:type="dxa" w:w="100"/>
-              <w:bottom w:type="dxa" w:w="60"/>
-              <w:right w:type="dxa" w:w="100"/>
-            </w:tcMar>
-          </w:tcPr>
-          <w:p>
-            <w:pPr>
-              <w:spacing w:after="20" w:before="20"/>
-            </w:pPr>
-            <w:r>
-              <w:rPr>
-                <w:sz w:val="19"/>
-                <w:szCs w:val="19"/>
+            <w:tcW w:type="dxa" w:w="3173"/>
+            <w:tcMar>
+              <w:top w:type="dxa" w:w="50"/>
+              <w:left w:type="dxa" w:w="80"/>
+              <w:bottom w:type="dxa" w:w="50"/>
+              <w:right w:type="dxa" w:w="80"/>
+            </w:tcMar>
+          </w:tcPr>
+          <w:p>
+            <w:pPr>
+              <w:spacing w:after="15" w:before="15" w:line="240"/>
+              <w:jc w:val="left"/>
+            </w:pPr>
+            <w:r>
+              <w:rPr>
+                <w:sz w:val="18"/>
+                <w:szCs w:val="18"/>
               </w:rPr>
               <w:t xml:space="preserve">No response recorded</w:t>
             </w:r>
@@ -10132,28 +10437,30 @@
       </w:tr>
       <w:tr>
         <w:trPr>
+          <w:cantSplit w:val="false"/>
           <w:tblHeader w:val="false"/>
         </w:trPr>
         <w:tc>
           <w:tcPr>
-            <w:tcW w:type="dxa" w:w="2340"/>
-            <w:tcMar>
-              <w:top w:type="dxa" w:w="60"/>
-              <w:left w:type="dxa" w:w="100"/>
-              <w:bottom w:type="dxa" w:w="60"/>
-              <w:right w:type="dxa" w:w="100"/>
-            </w:tcMar>
-          </w:tcPr>
-          <w:p>
-            <w:pPr>
-              <w:spacing w:after="20" w:before="20"/>
+            <w:tcW w:type="dxa" w:w="2781"/>
+            <w:tcMar>
+              <w:top w:type="dxa" w:w="50"/>
+              <w:left w:type="dxa" w:w="80"/>
+              <w:bottom w:type="dxa" w:w="50"/>
+              <w:right w:type="dxa" w:w="80"/>
+            </w:tcMar>
+          </w:tcPr>
+          <w:p>
+            <w:pPr>
+              <w:spacing w:after="15" w:before="15" w:line="240"/>
+              <w:jc w:val="left"/>
             </w:pPr>
             <w:r>
               <w:rPr>
                 <w:b/>
                 <w:bCs/>
-                <w:sz w:val="19"/>
-                <w:szCs w:val="19"/>
+                <w:sz w:val="18"/>
+                <w:szCs w:val="18"/>
               </w:rPr>
               <w:t xml:space="preserve">Volt Typhoon (2023– )</w:t>
             </w:r>
@@ -10161,22 +10468,23 @@
         </w:tc>
         <w:tc>
           <w:tcPr>
-            <w:tcW w:type="dxa" w:w="2340"/>
-            <w:tcMar>
-              <w:top w:type="dxa" w:w="60"/>
-              <w:left w:type="dxa" w:w="100"/>
-              <w:bottom w:type="dxa" w:w="60"/>
-              <w:right w:type="dxa" w:w="100"/>
-            </w:tcMar>
-          </w:tcPr>
-          <w:p>
-            <w:pPr>
-              <w:spacing w:after="20" w:before="20"/>
-            </w:pPr>
-            <w:r>
-              <w:rPr>
-                <w:sz w:val="19"/>
-                <w:szCs w:val="19"/>
+            <w:tcW w:type="dxa" w:w="1290"/>
+            <w:tcMar>
+              <w:top w:type="dxa" w:w="50"/>
+              <w:left w:type="dxa" w:w="80"/>
+              <w:bottom w:type="dxa" w:w="50"/>
+              <w:right w:type="dxa" w:w="80"/>
+            </w:tcMar>
+          </w:tcPr>
+          <w:p>
+            <w:pPr>
+              <w:spacing w:after="15" w:before="15" w:line="240"/>
+              <w:jc w:val="left"/>
+            </w:pPr>
+            <w:r>
+              <w:rPr>
+                <w:sz w:val="18"/>
+                <w:szCs w:val="18"/>
               </w:rPr>
               <w:t xml:space="preserve">Yes</w:t>
             </w:r>
@@ -10184,22 +10492,23 @@
         </w:tc>
         <w:tc>
           <w:tcPr>
-            <w:tcW w:type="dxa" w:w="2340"/>
-            <w:tcMar>
-              <w:top w:type="dxa" w:w="60"/>
-              <w:left w:type="dxa" w:w="100"/>
-              <w:bottom w:type="dxa" w:w="60"/>
-              <w:right w:type="dxa" w:w="100"/>
-            </w:tcMar>
-          </w:tcPr>
-          <w:p>
-            <w:pPr>
-              <w:spacing w:after="20" w:before="20"/>
-            </w:pPr>
-            <w:r>
-              <w:rPr>
-                <w:sz w:val="19"/>
-                <w:szCs w:val="19"/>
+            <w:tcW w:type="dxa" w:w="2116"/>
+            <w:tcMar>
+              <w:top w:type="dxa" w:w="50"/>
+              <w:left w:type="dxa" w:w="80"/>
+              <w:bottom w:type="dxa" w:w="50"/>
+              <w:right w:type="dxa" w:w="80"/>
+            </w:tcMar>
+          </w:tcPr>
+          <w:p>
+            <w:pPr>
+              <w:spacing w:after="15" w:before="15" w:line="240"/>
+              <w:jc w:val="left"/>
+            </w:pPr>
+            <w:r>
+              <w:rPr>
+                <w:sz w:val="18"/>
+                <w:szCs w:val="18"/>
               </w:rPr>
               <w:t xml:space="preserve">No to date</w:t>
             </w:r>
@@ -10207,22 +10516,23 @@
         </w:tc>
         <w:tc>
           <w:tcPr>
-            <w:tcW w:type="dxa" w:w="2340"/>
-            <w:tcMar>
-              <w:top w:type="dxa" w:w="60"/>
-              <w:left w:type="dxa" w:w="100"/>
-              <w:bottom w:type="dxa" w:w="60"/>
-              <w:right w:type="dxa" w:w="100"/>
-            </w:tcMar>
-          </w:tcPr>
-          <w:p>
-            <w:pPr>
-              <w:spacing w:after="20" w:before="20"/>
-            </w:pPr>
-            <w:r>
-              <w:rPr>
-                <w:sz w:val="19"/>
-                <w:szCs w:val="19"/>
+            <w:tcW w:type="dxa" w:w="3173"/>
+            <w:tcMar>
+              <w:top w:type="dxa" w:w="50"/>
+              <w:left w:type="dxa" w:w="80"/>
+              <w:bottom w:type="dxa" w:w="50"/>
+              <w:right w:type="dxa" w:w="80"/>
+            </w:tcMar>
+          </w:tcPr>
+          <w:p>
+            <w:pPr>
+              <w:spacing w:after="15" w:before="15" w:line="240"/>
+              <w:jc w:val="left"/>
+            </w:pPr>
+            <w:r>
+              <w:rPr>
+                <w:sz w:val="18"/>
+                <w:szCs w:val="18"/>
               </w:rPr>
               <w:t xml:space="preserve">Type 3 advisory, no sanctions (Baram, 2026)</w:t>
             </w:r>
@@ -10231,28 +10541,30 @@
       </w:tr>
       <w:tr>
         <w:trPr>
+          <w:cantSplit w:val="false"/>
           <w:tblHeader w:val="false"/>
         </w:trPr>
         <w:tc>
           <w:tcPr>
-            <w:tcW w:type="dxa" w:w="2340"/>
-            <w:tcMar>
-              <w:top w:type="dxa" w:w="60"/>
-              <w:left w:type="dxa" w:w="100"/>
-              <w:bottom w:type="dxa" w:w="60"/>
-              <w:right w:type="dxa" w:w="100"/>
-            </w:tcMar>
-          </w:tcPr>
-          <w:p>
-            <w:pPr>
-              <w:spacing w:after="20" w:before="20"/>
+            <w:tcW w:type="dxa" w:w="2781"/>
+            <w:tcMar>
+              <w:top w:type="dxa" w:w="50"/>
+              <w:left w:type="dxa" w:w="80"/>
+              <w:bottom w:type="dxa" w:w="50"/>
+              <w:right w:type="dxa" w:w="80"/>
+            </w:tcMar>
+          </w:tcPr>
+          <w:p>
+            <w:pPr>
+              <w:spacing w:after="15" w:before="15" w:line="240"/>
+              <w:jc w:val="left"/>
             </w:pPr>
             <w:r>
               <w:rPr>
                 <w:b/>
                 <w:bCs/>
-                <w:sz w:val="19"/>
-                <w:szCs w:val="19"/>
+                <w:sz w:val="18"/>
+                <w:szCs w:val="18"/>
               </w:rPr>
               <w:t xml:space="preserve">Russia → Ukraine (2021–22)</w:t>
             </w:r>
@@ -10260,22 +10572,23 @@
         </w:tc>
         <w:tc>
           <w:tcPr>
-            <w:tcW w:type="dxa" w:w="2340"/>
-            <w:tcMar>
-              <w:top w:type="dxa" w:w="60"/>
-              <w:left w:type="dxa" w:w="100"/>
-              <w:bottom w:type="dxa" w:w="60"/>
-              <w:right w:type="dxa" w:w="100"/>
-            </w:tcMar>
-          </w:tcPr>
-          <w:p>
-            <w:pPr>
-              <w:spacing w:after="20" w:before="20"/>
-            </w:pPr>
-            <w:r>
-              <w:rPr>
-                <w:sz w:val="19"/>
-                <w:szCs w:val="19"/>
+            <w:tcW w:type="dxa" w:w="1290"/>
+            <w:tcMar>
+              <w:top w:type="dxa" w:w="50"/>
+              <w:left w:type="dxa" w:w="80"/>
+              <w:bottom w:type="dxa" w:w="50"/>
+              <w:right w:type="dxa" w:w="80"/>
+            </w:tcMar>
+          </w:tcPr>
+          <w:p>
+            <w:pPr>
+              <w:spacing w:after="15" w:before="15" w:line="240"/>
+              <w:jc w:val="left"/>
+            </w:pPr>
+            <w:r>
+              <w:rPr>
+                <w:sz w:val="18"/>
+                <w:szCs w:val="18"/>
               </w:rPr>
               <w:t xml:space="preserve">Yes</w:t>
             </w:r>
@@ -10283,24 +10596,25 @@
         </w:tc>
         <w:tc>
           <w:tcPr>
-            <w:tcW w:type="dxa" w:w="2340"/>
-            <w:tcMar>
-              <w:top w:type="dxa" w:w="60"/>
-              <w:left w:type="dxa" w:w="100"/>
-              <w:bottom w:type="dxa" w:w="60"/>
-              <w:right w:type="dxa" w:w="100"/>
-            </w:tcMar>
-          </w:tcPr>
-          <w:p>
-            <w:pPr>
-              <w:spacing w:after="20" w:before="20"/>
+            <w:tcW w:type="dxa" w:w="2116"/>
+            <w:tcMar>
+              <w:top w:type="dxa" w:w="50"/>
+              <w:left w:type="dxa" w:w="80"/>
+              <w:bottom w:type="dxa" w:w="50"/>
+              <w:right w:type="dxa" w:w="80"/>
+            </w:tcMar>
+          </w:tcPr>
+          <w:p>
+            <w:pPr>
+              <w:spacing w:after="15" w:before="15" w:line="240"/>
+              <w:jc w:val="left"/>
             </w:pPr>
             <w:r>
               <w:rPr>
                 <w:b/>
                 <w:bCs/>
-                <w:sz w:val="19"/>
-                <w:szCs w:val="19"/>
+                <w:sz w:val="18"/>
+                <w:szCs w:val="18"/>
               </w:rPr>
               <w:t xml:space="preserve">Yes (Industroyer2, Apr 2022)</w:t>
             </w:r>
@@ -10308,31 +10622,32 @@
         </w:tc>
         <w:tc>
           <w:tcPr>
-            <w:tcW w:type="dxa" w:w="2340"/>
-            <w:tcMar>
-              <w:top w:type="dxa" w:w="60"/>
-              <w:left w:type="dxa" w:w="100"/>
-              <w:bottom w:type="dxa" w:w="60"/>
-              <w:right w:type="dxa" w:w="100"/>
-            </w:tcMar>
-          </w:tcPr>
-          <w:p>
-            <w:pPr>
-              <w:spacing w:after="20" w:before="20"/>
+            <w:tcW w:type="dxa" w:w="3173"/>
+            <w:tcMar>
+              <w:top w:type="dxa" w:w="50"/>
+              <w:left w:type="dxa" w:w="80"/>
+              <w:bottom w:type="dxa" w:w="50"/>
+              <w:right w:type="dxa" w:w="80"/>
+            </w:tcMar>
+          </w:tcPr>
+          <w:p>
+            <w:pPr>
+              <w:spacing w:after="15" w:before="15" w:line="240"/>
+              <w:jc w:val="left"/>
             </w:pPr>
             <w:r>
               <w:rPr>
                 <w:b/>
                 <w:bCs/>
-                <w:sz w:val="19"/>
-                <w:szCs w:val="19"/>
+                <w:sz w:val="18"/>
+                <w:szCs w:val="18"/>
               </w:rPr>
               <w:t xml:space="preserve">Attempt defeated by defence</w:t>
             </w:r>
             <w:r>
               <w:rPr>
-                <w:sz w:val="19"/>
-                <w:szCs w:val="19"/>
+                <w:sz w:val="18"/>
+                <w:szCs w:val="18"/>
               </w:rPr>
               <w:t xml:space="preserve"> (Willett, 2022)</w:t>
             </w:r>

--- a/paper/ai-autonomy-offence-defence.docx
+++ b/paper/ai-autonomy-offence-defence.docx
@@ -116,25 +116,52 @@
         <w:jc w:val="both"/>
       </w:pPr>
       <w:r>
-        <w:t xml:space="preserve">Persistent adversary access to civilian critical infrastructure, commonly called pre-positioning, is widely read as strategic warning. That reading depends on an assumption its proponents state but do not examine: that persistence is expensive, and therefore indicates deliberate intent. This paper examines the assumption and asks what artificial intelligence autonomy does to it.</w:t>
-      </w:r>
-    </w:p>
-    <w:p>
-      <w:pPr>
-        <w:spacing w:after="140" w:line="300"/>
-        <w:jc w:val="both"/>
-      </w:pPr>
-      <w:r>
-        <w:t xml:space="preserve">The study draws on sixteen works selected for their relevance to the offence-defence balance, cyber pre-positioning and machine autonomy. Three findings follow. First, the interpretive claim and the behavioural record do not match. Pre-positioning is read as preparation for conflict, yet the Volt Typhoon campaign drew only a joint technical advisory, while the contemporaneous Salt Typhoon espionage campaign drew financial sanctions. Second, the literature contains three cases of pre-positioning and one attempted use, and no case in which pre-positioning was followed by successful strategic effect. Every inference about what pre-positioning portends therefore rests on no positive instances. Third, the offence-defence balance in cyberspace is a property of the pairing of adversaries rather than of the technology, which makes the question of whether autonomy favours attack the wrong one, and the question of which side absorbs autonomy better the answerable one.</w:t>
-      </w:r>
-    </w:p>
-    <w:p>
-      <w:pPr>
-        <w:spacing w:after="140" w:line="300"/>
-        <w:jc w:val="both"/>
-      </w:pPr>
-      <w:r>
-        <w:t xml:space="preserve">The paper specifies two competing hypotheses and proposes a design to distinguish them. Either autonomy degrades an existing signalling channel, or pre-positioning never signalled at all, being calibrated to remain below the thresholds that trigger response. The paper does not settle the question. It establishes that the question is open, that the literature has named it without investigating it, and that present evidence leans toward the second explanation.</w:t>
+        <w:t xml:space="preserve">When a foreign state plants software inside another country's power grid or water system and leaves it there, analysts usually read this as a warning sign. They assume the state is preparing for war. That reading rests on a simple idea: staying hidden inside a network for years is hard and expensive, so anyone who bothers must be serious. This paper tests that idea and asks what happens to it as artificial intelligence takes over more of the work.</w:t>
+      </w:r>
+    </w:p>
+    <w:p>
+      <w:pPr>
+        <w:spacing w:after="140" w:line="300"/>
+        <w:jc w:val="both"/>
+      </w:pPr>
+      <w:r>
+        <w:t xml:space="preserve">Sixteen studies were examined. Three things stand out.</w:t>
+      </w:r>
+    </w:p>
+    <w:p>
+      <w:pPr>
+        <w:spacing w:after="140" w:line="300"/>
+        <w:jc w:val="both"/>
+      </w:pPr>
+      <w:r>
+        <w:t xml:space="preserve">First, what analysts say and what governments do are not the same. Volt Typhoon, the Chinese campaign found inside American infrastructure in 2023, is described as preparation for conflict. Yet the United States answered it with a technical advisory and no punishment. A Chinese spying campaign in the same period, Salt Typhoon, drew financial sanctions. The lesser act was punished and the graver one was not.</w:t>
+      </w:r>
+    </w:p>
+    <w:p>
+      <w:pPr>
+        <w:spacing w:after="140" w:line="300"/>
+        <w:jc w:val="both"/>
+      </w:pPr>
+      <w:r>
+        <w:t xml:space="preserve">Second, there is no case on record where pre-positioning led to a successful attack. There are three cases of it happening, one attempt that failed, and nothing else. Everything the field says about what pre-positioning means rests on no successful examples.</w:t>
+      </w:r>
+    </w:p>
+    <w:p>
+      <w:pPr>
+        <w:spacing w:after="140" w:line="300"/>
+        <w:jc w:val="both"/>
+      </w:pPr>
+      <w:r>
+        <w:t xml:space="preserve">Third, whether attack or defence has the advantage in cyberspace depends on who is fighting whom, not on the technology itself. So the useful question is not whether AI helps attackers. It is which side is better placed to use it.</w:t>
+      </w:r>
+    </w:p>
+    <w:p>
+      <w:pPr>
+        <w:spacing w:after="140" w:line="300"/>
+        <w:jc w:val="both"/>
+      </w:pPr>
+      <w:r>
+        <w:t xml:space="preserve">The paper sets out two rival explanations and a way to test them. Either AI is weakening a warning system that used to work, or pre-positioning never worked as a warning and was always designed to stay quiet. The paper does not decide between them. It shows that the question is open, that the field has noticed it without studying it, and that the evidence so far points toward the second.</w:t>
       </w:r>
     </w:p>
     <w:p>
@@ -150,7 +177,7 @@
         <w:t xml:space="preserve">Keywords:</w:t>
       </w:r>
       <w:r>
-        <w:t xml:space="preserve"> offence-defence balance; cyber pre-positioning; costly signalling; artificial intelligence autonomy; Volt Typhoon; critical infrastructure protection; escalation</w:t>
+        <w:t xml:space="preserve"> offence-defence balance; cyber pre-positioning; costly signalling; artificial intelligence; Volt Typhoon; critical infrastructure; escalation</w:t>
       </w:r>
     </w:p>
     <w:p>
@@ -181,34 +208,34 @@
         <w:spacing w:after="140" w:before="240"/>
       </w:pPr>
       <w:r>
-        <w:t xml:space="preserve">1.1 Strategic background</w:t>
-      </w:r>
-    </w:p>
-    <w:p>
-      <w:pPr>
-        <w:spacing w:after="140" w:line="300"/>
-        <w:jc w:val="both"/>
-      </w:pPr>
-      <w:r>
-        <w:t xml:space="preserve">In May 2023 the United States and its Five Eyes partners attributed to Chinese state-sponsored actors a campaign designated Volt Typhoon, which had established persistent access in American critical infrastructure using living-off-the-land techniques (Guttieri, 2025; Codreanu, 2025; Singh, Jash and Nanjappa, 2025). The campaign targeted energy, water, communications and transport systems, and included networks supporting United States Department of Defense operations in Guam, a logistics hub for Indo-Pacific contingencies (Dimitrov and Andreev, 2025).</w:t>
-      </w:r>
-    </w:p>
-    <w:p>
-      <w:pPr>
-        <w:spacing w:after="140" w:line="300"/>
-        <w:jc w:val="both"/>
-      </w:pPr>
-      <w:r>
-        <w:t xml:space="preserve">What distinguished Volt Typhoon was not its technical sophistication but its apparent lack of purpose by the standards of espionage. General Paul Nakasone observed that there is "absolutely no intelligence to be gathered by putting malicious code in [critical infrastructure] networks" (quoted in Guttieri, 2025). United States authorities held that "the method of operation and chosen targets did not fit the pattern of a traditional cyber espionage campaign" (Codreanu, 2025).</w:t>
-      </w:r>
-    </w:p>
-    <w:p>
-      <w:pPr>
-        <w:spacing w:after="140" w:line="300"/>
-        <w:jc w:val="both"/>
-      </w:pPr>
-      <w:r>
-        <w:t xml:space="preserve">During the same period, artificial intelligence systems began to acquire the capacity to conduct parts of cyber operations without human direction. Butt and Ulina (2026) place current capability at the level of task assistance, covering reconnaissance, vulnerability discovery and exploit adaptation, while noting that fully autonomous offensive cyber weapons remain "largely theoretical". Yigit et al. (2025) define agentic artificial intelligence as a system "capable of autonomous action, real-time adaptation, and multi-step problem-solving aligned with specific contexts and objectives".</w:t>
+        <w:t xml:space="preserve">1.1 Background</w:t>
+      </w:r>
+    </w:p>
+    <w:p>
+      <w:pPr>
+        <w:spacing w:after="140" w:line="300"/>
+        <w:jc w:val="both"/>
+      </w:pPr>
+      <w:r>
+        <w:t xml:space="preserve">In May 2023 the United States and its Five Eyes partners named China as the source of a campaign they called Volt Typhoon. Chinese operators had been living inside American critical infrastructure, using the target's own system tools so that nothing looked out of place (Guttieri 2025; Codreanu 2025; Singh, Jash, and Nanjappa 2025). They were found in energy, water, communications and transport networks, and in systems supporting United States military operations on Guam, the main American base for any Pacific crisis (Dimitrov and Andreev 2025).</w:t>
+      </w:r>
+    </w:p>
+    <w:p>
+      <w:pPr>
+        <w:spacing w:after="140" w:line="300"/>
+        <w:jc w:val="both"/>
+      </w:pPr>
+      <w:r>
+        <w:t xml:space="preserve">The odd thing about Volt Typhoon was not how clever it was. It was that the operation made no sense as spying. General Paul Nakasone put it bluntly. There is, he said, "absolutely no intelligence to be gathered by putting malicious code in [critical infrastructure] networks" (quoted in Guttieri 2025). American officials said the campaign "did not fit the pattern of a traditional cyber espionage campaign" (Codreanu 2025).</w:t>
+      </w:r>
+    </w:p>
+    <w:p>
+      <w:pPr>
+        <w:spacing w:after="140" w:line="300"/>
+        <w:jc w:val="both"/>
+      </w:pPr>
+      <w:r>
+        <w:t xml:space="preserve">At the same time, artificial intelligence began taking over parts of cyber operations. Butt and Ulina (2026) find that AI now helps with scouting targets, finding weaknesses and adjusting attack tools, but that fully automatic attack systems are still "largely theoretical." Yigit and colleagues (2025) define an agentic AI system as one "capable of autonomous action, real-time adaptation, and multi-step problem-solving aligned with specific contexts and objectives."</w:t>
       </w:r>
     </w:p>
     <w:p>
@@ -218,34 +245,52 @@
         <w:spacing w:after="140" w:before="240"/>
       </w:pPr>
       <w:r>
-        <w:t xml:space="preserve">1.2 Problem statement</w:t>
-      </w:r>
-    </w:p>
-    <w:p>
-      <w:pPr>
-        <w:spacing w:after="140" w:line="300"/>
-        <w:jc w:val="both"/>
-      </w:pPr>
-      <w:r>
-        <w:t xml:space="preserve">Guttieri (2025) offers a rule for reading persistent access. Where access yields little intelligence but confers substantial operational leverage, it "likely reflects preparation for conflict". The inference works because persistence is costly. In her account it requires "technical competence and strategic patience". This is the logic of costly signalling: the act carries information about intent because it is expensive to sustain.</w:t>
-      </w:r>
-    </w:p>
-    <w:p>
-      <w:pPr>
-        <w:spacing w:after="140" w:line="300"/>
-        <w:jc w:val="both"/>
-      </w:pPr>
-      <w:r>
-        <w:t xml:space="preserve">States do not appear to act as though pre-positioning carries that meaning. Baram (2026), coding twenty joint public attribution cases drawn from the European Repository of Cyber Incidents, finds that Volt Typhoon produced only a joint technical advisory, and that "no alliance-led endorsement or sanctions package followed". Advisories of this type cluster in cases of stealthy access and pre-positioning, and their "primary audience here is network defenders, not only state elites". Sullivan (2025) explains why. Operations of this kind "lurk in the shadows", and lack "sufficient political salience to activate political institutions to punish the perpetrator". Singh, Jash and Nanjappa (2025) record a third obstacle, namely that China denies the campaign and makes a reciprocal accusation.</w:t>
-      </w:r>
-    </w:p>
-    <w:p>
-      <w:pPr>
-        <w:spacing w:after="140" w:line="300"/>
-        <w:jc w:val="both"/>
-      </w:pPr>
-      <w:r>
-        <w:t xml:space="preserve">There is therefore a gap between what pre-positioning is held to mean and how states respond to it. Guttieri supplies the interpretation. Baram shows that the response does not follow. No study joins these findings, and none asks what machine autonomy does to a signalling mechanism that already performs poorly.</w:t>
+        <w:t xml:space="preserve">1.2 The problem</w:t>
+      </w:r>
+    </w:p>
+    <w:p>
+      <w:pPr>
+        <w:spacing w:after="140" w:line="300"/>
+        <w:jc w:val="both"/>
+      </w:pPr>
+      <w:r>
+        <w:t xml:space="preserve">Guttieri (2025) gives analysts a rule for reading these intrusions. If someone holds access that produces little useful intelligence but would give them great power in a crisis, that access "likely reflects preparation for conflict."</w:t>
+      </w:r>
+    </w:p>
+    <w:p>
+      <w:pPr>
+        <w:spacing w:after="140" w:line="300"/>
+        <w:jc w:val="both"/>
+      </w:pPr>
+      <w:r>
+        <w:t xml:space="preserve">The rule works because staying hidden is difficult. In her words it takes "technical competence and strategic patience." This is what scholars call costly signalling. An act tells you something about intentions precisely because it is expensive to carry out. Cheap talk proves nothing. Expensive acts prove something.</w:t>
+      </w:r>
+    </w:p>
+    <w:p>
+      <w:pPr>
+        <w:spacing w:after="140" w:line="300"/>
+        <w:jc w:val="both"/>
+      </w:pPr>
+      <w:r>
+        <w:t xml:space="preserve">But governments do not behave as though they believe this. Baram (2026) studied twenty cases where two or more states publicly blamed the same attacker. For Volt Typhoon, she found, the response was a shared technical advisory and nothing more. "No alliance-led endorsement or sanctions package followed." Advisories like this cluster around quiet intrusion cases, and their "primary audience here is network defenders, not only state elites."</w:t>
+      </w:r>
+    </w:p>
+    <w:p>
+      <w:pPr>
+        <w:spacing w:after="140" w:line="300"/>
+        <w:jc w:val="both"/>
+      </w:pPr>
+      <w:r>
+        <w:t xml:space="preserve">Sullivan (2025) explains why. These operations "lurk in the shadows." They lack "sufficient political salience to activate political institutions to punish the perpetrator." Nobody sees a burning building, so nobody demands a response. Singh, Jash, and Nanjappa (2025) add a third problem. China denies the campaign happened and accuses the United States of the same thing.</w:t>
+      </w:r>
+    </w:p>
+    <w:p>
+      <w:pPr>
+        <w:spacing w:after="140" w:line="300"/>
+        <w:jc w:val="both"/>
+      </w:pPr>
+      <w:r>
+        <w:t xml:space="preserve">So there is a gap. Analysts say pre-positioning is a warning. Governments do not treat it as one. Nobody has put these two findings side by side, and nobody has asked what AI does to a warning system that is already this weak.</w:t>
       </w:r>
     </w:p>
     <w:p>
@@ -264,7 +309,7 @@
         <w:jc w:val="both"/>
       </w:pPr>
       <w:r>
-        <w:t xml:space="preserve">How fast and how far will artificial intelligence and agentic autonomy shift the offence-defence balance, and when does pre-positioning itself constitute a strategic signal or a source of instability?</w:t>
+        <w:t xml:space="preserve">How fast and how far will AI and machine autonomy shift the balance between attack and defence, and when does pre-positioning count as a strategic signal or as a cause of instability?</w:t>
       </w:r>
     </w:p>
     <w:p>
@@ -274,7 +319,7 @@
         <w:spacing w:after="140" w:before="240"/>
       </w:pPr>
       <w:r>
-        <w:t xml:space="preserve">1.4 Research objectives</w:t>
+        <w:t xml:space="preserve">1.4 Objectives</w:t>
       </w:r>
     </w:p>
     <w:p>
@@ -287,7 +332,7 @@
         <w:spacing w:after="60"/>
       </w:pPr>
       <w:r>
-        <w:t xml:space="preserve">To establish how the literature distinguishes pre-positioning as espionage from pre-positioning as signal.</w:t>
+        <w:t xml:space="preserve">To set out how the literature tells spying apart from signalling.</w:t>
       </w:r>
     </w:p>
     <w:p>
@@ -300,7 +345,7 @@
         <w:spacing w:after="60"/>
       </w:pPr>
       <w:r>
-        <w:t xml:space="preserve">To identify the cost assumptions on which that distinction depends.</w:t>
+        <w:t xml:space="preserve">To find the assumptions about cost that this distinction depends on.</w:t>
       </w:r>
     </w:p>
     <w:p>
@@ -313,7 +358,7 @@
         <w:spacing w:after="60"/>
       </w:pPr>
       <w:r>
-        <w:t xml:space="preserve">To assess the present state and direction of operational cyber autonomy.</w:t>
+        <w:t xml:space="preserve">To assess where machine autonomy stands now and where it is heading.</w:t>
       </w:r>
     </w:p>
     <w:p>
@@ -326,7 +371,7 @@
         <w:spacing w:after="60"/>
       </w:pPr>
       <w:r>
-        <w:t xml:space="preserve">To theorise the consequences for signalling, escalation and stability when the cost of persistence falls.</w:t>
+        <w:t xml:space="preserve">To work out what happens to warning, escalation and stability if staying hidden becomes cheap.</w:t>
       </w:r>
     </w:p>
     <w:p>
@@ -339,7 +384,7 @@
         <w:spacing w:after="60"/>
       </w:pPr>
       <w:r>
-        <w:t xml:space="preserve">To derive indicators by which analysts might detect that transition.</w:t>
+        <w:t xml:space="preserve">To suggest signs by which analysts could spot that change.</w:t>
       </w:r>
     </w:p>
     <w:p>
@@ -349,25 +394,25 @@
         <w:spacing w:after="140" w:before="240"/>
       </w:pPr>
       <w:r>
-        <w:t xml:space="preserve">1.5 Significance of the study</w:t>
-      </w:r>
-    </w:p>
-    <w:p>
-      <w:pPr>
-        <w:spacing w:after="140" w:line="300"/>
-        <w:jc w:val="both"/>
-      </w:pPr>
-      <w:r>
-        <w:t xml:space="preserve">The academic contribution is to connect two bodies of work that have developed separately. Melella (n.d.) proposes that "studying how these emerging technologies affect the offensive-defensive balance could reveal new dynamics and challenges", and then examines coordination instead.</w:t>
-      </w:r>
-    </w:p>
-    <w:p>
-      <w:pPr>
-        <w:spacing w:after="140" w:line="300"/>
-        <w:jc w:val="both"/>
-      </w:pPr>
-      <w:r>
-        <w:t xml:space="preserve">The policy contribution is more immediate. Doctrine treats infrastructure pre-positioning as strategic warning. If that reading is unreliable, states risk either responding to activity that carries no message, or failing to respond to preparation that does.</w:t>
+        <w:t xml:space="preserve">1.5 Why it matters</w:t>
+      </w:r>
+    </w:p>
+    <w:p>
+      <w:pPr>
+        <w:spacing w:after="140" w:line="300"/>
+        <w:jc w:val="both"/>
+      </w:pPr>
+      <w:r>
+        <w:t xml:space="preserve">For scholarship, the value is in joining two literatures that have grown up apart. Melella (n.d.) writes that "studying how these emerging technologies affect the offensive-defensive balance could reveal new dynamics and challenges," and then studies something else.</w:t>
+      </w:r>
+    </w:p>
+    <w:p>
+      <w:pPr>
+        <w:spacing w:after="140" w:line="300"/>
+        <w:jc w:val="both"/>
+      </w:pPr>
+      <w:r>
+        <w:t xml:space="preserve">For policy, the value is more direct. Governments treat foreign implants in infrastructure as a warning of coming attack. If that reading is wrong, states may either punish activity that means nothing, or ignore preparation that means a great deal.</w:t>
       </w:r>
     </w:p>
     <w:p>
@@ -377,25 +422,25 @@
         <w:spacing w:after="140" w:before="240"/>
       </w:pPr>
       <w:r>
-        <w:t xml:space="preserve">1.6 Scope and delimitations</w:t>
-      </w:r>
-    </w:p>
-    <w:p>
-      <w:pPr>
-        <w:spacing w:after="140" w:line="300"/>
-        <w:jc w:val="both"/>
-      </w:pPr>
-      <w:r>
-        <w:t xml:space="preserve">The study addresses state and state-sponsored operations against critical infrastructure. It does not address cybercrime, information operations or lethal autonomous weapons except where these bear on the argument. The empirical focus is the period from 2018 to 2026, which covers the earliest documented case of pre-positioning without use and the most recent assessments of machine autonomy.</w:t>
-      </w:r>
-    </w:p>
-    <w:p>
-      <w:pPr>
-        <w:spacing w:after="140" w:line="300"/>
-        <w:jc w:val="both"/>
-      </w:pPr>
-      <w:r>
-        <w:t xml:space="preserve">Three limits should be stated at the outset. The literature examined is drawn from open sources and is oriented toward the United States and its allies. No Chinese-language doctrinal material is included. The quality of available work varies, and Section 2.1 distinguishes peer-reviewed scholarship from preprints and unreviewed material.</w:t>
+        <w:t xml:space="preserve">1.6 Scope and limits</w:t>
+      </w:r>
+    </w:p>
+    <w:p>
+      <w:pPr>
+        <w:spacing w:after="140" w:line="300"/>
+        <w:jc w:val="both"/>
+      </w:pPr>
+      <w:r>
+        <w:t xml:space="preserve">This study looks at states and state-backed groups attacking critical infrastructure. It does not cover ordinary crime, propaganda campaigns or armed robots, except where these touch the argument. The period covered runs from 2018 to 2026.</w:t>
+      </w:r>
+    </w:p>
+    <w:p>
+      <w:pPr>
+        <w:spacing w:after="140" w:line="300"/>
+        <w:jc w:val="both"/>
+      </w:pPr>
+      <w:r>
+        <w:t xml:space="preserve">Three limits should be admitted now. The sources are open, published material. They lean heavily towards the United States and its allies. No Chinese-language military writing is included. Quality also varies, and Section 2.1 says which sources are peer reviewed and which are not.</w:t>
       </w:r>
     </w:p>
     <w:p>
@@ -405,16 +450,16 @@
         <w:spacing w:after="140" w:before="240"/>
       </w:pPr>
       <w:r>
-        <w:t xml:space="preserve">1.7 Structure of the paper</w:t>
-      </w:r>
-    </w:p>
-    <w:p>
-      <w:pPr>
-        <w:spacing w:after="140" w:line="300"/>
-        <w:jc w:val="both"/>
-      </w:pPr>
-      <w:r>
-        <w:t xml:space="preserve">Section 2 reviews the literature by theme. Section 3 identifies the research gap. Section 4 sets out the theoretical framework and the competing hypotheses. Section 5 proposes a research design. Section 6 synthesises what the literature establishes and what it leaves unsettled. Section 7 states the contribution. Section 8 concludes.</w:t>
+        <w:t xml:space="preserve">1.7 How the paper is arranged</w:t>
+      </w:r>
+    </w:p>
+    <w:p>
+      <w:pPr>
+        <w:spacing w:after="140" w:line="300"/>
+        <w:jc w:val="both"/>
+      </w:pPr>
+      <w:r>
+        <w:t xml:space="preserve">Section 2 reviews the literature by theme. Section 3 sets out the gap. Section 4 gives the theory and the two rival explanations. Section 5 proposes a research design. Section 6 sums up what is known and what is not. Section 7 states the contribution. Section 8 concludes.</w:t>
       </w:r>
     </w:p>
     <w:p>
@@ -445,16 +490,25 @@
         <w:spacing w:after="140" w:before="240"/>
       </w:pPr>
       <w:r>
-        <w:t xml:space="preserve">2.1 The evidence base</w:t>
-      </w:r>
-    </w:p>
-    <w:p>
-      <w:pPr>
-        <w:spacing w:after="140" w:line="300"/>
-        <w:jc w:val="both"/>
-      </w:pPr>
-      <w:r>
-        <w:t xml:space="preserve">Sixteen works form the basis of this review. Table 1 records their venue, method and standing. Quality varies, and the assessment column is not decorative. Two of the sixteen carry no institutional affiliation and no peer review, and one contains internally inconsistent data. These are used for the events they record rather than for the claims they make.</w:t>
+        <w:t xml:space="preserve">2.1 The sources</w:t>
+      </w:r>
+    </w:p>
+    <w:p>
+      <w:pPr>
+        <w:spacing w:after="140" w:line="300"/>
+        <w:jc w:val="both"/>
+      </w:pPr>
+      <w:r>
+        <w:t xml:space="preserve">Sixteen studies form the base of this review. Table 1 lists them with their venue, method and standing.</w:t>
+      </w:r>
+    </w:p>
+    <w:p>
+      <w:pPr>
+        <w:spacing w:after="140" w:line="300"/>
+        <w:jc w:val="both"/>
+      </w:pPr>
+      <w:r>
+        <w:t xml:space="preserve">The standing column matters. Two of the sixteen have no named institution behind them and no peer review. One reports figures that contradict each other. These are used for the events they describe, not for the conclusions they draw.</w:t>
       </w:r>
     </w:p>
     <w:p>
@@ -467,7 +521,7 @@
           <w:b/>
           <w:bCs/>
         </w:rPr>
-        <w:t xml:space="preserve">Table 1. Works reviewed</w:t>
+        <w:t xml:space="preserve">Table 1. Studies reviewed</w:t>
       </w:r>
     </w:p>
     <w:tbl>
@@ -484,10 +538,10 @@
         <w:tblLayout w:type="fixed"/>
       </w:tblPr>
       <w:tblGrid>
-        <w:gridCol w:w="2148"/>
-        <w:gridCol w:w="2320"/>
-        <w:gridCol w:w="2655"/>
-        <w:gridCol w:w="2237"/>
+        <w:gridCol w:w="2141"/>
+        <w:gridCol w:w="2441"/>
+        <w:gridCol w:w="2450"/>
+        <w:gridCol w:w="2328"/>
       </w:tblGrid>
       <w:tr>
         <w:trPr>
@@ -496,7 +550,7 @@
         </w:trPr>
         <w:tc>
           <w:tcPr>
-            <w:tcW w:type="dxa" w:w="2148"/>
+            <w:tcW w:type="dxa" w:w="2141"/>
             <w:shd w:fill="E8EDF2" w:color="auto" w:val="clear"/>
             <w:tcMar>
               <w:top w:type="dxa" w:w="50"/>
@@ -523,7 +577,7 @@
         </w:tc>
         <w:tc>
           <w:tcPr>
-            <w:tcW w:type="dxa" w:w="2320"/>
+            <w:tcW w:type="dxa" w:w="2441"/>
             <w:shd w:fill="E8EDF2" w:color="auto" w:val="clear"/>
             <w:tcMar>
               <w:top w:type="dxa" w:w="50"/>
@@ -550,7 +604,7 @@
         </w:tc>
         <w:tc>
           <w:tcPr>
-            <w:tcW w:type="dxa" w:w="2655"/>
+            <w:tcW w:type="dxa" w:w="2450"/>
             <w:shd w:fill="E8EDF2" w:color="auto" w:val="clear"/>
             <w:tcMar>
               <w:top w:type="dxa" w:w="50"/>
@@ -577,7 +631,7 @@
         </w:tc>
         <w:tc>
           <w:tcPr>
-            <w:tcW w:type="dxa" w:w="2237"/>
+            <w:tcW w:type="dxa" w:w="2328"/>
             <w:shd w:fill="E8EDF2" w:color="auto" w:val="clear"/>
             <w:tcMar>
               <w:top w:type="dxa" w:w="50"/>
@@ -610,31 +664,31 @@
         </w:trPr>
         <w:tc>
           <w:tcPr>
-            <w:tcW w:type="dxa" w:w="2148"/>
-            <w:tcMar>
-              <w:top w:type="dxa" w:w="50"/>
-              <w:left w:type="dxa" w:w="80"/>
-              <w:bottom w:type="dxa" w:w="50"/>
-              <w:right w:type="dxa" w:w="80"/>
-            </w:tcMar>
-          </w:tcPr>
-          <w:p>
-            <w:pPr>
-              <w:spacing w:after="15" w:before="15" w:line="240"/>
-              <w:jc w:val="left"/>
-            </w:pPr>
-            <w:r>
-              <w:rPr>
-                <w:sz w:val="18"/>
-                <w:szCs w:val="18"/>
-              </w:rPr>
-              <w:t xml:space="preserve">Maschmeyer (2023)</w:t>
-            </w:r>
-          </w:p>
-        </w:tc>
-        <w:tc>
-          <w:tcPr>
-            <w:tcW w:type="dxa" w:w="2320"/>
+            <w:tcW w:type="dxa" w:w="2141"/>
+            <w:tcMar>
+              <w:top w:type="dxa" w:w="50"/>
+              <w:left w:type="dxa" w:w="80"/>
+              <w:bottom w:type="dxa" w:w="50"/>
+              <w:right w:type="dxa" w:w="80"/>
+            </w:tcMar>
+          </w:tcPr>
+          <w:p>
+            <w:pPr>
+              <w:spacing w:after="15" w:before="15" w:line="240"/>
+              <w:jc w:val="left"/>
+            </w:pPr>
+            <w:r>
+              <w:rPr>
+                <w:sz w:val="18"/>
+                <w:szCs w:val="18"/>
+              </w:rPr>
+              <w:t xml:space="preserve">Maschmeyer 2023</w:t>
+            </w:r>
+          </w:p>
+        </w:tc>
+        <w:tc>
+          <w:tcPr>
+            <w:tcW w:type="dxa" w:w="2441"/>
             <w:tcMar>
               <w:top w:type="dxa" w:w="50"/>
               <w:left w:type="dxa" w:w="80"/>
@@ -658,31 +712,31 @@
         </w:tc>
         <w:tc>
           <w:tcPr>
-            <w:tcW w:type="dxa" w:w="2655"/>
-            <w:tcMar>
-              <w:top w:type="dxa" w:w="50"/>
-              <w:left w:type="dxa" w:w="80"/>
-              <w:bottom w:type="dxa" w:w="50"/>
-              <w:right w:type="dxa" w:w="80"/>
-            </w:tcMar>
-          </w:tcPr>
-          <w:p>
-            <w:pPr>
-              <w:spacing w:after="15" w:before="15" w:line="240"/>
-              <w:jc w:val="left"/>
-            </w:pPr>
-            <w:r>
-              <w:rPr>
-                <w:sz w:val="18"/>
-                <w:szCs w:val="18"/>
-              </w:rPr>
-              <w:t xml:space="preserve">Theory building with plausibility probe</w:t>
-            </w:r>
-          </w:p>
-        </w:tc>
-        <w:tc>
-          <w:tcPr>
-            <w:tcW w:type="dxa" w:w="2237"/>
+            <w:tcW w:type="dxa" w:w="2450"/>
+            <w:tcMar>
+              <w:top w:type="dxa" w:w="50"/>
+              <w:left w:type="dxa" w:w="80"/>
+              <w:bottom w:type="dxa" w:w="50"/>
+              <w:right w:type="dxa" w:w="80"/>
+            </w:tcMar>
+          </w:tcPr>
+          <w:p>
+            <w:pPr>
+              <w:spacing w:after="15" w:before="15" w:line="240"/>
+              <w:jc w:val="left"/>
+            </w:pPr>
+            <w:r>
+              <w:rPr>
+                <w:sz w:val="18"/>
+                <w:szCs w:val="18"/>
+              </w:rPr>
+              <w:t xml:space="preserve">Theory with one test case</w:t>
+            </w:r>
+          </w:p>
+        </w:tc>
+        <w:tc>
+          <w:tcPr>
+            <w:tcW w:type="dxa" w:w="2328"/>
             <w:tcMar>
               <w:top w:type="dxa" w:w="50"/>
               <w:left w:type="dxa" w:w="80"/>
@@ -712,31 +766,31 @@
         </w:trPr>
         <w:tc>
           <w:tcPr>
-            <w:tcW w:type="dxa" w:w="2148"/>
-            <w:tcMar>
-              <w:top w:type="dxa" w:w="50"/>
-              <w:left w:type="dxa" w:w="80"/>
-              <w:bottom w:type="dxa" w:w="50"/>
-              <w:right w:type="dxa" w:w="80"/>
-            </w:tcMar>
-          </w:tcPr>
-          <w:p>
-            <w:pPr>
-              <w:spacing w:after="15" w:before="15" w:line="240"/>
-              <w:jc w:val="left"/>
-            </w:pPr>
-            <w:r>
-              <w:rPr>
-                <w:sz w:val="18"/>
-                <w:szCs w:val="18"/>
-              </w:rPr>
-              <w:t xml:space="preserve">Willett (2022)</w:t>
-            </w:r>
-          </w:p>
-        </w:tc>
-        <w:tc>
-          <w:tcPr>
-            <w:tcW w:type="dxa" w:w="2320"/>
+            <w:tcW w:type="dxa" w:w="2141"/>
+            <w:tcMar>
+              <w:top w:type="dxa" w:w="50"/>
+              <w:left w:type="dxa" w:w="80"/>
+              <w:bottom w:type="dxa" w:w="50"/>
+              <w:right w:type="dxa" w:w="80"/>
+            </w:tcMar>
+          </w:tcPr>
+          <w:p>
+            <w:pPr>
+              <w:spacing w:after="15" w:before="15" w:line="240"/>
+              <w:jc w:val="left"/>
+            </w:pPr>
+            <w:r>
+              <w:rPr>
+                <w:sz w:val="18"/>
+                <w:szCs w:val="18"/>
+              </w:rPr>
+              <w:t xml:space="preserve">Willett 2022</w:t>
+            </w:r>
+          </w:p>
+        </w:tc>
+        <w:tc>
+          <w:tcPr>
+            <w:tcW w:type="dxa" w:w="2441"/>
             <w:tcMar>
               <w:top w:type="dxa" w:w="50"/>
               <w:left w:type="dxa" w:w="80"/>
@@ -760,31 +814,31 @@
         </w:tc>
         <w:tc>
           <w:tcPr>
-            <w:tcW w:type="dxa" w:w="2655"/>
-            <w:tcMar>
-              <w:top w:type="dxa" w:w="50"/>
-              <w:left w:type="dxa" w:w="80"/>
-              <w:bottom w:type="dxa" w:w="50"/>
-              <w:right w:type="dxa" w:w="80"/>
-            </w:tcMar>
-          </w:tcPr>
-          <w:p>
-            <w:pPr>
-              <w:spacing w:after="15" w:before="15" w:line="240"/>
-              <w:jc w:val="left"/>
-            </w:pPr>
-            <w:r>
-              <w:rPr>
-                <w:sz w:val="18"/>
-                <w:szCs w:val="18"/>
-              </w:rPr>
-              <w:t xml:space="preserve">Expert assessment of the Russia-Ukraine war</w:t>
-            </w:r>
-          </w:p>
-        </w:tc>
-        <w:tc>
-          <w:tcPr>
-            <w:tcW w:type="dxa" w:w="2237"/>
+            <w:tcW w:type="dxa" w:w="2450"/>
+            <w:tcMar>
+              <w:top w:type="dxa" w:w="50"/>
+              <w:left w:type="dxa" w:w="80"/>
+              <w:bottom w:type="dxa" w:w="50"/>
+              <w:right w:type="dxa" w:w="80"/>
+            </w:tcMar>
+          </w:tcPr>
+          <w:p>
+            <w:pPr>
+              <w:spacing w:after="15" w:before="15" w:line="240"/>
+              <w:jc w:val="left"/>
+            </w:pPr>
+            <w:r>
+              <w:rPr>
+                <w:sz w:val="18"/>
+                <w:szCs w:val="18"/>
+              </w:rPr>
+              <w:t xml:space="preserve">Expert assessment of the war in Ukraine</w:t>
+            </w:r>
+          </w:p>
+        </w:tc>
+        <w:tc>
+          <w:tcPr>
+            <w:tcW w:type="dxa" w:w="2328"/>
             <w:tcMar>
               <w:top w:type="dxa" w:w="50"/>
               <w:left w:type="dxa" w:w="80"/>
@@ -814,31 +868,31 @@
         </w:trPr>
         <w:tc>
           <w:tcPr>
-            <w:tcW w:type="dxa" w:w="2148"/>
-            <w:tcMar>
-              <w:top w:type="dxa" w:w="50"/>
-              <w:left w:type="dxa" w:w="80"/>
-              <w:bottom w:type="dxa" w:w="50"/>
-              <w:right w:type="dxa" w:w="80"/>
-            </w:tcMar>
-          </w:tcPr>
-          <w:p>
-            <w:pPr>
-              <w:spacing w:after="15" w:before="15" w:line="240"/>
-              <w:jc w:val="left"/>
-            </w:pPr>
-            <w:r>
-              <w:rPr>
-                <w:sz w:val="18"/>
-                <w:szCs w:val="18"/>
-              </w:rPr>
-              <w:t xml:space="preserve">Baram (2026)</w:t>
-            </w:r>
-          </w:p>
-        </w:tc>
-        <w:tc>
-          <w:tcPr>
-            <w:tcW w:type="dxa" w:w="2320"/>
+            <w:tcW w:type="dxa" w:w="2141"/>
+            <w:tcMar>
+              <w:top w:type="dxa" w:w="50"/>
+              <w:left w:type="dxa" w:w="80"/>
+              <w:bottom w:type="dxa" w:w="50"/>
+              <w:right w:type="dxa" w:w="80"/>
+            </w:tcMar>
+          </w:tcPr>
+          <w:p>
+            <w:pPr>
+              <w:spacing w:after="15" w:before="15" w:line="240"/>
+              <w:jc w:val="left"/>
+            </w:pPr>
+            <w:r>
+              <w:rPr>
+                <w:sz w:val="18"/>
+                <w:szCs w:val="18"/>
+              </w:rPr>
+              <w:t xml:space="preserve">Baram 2026</w:t>
+            </w:r>
+          </w:p>
+        </w:tc>
+        <w:tc>
+          <w:tcPr>
+            <w:tcW w:type="dxa" w:w="2441"/>
             <w:tcMar>
               <w:top w:type="dxa" w:w="50"/>
               <w:left w:type="dxa" w:w="80"/>
@@ -862,31 +916,31 @@
         </w:tc>
         <w:tc>
           <w:tcPr>
-            <w:tcW w:type="dxa" w:w="2655"/>
-            <w:tcMar>
-              <w:top w:type="dxa" w:w="50"/>
-              <w:left w:type="dxa" w:w="80"/>
-              <w:bottom w:type="dxa" w:w="50"/>
-              <w:right w:type="dxa" w:w="80"/>
-            </w:tcMar>
-          </w:tcPr>
-          <w:p>
-            <w:pPr>
-              <w:spacing w:after="15" w:before="15" w:line="240"/>
-              <w:jc w:val="left"/>
-            </w:pPr>
-            <w:r>
-              <w:rPr>
-                <w:sz w:val="18"/>
-                <w:szCs w:val="18"/>
-              </w:rPr>
-              <w:t xml:space="preserve">Typology and coding of twenty cases</w:t>
-            </w:r>
-          </w:p>
-        </w:tc>
-        <w:tc>
-          <w:tcPr>
-            <w:tcW w:type="dxa" w:w="2237"/>
+            <w:tcW w:type="dxa" w:w="2450"/>
+            <w:tcMar>
+              <w:top w:type="dxa" w:w="50"/>
+              <w:left w:type="dxa" w:w="80"/>
+              <w:bottom w:type="dxa" w:w="50"/>
+              <w:right w:type="dxa" w:w="80"/>
+            </w:tcMar>
+          </w:tcPr>
+          <w:p>
+            <w:pPr>
+              <w:spacing w:after="15" w:before="15" w:line="240"/>
+              <w:jc w:val="left"/>
+            </w:pPr>
+            <w:r>
+              <w:rPr>
+                <w:sz w:val="18"/>
+                <w:szCs w:val="18"/>
+              </w:rPr>
+              <w:t xml:space="preserve">Coding of twenty cases</w:t>
+            </w:r>
+          </w:p>
+        </w:tc>
+        <w:tc>
+          <w:tcPr>
+            <w:tcW w:type="dxa" w:w="2328"/>
             <w:tcMar>
               <w:top w:type="dxa" w:w="50"/>
               <w:left w:type="dxa" w:w="80"/>
@@ -916,31 +970,31 @@
         </w:trPr>
         <w:tc>
           <w:tcPr>
-            <w:tcW w:type="dxa" w:w="2148"/>
-            <w:tcMar>
-              <w:top w:type="dxa" w:w="50"/>
-              <w:left w:type="dxa" w:w="80"/>
-              <w:bottom w:type="dxa" w:w="50"/>
-              <w:right w:type="dxa" w:w="80"/>
-            </w:tcMar>
-          </w:tcPr>
-          <w:p>
-            <w:pPr>
-              <w:spacing w:after="15" w:before="15" w:line="240"/>
-              <w:jc w:val="left"/>
-            </w:pPr>
-            <w:r>
-              <w:rPr>
-                <w:sz w:val="18"/>
-                <w:szCs w:val="18"/>
-              </w:rPr>
-              <w:t xml:space="preserve">Guttieri (2025)</w:t>
-            </w:r>
-          </w:p>
-        </w:tc>
-        <w:tc>
-          <w:tcPr>
-            <w:tcW w:type="dxa" w:w="2320"/>
+            <w:tcW w:type="dxa" w:w="2141"/>
+            <w:tcMar>
+              <w:top w:type="dxa" w:w="50"/>
+              <w:left w:type="dxa" w:w="80"/>
+              <w:bottom w:type="dxa" w:w="50"/>
+              <w:right w:type="dxa" w:w="80"/>
+            </w:tcMar>
+          </w:tcPr>
+          <w:p>
+            <w:pPr>
+              <w:spacing w:after="15" w:before="15" w:line="240"/>
+              <w:jc w:val="left"/>
+            </w:pPr>
+            <w:r>
+              <w:rPr>
+                <w:sz w:val="18"/>
+                <w:szCs w:val="18"/>
+              </w:rPr>
+              <w:t xml:space="preserve">Guttieri 2025</w:t>
+            </w:r>
+          </w:p>
+        </w:tc>
+        <w:tc>
+          <w:tcPr>
+            <w:tcW w:type="dxa" w:w="2441"/>
             <w:tcMar>
               <w:top w:type="dxa" w:w="50"/>
               <w:left w:type="dxa" w:w="80"/>
@@ -964,31 +1018,31 @@
         </w:tc>
         <w:tc>
           <w:tcPr>
-            <w:tcW w:type="dxa" w:w="2655"/>
-            <w:tcMar>
-              <w:top w:type="dxa" w:w="50"/>
-              <w:left w:type="dxa" w:w="80"/>
-              <w:bottom w:type="dxa" w:w="50"/>
-              <w:right w:type="dxa" w:w="80"/>
-            </w:tcMar>
-          </w:tcPr>
-          <w:p>
-            <w:pPr>
-              <w:spacing w:after="15" w:before="15" w:line="240"/>
-              <w:jc w:val="left"/>
-            </w:pPr>
-            <w:r>
-              <w:rPr>
-                <w:sz w:val="18"/>
-                <w:szCs w:val="18"/>
-              </w:rPr>
-              <w:t xml:space="preserve">Conceptual argument with case studies</w:t>
-            </w:r>
-          </w:p>
-        </w:tc>
-        <w:tc>
-          <w:tcPr>
-            <w:tcW w:type="dxa" w:w="2237"/>
+            <w:tcW w:type="dxa" w:w="2450"/>
+            <w:tcMar>
+              <w:top w:type="dxa" w:w="50"/>
+              <w:left w:type="dxa" w:w="80"/>
+              <w:bottom w:type="dxa" w:w="50"/>
+              <w:right w:type="dxa" w:w="80"/>
+            </w:tcMar>
+          </w:tcPr>
+          <w:p>
+            <w:pPr>
+              <w:spacing w:after="15" w:before="15" w:line="240"/>
+              <w:jc w:val="left"/>
+            </w:pPr>
+            <w:r>
+              <w:rPr>
+                <w:sz w:val="18"/>
+                <w:szCs w:val="18"/>
+              </w:rPr>
+              <w:t xml:space="preserve">Argument with case studies</w:t>
+            </w:r>
+          </w:p>
+        </w:tc>
+        <w:tc>
+          <w:tcPr>
+            <w:tcW w:type="dxa" w:w="2328"/>
             <w:tcMar>
               <w:top w:type="dxa" w:w="50"/>
               <w:left w:type="dxa" w:w="80"/>
@@ -1018,31 +1072,31 @@
         </w:trPr>
         <w:tc>
           <w:tcPr>
-            <w:tcW w:type="dxa" w:w="2148"/>
-            <w:tcMar>
-              <w:top w:type="dxa" w:w="50"/>
-              <w:left w:type="dxa" w:w="80"/>
-              <w:bottom w:type="dxa" w:w="50"/>
-              <w:right w:type="dxa" w:w="80"/>
-            </w:tcMar>
-          </w:tcPr>
-          <w:p>
-            <w:pPr>
-              <w:spacing w:after="15" w:before="15" w:line="240"/>
-              <w:jc w:val="left"/>
-            </w:pPr>
-            <w:r>
-              <w:rPr>
-                <w:sz w:val="18"/>
-                <w:szCs w:val="18"/>
-              </w:rPr>
-              <w:t xml:space="preserve">Sullivan (2025)</w:t>
-            </w:r>
-          </w:p>
-        </w:tc>
-        <w:tc>
-          <w:tcPr>
-            <w:tcW w:type="dxa" w:w="2320"/>
+            <w:tcW w:type="dxa" w:w="2141"/>
+            <w:tcMar>
+              <w:top w:type="dxa" w:w="50"/>
+              <w:left w:type="dxa" w:w="80"/>
+              <w:bottom w:type="dxa" w:w="50"/>
+              <w:right w:type="dxa" w:w="80"/>
+            </w:tcMar>
+          </w:tcPr>
+          <w:p>
+            <w:pPr>
+              <w:spacing w:after="15" w:before="15" w:line="240"/>
+              <w:jc w:val="left"/>
+            </w:pPr>
+            <w:r>
+              <w:rPr>
+                <w:sz w:val="18"/>
+                <w:szCs w:val="18"/>
+              </w:rPr>
+              <w:t xml:space="preserve">Sullivan 2025</w:t>
+            </w:r>
+          </w:p>
+        </w:tc>
+        <w:tc>
+          <w:tcPr>
+            <w:tcW w:type="dxa" w:w="2441"/>
             <w:tcMar>
               <w:top w:type="dxa" w:w="50"/>
               <w:left w:type="dxa" w:w="80"/>
@@ -1066,31 +1120,31 @@
         </w:tc>
         <w:tc>
           <w:tcPr>
-            <w:tcW w:type="dxa" w:w="2655"/>
-            <w:tcMar>
-              <w:top w:type="dxa" w:w="50"/>
-              <w:left w:type="dxa" w:w="80"/>
-              <w:bottom w:type="dxa" w:w="50"/>
-              <w:right w:type="dxa" w:w="80"/>
-            </w:tcMar>
-          </w:tcPr>
-          <w:p>
-            <w:pPr>
-              <w:spacing w:after="15" w:before="15" w:line="240"/>
-              <w:jc w:val="left"/>
-            </w:pPr>
-            <w:r>
-              <w:rPr>
-                <w:sz w:val="18"/>
-                <w:szCs w:val="18"/>
-              </w:rPr>
-              <w:t xml:space="preserve">Doctrinal legal analysis</w:t>
-            </w:r>
-          </w:p>
-        </w:tc>
-        <w:tc>
-          <w:tcPr>
-            <w:tcW w:type="dxa" w:w="2237"/>
+            <w:tcW w:type="dxa" w:w="2450"/>
+            <w:tcMar>
+              <w:top w:type="dxa" w:w="50"/>
+              <w:left w:type="dxa" w:w="80"/>
+              <w:bottom w:type="dxa" w:w="50"/>
+              <w:right w:type="dxa" w:w="80"/>
+            </w:tcMar>
+          </w:tcPr>
+          <w:p>
+            <w:pPr>
+              <w:spacing w:after="15" w:before="15" w:line="240"/>
+              <w:jc w:val="left"/>
+            </w:pPr>
+            <w:r>
+              <w:rPr>
+                <w:sz w:val="18"/>
+                <w:szCs w:val="18"/>
+              </w:rPr>
+              <w:t xml:space="preserve">Legal analysis</w:t>
+            </w:r>
+          </w:p>
+        </w:tc>
+        <w:tc>
+          <w:tcPr>
+            <w:tcW w:type="dxa" w:w="2328"/>
             <w:tcMar>
               <w:top w:type="dxa" w:w="50"/>
               <w:left w:type="dxa" w:w="80"/>
@@ -1120,31 +1174,31 @@
         </w:trPr>
         <w:tc>
           <w:tcPr>
-            <w:tcW w:type="dxa" w:w="2148"/>
-            <w:tcMar>
-              <w:top w:type="dxa" w:w="50"/>
-              <w:left w:type="dxa" w:w="80"/>
-              <w:bottom w:type="dxa" w:w="50"/>
-              <w:right w:type="dxa" w:w="80"/>
-            </w:tcMar>
-          </w:tcPr>
-          <w:p>
-            <w:pPr>
-              <w:spacing w:after="15" w:before="15" w:line="240"/>
-              <w:jc w:val="left"/>
-            </w:pPr>
-            <w:r>
-              <w:rPr>
-                <w:sz w:val="18"/>
-                <w:szCs w:val="18"/>
-              </w:rPr>
-              <w:t xml:space="preserve">Yigit et al. (2025)</w:t>
-            </w:r>
-          </w:p>
-        </w:tc>
-        <w:tc>
-          <w:tcPr>
-            <w:tcW w:type="dxa" w:w="2320"/>
+            <w:tcW w:type="dxa" w:w="2141"/>
+            <w:tcMar>
+              <w:top w:type="dxa" w:w="50"/>
+              <w:left w:type="dxa" w:w="80"/>
+              <w:bottom w:type="dxa" w:w="50"/>
+              <w:right w:type="dxa" w:w="80"/>
+            </w:tcMar>
+          </w:tcPr>
+          <w:p>
+            <w:pPr>
+              <w:spacing w:after="15" w:before="15" w:line="240"/>
+              <w:jc w:val="left"/>
+            </w:pPr>
+            <w:r>
+              <w:rPr>
+                <w:sz w:val="18"/>
+                <w:szCs w:val="18"/>
+              </w:rPr>
+              <w:t xml:space="preserve">Yigit et al. 2025</w:t>
+            </w:r>
+          </w:p>
+        </w:tc>
+        <w:tc>
+          <w:tcPr>
+            <w:tcW w:type="dxa" w:w="2441"/>
             <w:tcMar>
               <w:top w:type="dxa" w:w="50"/>
               <w:left w:type="dxa" w:w="80"/>
@@ -1168,7 +1222,7 @@
         </w:tc>
         <w:tc>
           <w:tcPr>
-            <w:tcW w:type="dxa" w:w="2655"/>
+            <w:tcW w:type="dxa" w:w="2450"/>
             <w:tcMar>
               <w:top w:type="dxa" w:w="50"/>
               <w:left w:type="dxa" w:w="80"/>
@@ -1192,7 +1246,7 @@
         </w:tc>
         <w:tc>
           <w:tcPr>
-            <w:tcW w:type="dxa" w:w="2237"/>
+            <w:tcW w:type="dxa" w:w="2328"/>
             <w:tcMar>
               <w:top w:type="dxa" w:w="50"/>
               <w:left w:type="dxa" w:w="80"/>
@@ -1222,31 +1276,31 @@
         </w:trPr>
         <w:tc>
           <w:tcPr>
-            <w:tcW w:type="dxa" w:w="2148"/>
-            <w:tcMar>
-              <w:top w:type="dxa" w:w="50"/>
-              <w:left w:type="dxa" w:w="80"/>
-              <w:bottom w:type="dxa" w:w="50"/>
-              <w:right w:type="dxa" w:w="80"/>
-            </w:tcMar>
-          </w:tcPr>
-          <w:p>
-            <w:pPr>
-              <w:spacing w:after="15" w:before="15" w:line="240"/>
-              <w:jc w:val="left"/>
-            </w:pPr>
-            <w:r>
-              <w:rPr>
-                <w:sz w:val="18"/>
-                <w:szCs w:val="18"/>
-              </w:rPr>
-              <w:t xml:space="preserve">Singh, Jash and Nanjappa (2025)</w:t>
-            </w:r>
-          </w:p>
-        </w:tc>
-        <w:tc>
-          <w:tcPr>
-            <w:tcW w:type="dxa" w:w="2320"/>
+            <w:tcW w:type="dxa" w:w="2141"/>
+            <w:tcMar>
+              <w:top w:type="dxa" w:w="50"/>
+              <w:left w:type="dxa" w:w="80"/>
+              <w:bottom w:type="dxa" w:w="50"/>
+              <w:right w:type="dxa" w:w="80"/>
+            </w:tcMar>
+          </w:tcPr>
+          <w:p>
+            <w:pPr>
+              <w:spacing w:after="15" w:before="15" w:line="240"/>
+              <w:jc w:val="left"/>
+            </w:pPr>
+            <w:r>
+              <w:rPr>
+                <w:sz w:val="18"/>
+                <w:szCs w:val="18"/>
+              </w:rPr>
+              <w:t xml:space="preserve">Singh, Jash, and Nanjappa 2025</w:t>
+            </w:r>
+          </w:p>
+        </w:tc>
+        <w:tc>
+          <w:tcPr>
+            <w:tcW w:type="dxa" w:w="2441"/>
             <w:tcMar>
               <w:top w:type="dxa" w:w="50"/>
               <w:left w:type="dxa" w:w="80"/>
@@ -1270,7 +1324,7 @@
         </w:tc>
         <w:tc>
           <w:tcPr>
-            <w:tcW w:type="dxa" w:w="2655"/>
+            <w:tcW w:type="dxa" w:w="2450"/>
             <w:tcMar>
               <w:top w:type="dxa" w:w="50"/>
               <w:left w:type="dxa" w:w="80"/>
@@ -1294,7 +1348,7 @@
         </w:tc>
         <w:tc>
           <w:tcPr>
-            <w:tcW w:type="dxa" w:w="2237"/>
+            <w:tcW w:type="dxa" w:w="2328"/>
             <w:tcMar>
               <w:top w:type="dxa" w:w="50"/>
               <w:left w:type="dxa" w:w="80"/>
@@ -1324,31 +1378,31 @@
         </w:trPr>
         <w:tc>
           <w:tcPr>
-            <w:tcW w:type="dxa" w:w="2148"/>
-            <w:tcMar>
-              <w:top w:type="dxa" w:w="50"/>
-              <w:left w:type="dxa" w:w="80"/>
-              <w:bottom w:type="dxa" w:w="50"/>
-              <w:right w:type="dxa" w:w="80"/>
-            </w:tcMar>
-          </w:tcPr>
-          <w:p>
-            <w:pPr>
-              <w:spacing w:after="15" w:before="15" w:line="240"/>
-              <w:jc w:val="left"/>
-            </w:pPr>
-            <w:r>
-              <w:rPr>
-                <w:sz w:val="18"/>
-                <w:szCs w:val="18"/>
-              </w:rPr>
-              <w:t xml:space="preserve">Dimitrov and Andreev (2025)</w:t>
-            </w:r>
-          </w:p>
-        </w:tc>
-        <w:tc>
-          <w:tcPr>
-            <w:tcW w:type="dxa" w:w="2320"/>
+            <w:tcW w:type="dxa" w:w="2141"/>
+            <w:tcMar>
+              <w:top w:type="dxa" w:w="50"/>
+              <w:left w:type="dxa" w:w="80"/>
+              <w:bottom w:type="dxa" w:w="50"/>
+              <w:right w:type="dxa" w:w="80"/>
+            </w:tcMar>
+          </w:tcPr>
+          <w:p>
+            <w:pPr>
+              <w:spacing w:after="15" w:before="15" w:line="240"/>
+              <w:jc w:val="left"/>
+            </w:pPr>
+            <w:r>
+              <w:rPr>
+                <w:sz w:val="18"/>
+                <w:szCs w:val="18"/>
+              </w:rPr>
+              <w:t xml:space="preserve">Dimitrov and Andreev 2025</w:t>
+            </w:r>
+          </w:p>
+        </w:tc>
+        <w:tc>
+          <w:tcPr>
+            <w:tcW w:type="dxa" w:w="2441"/>
             <w:tcMar>
               <w:top w:type="dxa" w:w="50"/>
               <w:left w:type="dxa" w:w="80"/>
@@ -1372,49 +1426,49 @@
         </w:tc>
         <w:tc>
           <w:tcPr>
-            <w:tcW w:type="dxa" w:w="2655"/>
-            <w:tcMar>
-              <w:top w:type="dxa" w:w="50"/>
-              <w:left w:type="dxa" w:w="80"/>
-              <w:bottom w:type="dxa" w:w="50"/>
-              <w:right w:type="dxa" w:w="80"/>
-            </w:tcMar>
-          </w:tcPr>
-          <w:p>
-            <w:pPr>
-              <w:spacing w:after="15" w:before="15" w:line="240"/>
-              <w:jc w:val="left"/>
-            </w:pPr>
-            <w:r>
-              <w:rPr>
-                <w:sz w:val="18"/>
-                <w:szCs w:val="18"/>
-              </w:rPr>
-              <w:t xml:space="preserve">Doctrinal case analysis</w:t>
-            </w:r>
-          </w:p>
-        </w:tc>
-        <w:tc>
-          <w:tcPr>
-            <w:tcW w:type="dxa" w:w="2237"/>
-            <w:tcMar>
-              <w:top w:type="dxa" w:w="50"/>
-              <w:left w:type="dxa" w:w="80"/>
-              <w:bottom w:type="dxa" w:w="50"/>
-              <w:right w:type="dxa" w:w="80"/>
-            </w:tcMar>
-          </w:tcPr>
-          <w:p>
-            <w:pPr>
-              <w:spacing w:after="15" w:before="15" w:line="240"/>
-              <w:jc w:val="left"/>
-            </w:pPr>
-            <w:r>
-              <w:rPr>
-                <w:sz w:val="18"/>
-                <w:szCs w:val="18"/>
-              </w:rPr>
-              <w:t xml:space="preserve">Conference proceedings</w:t>
+            <w:tcW w:type="dxa" w:w="2450"/>
+            <w:tcMar>
+              <w:top w:type="dxa" w:w="50"/>
+              <w:left w:type="dxa" w:w="80"/>
+              <w:bottom w:type="dxa" w:w="50"/>
+              <w:right w:type="dxa" w:w="80"/>
+            </w:tcMar>
+          </w:tcPr>
+          <w:p>
+            <w:pPr>
+              <w:spacing w:after="15" w:before="15" w:line="240"/>
+              <w:jc w:val="left"/>
+            </w:pPr>
+            <w:r>
+              <w:rPr>
+                <w:sz w:val="18"/>
+                <w:szCs w:val="18"/>
+              </w:rPr>
+              <w:t xml:space="preserve">Case analysis</w:t>
+            </w:r>
+          </w:p>
+        </w:tc>
+        <w:tc>
+          <w:tcPr>
+            <w:tcW w:type="dxa" w:w="2328"/>
+            <w:tcMar>
+              <w:top w:type="dxa" w:w="50"/>
+              <w:left w:type="dxa" w:w="80"/>
+              <w:bottom w:type="dxa" w:w="50"/>
+              <w:right w:type="dxa" w:w="80"/>
+            </w:tcMar>
+          </w:tcPr>
+          <w:p>
+            <w:pPr>
+              <w:spacing w:after="15" w:before="15" w:line="240"/>
+              <w:jc w:val="left"/>
+            </w:pPr>
+            <w:r>
+              <w:rPr>
+                <w:sz w:val="18"/>
+                <w:szCs w:val="18"/>
+              </w:rPr>
+              <w:t xml:space="preserve">Conference paper</w:t>
             </w:r>
           </w:p>
         </w:tc>
@@ -1426,31 +1480,31 @@
         </w:trPr>
         <w:tc>
           <w:tcPr>
-            <w:tcW w:type="dxa" w:w="2148"/>
-            <w:tcMar>
-              <w:top w:type="dxa" w:w="50"/>
-              <w:left w:type="dxa" w:w="80"/>
-              <w:bottom w:type="dxa" w:w="50"/>
-              <w:right w:type="dxa" w:w="80"/>
-            </w:tcMar>
-          </w:tcPr>
-          <w:p>
-            <w:pPr>
-              <w:spacing w:after="15" w:before="15" w:line="240"/>
-              <w:jc w:val="left"/>
-            </w:pPr>
-            <w:r>
-              <w:rPr>
-                <w:sz w:val="18"/>
-                <w:szCs w:val="18"/>
-              </w:rPr>
-              <w:t xml:space="preserve">Codreanu (2025)</w:t>
-            </w:r>
-          </w:p>
-        </w:tc>
-        <w:tc>
-          <w:tcPr>
-            <w:tcW w:type="dxa" w:w="2320"/>
+            <w:tcW w:type="dxa" w:w="2141"/>
+            <w:tcMar>
+              <w:top w:type="dxa" w:w="50"/>
+              <w:left w:type="dxa" w:w="80"/>
+              <w:bottom w:type="dxa" w:w="50"/>
+              <w:right w:type="dxa" w:w="80"/>
+            </w:tcMar>
+          </w:tcPr>
+          <w:p>
+            <w:pPr>
+              <w:spacing w:after="15" w:before="15" w:line="240"/>
+              <w:jc w:val="left"/>
+            </w:pPr>
+            <w:r>
+              <w:rPr>
+                <w:sz w:val="18"/>
+                <w:szCs w:val="18"/>
+              </w:rPr>
+              <w:t xml:space="preserve">Codreanu 2025</w:t>
+            </w:r>
+          </w:p>
+        </w:tc>
+        <w:tc>
+          <w:tcPr>
+            <w:tcW w:type="dxa" w:w="2441"/>
             <w:tcMar>
               <w:top w:type="dxa" w:w="50"/>
               <w:left w:type="dxa" w:w="80"/>
@@ -1474,31 +1528,31 @@
         </w:tc>
         <w:tc>
           <w:tcPr>
-            <w:tcW w:type="dxa" w:w="2655"/>
-            <w:tcMar>
-              <w:top w:type="dxa" w:w="50"/>
-              <w:left w:type="dxa" w:w="80"/>
-              <w:bottom w:type="dxa" w:w="50"/>
-              <w:right w:type="dxa" w:w="80"/>
-            </w:tcMar>
-          </w:tcPr>
-          <w:p>
-            <w:pPr>
-              <w:spacing w:after="15" w:before="15" w:line="240"/>
-              <w:jc w:val="left"/>
-            </w:pPr>
-            <w:r>
-              <w:rPr>
-                <w:sz w:val="18"/>
-                <w:szCs w:val="18"/>
-              </w:rPr>
-              <w:t xml:space="preserve">Open-source policy analysis</w:t>
-            </w:r>
-          </w:p>
-        </w:tc>
-        <w:tc>
-          <w:tcPr>
-            <w:tcW w:type="dxa" w:w="2237"/>
+            <w:tcW w:type="dxa" w:w="2450"/>
+            <w:tcMar>
+              <w:top w:type="dxa" w:w="50"/>
+              <w:left w:type="dxa" w:w="80"/>
+              <w:bottom w:type="dxa" w:w="50"/>
+              <w:right w:type="dxa" w:w="80"/>
+            </w:tcMar>
+          </w:tcPr>
+          <w:p>
+            <w:pPr>
+              <w:spacing w:after="15" w:before="15" w:line="240"/>
+              <w:jc w:val="left"/>
+            </w:pPr>
+            <w:r>
+              <w:rPr>
+                <w:sz w:val="18"/>
+                <w:szCs w:val="18"/>
+              </w:rPr>
+              <w:t xml:space="preserve">Open-source analysis</w:t>
+            </w:r>
+          </w:p>
+        </w:tc>
+        <w:tc>
+          <w:tcPr>
+            <w:tcW w:type="dxa" w:w="2328"/>
             <w:tcMar>
               <w:top w:type="dxa" w:w="50"/>
               <w:left w:type="dxa" w:w="80"/>
@@ -1528,31 +1582,31 @@
         </w:trPr>
         <w:tc>
           <w:tcPr>
-            <w:tcW w:type="dxa" w:w="2148"/>
-            <w:tcMar>
-              <w:top w:type="dxa" w:w="50"/>
-              <w:left w:type="dxa" w:w="80"/>
-              <w:bottom w:type="dxa" w:w="50"/>
-              <w:right w:type="dxa" w:w="80"/>
-            </w:tcMar>
-          </w:tcPr>
-          <w:p>
-            <w:pPr>
-              <w:spacing w:after="15" w:before="15" w:line="240"/>
-              <w:jc w:val="left"/>
-            </w:pPr>
-            <w:r>
-              <w:rPr>
-                <w:sz w:val="18"/>
-                <w:szCs w:val="18"/>
-              </w:rPr>
-              <w:t xml:space="preserve">Melella (n.d.)</w:t>
-            </w:r>
-          </w:p>
-        </w:tc>
-        <w:tc>
-          <w:tcPr>
-            <w:tcW w:type="dxa" w:w="2320"/>
+            <w:tcW w:type="dxa" w:w="2141"/>
+            <w:tcMar>
+              <w:top w:type="dxa" w:w="50"/>
+              <w:left w:type="dxa" w:w="80"/>
+              <w:bottom w:type="dxa" w:w="50"/>
+              <w:right w:type="dxa" w:w="80"/>
+            </w:tcMar>
+          </w:tcPr>
+          <w:p>
+            <w:pPr>
+              <w:spacing w:after="15" w:before="15" w:line="240"/>
+              <w:jc w:val="left"/>
+            </w:pPr>
+            <w:r>
+              <w:rPr>
+                <w:sz w:val="18"/>
+                <w:szCs w:val="18"/>
+              </w:rPr>
+              <w:t xml:space="preserve">Melella n.d.</w:t>
+            </w:r>
+          </w:p>
+        </w:tc>
+        <w:tc>
+          <w:tcPr>
+            <w:tcW w:type="dxa" w:w="2441"/>
             <w:tcMar>
               <w:top w:type="dxa" w:w="50"/>
               <w:left w:type="dxa" w:w="80"/>
@@ -1576,49 +1630,49 @@
         </w:tc>
         <w:tc>
           <w:tcPr>
-            <w:tcW w:type="dxa" w:w="2655"/>
-            <w:tcMar>
-              <w:top w:type="dxa" w:w="50"/>
-              <w:left w:type="dxa" w:w="80"/>
-              <w:bottom w:type="dxa" w:w="50"/>
-              <w:right w:type="dxa" w:w="80"/>
-            </w:tcMar>
-          </w:tcPr>
-          <w:p>
-            <w:pPr>
-              <w:spacing w:after="15" w:before="15" w:line="240"/>
-              <w:jc w:val="left"/>
-            </w:pPr>
-            <w:r>
-              <w:rPr>
-                <w:sz w:val="18"/>
-                <w:szCs w:val="18"/>
-              </w:rPr>
-              <w:t xml:space="preserve">Doctoral dissertation</w:t>
-            </w:r>
-          </w:p>
-        </w:tc>
-        <w:tc>
-          <w:tcPr>
-            <w:tcW w:type="dxa" w:w="2237"/>
-            <w:tcMar>
-              <w:top w:type="dxa" w:w="50"/>
-              <w:left w:type="dxa" w:w="80"/>
-              <w:bottom w:type="dxa" w:w="50"/>
-              <w:right w:type="dxa" w:w="80"/>
-            </w:tcMar>
-          </w:tcPr>
-          <w:p>
-            <w:pPr>
-              <w:spacing w:after="15" w:before="15" w:line="240"/>
-              <w:jc w:val="left"/>
-            </w:pPr>
-            <w:r>
-              <w:rPr>
-                <w:sz w:val="18"/>
-                <w:szCs w:val="18"/>
-              </w:rPr>
-              <w:t xml:space="preserve">Not peer reviewed; year unconfirmed</w:t>
+            <w:tcW w:type="dxa" w:w="2450"/>
+            <w:tcMar>
+              <w:top w:type="dxa" w:w="50"/>
+              <w:left w:type="dxa" w:w="80"/>
+              <w:bottom w:type="dxa" w:w="50"/>
+              <w:right w:type="dxa" w:w="80"/>
+            </w:tcMar>
+          </w:tcPr>
+          <w:p>
+            <w:pPr>
+              <w:spacing w:after="15" w:before="15" w:line="240"/>
+              <w:jc w:val="left"/>
+            </w:pPr>
+            <w:r>
+              <w:rPr>
+                <w:sz w:val="18"/>
+                <w:szCs w:val="18"/>
+              </w:rPr>
+              <w:t xml:space="preserve">Doctoral thesis</w:t>
+            </w:r>
+          </w:p>
+        </w:tc>
+        <w:tc>
+          <w:tcPr>
+            <w:tcW w:type="dxa" w:w="2328"/>
+            <w:tcMar>
+              <w:top w:type="dxa" w:w="50"/>
+              <w:left w:type="dxa" w:w="80"/>
+              <w:bottom w:type="dxa" w:w="50"/>
+              <w:right w:type="dxa" w:w="80"/>
+            </w:tcMar>
+          </w:tcPr>
+          <w:p>
+            <w:pPr>
+              <w:spacing w:after="15" w:before="15" w:line="240"/>
+              <w:jc w:val="left"/>
+            </w:pPr>
+            <w:r>
+              <w:rPr>
+                <w:sz w:val="18"/>
+                <w:szCs w:val="18"/>
+              </w:rPr>
+              <w:t xml:space="preserve">Not reviewed; year unconfirmed</w:t>
             </w:r>
           </w:p>
         </w:tc>
@@ -1630,31 +1684,31 @@
         </w:trPr>
         <w:tc>
           <w:tcPr>
-            <w:tcW w:type="dxa" w:w="2148"/>
-            <w:tcMar>
-              <w:top w:type="dxa" w:w="50"/>
-              <w:left w:type="dxa" w:w="80"/>
-              <w:bottom w:type="dxa" w:w="50"/>
-              <w:right w:type="dxa" w:w="80"/>
-            </w:tcMar>
-          </w:tcPr>
-          <w:p>
-            <w:pPr>
-              <w:spacing w:after="15" w:before="15" w:line="240"/>
-              <w:jc w:val="left"/>
-            </w:pPr>
-            <w:r>
-              <w:rPr>
-                <w:sz w:val="18"/>
-                <w:szCs w:val="18"/>
-              </w:rPr>
-              <w:t xml:space="preserve">Butt and Ulina (2026)</w:t>
-            </w:r>
-          </w:p>
-        </w:tc>
-        <w:tc>
-          <w:tcPr>
-            <w:tcW w:type="dxa" w:w="2320"/>
+            <w:tcW w:type="dxa" w:w="2141"/>
+            <w:tcMar>
+              <w:top w:type="dxa" w:w="50"/>
+              <w:left w:type="dxa" w:w="80"/>
+              <w:bottom w:type="dxa" w:w="50"/>
+              <w:right w:type="dxa" w:w="80"/>
+            </w:tcMar>
+          </w:tcPr>
+          <w:p>
+            <w:pPr>
+              <w:spacing w:after="15" w:before="15" w:line="240"/>
+              <w:jc w:val="left"/>
+            </w:pPr>
+            <w:r>
+              <w:rPr>
+                <w:sz w:val="18"/>
+                <w:szCs w:val="18"/>
+              </w:rPr>
+              <w:t xml:space="preserve">Butt and Ulina 2026</w:t>
+            </w:r>
+          </w:p>
+        </w:tc>
+        <w:tc>
+          <w:tcPr>
+            <w:tcW w:type="dxa" w:w="2441"/>
             <w:tcMar>
               <w:top w:type="dxa" w:w="50"/>
               <w:left w:type="dxa" w:w="80"/>
@@ -1678,31 +1732,31 @@
         </w:tc>
         <w:tc>
           <w:tcPr>
-            <w:tcW w:type="dxa" w:w="2655"/>
-            <w:tcMar>
-              <w:top w:type="dxa" w:w="50"/>
-              <w:left w:type="dxa" w:w="80"/>
-              <w:bottom w:type="dxa" w:w="50"/>
-              <w:right w:type="dxa" w:w="80"/>
-            </w:tcMar>
-          </w:tcPr>
-          <w:p>
-            <w:pPr>
-              <w:spacing w:after="15" w:before="15" w:line="240"/>
-              <w:jc w:val="left"/>
-            </w:pPr>
-            <w:r>
-              <w:rPr>
-                <w:sz w:val="18"/>
-                <w:szCs w:val="18"/>
-              </w:rPr>
-              <w:t xml:space="preserve">Analytical review of secondary sources</w:t>
-            </w:r>
-          </w:p>
-        </w:tc>
-        <w:tc>
-          <w:tcPr>
-            <w:tcW w:type="dxa" w:w="2237"/>
+            <w:tcW w:type="dxa" w:w="2450"/>
+            <w:tcMar>
+              <w:top w:type="dxa" w:w="50"/>
+              <w:left w:type="dxa" w:w="80"/>
+              <w:bottom w:type="dxa" w:w="50"/>
+              <w:right w:type="dxa" w:w="80"/>
+            </w:tcMar>
+          </w:tcPr>
+          <w:p>
+            <w:pPr>
+              <w:spacing w:after="15" w:before="15" w:line="240"/>
+              <w:jc w:val="left"/>
+            </w:pPr>
+            <w:r>
+              <w:rPr>
+                <w:sz w:val="18"/>
+                <w:szCs w:val="18"/>
+              </w:rPr>
+              <w:t xml:space="preserve">Review of secondary sources</w:t>
+            </w:r>
+          </w:p>
+        </w:tc>
+        <w:tc>
+          <w:tcPr>
+            <w:tcW w:type="dxa" w:w="2328"/>
             <w:tcMar>
               <w:top w:type="dxa" w:w="50"/>
               <w:left w:type="dxa" w:w="80"/>
@@ -1732,31 +1786,31 @@
         </w:trPr>
         <w:tc>
           <w:tcPr>
-            <w:tcW w:type="dxa" w:w="2148"/>
-            <w:tcMar>
-              <w:top w:type="dxa" w:w="50"/>
-              <w:left w:type="dxa" w:w="80"/>
-              <w:bottom w:type="dxa" w:w="50"/>
-              <w:right w:type="dxa" w:w="80"/>
-            </w:tcMar>
-          </w:tcPr>
-          <w:p>
-            <w:pPr>
-              <w:spacing w:after="15" w:before="15" w:line="240"/>
-              <w:jc w:val="left"/>
-            </w:pPr>
-            <w:r>
-              <w:rPr>
-                <w:sz w:val="18"/>
-                <w:szCs w:val="18"/>
-              </w:rPr>
-              <w:t xml:space="preserve">Kabir et al. (2026)</w:t>
-            </w:r>
-          </w:p>
-        </w:tc>
-        <w:tc>
-          <w:tcPr>
-            <w:tcW w:type="dxa" w:w="2320"/>
+            <w:tcW w:type="dxa" w:w="2141"/>
+            <w:tcMar>
+              <w:top w:type="dxa" w:w="50"/>
+              <w:left w:type="dxa" w:w="80"/>
+              <w:bottom w:type="dxa" w:w="50"/>
+              <w:right w:type="dxa" w:w="80"/>
+            </w:tcMar>
+          </w:tcPr>
+          <w:p>
+            <w:pPr>
+              <w:spacing w:after="15" w:before="15" w:line="240"/>
+              <w:jc w:val="left"/>
+            </w:pPr>
+            <w:r>
+              <w:rPr>
+                <w:sz w:val="18"/>
+                <w:szCs w:val="18"/>
+              </w:rPr>
+              <w:t xml:space="preserve">Kabir et al. 2026</w:t>
+            </w:r>
+          </w:p>
+        </w:tc>
+        <w:tc>
+          <w:tcPr>
+            <w:tcW w:type="dxa" w:w="2441"/>
             <w:tcMar>
               <w:top w:type="dxa" w:w="50"/>
               <w:left w:type="dxa" w:w="80"/>
@@ -1780,49 +1834,49 @@
         </w:tc>
         <w:tc>
           <w:tcPr>
-            <w:tcW w:type="dxa" w:w="2655"/>
-            <w:tcMar>
-              <w:top w:type="dxa" w:w="50"/>
-              <w:left w:type="dxa" w:w="80"/>
-              <w:bottom w:type="dxa" w:w="50"/>
-              <w:right w:type="dxa" w:w="80"/>
-            </w:tcMar>
-          </w:tcPr>
-          <w:p>
-            <w:pPr>
-              <w:spacing w:after="15" w:before="15" w:line="240"/>
-              <w:jc w:val="left"/>
-            </w:pPr>
-            <w:r>
-              <w:rPr>
-                <w:sz w:val="18"/>
-                <w:szCs w:val="18"/>
-              </w:rPr>
-              <w:t xml:space="preserve">Framework with incident coding</w:t>
-            </w:r>
-          </w:p>
-        </w:tc>
-        <w:tc>
-          <w:tcPr>
-            <w:tcW w:type="dxa" w:w="2237"/>
-            <w:tcMar>
-              <w:top w:type="dxa" w:w="50"/>
-              <w:left w:type="dxa" w:w="80"/>
-              <w:bottom w:type="dxa" w:w="50"/>
-              <w:right w:type="dxa" w:w="80"/>
-            </w:tcMar>
-          </w:tcPr>
-          <w:p>
-            <w:pPr>
-              <w:spacing w:after="15" w:before="15" w:line="240"/>
-              <w:jc w:val="left"/>
-            </w:pPr>
-            <w:r>
-              <w:rPr>
-                <w:sz w:val="18"/>
-                <w:szCs w:val="18"/>
-              </w:rPr>
-              <w:t xml:space="preserve">Unranked; data inconsistent</w:t>
+            <w:tcW w:type="dxa" w:w="2450"/>
+            <w:tcMar>
+              <w:top w:type="dxa" w:w="50"/>
+              <w:left w:type="dxa" w:w="80"/>
+              <w:bottom w:type="dxa" w:w="50"/>
+              <w:right w:type="dxa" w:w="80"/>
+            </w:tcMar>
+          </w:tcPr>
+          <w:p>
+            <w:pPr>
+              <w:spacing w:after="15" w:before="15" w:line="240"/>
+              <w:jc w:val="left"/>
+            </w:pPr>
+            <w:r>
+              <w:rPr>
+                <w:sz w:val="18"/>
+                <w:szCs w:val="18"/>
+              </w:rPr>
+              <w:t xml:space="preserve">Framework and incident coding</w:t>
+            </w:r>
+          </w:p>
+        </w:tc>
+        <w:tc>
+          <w:tcPr>
+            <w:tcW w:type="dxa" w:w="2328"/>
+            <w:tcMar>
+              <w:top w:type="dxa" w:w="50"/>
+              <w:left w:type="dxa" w:w="80"/>
+              <w:bottom w:type="dxa" w:w="50"/>
+              <w:right w:type="dxa" w:w="80"/>
+            </w:tcMar>
+          </w:tcPr>
+          <w:p>
+            <w:pPr>
+              <w:spacing w:after="15" w:before="15" w:line="240"/>
+              <w:jc w:val="left"/>
+            </w:pPr>
+            <w:r>
+              <w:rPr>
+                <w:sz w:val="18"/>
+                <w:szCs w:val="18"/>
+              </w:rPr>
+              <w:t xml:space="preserve">Unranked; figures inconsistent</w:t>
             </w:r>
           </w:p>
         </w:tc>
@@ -1834,31 +1888,31 @@
         </w:trPr>
         <w:tc>
           <w:tcPr>
-            <w:tcW w:type="dxa" w:w="2148"/>
-            <w:tcMar>
-              <w:top w:type="dxa" w:w="50"/>
-              <w:left w:type="dxa" w:w="80"/>
-              <w:bottom w:type="dxa" w:w="50"/>
-              <w:right w:type="dxa" w:w="80"/>
-            </w:tcMar>
-          </w:tcPr>
-          <w:p>
-            <w:pPr>
-              <w:spacing w:after="15" w:before="15" w:line="240"/>
-              <w:jc w:val="left"/>
-            </w:pPr>
-            <w:r>
-              <w:rPr>
-                <w:sz w:val="18"/>
-                <w:szCs w:val="18"/>
-              </w:rPr>
-              <w:t xml:space="preserve">Pokorny (2026)</w:t>
-            </w:r>
-          </w:p>
-        </w:tc>
-        <w:tc>
-          <w:tcPr>
-            <w:tcW w:type="dxa" w:w="2320"/>
+            <w:tcW w:type="dxa" w:w="2141"/>
+            <w:tcMar>
+              <w:top w:type="dxa" w:w="50"/>
+              <w:left w:type="dxa" w:w="80"/>
+              <w:bottom w:type="dxa" w:w="50"/>
+              <w:right w:type="dxa" w:w="80"/>
+            </w:tcMar>
+          </w:tcPr>
+          <w:p>
+            <w:pPr>
+              <w:spacing w:after="15" w:before="15" w:line="240"/>
+              <w:jc w:val="left"/>
+            </w:pPr>
+            <w:r>
+              <w:rPr>
+                <w:sz w:val="18"/>
+                <w:szCs w:val="18"/>
+              </w:rPr>
+              <w:t xml:space="preserve">Pokorny 2026</w:t>
+            </w:r>
+          </w:p>
+        </w:tc>
+        <w:tc>
+          <w:tcPr>
+            <w:tcW w:type="dxa" w:w="2441"/>
             <w:tcMar>
               <w:top w:type="dxa" w:w="50"/>
               <w:left w:type="dxa" w:w="80"/>
@@ -1882,31 +1936,31 @@
         </w:tc>
         <w:tc>
           <w:tcPr>
-            <w:tcW w:type="dxa" w:w="2655"/>
-            <w:tcMar>
-              <w:top w:type="dxa" w:w="50"/>
-              <w:left w:type="dxa" w:w="80"/>
-              <w:bottom w:type="dxa" w:w="50"/>
-              <w:right w:type="dxa" w:w="80"/>
-            </w:tcMar>
-          </w:tcPr>
-          <w:p>
-            <w:pPr>
-              <w:spacing w:after="15" w:before="15" w:line="240"/>
-              <w:jc w:val="left"/>
-            </w:pPr>
-            <w:r>
-              <w:rPr>
-                <w:sz w:val="18"/>
-                <w:szCs w:val="18"/>
-              </w:rPr>
-              <w:t xml:space="preserve">Open-source analysis of sixteen sources</w:t>
-            </w:r>
-          </w:p>
-        </w:tc>
-        <w:tc>
-          <w:tcPr>
-            <w:tcW w:type="dxa" w:w="2237"/>
+            <w:tcW w:type="dxa" w:w="2450"/>
+            <w:tcMar>
+              <w:top w:type="dxa" w:w="50"/>
+              <w:left w:type="dxa" w:w="80"/>
+              <w:bottom w:type="dxa" w:w="50"/>
+              <w:right w:type="dxa" w:w="80"/>
+            </w:tcMar>
+          </w:tcPr>
+          <w:p>
+            <w:pPr>
+              <w:spacing w:after="15" w:before="15" w:line="240"/>
+              <w:jc w:val="left"/>
+            </w:pPr>
+            <w:r>
+              <w:rPr>
+                <w:sz w:val="18"/>
+                <w:szCs w:val="18"/>
+              </w:rPr>
+              <w:t xml:space="preserve">Analysis of sixteen sources</w:t>
+            </w:r>
+          </w:p>
+        </w:tc>
+        <w:tc>
+          <w:tcPr>
+            <w:tcW w:type="dxa" w:w="2328"/>
             <w:tcMar>
               <w:top w:type="dxa" w:w="50"/>
               <w:left w:type="dxa" w:w="80"/>
@@ -1936,31 +1990,31 @@
         </w:trPr>
         <w:tc>
           <w:tcPr>
-            <w:tcW w:type="dxa" w:w="2148"/>
-            <w:tcMar>
-              <w:top w:type="dxa" w:w="50"/>
-              <w:left w:type="dxa" w:w="80"/>
-              <w:bottom w:type="dxa" w:w="50"/>
-              <w:right w:type="dxa" w:w="80"/>
-            </w:tcMar>
-          </w:tcPr>
-          <w:p>
-            <w:pPr>
-              <w:spacing w:after="15" w:before="15" w:line="240"/>
-              <w:jc w:val="left"/>
-            </w:pPr>
-            <w:r>
-              <w:rPr>
-                <w:sz w:val="18"/>
-                <w:szCs w:val="18"/>
-              </w:rPr>
-              <w:t xml:space="preserve">Braccia (2025)</w:t>
-            </w:r>
-          </w:p>
-        </w:tc>
-        <w:tc>
-          <w:tcPr>
-            <w:tcW w:type="dxa" w:w="2320"/>
+            <w:tcW w:type="dxa" w:w="2141"/>
+            <w:tcMar>
+              <w:top w:type="dxa" w:w="50"/>
+              <w:left w:type="dxa" w:w="80"/>
+              <w:bottom w:type="dxa" w:w="50"/>
+              <w:right w:type="dxa" w:w="80"/>
+            </w:tcMar>
+          </w:tcPr>
+          <w:p>
+            <w:pPr>
+              <w:spacing w:after="15" w:before="15" w:line="240"/>
+              <w:jc w:val="left"/>
+            </w:pPr>
+            <w:r>
+              <w:rPr>
+                <w:sz w:val="18"/>
+                <w:szCs w:val="18"/>
+              </w:rPr>
+              <w:t xml:space="preserve">Braccia 2025</w:t>
+            </w:r>
+          </w:p>
+        </w:tc>
+        <w:tc>
+          <w:tcPr>
+            <w:tcW w:type="dxa" w:w="2441"/>
             <w:tcMar>
               <w:top w:type="dxa" w:w="50"/>
               <w:left w:type="dxa" w:w="80"/>
@@ -1984,7 +2038,7 @@
         </w:tc>
         <w:tc>
           <w:tcPr>
-            <w:tcW w:type="dxa" w:w="2655"/>
+            <w:tcW w:type="dxa" w:w="2450"/>
             <w:tcMar>
               <w:top w:type="dxa" w:w="50"/>
               <w:left w:type="dxa" w:w="80"/>
@@ -2008,25 +2062,25 @@
         </w:tc>
         <w:tc>
           <w:tcPr>
-            <w:tcW w:type="dxa" w:w="2237"/>
-            <w:tcMar>
-              <w:top w:type="dxa" w:w="50"/>
-              <w:left w:type="dxa" w:w="80"/>
-              <w:bottom w:type="dxa" w:w="50"/>
-              <w:right w:type="dxa" w:w="80"/>
-            </w:tcMar>
-          </w:tcPr>
-          <w:p>
-            <w:pPr>
-              <w:spacing w:after="15" w:before="15" w:line="240"/>
-              <w:jc w:val="left"/>
-            </w:pPr>
-            <w:r>
-              <w:rPr>
-                <w:sz w:val="18"/>
-                <w:szCs w:val="18"/>
-              </w:rPr>
-              <w:t xml:space="preserve">Preprint, no affiliation</w:t>
+            <w:tcW w:type="dxa" w:w="2328"/>
+            <w:tcMar>
+              <w:top w:type="dxa" w:w="50"/>
+              <w:left w:type="dxa" w:w="80"/>
+              <w:bottom w:type="dxa" w:w="50"/>
+              <w:right w:type="dxa" w:w="80"/>
+            </w:tcMar>
+          </w:tcPr>
+          <w:p>
+            <w:pPr>
+              <w:spacing w:after="15" w:before="15" w:line="240"/>
+              <w:jc w:val="left"/>
+            </w:pPr>
+            <w:r>
+              <w:rPr>
+                <w:sz w:val="18"/>
+                <w:szCs w:val="18"/>
+              </w:rPr>
+              <w:t xml:space="preserve">Preprint, no institution</w:t>
             </w:r>
           </w:p>
         </w:tc>
@@ -2038,31 +2092,31 @@
         </w:trPr>
         <w:tc>
           <w:tcPr>
-            <w:tcW w:type="dxa" w:w="2148"/>
-            <w:tcMar>
-              <w:top w:type="dxa" w:w="50"/>
-              <w:left w:type="dxa" w:w="80"/>
-              <w:bottom w:type="dxa" w:w="50"/>
-              <w:right w:type="dxa" w:w="80"/>
-            </w:tcMar>
-          </w:tcPr>
-          <w:p>
-            <w:pPr>
-              <w:spacing w:after="15" w:before="15" w:line="240"/>
-              <w:jc w:val="left"/>
-            </w:pPr>
-            <w:r>
-              <w:rPr>
-                <w:sz w:val="18"/>
-                <w:szCs w:val="18"/>
-              </w:rPr>
-              <w:t xml:space="preserve">Urbanczyk et al. (2025)</w:t>
-            </w:r>
-          </w:p>
-        </w:tc>
-        <w:tc>
-          <w:tcPr>
-            <w:tcW w:type="dxa" w:w="2320"/>
+            <w:tcW w:type="dxa" w:w="2141"/>
+            <w:tcMar>
+              <w:top w:type="dxa" w:w="50"/>
+              <w:left w:type="dxa" w:w="80"/>
+              <w:bottom w:type="dxa" w:w="50"/>
+              <w:right w:type="dxa" w:w="80"/>
+            </w:tcMar>
+          </w:tcPr>
+          <w:p>
+            <w:pPr>
+              <w:spacing w:after="15" w:before="15" w:line="240"/>
+              <w:jc w:val="left"/>
+            </w:pPr>
+            <w:r>
+              <w:rPr>
+                <w:sz w:val="18"/>
+                <w:szCs w:val="18"/>
+              </w:rPr>
+              <w:t xml:space="preserve">Urbanczyk et al. 2025</w:t>
+            </w:r>
+          </w:p>
+        </w:tc>
+        <w:tc>
+          <w:tcPr>
+            <w:tcW w:type="dxa" w:w="2441"/>
             <w:tcMar>
               <w:top w:type="dxa" w:w="50"/>
               <w:left w:type="dxa" w:w="80"/>
@@ -2086,31 +2140,31 @@
         </w:tc>
         <w:tc>
           <w:tcPr>
-            <w:tcW w:type="dxa" w:w="2655"/>
-            <w:tcMar>
-              <w:top w:type="dxa" w:w="50"/>
-              <w:left w:type="dxa" w:w="80"/>
-              <w:bottom w:type="dxa" w:w="50"/>
-              <w:right w:type="dxa" w:w="80"/>
-            </w:tcMar>
-          </w:tcPr>
-          <w:p>
-            <w:pPr>
-              <w:spacing w:after="15" w:before="15" w:line="240"/>
-              <w:jc w:val="left"/>
-            </w:pPr>
-            <w:r>
-              <w:rPr>
-                <w:sz w:val="18"/>
-                <w:szCs w:val="18"/>
-              </w:rPr>
-              <w:t xml:space="preserve">Kill chain case study</w:t>
-            </w:r>
-          </w:p>
-        </w:tc>
-        <w:tc>
-          <w:tcPr>
-            <w:tcW w:type="dxa" w:w="2237"/>
+            <w:tcW w:type="dxa" w:w="2450"/>
+            <w:tcMar>
+              <w:top w:type="dxa" w:w="50"/>
+              <w:left w:type="dxa" w:w="80"/>
+              <w:bottom w:type="dxa" w:w="50"/>
+              <w:right w:type="dxa" w:w="80"/>
+            </w:tcMar>
+          </w:tcPr>
+          <w:p>
+            <w:pPr>
+              <w:spacing w:after="15" w:before="15" w:line="240"/>
+              <w:jc w:val="left"/>
+            </w:pPr>
+            <w:r>
+              <w:rPr>
+                <w:sz w:val="18"/>
+                <w:szCs w:val="18"/>
+              </w:rPr>
+              <w:t xml:space="preserve">Case study</w:t>
+            </w:r>
+          </w:p>
+        </w:tc>
+        <w:tc>
+          <w:tcPr>
+            <w:tcW w:type="dxa" w:w="2328"/>
             <w:tcMar>
               <w:top w:type="dxa" w:w="50"/>
               <w:left w:type="dxa" w:w="80"/>
@@ -2140,31 +2194,31 @@
         </w:trPr>
         <w:tc>
           <w:tcPr>
-            <w:tcW w:type="dxa" w:w="2148"/>
-            <w:tcMar>
-              <w:top w:type="dxa" w:w="50"/>
-              <w:left w:type="dxa" w:w="80"/>
-              <w:bottom w:type="dxa" w:w="50"/>
-              <w:right w:type="dxa" w:w="80"/>
-            </w:tcMar>
-          </w:tcPr>
-          <w:p>
-            <w:pPr>
-              <w:spacing w:after="15" w:before="15" w:line="240"/>
-              <w:jc w:val="left"/>
-            </w:pPr>
-            <w:r>
-              <w:rPr>
-                <w:sz w:val="18"/>
-                <w:szCs w:val="18"/>
-              </w:rPr>
-              <w:t xml:space="preserve">Ferdaus et al. (n.d.)</w:t>
-            </w:r>
-          </w:p>
-        </w:tc>
-        <w:tc>
-          <w:tcPr>
-            <w:tcW w:type="dxa" w:w="2320"/>
+            <w:tcW w:type="dxa" w:w="2141"/>
+            <w:tcMar>
+              <w:top w:type="dxa" w:w="50"/>
+              <w:left w:type="dxa" w:w="80"/>
+              <w:bottom w:type="dxa" w:w="50"/>
+              <w:right w:type="dxa" w:w="80"/>
+            </w:tcMar>
+          </w:tcPr>
+          <w:p>
+            <w:pPr>
+              <w:spacing w:after="15" w:before="15" w:line="240"/>
+              <w:jc w:val="left"/>
+            </w:pPr>
+            <w:r>
+              <w:rPr>
+                <w:sz w:val="18"/>
+                <w:szCs w:val="18"/>
+              </w:rPr>
+              <w:t xml:space="preserve">Ferdaus et al. n.d.</w:t>
+            </w:r>
+          </w:p>
+        </w:tc>
+        <w:tc>
+          <w:tcPr>
+            <w:tcW w:type="dxa" w:w="2441"/>
             <w:tcMar>
               <w:top w:type="dxa" w:w="50"/>
               <w:left w:type="dxa" w:w="80"/>
@@ -2188,7 +2242,7 @@
         </w:tc>
         <w:tc>
           <w:tcPr>
-            <w:tcW w:type="dxa" w:w="2655"/>
+            <w:tcW w:type="dxa" w:w="2450"/>
             <w:tcMar>
               <w:top w:type="dxa" w:w="50"/>
               <w:left w:type="dxa" w:w="80"/>
@@ -2212,7 +2266,7 @@
         </w:tc>
         <w:tc>
           <w:tcPr>
-            <w:tcW w:type="dxa" w:w="2237"/>
+            <w:tcW w:type="dxa" w:w="2328"/>
             <w:tcMar>
               <w:top w:type="dxa" w:w="50"/>
               <w:left w:type="dxa" w:w="80"/>
@@ -2251,88 +2305,106 @@
         <w:spacing w:after="140" w:before="240"/>
       </w:pPr>
       <w:r>
-        <w:t xml:space="preserve">2.2 Theme one: is the offence-defence balance the right frame for cyberspace?</w:t>
-      </w:r>
-    </w:p>
-    <w:p>
-      <w:pPr>
-        <w:spacing w:after="140" w:line="300"/>
-        <w:jc w:val="both"/>
-      </w:pPr>
-      <w:r>
-        <w:t xml:space="preserve">Offence-defence theory holds that the relative ease of attack and defence shapes the likelihood of conflict. Applied to cyberspace, it has produced a durable assumption of offensive advantage. Maschmeyer (2023) reports this position and rejects it. Conventional wisdom, he writes, "attempts to explain this paradox militarily through offense-defense theory, diagnosing a strong offensive advantage for cyber weapons", but that theory "faces significant theoretical and empirical challenges", a judgement he supports by reference to Gartzke and Lindsay (2015), Libicki (2009) and Slayton (2017). His alternative is that cyber operations are instruments of subversion rather than of warfare, and that they reverse structural power by turning the benefits of a central position into sources of harm.</w:t>
-      </w:r>
-    </w:p>
-    <w:p>
-      <w:pPr>
-        <w:spacing w:after="140" w:line="300"/>
-        <w:jc w:val="both"/>
-      </w:pPr>
-      <w:r>
-        <w:t xml:space="preserve">Three further positions appear in the literature, and they are not compatible with one another.</w:t>
-      </w:r>
-    </w:p>
-    <w:p>
-      <w:pPr>
-        <w:spacing w:after="140" w:line="300"/>
-        <w:jc w:val="both"/>
-      </w:pPr>
-      <w:r>
-        <w:t xml:space="preserve">Butt and Ulina (2026) assert offensive advantage. On their account innovation continues "on the offensive side, including AI-powered attacks, supply chain compromise, attacks on critical infrastructure, influence operations, deepfakes and that's where the defenders are behind". The claim is asserted rather than demonstrated, and rests on trend data drawn from commercial vendors without discussion of the incentives shaping such reporting.</w:t>
-      </w:r>
-    </w:p>
-    <w:p>
-      <w:pPr>
-        <w:spacing w:after="140" w:line="300"/>
-        <w:jc w:val="both"/>
-      </w:pPr>
-      <w:r>
-        <w:t xml:space="preserve">Pokorny (2026) reports the opposite finding from Lindsay (2013). On that account "the more technically sophisticated the target, the more difficult it is to achieve a decisive cyber effect, because sophisticated defenders are better able to detect and mitigate intrusions", so that the balance "favors defense at the strategic level, even if individual tactical attacks may succeed". Two cautions apply. Lindsay is not among the works reviewed here, so this is a second-hand characterisation requiring verification. Pokorny's own monograph is self-published, rests on sixteen unclassified sources, and is written as an offensive planning document, which makes it a source expressing a policy position rather than a neutral assessment.</w:t>
-      </w:r>
-    </w:p>
-    <w:p>
-      <w:pPr>
-        <w:spacing w:after="140" w:line="300"/>
-        <w:jc w:val="both"/>
-      </w:pPr>
-      <w:r>
-        <w:t xml:space="preserve">Willett (2022) provides the only judgement grounded in an observed conflict. Assessing the cyber dimension of the Russia-Ukraine war for the International Institute for Strategic Studies, he describes "a sustained Russian campaign to hack into and disrupt Ukraine's critical national infrastructure, resulting in intense sparring between offence and defence, but with defence dominating most of the time, given its access to good intelligence and top-class cyber-security expertise".</w:t>
-      </w:r>
-    </w:p>
-    <w:p>
-      <w:pPr>
-        <w:spacing w:after="140" w:line="300"/>
-        <w:jc w:val="both"/>
-      </w:pPr>
-      <w:r>
-        <w:t xml:space="preserve">Willett adds a qualification that carries more theoretical weight than the finding itself. A conflict "between Russia and a state with weaker cyber security than Ukraine, or one between NATO and Russia (or China), would perhaps see a different balance between offence and defence". The balance is thus a property of the pairing rather than of the technology. Ukrainian defence was sustained by United States and United Kingdom agencies and by commercial firms including Microsoft, Google and Cisco. The same offensive tools directed at a differently resourced defender would produce a different result.</w:t>
-      </w:r>
-    </w:p>
-    <w:p>
-      <w:pPr>
-        <w:spacing w:after="140" w:line="300"/>
-        <w:jc w:val="both"/>
-      </w:pPr>
-      <w:r>
-        <w:t xml:space="preserve">The evidence supporting each position is uneven. Maschmeyer's rejection is argued theoretically but rests empirically on a single case he himself describes as a plausibility probe. The assertion by Butt and Ulina is unargued. Lindsay's claim reaches this review at second hand. Only Willett's judgement is grounded in observed conflict, and it is explicitly bounded to August 2022 and to a well-matched pair of adversaries. His finding that Russia lacked the capabilities needed to impair military units and command systems is consistent with Smeets (2022) on the difficulty states face in developing military cyber forces, a work cited by both Maschmeyer (2023) and Singh, Jash and Nanjappa (2025).</w:t>
-      </w:r>
-    </w:p>
-    <w:p>
-      <w:pPr>
-        <w:spacing w:after="140" w:line="300"/>
-        <w:jc w:val="both"/>
-      </w:pPr>
-      <w:r>
-        <w:t xml:space="preserve">No work reviewed here measures or operationalises the cyber offence-defence balance. The canonical treatment, Slayton (2017), appears only within Maschmeyer's bibliography.</w:t>
-      </w:r>
-    </w:p>
-    <w:p>
-      <w:pPr>
-        <w:spacing w:after="140" w:line="300"/>
-        <w:jc w:val="both"/>
-      </w:pPr>
-      <w:r>
-        <w:t xml:space="preserve">The implication for this study is that a paper asking how autonomy shifts the balance must first establish which baseline it is shifting from, and the literature does not supply one.</w:t>
+        <w:t xml:space="preserve">2.2 Does the attack and defence balance even apply to cyberspace?</w:t>
+      </w:r>
+    </w:p>
+    <w:p>
+      <w:pPr>
+        <w:spacing w:after="140" w:line="300"/>
+        <w:jc w:val="both"/>
+      </w:pPr>
+      <w:r>
+        <w:t xml:space="preserve">The old idea is simple. When attacking is easier than defending, wars become more likely. Applied to cyberspace, this produced a common belief that attackers hold the advantage.</w:t>
+      </w:r>
+    </w:p>
+    <w:p>
+      <w:pPr>
+        <w:spacing w:after="140" w:line="300"/>
+        <w:jc w:val="both"/>
+      </w:pPr>
+      <w:r>
+        <w:t xml:space="preserve">Maschmeyer (2023) reports that belief and rejects it. The usual view, he writes, "attempts to explain this paradox militarily through offense-defense theory, diagnosing a strong offensive advantage for cyber weapons." But this theory "faces significant theoretical and empirical challenges." He supports the point by pointing to Gartzke and Lindsay (2015), Libicki (2009) and Slayton (2017). His own answer is that cyber operations are a form of subversion rather than warfare. They work by turning a country's strengths into weaknesses.</w:t>
+      </w:r>
+    </w:p>
+    <w:p>
+      <w:pPr>
+        <w:spacing w:after="140" w:line="300"/>
+        <w:jc w:val="both"/>
+      </w:pPr>
+      <w:r>
+        <w:t xml:space="preserve">Three other positions appear, and they do not agree with each other.</w:t>
+      </w:r>
+    </w:p>
+    <w:p>
+      <w:pPr>
+        <w:spacing w:after="140" w:line="300"/>
+        <w:jc w:val="both"/>
+      </w:pPr>
+      <w:r>
+        <w:t xml:space="preserve">Butt and Ulina (2026) say attackers are ahead. New tricks keep coming "on the offensive side, including AI-powered attacks, supply chain compromise, attacks on critical infrastructure, influence operations, deepfakes and that's where the defenders are behind." They state this rather than prove it, and their figures come from security companies that sell protection, without any discussion of that conflict of interest.</w:t>
+      </w:r>
+    </w:p>
+    <w:p>
+      <w:pPr>
+        <w:spacing w:after="140" w:line="300"/>
+        <w:jc w:val="both"/>
+      </w:pPr>
+      <w:r>
+        <w:t xml:space="preserve">Pokorny (2026) reports the opposite view from Lindsay (2013). On that account "the more technically sophisticated the target, the more difficult it is to achieve a decisive cyber effect, because sophisticated defenders are better able to detect and mitigate intrusions." The balance therefore "favors defense at the strategic level, even if individual tactical attacks may succeed." Two warnings apply here. Lindsay is not among the sources read for this study, so this is a second-hand account that needs checking. Pokorny's own work is self-published, rests on sixteen unclassified sources, and is written as a plan for attacking China, which makes it a statement of policy preference rather than neutral analysis.</w:t>
+      </w:r>
+    </w:p>
+    <w:p>
+      <w:pPr>
+        <w:spacing w:after="140" w:line="300"/>
+        <w:jc w:val="both"/>
+      </w:pPr>
+      <w:r>
+        <w:t xml:space="preserve">Willett (2022) offers the only judgement based on watching an actual war. Writing for the International Institute for Strategic Studies about Russia and Ukraine, he describes "a sustained Russian campaign to hack into and disrupt Ukraine's critical national infrastructure, resulting in intense sparring between offence and defence, but with defence dominating most of the time, given its access to good intelligence and top-class cyber-security expertise."</w:t>
+      </w:r>
+    </w:p>
+    <w:p>
+      <w:pPr>
+        <w:spacing w:after="140" w:line="300"/>
+        <w:jc w:val="both"/>
+      </w:pPr>
+      <w:r>
+        <w:t xml:space="preserve">He then adds a line that matters more than the finding. A war "between Russia and a state with weaker cyber security than Ukraine, or one between NATO and Russia (or China), would perhaps see a different balance between offence and defence."</w:t>
+      </w:r>
+    </w:p>
+    <w:p>
+      <w:pPr>
+        <w:spacing w:after="140" w:line="300"/>
+        <w:jc w:val="both"/>
+      </w:pPr>
+      <w:r>
+        <w:t xml:space="preserve">The balance, in other words, is not a fixed property of the technology. It depends on who is facing whom. Ukraine held out because American and British agencies helped, and because Microsoft, Google and Cisco helped. Send the same Russian tools against a poorer defender and the result changes.</w:t>
+      </w:r>
+    </w:p>
+    <w:p>
+      <w:pPr>
+        <w:spacing w:after="140" w:line="300"/>
+        <w:jc w:val="both"/>
+      </w:pPr>
+      <w:r>
+        <w:t xml:space="preserve">The evidence behind each position is thin in different ways. Maschmeyer argues well but tests his idea on one case, which he himself calls a plausibility probe. Butt and Ulina simply assert. Lindsay reaches this paper second-hand. Only Willett watched a war, and even he limits his judgement to August 2022 and to two evenly matched sides. His finding that Russia could not disable Ukrainian military systems fits Smeets (2022) on how hard states find it to build cyber forces, a work cited by Maschmeyer (2023) and by Singh, Jash, and Nanjappa (2025).</w:t>
+      </w:r>
+    </w:p>
+    <w:p>
+      <w:pPr>
+        <w:spacing w:after="140" w:line="300"/>
+        <w:jc w:val="both"/>
+      </w:pPr>
+      <w:r>
+        <w:t xml:space="preserve">No study reviewed here actually measures the balance. The standard treatment of the concept, Slayton (2017), appears only inside Maschmeyer's bibliography.</w:t>
+      </w:r>
+    </w:p>
+    <w:p>
+      <w:pPr>
+        <w:spacing w:after="140" w:line="300"/>
+        <w:jc w:val="both"/>
+      </w:pPr>
+      <w:r>
+        <w:t xml:space="preserve">The lesson for this paper is straightforward. Anyone asking how AI shifts the balance must first say what the balance was before. The literature does not tell us.</w:t>
       </w:r>
     </w:p>
     <w:p>
@@ -2342,133 +2414,172 @@
         <w:spacing w:after="140" w:before="240"/>
       </w:pPr>
       <w:r>
-        <w:t xml:space="preserve">2.3 Theme two: pre-positioning as espionage, preparation or signal</w:t>
-      </w:r>
-    </w:p>
-    <w:p>
-      <w:pPr>
-        <w:spacing w:after="140" w:line="300"/>
-        <w:jc w:val="both"/>
-      </w:pPr>
-      <w:r>
-        <w:t xml:space="preserve">Persistent access to critical infrastructure is ambiguous on its face. The same implant supports intelligence collection, attack preparation and coercive signalling.</w:t>
-      </w:r>
-    </w:p>
-    <w:p>
-      <w:pPr>
-        <w:spacing w:after="140" w:line="300"/>
-        <w:jc w:val="both"/>
-      </w:pPr>
-      <w:r>
-        <w:t xml:space="preserve">Guttieri (2025) makes the ambiguity her subject. Pre-positioned actors, she writes, "maintain a portfolio of future options", choosing among "escalating the attack, disrupting services, conducting surveillance, or withdrawing", and over time they "accumulate a form of latent power on the network". Her rule for reading such access follows from the assessments of Nakasone and the analyst James Lewis. Taken together, she argues, their insights "offer a strong interpretive signal: when persistent access offers low intelligence gain but high leverage, it likely reflects preparation for conflict".</w:t>
-      </w:r>
-    </w:p>
-    <w:p>
-      <w:pPr>
-        <w:spacing w:after="140" w:line="300"/>
-        <w:jc w:val="both"/>
-      </w:pPr>
-      <w:r>
-        <w:t xml:space="preserve">Codreanu (2025) reaches the same criterion independently and from a different institutional vantage. United States authorities held that the goal "was not the extraction of data for conventional espionage but rather the pre-positioning in key points of critical infrastructure to prepare for possible future acts of sabotage". Two independent statements of one criterion strengthen it.</w:t>
-      </w:r>
-    </w:p>
-    <w:p>
-      <w:pPr>
-        <w:spacing w:after="140" w:line="300"/>
-        <w:jc w:val="both"/>
-      </w:pPr>
-      <w:r>
-        <w:t xml:space="preserve">Two further works take opposing positions on what the criterion licenses.</w:t>
-      </w:r>
-    </w:p>
-    <w:p>
-      <w:pPr>
-        <w:spacing w:after="140" w:line="300"/>
-        <w:jc w:val="both"/>
-      </w:pPr>
-      <w:r>
-        <w:t xml:space="preserve">Dimitrov and Andreev (2025) hold that pre-positioning functions coercively. Volt Typhoon, they argue, reflects China's "increasing reliance on the prepositioning of cyber assets in U.S. critical infrastructure as a means of deterrence and coercion", and constitutes not intelligence gathering but "pre-emptive measures designed to embed China's cyber capabilities into critical infrastructure, ensuring its influence in times of crisis". Their own evidence sits awkwardly with this reading. They concede that at Guam "forensic investigations did not reveal immediate sabotage" and that the intrusions "pointed to intelligence gathering and strategic mapping", which is consistent with the espionage interpretation they reject.</w:t>
-      </w:r>
-    </w:p>
-    <w:p>
-      <w:pPr>
-        <w:spacing w:after="140" w:line="300"/>
-        <w:jc w:val="both"/>
-      </w:pPr>
-      <w:r>
-        <w:t xml:space="preserve">Braccia (2025) holds the opposite. Grey zone operations, on this account, "target strategically significant systems while carefully calibrating effects to remain below use-of-force thresholds established in international law". Rather than causing damage that might trigger a collective defence response, they "focus on persistent access, intelligence gathering, and pre-positioning for potential future activation". If operations are designed to remain below the threshold of response, then illegibility is the objective rather than a defect. This work is an unreviewed preprint carrying no institutional affiliation, and its factual claims should be taken from the government advisories it cites rather than from the preprint itself. The conceptual point, drawn from the wider grey zone literature, is nonetheless serious.</w:t>
-      </w:r>
-    </w:p>
-    <w:p>
-      <w:pPr>
-        <w:spacing w:after="140" w:line="300"/>
-        <w:jc w:val="both"/>
-      </w:pPr>
-      <w:r>
-        <w:t xml:space="preserve">Three obstacles to the signalling reading appear in the literature, each documented independently.</w:t>
-      </w:r>
-    </w:p>
-    <w:p>
-      <w:pPr>
-        <w:spacing w:after="140" w:line="300"/>
-        <w:jc w:val="both"/>
-      </w:pPr>
-      <w:r>
-        <w:t xml:space="preserve">The first is non-reception. Sullivan (2025) observes that cyber operations "rarely possess sufficient political salience to activate political institutions to punish the perpetrator in any way that might provoke meaningful blowback", and that campaigns such as Volt Typhoon and Salt Typhoon "lurk in the shadows, compromising entire populations while leaving little trace".</w:t>
-      </w:r>
-    </w:p>
-    <w:p>
-      <w:pPr>
-        <w:spacing w:after="140" w:line="300"/>
-        <w:jc w:val="both"/>
-      </w:pPr>
-      <w:r>
-        <w:t xml:space="preserve">The second is denial. Singh, Jash and Nanjappa (2025) record that China's National Computer Virus Emergency Response Centre answered the attribution by accusing the United States of operating a toolkit to erase digital footprints, and that the Chinese Ministry of Foreign Affairs issued remarks on the "hyping up" of Volt Typhoon. Codreanu (2025) records the ministry spokesperson dismissing the allegations as disinformation.</w:t>
-      </w:r>
-    </w:p>
-    <w:p>
-      <w:pPr>
-        <w:spacing w:after="140" w:line="300"/>
-        <w:jc w:val="both"/>
-      </w:pPr>
-      <w:r>
-        <w:t xml:space="preserve">The third is misdirection of the response. Baram (2026) codes Volt Typhoon as a joint technical advisory, noting that "no alliance-led endorsement or sanctions package followed", and that for advisories of this type the "primary audience here is network defenders, not only state elites". A coercive signal must reach political decision-makers to work. This one reached system administrators.</w:t>
-      </w:r>
-    </w:p>
-    <w:p>
-      <w:pPr>
-        <w:spacing w:after="140" w:line="300"/>
-        <w:jc w:val="both"/>
-      </w:pPr>
-      <w:r>
-        <w:t xml:space="preserve">Urbanczyk et al. (2025) supply a comparison that sharpens the point. The Salt Typhoon campaign, which compromised telecommunications providers and obtained access to law enforcement surveillance systems, produced "sanctions imposed by the U.S. Treasury on PRC-linked cyber entities". The same adversary, in the same period, against the same target state, drew financial sanctions for espionage and a technical advisory for pre-positioning. On any strategic reading the severity ordering is inverted, since implants in water and power systems are graver than the collection of metadata. State response appears to track the legibility of an act and the availability of precedent rather than its gravity.</w:t>
-      </w:r>
-    </w:p>
-    <w:p>
-      <w:pPr>
-        <w:spacing w:after="140" w:line="300"/>
-        <w:jc w:val="both"/>
-      </w:pPr>
-      <w:r>
-        <w:t xml:space="preserve">Codreanu (2025) records the only case of pre-positioning followed by prolonged non-use. Reporting Lonergan and Poznansky (2025), he notes that in 2018 the United States accused Russia of infiltrating nuclear, energy, aviation and water infrastructure, and that "so far, however, Russia has not exploited these footholds to launch direct cyberattacks on the US". Seven years of maintained access without use qualifies the inference from access to intent. If persistent access indicates preparation for conflict, preparation can evidently continue for years without conflict.</w:t>
-      </w:r>
-    </w:p>
-    <w:p>
-      <w:pPr>
-        <w:spacing w:after="140" w:line="300"/>
-        <w:jc w:val="both"/>
-      </w:pPr>
-      <w:r>
-        <w:t xml:space="preserve">Willett (2022) records the one case in which pre-positioning was converted to attack. Russia had been "conducting reconnaissance of, and pre-positioning cyber capabilities on, certain Ukrainian energy and communications networks from at least March 2021". In April 2022 an intrusion into a major Ukrainian energy facility was set to deliver disruptive effect. "Ukrainian cyber security neutralised it." The malware "would have shut off power for two million people had the attack succeeded", but "no power outages in fact occurred". Malware targeting liquefied natural gas safety controllers was likewise detected before use, and the Federal Bureau of Investigation disabled a Russian router network before it could be employed.</w:t>
-      </w:r>
-    </w:p>
-    <w:p>
-      <w:pPr>
-        <w:spacing w:after="140" w:line="300"/>
-        <w:jc w:val="both"/>
-      </w:pPr>
-      <w:r>
-        <w:t xml:space="preserve">The literature therefore contains three cases of pre-positioning, one attempted use, and no instance of successful strategic effect.</w:t>
+        <w:t xml:space="preserve">2.3 Is pre-positioning spying, preparation, or a message?</w:t>
+      </w:r>
+    </w:p>
+    <w:p>
+      <w:pPr>
+        <w:spacing w:after="140" w:line="300"/>
+        <w:jc w:val="both"/>
+      </w:pPr>
+      <w:r>
+        <w:t xml:space="preserve">The same implant can serve three purposes. It can collect intelligence, prepare an attack, or send a warning. From the outside they look identical.</w:t>
+      </w:r>
+    </w:p>
+    <w:p>
+      <w:pPr>
+        <w:spacing w:after="140" w:line="300"/>
+        <w:jc w:val="both"/>
+      </w:pPr>
+      <w:r>
+        <w:t xml:space="preserve">Guttieri (2025) takes this problem head on. Intruders who settle in, she writes, "maintain a portfolio of future options." They can choose among "escalating the attack, disrupting services, conducting surveillance, or withdrawing." Over time they "accumulate a form of latent power on the network."</w:t>
+      </w:r>
+    </w:p>
+    <w:p>
+      <w:pPr>
+        <w:spacing w:after="140" w:line="300"/>
+        <w:jc w:val="both"/>
+      </w:pPr>
+      <w:r>
+        <w:t xml:space="preserve">Her rule for telling the cases apart comes from Nakasone and the analyst James Lewis. Together, she argues, their views "offer a strong interpretive signal: when persistent access offers low intelligence gain but high leverage, it likely reflects preparation for conflict."</w:t>
+      </w:r>
+    </w:p>
+    <w:p>
+      <w:pPr>
+        <w:spacing w:after="140" w:line="300"/>
+        <w:jc w:val="both"/>
+      </w:pPr>
+      <w:r>
+        <w:t xml:space="preserve">Codreanu (2025) arrives at the same rule from a different place, working at the Romanian Diplomatic Institute with different sources. American officials held that the aim "was not the extraction of data for conventional espionage but rather the pre-positioning in key points of critical infrastructure to prepare for possible future acts of sabotage." Two independent statements of one rule make it stronger.</w:t>
+      </w:r>
+    </w:p>
+    <w:p>
+      <w:pPr>
+        <w:spacing w:after="140" w:line="300"/>
+        <w:jc w:val="both"/>
+      </w:pPr>
+      <w:r>
+        <w:t xml:space="preserve">Two further studies disagree about what the rule allows us to conclude.</w:t>
+      </w:r>
+    </w:p>
+    <w:p>
+      <w:pPr>
+        <w:spacing w:after="140" w:line="300"/>
+        <w:jc w:val="both"/>
+      </w:pPr>
+      <w:r>
+        <w:t xml:space="preserve">Dimitrov and Andreev (2025) treat pre-positioning as a form of pressure. Volt Typhoon, they argue, shows China's "increasing reliance on the prepositioning of cyber assets in U.S. critical infrastructure as a means of deterrence and coercion." These are not spying missions but "pre-emptive measures designed to embed China's cyber capabilities into critical infrastructure, ensuring its influence in times of crisis." Their own evidence sits awkwardly with this. They admit that at Guam "forensic investigations did not reveal immediate sabotage" and that the intrusions "pointed to intelligence gathering and strategic mapping." That is the spying explanation they set out to reject.</w:t>
+      </w:r>
+    </w:p>
+    <w:p>
+      <w:pPr>
+        <w:spacing w:after="140" w:line="300"/>
+        <w:jc w:val="both"/>
+      </w:pPr>
+      <w:r>
+        <w:t xml:space="preserve">Braccia (2025) argues the opposite. Grey zone operations, he writes, "target strategically significant systems while carefully calibrating effects to remain below use-of-force thresholds established in international law." Rather than doing damage that might trigger a collective response, they "focus on persistent access, intelligence gathering, and pre-positioning for potential future activation."</w:t>
+      </w:r>
+    </w:p>
+    <w:p>
+      <w:pPr>
+        <w:spacing w:after="140" w:line="300"/>
+        <w:jc w:val="both"/>
+      </w:pPr>
+      <w:r>
+        <w:t xml:space="preserve">If that is right, staying invisible is the whole point. The operator is not trying to send a message at all. This is a preprint with no institution behind it, so its factual claims should be taken from the government advisories it cites rather than from the preprint. The idea itself, drawn from wider work on grey zone conflict, is worth taking seriously.</w:t>
+      </w:r>
+    </w:p>
+    <w:p>
+      <w:pPr>
+        <w:spacing w:after="140" w:line="300"/>
+        <w:jc w:val="both"/>
+      </w:pPr>
+      <w:r>
+        <w:t xml:space="preserve">Three problems with the signalling reading appear in the literature, each found independently.</w:t>
+      </w:r>
+    </w:p>
+    <w:p>
+      <w:pPr>
+        <w:spacing w:after="140" w:line="300"/>
+        <w:jc w:val="both"/>
+      </w:pPr>
+      <w:r>
+        <w:rPr>
+          <w:b/>
+          <w:bCs/>
+        </w:rPr>
+        <w:t xml:space="preserve">Nobody notices.</w:t>
+      </w:r>
+      <w:r>
+        <w:t xml:space="preserve"> Sullivan (2025) observes that cyber operations "rarely possess sufficient political salience to activate political institutions to punish the perpetrator in any way that might provoke meaningful blowback." Campaigns such as Volt Typhoon and Salt Typhoon "lurk in the shadows, compromising entire populations while leaving little trace."</w:t>
+      </w:r>
+    </w:p>
+    <w:p>
+      <w:pPr>
+        <w:spacing w:after="140" w:line="300"/>
+        <w:jc w:val="both"/>
+      </w:pPr>
+      <w:r>
+        <w:rPr>
+          <w:b/>
+          <w:bCs/>
+        </w:rPr>
+        <w:t xml:space="preserve">The sender denies it.</w:t>
+      </w:r>
+      <w:r>
+        <w:t xml:space="preserve"> Singh, Jash, and Nanjappa (2025) record that China's National Computer Virus Emergency Response Centre answered the accusation by accusing the United States of running a tool to erase digital traces, and that the Chinese foreign ministry complained about the "hyping up" of Volt Typhoon. Codreanu (2025) records the ministry spokesman calling the allegations disinformation.</w:t>
+      </w:r>
+    </w:p>
+    <w:p>
+      <w:pPr>
+        <w:spacing w:after="140" w:line="300"/>
+        <w:jc w:val="both"/>
+      </w:pPr>
+      <w:r>
+        <w:rPr>
+          <w:b/>
+          <w:bCs/>
+        </w:rPr>
+        <w:t xml:space="preserve">The message goes to the wrong people.</w:t>
+      </w:r>
+      <w:r>
+        <w:t xml:space="preserve"> Baram (2026) classes the Volt Typhoon response as a joint technical advisory, noting that "no alliance-led endorsement or sanctions package followed," and that for advisories of this kind the "primary audience here is network defenders, not only state elites." A threat has to reach the people who make decisions. This one reached system administrators.</w:t>
+      </w:r>
+    </w:p>
+    <w:p>
+      <w:pPr>
+        <w:spacing w:after="140" w:line="300"/>
+        <w:jc w:val="both"/>
+      </w:pPr>
+      <w:r>
+        <w:t xml:space="preserve">Urbanczyk and colleagues (2025) sharpen the point with a comparison. Salt Typhoon, which broke into telephone companies and reached police surveillance systems, produced "sanctions imposed by the U.S. Treasury on PRC-linked cyber entities." Same country, same period, same victim. Spying got sanctions. Planting weapons in the power grid got an advisory. By any strategic measure that ordering is backwards, since implants in water and electricity systems are worse than stolen call records. Governments seem to respond to what is easy to explain and what fits past practice, not to what is dangerous.</w:t>
+      </w:r>
+    </w:p>
+    <w:p>
+      <w:pPr>
+        <w:spacing w:after="140" w:line="300"/>
+        <w:jc w:val="both"/>
+      </w:pPr>
+      <w:r>
+        <w:t xml:space="preserve">Codreanu (2025) records the one case where pre-positioning went nowhere. Drawing on Lonergan and Poznansky (2025), he notes that in 2018 the United States accused Russia of getting inside nuclear, energy, aviation and water systems, and that "so far, however, Russia has not exploited these footholds to launch direct cyberattacks on the US." Seven years of holding access without using it. If access means an attack is coming, the attack can evidently stay away for a very long time.</w:t>
+      </w:r>
+    </w:p>
+    <w:p>
+      <w:pPr>
+        <w:spacing w:after="140" w:line="300"/>
+        <w:jc w:val="both"/>
+      </w:pPr>
+      <w:r>
+        <w:t xml:space="preserve">Willett (2022) records the one case where pre-positioning turned into an attack. Russia had been "conducting reconnaissance of, and pre-positioning cyber capabilities on, certain Ukrainian energy and communications networks from at least March 2021." In April 2022 an intrusion into a large Ukrainian power facility was set to fire. "Ukrainian cyber security neutralised it." The malware "would have shut off power for two million people had the attack succeeded," but "no power outages in fact occurred." Malware aimed at gas plant safety systems was caught before use, and the FBI shut down a Russian network of hijacked routers before it could be turned on.</w:t>
+      </w:r>
+    </w:p>
+    <w:p>
+      <w:pPr>
+        <w:spacing w:after="140" w:line="300"/>
+        <w:jc w:val="both"/>
+      </w:pPr>
+      <w:r>
+        <w:t xml:space="preserve">So the record holds three cases of pre-positioning, one attempt, and no success.</w:t>
       </w:r>
     </w:p>
     <w:p>
@@ -2478,61 +2589,70 @@
         <w:spacing w:after="140" w:before="240"/>
       </w:pPr>
       <w:r>
-        <w:t xml:space="preserve">2.4 Theme three: machine autonomy and the absence of strategic analysis</w:t>
-      </w:r>
-    </w:p>
-    <w:p>
-      <w:pPr>
-        <w:spacing w:after="140" w:line="300"/>
-        <w:jc w:val="both"/>
-      </w:pPr>
-      <w:r>
-        <w:t xml:space="preserve">Butt and Ulina (2026) provide the only treatment among the works reviewed that connects autonomy to offensive operations. Their assessment is conservative. "While fully autonomous offensive cyber weapons are still largely theoretical, AI is being used to aid in reconnaissance, vulnerability discovery, phishing, malware development, and the adaptation of cyber exploits." Future systems, they suggest, "could recognize targets, determine attack routes, and conduct portions of an operation without human participation". The value of the statement lies in its caution, since the authors have no incentive to understate the pace of change.</w:t>
-      </w:r>
-    </w:p>
-    <w:p>
-      <w:pPr>
-        <w:spacing w:after="140" w:line="300"/>
-        <w:jc w:val="both"/>
-      </w:pPr>
-      <w:r>
-        <w:t xml:space="preserve">Yigit et al. (2025), writing from Edinburgh Napier University and the University of Liverpool, supply the definition of agentic artificial intelligence used in this paper and identify a means of measuring the capability in question. The CYBERSECEVAL 3 benchmark, they note, incorporates "offensive security capabilities, such as automated social engineering, scaling manual offensive operations, and autonomous offensive strategies", and covers "autonomous offensive cyber operations". Benchmark results across successive model generations would constitute a time series for the pace question, replacing estimation with measurement. The authors also record limits, confirming earlier observations of "limitations in zero-shot LLMs for adversarial attack detection" and dataset constraints in evaluating such tools.</w:t>
-      </w:r>
-    </w:p>
-    <w:p>
-      <w:pPr>
-        <w:spacing w:after="140" w:line="300"/>
-        <w:jc w:val="both"/>
-      </w:pPr>
-      <w:r>
-        <w:t xml:space="preserve">Two features of this work bear on the argument. Autonomy is presented almost entirely as a defensive capability. Yigit et al. describe agentic systems as enabling "proactive defence and resilience in real time by autonomously learning, adapting, and orchestrating multi-step mitigation strategies". Kabir et al. (2026) likewise propose an autonomous response function within a national defensive framework.</w:t>
-      </w:r>
-    </w:p>
-    <w:p>
-      <w:pPr>
-        <w:spacing w:after="140" w:line="300"/>
-        <w:jc w:val="both"/>
-      </w:pPr>
-      <w:r>
-        <w:t xml:space="preserve">Kabir et al. (2026) also provide two figures useful to this study, subject to a caution. Coding nation-state intrusions from 2020 to 2024, they report a mean dwell time of 197 days, and characterise Volt Typhoon as having persisted "up to 5 years", "pre-positioned for destructive action". They further report that "73.6% of events were first discovered by entities other than the victim organisation's security teams". The caution is that the study's incident counts do not reconcile. The abstract reports 847 confirmed intrusions, while the results section reports 89 confirmed attacks and 253 confirmed events, with no explanation offered. The counts should not be cited. The dwell time and detection figures should be corroborated against independent industry reporting before use.</w:t>
-      </w:r>
-    </w:p>
-    <w:p>
-      <w:pPr>
-        <w:spacing w:after="140" w:line="300"/>
-        <w:jc w:val="both"/>
-      </w:pPr>
-      <w:r>
-        <w:t xml:space="preserve">The detection figure carries an implication that runs against the intuitive reading of autonomy. If most intrusions are found by third parties rather than by victims, persistence is currently sustained in part by the weakness of defensive detection. Improved autonomous detection would raise the cost of persistence rather than lower it.</w:t>
-      </w:r>
-    </w:p>
-    <w:p>
-      <w:pPr>
-        <w:spacing w:after="140" w:line="300"/>
-        <w:jc w:val="both"/>
-      </w:pPr>
-      <w:r>
-        <w:t xml:space="preserve">Fifteen of the sixteen works reviewed do not connect machine autonomy to the offence-defence balance. Those that theorise cyber strategy, including Maschmeyer, Guttieri, Sullivan, Baram, Willett and Codreanu, make no reference to artificial intelligence. Those that examine artificial intelligence, including Yigit et al. and Kabir et al., make no reference to deterrence, signalling or the balance.</w:t>
+        <w:t xml:space="preserve">2.4 Machine autonomy, with no strategy attached</w:t>
+      </w:r>
+    </w:p>
+    <w:p>
+      <w:pPr>
+        <w:spacing w:after="140" w:line="300"/>
+        <w:jc w:val="both"/>
+      </w:pPr>
+      <w:r>
+        <w:t xml:space="preserve">Butt and Ulina (2026) give the only account here that connects autonomy to attack. It is cautious. "While fully autonomous offensive cyber weapons are still largely theoretical, AI is being used to aid in reconnaissance, vulnerability discovery, phishing, malware development, and the adaptation of cyber exploits." In time, they suggest, systems "could recognize targets, determine attack routes, and conduct portions of an operation without human participation." The caution is what makes it useful. These authors have no reason to play down how fast things are moving.</w:t>
+      </w:r>
+    </w:p>
+    <w:p>
+      <w:pPr>
+        <w:spacing w:after="140" w:line="300"/>
+        <w:jc w:val="both"/>
+      </w:pPr>
+      <w:r>
+        <w:t xml:space="preserve">Yigit and colleagues (2025), writing from Edinburgh Napier University and the University of Liverpool, supply both the definition of agentic AI used here and a way of measuring it. The CYBERSECEVAL 3 benchmark, they note, tests "offensive security capabilities, such as automated social engineering, scaling manual offensive operations, and autonomous offensive strategies," and covers "autonomous offensive cyber operations." Scores from this benchmark across successive generations of models would give a real measurement of how fast autonomy is arriving, instead of guesswork. The authors also note limits, confirming earlier findings of "limitations in zero-shot LLMs for adversarial attack detection."</w:t>
+      </w:r>
+    </w:p>
+    <w:p>
+      <w:pPr>
+        <w:spacing w:after="140" w:line="300"/>
+        <w:jc w:val="both"/>
+      </w:pPr>
+      <w:r>
+        <w:t xml:space="preserve">Two things stand out in this work. Autonomy appears almost entirely on the defensive side. Yigit and colleagues describe agentic systems as delivering "proactive defence and resilience in real time by autonomously learning, adapting, and orchestrating multi-step mitigation strategies." Kabir and colleagues (2026) likewise put automatic response inside a national defensive system.</w:t>
+      </w:r>
+    </w:p>
+    <w:p>
+      <w:pPr>
+        <w:spacing w:after="140" w:line="300"/>
+        <w:jc w:val="both"/>
+      </w:pPr>
+      <w:r>
+        <w:t xml:space="preserve">Kabir and colleagues also supply two useful numbers, with a warning attached. Coding state intrusions from 2020 to 2024, they report an average of 197 days between break-in and discovery, and describe Volt Typhoon as lasting "up to 5 years," "pre-positioned for destructive action." They also report that "73.6% of events were first discovered by entities other than the victim organisation's security teams."</w:t>
+      </w:r>
+    </w:p>
+    <w:p>
+      <w:pPr>
+        <w:spacing w:after="140" w:line="300"/>
+        <w:jc w:val="both"/>
+      </w:pPr>
+      <w:r>
+        <w:t xml:space="preserve">The warning is that their incident totals do not add up. The abstract claims 847 confirmed intrusions. The results section reports 89 confirmed attacks and 253 confirmed events. No explanation is offered. Those totals should not be quoted. The dwell time and discovery figures should be checked against independent industry reporting before use.</w:t>
+      </w:r>
+    </w:p>
+    <w:p>
+      <w:pPr>
+        <w:spacing w:after="140" w:line="300"/>
+        <w:jc w:val="both"/>
+      </w:pPr>
+      <w:r>
+        <w:t xml:space="preserve">That discovery figure carries an implication worth noting. If most intrusions are found by outsiders rather than by the victim, then intruders survive partly because defenders cannot see them. Better automatic detection would make hiding harder, not easier. Autonomy might therefore raise the cost of persistence rather than lower it.</w:t>
+      </w:r>
+    </w:p>
+    <w:p>
+      <w:pPr>
+        <w:spacing w:after="140" w:line="300"/>
+        <w:jc w:val="both"/>
+      </w:pPr>
+      <w:r>
+        <w:t xml:space="preserve">Fifteen of the sixteen studies do not link machine autonomy to the balance between attack and defence. Those writing about strategy, including Maschmeyer, Guttieri, Sullivan, Baram, Willett and Codreanu, never mention artificial intelligence. Those writing about artificial intelligence, including Yigit and Kabir with their colleagues, never mention deterrence, signalling or the balance.</w:t>
       </w:r>
     </w:p>
     <w:p>
@@ -2542,61 +2662,70 @@
         <w:spacing w:after="140" w:before="240"/>
       </w:pPr>
       <w:r>
-        <w:t xml:space="preserve">2.5 Theme four: deterrence, denial and the security dilemma</w:t>
-      </w:r>
-    </w:p>
-    <w:p>
-      <w:pPr>
-        <w:spacing w:after="140" w:line="300"/>
-        <w:jc w:val="both"/>
-      </w:pPr>
-      <w:r>
-        <w:t xml:space="preserve">Guttieri (2025) situates pre-positioning within Buchanan's cybersecurity dilemma, "an extension of the traditional security dilemma in which a state's efforts to secure itself provoke escalation from others". Her policy conclusion favours denial over punishment. "Deterrence by punishment is difficult to execute when adversaries can exploit ambiguity. In contrast, preventing adversaries from achieving their goals through resilience remains insufficiently emphasized."</w:t>
-      </w:r>
-    </w:p>
-    <w:p>
-      <w:pPr>
-        <w:spacing w:after="140" w:line="300"/>
-        <w:jc w:val="both"/>
-      </w:pPr>
-      <w:r>
-        <w:t xml:space="preserve">She also identifies a mechanism by which pre-positioning becomes destabilising. Reporting Cunningham (2022), she notes that China employs cyber, counter-space and precision systems "as stand-ins for nuclear escalation, leveraging them for signaling and coercion", and concludes that "rather than deterring escalation, China's use of cyber operations appears designed to shape conditions for conflict". The interdependence of cyber, space and nuclear systems, however, "undermines their reliability as controlled instruments of deterrence or coercion", such that "even a limited cyberattack could inadvertently disrupt critical infrastructure and escalate tensions far beyond its intended scope".</w:t>
-      </w:r>
-    </w:p>
-    <w:p>
-      <w:pPr>
-        <w:spacing w:after="140" w:line="300"/>
-        <w:jc w:val="both"/>
-      </w:pPr>
-      <w:r>
-        <w:t xml:space="preserve">Sullivan (2025) traces the doctrinal shift from deterrence to persistent engagement and draws out its consequences for communication between adversaries. Deterrence "is reactive and punitive", while persistent engagement "is proactively preventive"; deterrence "is episodic in nature", while persistence theory's "defining trait is the continuous operations that it requires". Where deterrence favoured strategic ambiguity, continuous contact "both facilitates and benefits from clarity over ambiguity". Operations themselves become a medium of communication, since "defend forward operations to dismantle specific foreign threats and not others signal to an adversary a sense of the types of most threatening or inappropriate cyber threats". Sullivan calls this tacit bargaining.</w:t>
-      </w:r>
-    </w:p>
-    <w:p>
-      <w:pPr>
-        <w:spacing w:after="140" w:line="300"/>
-        <w:jc w:val="both"/>
-      </w:pPr>
-      <w:r>
-        <w:t xml:space="preserve">Sullivan also distinguishes technical from political attribution. "Even when technical attribution is possible, political attribution rarely follows", because public identification of a perpetrating state "is subject to political considerations that may counsel against attribution" (Eichensehr, 2020, as reported in Sullivan, 2025).</w:t>
-      </w:r>
-    </w:p>
-    <w:p>
-      <w:pPr>
-        <w:spacing w:after="140" w:line="300"/>
-        <w:jc w:val="both"/>
-      </w:pPr>
-      <w:r>
-        <w:t xml:space="preserve">Willett (2022) records the escalation stakes. President Biden identified a cyber breach as the most likely cause of the United States entering "a real shooting war" with a major power, and NATO has stated that it would assess Article 5 thresholds case by case and "could consider an accumulation of minor attacks as crossing that threshold". Willett also notes that after the 2007 operations against Estonia the Russians "probably learned what sorts of cyber attacks on a NATO state the Alliance would not consider close to its threshold", which describes a form of threshold discovery through probing that is distinct from pre-positioning.</w:t>
-      </w:r>
-    </w:p>
-    <w:p>
-      <w:pPr>
-        <w:spacing w:after="140" w:line="300"/>
-        <w:jc w:val="both"/>
-      </w:pPr>
-      <w:r>
-        <w:t xml:space="preserve">Sullivan (2025) and Pokorny (2026) converge on a related gap. Sullivan describes a persistent fog of law surrounding cyber operations. Pokorny observes that "a significant gap in the public literature concerns the precise rules of engagement governing forward operations, the potential for miscalculation, and the legal implications of continuously operating within the sovereign networks of other states".</w:t>
+        <w:t xml:space="preserve">2.5 Deterrence, denial and the security dilemma</w:t>
+      </w:r>
+    </w:p>
+    <w:p>
+      <w:pPr>
+        <w:spacing w:after="140" w:line="300"/>
+        <w:jc w:val="both"/>
+      </w:pPr>
+      <w:r>
+        <w:t xml:space="preserve">Guttieri (2025) places pre-positioning inside Buchanan's cybersecurity dilemma, "an extension of the traditional security dilemma in which a state's efforts to secure itself provoke escalation from others." Her conclusion favours denial over punishment. "Deterrence by punishment is difficult to execute when adversaries can exploit ambiguity. In contrast, preventing adversaries from achieving their goals through resilience remains insufficiently emphasized."</w:t>
+      </w:r>
+    </w:p>
+    <w:p>
+      <w:pPr>
+        <w:spacing w:after="140" w:line="300"/>
+        <w:jc w:val="both"/>
+      </w:pPr>
+      <w:r>
+        <w:t xml:space="preserve">She also shows how pre-positioning becomes dangerous. Drawing on Cunningham (2022), she notes that China uses cyber, space and precision weapons "as stand-ins for nuclear escalation, leveraging them for signaling and coercion," and concludes that "rather than deterring escalation, China's use of cyber operations appears designed to shape conditions for conflict." But because cyber, space and nuclear systems are tangled together, this tangle "undermines their reliability as controlled instruments of deterrence or coercion." The result is that "even a limited cyberattack could inadvertently disrupt critical infrastructure and escalate tensions far beyond its intended scope."</w:t>
+      </w:r>
+    </w:p>
+    <w:p>
+      <w:pPr>
+        <w:spacing w:after="140" w:line="300"/>
+        <w:jc w:val="both"/>
+      </w:pPr>
+      <w:r>
+        <w:t xml:space="preserve">Sullivan (2025) traces how American doctrine moved from deterrence to constant engagement, and what that did to communication between rivals. Deterrence "is reactive and punitive," while persistent engagement "is proactively preventive." Deterrence "is episodic in nature," while the new approach depends on "the continuous operations that it requires." Where deterrence rewarded keeping your intentions vague, constant contact "both facilitates and benefits from clarity over ambiguity."</w:t>
+      </w:r>
+    </w:p>
+    <w:p>
+      <w:pPr>
+        <w:spacing w:after="140" w:line="300"/>
+        <w:jc w:val="both"/>
+      </w:pPr>
+      <w:r>
+        <w:t xml:space="preserve">Operations themselves start to carry meaning. As Sullivan puts it, "defend forward operations to dismantle specific foreign threats and not others signal to an adversary a sense of the types of most threatening or inappropriate cyber threats." He calls this tacit bargaining.</w:t>
+      </w:r>
+    </w:p>
+    <w:p>
+      <w:pPr>
+        <w:spacing w:after="140" w:line="300"/>
+        <w:jc w:val="both"/>
+      </w:pPr>
+      <w:r>
+        <w:t xml:space="preserve">He also separates two kinds of blame. "Even when technical attribution is possible, political attribution rarely follows," because naming a government publicly "is subject to political considerations that may counsel against attribution" (Eichensehr 2020, reported in Sullivan 2025). Knowing who did it and saying so are different decisions.</w:t>
+      </w:r>
+    </w:p>
+    <w:p>
+      <w:pPr>
+        <w:spacing w:after="140" w:line="300"/>
+        <w:jc w:val="both"/>
+      </w:pPr>
+      <w:r>
+        <w:t xml:space="preserve">Willett (2022) records what is at stake. President Biden named a cyber breach as the most likely path to the United States finding itself in "a real shooting war" with a major power. NATO has said it would judge Article 5 case by case and "could consider an accumulation of minor attacks as crossing that threshold." Willett also notes that after the 2007 attacks on Estonia, Russia "probably learned what sorts of cyber attacks on a NATO state the Alliance would not consider close to its threshold." That is learning by testing, which is different from pre-positioning.</w:t>
+      </w:r>
+    </w:p>
+    <w:p>
+      <w:pPr>
+        <w:spacing w:after="140" w:line="300"/>
+        <w:jc w:val="both"/>
+      </w:pPr>
+      <w:r>
+        <w:t xml:space="preserve">Sullivan (2025) and Pokorny (2026) point to the same missing piece. Sullivan describes a lasting fog of law around cyber operations. Pokorny notes that "a significant gap in the public literature concerns the precise rules of engagement governing forward operations, the potential for miscalculation, and the legal implications of continuously operating within the sovereign networks of other states."</w:t>
       </w:r>
     </w:p>
     <w:p>
@@ -2606,16 +2735,16 @@
         <w:spacing w:after="140" w:before="240"/>
       </w:pPr>
       <w:r>
-        <w:t xml:space="preserve">2.6 Summary of the review</w:t>
-      </w:r>
-    </w:p>
-    <w:p>
-      <w:pPr>
-        <w:spacing w:after="140" w:line="300"/>
-        <w:jc w:val="both"/>
-      </w:pPr>
-      <w:r>
-        <w:t xml:space="preserve">The literature agrees that cyber competition is continuous rather than episodic, that critical infrastructure is the contested object, and that pre-positioning is analytically distinct from espionage. It disagrees on the direction of the offence-defence balance, on whether pre-positioning communicates intent, and on whether cyber operations are cheap or costly to sustain. It does not connect machine autonomy to any of these questions.</w:t>
+        <w:t xml:space="preserve">2.6 Summary</w:t>
+      </w:r>
+    </w:p>
+    <w:p>
+      <w:pPr>
+        <w:spacing w:after="140" w:line="300"/>
+        <w:jc w:val="both"/>
+      </w:pPr>
+      <w:r>
+        <w:t xml:space="preserve">The literature agrees that cyber competition never stops, that infrastructure is the prize, and that pre-positioning is different from spying. It disagrees about whether attack or defence has the advantage, about whether pre-positioning carries a message, and about whether these operations are cheap or expensive. It says nothing about how machine autonomy affects any of this.</w:t>
       </w:r>
     </w:p>
     <w:p>
@@ -2636,7 +2765,7 @@
         <w:spacing w:after="140" w:before="360"/>
       </w:pPr>
       <w:r>
-        <w:t xml:space="preserve">3. Research Gap</w:t>
+        <w:t xml:space="preserve">3. The Research Gap</w:t>
       </w:r>
     </w:p>
     <w:p>
@@ -2646,43 +2775,43 @@
         <w:spacing w:after="140" w:before="240"/>
       </w:pPr>
       <w:r>
-        <w:t xml:space="preserve">3.1 The gap stated</w:t>
-      </w:r>
-    </w:p>
-    <w:p>
-      <w:pPr>
-        <w:spacing w:after="140" w:line="300"/>
-        <w:jc w:val="both"/>
-      </w:pPr>
-      <w:r>
-        <w:t xml:space="preserve">The intersection of machine autonomy and the offence-defence balance has been identified as a research direction within this literature and remains uninvestigated, including by the author who identified it.</w:t>
-      </w:r>
-    </w:p>
-    <w:p>
-      <w:pPr>
-        <w:spacing w:after="140" w:line="300"/>
-        <w:jc w:val="both"/>
-      </w:pPr>
-      <w:r>
-        <w:t xml:space="preserve">Melella (n.d.) devotes a chapter section to the offence-defence balance in cyberspace, examines artificial intelligence in a chapter on the NATO Locked Shields exercise, and writes that "the advancement of technologies, particularly artificial intelligence, is changing the landscape of cyberspace" and that "studying how these emerging technologies affect the offensive-defensive balance could reveal new dynamics and challenges". He adds that "an under-explored area is how actors perceive the offensive-defensive balance and how these perceptions influence their policy and strategy decisions".</w:t>
-      </w:r>
-    </w:p>
-    <w:p>
-      <w:pPr>
-        <w:spacing w:after="140" w:line="300"/>
-        <w:jc w:val="both"/>
-      </w:pPr>
-      <w:r>
-        <w:t xml:space="preserve">He names the intersection and then examines coordination instead. His dependent variable is coordination, not the balance. His treatment of artificial intelligence concerns machine learning for intrusion detection in an exercise setting rather than strategic consequence. The offence-defence material is literature review and the artificial intelligence material is dataset development, and the two are not joined analytically.</w:t>
-      </w:r>
-    </w:p>
-    <w:p>
-      <w:pPr>
-        <w:spacing w:after="140" w:line="300"/>
-        <w:jc w:val="both"/>
-      </w:pPr>
-      <w:r>
-        <w:t xml:space="preserve">That an independent researcher in security studies arrived at the same question and recorded it as needing research is stronger warrant for the study than an absence of mentions would be. It also means the paper answers a recognised open question rather than discovering an unnoticed one.</w:t>
+        <w:t xml:space="preserve">3.1 The gap</w:t>
+      </w:r>
+    </w:p>
+    <w:p>
+      <w:pPr>
+        <w:spacing w:after="140" w:line="300"/>
+        <w:jc w:val="both"/>
+      </w:pPr>
+      <w:r>
+        <w:t xml:space="preserve">The meeting point of machine autonomy and the attack-defence balance has been named as a subject worth studying and has not been studied, including by the person who named it.</w:t>
+      </w:r>
+    </w:p>
+    <w:p>
+      <w:pPr>
+        <w:spacing w:after="140" w:line="300"/>
+        <w:jc w:val="both"/>
+      </w:pPr>
+      <w:r>
+        <w:t xml:space="preserve">Melella (n.d.) gives a chapter section to the balance in cyberspace and a chapter to artificial intelligence in the NATO Locked Shields exercise. He writes that "the advancement of technologies, particularly artificial intelligence, is changing the landscape of cyberspace" and that "studying how these emerging technologies affect the offensive-defensive balance could reveal new dynamics and challenges." He adds that "an under-explored area is how actors perceive the offensive-defensive balance and how these perceptions influence their policy and strategy decisions."</w:t>
+      </w:r>
+    </w:p>
+    <w:p>
+      <w:pPr>
+        <w:spacing w:after="140" w:line="300"/>
+        <w:jc w:val="both"/>
+      </w:pPr>
+      <w:r>
+        <w:t xml:space="preserve">Having named the subject, he studies coordination instead. His research question is about coordination, not the balance. His AI chapter builds a detection dataset for a training exercise. The two halves never meet.</w:t>
+      </w:r>
+    </w:p>
+    <w:p>
+      <w:pPr>
+        <w:spacing w:after="140" w:line="300"/>
+        <w:jc w:val="both"/>
+      </w:pPr>
+      <w:r>
+        <w:t xml:space="preserve">This is good news for the present study. An independent researcher working the same ground reached the same question and wrote it down as needing work. That is stronger support than simply finding no mentions, and it means this paper answers a recognised question rather than claiming to have spotted something nobody saw.</w:t>
       </w:r>
     </w:p>
     <w:p>
@@ -2701,7 +2830,7 @@
         <w:jc w:val="both"/>
       </w:pPr>
       <w:r>
-        <w:t xml:space="preserve">No work reviewed defines the unit in which a shift in the offence-defence balance would be measured for cyberspace. Maschmeyer (2023) argues that the concept may not apply to the domain at all. Without a defined dependent variable, a shift in the balance is not yet a researchable proposition.</w:t>
+        <w:t xml:space="preserve">No study says what unit a shift in the balance would be measured in. Maschmeyer (2023) doubts the concept applies to cyberspace at all. Without something to measure, a shift in the balance is not yet a question research can answer.</w:t>
       </w:r>
     </w:p>
     <w:p>
@@ -2720,25 +2849,25 @@
         <w:jc w:val="both"/>
       </w:pPr>
       <w:r>
-        <w:t xml:space="preserve">Guttieri's (2025) reading of pre-positioning rests on the premise that persistence requires strategic patience. This is a costly signalling logic. The act carries information because it is expensive.</w:t>
-      </w:r>
-    </w:p>
-    <w:p>
-      <w:pPr>
-        <w:spacing w:after="140" w:line="300"/>
-        <w:jc w:val="both"/>
-      </w:pPr>
-      <w:r>
-        <w:t xml:space="preserve">Sullivan (2025), writing in the same issue of the same journal, states the opposite baseline. Cyber operations are conducted "inexpensively", most "do not" require significant investment, and "the low cost of cyber operations extends far beyond the financial realm". Two authors at the same institution, publishing together, hold incompatible cost assumptions.</w:t>
-      </w:r>
-    </w:p>
-    <w:p>
-      <w:pPr>
-        <w:spacing w:after="140" w:line="300"/>
-        <w:jc w:val="both"/>
-      </w:pPr>
-      <w:r>
-        <w:t xml:space="preserve">The tension resolves if cost is disaggregated. Sullivan addresses the cost of entry. Guttieri addresses the cost of undetected multi-year persistence in hardened infrastructure. The signalling inference rests on the second. Pre-positioning indicates intent not because intrusion is difficult but because remaining undetected is. Neither author draws the distinction, and no work asks what happens to the inference when the cost of remaining falls.</w:t>
+        <w:t xml:space="preserve">Guttieri (2025) reads pre-positioning as a warning because staying hidden takes patience. The act means something because it is expensive.</w:t>
+      </w:r>
+    </w:p>
+    <w:p>
+      <w:pPr>
+        <w:spacing w:after="140" w:line="300"/>
+        <w:jc w:val="both"/>
+      </w:pPr>
+      <w:r>
+        <w:t xml:space="preserve">Sullivan (2025), publishing in the same issue of the same journal, says the opposite. Cyber operations are carried out "inexpensively," most "do not" need serious investment, and "the low cost of cyber operations extends far beyond the financial realm." Two colleagues at one institution, in one issue, working from incompatible assumptions.</w:t>
+      </w:r>
+    </w:p>
+    <w:p>
+      <w:pPr>
+        <w:spacing w:after="140" w:line="300"/>
+        <w:jc w:val="both"/>
+      </w:pPr>
+      <w:r>
+        <w:t xml:space="preserve">The disagreement dissolves if cost is split in two. Sullivan is talking about the cost of getting in. Guttieri is talking about the cost of staying in, undetected, for years, inside a defended network. The warning rests on the second, not the first. Pre-positioning means something not because breaking in is hard but because remaining unseen is hard. Neither author separates the two, and nobody asks what happens when the second cost falls.</w:t>
       </w:r>
     </w:p>
     <w:p>
@@ -2757,7 +2886,7 @@
         <w:jc w:val="both"/>
       </w:pPr>
       <w:r>
-        <w:t xml:space="preserve">No work reviewed codes pre-positioning incidents on the dimensions its own theory identifies as decisive. Guttieri (2025) supplies a decision rule and applies it to one case in argument rather than in systematic coding. Baram (2026) supplies the coding method but applies it to attribution responses rather than to the acts themselves. Joining the two is available and has not been done. No time series exists for the cost of persistence, and no dataset records autonomy in operational campaigns.</w:t>
+        <w:t xml:space="preserve">No study codes pre-positioning cases along the lines its own theory says matter. Guttieri (2025) offers a rule and applies it to one case in prose rather than through systematic coding. Baram (2026) has the coding method but applies it to how governments respond, not to what the intruders did. Joining the two is possible and has not been done. There is no record of how the cost of persistence has changed over time, and no dataset tracking autonomy in real campaigns.</w:t>
       </w:r>
     </w:p>
     <w:p>
@@ -2776,7 +2905,7 @@
         <w:jc w:val="both"/>
       </w:pPr>
       <w:r>
-        <w:t xml:space="preserve">One of the sixteen works tests propositions against a coded population. Baram (2026) codes twenty joint attribution cases from the European Repository of Cyber Incidents. Every other work is a review, a doctrinal analysis, an expert assessment, or theory building with illustrative cases. Maschmeyer (2023) describes his own empirical component as a plausibility probe.</w:t>
+        <w:t xml:space="preserve">One study out of sixteen tests claims against a body of coded cases. Baram (2026) codes twenty attribution cases from the European Repository of Cyber Incidents. The rest are reviews, legal analyses, expert judgements or arguments illustrated by examples. Maschmeyer (2023) calls his own evidence a plausibility probe.</w:t>
       </w:r>
     </w:p>
     <w:p>
@@ -2795,7 +2924,7 @@
         <w:jc w:val="both"/>
       </w:pPr>
       <w:r>
-        <w:t xml:space="preserve">The literature is oriented toward the United States, with China as object rather than subject. Three partial exceptions exist. Singh, Jash and Nanjappa (2025) record China's stated position, Codreanu (2025) quotes the ministry denial, and Pokorny (2026) describes the 2024 restructuring of the Strategic Support Force into the Information Support Force, the Aerospace Force and the Cyberspace Force. No work reviewed engages Chinese-language doctrinal sources. Baram (2026) declares the equivalent bias in her own data, noting that her findings "map Western-led joint public attributions rather than global practices". Any study built on this literature inherits that bias and should declare it.</w:t>
+        <w:t xml:space="preserve">The literature looks at China from the outside. Three partial exceptions exist. Singh, Jash, and Nanjappa (2025) record China's stated position. Codreanu (2025) quotes the ministry denial. Pokorny (2026) describes the 2024 reorganisation of the Strategic Support Force into an Information Support Force, an Aerospace Force and a Cyberspace Force. None uses Chinese-language military writing. Baram (2026) admits the same bias in her own data, noting that her findings "map Western-led joint public attributions rather than global practices." Any study built on these sources inherits that bias and should say so.</w:t>
       </w:r>
     </w:p>
     <w:p>
@@ -2805,16 +2934,16 @@
         <w:spacing w:after="140" w:before="240"/>
       </w:pPr>
       <w:r>
-        <w:t xml:space="preserve">3.7 Temporal gap</w:t>
-      </w:r>
-    </w:p>
-    <w:p>
-      <w:pPr>
-        <w:spacing w:after="140" w:line="300"/>
-        <w:jc w:val="both"/>
-      </w:pPr>
-      <w:r>
-        <w:t xml:space="preserve">Butt and Ulina (2026) hold that fully autonomous offensive operations remain largely theoretical. The literature contains nothing on the rate at which this changes, offering no projections, thresholds or indicators. It does contain the instrument. Yigit et al. (2025) identify CYBERSECEVAL 3 as benchmarking autonomous offensive cyber operations, and results across model generations would constitute a time series. No work uses it for that purpose.</w:t>
+        <w:t xml:space="preserve">3.7 Time gap</w:t>
+      </w:r>
+    </w:p>
+    <w:p>
+      <w:pPr>
+        <w:spacing w:after="140" w:line="300"/>
+        <w:jc w:val="both"/>
+      </w:pPr>
+      <w:r>
+        <w:t xml:space="preserve">Butt and Ulina (2026) say fully automatic attack systems remain theoretical. Nothing in the literature says how fast that will change. There are no forecasts, no thresholds and no warning signs. The measuring tool exists, though. Yigit and colleagues (2025) point to CYBERSECEVAL 3, which tests automatic attack capability, and results across model generations would show the trend. Nobody has used it that way.</w:t>
       </w:r>
     </w:p>
     <w:p>
@@ -2833,7 +2962,7 @@
         <w:jc w:val="both"/>
       </w:pPr>
       <w:r>
-        <w:t xml:space="preserve">Guttieri (2025) argues for deterrence by denial. Butt and Ulina (2026) offer a table of recommendations. Neither addresses how attribution, signalling or escalation management function when operations proceed at machine speed.</w:t>
+        <w:t xml:space="preserve">Guttieri (2025) argues for defence by denial. Butt and Ulina (2026) offer a table of recommendations. Neither asks how blame, warning and escalation control work when machines move faster than the people supposed to be in charge.</w:t>
       </w:r>
     </w:p>
     <w:p>
@@ -2864,16 +2993,16 @@
         <w:spacing w:after="140" w:before="240"/>
       </w:pPr>
       <w:r>
-        <w:t xml:space="preserve">4.1 Requirements</w:t>
-      </w:r>
-    </w:p>
-    <w:p>
-      <w:pPr>
-        <w:spacing w:after="140" w:line="300"/>
-        <w:jc w:val="both"/>
-      </w:pPr>
-      <w:r>
-        <w:t xml:space="preserve">The framework must specify a dependent variable that can be measured, accommodate a balance that varies by adversary pairing rather than being fixed, and distinguish between two live explanations of what pre-positioning is.</w:t>
+        <w:t xml:space="preserve">4.1 What the framework has to do</w:t>
+      </w:r>
+    </w:p>
+    <w:p>
+      <w:pPr>
+        <w:spacing w:after="140" w:line="300"/>
+        <w:jc w:val="both"/>
+      </w:pPr>
+      <w:r>
+        <w:t xml:space="preserve">It has to give something measurable to study. It has to allow the balance to differ from one pairing of rivals to another. And it has to separate two live explanations of what pre-positioning actually is.</w:t>
       </w:r>
     </w:p>
     <w:p>
@@ -2883,25 +3012,34 @@
         <w:spacing w:after="140" w:before="240"/>
       </w:pPr>
       <w:r>
-        <w:t xml:space="preserve">4.2 Primary framework: costly signalling within a security dilemma</w:t>
-      </w:r>
-    </w:p>
-    <w:p>
-      <w:pPr>
-        <w:spacing w:after="140" w:line="300"/>
-        <w:jc w:val="both"/>
-      </w:pPr>
-      <w:r>
-        <w:t xml:space="preserve">Guttieri's (2025) use of the cybersecurity dilemma, and her grounding of the signalling inference in strategic patience, make costly signalling the implicit frame of the literature. Its value is that it treats cost as the independent variable and signal credibility as the dependent one. This converts an unmeasurable question about the balance into a tractable question about the information content of an observable act.</w:t>
-      </w:r>
-    </w:p>
-    <w:p>
-      <w:pPr>
-        <w:spacing w:after="140" w:line="300"/>
-        <w:jc w:val="both"/>
-      </w:pPr>
-      <w:r>
-        <w:t xml:space="preserve">Costly signalling also supplies the null case. If an act is not costly it conveys nothing about intent, which is what the second hypothesis below asserts.</w:t>
+        <w:t xml:space="preserve">4.2 Main framework: costly signalling inside a security dilemma</w:t>
+      </w:r>
+    </w:p>
+    <w:p>
+      <w:pPr>
+        <w:spacing w:after="140" w:line="300"/>
+        <w:jc w:val="both"/>
+      </w:pPr>
+      <w:r>
+        <w:t xml:space="preserve">Guttieri (2025) already works this way without saying so. She uses the cybersecurity dilemma, and she grounds her warning rule in patience.</w:t>
+      </w:r>
+    </w:p>
+    <w:p>
+      <w:pPr>
+        <w:spacing w:after="140" w:line="300"/>
+        <w:jc w:val="both"/>
+      </w:pPr>
+      <w:r>
+        <w:t xml:space="preserve">The value of costly signalling is that it turns an argument about the balance, which nobody can measure, into a question about cost and credibility, which can be studied. Cost becomes the thing that changes. Credibility of the warning becomes the thing that changes in response.</w:t>
+      </w:r>
+    </w:p>
+    <w:p>
+      <w:pPr>
+        <w:spacing w:after="140" w:line="300"/>
+        <w:jc w:val="both"/>
+      </w:pPr>
+      <w:r>
+        <w:t xml:space="preserve">Costly signalling also tells us what an absence looks like. If an act is cheap, it says nothing about intentions. That is exactly what the second explanation below claims.</w:t>
       </w:r>
     </w:p>
     <w:p>
@@ -2911,7 +3049,7 @@
         <w:spacing w:after="140" w:before="240"/>
       </w:pPr>
       <w:r>
-        <w:t xml:space="preserve">4.3 Competing hypotheses</w:t>
+        <w:t xml:space="preserve">4.3 The two explanations</w:t>
       </w:r>
     </w:p>
     <w:p>
@@ -2924,10 +3062,10 @@
           <w:b/>
           <w:bCs/>
         </w:rPr>
-        <w:t xml:space="preserve">Hypothesis 1, signal degradation.</w:t>
-      </w:r>
-      <w:r>
-        <w:t xml:space="preserve"> Pre-positioning indicated intent because persistence was expensive to sustain. Machine autonomy reduces that cost and therefore erodes the signal. Dimitrov and Andreev (2025) hold the underlying position, reading pre-positioning as a means of deterrence and coercion.</w:t>
+        <w:t xml:space="preserve">Explanation one: the warning is fading.</w:t>
+      </w:r>
+      <w:r>
+        <w:t xml:space="preserve"> Pre-positioning once meant something because holding access was expensive. Machine autonomy makes it cheaper, so the meaning drains away. Dimitrov and Andreev (2025) hold the underlying view, treating pre-positioning as pressure and coercion.</w:t>
       </w:r>
     </w:p>
     <w:p>
@@ -2940,28 +3078,28 @@
           <w:b/>
           <w:bCs/>
         </w:rPr>
-        <w:t xml:space="preserve">Hypothesis 2, deliberate non-signal.</w:t>
-      </w:r>
-      <w:r>
-        <w:t xml:space="preserve"> Pre-positioning never indicated intent. Calibration below the threshold of response is the design objective, and illegibility is a feature rather than a defect. Braccia (2025) holds this position, describing operations calibrated to remain below use-of-force thresholds.</w:t>
-      </w:r>
-    </w:p>
-    <w:p>
-      <w:pPr>
-        <w:spacing w:after="140" w:line="300"/>
-        <w:jc w:val="both"/>
-      </w:pPr>
-      <w:r>
-        <w:t xml:space="preserve">The two make different predictions about autonomy. Under the first, autonomy degrades a channel that once carried information. Under the second, autonomy increases the rate at which options are acquired, and no channel is lost because none existed.</w:t>
-      </w:r>
-    </w:p>
-    <w:p>
-      <w:pPr>
-        <w:spacing w:after="140" w:line="300"/>
-        <w:jc w:val="both"/>
-      </w:pPr>
-      <w:r>
-        <w:t xml:space="preserve">Present evidence is at least as consistent with the second. Pre-positioning has twice been followed by prolonged non-use, it drew no sanctions in the one case where response has been coded systematically, and its effects appear calibrated below the threshold that would trigger collective defence.</w:t>
+        <w:t xml:space="preserve">Explanation two: there never was a warning.</w:t>
+      </w:r>
+      <w:r>
+        <w:t xml:space="preserve"> Pre-positioning never meant to say anything. Staying below the level that triggers a response is the design goal, and being hard to read is a feature rather than a fault. Braccia (2025) argues this, describing operations tuned to stay below the use-of-force line.</w:t>
+      </w:r>
+    </w:p>
+    <w:p>
+      <w:pPr>
+        <w:spacing w:after="140" w:line="300"/>
+        <w:jc w:val="both"/>
+      </w:pPr>
+      <w:r>
+        <w:t xml:space="preserve">They predict different futures. Under the first, autonomy is wearing away a channel that used to carry meaning. Under the second, autonomy simply lets states collect more options faster, and nothing is lost because nothing was there.</w:t>
+      </w:r>
+    </w:p>
+    <w:p>
+      <w:pPr>
+        <w:spacing w:after="140" w:line="300"/>
+        <w:jc w:val="both"/>
+      </w:pPr>
+      <w:r>
+        <w:t xml:space="preserve">The evidence fits the second at least as well. Pre-positioning has twice been followed by years of nothing. It drew no punishment in the one case anyone has coded properly. And its effects appear tuned to stay under the line that would bring allies in.</w:t>
       </w:r>
     </w:p>
     <w:p>
@@ -2971,16 +3109,16 @@
         <w:spacing w:after="140" w:before="240"/>
       </w:pPr>
       <w:r>
-        <w:t xml:space="preserve">4.4 Secondary framework: cyber persistence theory</w:t>
-      </w:r>
-    </w:p>
-    <w:p>
-      <w:pPr>
-        <w:spacing w:after="140" w:line="300"/>
-        <w:jc w:val="both"/>
-      </w:pPr>
-      <w:r>
-        <w:t xml:space="preserve">Cyber persistence theory, developed by Fischerkeller, Goldman and Harknett and reported by Guttieri (2025) and Sullivan (2025), supplies the baseline of continuous contact against which pre-positioning is structural rather than exceptional. It explains why extracting a signal from persistent access is difficult in principle and not only in practice.</w:t>
+        <w:t xml:space="preserve">4.4 Supporting framework: cyber persistence theory</w:t>
+      </w:r>
+    </w:p>
+    <w:p>
+      <w:pPr>
+        <w:spacing w:after="140" w:line="300"/>
+        <w:jc w:val="both"/>
+      </w:pPr>
+      <w:r>
+        <w:t xml:space="preserve">Cyber persistence theory, developed by Fischerkeller, Goldman, and Harknett and reported by Guttieri (2025) and Sullivan (2025), supplies the background of constant contact. Against that background, sitting inside a rival's networks is normal rather than exceptional. This explains why pulling a clear message out of persistent access is hard as a matter of principle, not just in practice.</w:t>
       </w:r>
     </w:p>
     <w:p>
@@ -2990,16 +3128,16 @@
         <w:spacing w:after="140" w:before="240"/>
       </w:pPr>
       <w:r>
-        <w:t xml:space="preserve">4.5 Scope condition: the balance varies by pairing</w:t>
-      </w:r>
-    </w:p>
-    <w:p>
-      <w:pPr>
-        <w:spacing w:after="140" w:line="300"/>
-        <w:jc w:val="both"/>
-      </w:pPr>
-      <w:r>
-        <w:t xml:space="preserve">Willett (2022) establishes that a conflict against a less capable defender would show a different balance. The framework must therefore index its findings to defender capability rather than treating the balance as a single global property. The consequence is that the claims of the study are claims about pairings, and its distributional expectation is that autonomy widens the distance between well-resourced and poorly-resourced defenders rather than shifting one aggregate balance.</w:t>
+        <w:t xml:space="preserve">4.5 A condition on the whole argument</w:t>
+      </w:r>
+    </w:p>
+    <w:p>
+      <w:pPr>
+        <w:spacing w:after="140" w:line="300"/>
+        <w:jc w:val="both"/>
+      </w:pPr>
+      <w:r>
+        <w:t xml:space="preserve">Willett (2022) shows that a weaker defender would produce a different balance. The framework must therefore tie its findings to how capable the defender is, rather than treating the balance as one global number. Conclusions become conclusions about particular pairs of rivals. The expectation that follows is that autonomy widens the distance between rich defenders and poor ones rather than tilting one overall balance.</w:t>
       </w:r>
     </w:p>
     <w:p>
@@ -3009,16 +3147,16 @@
         <w:spacing w:after="140" w:before="240"/>
       </w:pPr>
       <w:r>
-        <w:t xml:space="preserve">4.6 Rival framework to be engaged</w:t>
-      </w:r>
-    </w:p>
-    <w:p>
-      <w:pPr>
-        <w:spacing w:after="140" w:line="300"/>
-        <w:jc w:val="both"/>
-      </w:pPr>
-      <w:r>
-        <w:t xml:space="preserve">Maschmeyer's (2023) subversion framework should be engaged directly rather than assumed away. If cyber operations are subversion rather than warfare, offence-defence framing is a category error and the question requires reformulation in terms of structural exploitation. This is the most likely ground for objection and should be met in the review rather than in a footnote.</w:t>
+        <w:t xml:space="preserve">4.6 The rival that must be answered</w:t>
+      </w:r>
+    </w:p>
+    <w:p>
+      <w:pPr>
+        <w:spacing w:after="140" w:line="300"/>
+        <w:jc w:val="both"/>
+      </w:pPr>
+      <w:r>
+        <w:t xml:space="preserve">Maschmeyer (2023) should be answered directly, not ignored. If cyber operations are subversion rather than war, then framing them in terms of attack and defence is a mistake of category, and the question has to be asked differently. This is the most likely objection a reviewer will raise, and it belongs in the main text.</w:t>
       </w:r>
     </w:p>
     <w:p>
@@ -3028,16 +3166,16 @@
         <w:spacing w:after="140" w:before="240"/>
       </w:pPr>
       <w:r>
-        <w:t xml:space="preserve">4.7 Framework not recommended</w:t>
-      </w:r>
-    </w:p>
-    <w:p>
-      <w:pPr>
-        <w:spacing w:after="140" w:line="300"/>
-        <w:jc w:val="both"/>
-      </w:pPr>
-      <w:r>
-        <w:t xml:space="preserve">Offence-defence theory is not recommended as the primary lens. The strongest theoretical voice in the literature rejects it, no work reviewed operationalises it, and its canonical treatment is absent. Adopting it would require defending a baseline the evidence does not supply. Costly signalling asks a narrower question the evidence can answer.</w:t>
+        <w:t xml:space="preserve">4.7 What not to use</w:t>
+      </w:r>
+    </w:p>
+    <w:p>
+      <w:pPr>
+        <w:spacing w:after="140" w:line="300"/>
+        <w:jc w:val="both"/>
+      </w:pPr>
+      <w:r>
+        <w:t xml:space="preserve">Attack-defence theory should not be the main lens. The strongest theorist in this literature rejects it, no study here measures it, and the standard treatment of it is missing from the sources. Using it would mean defending a starting point the evidence does not provide. Costly signalling asks a smaller question the evidence can answer.</w:t>
       </w:r>
     </w:p>
     <w:p>
@@ -3068,16 +3206,16 @@
         <w:spacing w:after="140" w:before="240"/>
       </w:pPr>
       <w:r>
-        <w:t xml:space="preserve">5.1 Research design</w:t>
-      </w:r>
-    </w:p>
-    <w:p>
-      <w:pPr>
-        <w:spacing w:after="140" w:line="300"/>
-        <w:jc w:val="both"/>
-      </w:pPr>
-      <w:r>
-        <w:t xml:space="preserve">A theory-guided structured comparison of pre-positioning campaigns, combined with process tracing of how each campaign was interpreted by officials of the target state. The dependent variable is signal credibility rather than the balance itself.</w:t>
+        <w:t xml:space="preserve">5.1 Design</w:t>
+      </w:r>
+    </w:p>
+    <w:p>
+      <w:pPr>
+        <w:spacing w:after="140" w:line="300"/>
+        <w:jc w:val="both"/>
+      </w:pPr>
+      <w:r>
+        <w:t xml:space="preserve">A structured comparison of pre-positioning cases, guided by theory, together with a trace of how officials in the target state read each case. What is being explained is the credibility of the warning, not the balance itself.</w:t>
       </w:r>
     </w:p>
     <w:p>
@@ -3087,7 +3225,7 @@
         <w:spacing w:after="140" w:before="240"/>
       </w:pPr>
       <w:r>
-        <w:t xml:space="preserve">5.2 Case selection</w:t>
+        <w:t xml:space="preserve">5.2 Cases</w:t>
       </w:r>
     </w:p>
     <w:p>
@@ -3117,10 +3255,10 @@
         <w:tblLayout w:type="fixed"/>
       </w:tblPr>
       <w:tblGrid>
-        <w:gridCol w:w="3152"/>
-        <w:gridCol w:w="1296"/>
-        <w:gridCol w:w="2062"/>
-        <w:gridCol w:w="2850"/>
+        <w:gridCol w:w="3084"/>
+        <w:gridCol w:w="1364"/>
+        <w:gridCol w:w="2097"/>
+        <w:gridCol w:w="2815"/>
       </w:tblGrid>
       <w:tr>
         <w:trPr>
@@ -3129,7 +3267,7 @@
         </w:trPr>
         <w:tc>
           <w:tcPr>
-            <w:tcW w:type="dxa" w:w="3152"/>
+            <w:tcW w:type="dxa" w:w="3084"/>
             <w:shd w:fill="E8EDF2" w:color="auto" w:val="clear"/>
             <w:tcMar>
               <w:top w:type="dxa" w:w="50"/>
@@ -3156,7 +3294,7 @@
         </w:tc>
         <w:tc>
           <w:tcPr>
-            <w:tcW w:type="dxa" w:w="1296"/>
+            <w:tcW w:type="dxa" w:w="1364"/>
             <w:shd w:fill="E8EDF2" w:color="auto" w:val="clear"/>
             <w:tcMar>
               <w:top w:type="dxa" w:w="50"/>
@@ -3177,13 +3315,13 @@
                 <w:sz w:val="18"/>
                 <w:szCs w:val="18"/>
               </w:rPr>
-              <w:t xml:space="preserve">Pre-positioned</w:t>
-            </w:r>
-          </w:p>
-        </w:tc>
-        <w:tc>
-          <w:tcPr>
-            <w:tcW w:type="dxa" w:w="2062"/>
+              <w:t xml:space="preserve">Access established</w:t>
+            </w:r>
+          </w:p>
+        </w:tc>
+        <w:tc>
+          <w:tcPr>
+            <w:tcW w:type="dxa" w:w="2097"/>
             <w:shd w:fill="E8EDF2" w:color="auto" w:val="clear"/>
             <w:tcMar>
               <w:top w:type="dxa" w:w="50"/>
@@ -3210,7 +3348,7 @@
         </w:tc>
         <w:tc>
           <w:tcPr>
-            <w:tcW w:type="dxa" w:w="2850"/>
+            <w:tcW w:type="dxa" w:w="2815"/>
             <w:shd w:fill="E8EDF2" w:color="auto" w:val="clear"/>
             <w:tcMar>
               <w:top w:type="dxa" w:w="50"/>
@@ -3231,7 +3369,7 @@
                 <w:sz w:val="18"/>
                 <w:szCs w:val="18"/>
               </w:rPr>
-              <w:t xml:space="preserve">Outcome or response</w:t>
+              <w:t xml:space="preserve">Result or response</w:t>
             </w:r>
           </w:p>
         </w:tc>
@@ -3243,31 +3381,31 @@
         </w:trPr>
         <w:tc>
           <w:tcPr>
-            <w:tcW w:type="dxa" w:w="3152"/>
-            <w:tcMar>
-              <w:top w:type="dxa" w:w="50"/>
-              <w:left w:type="dxa" w:w="80"/>
-              <w:bottom w:type="dxa" w:w="50"/>
-              <w:right w:type="dxa" w:w="80"/>
-            </w:tcMar>
-          </w:tcPr>
-          <w:p>
-            <w:pPr>
-              <w:spacing w:after="15" w:before="15" w:line="240"/>
-              <w:jc w:val="left"/>
-            </w:pPr>
-            <w:r>
-              <w:rPr>
-                <w:sz w:val="18"/>
-                <w:szCs w:val="18"/>
-              </w:rPr>
-              <w:t xml:space="preserve">Russia against United States infrastructure, 2018 onwards</w:t>
-            </w:r>
-          </w:p>
-        </w:tc>
-        <w:tc>
-          <w:tcPr>
-            <w:tcW w:type="dxa" w:w="1296"/>
+            <w:tcW w:type="dxa" w:w="3084"/>
+            <w:tcMar>
+              <w:top w:type="dxa" w:w="50"/>
+              <w:left w:type="dxa" w:w="80"/>
+              <w:bottom w:type="dxa" w:w="50"/>
+              <w:right w:type="dxa" w:w="80"/>
+            </w:tcMar>
+          </w:tcPr>
+          <w:p>
+            <w:pPr>
+              <w:spacing w:after="15" w:before="15" w:line="240"/>
+              <w:jc w:val="left"/>
+            </w:pPr>
+            <w:r>
+              <w:rPr>
+                <w:sz w:val="18"/>
+                <w:szCs w:val="18"/>
+              </w:rPr>
+              <w:t xml:space="preserve">Russia in United States infrastructure, 2018 onwards</w:t>
+            </w:r>
+          </w:p>
+        </w:tc>
+        <w:tc>
+          <w:tcPr>
+            <w:tcW w:type="dxa" w:w="1364"/>
             <w:tcMar>
               <w:top w:type="dxa" w:w="50"/>
               <w:left w:type="dxa" w:w="80"/>
@@ -3291,7 +3429,7 @@
         </w:tc>
         <w:tc>
           <w:tcPr>
-            <w:tcW w:type="dxa" w:w="2062"/>
+            <w:tcW w:type="dxa" w:w="2097"/>
             <w:tcMar>
               <w:top w:type="dxa" w:w="50"/>
               <w:left w:type="dxa" w:w="80"/>
@@ -3315,25 +3453,25 @@
         </w:tc>
         <w:tc>
           <w:tcPr>
-            <w:tcW w:type="dxa" w:w="2850"/>
-            <w:tcMar>
-              <w:top w:type="dxa" w:w="50"/>
-              <w:left w:type="dxa" w:w="80"/>
-              <w:bottom w:type="dxa" w:w="50"/>
-              <w:right w:type="dxa" w:w="80"/>
-            </w:tcMar>
-          </w:tcPr>
-          <w:p>
-            <w:pPr>
-              <w:spacing w:after="15" w:before="15" w:line="240"/>
-              <w:jc w:val="left"/>
-            </w:pPr>
-            <w:r>
-              <w:rPr>
-                <w:sz w:val="18"/>
-                <w:szCs w:val="18"/>
-              </w:rPr>
-              <w:t xml:space="preserve">No response recorded</w:t>
+            <w:tcW w:type="dxa" w:w="2815"/>
+            <w:tcMar>
+              <w:top w:type="dxa" w:w="50"/>
+              <w:left w:type="dxa" w:w="80"/>
+              <w:bottom w:type="dxa" w:w="50"/>
+              <w:right w:type="dxa" w:w="80"/>
+            </w:tcMar>
+          </w:tcPr>
+          <w:p>
+            <w:pPr>
+              <w:spacing w:after="15" w:before="15" w:line="240"/>
+              <w:jc w:val="left"/>
+            </w:pPr>
+            <w:r>
+              <w:rPr>
+                <w:sz w:val="18"/>
+                <w:szCs w:val="18"/>
+              </w:rPr>
+              <w:t xml:space="preserve">Nothing recorded</w:t>
             </w:r>
           </w:p>
         </w:tc>
@@ -3345,7 +3483,7 @@
         </w:trPr>
         <w:tc>
           <w:tcPr>
-            <w:tcW w:type="dxa" w:w="3152"/>
+            <w:tcW w:type="dxa" w:w="3084"/>
             <w:tcMar>
               <w:top w:type="dxa" w:w="50"/>
               <w:left w:type="dxa" w:w="80"/>
@@ -3369,7 +3507,7 @@
         </w:tc>
         <w:tc>
           <w:tcPr>
-            <w:tcW w:type="dxa" w:w="1296"/>
+            <w:tcW w:type="dxa" w:w="1364"/>
             <w:tcMar>
               <w:top w:type="dxa" w:w="50"/>
               <w:left w:type="dxa" w:w="80"/>
@@ -3393,31 +3531,31 @@
         </w:tc>
         <w:tc>
           <w:tcPr>
-            <w:tcW w:type="dxa" w:w="2062"/>
-            <w:tcMar>
-              <w:top w:type="dxa" w:w="50"/>
-              <w:left w:type="dxa" w:w="80"/>
-              <w:bottom w:type="dxa" w:w="50"/>
-              <w:right w:type="dxa" w:w="80"/>
-            </w:tcMar>
-          </w:tcPr>
-          <w:p>
-            <w:pPr>
-              <w:spacing w:after="15" w:before="15" w:line="240"/>
-              <w:jc w:val="left"/>
-            </w:pPr>
-            <w:r>
-              <w:rPr>
-                <w:sz w:val="18"/>
-                <w:szCs w:val="18"/>
-              </w:rPr>
-              <w:t xml:space="preserve">No to date</w:t>
-            </w:r>
-          </w:p>
-        </w:tc>
-        <w:tc>
-          <w:tcPr>
-            <w:tcW w:type="dxa" w:w="2850"/>
+            <w:tcW w:type="dxa" w:w="2097"/>
+            <w:tcMar>
+              <w:top w:type="dxa" w:w="50"/>
+              <w:left w:type="dxa" w:w="80"/>
+              <w:bottom w:type="dxa" w:w="50"/>
+              <w:right w:type="dxa" w:w="80"/>
+            </w:tcMar>
+          </w:tcPr>
+          <w:p>
+            <w:pPr>
+              <w:spacing w:after="15" w:before="15" w:line="240"/>
+              <w:jc w:val="left"/>
+            </w:pPr>
+            <w:r>
+              <w:rPr>
+                <w:sz w:val="18"/>
+                <w:szCs w:val="18"/>
+              </w:rPr>
+              <w:t xml:space="preserve">Not so far</w:t>
+            </w:r>
+          </w:p>
+        </w:tc>
+        <w:tc>
+          <w:tcPr>
+            <w:tcW w:type="dxa" w:w="2815"/>
             <w:tcMar>
               <w:top w:type="dxa" w:w="50"/>
               <w:left w:type="dxa" w:w="80"/>
@@ -3447,31 +3585,31 @@
         </w:trPr>
         <w:tc>
           <w:tcPr>
-            <w:tcW w:type="dxa" w:w="3152"/>
-            <w:tcMar>
-              <w:top w:type="dxa" w:w="50"/>
-              <w:left w:type="dxa" w:w="80"/>
-              <w:bottom w:type="dxa" w:w="50"/>
-              <w:right w:type="dxa" w:w="80"/>
-            </w:tcMar>
-          </w:tcPr>
-          <w:p>
-            <w:pPr>
-              <w:spacing w:after="15" w:before="15" w:line="240"/>
-              <w:jc w:val="left"/>
-            </w:pPr>
-            <w:r>
-              <w:rPr>
-                <w:sz w:val="18"/>
-                <w:szCs w:val="18"/>
-              </w:rPr>
-              <w:t xml:space="preserve">Russia against Ukraine, 2021 to 2022</w:t>
-            </w:r>
-          </w:p>
-        </w:tc>
-        <w:tc>
-          <w:tcPr>
-            <w:tcW w:type="dxa" w:w="1296"/>
+            <w:tcW w:type="dxa" w:w="3084"/>
+            <w:tcMar>
+              <w:top w:type="dxa" w:w="50"/>
+              <w:left w:type="dxa" w:w="80"/>
+              <w:bottom w:type="dxa" w:w="50"/>
+              <w:right w:type="dxa" w:w="80"/>
+            </w:tcMar>
+          </w:tcPr>
+          <w:p>
+            <w:pPr>
+              <w:spacing w:after="15" w:before="15" w:line="240"/>
+              <w:jc w:val="left"/>
+            </w:pPr>
+            <w:r>
+              <w:rPr>
+                <w:sz w:val="18"/>
+                <w:szCs w:val="18"/>
+              </w:rPr>
+              <w:t xml:space="preserve">Russia in Ukraine, 2021 to 2022</w:t>
+            </w:r>
+          </w:p>
+        </w:tc>
+        <w:tc>
+          <w:tcPr>
+            <w:tcW w:type="dxa" w:w="1364"/>
             <w:tcMar>
               <w:top w:type="dxa" w:w="50"/>
               <w:left w:type="dxa" w:w="80"/>
@@ -3495,7 +3633,7 @@
         </w:tc>
         <w:tc>
           <w:tcPr>
-            <w:tcW w:type="dxa" w:w="2062"/>
+            <w:tcW w:type="dxa" w:w="2097"/>
             <w:tcMar>
               <w:top w:type="dxa" w:w="50"/>
               <w:left w:type="dxa" w:w="80"/>
@@ -3519,25 +3657,25 @@
         </w:tc>
         <w:tc>
           <w:tcPr>
-            <w:tcW w:type="dxa" w:w="2850"/>
-            <w:tcMar>
-              <w:top w:type="dxa" w:w="50"/>
-              <w:left w:type="dxa" w:w="80"/>
-              <w:bottom w:type="dxa" w:w="50"/>
-              <w:right w:type="dxa" w:w="80"/>
-            </w:tcMar>
-          </w:tcPr>
-          <w:p>
-            <w:pPr>
-              <w:spacing w:after="15" w:before="15" w:line="240"/>
-              <w:jc w:val="left"/>
-            </w:pPr>
-            <w:r>
-              <w:rPr>
-                <w:sz w:val="18"/>
-                <w:szCs w:val="18"/>
-              </w:rPr>
-              <w:t xml:space="preserve">Attempt defeated by defence</w:t>
+            <w:tcW w:type="dxa" w:w="2815"/>
+            <w:tcMar>
+              <w:top w:type="dxa" w:w="50"/>
+              <w:left w:type="dxa" w:w="80"/>
+              <w:bottom w:type="dxa" w:w="50"/>
+              <w:right w:type="dxa" w:w="80"/>
+            </w:tcMar>
+          </w:tcPr>
+          <w:p>
+            <w:pPr>
+              <w:spacing w:after="15" w:before="15" w:line="240"/>
+              <w:jc w:val="left"/>
+            </w:pPr>
+            <w:r>
+              <w:rPr>
+                <w:sz w:val="18"/>
+                <w:szCs w:val="18"/>
+              </w:rPr>
+              <w:t xml:space="preserve">Attack stopped by defenders</w:t>
             </w:r>
           </w:p>
         </w:tc>
@@ -3557,7 +3695,7 @@
         <w:jc w:val="both"/>
       </w:pPr>
       <w:r>
-        <w:t xml:space="preserve">The Russian case of 2018, reported by Codreanu (2025) from Lonergan and Poznansky (2025), supplies the negative instance. The Ukrainian case, reported by Willett (2022), supplies the only conversion to attack. Comparisons within the same family are available in the Flax, Salt and Silk Typhoon campaigns identified by Singh, Jash and Nanjappa (2025). Estonia in 2007 offers a control case of threshold discovery by probing rather than by presence.</w:t>
+        <w:t xml:space="preserve">The Russian case of 2018, reported by Codreanu (2025) from Lonergan and Poznansky (2025), gives the case where nothing happened. The Ukrainian case, from Willett (2022), gives the only case where access became attack. Further comparisons are available in the Flax, Salt and Silk Typhoon campaigns named by Singh, Jash, and Nanjappa (2025). Estonia in 2007 offers a contrast, since there the learning came from testing rather than from hiding.</w:t>
       </w:r>
     </w:p>
     <w:p>
@@ -3567,16 +3705,16 @@
         <w:spacing w:after="140" w:before="240"/>
       </w:pPr>
       <w:r>
-        <w:t xml:space="preserve">5.3 Data sources</w:t>
-      </w:r>
-    </w:p>
-    <w:p>
-      <w:pPr>
-        <w:spacing w:after="140" w:line="300"/>
-        <w:jc w:val="both"/>
-      </w:pPr>
-      <w:r>
-        <w:t xml:space="preserve">The European Repository of Cyber Incidents, compiled by Zettl-Schabath et al. (2025) and used by Baram (2026), supplies a structured incident base and removes the need to construct one. This is supplemented by official attribution statements and advisories. Commercial threat reports are treated as interested evidence rather than as neutral fact, a caution the literature itself warrants given the uncritical use of vendor trend data by Butt and Ulina (2026).</w:t>
+        <w:t xml:space="preserve">5.3 Sources of data</w:t>
+      </w:r>
+    </w:p>
+    <w:p>
+      <w:pPr>
+        <w:spacing w:after="140" w:line="300"/>
+        <w:jc w:val="both"/>
+      </w:pPr>
+      <w:r>
+        <w:t xml:space="preserve">The European Repository of Cyber Incidents, compiled by Zettl-Schabath and colleagues (2025) and used by Baram (2026), provides a ready-made set of coded incidents. To this can be added official statements and advisories. Reports from security companies are treated as interested evidence rather than neutral fact, a caution this literature earns given how Butt and Ulina (2026) use vendor figures without question.</w:t>
       </w:r>
     </w:p>
     <w:p>
@@ -3586,43 +3724,43 @@
         <w:spacing w:after="140" w:before="240"/>
       </w:pPr>
       <w:r>
-        <w:t xml:space="preserve">5.4 Analytical framework</w:t>
-      </w:r>
-    </w:p>
-    <w:p>
-      <w:pPr>
-        <w:spacing w:after="140" w:line="300"/>
-        <w:jc w:val="both"/>
-      </w:pPr>
-      <w:r>
-        <w:t xml:space="preserve">Coding proceeds on two levels, following the design used by Baram (2026), in which typology construction precedes case coding.</w:t>
-      </w:r>
-    </w:p>
-    <w:p>
-      <w:pPr>
-        <w:spacing w:after="140" w:line="300"/>
-        <w:jc w:val="both"/>
-      </w:pPr>
-      <w:r>
-        <w:t xml:space="preserve">At the level of the act, each campaign is coded on four dimensions: intelligence yield and operational leverage, following Guttieri (2025); estimated persistence cost, proxied by dwell time, tradecraft and degree of automation; and target contingency specificity, meaning whether the value of the compromised node is tied to a named contingency, as with Guam and a Taiwan scenario (Dimitrov and Andreev, 2025), or is generic.</w:t>
-      </w:r>
-    </w:p>
-    <w:p>
-      <w:pPr>
-        <w:spacing w:after="140" w:line="300"/>
-        <w:jc w:val="both"/>
-      </w:pPr>
-      <w:r>
-        <w:t xml:space="preserve">At the level of the response, the reaction of the target state is coded using the four modes of jointness set out by Baram (2026), which distinguish technical from diplomatic action.</w:t>
-      </w:r>
-    </w:p>
-    <w:p>
-      <w:pPr>
-        <w:spacing w:after="140" w:line="300"/>
-        <w:jc w:val="both"/>
-      </w:pPr>
-      <w:r>
-        <w:t xml:space="preserve">The dependent variable is the distance between the two levels, that is, whether an act coded as high leverage and low intelligence yield draws a correspondingly political response or is directed to network defenders.</w:t>
+        <w:t xml:space="preserve">5.4 How cases are coded</w:t>
+      </w:r>
+    </w:p>
+    <w:p>
+      <w:pPr>
+        <w:spacing w:after="140" w:line="300"/>
+        <w:jc w:val="both"/>
+      </w:pPr>
+      <w:r>
+        <w:t xml:space="preserve">Coding happens at two levels, following the pattern Baram (2026) used, where a typology is built first and cases are sorted into it afterwards.</w:t>
+      </w:r>
+    </w:p>
+    <w:p>
+      <w:pPr>
+        <w:spacing w:after="140" w:line="300"/>
+        <w:jc w:val="both"/>
+      </w:pPr>
+      <w:r>
+        <w:t xml:space="preserve">At the level of the act, each campaign is scored on four things: how much intelligence the access yields and how much power it would confer, following Guttieri (2025); how expensive the access is to maintain, estimated from how long it went unnoticed, how skilled the tradecraft was, and how much was automated; and whether the target matters for one named scenario, as Guam does for Taiwan (Dimitrov and Andreev 2025), or is simply general infrastructure.</w:t>
+      </w:r>
+    </w:p>
+    <w:p>
+      <w:pPr>
+        <w:spacing w:after="140" w:line="300"/>
+        <w:jc w:val="both"/>
+      </w:pPr>
+      <w:r>
+        <w:t xml:space="preserve">At the level of the response, what the target government did is sorted using Baram's four types, which separate technical answers from political ones.</w:t>
+      </w:r>
+    </w:p>
+    <w:p>
+      <w:pPr>
+        <w:spacing w:after="140" w:line="300"/>
+        <w:jc w:val="both"/>
+      </w:pPr>
+      <w:r>
+        <w:t xml:space="preserve">What is being explained is the distance between the two levels. Does an act that scores high on power and low on intelligence draw a political response, or does it get handed to network defenders?</w:t>
       </w:r>
     </w:p>
     <w:p>
@@ -3632,16 +3770,16 @@
         <w:spacing w:after="140" w:before="240"/>
       </w:pPr>
       <w:r>
-        <w:t xml:space="preserve">5.5 Discriminating between the hypotheses</w:t>
-      </w:r>
-    </w:p>
-    <w:p>
-      <w:pPr>
-        <w:spacing w:after="140" w:line="300"/>
-        <w:jc w:val="both"/>
-      </w:pPr>
-      <w:r>
-        <w:t xml:space="preserve">The first hypothesis predicts that the distance between interpretation and response widens over time as persistence cost falls. The second predicts that the distance is constant and tracks threshold calibration rather than cost. Coding response mode against estimated persistence cost across the case set distinguishes them.</w:t>
+        <w:t xml:space="preserve">5.5 Telling the two explanations apart</w:t>
+      </w:r>
+    </w:p>
+    <w:p>
+      <w:pPr>
+        <w:spacing w:after="140" w:line="300"/>
+        <w:jc w:val="both"/>
+      </w:pPr>
+      <w:r>
+        <w:t xml:space="preserve">The first explanation predicts that the distance grows over time as holding access becomes cheaper. The second predicts that the distance stays the same and tracks how carefully the operation was tuned to stay below the response line. Scoring response type against estimated cost across the cases separates them.</w:t>
       </w:r>
     </w:p>
     <w:p>
@@ -3651,16 +3789,16 @@
         <w:spacing w:after="140" w:before="240"/>
       </w:pPr>
       <w:r>
-        <w:t xml:space="preserve">5.6 Limitations</w:t>
-      </w:r>
-    </w:p>
-    <w:p>
-      <w:pPr>
-        <w:spacing w:after="140" w:line="300"/>
-        <w:jc w:val="both"/>
-      </w:pPr>
-      <w:r>
-        <w:t xml:space="preserve">Persistence cost cannot be observed directly and must be proxied. Adversary intent is inaccessible. The literature is oriented toward the United States and contains no Chinese-language sources. Claims about the pace of autonomy rest on a small number of sources and will require supplementary material, principally benchmark results. The case set is small, which supports structured comparison but not statistical inference.</w:t>
+        <w:t xml:space="preserve">5.6 Limits</w:t>
+      </w:r>
+    </w:p>
+    <w:p>
+      <w:pPr>
+        <w:spacing w:after="140" w:line="300"/>
+        <w:jc w:val="both"/>
+      </w:pPr>
+      <w:r>
+        <w:t xml:space="preserve">The cost of holding access cannot be seen directly and has to be estimated. What the attacker intended cannot be known. The sources lean towards the United States and include no Chinese-language material. Claims about the speed of autonomy rest on few sources and will need benchmark data added. The number of cases is small, which supports comparison but not statistics.</w:t>
       </w:r>
     </w:p>
     <w:p>
@@ -3681,7 +3819,7 @@
         <w:spacing w:after="140" w:before="360"/>
       </w:pPr>
       <w:r>
-        <w:t xml:space="preserve">6. Findings from the Literature</w:t>
+        <w:t xml:space="preserve">6. What the Literature Shows</w:t>
       </w:r>
     </w:p>
     <w:p>
@@ -3691,16 +3829,16 @@
         <w:spacing w:after="140" w:before="240"/>
       </w:pPr>
       <w:r>
-        <w:t xml:space="preserve">6.1 Established</w:t>
-      </w:r>
-    </w:p>
-    <w:p>
-      <w:pPr>
-        <w:spacing w:after="140" w:line="300"/>
-        <w:jc w:val="both"/>
-      </w:pPr>
-      <w:r>
-        <w:t xml:space="preserve">Cyber competition is continuous rather than episodic (Guttieri, 2025; Sullivan, 2025). Critical infrastructure is the contested object. Pre-positioning in United States infrastructure occurred and was officially attributed (Guttieri, 2025; Codreanu, 2025; Baram, 2026). Defensive automation is being developed and deployed (Yigit et al., 2025; Kabir et al., 2026).</w:t>
+        <w:t xml:space="preserve">6.1 Settled</w:t>
+      </w:r>
+    </w:p>
+    <w:p>
+      <w:pPr>
+        <w:spacing w:after="140" w:line="300"/>
+        <w:jc w:val="both"/>
+      </w:pPr>
+      <w:r>
+        <w:t xml:space="preserve">Cyber competition is continuous, not a series of separate incidents (Guttieri 2025; Sullivan 2025). Infrastructure is the target. Foreign access to American infrastructure happened and was publicly attributed (Guttieri 2025; Codreanu 2025; Baram 2026). Automatic defence tools are being built and deployed (Yigit et al. 2025; Kabir et al. 2026).</w:t>
       </w:r>
     </w:p>
     <w:p>
@@ -3710,16 +3848,16 @@
         <w:spacing w:after="140" w:before="240"/>
       </w:pPr>
       <w:r>
-        <w:t xml:space="preserve">6.2 Contested</w:t>
-      </w:r>
-    </w:p>
-    <w:p>
-      <w:pPr>
-        <w:spacing w:after="140" w:line="300"/>
-        <w:jc w:val="both"/>
-      </w:pPr>
-      <w:r>
-        <w:t xml:space="preserve">Whether offence-defence theory applies to cyberspace, with Maschmeyer (2023) against. The direction of the balance, with Butt and Ulina (2026) for offence, and Lindsay via Pokorny (2026) together with Willett (2022) for defence. Whether pre-positioning communicates intent, with Dimitrov and Andreev (2025) for and Braccia (2025) against. Whether cyber operations are cheap, with Sullivan (2025) and Guttieri (2025) in tension.</w:t>
+        <w:t xml:space="preserve">6.2 Disputed</w:t>
+      </w:r>
+    </w:p>
+    <w:p>
+      <w:pPr>
+        <w:spacing w:after="140" w:line="300"/>
+        <w:jc w:val="both"/>
+      </w:pPr>
+      <w:r>
+        <w:t xml:space="preserve">Whether attack-defence theory applies to cyberspace, with Maschmeyer (2023) against. Which side holds the advantage, with Butt and Ulina (2026) for attackers, and Lindsay through Pokorny (2026) and Willett (2022) for defenders. Whether pre-positioning carries a message, with Dimitrov and Andreev (2025) for and Braccia (2025) against. Whether these operations are cheap, with Sullivan (2025) and Guttieri (2025) at odds.</w:t>
       </w:r>
     </w:p>
     <w:p>
@@ -3738,7 +3876,7 @@
         <w:jc w:val="both"/>
       </w:pPr>
       <w:r>
-        <w:t xml:space="preserve">Artificial intelligence assisted offensive tooling at the level of task support (Butt and Ulina, 2026). Resilience reframed as an operational capability rather than an information technology function (Guttieri, 2025). Attribution understood as an instrument of signalling in its own right (Baram, 2026; Sullivan, 2025).</w:t>
+        <w:t xml:space="preserve">AI helping with attack tasks, though not yet running attacks (Butt and Ulina 2026). Resilience recast as a fighting capability rather than an IT function (Guttieri 2025). Public blame understood as a form of signalling in its own right (Baram 2026; Sullivan 2025).</w:t>
       </w:r>
     </w:p>
     <w:p>
@@ -3748,25 +3886,25 @@
         <w:spacing w:after="140" w:before="240"/>
       </w:pPr>
       <w:r>
-        <w:t xml:space="preserve">6.4 Insufficient evidence</w:t>
-      </w:r>
-    </w:p>
-    <w:p>
-      <w:pPr>
-        <w:spacing w:after="140" w:line="300"/>
-        <w:jc w:val="both"/>
-      </w:pPr>
-      <w:r>
-        <w:t xml:space="preserve">The rate at which autonomy diffuses. Any measurement of the offence-defence balance. The cost structure of persistent access. Adversary intent behind pre-positioning. Chinese doctrinal reasoning.</w:t>
-      </w:r>
-    </w:p>
-    <w:p>
-      <w:pPr>
-        <w:spacing w:after="140" w:line="300"/>
-        <w:jc w:val="both"/>
-      </w:pPr>
-      <w:r>
-        <w:t xml:space="preserve">One absence constrains the whole field. Pre-positioning has twice been followed by prolonged non-use and once by a defeated attempt. There is no case of pre-positioning followed by successful strategic effect. Every inference in this literature about what pre-positioning portends therefore rests on no positive instances.</w:t>
+        <w:t xml:space="preserve">6.4 Unknown</w:t>
+      </w:r>
+    </w:p>
+    <w:p>
+      <w:pPr>
+        <w:spacing w:after="140" w:line="300"/>
+        <w:jc w:val="both"/>
+      </w:pPr>
+      <w:r>
+        <w:t xml:space="preserve">How fast autonomy spreads. Any measurement of the balance. What holding access actually costs. What the intruders intend. How Chinese planners think.</w:t>
+      </w:r>
+    </w:p>
+    <w:p>
+      <w:pPr>
+        <w:spacing w:after="140" w:line="300"/>
+        <w:jc w:val="both"/>
+      </w:pPr>
+      <w:r>
+        <w:t xml:space="preserve">One absence shapes the whole field. Pre-positioning has twice led to years of nothing and once to an attack that failed. There is no case where it led to a successful strategic result. Everything this literature says about what pre-positioning means therefore rests on no successful examples.</w:t>
       </w:r>
     </w:p>
     <w:p>
@@ -3776,43 +3914,43 @@
         <w:spacing w:after="140" w:before="240"/>
       </w:pPr>
       <w:r>
-        <w:t xml:space="preserve">6.5 Implications for strategy and policy</w:t>
-      </w:r>
-    </w:p>
-    <w:p>
-      <w:pPr>
-        <w:spacing w:after="140" w:line="300"/>
-        <w:jc w:val="both"/>
-      </w:pPr>
-      <w:r>
-        <w:t xml:space="preserve">Two risks follow, running in opposite directions, and the evidence supports both.</w:t>
-      </w:r>
-    </w:p>
-    <w:p>
-      <w:pPr>
-        <w:spacing w:after="140" w:line="300"/>
-        <w:jc w:val="both"/>
-      </w:pPr>
-      <w:r>
-        <w:t xml:space="preserve">Under the first hypothesis, if Guttieri's rule is the operative heuristic of doctrine and autonomy erodes its cost premise, the risk is misattributed intent at scale, meaning automated persistence read as deliberate warning. Given the interdependence of cyber, space and nuclear systems that Guttieri describes, such a misreading is escalatory.</w:t>
-      </w:r>
-    </w:p>
-    <w:p>
-      <w:pPr>
-        <w:spacing w:after="140" w:line="300"/>
-        <w:jc w:val="both"/>
-      </w:pPr>
-      <w:r>
-        <w:t xml:space="preserve">Under the second hypothesis, the risk runs the other way. If pre-positioning is calibrated to remain below the threshold of response, and states duly answer with technical advisories, then genuine preparation is being processed as a matter of network defence. The risk is failure of warning, and the difference in response between Volt Typhoon and Salt Typhoon suggests it may already be occurring.</w:t>
-      </w:r>
-    </w:p>
-    <w:p>
-      <w:pPr>
-        <w:spacing w:after="140" w:line="300"/>
-        <w:jc w:val="both"/>
-      </w:pPr>
-      <w:r>
-        <w:t xml:space="preserve">These are not alternatives to choose between. They are the two ways in which a degraded signal fails. Degradation of the signal, rather than dominance of offence, is the mechanism by which autonomy would destabilise, and this is the reframing the literature can support.</w:t>
+        <w:t xml:space="preserve">6.5 What follows for strategy and policy</w:t>
+      </w:r>
+    </w:p>
+    <w:p>
+      <w:pPr>
+        <w:spacing w:after="140" w:line="300"/>
+        <w:jc w:val="both"/>
+      </w:pPr>
+      <w:r>
+        <w:t xml:space="preserve">Two dangers follow, pointing in opposite directions, and the evidence supports both.</w:t>
+      </w:r>
+    </w:p>
+    <w:p>
+      <w:pPr>
+        <w:spacing w:after="140" w:line="300"/>
+        <w:jc w:val="both"/>
+      </w:pPr>
+      <w:r>
+        <w:t xml:space="preserve">If the first explanation is right, and Guttieri's rule is what governments actually use, then autonomy is eroding the assumption underneath it. Governments would then read automatic, routine access as deliberate warning. Given how tangled cyber, space and nuclear systems are, that mistake pushes towards escalation.</w:t>
+      </w:r>
+    </w:p>
+    <w:p>
+      <w:pPr>
+        <w:spacing w:after="140" w:line="300"/>
+        <w:jc w:val="both"/>
+      </w:pPr>
+      <w:r>
+        <w:t xml:space="preserve">If the second explanation is right, the danger runs the other way. Operations tuned to stay quiet get quiet answers. Real preparation gets handed to network defenders and treated as a maintenance problem. The danger is not overreaction but missed warning, and the difference between how Volt Typhoon and Salt Typhoon were answered suggests this may already be happening.</w:t>
+      </w:r>
+    </w:p>
+    <w:p>
+      <w:pPr>
+        <w:spacing w:after="140" w:line="300"/>
+        <w:jc w:val="both"/>
+      </w:pPr>
+      <w:r>
+        <w:t xml:space="preserve">These are not two options to choose between. They are the two ways a weak signal fails. What makes autonomy dangerous is the weakening of the signal, not any advantage it gives attackers, and that is a claim this literature can actually support.</w:t>
       </w:r>
     </w:p>
     <w:p>
@@ -3833,7 +3971,7 @@
         <w:spacing w:after="140" w:before="360"/>
       </w:pPr>
       <w:r>
-        <w:t xml:space="preserve">7. Research Contribution</w:t>
+        <w:t xml:space="preserve">7. Contribution</w:t>
       </w:r>
     </w:p>
     <w:p>
@@ -3843,43 +3981,43 @@
         <w:spacing w:after="140" w:before="240"/>
       </w:pPr>
       <w:r>
-        <w:t xml:space="preserve">7.1 Contribution to scholarship</w:t>
-      </w:r>
-    </w:p>
-    <w:p>
-      <w:pPr>
-        <w:spacing w:after="140" w:line="300"/>
-        <w:jc w:val="both"/>
-      </w:pPr>
-      <w:r>
-        <w:t xml:space="preserve">The study examines an intersection the literature has named but not investigated. Melella (n.d.) proposes examining how emerging technologies affect the offence-defence balance and then examines coordination. Fifteen of the sixteen works reviewed sustain the separation from both sides, since those that theorise strategy do not discuss artificial intelligence and those that examine artificial intelligence do not discuss deterrence, signalling or the balance.</w:t>
-      </w:r>
-    </w:p>
-    <w:p>
-      <w:pPr>
-        <w:spacing w:after="140" w:line="300"/>
-        <w:jc w:val="both"/>
-      </w:pPr>
-      <w:r>
-        <w:t xml:space="preserve">The study identifies and examines the cost premise in the leading account of pre-positioning as signal, a premise Guttieri (2025) states without examining and Sullivan (2025) contradicts from within the same journal issue.</w:t>
-      </w:r>
-    </w:p>
-    <w:p>
-      <w:pPr>
-        <w:spacing w:after="140" w:line="300"/>
-        <w:jc w:val="both"/>
-      </w:pPr>
-      <w:r>
-        <w:t xml:space="preserve">It reconciles a discrepancy between interpretation and response. Guttieri establishes that pre-positioning reads as preparation for conflict. Baram (2026) demonstrates that states do not respond as though it does. The difference between the responses to Volt Typhoon and Salt Typhoon sharpens the point. No existing work joins these findings.</w:t>
-      </w:r>
-    </w:p>
-    <w:p>
-      <w:pPr>
-        <w:spacing w:after="140" w:line="300"/>
-        <w:jc w:val="both"/>
-      </w:pPr>
-      <w:r>
-        <w:t xml:space="preserve">It records an evidentiary fact the field has not confronted, namely that no documented case exists of pre-positioning followed by successful strategic effect.</w:t>
+        <w:t xml:space="preserve">7.1 To scholarship</w:t>
+      </w:r>
+    </w:p>
+    <w:p>
+      <w:pPr>
+        <w:spacing w:after="140" w:line="300"/>
+        <w:jc w:val="both"/>
+      </w:pPr>
+      <w:r>
+        <w:t xml:space="preserve">The study takes up a subject the field has named without studying. Melella (n.d.) proposes looking at how new technology affects the balance, then looks at coordination. Fifteen of the sixteen studies keep the two halves apart, since those writing about strategy do not discuss artificial intelligence and those writing about artificial intelligence do not discuss deterrence, warning or the balance.</w:t>
+      </w:r>
+    </w:p>
+    <w:p>
+      <w:pPr>
+        <w:spacing w:after="140" w:line="300"/>
+        <w:jc w:val="both"/>
+      </w:pPr>
+      <w:r>
+        <w:t xml:space="preserve">The study examines the assumption about cost sitting underneath the leading account of pre-positioning as warning, an assumption Guttieri (2025) states without examining and Sullivan (2025) contradicts in the same issue of the same journal.</w:t>
+      </w:r>
+    </w:p>
+    <w:p>
+      <w:pPr>
+        <w:spacing w:after="140" w:line="300"/>
+        <w:jc w:val="both"/>
+      </w:pPr>
+      <w:r>
+        <w:t xml:space="preserve">It also reconciles a mismatch nobody has noticed. Guttieri shows that pre-positioning reads as preparation for war. Baram (2026) shows that governments do not act as if it does. The gap between how Volt Typhoon and Salt Typhoon were answered makes the point sharper.</w:t>
+      </w:r>
+    </w:p>
+    <w:p>
+      <w:pPr>
+        <w:spacing w:after="140" w:line="300"/>
+        <w:jc w:val="both"/>
+      </w:pPr>
+      <w:r>
+        <w:t xml:space="preserve">And it records a fact the field has not faced, which is that no case exists where pre-positioning produced a successful strategic result.</w:t>
       </w:r>
     </w:p>
     <w:p>
@@ -3889,16 +4027,16 @@
         <w:spacing w:after="140" w:before="240"/>
       </w:pPr>
       <w:r>
-        <w:t xml:space="preserve">7.2 Academic significance</w:t>
-      </w:r>
-    </w:p>
-    <w:p>
-      <w:pPr>
-        <w:spacing w:after="140" w:line="300"/>
-        <w:jc w:val="both"/>
-      </w:pPr>
-      <w:r>
-        <w:t xml:space="preserve">The study reframes the offence-defence question in terms the literature can sustain. Rather than asking whether autonomy favours attack or defence, which the literature offers no means of measuring, it asks what autonomy does to the information content of observable acts. That question can be answered.</w:t>
+        <w:t xml:space="preserve">7.2 Why it matters academically</w:t>
+      </w:r>
+    </w:p>
+    <w:p>
+      <w:pPr>
+        <w:spacing w:after="140" w:line="300"/>
+        <w:jc w:val="both"/>
+      </w:pPr>
+      <w:r>
+        <w:t xml:space="preserve">The study asks the attack-defence question in a form the literature can actually handle. Instead of asking whether autonomy helps attackers, which nobody can measure, it asks what autonomy does to the information carried by acts we can observe. That question has an answer.</w:t>
       </w:r>
     </w:p>
     <w:p>
@@ -3908,16 +4046,16 @@
         <w:spacing w:after="140" w:before="240"/>
       </w:pPr>
       <w:r>
-        <w:t xml:space="preserve">7.3 Significance for policymakers and planners</w:t>
-      </w:r>
-    </w:p>
-    <w:p>
-      <w:pPr>
-        <w:spacing w:after="140" w:line="300"/>
-        <w:jc w:val="both"/>
-      </w:pPr>
-      <w:r>
-        <w:t xml:space="preserve">Doctrine treats infrastructure pre-positioning as strategic warning. The two hypotheses carry opposite policy implications and both are live. Distinguishing them determines whether the appropriate correction is restraint in response or escalation of it. Given that limited cyber effects can, in Guttieri's account, escalate tensions beyond their intended scope, the cost of choosing wrongly is high.</w:t>
+        <w:t xml:space="preserve">7.3 Why it matters for policymakers and planners</w:t>
+      </w:r>
+    </w:p>
+    <w:p>
+      <w:pPr>
+        <w:spacing w:after="140" w:line="300"/>
+        <w:jc w:val="both"/>
+      </w:pPr>
+      <w:r>
+        <w:t xml:space="preserve">Governments treat foreign implants in infrastructure as a warning. The two explanations point to opposite corrections. Telling them apart decides whether governments should respond less or respond more. Since limited cyber effects can, on Guttieri's account, spread far beyond what anyone intended, getting this wrong is expensive.</w:t>
       </w:r>
     </w:p>
     <w:p>
@@ -3947,34 +4085,34 @@
         <w:jc w:val="both"/>
       </w:pPr>
       <w:r>
-        <w:t xml:space="preserve">The strategic meaning of cyber pre-positioning rests on an assumption about cost that the literature states without examining. Persistent access is read as preparation for conflict because remaining undetected is held to be expensive. Machine autonomy bears directly on that assumption, and no study has asked how.</w:t>
-      </w:r>
-    </w:p>
-    <w:p>
-      <w:pPr>
-        <w:spacing w:after="140" w:line="300"/>
-        <w:jc w:val="both"/>
-      </w:pPr>
-      <w:r>
-        <w:t xml:space="preserve">The evidence assembled here suggests the problem is more fundamental than the erosion of a working signal. Pre-positioning already performs poorly as a signal. It fails to reach political decision-makers, it is denied by the state to which it is attributed, and it draws a technical response where a graver reading would require a political one. The one case in which response has been coded systematically produced no sanctions, while a lesser campaign by the same adversary in the same period produced them.</w:t>
-      </w:r>
-    </w:p>
-    <w:p>
-      <w:pPr>
-        <w:spacing w:after="140" w:line="300"/>
-        <w:jc w:val="both"/>
-      </w:pPr>
-      <w:r>
-        <w:t xml:space="preserve">Whether autonomy degrades a channel that once carried information, or increases the rate at which options are acquired through a channel that never carried any, is the open question. This paper does not settle it. It establishes that the question is answerable, specifies the two explanations that contend, and proposes a design capable of separating them.</w:t>
-      </w:r>
-    </w:p>
-    <w:p>
-      <w:pPr>
-        <w:spacing w:after="140" w:line="300"/>
-        <w:jc w:val="both"/>
-      </w:pPr>
-      <w:r>
-        <w:t xml:space="preserve">The stakes are not academic. If states read automated persistence as deliberate warning, they may escalate against activity that carries no message. If they continue to treat genuine preparation as a matter for network defenders, they may fail to answer activity that does. Both errors follow from the same weakness in the signal, and neither can be corrected without first establishing whether the signal exists.</w:t>
+        <w:t xml:space="preserve">The meaning we give to foreign implants in critical infrastructure rests on an assumption about cost that the literature states without examining. We read persistent access as preparation for war because staying hidden is supposed to be hard. Machine autonomy bears directly on that assumption, and nobody has asked how.</w:t>
+      </w:r>
+    </w:p>
+    <w:p>
+      <w:pPr>
+        <w:spacing w:after="140" w:line="300"/>
+        <w:jc w:val="both"/>
+      </w:pPr>
+      <w:r>
+        <w:t xml:space="preserve">The evidence gathered here suggests the trouble runs deeper than a warning system being worn away. Pre-positioning already works poorly as a warning. It does not reach the people who decide. The state accused of it denies it. And it draws a technical answer where a serious reading would demand a political one. In the one case anyone has coded properly, it produced no punishment at all, while a lesser campaign by the same country in the same period did.</w:t>
+      </w:r>
+    </w:p>
+    <w:p>
+      <w:pPr>
+        <w:spacing w:after="140" w:line="300"/>
+        <w:jc w:val="both"/>
+      </w:pPr>
+      <w:r>
+        <w:t xml:space="preserve">Whether autonomy is eroding a channel that once carried meaning, or simply speeding up the collection of options through a channel that never carried any, remains open. This paper does not settle it. It shows the question can be answered, sets out the two explanations that compete, and offers a design capable of separating them.</w:t>
+      </w:r>
+    </w:p>
+    <w:p>
+      <w:pPr>
+        <w:spacing w:after="140" w:line="300"/>
+        <w:jc w:val="both"/>
+      </w:pPr>
+      <w:r>
+        <w:t xml:space="preserve">The stakes are practical. If governments read automatic, routine access as deliberate warning, they may punish activity that means nothing. If they keep treating real preparation as a job for network defenders, they may miss activity that means a great deal. Both mistakes come from the same weakness in the signal, and neither can be fixed until we know whether the signal is there at all.</w:t>
       </w:r>
     </w:p>
     <w:p>
@@ -4004,7 +4142,7 @@
         <w:jc w:val="both"/>
       </w:pPr>
       <w:r>
-        <w:t xml:space="preserve">Baram, G. (2026). Re-ordering accountability: The significance of joint public attribution in a fragmented cyberspace. </w:t>
+        <w:t xml:space="preserve">Baram, Gil. 2026. "Re-ordering Accountability: The Significance of Joint Public Attribution in a Fragmented Cyberspace." </w:t>
       </w:r>
       <w:r>
         <w:rPr>
@@ -4014,73 +4152,63 @@
         <w:t xml:space="preserve">Contemporary Security Policy</w:t>
       </w:r>
       <w:r>
-        <w:t xml:space="preserve">. Advance online publication. https://doi.org/10.1080/13523260.2026.2662220</w:t>
-      </w:r>
-    </w:p>
-    <w:p>
-      <w:pPr>
-        <w:spacing w:after="140" w:line="300"/>
-        <w:jc w:val="both"/>
-      </w:pPr>
-      <w:r>
-        <w:t xml:space="preserve">Braccia, C. (2025). </w:t>
+        <w:t xml:space="preserve">. Advance online publication. https://doi.org/10.1080/13523260.2026.2662220.</w:t>
+      </w:r>
+    </w:p>
+    <w:p>
+      <w:pPr>
+        <w:spacing w:after="140" w:line="300"/>
+        <w:jc w:val="both"/>
+      </w:pPr>
+      <w:r>
+        <w:t xml:space="preserve">Braccia, Christopher. 2025. "From Vietnam to Volt Typhoon: How the PRC Refined Grey Zone Cyber Tactics before Targeting the West." Preprint, Authorea, July 30. https://doi.org/10.22541/au.175390612.20874865/v1.</w:t>
+      </w:r>
+    </w:p>
+    <w:p>
+      <w:pPr>
+        <w:spacing w:after="140" w:line="300"/>
+        <w:jc w:val="both"/>
+      </w:pPr>
+      <w:r>
+        <w:t xml:space="preserve">Butt, Muhammad Saqib, and Ninta Sri Ulina. 2026. "Cyber Warfare in the AI Era: Emerging Attack Trends, Defensive Strategies and Policy Challenges, 2022-2026." </w:t>
       </w:r>
       <w:r>
         <w:rPr>
           <w:i/>
           <w:iCs/>
         </w:rPr>
-        <w:t xml:space="preserve">From Vietnam to Volt Typhoon: How the PRC refined grey zone cyber tactics before targeting the West</w:t>
-      </w:r>
-      <w:r>
-        <w:t xml:space="preserve"> [Preprint]. Authorea. https://doi.org/10.22541/au.175390612.20874865/v1</w:t>
-      </w:r>
-    </w:p>
-    <w:p>
-      <w:pPr>
-        <w:spacing w:after="140" w:line="300"/>
-        <w:jc w:val="both"/>
-      </w:pPr>
-      <w:r>
-        <w:t xml:space="preserve">Butt, M. S., &amp; Ulina, N. S. (2026). Cyber warfare in the AI era: Emerging attack trends, defensive strategies and policy challenges, 2022-2026. </w:t>
+        <w:t xml:space="preserve">The Critical Review of Social Sciences Studies</w:t>
+      </w:r>
+      <w:r>
+        <w:t xml:space="preserve"> 4 (1): 6176-92. https://thecrsss.com/index.php/Journal/about.</w:t>
+      </w:r>
+    </w:p>
+    <w:p>
+      <w:pPr>
+        <w:spacing w:after="140" w:line="300"/>
+        <w:jc w:val="both"/>
+      </w:pPr>
+      <w:r>
+        <w:t xml:space="preserve">Codreanu, Claudiu. 2025. </w:t>
       </w:r>
       <w:r>
         <w:rPr>
           <w:i/>
           <w:iCs/>
         </w:rPr>
-        <w:t xml:space="preserve">The Critical Review of Social Sciences Studies, 4</w:t>
-      </w:r>
-      <w:r>
-        <w:t xml:space="preserve">(1), 6176-6192.</w:t>
-      </w:r>
-    </w:p>
-    <w:p>
-      <w:pPr>
-        <w:spacing w:after="140" w:line="300"/>
-        <w:jc w:val="both"/>
-      </w:pPr>
-      <w:r>
-        <w:t xml:space="preserve">Codreanu, C. (2025). </w:t>
-      </w:r>
-      <w:r>
-        <w:rPr>
-          <w:i/>
-          <w:iCs/>
-        </w:rPr>
-        <w:t xml:space="preserve">Typhoons, bears, and pandas: Latest major cyber espionage campaigns</w:t>
-      </w:r>
-      <w:r>
-        <w:t xml:space="preserve"> (Policy Paper No. 43). Romanian Diplomatic Institute.</w:t>
-      </w:r>
-    </w:p>
-    <w:p>
-      <w:pPr>
-        <w:spacing w:after="140" w:line="300"/>
-        <w:jc w:val="both"/>
-      </w:pPr>
-      <w:r>
-        <w:t xml:space="preserve">Dimitrov, D., &amp; Andreev, E. (2025). China's strategic competition in cyberspace: Volt Typhoon and Salt Typhoon as a projection of power, a more aggressive posture and a future beyond espionage. In </w:t>
+        <w:t xml:space="preserve">Typhoons, Bears, and Pandas: Latest Major Cyber Espionage Campaigns</w:t>
+      </w:r>
+      <w:r>
+        <w:t xml:space="preserve">. Policy Paper 43. Bucharest: Romanian Diplomatic Institute. https://www.idr.ro.</w:t>
+      </w:r>
+    </w:p>
+    <w:p>
+      <w:pPr>
+        <w:spacing w:after="140" w:line="300"/>
+        <w:jc w:val="both"/>
+      </w:pPr>
+      <w:r>
+        <w:t xml:space="preserve">Dimitrov, Dimitar, and Evgeni Andreev. 2025. "China's Strategic Competition in Cyberspace: Volt Typhoon and Salt Typhoon as a Projection of Power, a More Aggressive Posture and a Future beyond Espionage." In </w:t>
       </w:r>
       <w:r>
         <w:rPr>
@@ -4090,394 +4218,364 @@
         <w:t xml:space="preserve">Environment. Technology. Resources: Proceedings of the 16th International Scientific and Practical Conference</w:t>
       </w:r>
       <w:r>
-        <w:t xml:space="preserve"> (Vol. 2, pp. 115-122). RTU Press. https://doi.org/10.17770/etr2025vol2.8618</w:t>
-      </w:r>
-    </w:p>
-    <w:p>
-      <w:pPr>
-        <w:spacing w:after="140" w:line="300"/>
-        <w:jc w:val="both"/>
-      </w:pPr>
-      <w:r>
-        <w:t xml:space="preserve">Ferdaus, M. H., Kaosar, M. G., Alharbi, F., Ali, M. S., Islam, M. M., &amp; Buyya, R. (n.d.). </w:t>
+        <w:t xml:space="preserve">, 2:115-22. Rezekne: RTU Press. https://doi.org/10.17770/etr2025vol2.8618.</w:t>
+      </w:r>
+    </w:p>
+    <w:p>
+      <w:pPr>
+        <w:spacing w:after="140" w:line="300"/>
+        <w:jc w:val="both"/>
+      </w:pPr>
+      <w:r>
+        <w:t xml:space="preserve">Ferdaus, Md Hasanul, Mohammed Golam Kaosar, Fares Alharbi, Md Sawkat Ali, Mohammad Manzurul Islam, and Rajkumar Buyya. n.d. "The Digital Face of Espionage: Analyzing Cyber Threats to National Security." SSRN working paper. https://ssrn.com/abstract=5249574.</w:t>
+      </w:r>
+    </w:p>
+    <w:p>
+      <w:pPr>
+        <w:spacing w:after="140" w:line="300"/>
+        <w:jc w:val="both"/>
+      </w:pPr>
+      <w:r>
+        <w:t xml:space="preserve">Guttieri, Karen. 2025. "Fighting through Disruption: Reframing Cyber Resilience for Power Projection and Strategic Credibility." </w:t>
       </w:r>
       <w:r>
         <w:rPr>
           <w:i/>
           <w:iCs/>
         </w:rPr>
-        <w:t xml:space="preserve">The digital face of espionage: Analyzing cyber threats to national security</w:t>
-      </w:r>
-      <w:r>
-        <w:t xml:space="preserve"> [Book chapter]. SSRN. https://ssrn.com/abstract=5249574</w:t>
-      </w:r>
-    </w:p>
-    <w:p>
-      <w:pPr>
-        <w:spacing w:after="140" w:line="300"/>
-        <w:jc w:val="both"/>
-      </w:pPr>
-      <w:r>
-        <w:t xml:space="preserve">Guttieri, K. (2025). Fighting through disruption: Reframing cyber resilience for power projection and strategic credibility. </w:t>
+        <w:t xml:space="preserve">The Cyber Defense Review</w:t>
+      </w:r>
+      <w:r>
+        <w:t xml:space="preserve"> 10 (1): 93-114. https://doi.org/10.55682/cdr/egvf-mkys.</w:t>
+      </w:r>
+    </w:p>
+    <w:p>
+      <w:pPr>
+        <w:spacing w:after="140" w:line="300"/>
+        <w:jc w:val="both"/>
+      </w:pPr>
+      <w:r>
+        <w:t xml:space="preserve">Kabir, Md Humayun, Md Al Mamun Siddike, MD Razib, and Md Riyad Uddin. 2026. "A National-Scale AI-Driven Cyber Defense Framework for Protecting U.S. Critical Infrastructure against Nation-State Attacks." </w:t>
       </w:r>
       <w:r>
         <w:rPr>
           <w:i/>
           <w:iCs/>
         </w:rPr>
-        <w:t xml:space="preserve">The Cyber Defense Review, 10</w:t>
-      </w:r>
-      <w:r>
-        <w:t xml:space="preserve">(1), 93-114. https://doi.org/10.55682/cdr/egvf-mkys</w:t>
-      </w:r>
-    </w:p>
-    <w:p>
-      <w:pPr>
-        <w:spacing w:after="140" w:line="300"/>
-        <w:jc w:val="both"/>
-      </w:pPr>
-      <w:r>
-        <w:t xml:space="preserve">Kabir, M. H., Siddike, M. A. M., Razib, M. D., &amp; Uddin, M. R. (2026). A national-scale AI-driven cyber defense framework for protecting U.S. critical infrastructure against nation-state attacks. </w:t>
+        <w:t xml:space="preserve">Journal of Computer Science and Technology Studies</w:t>
+      </w:r>
+      <w:r>
+        <w:t xml:space="preserve"> 8 (6): 94-107. https://www.al-kindipublisher.com/index.php/jcsts.</w:t>
+      </w:r>
+    </w:p>
+    <w:p>
+      <w:pPr>
+        <w:spacing w:after="140" w:line="300"/>
+        <w:jc w:val="both"/>
+      </w:pPr>
+      <w:r>
+        <w:t xml:space="preserve">Maschmeyer, Lennart. 2023. "Subversion, Cyber Operations, and Reverse Structural Power in World Politics." </w:t>
       </w:r>
       <w:r>
         <w:rPr>
           <w:i/>
           <w:iCs/>
         </w:rPr>
-        <w:t xml:space="preserve">Journal of Computer Science and Technology Studies, 8</w:t>
-      </w:r>
-      <w:r>
-        <w:t xml:space="preserve">(6), 94-107.</w:t>
-      </w:r>
-    </w:p>
-    <w:p>
-      <w:pPr>
-        <w:spacing w:after="140" w:line="300"/>
-        <w:jc w:val="both"/>
-      </w:pPr>
-      <w:r>
-        <w:t xml:space="preserve">Maschmeyer, L. (2023). Subversion, cyber operations, and reverse structural power in world politics. </w:t>
+        <w:t xml:space="preserve">European Journal of International Relations</w:t>
+      </w:r>
+      <w:r>
+        <w:t xml:space="preserve"> 29 (1): 79-103. https://doi.org/10.1177/13540661221117051.</w:t>
+      </w:r>
+    </w:p>
+    <w:p>
+      <w:pPr>
+        <w:spacing w:after="140" w:line="300"/>
+        <w:jc w:val="both"/>
+      </w:pPr>
+      <w:r>
+        <w:t xml:space="preserve">Melella, Cosimo. n.d. "Coordination in Offensive and Defensive Cyberoperations: Dissecting China, Russia, and NATO's Approaches in Cyberspace." PhD diss., Universita degli Studi di Genova.</w:t>
+      </w:r>
+    </w:p>
+    <w:p>
+      <w:pPr>
+        <w:spacing w:after="140" w:line="300"/>
+        <w:jc w:val="both"/>
+      </w:pPr>
+      <w:r>
+        <w:t xml:space="preserve">Pokorny, Laszlo. 2026. </w:t>
       </w:r>
       <w:r>
         <w:rPr>
           <w:i/>
           <w:iCs/>
         </w:rPr>
-        <w:t xml:space="preserve">European Journal of International Relations, 29</w:t>
-      </w:r>
-      <w:r>
-        <w:t xml:space="preserve">(1), 79-103. https://doi.org/10.1177/13540661221117051</w:t>
-      </w:r>
-    </w:p>
-    <w:p>
-      <w:pPr>
-        <w:spacing w:after="140" w:line="300"/>
-        <w:jc w:val="both"/>
-      </w:pPr>
-      <w:r>
-        <w:t xml:space="preserve">Melella, C. (n.d.). </w:t>
+        <w:t xml:space="preserve">Offensive Cyber and Information Warfare Strategies Targeting People's Republic of China Military Command, Control, Communications, Computers, Intelligence, Surveillance, and Reconnaissance (C4ISR) Systems: A Qualitative Analysis</w:t>
+      </w:r>
+      <w:r>
+        <w:t xml:space="preserve">. New Jersey: ICL Institute. https://doi.org/10.5281/zenodo.19234589.</w:t>
+      </w:r>
+    </w:p>
+    <w:p>
+      <w:pPr>
+        <w:spacing w:after="140" w:line="300"/>
+        <w:jc w:val="both"/>
+      </w:pPr>
+      <w:r>
+        <w:t xml:space="preserve">Singh, Nistha Kumari, Amrita Jash, and Yashwanth Nanjappa. 2025. "Navigating the Nexus: Geopolitical, International Relations and Technical Dimensions of US-China Cyber Strategic Competition." </w:t>
       </w:r>
       <w:r>
         <w:rPr>
           <w:i/>
           <w:iCs/>
         </w:rPr>
-        <w:t xml:space="preserve">Coordination in offensive and defensive cyberoperations: Dissecting China, Russia, and NATO's approaches in cyberspace</w:t>
-      </w:r>
-      <w:r>
-        <w:t xml:space="preserve"> [Doctoral dissertation, Universita degli Studi di Genova].</w:t>
-      </w:r>
-    </w:p>
-    <w:p>
-      <w:pPr>
-        <w:spacing w:after="140" w:line="300"/>
-        <w:jc w:val="both"/>
-      </w:pPr>
-      <w:r>
-        <w:t xml:space="preserve">Pokorny, L. (2026). </w:t>
+        <w:t xml:space="preserve">Cogent Social Sciences</w:t>
+      </w:r>
+      <w:r>
+        <w:t xml:space="preserve"> 11 (1): 2499171. https://doi.org/10.1080/23311886.2025.2499171.</w:t>
+      </w:r>
+    </w:p>
+    <w:p>
+      <w:pPr>
+        <w:spacing w:after="140" w:line="300"/>
+        <w:jc w:val="both"/>
+      </w:pPr>
+      <w:r>
+        <w:t xml:space="preserve">Sullivan, Scott. 2025. "Toward Clarity in Cyber's 'Fog of Law.'" </w:t>
       </w:r>
       <w:r>
         <w:rPr>
           <w:i/>
           <w:iCs/>
         </w:rPr>
-        <w:t xml:space="preserve">Offensive cyber and information warfare strategies targeting People's Republic of China military command, control, communications, computers, intelligence, surveillance, and reconnaissance (C4ISR) systems: A qualitative analysis</w:t>
-      </w:r>
-      <w:r>
-        <w:t xml:space="preserve">. ICL Institute. https://doi.org/10.5281/zenodo.19234589</w:t>
-      </w:r>
-    </w:p>
-    <w:p>
-      <w:pPr>
-        <w:spacing w:after="140" w:line="300"/>
-        <w:jc w:val="both"/>
-      </w:pPr>
-      <w:r>
-        <w:t xml:space="preserve">Singh, N. K., Jash, A., &amp; Nanjappa, Y. (2025). Navigating the nexus: Geopolitical, international relations and technical dimensions of US-China cyber strategic competition. </w:t>
+        <w:t xml:space="preserve">The Cyber Defense Review</w:t>
+      </w:r>
+      <w:r>
+        <w:t xml:space="preserve"> 10 (1): 59-71. https://doi.org/10.55682/cdr/v8z4-sxne.</w:t>
+      </w:r>
+    </w:p>
+    <w:p>
+      <w:pPr>
+        <w:spacing w:after="140" w:line="300"/>
+        <w:jc w:val="both"/>
+      </w:pPr>
+      <w:r>
+        <w:t xml:space="preserve">Urbanczyk, Jack, Conner Skoumal, Moe Elshareif, Hajira Sultana, and Mathias R. Plass. 2025. "State-Sponsored Intrusions and Critical Infrastructure: A Case Study of the Salt Typhoon Cyberattack on U.S." Preprint, TechRxiv, June 25. https://doi.org/10.36227/techrxiv.175085869.97198541/v1.</w:t>
+      </w:r>
+    </w:p>
+    <w:p>
+      <w:pPr>
+        <w:spacing w:after="140" w:line="300"/>
+        <w:jc w:val="both"/>
+      </w:pPr>
+      <w:r>
+        <w:t xml:space="preserve">Willett, Marcus. 2022. "The Cyber Dimension of the Russia-Ukraine War." </w:t>
       </w:r>
       <w:r>
         <w:rPr>
           <w:i/>
           <w:iCs/>
         </w:rPr>
-        <w:t xml:space="preserve">Cogent Social Sciences, 11</w:t>
-      </w:r>
-      <w:r>
-        <w:t xml:space="preserve">(1), 2499171. https://doi.org/10.1080/23311886.2025.2499171</w:t>
-      </w:r>
-    </w:p>
-    <w:p>
-      <w:pPr>
-        <w:spacing w:after="140" w:line="300"/>
-        <w:jc w:val="both"/>
-      </w:pPr>
-      <w:r>
-        <w:t xml:space="preserve">Sullivan, S. (2025). Toward clarity in cyber's "fog of law". </w:t>
+        <w:t xml:space="preserve">Survival</w:t>
+      </w:r>
+      <w:r>
+        <w:t xml:space="preserve"> 64 (5): 7-26. https://doi.org/10.1080/00396338.2022.2126193.</w:t>
+      </w:r>
+    </w:p>
+    <w:p>
+      <w:pPr>
+        <w:spacing w:after="140" w:line="300"/>
+        <w:jc w:val="both"/>
+      </w:pPr>
+      <w:r>
+        <w:t xml:space="preserve">Yigit, Yagmur, Mohamed Amine Ferrag, Mohamed C. Ghanem, Iqbal H. Sarker, Leandros A. Maglaras, Christos Chrysoulas, Naghmeh Moradpoor, Norbert Tihanyi, and Helge Janicke. 2025. "Generative AI and LLMs for Critical Infrastructure Protection: Evaluation Benchmarks, Agentic AI, Challenges, and Opportunities." </w:t>
       </w:r>
       <w:r>
         <w:rPr>
           <w:i/>
           <w:iCs/>
         </w:rPr>
-        <w:t xml:space="preserve">The Cyber Defense Review, 10</w:t>
-      </w:r>
-      <w:r>
-        <w:t xml:space="preserve">(1), 59-71. https://doi.org/10.55682/cdr/v8z4-sxne</w:t>
-      </w:r>
-    </w:p>
-    <w:p>
-      <w:pPr>
-        <w:spacing w:after="140" w:line="300"/>
-        <w:jc w:val="both"/>
-      </w:pPr>
-      <w:r>
-        <w:t xml:space="preserve">Urbanczyk, J., Skoumal, C., Elshareif, M., Sultana, H., &amp; Plass, M. R. (2025). </w:t>
+        <w:t xml:space="preserve">Sensors</w:t>
+      </w:r>
+      <w:r>
+        <w:t xml:space="preserve"> 25 (6): 1666. https://doi.org/10.3390/s25061666.</w:t>
+      </w:r>
+    </w:p>
+    <w:p>
+      <w:pPr>
+        <w:pStyle w:val="Heading2"/>
+        <w:keepNext/>
+        <w:spacing w:after="140" w:before="240"/>
+      </w:pPr>
+      <w:r>
+        <w:t xml:space="preserve">Works quoted at second hand</w:t>
+      </w:r>
+    </w:p>
+    <w:p>
+      <w:pPr>
+        <w:spacing w:after="140" w:line="300"/>
+        <w:jc w:val="both"/>
+      </w:pPr>
+      <w:r>
+        <w:t xml:space="preserve">Each work below is referred to in this paper only as reported by one of the sixteen studies read. None was consulted in the original. They are listed apart from the references so the difference is clear, and each should be obtained and checked before the paper is submitted.</w:t>
+      </w:r>
+    </w:p>
+    <w:p>
+      <w:pPr>
+        <w:spacing w:after="140" w:line="300"/>
+        <w:jc w:val="both"/>
+      </w:pPr>
+      <w:r>
+        <w:t xml:space="preserve">Buchanan, Ben. </w:t>
       </w:r>
       <w:r>
         <w:rPr>
           <w:i/>
           <w:iCs/>
         </w:rPr>
-        <w:t xml:space="preserve">State-sponsored intrusions and critical infrastructure: A case study of the Salt Typhoon cyberattack on U.S.</w:t>
-      </w:r>
-      <w:r>
-        <w:t xml:space="preserve"> [Preprint]. TechRxiv. https://doi.org/10.36227/techrxiv.175085869.97198541/v1</w:t>
-      </w:r>
-    </w:p>
-    <w:p>
-      <w:pPr>
-        <w:spacing w:after="140" w:line="300"/>
-        <w:jc w:val="both"/>
-      </w:pPr>
-      <w:r>
-        <w:t xml:space="preserve">Willett, M. (2022). The cyber dimension of the Russia-Ukraine war. </w:t>
+        <w:t xml:space="preserve">The Cybersecurity Dilemma</w:t>
+      </w:r>
+      <w:r>
+        <w:t xml:space="preserve">. Reported in Guttieri (2025).</w:t>
+      </w:r>
+    </w:p>
+    <w:p>
+      <w:pPr>
+        <w:spacing w:after="140" w:line="300"/>
+        <w:jc w:val="both"/>
+      </w:pPr>
+      <w:r>
+        <w:t xml:space="preserve">Cunningham, Fiona. 2022. Reported in Guttieri (2025).</w:t>
+      </w:r>
+    </w:p>
+    <w:p>
+      <w:pPr>
+        <w:spacing w:after="140" w:line="300"/>
+        <w:jc w:val="both"/>
+      </w:pPr>
+      <w:r>
+        <w:t xml:space="preserve">Eichensehr, Kristen E. 2020. "The Law and Politics of Cyberattack Attribution." </w:t>
       </w:r>
       <w:r>
         <w:rPr>
           <w:i/>
           <w:iCs/>
         </w:rPr>
-        <w:t xml:space="preserve">Survival, 64</w:t>
-      </w:r>
-      <w:r>
-        <w:t xml:space="preserve">(5), 7-26. https://doi.org/10.1080/00396338.2022.2126193</w:t>
-      </w:r>
-    </w:p>
-    <w:p>
-      <w:pPr>
-        <w:spacing w:after="140" w:line="300"/>
-        <w:jc w:val="both"/>
-      </w:pPr>
-      <w:r>
-        <w:t xml:space="preserve">Yigit, Y., Ferrag, M. A., Ghanem, M. C., Sarker, I. H., Maglaras, L. A., Chrysoulas, C., Moradpoor, N., Tihanyi, N., &amp; Janicke, H. (2025). Generative AI and LLMs for critical infrastructure protection: Evaluation benchmarks, agentic AI, challenges, and opportunities. </w:t>
+        <w:t xml:space="preserve">UCLA Law Review</w:t>
+      </w:r>
+      <w:r>
+        <w:t xml:space="preserve"> 67: 520-98. Reported in Sullivan (2025). https://www.uclalawreview.org/the-law-politics-of-cyberattack-attribution/.</w:t>
+      </w:r>
+    </w:p>
+    <w:p>
+      <w:pPr>
+        <w:spacing w:after="140" w:line="300"/>
+        <w:jc w:val="both"/>
+      </w:pPr>
+      <w:r>
+        <w:t xml:space="preserve">Fischerkeller, Michael, Emily Goldman, and Richard Harknett. </w:t>
       </w:r>
       <w:r>
         <w:rPr>
           <w:i/>
           <w:iCs/>
         </w:rPr>
-        <w:t xml:space="preserve">Sensors, 25</w:t>
-      </w:r>
-      <w:r>
-        <w:t xml:space="preserve">(6), 1666. https://doi.org/10.3390/s25061666</w:t>
-      </w:r>
-    </w:p>
-    <w:p>
-      <w:pPr>
-        <w:pStyle w:val="Heading2"/>
-        <w:keepNext/>
-        <w:spacing w:after="140" w:before="240"/>
-      </w:pPr>
-      <w:r>
-        <w:t xml:space="preserve">Appendix to the references: works cited at second hand</w:t>
-      </w:r>
-    </w:p>
-    <w:p>
-      <w:pPr>
-        <w:spacing w:after="140" w:line="300"/>
-        <w:jc w:val="both"/>
-      </w:pPr>
-      <w:r>
-        <w:t xml:space="preserve">Each work below is referred to in this paper only as reported by one of the sixteen works reviewed. None has been consulted in the original. They are listed separately from the references proper so that the distinction is clear, and each should be obtained and verified before the argument is submitted.</w:t>
-      </w:r>
-    </w:p>
-    <w:p>
-      <w:pPr>
-        <w:spacing w:after="140" w:line="300"/>
-        <w:jc w:val="both"/>
-      </w:pPr>
-      <w:r>
-        <w:t xml:space="preserve">Buchanan, B. </w:t>
+        <w:t xml:space="preserve">Cyber Persistence Theory: Redefining National Security in Cyberspace</w:t>
+      </w:r>
+      <w:r>
+        <w:t xml:space="preserve">. Reported in Guttieri (2025) and Sullivan (2025).</w:t>
+      </w:r>
+    </w:p>
+    <w:p>
+      <w:pPr>
+        <w:spacing w:after="140" w:line="300"/>
+        <w:jc w:val="both"/>
+      </w:pPr>
+      <w:r>
+        <w:t xml:space="preserve">Gartzke, Erik, and Jon Lindsay. 2015. Reported in Maschmeyer (2023).</w:t>
+      </w:r>
+    </w:p>
+    <w:p>
+      <w:pPr>
+        <w:spacing w:after="140" w:line="300"/>
+        <w:jc w:val="both"/>
+      </w:pPr>
+      <w:r>
+        <w:t xml:space="preserve">Libicki, Martin. 2009. </w:t>
       </w:r>
       <w:r>
         <w:rPr>
           <w:i/>
           <w:iCs/>
         </w:rPr>
-        <w:t xml:space="preserve">The cybersecurity dilemma</w:t>
-      </w:r>
-      <w:r>
-        <w:t xml:space="preserve">. Reported in Guttieri (2025).</w:t>
-      </w:r>
-    </w:p>
-    <w:p>
-      <w:pPr>
-        <w:spacing w:after="140" w:line="300"/>
-        <w:jc w:val="both"/>
-      </w:pPr>
-      <w:r>
-        <w:t xml:space="preserve">Cunningham, F. (2022). Reported in Guttieri (2025).</w:t>
-      </w:r>
-    </w:p>
-    <w:p>
-      <w:pPr>
-        <w:spacing w:after="140" w:line="300"/>
-        <w:jc w:val="both"/>
-      </w:pPr>
-      <w:r>
-        <w:t xml:space="preserve">Eichensehr, K. E. (2020). The law and politics of cyberattack attribution. </w:t>
+        <w:t xml:space="preserve">Cyberdeterrence and Cyberwar</w:t>
+      </w:r>
+      <w:r>
+        <w:t xml:space="preserve">. Santa Monica: RAND. Reported in Maschmeyer (2023).</w:t>
+      </w:r>
+    </w:p>
+    <w:p>
+      <w:pPr>
+        <w:spacing w:after="140" w:line="300"/>
+        <w:jc w:val="both"/>
+      </w:pPr>
+      <w:r>
+        <w:t xml:space="preserve">Lindsay, Jon R. 2013. Reported in Pokorny (2026). This is the source of the claim that defence holds the strategic advantage, and it needs checking.</w:t>
+      </w:r>
+    </w:p>
+    <w:p>
+      <w:pPr>
+        <w:spacing w:after="140" w:line="300"/>
+        <w:jc w:val="both"/>
+      </w:pPr>
+      <w:r>
+        <w:t xml:space="preserve">Lonergan, Shawn, and Michael Poznansky. 2025. Reported in Codreanu (2025). This is the source for Russian access held since 2018 without use.</w:t>
+      </w:r>
+    </w:p>
+    <w:p>
+      <w:pPr>
+        <w:spacing w:after="140" w:line="300"/>
+        <w:jc w:val="both"/>
+      </w:pPr>
+      <w:r>
+        <w:t xml:space="preserve">Slayton, Rebecca. 2017. "What Is the Cyber Offense-Defense Balance? Conceptions, Causes, and Assessment." </w:t>
       </w:r>
       <w:r>
         <w:rPr>
           <w:i/>
           <w:iCs/>
         </w:rPr>
-        <w:t xml:space="preserve">UCLA Law Review, 67</w:t>
-      </w:r>
-      <w:r>
-        <w:t xml:space="preserve">, 520-598. Reported in Sullivan (2025).</w:t>
-      </w:r>
-    </w:p>
-    <w:p>
-      <w:pPr>
-        <w:spacing w:after="140" w:line="300"/>
-        <w:jc w:val="both"/>
-      </w:pPr>
-      <w:r>
-        <w:t xml:space="preserve">Fischerkeller, M., Goldman, E., &amp; Harknett, R. </w:t>
+        <w:t xml:space="preserve">International Security</w:t>
+      </w:r>
+      <w:r>
+        <w:t xml:space="preserve"> 41 (3): 72-109. Reported in Maschmeyer (2023). This is the standard treatment of the concept and should be obtained first. https://doi.org/10.1162/ISEC_a_00267.</w:t>
+      </w:r>
+    </w:p>
+    <w:p>
+      <w:pPr>
+        <w:spacing w:after="140" w:line="300"/>
+        <w:jc w:val="both"/>
+      </w:pPr>
+      <w:r>
+        <w:t xml:space="preserve">Smeets, Max. 2022. </w:t>
       </w:r>
       <w:r>
         <w:rPr>
           <w:i/>
           <w:iCs/>
         </w:rPr>
-        <w:t xml:space="preserve">Cyber persistence theory: Redefining national security in cyberspace</w:t>
-      </w:r>
-      <w:r>
-        <w:t xml:space="preserve">. Reported in Guttieri (2025) and Sullivan (2025).</w:t>
-      </w:r>
-    </w:p>
-    <w:p>
-      <w:pPr>
-        <w:spacing w:after="140" w:line="300"/>
-        <w:jc w:val="both"/>
-      </w:pPr>
-      <w:r>
-        <w:t xml:space="preserve">Gartzke, E., &amp; Lindsay, J. (2015). Reported in Maschmeyer (2023).</w:t>
-      </w:r>
-    </w:p>
-    <w:p>
-      <w:pPr>
-        <w:spacing w:after="140" w:line="300"/>
-        <w:jc w:val="both"/>
-      </w:pPr>
-      <w:r>
-        <w:t xml:space="preserve">Libicki, M. (2009). </w:t>
-      </w:r>
-      <w:r>
-        <w:rPr>
-          <w:i/>
-          <w:iCs/>
-        </w:rPr>
-        <w:t xml:space="preserve">Cyberdeterrence and cyberwar</w:t>
-      </w:r>
-      <w:r>
-        <w:t xml:space="preserve">. RAND. Reported in Maschmeyer (2023).</w:t>
-      </w:r>
-    </w:p>
-    <w:p>
-      <w:pPr>
-        <w:spacing w:after="140" w:line="300"/>
-        <w:jc w:val="both"/>
-      </w:pPr>
-      <w:r>
-        <w:t xml:space="preserve">Lindsay, J. R. (2013). Reported in Pokorny (2026). This is the source of the claim that the balance favours defence at the strategic level, and it requires verification.</w:t>
-      </w:r>
-    </w:p>
-    <w:p>
-      <w:pPr>
-        <w:spacing w:after="140" w:line="300"/>
-        <w:jc w:val="both"/>
-      </w:pPr>
-      <w:r>
-        <w:t xml:space="preserve">Lonergan, S., &amp; Poznansky, M. (2025). Reported in Codreanu (2025). This is the source for Russian pre-positioning without use since 2018.</w:t>
-      </w:r>
-    </w:p>
-    <w:p>
-      <w:pPr>
-        <w:spacing w:after="140" w:line="300"/>
-        <w:jc w:val="both"/>
-      </w:pPr>
-      <w:r>
-        <w:t xml:space="preserve">Slayton, R. (2017). What is the cyber offense-defense balance? Conceptions, causes, and assessment. </w:t>
-      </w:r>
-      <w:r>
-        <w:rPr>
-          <w:i/>
-          <w:iCs/>
-        </w:rPr>
-        <w:t xml:space="preserve">International Security, 41</w:t>
-      </w:r>
-      <w:r>
-        <w:t xml:space="preserve">(3), 72-109. Reported in Maschmeyer (2023). This is the canonical treatment of the concept and should be the first acquisition.</w:t>
-      </w:r>
-    </w:p>
-    <w:p>
-      <w:pPr>
-        <w:spacing w:after="140" w:line="300"/>
-        <w:jc w:val="both"/>
-      </w:pPr>
-      <w:r>
-        <w:t xml:space="preserve">Smeets, M. (2022). </w:t>
-      </w:r>
-      <w:r>
-        <w:rPr>
-          <w:i/>
-          <w:iCs/>
-        </w:rPr>
-        <w:t xml:space="preserve">No shortcuts: Why states struggle to develop a military cyber-force</w:t>
-      </w:r>
-      <w:r>
-        <w:t xml:space="preserve">. Hurst. Reported in Maschmeyer (2023) and by Singh, Jash and Nanjappa (2025).</w:t>
-      </w:r>
-    </w:p>
-    <w:p>
-      <w:pPr>
-        <w:spacing w:after="140" w:line="300"/>
-        <w:jc w:val="both"/>
-      </w:pPr>
-      <w:r>
-        <w:t xml:space="preserve">Zettl-Schabath, K., et al. (2025). European Repository of Cyber Incidents. Reported in Baram (2026).</w:t>
+        <w:t xml:space="preserve">No Shortcuts: Why States Struggle to Develop a Military Cyber-Force</w:t>
+      </w:r>
+      <w:r>
+        <w:t xml:space="preserve">. London: Hurst. Reported in Maschmeyer (2023) and in Singh, Jash, and Nanjappa (2025).</w:t>
+      </w:r>
+    </w:p>
+    <w:p>
+      <w:pPr>
+        <w:spacing w:after="140" w:line="300"/>
+        <w:jc w:val="both"/>
+      </w:pPr>
+      <w:r>
+        <w:t xml:space="preserve">Zettl-Schabath, Kerstin, et al. 2025. European Repository of Cyber Incidents. Reported in Baram (2026). https://eurepoc.eu.</w:t>
       </w:r>
     </w:p>
     <w:sectPr>

--- a/paper/ai-autonomy-offence-defence.docx
+++ b/paper/ai-autonomy-offence-defence.docx
@@ -217,25 +217,61 @@
         <w:jc w:val="both"/>
       </w:pPr>
       <w:r>
-        <w:t xml:space="preserve">In May 2023 the United States and its Five Eyes partners named China as the source of a campaign they called Volt Typhoon. Chinese operators had been living inside American critical infrastructure, using the target's own system tools so that nothing looked out of place (Guttieri 2025; Codreanu 2025; Singh, Jash, and Nanjappa 2025). They were found in energy, water, communications and transport networks, and in systems supporting United States military operations on Guam, the main American base for any Pacific crisis (Dimitrov and Andreev 2025).</w:t>
-      </w:r>
-    </w:p>
-    <w:p>
-      <w:pPr>
-        <w:spacing w:after="140" w:line="300"/>
-        <w:jc w:val="both"/>
-      </w:pPr>
-      <w:r>
-        <w:t xml:space="preserve">The odd thing about Volt Typhoon was not how clever it was. It was that the operation made no sense as spying. General Paul Nakasone put it bluntly. There is, he said, "absolutely no intelligence to be gathered by putting malicious code in [critical infrastructure] networks" (quoted in Guttieri 2025). American officials said the campaign "did not fit the pattern of a traditional cyber espionage campaign" (Codreanu 2025).</w:t>
-      </w:r>
-    </w:p>
-    <w:p>
-      <w:pPr>
-        <w:spacing w:after="140" w:line="300"/>
-        <w:jc w:val="both"/>
-      </w:pPr>
-      <w:r>
-        <w:t xml:space="preserve">At the same time, artificial intelligence began taking over parts of cyber operations. Butt and Ulina (2026) find that AI now helps with scouting targets, finding weaknesses and adjusting attack tools, but that fully automatic attack systems are still "largely theoretical." Yigit and colleagues (2025) define an agentic AI system as one "capable of autonomous action, real-time adaptation, and multi-step problem-solving aligned with specific contexts and objectives."</w:t>
+        <w:t xml:space="preserve">In May 2023 the United States and its Five Eyes partners named China as the source of a campaign they called Volt Typhoon. Chinese operators had been living inside American critical infrastructure, using the target's own system tools so that nothing looked out of place.</w:t>
+      </w:r>
+      <w:r>
+        <w:rPr>
+          <w:rStyle w:val="FootnoteReference"/>
+        </w:rPr>
+        <w:footnoteReference w:id="1"/>
+      </w:r>
+      <w:r>
+        <w:t xml:space="preserve"> They were found in energy, water, communications and transport networks, and in systems supporting United States military operations on Guam, the main American base for any Pacific crisis.</w:t>
+      </w:r>
+      <w:r>
+        <w:rPr>
+          <w:rStyle w:val="FootnoteReference"/>
+        </w:rPr>
+        <w:footnoteReference w:id="2"/>
+      </w:r>
+    </w:p>
+    <w:p>
+      <w:pPr>
+        <w:spacing w:after="140" w:line="300"/>
+        <w:jc w:val="both"/>
+      </w:pPr>
+      <w:r>
+        <w:t xml:space="preserve">The odd thing about Volt Typhoon was not how clever it was. It was that the operation made no sense as spying. General Paul Nakasone put it bluntly. There is, he said, "absolutely no intelligence to be gathered by putting malicious code in [critical infrastructure] networks".</w:t>
+      </w:r>
+      <w:r>
+        <w:rPr>
+          <w:rStyle w:val="FootnoteReference"/>
+        </w:rPr>
+        <w:footnoteReference w:id="3"/>
+      </w:r>
+      <w:r>
+        <w:t xml:space="preserve"> American officials said the campaign "did not fit the pattern of a traditional cyber espionage campaign".</w:t>
+      </w:r>
+      <w:r>
+        <w:rPr>
+          <w:rStyle w:val="FootnoteReference"/>
+        </w:rPr>
+        <w:footnoteReference w:id="4"/>
+      </w:r>
+    </w:p>
+    <w:p>
+      <w:pPr>
+        <w:spacing w:after="140" w:line="300"/>
+        <w:jc w:val="both"/>
+      </w:pPr>
+      <w:r>
+        <w:t xml:space="preserve">At the same time, artificial intelligence began taking over parts of cyber operations. Butt and Ulina find that AI now helps with scouting targets, finding weaknesses and adjusting attack tools, but that fully automatic attack systems are still "largely theoretical." Yigit and colleagues define an agentic AI system as one "capable of autonomous action, real-time adaptation, and multi-step problem-solving aligned with specific contexts and objectives."</w:t>
+      </w:r>
+      <w:r>
+        <w:rPr>
+          <w:rStyle w:val="FootnoteReference"/>
+        </w:rPr>
+        <w:footnoteReference w:id="5"/>
       </w:r>
     </w:p>
     <w:p>
@@ -254,7 +290,16 @@
         <w:jc w:val="both"/>
       </w:pPr>
       <w:r>
-        <w:t xml:space="preserve">Guttieri (2025) gives analysts a rule for reading these intrusions. If someone holds access that produces little useful intelligence but would give them great power in a crisis, that access "likely reflects preparation for conflict."</w:t>
+        <w:t xml:space="preserve">Guttieri gives analysts a rule for reading these intrusions.</w:t>
+      </w:r>
+      <w:r>
+        <w:rPr>
+          <w:rStyle w:val="FootnoteReference"/>
+        </w:rPr>
+        <w:footnoteReference w:id="6"/>
+      </w:r>
+      <w:r>
+        <w:t xml:space="preserve"> If someone holds access that produces little useful intelligence but would give them great power in a crisis, that access "likely reflects preparation for conflict."</w:t>
       </w:r>
     </w:p>
     <w:p>
@@ -272,16 +317,43 @@
         <w:jc w:val="both"/>
       </w:pPr>
       <w:r>
-        <w:t xml:space="preserve">But governments do not behave as though they believe this. Baram (2026) studied twenty cases where two or more states publicly blamed the same attacker. For Volt Typhoon, she found, the response was a shared technical advisory and nothing more. "No alliance-led endorsement or sanctions package followed." Advisories like this cluster around quiet intrusion cases, and their "primary audience here is network defenders, not only state elites."</w:t>
-      </w:r>
-    </w:p>
-    <w:p>
-      <w:pPr>
-        <w:spacing w:after="140" w:line="300"/>
-        <w:jc w:val="both"/>
-      </w:pPr>
-      <w:r>
-        <w:t xml:space="preserve">Sullivan (2025) explains why. These operations "lurk in the shadows." They lack "sufficient political salience to activate political institutions to punish the perpetrator." Nobody sees a burning building, so nobody demands a response. Singh, Jash, and Nanjappa (2025) add a third problem. China denies the campaign happened and accuses the United States of the same thing.</w:t>
+        <w:t xml:space="preserve">But governments do not behave as though they believe this. Baram studied twenty cases where two or more states publicly blamed the same attacker.</w:t>
+      </w:r>
+      <w:r>
+        <w:rPr>
+          <w:rStyle w:val="FootnoteReference"/>
+        </w:rPr>
+        <w:footnoteReference w:id="7"/>
+      </w:r>
+      <w:r>
+        <w:t xml:space="preserve"> For Volt Typhoon, she found, the response was a shared technical advisory and nothing more. "No alliance-led endorsement or sanctions package followed." Advisories like this cluster around quiet intrusion cases, and their "primary audience here is network defenders, not only state elites."</w:t>
+      </w:r>
+    </w:p>
+    <w:p>
+      <w:pPr>
+        <w:spacing w:after="140" w:line="300"/>
+        <w:jc w:val="both"/>
+      </w:pPr>
+      <w:r>
+        <w:t xml:space="preserve">Sullivan explains why.</w:t>
+      </w:r>
+      <w:r>
+        <w:rPr>
+          <w:rStyle w:val="FootnoteReference"/>
+        </w:rPr>
+        <w:footnoteReference w:id="8"/>
+      </w:r>
+      <w:r>
+        <w:t xml:space="preserve"> These operations "lurk in the shadows." They lack "sufficient political salience to activate political institutions to punish the perpetrator." Nobody sees a burning building, so nobody demands a response. Singh, Jash, and Nanjappa add a third problem.</w:t>
+      </w:r>
+      <w:r>
+        <w:rPr>
+          <w:rStyle w:val="FootnoteReference"/>
+        </w:rPr>
+        <w:footnoteReference w:id="9"/>
+      </w:r>
+      <w:r>
+        <w:t xml:space="preserve"> China denies the campaign happened and accuses the United States of the same thing.</w:t>
       </w:r>
     </w:p>
     <w:p>
@@ -403,7 +475,13 @@
         <w:jc w:val="both"/>
       </w:pPr>
       <w:r>
-        <w:t xml:space="preserve">For scholarship, the value is in joining two literatures that have grown up apart. Melella (n.d.) writes that "studying how these emerging technologies affect the offensive-defensive balance could reveal new dynamics and challenges," and then studies something else.</w:t>
+        <w:t xml:space="preserve">For scholarship, the value is in joining two literatures that have grown up apart. Melella writes that "studying how these emerging technologies affect the offensive-defensive balance could reveal new dynamics and challenges," and then studies something else.</w:t>
+      </w:r>
+      <w:r>
+        <w:rPr>
+          <w:rStyle w:val="FootnoteReference"/>
+        </w:rPr>
+        <w:footnoteReference w:id="10"/>
       </w:r>
     </w:p>
     <w:p>
@@ -2323,7 +2401,25 @@
         <w:jc w:val="both"/>
       </w:pPr>
       <w:r>
-        <w:t xml:space="preserve">Maschmeyer (2023) reports that belief and rejects it. The usual view, he writes, "attempts to explain this paradox militarily through offense-defense theory, diagnosing a strong offensive advantage for cyber weapons." But this theory "faces significant theoretical and empirical challenges." He supports the point by pointing to Gartzke and Lindsay (2015), Libicki (2009) and Slayton (2017). His own answer is that cyber operations are a form of subversion rather than warfare. They work by turning a country's strengths into weaknesses.</w:t>
+        <w:t xml:space="preserve">Maschmeyer reports that belief and rejects it.</w:t>
+      </w:r>
+      <w:r>
+        <w:rPr>
+          <w:rStyle w:val="FootnoteReference"/>
+        </w:rPr>
+        <w:footnoteReference w:id="11"/>
+      </w:r>
+      <w:r>
+        <w:t xml:space="preserve"> The usual view, he writes, "attempts to explain this paradox militarily through offense-defense theory, diagnosing a strong offensive advantage for cyber weapons." But this theory "faces significant theoretical and empirical challenges." He supports the point by pointing to Gartzke and Lindsay, Libicki and Slayton.</w:t>
+      </w:r>
+      <w:r>
+        <w:rPr>
+          <w:rStyle w:val="FootnoteReference"/>
+        </w:rPr>
+        <w:footnoteReference w:id="12"/>
+      </w:r>
+      <w:r>
+        <w:t xml:space="preserve"> His own answer is that cyber operations are a form of subversion rather than warfare. They work by turning a country's strengths into weaknesses.</w:t>
       </w:r>
     </w:p>
     <w:p>
@@ -2341,25 +2437,52 @@
         <w:jc w:val="both"/>
       </w:pPr>
       <w:r>
-        <w:t xml:space="preserve">Butt and Ulina (2026) say attackers are ahead. New tricks keep coming "on the offensive side, including AI-powered attacks, supply chain compromise, attacks on critical infrastructure, influence operations, deepfakes and that's where the defenders are behind." They state this rather than prove it, and their figures come from security companies that sell protection, without any discussion of that conflict of interest.</w:t>
-      </w:r>
-    </w:p>
-    <w:p>
-      <w:pPr>
-        <w:spacing w:after="140" w:line="300"/>
-        <w:jc w:val="both"/>
-      </w:pPr>
-      <w:r>
-        <w:t xml:space="preserve">Pokorny (2026) reports the opposite view from Lindsay (2013). On that account "the more technically sophisticated the target, the more difficult it is to achieve a decisive cyber effect, because sophisticated defenders are better able to detect and mitigate intrusions." The balance therefore "favors defense at the strategic level, even if individual tactical attacks may succeed." Two warnings apply here. Lindsay is not among the sources read for this study, so this is a second-hand account that needs checking. Pokorny's own work is self-published, rests on sixteen unclassified sources, and is written as a plan for attacking China, which makes it a statement of policy preference rather than neutral analysis.</w:t>
-      </w:r>
-    </w:p>
-    <w:p>
-      <w:pPr>
-        <w:spacing w:after="140" w:line="300"/>
-        <w:jc w:val="both"/>
-      </w:pPr>
-      <w:r>
-        <w:t xml:space="preserve">Willett (2022) offers the only judgement based on watching an actual war. Writing for the International Institute for Strategic Studies about Russia and Ukraine, he describes "a sustained Russian campaign to hack into and disrupt Ukraine's critical national infrastructure, resulting in intense sparring between offence and defence, but with defence dominating most of the time, given its access to good intelligence and top-class cyber-security expertise."</w:t>
+        <w:t xml:space="preserve">Butt and Ulina say attackers are ahead.</w:t>
+      </w:r>
+      <w:r>
+        <w:rPr>
+          <w:rStyle w:val="FootnoteReference"/>
+        </w:rPr>
+        <w:footnoteReference w:id="13"/>
+      </w:r>
+      <w:r>
+        <w:t xml:space="preserve"> New tricks keep coming "on the offensive side, including AI-powered attacks, supply chain compromise, attacks on critical infrastructure, influence operations, deepfakes and that's where the defenders are behind." They state this rather than prove it, and their figures come from security companies that sell protection, without any discussion of that conflict of interest.</w:t>
+      </w:r>
+    </w:p>
+    <w:p>
+      <w:pPr>
+        <w:spacing w:after="140" w:line="300"/>
+        <w:jc w:val="both"/>
+      </w:pPr>
+      <w:r>
+        <w:t xml:space="preserve">Pokorny reports the opposite view from Lindsay.</w:t>
+      </w:r>
+      <w:r>
+        <w:rPr>
+          <w:rStyle w:val="FootnoteReference"/>
+        </w:rPr>
+        <w:footnoteReference w:id="14"/>
+      </w:r>
+      <w:r>
+        <w:t xml:space="preserve"> On that account "the more technically sophisticated the target, the more difficult it is to achieve a decisive cyber effect, because sophisticated defenders are better able to detect and mitigate intrusions." The balance therefore "favors defense at the strategic level, even if individual tactical attacks may succeed." Two warnings apply here. Lindsay is not among the sources read for this study, so this is a second-hand account that needs checking. Pokorny's own work is self-published, rests on sixteen unclassified sources, and is written as a plan for attacking China, which makes it a statement of policy preference rather than neutral analysis.</w:t>
+      </w:r>
+    </w:p>
+    <w:p>
+      <w:pPr>
+        <w:spacing w:after="140" w:line="300"/>
+        <w:jc w:val="both"/>
+      </w:pPr>
+      <w:r>
+        <w:t xml:space="preserve">Willett offers the only judgement based on watching an actual war.</w:t>
+      </w:r>
+      <w:r>
+        <w:rPr>
+          <w:rStyle w:val="FootnoteReference"/>
+        </w:rPr>
+        <w:footnoteReference w:id="15"/>
+      </w:r>
+      <w:r>
+        <w:t xml:space="preserve"> Writing for the International Institute for Strategic Studies about Russia and Ukraine, he describes "a sustained Russian campaign to hack into and disrupt Ukraine's critical national infrastructure, resulting in intense sparring between offence and defence, but with defence dominating most of the time, given its access to good intelligence and top-class cyber-security expertise."</w:t>
       </w:r>
     </w:p>
     <w:p>
@@ -2386,16 +2509,28 @@
         <w:jc w:val="both"/>
       </w:pPr>
       <w:r>
-        <w:t xml:space="preserve">The evidence behind each position is thin in different ways. Maschmeyer argues well but tests his idea on one case, which he himself calls a plausibility probe. Butt and Ulina simply assert. Lindsay reaches this paper second-hand. Only Willett watched a war, and even he limits his judgement to August 2022 and to two evenly matched sides. His finding that Russia could not disable Ukrainian military systems fits Smeets (2022) on how hard states find it to build cyber forces, a work cited by Maschmeyer (2023) and by Singh, Jash, and Nanjappa (2025).</w:t>
-      </w:r>
-    </w:p>
-    <w:p>
-      <w:pPr>
-        <w:spacing w:after="140" w:line="300"/>
-        <w:jc w:val="both"/>
-      </w:pPr>
-      <w:r>
-        <w:t xml:space="preserve">No study reviewed here actually measures the balance. The standard treatment of the concept, Slayton (2017), appears only inside Maschmeyer's bibliography.</w:t>
+        <w:t xml:space="preserve">The evidence behind each position is thin in different ways. Maschmeyer argues well but tests his idea on one case, which he himself calls a plausibility probe. Butt and Ulina simply assert. Lindsay reaches this paper second-hand. Only Willett watched a war, and even he limits his judgement to August 2022 and to two evenly matched sides. His finding that Russia could not disable Ukrainian military systems fits Smeets on how hard states find it to build cyber forces, a work cited by Maschmeyer and by Singh, Jash, and Nanjappa.</w:t>
+      </w:r>
+      <w:r>
+        <w:rPr>
+          <w:rStyle w:val="FootnoteReference"/>
+        </w:rPr>
+        <w:footnoteReference w:id="16"/>
+      </w:r>
+    </w:p>
+    <w:p>
+      <w:pPr>
+        <w:spacing w:after="140" w:line="300"/>
+        <w:jc w:val="both"/>
+      </w:pPr>
+      <w:r>
+        <w:t xml:space="preserve">No study reviewed here actually measures the balance. The standard treatment of the concept, Slayton, appears only inside Maschmeyer's bibliography.</w:t>
+      </w:r>
+      <w:r>
+        <w:rPr>
+          <w:rStyle w:val="FootnoteReference"/>
+        </w:rPr>
+        <w:footnoteReference w:id="17"/>
       </w:r>
     </w:p>
     <w:p>
@@ -2432,7 +2567,16 @@
         <w:jc w:val="both"/>
       </w:pPr>
       <w:r>
-        <w:t xml:space="preserve">Guttieri (2025) takes this problem head on. Intruders who settle in, she writes, "maintain a portfolio of future options." They can choose among "escalating the attack, disrupting services, conducting surveillance, or withdrawing." Over time they "accumulate a form of latent power on the network."</w:t>
+        <w:t xml:space="preserve">Guttieri takes this problem head on.</w:t>
+      </w:r>
+      <w:r>
+        <w:rPr>
+          <w:rStyle w:val="FootnoteReference"/>
+        </w:rPr>
+        <w:footnoteReference w:id="18"/>
+      </w:r>
+      <w:r>
+        <w:t xml:space="preserve"> Intruders who settle in, she writes, "maintain a portfolio of future options." They can choose among "escalating the attack, disrupting services, conducting surveillance, or withdrawing." Over time they "accumulate a form of latent power on the network."</w:t>
       </w:r>
     </w:p>
     <w:p>
@@ -2450,7 +2594,16 @@
         <w:jc w:val="both"/>
       </w:pPr>
       <w:r>
-        <w:t xml:space="preserve">Codreanu (2025) arrives at the same rule from a different place, working at the Romanian Diplomatic Institute with different sources. American officials held that the aim "was not the extraction of data for conventional espionage but rather the pre-positioning in key points of critical infrastructure to prepare for possible future acts of sabotage." Two independent statements of one rule make it stronger.</w:t>
+        <w:t xml:space="preserve">Codreanu arrives at the same rule from a different place, working at the Romanian Diplomatic Institute with different sources.</w:t>
+      </w:r>
+      <w:r>
+        <w:rPr>
+          <w:rStyle w:val="FootnoteReference"/>
+        </w:rPr>
+        <w:footnoteReference w:id="19"/>
+      </w:r>
+      <w:r>
+        <w:t xml:space="preserve"> American officials held that the aim "was not the extraction of data for conventional espionage but rather the pre-positioning in key points of critical infrastructure to prepare for possible future acts of sabotage." Two independent statements of one rule make it stronger.</w:t>
       </w:r>
     </w:p>
     <w:p>
@@ -2468,16 +2621,34 @@
         <w:jc w:val="both"/>
       </w:pPr>
       <w:r>
-        <w:t xml:space="preserve">Dimitrov and Andreev (2025) treat pre-positioning as a form of pressure. Volt Typhoon, they argue, shows China's "increasing reliance on the prepositioning of cyber assets in U.S. critical infrastructure as a means of deterrence and coercion." These are not spying missions but "pre-emptive measures designed to embed China's cyber capabilities into critical infrastructure, ensuring its influence in times of crisis." Their own evidence sits awkwardly with this. They admit that at Guam "forensic investigations did not reveal immediate sabotage" and that the intrusions "pointed to intelligence gathering and strategic mapping." That is the spying explanation they set out to reject.</w:t>
-      </w:r>
-    </w:p>
-    <w:p>
-      <w:pPr>
-        <w:spacing w:after="140" w:line="300"/>
-        <w:jc w:val="both"/>
-      </w:pPr>
-      <w:r>
-        <w:t xml:space="preserve">Braccia (2025) argues the opposite. Grey zone operations, he writes, "target strategically significant systems while carefully calibrating effects to remain below use-of-force thresholds established in international law." Rather than doing damage that might trigger a collective response, they "focus on persistent access, intelligence gathering, and pre-positioning for potential future activation."</w:t>
+        <w:t xml:space="preserve">Dimitrov and Andreev treat pre-positioning as a form of pressure.</w:t>
+      </w:r>
+      <w:r>
+        <w:rPr>
+          <w:rStyle w:val="FootnoteReference"/>
+        </w:rPr>
+        <w:footnoteReference w:id="20"/>
+      </w:r>
+      <w:r>
+        <w:t xml:space="preserve"> Volt Typhoon, they argue, shows China's "increasing reliance on the prepositioning of cyber assets in U.S. critical infrastructure as a means of deterrence and coercion." These are not spying missions but "pre-emptive measures designed to embed China's cyber capabilities into critical infrastructure, ensuring its influence in times of crisis." Their own evidence sits awkwardly with this. They admit that at Guam "forensic investigations did not reveal immediate sabotage" and that the intrusions "pointed to intelligence gathering and strategic mapping." That is the spying explanation they set out to reject.</w:t>
+      </w:r>
+    </w:p>
+    <w:p>
+      <w:pPr>
+        <w:spacing w:after="140" w:line="300"/>
+        <w:jc w:val="both"/>
+      </w:pPr>
+      <w:r>
+        <w:t xml:space="preserve">Braccia argues the opposite.</w:t>
+      </w:r>
+      <w:r>
+        <w:rPr>
+          <w:rStyle w:val="FootnoteReference"/>
+        </w:rPr>
+        <w:footnoteReference w:id="21"/>
+      </w:r>
+      <w:r>
+        <w:t xml:space="preserve"> Grey zone operations, he writes, "target strategically significant systems while carefully calibrating effects to remain below use-of-force thresholds established in international law." Rather than doing damage that might trigger a collective response, they "focus on persistent access, intelligence gathering, and pre-positioning for potential future activation."</w:t>
       </w:r>
     </w:p>
     <w:p>
@@ -2511,7 +2682,13 @@
         <w:t xml:space="preserve">Nobody notices.</w:t>
       </w:r>
       <w:r>
-        <w:t xml:space="preserve"> Sullivan (2025) observes that cyber operations "rarely possess sufficient political salience to activate political institutions to punish the perpetrator in any way that might provoke meaningful blowback." Campaigns such as Volt Typhoon and Salt Typhoon "lurk in the shadows, compromising entire populations while leaving little trace."</w:t>
+        <w:t xml:space="preserve"> Sullivan observes that cyber operations "rarely possess sufficient political salience to activate political institutions to punish the perpetrator in any way that might provoke meaningful blowback." Campaigns such as Volt Typhoon and Salt Typhoon "lurk in the shadows, compromising entire populations while leaving little trace."</w:t>
+      </w:r>
+      <w:r>
+        <w:rPr>
+          <w:rStyle w:val="FootnoteReference"/>
+        </w:rPr>
+        <w:footnoteReference w:id="22"/>
       </w:r>
     </w:p>
     <w:p>
@@ -2527,7 +2704,22 @@
         <w:t xml:space="preserve">The sender denies it.</w:t>
       </w:r>
       <w:r>
-        <w:t xml:space="preserve"> Singh, Jash, and Nanjappa (2025) record that China's National Computer Virus Emergency Response Centre answered the accusation by accusing the United States of running a tool to erase digital traces, and that the Chinese foreign ministry complained about the "hyping up" of Volt Typhoon. Codreanu (2025) records the ministry spokesman calling the allegations disinformation.</w:t>
+        <w:t xml:space="preserve"> Singh, Jash, and Nanjappa record that China's National Computer Virus Emergency Response Centre answered the accusation by accusing the United States of running a tool to erase digital traces, and that the Chinese foreign ministry complained about the "hyping up" of Volt Typhoon.</w:t>
+      </w:r>
+      <w:r>
+        <w:rPr>
+          <w:rStyle w:val="FootnoteReference"/>
+        </w:rPr>
+        <w:footnoteReference w:id="23"/>
+      </w:r>
+      <w:r>
+        <w:t xml:space="preserve"> Codreanu records the ministry spokesman calling the allegations disinformation.</w:t>
+      </w:r>
+      <w:r>
+        <w:rPr>
+          <w:rStyle w:val="FootnoteReference"/>
+        </w:rPr>
+        <w:footnoteReference w:id="24"/>
       </w:r>
     </w:p>
     <w:p>
@@ -2543,34 +2735,79 @@
         <w:t xml:space="preserve">The message goes to the wrong people.</w:t>
       </w:r>
       <w:r>
-        <w:t xml:space="preserve"> Baram (2026) classes the Volt Typhoon response as a joint technical advisory, noting that "no alliance-led endorsement or sanctions package followed," and that for advisories of this kind the "primary audience here is network defenders, not only state elites." A threat has to reach the people who make decisions. This one reached system administrators.</w:t>
-      </w:r>
-    </w:p>
-    <w:p>
-      <w:pPr>
-        <w:spacing w:after="140" w:line="300"/>
-        <w:jc w:val="both"/>
-      </w:pPr>
-      <w:r>
-        <w:t xml:space="preserve">Urbanczyk and colleagues (2025) sharpen the point with a comparison. Salt Typhoon, which broke into telephone companies and reached police surveillance systems, produced "sanctions imposed by the U.S. Treasury on PRC-linked cyber entities." Same country, same period, same victim. Spying got sanctions. Planting weapons in the power grid got an advisory. By any strategic measure that ordering is backwards, since implants in water and electricity systems are worse than stolen call records. Governments seem to respond to what is easy to explain and what fits past practice, not to what is dangerous.</w:t>
-      </w:r>
-    </w:p>
-    <w:p>
-      <w:pPr>
-        <w:spacing w:after="140" w:line="300"/>
-        <w:jc w:val="both"/>
-      </w:pPr>
-      <w:r>
-        <w:t xml:space="preserve">Codreanu (2025) records the one case where pre-positioning went nowhere. Drawing on Lonergan and Poznansky (2025), he notes that in 2018 the United States accused Russia of getting inside nuclear, energy, aviation and water systems, and that "so far, however, Russia has not exploited these footholds to launch direct cyberattacks on the US." Seven years of holding access without using it. If access means an attack is coming, the attack can evidently stay away for a very long time.</w:t>
-      </w:r>
-    </w:p>
-    <w:p>
-      <w:pPr>
-        <w:spacing w:after="140" w:line="300"/>
-        <w:jc w:val="both"/>
-      </w:pPr>
-      <w:r>
-        <w:t xml:space="preserve">Willett (2022) records the one case where pre-positioning turned into an attack. Russia had been "conducting reconnaissance of, and pre-positioning cyber capabilities on, certain Ukrainian energy and communications networks from at least March 2021." In April 2022 an intrusion into a large Ukrainian power facility was set to fire. "Ukrainian cyber security neutralised it." The malware "would have shut off power for two million people had the attack succeeded," but "no power outages in fact occurred." Malware aimed at gas plant safety systems was caught before use, and the FBI shut down a Russian network of hijacked routers before it could be turned on.</w:t>
+        <w:t xml:space="preserve"> Baram classes the Volt Typhoon response as a joint technical advisory, noting that "no alliance-led endorsement or sanctions package followed," and that for advisories of this kind the "primary audience here is network defenders, not only state elites." A threat has to reach the people who make decisions.</w:t>
+      </w:r>
+      <w:r>
+        <w:rPr>
+          <w:rStyle w:val="FootnoteReference"/>
+        </w:rPr>
+        <w:footnoteReference w:id="25"/>
+      </w:r>
+      <w:r>
+        <w:t xml:space="preserve"> This one reached system administrators.</w:t>
+      </w:r>
+    </w:p>
+    <w:p>
+      <w:pPr>
+        <w:spacing w:after="140" w:line="300"/>
+        <w:jc w:val="both"/>
+      </w:pPr>
+      <w:r>
+        <w:t xml:space="preserve">Urbanczyk and colleagues sharpen the point with a comparison.</w:t>
+      </w:r>
+      <w:r>
+        <w:rPr>
+          <w:rStyle w:val="FootnoteReference"/>
+        </w:rPr>
+        <w:footnoteReference w:id="26"/>
+      </w:r>
+      <w:r>
+        <w:t xml:space="preserve"> Salt Typhoon, which broke into telephone companies and reached police surveillance systems, produced "sanctions imposed by the U.S. Treasury on PRC-linked cyber entities." Same country, same period, same victim. Spying got sanctions. Planting weapons in the power grid got an advisory. By any strategic measure that ordering is backwards, since implants in water and electricity systems are worse than stolen call records. Governments seem to respond to what is easy to explain and what fits past practice, not to what is dangerous.</w:t>
+      </w:r>
+    </w:p>
+    <w:p>
+      <w:pPr>
+        <w:spacing w:after="140" w:line="300"/>
+        <w:jc w:val="both"/>
+      </w:pPr>
+      <w:r>
+        <w:t xml:space="preserve">Codreanu records the one case where pre-positioning went nowhere.</w:t>
+      </w:r>
+      <w:r>
+        <w:rPr>
+          <w:rStyle w:val="FootnoteReference"/>
+        </w:rPr>
+        <w:footnoteReference w:id="27"/>
+      </w:r>
+      <w:r>
+        <w:t xml:space="preserve"> Drawing on Lonergan and Poznansky, he notes that in 2018 the United States accused Russia of getting inside nuclear, energy, aviation and water systems, and that "so far, however, Russia has not exploited these footholds to launch direct cyberattacks on the US." Seven years of holding access without using it.</w:t>
+      </w:r>
+      <w:r>
+        <w:rPr>
+          <w:rStyle w:val="FootnoteReference"/>
+        </w:rPr>
+        <w:footnoteReference w:id="28"/>
+      </w:r>
+      <w:r>
+        <w:t xml:space="preserve"> If access means an attack is coming, the attack can evidently stay away for a very long time.</w:t>
+      </w:r>
+    </w:p>
+    <w:p>
+      <w:pPr>
+        <w:spacing w:after="140" w:line="300"/>
+        <w:jc w:val="both"/>
+      </w:pPr>
+      <w:r>
+        <w:t xml:space="preserve">Willett records the one case where pre-positioning turned into an attack.</w:t>
+      </w:r>
+      <w:r>
+        <w:rPr>
+          <w:rStyle w:val="FootnoteReference"/>
+        </w:rPr>
+        <w:footnoteReference w:id="29"/>
+      </w:r>
+      <w:r>
+        <w:t xml:space="preserve"> Russia had been "conducting reconnaissance of, and pre-positioning cyber capabilities on, certain Ukrainian energy and communications networks from at least March 2021." In April 2022 an intrusion into a large Ukrainian power facility was set to fire. "Ukrainian cyber security neutralised it." The malware "would have shut off power for two million people had the attack succeeded," but "no power outages in fact occurred." Malware aimed at gas plant safety systems was caught before use, and the FBI shut down a Russian network of hijacked routers before it could be turned on.</w:t>
       </w:r>
     </w:p>
     <w:p>
@@ -2598,25 +2835,49 @@
         <w:jc w:val="both"/>
       </w:pPr>
       <w:r>
-        <w:t xml:space="preserve">Butt and Ulina (2026) give the only account here that connects autonomy to attack. It is cautious. "While fully autonomous offensive cyber weapons are still largely theoretical, AI is being used to aid in reconnaissance, vulnerability discovery, phishing, malware development, and the adaptation of cyber exploits." In time, they suggest, systems "could recognize targets, determine attack routes, and conduct portions of an operation without human participation." The caution is what makes it useful. These authors have no reason to play down how fast things are moving.</w:t>
-      </w:r>
-    </w:p>
-    <w:p>
-      <w:pPr>
-        <w:spacing w:after="140" w:line="300"/>
-        <w:jc w:val="both"/>
-      </w:pPr>
-      <w:r>
-        <w:t xml:space="preserve">Yigit and colleagues (2025), writing from Edinburgh Napier University and the University of Liverpool, supply both the definition of agentic AI used here and a way of measuring it. The CYBERSECEVAL 3 benchmark, they note, tests "offensive security capabilities, such as automated social engineering, scaling manual offensive operations, and autonomous offensive strategies," and covers "autonomous offensive cyber operations." Scores from this benchmark across successive generations of models would give a real measurement of how fast autonomy is arriving, instead of guesswork. The authors also note limits, confirming earlier findings of "limitations in zero-shot LLMs for adversarial attack detection."</w:t>
-      </w:r>
-    </w:p>
-    <w:p>
-      <w:pPr>
-        <w:spacing w:after="140" w:line="300"/>
-        <w:jc w:val="both"/>
-      </w:pPr>
-      <w:r>
-        <w:t xml:space="preserve">Two things stand out in this work. Autonomy appears almost entirely on the defensive side. Yigit and colleagues describe agentic systems as delivering "proactive defence and resilience in real time by autonomously learning, adapting, and orchestrating multi-step mitigation strategies." Kabir and colleagues (2026) likewise put automatic response inside a national defensive system.</w:t>
+        <w:t xml:space="preserve">Butt and Ulina give the only account here that connects autonomy to attack.</w:t>
+      </w:r>
+      <w:r>
+        <w:rPr>
+          <w:rStyle w:val="FootnoteReference"/>
+        </w:rPr>
+        <w:footnoteReference w:id="30"/>
+      </w:r>
+      <w:r>
+        <w:t xml:space="preserve"> It is cautious. "While fully autonomous offensive cyber weapons are still largely theoretical, AI is being used to aid in reconnaissance, vulnerability discovery, phishing, malware development, and the adaptation of cyber exploits." In time, they suggest, systems "could recognize targets, determine attack routes, and conduct portions of an operation without human participation." The caution is what makes it useful. These authors have no reason to play down how fast things are moving.</w:t>
+      </w:r>
+    </w:p>
+    <w:p>
+      <w:pPr>
+        <w:spacing w:after="140" w:line="300"/>
+        <w:jc w:val="both"/>
+      </w:pPr>
+      <w:r>
+        <w:t xml:space="preserve">Yigit and colleagues, writing from Edinburgh Napier University and the University of Liverpool, supply both the definition of agentic AI used here and a way of measuring it.</w:t>
+      </w:r>
+      <w:r>
+        <w:rPr>
+          <w:rStyle w:val="FootnoteReference"/>
+        </w:rPr>
+        <w:footnoteReference w:id="31"/>
+      </w:r>
+      <w:r>
+        <w:t xml:space="preserve"> The CYBERSECEVAL 3 benchmark, they note, tests "offensive security capabilities, such as automated social engineering, scaling manual offensive operations, and autonomous offensive strategies," and covers "autonomous offensive cyber operations." Scores from this benchmark across successive generations of models would give a real measurement of how fast autonomy is arriving, instead of guesswork. The authors also note limits, confirming earlier findings of "limitations in zero-shot LLMs for adversarial attack detection."</w:t>
+      </w:r>
+    </w:p>
+    <w:p>
+      <w:pPr>
+        <w:spacing w:after="140" w:line="300"/>
+        <w:jc w:val="both"/>
+      </w:pPr>
+      <w:r>
+        <w:t xml:space="preserve">Two things stand out in this work. Autonomy appears almost entirely on the defensive side. Yigit and colleagues describe agentic systems as delivering "proactive defence and resilience in real time by autonomously learning, adapting, and orchestrating multi-step mitigation strategies." Kabir and colleagues likewise put automatic response inside a national defensive system.</w:t>
+      </w:r>
+      <w:r>
+        <w:rPr>
+          <w:rStyle w:val="FootnoteReference"/>
+        </w:rPr>
+        <w:footnoteReference w:id="32"/>
       </w:r>
     </w:p>
     <w:p>
@@ -2671,25 +2932,49 @@
         <w:jc w:val="both"/>
       </w:pPr>
       <w:r>
-        <w:t xml:space="preserve">Guttieri (2025) places pre-positioning inside Buchanan's cybersecurity dilemma, "an extension of the traditional security dilemma in which a state's efforts to secure itself provoke escalation from others." Her conclusion favours denial over punishment. "Deterrence by punishment is difficult to execute when adversaries can exploit ambiguity. In contrast, preventing adversaries from achieving their goals through resilience remains insufficiently emphasized."</w:t>
-      </w:r>
-    </w:p>
-    <w:p>
-      <w:pPr>
-        <w:spacing w:after="140" w:line="300"/>
-        <w:jc w:val="both"/>
-      </w:pPr>
-      <w:r>
-        <w:t xml:space="preserve">She also shows how pre-positioning becomes dangerous. Drawing on Cunningham (2022), she notes that China uses cyber, space and precision weapons "as stand-ins for nuclear escalation, leveraging them for signaling and coercion," and concludes that "rather than deterring escalation, China's use of cyber operations appears designed to shape conditions for conflict." But because cyber, space and nuclear systems are tangled together, this tangle "undermines their reliability as controlled instruments of deterrence or coercion." The result is that "even a limited cyberattack could inadvertently disrupt critical infrastructure and escalate tensions far beyond its intended scope."</w:t>
-      </w:r>
-    </w:p>
-    <w:p>
-      <w:pPr>
-        <w:spacing w:after="140" w:line="300"/>
-        <w:jc w:val="both"/>
-      </w:pPr>
-      <w:r>
-        <w:t xml:space="preserve">Sullivan (2025) traces how American doctrine moved from deterrence to constant engagement, and what that did to communication between rivals. Deterrence "is reactive and punitive," while persistent engagement "is proactively preventive." Deterrence "is episodic in nature," while the new approach depends on "the continuous operations that it requires." Where deterrence rewarded keeping your intentions vague, constant contact "both facilitates and benefits from clarity over ambiguity."</w:t>
+        <w:t xml:space="preserve">Guttieri places pre-positioning inside Buchanan's cybersecurity dilemma, "an extension of the traditional security dilemma in which a state's efforts to secure itself provoke escalation from others." Her conclusion favours denial over punishment.</w:t>
+      </w:r>
+      <w:r>
+        <w:rPr>
+          <w:rStyle w:val="FootnoteReference"/>
+        </w:rPr>
+        <w:footnoteReference w:id="33"/>
+      </w:r>
+      <w:r>
+        <w:t xml:space="preserve"> "Deterrence by punishment is difficult to execute when adversaries can exploit ambiguity. In contrast, preventing adversaries from achieving their goals through resilience remains insufficiently emphasized."</w:t>
+      </w:r>
+    </w:p>
+    <w:p>
+      <w:pPr>
+        <w:spacing w:after="140" w:line="300"/>
+        <w:jc w:val="both"/>
+      </w:pPr>
+      <w:r>
+        <w:t xml:space="preserve">She also shows how pre-positioning becomes dangerous. Drawing on Cunningham, she notes that China uses cyber, space and precision weapons "as stand-ins for nuclear escalation, leveraging them for signaling and coercion," and concludes that "rather than deterring escalation, China's use of cyber operations appears designed to shape conditions for conflict." But because cyber, space and nuclear systems are tangled together, this tangle "undermines their reliability as controlled instruments of deterrence or coercion." The result is that "even a limited cyberattack could inadvertently disrupt critical infrastructure and escalate tensions far beyond its intended scope."</w:t>
+      </w:r>
+      <w:r>
+        <w:rPr>
+          <w:rStyle w:val="FootnoteReference"/>
+        </w:rPr>
+        <w:footnoteReference w:id="34"/>
+      </w:r>
+    </w:p>
+    <w:p>
+      <w:pPr>
+        <w:spacing w:after="140" w:line="300"/>
+        <w:jc w:val="both"/>
+      </w:pPr>
+      <w:r>
+        <w:t xml:space="preserve">Sullivan traces how American doctrine moved from deterrence to constant engagement, and what that did to communication between rivals.</w:t>
+      </w:r>
+      <w:r>
+        <w:rPr>
+          <w:rStyle w:val="FootnoteReference"/>
+        </w:rPr>
+        <w:footnoteReference w:id="35"/>
+      </w:r>
+      <w:r>
+        <w:t xml:space="preserve"> Deterrence "is reactive and punitive," while persistent engagement "is proactively preventive." Deterrence "is episodic in nature," while the new approach depends on "the continuous operations that it requires." Where deterrence rewarded keeping your intentions vague, constant contact "both facilitates and benefits from clarity over ambiguity."</w:t>
       </w:r>
     </w:p>
     <w:p>
@@ -2707,25 +2992,52 @@
         <w:jc w:val="both"/>
       </w:pPr>
       <w:r>
-        <w:t xml:space="preserve">He also separates two kinds of blame. "Even when technical attribution is possible, political attribution rarely follows," because naming a government publicly "is subject to political considerations that may counsel against attribution" (Eichensehr 2020, reported in Sullivan 2025). Knowing who did it and saying so are different decisions.</w:t>
-      </w:r>
-    </w:p>
-    <w:p>
-      <w:pPr>
-        <w:spacing w:after="140" w:line="300"/>
-        <w:jc w:val="both"/>
-      </w:pPr>
-      <w:r>
-        <w:t xml:space="preserve">Willett (2022) records what is at stake. President Biden named a cyber breach as the most likely path to the United States finding itself in "a real shooting war" with a major power. NATO has said it would judge Article 5 case by case and "could consider an accumulation of minor attacks as crossing that threshold." Willett also notes that after the 2007 attacks on Estonia, Russia "probably learned what sorts of cyber attacks on a NATO state the Alliance would not consider close to its threshold." That is learning by testing, which is different from pre-positioning.</w:t>
-      </w:r>
-    </w:p>
-    <w:p>
-      <w:pPr>
-        <w:spacing w:after="140" w:line="300"/>
-        <w:jc w:val="both"/>
-      </w:pPr>
-      <w:r>
-        <w:t xml:space="preserve">Sullivan (2025) and Pokorny (2026) point to the same missing piece. Sullivan describes a lasting fog of law around cyber operations. Pokorny notes that "a significant gap in the public literature concerns the precise rules of engagement governing forward operations, the potential for miscalculation, and the legal implications of continuously operating within the sovereign networks of other states."</w:t>
+        <w:t xml:space="preserve">He also separates two kinds of blame. "Even when technical attribution is possible, political attribution rarely follows," because naming a government publicly "is subject to political considerations that may counsel against attribution".</w:t>
+      </w:r>
+      <w:r>
+        <w:rPr>
+          <w:rStyle w:val="FootnoteReference"/>
+        </w:rPr>
+        <w:footnoteReference w:id="36"/>
+      </w:r>
+      <w:r>
+        <w:t xml:space="preserve"> Knowing who did it and saying so are different decisions.</w:t>
+      </w:r>
+    </w:p>
+    <w:p>
+      <w:pPr>
+        <w:spacing w:after="140" w:line="300"/>
+        <w:jc w:val="both"/>
+      </w:pPr>
+      <w:r>
+        <w:t xml:space="preserve">Willett records what is at stake.</w:t>
+      </w:r>
+      <w:r>
+        <w:rPr>
+          <w:rStyle w:val="FootnoteReference"/>
+        </w:rPr>
+        <w:footnoteReference w:id="37"/>
+      </w:r>
+      <w:r>
+        <w:t xml:space="preserve"> President Biden named a cyber breach as the most likely path to the United States finding itself in "a real shooting war" with a major power. NATO has said it would judge Article 5 case by case and "could consider an accumulation of minor attacks as crossing that threshold." Willett also notes that after the 2007 attacks on Estonia, Russia "probably learned what sorts of cyber attacks on a NATO state the Alliance would not consider close to its threshold." That is learning by testing, which is different from pre-positioning.</w:t>
+      </w:r>
+    </w:p>
+    <w:p>
+      <w:pPr>
+        <w:spacing w:after="140" w:line="300"/>
+        <w:jc w:val="both"/>
+      </w:pPr>
+      <w:r>
+        <w:t xml:space="preserve">Sullivan and Pokorny point to the same missing piece.</w:t>
+      </w:r>
+      <w:r>
+        <w:rPr>
+          <w:rStyle w:val="FootnoteReference"/>
+        </w:rPr>
+        <w:footnoteReference w:id="38"/>
+      </w:r>
+      <w:r>
+        <w:t xml:space="preserve"> Sullivan describes a lasting fog of law around cyber operations. Pokorny notes that "a significant gap in the public literature concerns the precise rules of engagement governing forward operations, the potential for miscalculation, and the legal implications of continuously operating within the sovereign networks of other states."</w:t>
       </w:r>
     </w:p>
     <w:p>
@@ -2793,7 +3105,16 @@
         <w:jc w:val="both"/>
       </w:pPr>
       <w:r>
-        <w:t xml:space="preserve">Melella (n.d.) gives a chapter section to the balance in cyberspace and a chapter to artificial intelligence in the NATO Locked Shields exercise. He writes that "the advancement of technologies, particularly artificial intelligence, is changing the landscape of cyberspace" and that "studying how these emerging technologies affect the offensive-defensive balance could reveal new dynamics and challenges." He adds that "an under-explored area is how actors perceive the offensive-defensive balance and how these perceptions influence their policy and strategy decisions."</w:t>
+        <w:t xml:space="preserve">Melella gives a chapter section to the balance in cyberspace and a chapter to artificial intelligence in the NATO Locked Shields exercise.</w:t>
+      </w:r>
+      <w:r>
+        <w:rPr>
+          <w:rStyle w:val="FootnoteReference"/>
+        </w:rPr>
+        <w:footnoteReference w:id="39"/>
+      </w:r>
+      <w:r>
+        <w:t xml:space="preserve"> He writes that "the advancement of technologies, particularly artificial intelligence, is changing the landscape of cyberspace" and that "studying how these emerging technologies affect the offensive-defensive balance could reveal new dynamics and challenges." He adds that "an under-explored area is how actors perceive the offensive-defensive balance and how these perceptions influence their policy and strategy decisions."</w:t>
       </w:r>
     </w:p>
     <w:p>
@@ -2830,7 +3151,16 @@
         <w:jc w:val="both"/>
       </w:pPr>
       <w:r>
-        <w:t xml:space="preserve">No study says what unit a shift in the balance would be measured in. Maschmeyer (2023) doubts the concept applies to cyberspace at all. Without something to measure, a shift in the balance is not yet a question research can answer.</w:t>
+        <w:t xml:space="preserve">No study says what unit a shift in the balance would be measured in. Maschmeyer doubts the concept applies to cyberspace at all.</w:t>
+      </w:r>
+      <w:r>
+        <w:rPr>
+          <w:rStyle w:val="FootnoteReference"/>
+        </w:rPr>
+        <w:footnoteReference w:id="40"/>
+      </w:r>
+      <w:r>
+        <w:t xml:space="preserve"> Without something to measure, a shift in the balance is not yet a question research can answer.</w:t>
       </w:r>
     </w:p>
     <w:p>
@@ -2849,16 +3179,34 @@
         <w:jc w:val="both"/>
       </w:pPr>
       <w:r>
-        <w:t xml:space="preserve">Guttieri (2025) reads pre-positioning as a warning because staying hidden takes patience. The act means something because it is expensive.</w:t>
-      </w:r>
-    </w:p>
-    <w:p>
-      <w:pPr>
-        <w:spacing w:after="140" w:line="300"/>
-        <w:jc w:val="both"/>
-      </w:pPr>
-      <w:r>
-        <w:t xml:space="preserve">Sullivan (2025), publishing in the same issue of the same journal, says the opposite. Cyber operations are carried out "inexpensively," most "do not" need serious investment, and "the low cost of cyber operations extends far beyond the financial realm." Two colleagues at one institution, in one issue, working from incompatible assumptions.</w:t>
+        <w:t xml:space="preserve">Guttieri reads pre-positioning as a warning because staying hidden takes patience.</w:t>
+      </w:r>
+      <w:r>
+        <w:rPr>
+          <w:rStyle w:val="FootnoteReference"/>
+        </w:rPr>
+        <w:footnoteReference w:id="41"/>
+      </w:r>
+      <w:r>
+        <w:t xml:space="preserve"> The act means something because it is expensive.</w:t>
+      </w:r>
+    </w:p>
+    <w:p>
+      <w:pPr>
+        <w:spacing w:after="140" w:line="300"/>
+        <w:jc w:val="both"/>
+      </w:pPr>
+      <w:r>
+        <w:t xml:space="preserve">Sullivan, publishing in the same issue of the same journal, says the opposite.</w:t>
+      </w:r>
+      <w:r>
+        <w:rPr>
+          <w:rStyle w:val="FootnoteReference"/>
+        </w:rPr>
+        <w:footnoteReference w:id="42"/>
+      </w:r>
+      <w:r>
+        <w:t xml:space="preserve"> Cyber operations are carried out "inexpensively," most "do not" need serious investment, and "the low cost of cyber operations extends far beyond the financial realm." Two colleagues at one institution, in one issue, working from incompatible assumptions.</w:t>
       </w:r>
     </w:p>
     <w:p>
@@ -2886,7 +3234,25 @@
         <w:jc w:val="both"/>
       </w:pPr>
       <w:r>
-        <w:t xml:space="preserve">No study codes pre-positioning cases along the lines its own theory says matter. Guttieri (2025) offers a rule and applies it to one case in prose rather than through systematic coding. Baram (2026) has the coding method but applies it to how governments respond, not to what the intruders did. Joining the two is possible and has not been done. There is no record of how the cost of persistence has changed over time, and no dataset tracking autonomy in real campaigns.</w:t>
+        <w:t xml:space="preserve">No study codes pre-positioning cases along the lines its own theory says matter. Guttieri offers a rule and applies it to one case in prose rather than through systematic coding.</w:t>
+      </w:r>
+      <w:r>
+        <w:rPr>
+          <w:rStyle w:val="FootnoteReference"/>
+        </w:rPr>
+        <w:footnoteReference w:id="43"/>
+      </w:r>
+      <w:r>
+        <w:t xml:space="preserve"> Baram has the coding method but applies it to how governments respond, not to what the intruders did.</w:t>
+      </w:r>
+      <w:r>
+        <w:rPr>
+          <w:rStyle w:val="FootnoteReference"/>
+        </w:rPr>
+        <w:footnoteReference w:id="44"/>
+      </w:r>
+      <w:r>
+        <w:t xml:space="preserve"> Joining the two is possible and has not been done. There is no record of how the cost of persistence has changed over time, and no dataset tracking autonomy in real campaigns.</w:t>
       </w:r>
     </w:p>
     <w:p>
@@ -2905,7 +3271,22 @@
         <w:jc w:val="both"/>
       </w:pPr>
       <w:r>
-        <w:t xml:space="preserve">One study out of sixteen tests claims against a body of coded cases. Baram (2026) codes twenty attribution cases from the European Repository of Cyber Incidents. The rest are reviews, legal analyses, expert judgements or arguments illustrated by examples. Maschmeyer (2023) calls his own evidence a plausibility probe.</w:t>
+        <w:t xml:space="preserve">One study out of sixteen tests claims against a body of coded cases. Baram codes twenty attribution cases from the European Repository of Cyber Incidents.</w:t>
+      </w:r>
+      <w:r>
+        <w:rPr>
+          <w:rStyle w:val="FootnoteReference"/>
+        </w:rPr>
+        <w:footnoteReference w:id="45"/>
+      </w:r>
+      <w:r>
+        <w:t xml:space="preserve"> The rest are reviews, legal analyses, expert judgements or arguments illustrated by examples. Maschmeyer calls his own evidence a plausibility probe.</w:t>
+      </w:r>
+      <w:r>
+        <w:rPr>
+          <w:rStyle w:val="FootnoteReference"/>
+        </w:rPr>
+        <w:footnoteReference w:id="46"/>
       </w:r>
     </w:p>
     <w:p>
@@ -2924,7 +3305,40 @@
         <w:jc w:val="both"/>
       </w:pPr>
       <w:r>
-        <w:t xml:space="preserve">The literature looks at China from the outside. Three partial exceptions exist. Singh, Jash, and Nanjappa (2025) record China's stated position. Codreanu (2025) quotes the ministry denial. Pokorny (2026) describes the 2024 reorganisation of the Strategic Support Force into an Information Support Force, an Aerospace Force and a Cyberspace Force. None uses Chinese-language military writing. Baram (2026) admits the same bias in her own data, noting that her findings "map Western-led joint public attributions rather than global practices." Any study built on these sources inherits that bias and should say so.</w:t>
+        <w:t xml:space="preserve">The literature looks at China from the outside. Three partial exceptions exist. Singh, Jash, and Nanjappa record China's stated position.</w:t>
+      </w:r>
+      <w:r>
+        <w:rPr>
+          <w:rStyle w:val="FootnoteReference"/>
+        </w:rPr>
+        <w:footnoteReference w:id="47"/>
+      </w:r>
+      <w:r>
+        <w:t xml:space="preserve"> Codreanu quotes the ministry denial.</w:t>
+      </w:r>
+      <w:r>
+        <w:rPr>
+          <w:rStyle w:val="FootnoteReference"/>
+        </w:rPr>
+        <w:footnoteReference w:id="48"/>
+      </w:r>
+      <w:r>
+        <w:t xml:space="preserve"> Pokorny describes the 2024 reorganisation of the Strategic Support Force into an Information Support Force, an Aerospace Force and a Cyberspace Force.</w:t>
+      </w:r>
+      <w:r>
+        <w:rPr>
+          <w:rStyle w:val="FootnoteReference"/>
+        </w:rPr>
+        <w:footnoteReference w:id="49"/>
+      </w:r>
+      <w:r>
+        <w:t xml:space="preserve"> None uses Chinese-language military writing. Baram admits the same bias in her own data, noting that her findings "map Western-led joint public attributions rather than global practices." Any study built on these sources inherits that bias and should say so.</w:t>
+      </w:r>
+      <w:r>
+        <w:rPr>
+          <w:rStyle w:val="FootnoteReference"/>
+        </w:rPr>
+        <w:footnoteReference w:id="50"/>
       </w:r>
     </w:p>
     <w:p>
@@ -2943,7 +3357,25 @@
         <w:jc w:val="both"/>
       </w:pPr>
       <w:r>
-        <w:t xml:space="preserve">Butt and Ulina (2026) say fully automatic attack systems remain theoretical. Nothing in the literature says how fast that will change. There are no forecasts, no thresholds and no warning signs. The measuring tool exists, though. Yigit and colleagues (2025) point to CYBERSECEVAL 3, which tests automatic attack capability, and results across model generations would show the trend. Nobody has used it that way.</w:t>
+        <w:t xml:space="preserve">Butt and Ulina say fully automatic attack systems remain theoretical.</w:t>
+      </w:r>
+      <w:r>
+        <w:rPr>
+          <w:rStyle w:val="FootnoteReference"/>
+        </w:rPr>
+        <w:footnoteReference w:id="51"/>
+      </w:r>
+      <w:r>
+        <w:t xml:space="preserve"> Nothing in the literature says how fast that will change. There are no forecasts, no thresholds and no warning signs. The measuring tool exists, though. Yigit and colleagues point to CYBERSECEVAL 3, which tests automatic attack capability, and results across model generations would show the trend.</w:t>
+      </w:r>
+      <w:r>
+        <w:rPr>
+          <w:rStyle w:val="FootnoteReference"/>
+        </w:rPr>
+        <w:footnoteReference w:id="52"/>
+      </w:r>
+      <w:r>
+        <w:t xml:space="preserve"> Nobody has used it that way.</w:t>
       </w:r>
     </w:p>
     <w:p>
@@ -2962,7 +3394,25 @@
         <w:jc w:val="both"/>
       </w:pPr>
       <w:r>
-        <w:t xml:space="preserve">Guttieri (2025) argues for defence by denial. Butt and Ulina (2026) offer a table of recommendations. Neither asks how blame, warning and escalation control work when machines move faster than the people supposed to be in charge.</w:t>
+        <w:t xml:space="preserve">Guttieri argues for defence by denial.</w:t>
+      </w:r>
+      <w:r>
+        <w:rPr>
+          <w:rStyle w:val="FootnoteReference"/>
+        </w:rPr>
+        <w:footnoteReference w:id="53"/>
+      </w:r>
+      <w:r>
+        <w:t xml:space="preserve"> Butt and Ulina offer a table of recommendations.</w:t>
+      </w:r>
+      <w:r>
+        <w:rPr>
+          <w:rStyle w:val="FootnoteReference"/>
+        </w:rPr>
+        <w:footnoteReference w:id="54"/>
+      </w:r>
+      <w:r>
+        <w:t xml:space="preserve"> Neither asks how blame, warning and escalation control work when machines move faster than the people supposed to be in charge.</w:t>
       </w:r>
     </w:p>
     <w:p>
@@ -3021,7 +3471,16 @@
         <w:jc w:val="both"/>
       </w:pPr>
       <w:r>
-        <w:t xml:space="preserve">Guttieri (2025) already works this way without saying so. She uses the cybersecurity dilemma, and she grounds her warning rule in patience.</w:t>
+        <w:t xml:space="preserve">Guttieri already works this way without saying so.</w:t>
+      </w:r>
+      <w:r>
+        <w:rPr>
+          <w:rStyle w:val="FootnoteReference"/>
+        </w:rPr>
+        <w:footnoteReference w:id="55"/>
+      </w:r>
+      <w:r>
+        <w:t xml:space="preserve"> She uses the cybersecurity dilemma, and she grounds her warning rule in patience.</w:t>
       </w:r>
     </w:p>
     <w:p>
@@ -3065,7 +3524,13 @@
         <w:t xml:space="preserve">Explanation one: the warning is fading.</w:t>
       </w:r>
       <w:r>
-        <w:t xml:space="preserve"> Pre-positioning once meant something because holding access was expensive. Machine autonomy makes it cheaper, so the meaning drains away. Dimitrov and Andreev (2025) hold the underlying view, treating pre-positioning as pressure and coercion.</w:t>
+        <w:t xml:space="preserve"> Pre-positioning once meant something because holding access was expensive. Machine autonomy makes it cheaper, so the meaning drains away. Dimitrov and Andreev hold the underlying view, treating pre-positioning as pressure and coercion.</w:t>
+      </w:r>
+      <w:r>
+        <w:rPr>
+          <w:rStyle w:val="FootnoteReference"/>
+        </w:rPr>
+        <w:footnoteReference w:id="56"/>
       </w:r>
     </w:p>
     <w:p>
@@ -3081,7 +3546,13 @@
         <w:t xml:space="preserve">Explanation two: there never was a warning.</w:t>
       </w:r>
       <w:r>
-        <w:t xml:space="preserve"> Pre-positioning never meant to say anything. Staying below the level that triggers a response is the design goal, and being hard to read is a feature rather than a fault. Braccia (2025) argues this, describing operations tuned to stay below the use-of-force line.</w:t>
+        <w:t xml:space="preserve"> Pre-positioning never meant to say anything. Staying below the level that triggers a response is the design goal, and being hard to read is a feature rather than a fault. Braccia argues this, describing operations tuned to stay below the use-of-force line.</w:t>
+      </w:r>
+      <w:r>
+        <w:rPr>
+          <w:rStyle w:val="FootnoteReference"/>
+        </w:rPr>
+        <w:footnoteReference w:id="57"/>
       </w:r>
     </w:p>
     <w:p>
@@ -3118,7 +3589,16 @@
         <w:jc w:val="both"/>
       </w:pPr>
       <w:r>
-        <w:t xml:space="preserve">Cyber persistence theory, developed by Fischerkeller, Goldman, and Harknett and reported by Guttieri (2025) and Sullivan (2025), supplies the background of constant contact. Against that background, sitting inside a rival's networks is normal rather than exceptional. This explains why pulling a clear message out of persistent access is hard as a matter of principle, not just in practice.</w:t>
+        <w:t xml:space="preserve">Cyber persistence theory, developed by Fischerkeller, Goldman, and Harknett and reported by Guttieri and Sullivan, supplies the background of constant contact.</w:t>
+      </w:r>
+      <w:r>
+        <w:rPr>
+          <w:rStyle w:val="FootnoteReference"/>
+        </w:rPr>
+        <w:footnoteReference w:id="58"/>
+      </w:r>
+      <w:r>
+        <w:t xml:space="preserve"> Against that background, sitting inside a rival's networks is normal rather than exceptional. This explains why pulling a clear message out of persistent access is hard as a matter of principle, not just in practice.</w:t>
       </w:r>
     </w:p>
     <w:p>
@@ -3137,7 +3617,16 @@
         <w:jc w:val="both"/>
       </w:pPr>
       <w:r>
-        <w:t xml:space="preserve">Willett (2022) shows that a weaker defender would produce a different balance. The framework must therefore tie its findings to how capable the defender is, rather than treating the balance as one global number. Conclusions become conclusions about particular pairs of rivals. The expectation that follows is that autonomy widens the distance between rich defenders and poor ones rather than tilting one overall balance.</w:t>
+        <w:t xml:space="preserve">Willett shows that a weaker defender would produce a different balance.</w:t>
+      </w:r>
+      <w:r>
+        <w:rPr>
+          <w:rStyle w:val="FootnoteReference"/>
+        </w:rPr>
+        <w:footnoteReference w:id="59"/>
+      </w:r>
+      <w:r>
+        <w:t xml:space="preserve"> The framework must therefore tie its findings to how capable the defender is, rather than treating the balance as one global number. Conclusions become conclusions about particular pairs of rivals. The expectation that follows is that autonomy widens the distance between rich defenders and poor ones rather than tilting one overall balance.</w:t>
       </w:r>
     </w:p>
     <w:p>
@@ -3156,7 +3645,16 @@
         <w:jc w:val="both"/>
       </w:pPr>
       <w:r>
-        <w:t xml:space="preserve">Maschmeyer (2023) should be answered directly, not ignored. If cyber operations are subversion rather than war, then framing them in terms of attack and defence is a mistake of category, and the question has to be asked differently. This is the most likely objection a reviewer will raise, and it belongs in the main text.</w:t>
+        <w:t xml:space="preserve">Maschmeyer should be answered directly, not ignored.</w:t>
+      </w:r>
+      <w:r>
+        <w:rPr>
+          <w:rStyle w:val="FootnoteReference"/>
+        </w:rPr>
+        <w:footnoteReference w:id="60"/>
+      </w:r>
+      <w:r>
+        <w:t xml:space="preserve"> If cyber operations are subversion rather than war, then framing them in terms of attack and defence is a mistake of category, and the question has to be asked differently. This is the most likely objection a reviewer will raise, and it belongs in the main text.</w:t>
       </w:r>
     </w:p>
     <w:p>
@@ -3695,7 +4193,34 @@
         <w:jc w:val="both"/>
       </w:pPr>
       <w:r>
-        <w:t xml:space="preserve">The Russian case of 2018, reported by Codreanu (2025) from Lonergan and Poznansky (2025), gives the case where nothing happened. The Ukrainian case, from Willett (2022), gives the only case where access became attack. Further comparisons are available in the Flax, Salt and Silk Typhoon campaigns named by Singh, Jash, and Nanjappa (2025). Estonia in 2007 offers a contrast, since there the learning came from testing rather than from hiding.</w:t>
+        <w:t xml:space="preserve">The Russian case of 2018, reported by Codreanu from Lonergan and Poznansky, gives the case where nothing happened.</w:t>
+      </w:r>
+      <w:r>
+        <w:rPr>
+          <w:rStyle w:val="FootnoteReference"/>
+        </w:rPr>
+        <w:footnoteReference w:id="61"/>
+      </w:r>
+      <w:r>
+        <w:t xml:space="preserve"> The Ukrainian case, from Willett, gives the only case where access became attack.</w:t>
+      </w:r>
+      <w:r>
+        <w:rPr>
+          <w:rStyle w:val="FootnoteReference"/>
+        </w:rPr>
+        <w:footnoteReference w:id="62"/>
+      </w:r>
+      <w:r>
+        <w:t xml:space="preserve"> Further comparisons are available in the Flax, Salt and Silk Typhoon campaigns named by Singh, Jash, and Nanjappa.</w:t>
+      </w:r>
+      <w:r>
+        <w:rPr>
+          <w:rStyle w:val="FootnoteReference"/>
+        </w:rPr>
+        <w:footnoteReference w:id="63"/>
+      </w:r>
+      <w:r>
+        <w:t xml:space="preserve"> Estonia in 2007 offers a contrast, since there the learning came from testing rather than from hiding.</w:t>
       </w:r>
     </w:p>
     <w:p>
@@ -3714,7 +4239,22 @@
         <w:jc w:val="both"/>
       </w:pPr>
       <w:r>
-        <w:t xml:space="preserve">The European Repository of Cyber Incidents, compiled by Zettl-Schabath and colleagues (2025) and used by Baram (2026), provides a ready-made set of coded incidents. To this can be added official statements and advisories. Reports from security companies are treated as interested evidence rather than neutral fact, a caution this literature earns given how Butt and Ulina (2026) use vendor figures without question.</w:t>
+        <w:t xml:space="preserve">The European Repository of Cyber Incidents, compiled by Zettl-Schabath and colleagues and used by Baram, provides a ready-made set of coded incidents.</w:t>
+      </w:r>
+      <w:r>
+        <w:rPr>
+          <w:rStyle w:val="FootnoteReference"/>
+        </w:rPr>
+        <w:footnoteReference w:id="64"/>
+      </w:r>
+      <w:r>
+        <w:t xml:space="preserve"> To this can be added official statements and advisories. Reports from security companies are treated as interested evidence rather than neutral fact, a caution this literature earns given how Butt and Ulina use vendor figures without question.</w:t>
+      </w:r>
+      <w:r>
+        <w:rPr>
+          <w:rStyle w:val="FootnoteReference"/>
+        </w:rPr>
+        <w:footnoteReference w:id="65"/>
       </w:r>
     </w:p>
     <w:p>
@@ -3733,16 +4273,28 @@
         <w:jc w:val="both"/>
       </w:pPr>
       <w:r>
-        <w:t xml:space="preserve">Coding happens at two levels, following the pattern Baram (2026) used, where a typology is built first and cases are sorted into it afterwards.</w:t>
-      </w:r>
-    </w:p>
-    <w:p>
-      <w:pPr>
-        <w:spacing w:after="140" w:line="300"/>
-        <w:jc w:val="both"/>
-      </w:pPr>
-      <w:r>
-        <w:t xml:space="preserve">At the level of the act, each campaign is scored on four things: how much intelligence the access yields and how much power it would confer, following Guttieri (2025); how expensive the access is to maintain, estimated from how long it went unnoticed, how skilled the tradecraft was, and how much was automated; and whether the target matters for one named scenario, as Guam does for Taiwan (Dimitrov and Andreev 2025), or is simply general infrastructure.</w:t>
+        <w:t xml:space="preserve">Coding happens at two levels, following the pattern Baram used, where a typology is built first and cases are sorted into it afterwards.</w:t>
+      </w:r>
+      <w:r>
+        <w:rPr>
+          <w:rStyle w:val="FootnoteReference"/>
+        </w:rPr>
+        <w:footnoteReference w:id="66"/>
+      </w:r>
+    </w:p>
+    <w:p>
+      <w:pPr>
+        <w:spacing w:after="140" w:line="300"/>
+        <w:jc w:val="both"/>
+      </w:pPr>
+      <w:r>
+        <w:t xml:space="preserve">At the level of the act, each campaign is scored on four things: how much intelligence the access yields and how much power it would confer, following Guttieri; how expensive the access is to maintain, estimated from how long it went unnoticed, how skilled the tradecraft was, and how much was automated; and whether the target matters for one named scenario, as Guam does for Taiwan, or is simply general infrastructure.</w:t>
+      </w:r>
+      <w:r>
+        <w:rPr>
+          <w:rStyle w:val="FootnoteReference"/>
+        </w:rPr>
+        <w:footnoteReference w:id="67"/>
       </w:r>
     </w:p>
     <w:p>
@@ -3838,7 +4390,31 @@
         <w:jc w:val="both"/>
       </w:pPr>
       <w:r>
-        <w:t xml:space="preserve">Cyber competition is continuous, not a series of separate incidents (Guttieri 2025; Sullivan 2025). Infrastructure is the target. Foreign access to American infrastructure happened and was publicly attributed (Guttieri 2025; Codreanu 2025; Baram 2026). Automatic defence tools are being built and deployed (Yigit et al. 2025; Kabir et al. 2026).</w:t>
+        <w:t xml:space="preserve">Cyber competition is continuous, not a series of separate incidents.</w:t>
+      </w:r>
+      <w:r>
+        <w:rPr>
+          <w:rStyle w:val="FootnoteReference"/>
+        </w:rPr>
+        <w:footnoteReference w:id="68"/>
+      </w:r>
+      <w:r>
+        <w:t xml:space="preserve"> Infrastructure is the target. Foreign access to American infrastructure happened and was publicly attributed.</w:t>
+      </w:r>
+      <w:r>
+        <w:rPr>
+          <w:rStyle w:val="FootnoteReference"/>
+        </w:rPr>
+        <w:footnoteReference w:id="69"/>
+      </w:r>
+      <w:r>
+        <w:t xml:space="preserve"> Automatic defence tools are being built and deployed.</w:t>
+      </w:r>
+      <w:r>
+        <w:rPr>
+          <w:rStyle w:val="FootnoteReference"/>
+        </w:rPr>
+        <w:footnoteReference w:id="80"/>
       </w:r>
     </w:p>
     <w:p>
@@ -3857,7 +4433,40 @@
         <w:jc w:val="both"/>
       </w:pPr>
       <w:r>
-        <w:t xml:space="preserve">Whether attack-defence theory applies to cyberspace, with Maschmeyer (2023) against. Which side holds the advantage, with Butt and Ulina (2026) for attackers, and Lindsay through Pokorny (2026) and Willett (2022) for defenders. Whether pre-positioning carries a message, with Dimitrov and Andreev (2025) for and Braccia (2025) against. Whether these operations are cheap, with Sullivan (2025) and Guttieri (2025) at odds.</w:t>
+        <w:t xml:space="preserve">Whether attack-defence theory applies to cyberspace, with Maschmeyer against.</w:t>
+      </w:r>
+      <w:r>
+        <w:rPr>
+          <w:rStyle w:val="FootnoteReference"/>
+        </w:rPr>
+        <w:footnoteReference w:id="70"/>
+      </w:r>
+      <w:r>
+        <w:t xml:space="preserve"> Which side holds the advantage, with Butt and Ulina for attackers, and Lindsay through Pokorny and Willett for defenders.</w:t>
+      </w:r>
+      <w:r>
+        <w:rPr>
+          <w:rStyle w:val="FootnoteReference"/>
+        </w:rPr>
+        <w:footnoteReference w:id="71"/>
+      </w:r>
+      <w:r>
+        <w:t xml:space="preserve"> Whether pre-positioning carries a message, with Dimitrov and Andreev for and Braccia against.</w:t>
+      </w:r>
+      <w:r>
+        <w:rPr>
+          <w:rStyle w:val="FootnoteReference"/>
+        </w:rPr>
+        <w:footnoteReference w:id="72"/>
+      </w:r>
+      <w:r>
+        <w:t xml:space="preserve"> Whether these operations are cheap, with Sullivan and Guttieri at odds.</w:t>
+      </w:r>
+      <w:r>
+        <w:rPr>
+          <w:rStyle w:val="FootnoteReference"/>
+        </w:rPr>
+        <w:footnoteReference w:id="73"/>
       </w:r>
     </w:p>
     <w:p>
@@ -3876,7 +4485,31 @@
         <w:jc w:val="both"/>
       </w:pPr>
       <w:r>
-        <w:t xml:space="preserve">AI helping with attack tasks, though not yet running attacks (Butt and Ulina 2026). Resilience recast as a fighting capability rather than an IT function (Guttieri 2025). Public blame understood as a form of signalling in its own right (Baram 2026; Sullivan 2025).</w:t>
+        <w:t xml:space="preserve">AI helping with attack tasks, though not yet running attacks.</w:t>
+      </w:r>
+      <w:r>
+        <w:rPr>
+          <w:rStyle w:val="FootnoteReference"/>
+        </w:rPr>
+        <w:footnoteReference w:id="74"/>
+      </w:r>
+      <w:r>
+        <w:t xml:space="preserve"> Resilience recast as a fighting capability rather than an IT function.</w:t>
+      </w:r>
+      <w:r>
+        <w:rPr>
+          <w:rStyle w:val="FootnoteReference"/>
+        </w:rPr>
+        <w:footnoteReference w:id="75"/>
+      </w:r>
+      <w:r>
+        <w:t xml:space="preserve"> Public blame understood as a form of signalling in its own right.</w:t>
+      </w:r>
+      <w:r>
+        <w:rPr>
+          <w:rStyle w:val="FootnoteReference"/>
+        </w:rPr>
+        <w:footnoteReference w:id="76"/>
       </w:r>
     </w:p>
     <w:p>
@@ -3990,25 +4623,49 @@
         <w:jc w:val="both"/>
       </w:pPr>
       <w:r>
-        <w:t xml:space="preserve">The study takes up a subject the field has named without studying. Melella (n.d.) proposes looking at how new technology affects the balance, then looks at coordination. Fifteen of the sixteen studies keep the two halves apart, since those writing about strategy do not discuss artificial intelligence and those writing about artificial intelligence do not discuss deterrence, warning or the balance.</w:t>
-      </w:r>
-    </w:p>
-    <w:p>
-      <w:pPr>
-        <w:spacing w:after="140" w:line="300"/>
-        <w:jc w:val="both"/>
-      </w:pPr>
-      <w:r>
-        <w:t xml:space="preserve">The study examines the assumption about cost sitting underneath the leading account of pre-positioning as warning, an assumption Guttieri (2025) states without examining and Sullivan (2025) contradicts in the same issue of the same journal.</w:t>
-      </w:r>
-    </w:p>
-    <w:p>
-      <w:pPr>
-        <w:spacing w:after="140" w:line="300"/>
-        <w:jc w:val="both"/>
-      </w:pPr>
-      <w:r>
-        <w:t xml:space="preserve">It also reconciles a mismatch nobody has noticed. Guttieri shows that pre-positioning reads as preparation for war. Baram (2026) shows that governments do not act as if it does. The gap between how Volt Typhoon and Salt Typhoon were answered makes the point sharper.</w:t>
+        <w:t xml:space="preserve">The study takes up a subject the field has named without studying. Melella proposes looking at how new technology affects the balance, then looks at coordination.</w:t>
+      </w:r>
+      <w:r>
+        <w:rPr>
+          <w:rStyle w:val="FootnoteReference"/>
+        </w:rPr>
+        <w:footnoteReference w:id="77"/>
+      </w:r>
+      <w:r>
+        <w:t xml:space="preserve"> Fifteen of the sixteen studies keep the two halves apart, since those writing about strategy do not discuss artificial intelligence and those writing about artificial intelligence do not discuss deterrence, warning or the balance.</w:t>
+      </w:r>
+    </w:p>
+    <w:p>
+      <w:pPr>
+        <w:spacing w:after="140" w:line="300"/>
+        <w:jc w:val="both"/>
+      </w:pPr>
+      <w:r>
+        <w:t xml:space="preserve">The study examines the assumption about cost sitting underneath the leading account of pre-positioning as warning, an assumption Guttieri states without examining and Sullivan contradicts in the same issue of the same journal.</w:t>
+      </w:r>
+      <w:r>
+        <w:rPr>
+          <w:rStyle w:val="FootnoteReference"/>
+        </w:rPr>
+        <w:footnoteReference w:id="78"/>
+      </w:r>
+    </w:p>
+    <w:p>
+      <w:pPr>
+        <w:spacing w:after="140" w:line="300"/>
+        <w:jc w:val="both"/>
+      </w:pPr>
+      <w:r>
+        <w:t xml:space="preserve">It also reconciles a mismatch nobody has noticed. Guttieri shows that pre-positioning reads as preparation for war. Baram shows that governments do not act as if it does.</w:t>
+      </w:r>
+      <w:r>
+        <w:rPr>
+          <w:rStyle w:val="FootnoteReference"/>
+        </w:rPr>
+        <w:footnoteReference w:id="79"/>
+      </w:r>
+      <w:r>
+        <w:t xml:space="preserve"> The gap between how Volt Typhoon and Salt Typhoon were answered makes the point sharper.</w:t>
       </w:r>
     </w:p>
     <w:p>
@@ -4133,7 +4790,7 @@
         <w:spacing w:after="140" w:before="360"/>
       </w:pPr>
       <w:r>
-        <w:t xml:space="preserve">References</w:t>
+        <w:t xml:space="preserve">Bibliography</w:t>
       </w:r>
     </w:p>
     <w:p>
@@ -4660,6 +5317,2086 @@
       </w:r>
       <w:r>
         <w:continuationSeparator/>
+      </w:r>
+    </w:p>
+  </w:footnote>
+  <w:footnote w:id="1">
+    <w:p>
+      <w:pPr>
+        <w:spacing w:after="60" w:line="220"/>
+      </w:pPr>
+      <w:r>
+        <w:rPr>
+          <w:rStyle w:val="FootnoteReference"/>
+        </w:rPr>
+        <w:footnoteRef/>
+      </w:r>
+      <w:r>
+        <w:rPr>
+          <w:sz w:val="17"/>
+          <w:szCs w:val="17"/>
+        </w:rPr>
+        <w:t xml:space="preserve">Karen Guttieri, "Fighting through Disruption: Reframing Cyber Resilience for Power Projection and Strategic Credibility," </w:t>
+      </w:r>
+      <w:r>
+        <w:rPr>
+          <w:i/>
+          <w:iCs/>
+          <w:sz w:val="17"/>
+          <w:szCs w:val="17"/>
+        </w:rPr>
+        <w:t xml:space="preserve">The Cyber Defense Review</w:t>
+      </w:r>
+      <w:r>
+        <w:rPr>
+          <w:sz w:val="17"/>
+          <w:szCs w:val="17"/>
+        </w:rPr>
+        <w:t xml:space="preserve"> 10, no. 1 (2025): 93-114, https://doi.org/10.55682/cdr/egvf-mkys. Claudiu Codreanu, </w:t>
+      </w:r>
+      <w:r>
+        <w:rPr>
+          <w:i/>
+          <w:iCs/>
+          <w:sz w:val="17"/>
+          <w:szCs w:val="17"/>
+        </w:rPr>
+        <w:t xml:space="preserve">Typhoons, Bears, and Pandas: Latest Major Cyber Espionage Campaigns</w:t>
+      </w:r>
+      <w:r>
+        <w:rPr>
+          <w:sz w:val="17"/>
+          <w:szCs w:val="17"/>
+        </w:rPr>
+        <w:t xml:space="preserve">, Policy Paper 43 (Bucharest: Romanian Diplomatic Institute, 2025), https://www.idr.ro. Nistha Kumari Singh, Amrita Jash, and Yashwanth Nanjappa, "Navigating the Nexus: Geopolitical, International Relations and Technical Dimensions of US-China Cyber Strategic Competition," </w:t>
+      </w:r>
+      <w:r>
+        <w:rPr>
+          <w:i/>
+          <w:iCs/>
+          <w:sz w:val="17"/>
+          <w:szCs w:val="17"/>
+        </w:rPr>
+        <w:t xml:space="preserve">Cogent Social Sciences</w:t>
+      </w:r>
+      <w:r>
+        <w:rPr>
+          <w:sz w:val="17"/>
+          <w:szCs w:val="17"/>
+        </w:rPr>
+        <w:t xml:space="preserve"> 11, no. 1 (2025): 2499171, https://doi.org/10.1080/23311886.2025.2499171.</w:t>
+      </w:r>
+    </w:p>
+  </w:footnote>
+  <w:footnote w:id="2">
+    <w:p>
+      <w:pPr>
+        <w:spacing w:after="60" w:line="220"/>
+      </w:pPr>
+      <w:r>
+        <w:rPr>
+          <w:rStyle w:val="FootnoteReference"/>
+        </w:rPr>
+        <w:footnoteRef/>
+      </w:r>
+      <w:r>
+        <w:rPr>
+          <w:sz w:val="17"/>
+          <w:szCs w:val="17"/>
+        </w:rPr>
+        <w:t xml:space="preserve">Dimitar Dimitrov and Evgeni Andreev, "China's Strategic Competition in Cyberspace: Volt Typhoon and Salt Typhoon as a Projection of Power, a More Aggressive Posture and a Future beyond Espionage," in </w:t>
+      </w:r>
+      <w:r>
+        <w:rPr>
+          <w:i/>
+          <w:iCs/>
+          <w:sz w:val="17"/>
+          <w:szCs w:val="17"/>
+        </w:rPr>
+        <w:t xml:space="preserve">Environment. Technology. Resources: Proceedings of the 16th International Scientific and Practical Conference</w:t>
+      </w:r>
+      <w:r>
+        <w:rPr>
+          <w:sz w:val="17"/>
+          <w:szCs w:val="17"/>
+        </w:rPr>
+        <w:t xml:space="preserve"> (Rezekne: RTU Press, 2025), 2:115-22, https://doi.org/10.17770/etr2025vol2.8618.</w:t>
+      </w:r>
+    </w:p>
+  </w:footnote>
+  <w:footnote w:id="3">
+    <w:p>
+      <w:pPr>
+        <w:spacing w:after="60" w:line="220"/>
+      </w:pPr>
+      <w:r>
+        <w:rPr>
+          <w:rStyle w:val="FootnoteReference"/>
+        </w:rPr>
+        <w:footnoteRef/>
+      </w:r>
+      <w:r>
+        <w:rPr>
+          <w:sz w:val="17"/>
+          <w:szCs w:val="17"/>
+        </w:rPr>
+        <w:t xml:space="preserve">Guttieri, "Fighting through Disruption."</w:t>
+      </w:r>
+    </w:p>
+  </w:footnote>
+  <w:footnote w:id="4">
+    <w:p>
+      <w:pPr>
+        <w:spacing w:after="60" w:line="220"/>
+      </w:pPr>
+      <w:r>
+        <w:rPr>
+          <w:rStyle w:val="FootnoteReference"/>
+        </w:rPr>
+        <w:footnoteRef/>
+      </w:r>
+      <w:r>
+        <w:rPr>
+          <w:sz w:val="17"/>
+          <w:szCs w:val="17"/>
+        </w:rPr>
+        <w:t xml:space="preserve">Codreanu, </w:t>
+      </w:r>
+      <w:r>
+        <w:rPr>
+          <w:i/>
+          <w:iCs/>
+          <w:sz w:val="17"/>
+          <w:szCs w:val="17"/>
+        </w:rPr>
+        <w:t xml:space="preserve">Typhoons, Bears, and Pandas</w:t>
+      </w:r>
+      <w:r>
+        <w:rPr>
+          <w:sz w:val="17"/>
+          <w:szCs w:val="17"/>
+        </w:rPr>
+        <w:t xml:space="preserve">.</w:t>
+      </w:r>
+    </w:p>
+  </w:footnote>
+  <w:footnote w:id="5">
+    <w:p>
+      <w:pPr>
+        <w:spacing w:after="60" w:line="220"/>
+      </w:pPr>
+      <w:r>
+        <w:rPr>
+          <w:rStyle w:val="FootnoteReference"/>
+        </w:rPr>
+        <w:footnoteRef/>
+      </w:r>
+      <w:r>
+        <w:rPr>
+          <w:sz w:val="17"/>
+          <w:szCs w:val="17"/>
+        </w:rPr>
+        <w:t xml:space="preserve">Muhammad Saqib Butt and Ninta Sri Ulina, "Cyber Warfare in the AI Era: Emerging Attack Trends, Defensive Strategies and Policy Challenges, 2022-2026," </w:t>
+      </w:r>
+      <w:r>
+        <w:rPr>
+          <w:i/>
+          <w:iCs/>
+          <w:sz w:val="17"/>
+          <w:szCs w:val="17"/>
+        </w:rPr>
+        <w:t xml:space="preserve">The Critical Review of Social Sciences Studies</w:t>
+      </w:r>
+      <w:r>
+        <w:rPr>
+          <w:sz w:val="17"/>
+          <w:szCs w:val="17"/>
+        </w:rPr>
+        <w:t xml:space="preserve"> 4, no. 1 (2026): 6176-92. Yagmur Yigit et al., "Generative AI and LLMs for Critical Infrastructure Protection: Evaluation Benchmarks, Agentic AI, Challenges, and Opportunities," </w:t>
+      </w:r>
+      <w:r>
+        <w:rPr>
+          <w:i/>
+          <w:iCs/>
+          <w:sz w:val="17"/>
+          <w:szCs w:val="17"/>
+        </w:rPr>
+        <w:t xml:space="preserve">Sensors</w:t>
+      </w:r>
+      <w:r>
+        <w:rPr>
+          <w:sz w:val="17"/>
+          <w:szCs w:val="17"/>
+        </w:rPr>
+        <w:t xml:space="preserve"> 25, no. 6 (2025): 1666, https://doi.org/10.3390/s25061666.</w:t>
+      </w:r>
+    </w:p>
+  </w:footnote>
+  <w:footnote w:id="6">
+    <w:p>
+      <w:pPr>
+        <w:spacing w:after="60" w:line="220"/>
+      </w:pPr>
+      <w:r>
+        <w:rPr>
+          <w:rStyle w:val="FootnoteReference"/>
+        </w:rPr>
+        <w:footnoteRef/>
+      </w:r>
+      <w:r>
+        <w:rPr>
+          <w:sz w:val="17"/>
+          <w:szCs w:val="17"/>
+        </w:rPr>
+        <w:t xml:space="preserve">Guttieri, "Fighting through Disruption."</w:t>
+      </w:r>
+    </w:p>
+  </w:footnote>
+  <w:footnote w:id="7">
+    <w:p>
+      <w:pPr>
+        <w:spacing w:after="60" w:line="220"/>
+      </w:pPr>
+      <w:r>
+        <w:rPr>
+          <w:rStyle w:val="FootnoteReference"/>
+        </w:rPr>
+        <w:footnoteRef/>
+      </w:r>
+      <w:r>
+        <w:rPr>
+          <w:sz w:val="17"/>
+          <w:szCs w:val="17"/>
+        </w:rPr>
+        <w:t xml:space="preserve">Gil Baram, "Re-ordering Accountability: The Significance of Joint Public Attribution in a Fragmented Cyberspace," </w:t>
+      </w:r>
+      <w:r>
+        <w:rPr>
+          <w:i/>
+          <w:iCs/>
+          <w:sz w:val="17"/>
+          <w:szCs w:val="17"/>
+        </w:rPr>
+        <w:t xml:space="preserve">Contemporary Security Policy</w:t>
+      </w:r>
+      <w:r>
+        <w:rPr>
+          <w:sz w:val="17"/>
+          <w:szCs w:val="17"/>
+        </w:rPr>
+        <w:t xml:space="preserve">, advance online publication, 2026, https://doi.org/10.1080/13523260.2026.2662220.</w:t>
+      </w:r>
+    </w:p>
+  </w:footnote>
+  <w:footnote w:id="8">
+    <w:p>
+      <w:pPr>
+        <w:spacing w:after="60" w:line="220"/>
+      </w:pPr>
+      <w:r>
+        <w:rPr>
+          <w:rStyle w:val="FootnoteReference"/>
+        </w:rPr>
+        <w:footnoteRef/>
+      </w:r>
+      <w:r>
+        <w:rPr>
+          <w:sz w:val="17"/>
+          <w:szCs w:val="17"/>
+        </w:rPr>
+        <w:t xml:space="preserve">Scott Sullivan, "Toward Clarity in Cyber's 'Fog of Law,'" </w:t>
+      </w:r>
+      <w:r>
+        <w:rPr>
+          <w:i/>
+          <w:iCs/>
+          <w:sz w:val="17"/>
+          <w:szCs w:val="17"/>
+        </w:rPr>
+        <w:t xml:space="preserve">The Cyber Defense Review</w:t>
+      </w:r>
+      <w:r>
+        <w:rPr>
+          <w:sz w:val="17"/>
+          <w:szCs w:val="17"/>
+        </w:rPr>
+        <w:t xml:space="preserve"> 10, no. 1 (2025): 59-71, https://doi.org/10.55682/cdr/v8z4-sxne.</w:t>
+      </w:r>
+    </w:p>
+  </w:footnote>
+  <w:footnote w:id="9">
+    <w:p>
+      <w:pPr>
+        <w:spacing w:after="60" w:line="220"/>
+      </w:pPr>
+      <w:r>
+        <w:rPr>
+          <w:rStyle w:val="FootnoteReference"/>
+        </w:rPr>
+        <w:footnoteRef/>
+      </w:r>
+      <w:r>
+        <w:rPr>
+          <w:sz w:val="17"/>
+          <w:szCs w:val="17"/>
+        </w:rPr>
+        <w:t xml:space="preserve">Singh, Jash, and Nanjappa, "Navigating the Nexus."</w:t>
+      </w:r>
+    </w:p>
+  </w:footnote>
+  <w:footnote w:id="10">
+    <w:p>
+      <w:pPr>
+        <w:spacing w:after="60" w:line="220"/>
+      </w:pPr>
+      <w:r>
+        <w:rPr>
+          <w:rStyle w:val="FootnoteReference"/>
+        </w:rPr>
+        <w:footnoteRef/>
+      </w:r>
+      <w:r>
+        <w:rPr>
+          <w:sz w:val="17"/>
+          <w:szCs w:val="17"/>
+        </w:rPr>
+        <w:t xml:space="preserve">Cosimo Melella, "Coordination in Offensive and Defensive Cyberoperations: Dissecting China, Russia, and NATO's Approaches in Cyberspace" (PhD diss., Universita degli Studi di Genova, n.d.).</w:t>
+      </w:r>
+    </w:p>
+  </w:footnote>
+  <w:footnote w:id="11">
+    <w:p>
+      <w:pPr>
+        <w:spacing w:after="60" w:line="220"/>
+      </w:pPr>
+      <w:r>
+        <w:rPr>
+          <w:rStyle w:val="FootnoteReference"/>
+        </w:rPr>
+        <w:footnoteRef/>
+      </w:r>
+      <w:r>
+        <w:rPr>
+          <w:sz w:val="17"/>
+          <w:szCs w:val="17"/>
+        </w:rPr>
+        <w:t xml:space="preserve">Lennart Maschmeyer, "Subversion, Cyber Operations, and Reverse Structural Power in World Politics," </w:t>
+      </w:r>
+      <w:r>
+        <w:rPr>
+          <w:i/>
+          <w:iCs/>
+          <w:sz w:val="17"/>
+          <w:szCs w:val="17"/>
+        </w:rPr>
+        <w:t xml:space="preserve">European Journal of International Relations</w:t>
+      </w:r>
+      <w:r>
+        <w:rPr>
+          <w:sz w:val="17"/>
+          <w:szCs w:val="17"/>
+        </w:rPr>
+        <w:t xml:space="preserve"> 29, no. 1 (2023): 79-103, https://doi.org/10.1177/13540661221117051.</w:t>
+      </w:r>
+    </w:p>
+  </w:footnote>
+  <w:footnote w:id="12">
+    <w:p>
+      <w:pPr>
+        <w:spacing w:after="60" w:line="220"/>
+      </w:pPr>
+      <w:r>
+        <w:rPr>
+          <w:rStyle w:val="FootnoteReference"/>
+        </w:rPr>
+        <w:footnoteRef/>
+      </w:r>
+      <w:r>
+        <w:rPr>
+          <w:sz w:val="17"/>
+          <w:szCs w:val="17"/>
+        </w:rPr>
+        <w:t xml:space="preserve">Jon R. Lindsay, 2013, cited in Pokorny, </w:t>
+      </w:r>
+      <w:r>
+        <w:rPr>
+          <w:i/>
+          <w:iCs/>
+          <w:sz w:val="17"/>
+          <w:szCs w:val="17"/>
+        </w:rPr>
+        <w:t xml:space="preserve">Offensive Cyber and Information Warfare Strategies</w:t>
+      </w:r>
+      <w:r>
+        <w:rPr>
+          <w:sz w:val="17"/>
+          <w:szCs w:val="17"/>
+        </w:rPr>
+        <w:t xml:space="preserve">. Rebecca Slayton, "What Is the Cyber Offense-Defense Balance? Conceptions, Causes, and Assessment," </w:t>
+      </w:r>
+      <w:r>
+        <w:rPr>
+          <w:i/>
+          <w:iCs/>
+          <w:sz w:val="17"/>
+          <w:szCs w:val="17"/>
+        </w:rPr>
+        <w:t xml:space="preserve">International Security</w:t>
+      </w:r>
+      <w:r>
+        <w:rPr>
+          <w:sz w:val="17"/>
+          <w:szCs w:val="17"/>
+        </w:rPr>
+        <w:t xml:space="preserve"> 41, no. 3 (2017): 72-109, https://doi.org/10.1162/ISEC_a_00267, cited in Maschmeyer, "Subversion, Cyber Operations, and Reverse Structural Power." Erik Gartzke and Jon Lindsay, 2015, cited in Maschmeyer, "Subversion, Cyber Operations, and Reverse Structural Power." Martin Libicki, </w:t>
+      </w:r>
+      <w:r>
+        <w:rPr>
+          <w:i/>
+          <w:iCs/>
+          <w:sz w:val="17"/>
+          <w:szCs w:val="17"/>
+        </w:rPr>
+        <w:t xml:space="preserve">Cyberdeterrence and Cyberwar</w:t>
+      </w:r>
+      <w:r>
+        <w:rPr>
+          <w:sz w:val="17"/>
+          <w:szCs w:val="17"/>
+        </w:rPr>
+        <w:t xml:space="preserve"> (Santa Monica: RAND, 2009), cited in Maschmeyer, "Subversion, Cyber Operations, and Reverse Structural Power."</w:t>
+      </w:r>
+    </w:p>
+  </w:footnote>
+  <w:footnote w:id="13">
+    <w:p>
+      <w:pPr>
+        <w:spacing w:after="60" w:line="220"/>
+      </w:pPr>
+      <w:r>
+        <w:rPr>
+          <w:rStyle w:val="FootnoteReference"/>
+        </w:rPr>
+        <w:footnoteRef/>
+      </w:r>
+      <w:r>
+        <w:rPr>
+          <w:sz w:val="17"/>
+          <w:szCs w:val="17"/>
+        </w:rPr>
+        <w:t xml:space="preserve">Butt and Ulina, "Cyber Warfare in the AI Era."</w:t>
+      </w:r>
+    </w:p>
+  </w:footnote>
+  <w:footnote w:id="14">
+    <w:p>
+      <w:pPr>
+        <w:spacing w:after="60" w:line="220"/>
+      </w:pPr>
+      <w:r>
+        <w:rPr>
+          <w:rStyle w:val="FootnoteReference"/>
+        </w:rPr>
+        <w:footnoteRef/>
+      </w:r>
+      <w:r>
+        <w:rPr>
+          <w:sz w:val="17"/>
+          <w:szCs w:val="17"/>
+        </w:rPr>
+        <w:t xml:space="preserve">Laszlo Pokorny, </w:t>
+      </w:r>
+      <w:r>
+        <w:rPr>
+          <w:i/>
+          <w:iCs/>
+          <w:sz w:val="17"/>
+          <w:szCs w:val="17"/>
+        </w:rPr>
+        <w:t xml:space="preserve">Offensive Cyber and Information Warfare Strategies Targeting People's Republic of China Military C4ISR Systems: A Qualitative Analysis</w:t>
+      </w:r>
+      <w:r>
+        <w:rPr>
+          <w:sz w:val="17"/>
+          <w:szCs w:val="17"/>
+        </w:rPr>
+        <w:t xml:space="preserve"> (New Jersey: ICL Institute, 2026), https://doi.org/10.5281/zenodo.19234589. Lindsay, cited in Pokorny.</w:t>
+      </w:r>
+    </w:p>
+  </w:footnote>
+  <w:footnote w:id="15">
+    <w:p>
+      <w:pPr>
+        <w:spacing w:after="60" w:line="220"/>
+      </w:pPr>
+      <w:r>
+        <w:rPr>
+          <w:rStyle w:val="FootnoteReference"/>
+        </w:rPr>
+        <w:footnoteRef/>
+      </w:r>
+      <w:r>
+        <w:rPr>
+          <w:sz w:val="17"/>
+          <w:szCs w:val="17"/>
+        </w:rPr>
+        <w:t xml:space="preserve">Marcus Willett, "The Cyber Dimension of the Russia-Ukraine War," </w:t>
+      </w:r>
+      <w:r>
+        <w:rPr>
+          <w:i/>
+          <w:iCs/>
+          <w:sz w:val="17"/>
+          <w:szCs w:val="17"/>
+        </w:rPr>
+        <w:t xml:space="preserve">Survival</w:t>
+      </w:r>
+      <w:r>
+        <w:rPr>
+          <w:sz w:val="17"/>
+          <w:szCs w:val="17"/>
+        </w:rPr>
+        <w:t xml:space="preserve"> 64, no. 5 (2022): 7-26, https://doi.org/10.1080/00396338.2022.2126193.</w:t>
+      </w:r>
+    </w:p>
+  </w:footnote>
+  <w:footnote w:id="16">
+    <w:p>
+      <w:pPr>
+        <w:spacing w:after="60" w:line="220"/>
+      </w:pPr>
+      <w:r>
+        <w:rPr>
+          <w:rStyle w:val="FootnoteReference"/>
+        </w:rPr>
+        <w:footnoteRef/>
+      </w:r>
+      <w:r>
+        <w:rPr>
+          <w:sz w:val="17"/>
+          <w:szCs w:val="17"/>
+        </w:rPr>
+        <w:t xml:space="preserve">Maschmeyer, "Subversion, Cyber Operations, and Reverse Structural Power." Singh, Jash, and Nanjappa, "Navigating the Nexus." Max Smeets, </w:t>
+      </w:r>
+      <w:r>
+        <w:rPr>
+          <w:i/>
+          <w:iCs/>
+          <w:sz w:val="17"/>
+          <w:szCs w:val="17"/>
+        </w:rPr>
+        <w:t xml:space="preserve">No Shortcuts: Why States Struggle to Develop a Military Cyber-Force</w:t>
+      </w:r>
+      <w:r>
+        <w:rPr>
+          <w:sz w:val="17"/>
+          <w:szCs w:val="17"/>
+        </w:rPr>
+        <w:t xml:space="preserve"> (London: Hurst, 2022), cited in Maschmeyer, "Subversion, Cyber Operations, and Reverse Structural Power."</w:t>
+      </w:r>
+    </w:p>
+  </w:footnote>
+  <w:footnote w:id="17">
+    <w:p>
+      <w:pPr>
+        <w:spacing w:after="60" w:line="220"/>
+      </w:pPr>
+      <w:r>
+        <w:rPr>
+          <w:rStyle w:val="FootnoteReference"/>
+        </w:rPr>
+        <w:footnoteRef/>
+      </w:r>
+      <w:r>
+        <w:rPr>
+          <w:sz w:val="17"/>
+          <w:szCs w:val="17"/>
+        </w:rPr>
+        <w:t xml:space="preserve">Maschmeyer, "Subversion, Cyber Operations, and Reverse Structural Power." Slayton, "What Is the Cyber Offense-Defense Balance?"</w:t>
+      </w:r>
+    </w:p>
+  </w:footnote>
+  <w:footnote w:id="18">
+    <w:p>
+      <w:pPr>
+        <w:spacing w:after="60" w:line="220"/>
+      </w:pPr>
+      <w:r>
+        <w:rPr>
+          <w:rStyle w:val="FootnoteReference"/>
+        </w:rPr>
+        <w:footnoteRef/>
+      </w:r>
+      <w:r>
+        <w:rPr>
+          <w:sz w:val="17"/>
+          <w:szCs w:val="17"/>
+        </w:rPr>
+        <w:t xml:space="preserve">Guttieri, "Fighting through Disruption."</w:t>
+      </w:r>
+    </w:p>
+  </w:footnote>
+  <w:footnote w:id="19">
+    <w:p>
+      <w:pPr>
+        <w:spacing w:after="60" w:line="220"/>
+      </w:pPr>
+      <w:r>
+        <w:rPr>
+          <w:rStyle w:val="FootnoteReference"/>
+        </w:rPr>
+        <w:footnoteRef/>
+      </w:r>
+      <w:r>
+        <w:rPr>
+          <w:sz w:val="17"/>
+          <w:szCs w:val="17"/>
+        </w:rPr>
+        <w:t xml:space="preserve">Codreanu, </w:t>
+      </w:r>
+      <w:r>
+        <w:rPr>
+          <w:i/>
+          <w:iCs/>
+          <w:sz w:val="17"/>
+          <w:szCs w:val="17"/>
+        </w:rPr>
+        <w:t xml:space="preserve">Typhoons, Bears, and Pandas</w:t>
+      </w:r>
+      <w:r>
+        <w:rPr>
+          <w:sz w:val="17"/>
+          <w:szCs w:val="17"/>
+        </w:rPr>
+        <w:t xml:space="preserve">.</w:t>
+      </w:r>
+    </w:p>
+  </w:footnote>
+  <w:footnote w:id="20">
+    <w:p>
+      <w:pPr>
+        <w:spacing w:after="60" w:line="220"/>
+      </w:pPr>
+      <w:r>
+        <w:rPr>
+          <w:rStyle w:val="FootnoteReference"/>
+        </w:rPr>
+        <w:footnoteRef/>
+      </w:r>
+      <w:r>
+        <w:rPr>
+          <w:sz w:val="17"/>
+          <w:szCs w:val="17"/>
+        </w:rPr>
+        <w:t xml:space="preserve">Dimitrov and Andreev, "China's Strategic Competition in Cyberspace."</w:t>
+      </w:r>
+    </w:p>
+  </w:footnote>
+  <w:footnote w:id="21">
+    <w:p>
+      <w:pPr>
+        <w:spacing w:after="60" w:line="220"/>
+      </w:pPr>
+      <w:r>
+        <w:rPr>
+          <w:rStyle w:val="FootnoteReference"/>
+        </w:rPr>
+        <w:footnoteRef/>
+      </w:r>
+      <w:r>
+        <w:rPr>
+          <w:sz w:val="17"/>
+          <w:szCs w:val="17"/>
+        </w:rPr>
+        <w:t xml:space="preserve">Christopher Braccia, "From Vietnam to Volt Typhoon: How the PRC Refined Grey Zone Cyber Tactics before Targeting the West" (preprint, Authorea, July 30, 2025), https://doi.org/10.22541/au.175390612.20874865/v1.</w:t>
+      </w:r>
+    </w:p>
+  </w:footnote>
+  <w:footnote w:id="22">
+    <w:p>
+      <w:pPr>
+        <w:spacing w:after="60" w:line="220"/>
+      </w:pPr>
+      <w:r>
+        <w:rPr>
+          <w:rStyle w:val="FootnoteReference"/>
+        </w:rPr>
+        <w:footnoteRef/>
+      </w:r>
+      <w:r>
+        <w:rPr>
+          <w:sz w:val="17"/>
+          <w:szCs w:val="17"/>
+        </w:rPr>
+        <w:t xml:space="preserve">Sullivan, "Toward Clarity in Cyber's 'Fog of Law.'"</w:t>
+      </w:r>
+    </w:p>
+  </w:footnote>
+  <w:footnote w:id="23">
+    <w:p>
+      <w:pPr>
+        <w:spacing w:after="60" w:line="220"/>
+      </w:pPr>
+      <w:r>
+        <w:rPr>
+          <w:rStyle w:val="FootnoteReference"/>
+        </w:rPr>
+        <w:footnoteRef/>
+      </w:r>
+      <w:r>
+        <w:rPr>
+          <w:sz w:val="17"/>
+          <w:szCs w:val="17"/>
+        </w:rPr>
+        <w:t xml:space="preserve">Singh, Jash, and Nanjappa, "Navigating the Nexus."</w:t>
+      </w:r>
+    </w:p>
+  </w:footnote>
+  <w:footnote w:id="24">
+    <w:p>
+      <w:pPr>
+        <w:spacing w:after="60" w:line="220"/>
+      </w:pPr>
+      <w:r>
+        <w:rPr>
+          <w:rStyle w:val="FootnoteReference"/>
+        </w:rPr>
+        <w:footnoteRef/>
+      </w:r>
+      <w:r>
+        <w:rPr>
+          <w:sz w:val="17"/>
+          <w:szCs w:val="17"/>
+        </w:rPr>
+        <w:t xml:space="preserve">Codreanu, </w:t>
+      </w:r>
+      <w:r>
+        <w:rPr>
+          <w:i/>
+          <w:iCs/>
+          <w:sz w:val="17"/>
+          <w:szCs w:val="17"/>
+        </w:rPr>
+        <w:t xml:space="preserve">Typhoons, Bears, and Pandas</w:t>
+      </w:r>
+      <w:r>
+        <w:rPr>
+          <w:sz w:val="17"/>
+          <w:szCs w:val="17"/>
+        </w:rPr>
+        <w:t xml:space="preserve">.</w:t>
+      </w:r>
+    </w:p>
+  </w:footnote>
+  <w:footnote w:id="25">
+    <w:p>
+      <w:pPr>
+        <w:spacing w:after="60" w:line="220"/>
+      </w:pPr>
+      <w:r>
+        <w:rPr>
+          <w:rStyle w:val="FootnoteReference"/>
+        </w:rPr>
+        <w:footnoteRef/>
+      </w:r>
+      <w:r>
+        <w:rPr>
+          <w:sz w:val="17"/>
+          <w:szCs w:val="17"/>
+        </w:rPr>
+        <w:t xml:space="preserve">Baram, "Re-ordering Accountability."</w:t>
+      </w:r>
+    </w:p>
+  </w:footnote>
+  <w:footnote w:id="26">
+    <w:p>
+      <w:pPr>
+        <w:spacing w:after="60" w:line="220"/>
+      </w:pPr>
+      <w:r>
+        <w:rPr>
+          <w:rStyle w:val="FootnoteReference"/>
+        </w:rPr>
+        <w:footnoteRef/>
+      </w:r>
+      <w:r>
+        <w:rPr>
+          <w:sz w:val="17"/>
+          <w:szCs w:val="17"/>
+        </w:rPr>
+        <w:t xml:space="preserve">Jack Urbanczyk et al., "State-Sponsored Intrusions and Critical Infrastructure: A Case Study of the Salt Typhoon Cyberattack on U.S." (preprint, TechRxiv, June 25, 2025), https://doi.org/10.36227/techrxiv.175085869.97198541/v1.</w:t>
+      </w:r>
+    </w:p>
+  </w:footnote>
+  <w:footnote w:id="27">
+    <w:p>
+      <w:pPr>
+        <w:spacing w:after="60" w:line="220"/>
+      </w:pPr>
+      <w:r>
+        <w:rPr>
+          <w:rStyle w:val="FootnoteReference"/>
+        </w:rPr>
+        <w:footnoteRef/>
+      </w:r>
+      <w:r>
+        <w:rPr>
+          <w:sz w:val="17"/>
+          <w:szCs w:val="17"/>
+        </w:rPr>
+        <w:t xml:space="preserve">Codreanu, </w:t>
+      </w:r>
+      <w:r>
+        <w:rPr>
+          <w:i/>
+          <w:iCs/>
+          <w:sz w:val="17"/>
+          <w:szCs w:val="17"/>
+        </w:rPr>
+        <w:t xml:space="preserve">Typhoons, Bears, and Pandas</w:t>
+      </w:r>
+      <w:r>
+        <w:rPr>
+          <w:sz w:val="17"/>
+          <w:szCs w:val="17"/>
+        </w:rPr>
+        <w:t xml:space="preserve">.</w:t>
+      </w:r>
+    </w:p>
+  </w:footnote>
+  <w:footnote w:id="28">
+    <w:p>
+      <w:pPr>
+        <w:spacing w:after="60" w:line="220"/>
+      </w:pPr>
+      <w:r>
+        <w:rPr>
+          <w:rStyle w:val="FootnoteReference"/>
+        </w:rPr>
+        <w:footnoteRef/>
+      </w:r>
+      <w:r>
+        <w:rPr>
+          <w:sz w:val="17"/>
+          <w:szCs w:val="17"/>
+        </w:rPr>
+        <w:t xml:space="preserve">Shawn Lonergan and Michael Poznansky, 2025, cited in Codreanu, </w:t>
+      </w:r>
+      <w:r>
+        <w:rPr>
+          <w:i/>
+          <w:iCs/>
+          <w:sz w:val="17"/>
+          <w:szCs w:val="17"/>
+        </w:rPr>
+        <w:t xml:space="preserve">Typhoons, Bears, and Pandas</w:t>
+      </w:r>
+      <w:r>
+        <w:rPr>
+          <w:sz w:val="17"/>
+          <w:szCs w:val="17"/>
+        </w:rPr>
+        <w:t xml:space="preserve">.</w:t>
+      </w:r>
+    </w:p>
+  </w:footnote>
+  <w:footnote w:id="29">
+    <w:p>
+      <w:pPr>
+        <w:spacing w:after="60" w:line="220"/>
+      </w:pPr>
+      <w:r>
+        <w:rPr>
+          <w:rStyle w:val="FootnoteReference"/>
+        </w:rPr>
+        <w:footnoteRef/>
+      </w:r>
+      <w:r>
+        <w:rPr>
+          <w:sz w:val="17"/>
+          <w:szCs w:val="17"/>
+        </w:rPr>
+        <w:t xml:space="preserve">Willett, "The Cyber Dimension of the Russia-Ukraine War."</w:t>
+      </w:r>
+    </w:p>
+  </w:footnote>
+  <w:footnote w:id="30">
+    <w:p>
+      <w:pPr>
+        <w:spacing w:after="60" w:line="220"/>
+      </w:pPr>
+      <w:r>
+        <w:rPr>
+          <w:rStyle w:val="FootnoteReference"/>
+        </w:rPr>
+        <w:footnoteRef/>
+      </w:r>
+      <w:r>
+        <w:rPr>
+          <w:sz w:val="17"/>
+          <w:szCs w:val="17"/>
+        </w:rPr>
+        <w:t xml:space="preserve">Butt and Ulina, "Cyber Warfare in the AI Era."</w:t>
+      </w:r>
+    </w:p>
+  </w:footnote>
+  <w:footnote w:id="31">
+    <w:p>
+      <w:pPr>
+        <w:spacing w:after="60" w:line="220"/>
+      </w:pPr>
+      <w:r>
+        <w:rPr>
+          <w:rStyle w:val="FootnoteReference"/>
+        </w:rPr>
+        <w:footnoteRef/>
+      </w:r>
+      <w:r>
+        <w:rPr>
+          <w:sz w:val="17"/>
+          <w:szCs w:val="17"/>
+        </w:rPr>
+        <w:t xml:space="preserve">Yigit et al., "Generative AI and LLMs for Critical Infrastructure Protection."</w:t>
+      </w:r>
+    </w:p>
+  </w:footnote>
+  <w:footnote w:id="32">
+    <w:p>
+      <w:pPr>
+        <w:spacing w:after="60" w:line="220"/>
+      </w:pPr>
+      <w:r>
+        <w:rPr>
+          <w:rStyle w:val="FootnoteReference"/>
+        </w:rPr>
+        <w:footnoteRef/>
+      </w:r>
+      <w:r>
+        <w:rPr>
+          <w:sz w:val="17"/>
+          <w:szCs w:val="17"/>
+        </w:rPr>
+        <w:t xml:space="preserve">Yigit et al., "Generative AI and LLMs for Critical Infrastructure Protection." Md Humayun Kabir et al., "A National-Scale AI-Driven Cyber Defense Framework for Protecting U.S. Critical Infrastructure against Nation-State Attacks," </w:t>
+      </w:r>
+      <w:r>
+        <w:rPr>
+          <w:i/>
+          <w:iCs/>
+          <w:sz w:val="17"/>
+          <w:szCs w:val="17"/>
+        </w:rPr>
+        <w:t xml:space="preserve">Journal of Computer Science and Technology Studies</w:t>
+      </w:r>
+      <w:r>
+        <w:rPr>
+          <w:sz w:val="17"/>
+          <w:szCs w:val="17"/>
+        </w:rPr>
+        <w:t xml:space="preserve"> 8, no. 6 (2026): 94-107.</w:t>
+      </w:r>
+    </w:p>
+  </w:footnote>
+  <w:footnote w:id="33">
+    <w:p>
+      <w:pPr>
+        <w:spacing w:after="60" w:line="220"/>
+      </w:pPr>
+      <w:r>
+        <w:rPr>
+          <w:rStyle w:val="FootnoteReference"/>
+        </w:rPr>
+        <w:footnoteRef/>
+      </w:r>
+      <w:r>
+        <w:rPr>
+          <w:sz w:val="17"/>
+          <w:szCs w:val="17"/>
+        </w:rPr>
+        <w:t xml:space="preserve">Guttieri, "Fighting through Disruption." Ben Buchanan, </w:t>
+      </w:r>
+      <w:r>
+        <w:rPr>
+          <w:i/>
+          <w:iCs/>
+          <w:sz w:val="17"/>
+          <w:szCs w:val="17"/>
+        </w:rPr>
+        <w:t xml:space="preserve">The Cybersecurity Dilemma</w:t>
+      </w:r>
+      <w:r>
+        <w:rPr>
+          <w:sz w:val="17"/>
+          <w:szCs w:val="17"/>
+        </w:rPr>
+        <w:t xml:space="preserve">, cited in Guttieri, "Fighting through Disruption."</w:t>
+      </w:r>
+    </w:p>
+  </w:footnote>
+  <w:footnote w:id="34">
+    <w:p>
+      <w:pPr>
+        <w:spacing w:after="60" w:line="220"/>
+      </w:pPr>
+      <w:r>
+        <w:rPr>
+          <w:rStyle w:val="FootnoteReference"/>
+        </w:rPr>
+        <w:footnoteRef/>
+      </w:r>
+      <w:r>
+        <w:rPr>
+          <w:sz w:val="17"/>
+          <w:szCs w:val="17"/>
+        </w:rPr>
+        <w:t xml:space="preserve">Fiona Cunningham, 2022, cited in Guttieri, "Fighting through Disruption."</w:t>
+      </w:r>
+    </w:p>
+  </w:footnote>
+  <w:footnote w:id="35">
+    <w:p>
+      <w:pPr>
+        <w:spacing w:after="60" w:line="220"/>
+      </w:pPr>
+      <w:r>
+        <w:rPr>
+          <w:rStyle w:val="FootnoteReference"/>
+        </w:rPr>
+        <w:footnoteRef/>
+      </w:r>
+      <w:r>
+        <w:rPr>
+          <w:sz w:val="17"/>
+          <w:szCs w:val="17"/>
+        </w:rPr>
+        <w:t xml:space="preserve">Sullivan, "Toward Clarity in Cyber's 'Fog of Law.'"</w:t>
+      </w:r>
+    </w:p>
+  </w:footnote>
+  <w:footnote w:id="36">
+    <w:p>
+      <w:pPr>
+        <w:spacing w:after="60" w:line="220"/>
+      </w:pPr>
+      <w:r>
+        <w:rPr>
+          <w:rStyle w:val="FootnoteReference"/>
+        </w:rPr>
+        <w:footnoteRef/>
+      </w:r>
+      <w:r>
+        <w:rPr>
+          <w:sz w:val="17"/>
+          <w:szCs w:val="17"/>
+        </w:rPr>
+        <w:t xml:space="preserve">Sullivan, "Toward Clarity in Cyber's 'Fog of Law.'" Kristen E. Eichensehr, "The Law and Politics of Cyberattack Attribution," </w:t>
+      </w:r>
+      <w:r>
+        <w:rPr>
+          <w:i/>
+          <w:iCs/>
+          <w:sz w:val="17"/>
+          <w:szCs w:val="17"/>
+        </w:rPr>
+        <w:t xml:space="preserve">UCLA Law Review</w:t>
+      </w:r>
+      <w:r>
+        <w:rPr>
+          <w:sz w:val="17"/>
+          <w:szCs w:val="17"/>
+        </w:rPr>
+        <w:t xml:space="preserve"> 67 (2020): 520-98, cited in Sullivan, "Toward Clarity in Cyber's 'Fog of Law.'"</w:t>
+      </w:r>
+    </w:p>
+  </w:footnote>
+  <w:footnote w:id="37">
+    <w:p>
+      <w:pPr>
+        <w:spacing w:after="60" w:line="220"/>
+      </w:pPr>
+      <w:r>
+        <w:rPr>
+          <w:rStyle w:val="FootnoteReference"/>
+        </w:rPr>
+        <w:footnoteRef/>
+      </w:r>
+      <w:r>
+        <w:rPr>
+          <w:sz w:val="17"/>
+          <w:szCs w:val="17"/>
+        </w:rPr>
+        <w:t xml:space="preserve">Willett, "The Cyber Dimension of the Russia-Ukraine War."</w:t>
+      </w:r>
+    </w:p>
+  </w:footnote>
+  <w:footnote w:id="38">
+    <w:p>
+      <w:pPr>
+        <w:spacing w:after="60" w:line="220"/>
+      </w:pPr>
+      <w:r>
+        <w:rPr>
+          <w:rStyle w:val="FootnoteReference"/>
+        </w:rPr>
+        <w:footnoteRef/>
+      </w:r>
+      <w:r>
+        <w:rPr>
+          <w:sz w:val="17"/>
+          <w:szCs w:val="17"/>
+        </w:rPr>
+        <w:t xml:space="preserve">Sullivan, "Toward Clarity in Cyber's 'Fog of Law.'" Pokorny, </w:t>
+      </w:r>
+      <w:r>
+        <w:rPr>
+          <w:i/>
+          <w:iCs/>
+          <w:sz w:val="17"/>
+          <w:szCs w:val="17"/>
+        </w:rPr>
+        <w:t xml:space="preserve">Offensive Cyber and Information Warfare Strategies</w:t>
+      </w:r>
+      <w:r>
+        <w:rPr>
+          <w:sz w:val="17"/>
+          <w:szCs w:val="17"/>
+        </w:rPr>
+        <w:t xml:space="preserve">.</w:t>
+      </w:r>
+    </w:p>
+  </w:footnote>
+  <w:footnote w:id="39">
+    <w:p>
+      <w:pPr>
+        <w:spacing w:after="60" w:line="220"/>
+      </w:pPr>
+      <w:r>
+        <w:rPr>
+          <w:rStyle w:val="FootnoteReference"/>
+        </w:rPr>
+        <w:footnoteRef/>
+      </w:r>
+      <w:r>
+        <w:rPr>
+          <w:sz w:val="17"/>
+          <w:szCs w:val="17"/>
+        </w:rPr>
+        <w:t xml:space="preserve">Melella, "Coordination in Offensive and Defensive Cyberoperations."</w:t>
+      </w:r>
+    </w:p>
+  </w:footnote>
+  <w:footnote w:id="40">
+    <w:p>
+      <w:pPr>
+        <w:spacing w:after="60" w:line="220"/>
+      </w:pPr>
+      <w:r>
+        <w:rPr>
+          <w:rStyle w:val="FootnoteReference"/>
+        </w:rPr>
+        <w:footnoteRef/>
+      </w:r>
+      <w:r>
+        <w:rPr>
+          <w:sz w:val="17"/>
+          <w:szCs w:val="17"/>
+        </w:rPr>
+        <w:t xml:space="preserve">Maschmeyer, "Subversion, Cyber Operations, and Reverse Structural Power."</w:t>
+      </w:r>
+    </w:p>
+  </w:footnote>
+  <w:footnote w:id="41">
+    <w:p>
+      <w:pPr>
+        <w:spacing w:after="60" w:line="220"/>
+      </w:pPr>
+      <w:r>
+        <w:rPr>
+          <w:rStyle w:val="FootnoteReference"/>
+        </w:rPr>
+        <w:footnoteRef/>
+      </w:r>
+      <w:r>
+        <w:rPr>
+          <w:sz w:val="17"/>
+          <w:szCs w:val="17"/>
+        </w:rPr>
+        <w:t xml:space="preserve">Guttieri, "Fighting through Disruption."</w:t>
+      </w:r>
+    </w:p>
+  </w:footnote>
+  <w:footnote w:id="42">
+    <w:p>
+      <w:pPr>
+        <w:spacing w:after="60" w:line="220"/>
+      </w:pPr>
+      <w:r>
+        <w:rPr>
+          <w:rStyle w:val="FootnoteReference"/>
+        </w:rPr>
+        <w:footnoteRef/>
+      </w:r>
+      <w:r>
+        <w:rPr>
+          <w:sz w:val="17"/>
+          <w:szCs w:val="17"/>
+        </w:rPr>
+        <w:t xml:space="preserve">Sullivan, "Toward Clarity in Cyber's 'Fog of Law.'"</w:t>
+      </w:r>
+    </w:p>
+  </w:footnote>
+  <w:footnote w:id="43">
+    <w:p>
+      <w:pPr>
+        <w:spacing w:after="60" w:line="220"/>
+      </w:pPr>
+      <w:r>
+        <w:rPr>
+          <w:rStyle w:val="FootnoteReference"/>
+        </w:rPr>
+        <w:footnoteRef/>
+      </w:r>
+      <w:r>
+        <w:rPr>
+          <w:sz w:val="17"/>
+          <w:szCs w:val="17"/>
+        </w:rPr>
+        <w:t xml:space="preserve">Guttieri, "Fighting through Disruption."</w:t>
+      </w:r>
+    </w:p>
+  </w:footnote>
+  <w:footnote w:id="44">
+    <w:p>
+      <w:pPr>
+        <w:spacing w:after="60" w:line="220"/>
+      </w:pPr>
+      <w:r>
+        <w:rPr>
+          <w:rStyle w:val="FootnoteReference"/>
+        </w:rPr>
+        <w:footnoteRef/>
+      </w:r>
+      <w:r>
+        <w:rPr>
+          <w:sz w:val="17"/>
+          <w:szCs w:val="17"/>
+        </w:rPr>
+        <w:t xml:space="preserve">Baram, "Re-ordering Accountability."</w:t>
+      </w:r>
+    </w:p>
+  </w:footnote>
+  <w:footnote w:id="45">
+    <w:p>
+      <w:pPr>
+        <w:spacing w:after="60" w:line="220"/>
+      </w:pPr>
+      <w:r>
+        <w:rPr>
+          <w:rStyle w:val="FootnoteReference"/>
+        </w:rPr>
+        <w:footnoteRef/>
+      </w:r>
+      <w:r>
+        <w:rPr>
+          <w:sz w:val="17"/>
+          <w:szCs w:val="17"/>
+        </w:rPr>
+        <w:t xml:space="preserve">Baram, "Re-ordering Accountability."</w:t>
+      </w:r>
+    </w:p>
+  </w:footnote>
+  <w:footnote w:id="46">
+    <w:p>
+      <w:pPr>
+        <w:spacing w:after="60" w:line="220"/>
+      </w:pPr>
+      <w:r>
+        <w:rPr>
+          <w:rStyle w:val="FootnoteReference"/>
+        </w:rPr>
+        <w:footnoteRef/>
+      </w:r>
+      <w:r>
+        <w:rPr>
+          <w:sz w:val="17"/>
+          <w:szCs w:val="17"/>
+        </w:rPr>
+        <w:t xml:space="preserve">Maschmeyer, "Subversion, Cyber Operations, and Reverse Structural Power."</w:t>
+      </w:r>
+    </w:p>
+  </w:footnote>
+  <w:footnote w:id="47">
+    <w:p>
+      <w:pPr>
+        <w:spacing w:after="60" w:line="220"/>
+      </w:pPr>
+      <w:r>
+        <w:rPr>
+          <w:rStyle w:val="FootnoteReference"/>
+        </w:rPr>
+        <w:footnoteRef/>
+      </w:r>
+      <w:r>
+        <w:rPr>
+          <w:sz w:val="17"/>
+          <w:szCs w:val="17"/>
+        </w:rPr>
+        <w:t xml:space="preserve">Singh, Jash, and Nanjappa, "Navigating the Nexus."</w:t>
+      </w:r>
+    </w:p>
+  </w:footnote>
+  <w:footnote w:id="48">
+    <w:p>
+      <w:pPr>
+        <w:spacing w:after="60" w:line="220"/>
+      </w:pPr>
+      <w:r>
+        <w:rPr>
+          <w:rStyle w:val="FootnoteReference"/>
+        </w:rPr>
+        <w:footnoteRef/>
+      </w:r>
+      <w:r>
+        <w:rPr>
+          <w:sz w:val="17"/>
+          <w:szCs w:val="17"/>
+        </w:rPr>
+        <w:t xml:space="preserve">Codreanu, </w:t>
+      </w:r>
+      <w:r>
+        <w:rPr>
+          <w:i/>
+          <w:iCs/>
+          <w:sz w:val="17"/>
+          <w:szCs w:val="17"/>
+        </w:rPr>
+        <w:t xml:space="preserve">Typhoons, Bears, and Pandas</w:t>
+      </w:r>
+      <w:r>
+        <w:rPr>
+          <w:sz w:val="17"/>
+          <w:szCs w:val="17"/>
+        </w:rPr>
+        <w:t xml:space="preserve">.</w:t>
+      </w:r>
+    </w:p>
+  </w:footnote>
+  <w:footnote w:id="49">
+    <w:p>
+      <w:pPr>
+        <w:spacing w:after="60" w:line="220"/>
+      </w:pPr>
+      <w:r>
+        <w:rPr>
+          <w:rStyle w:val="FootnoteReference"/>
+        </w:rPr>
+        <w:footnoteRef/>
+      </w:r>
+      <w:r>
+        <w:rPr>
+          <w:sz w:val="17"/>
+          <w:szCs w:val="17"/>
+        </w:rPr>
+        <w:t xml:space="preserve">Pokorny, </w:t>
+      </w:r>
+      <w:r>
+        <w:rPr>
+          <w:i/>
+          <w:iCs/>
+          <w:sz w:val="17"/>
+          <w:szCs w:val="17"/>
+        </w:rPr>
+        <w:t xml:space="preserve">Offensive Cyber and Information Warfare Strategies</w:t>
+      </w:r>
+      <w:r>
+        <w:rPr>
+          <w:sz w:val="17"/>
+          <w:szCs w:val="17"/>
+        </w:rPr>
+        <w:t xml:space="preserve">.</w:t>
+      </w:r>
+    </w:p>
+  </w:footnote>
+  <w:footnote w:id="50">
+    <w:p>
+      <w:pPr>
+        <w:spacing w:after="60" w:line="220"/>
+      </w:pPr>
+      <w:r>
+        <w:rPr>
+          <w:rStyle w:val="FootnoteReference"/>
+        </w:rPr>
+        <w:footnoteRef/>
+      </w:r>
+      <w:r>
+        <w:rPr>
+          <w:sz w:val="17"/>
+          <w:szCs w:val="17"/>
+        </w:rPr>
+        <w:t xml:space="preserve">Baram, "Re-ordering Accountability."</w:t>
+      </w:r>
+    </w:p>
+  </w:footnote>
+  <w:footnote w:id="51">
+    <w:p>
+      <w:pPr>
+        <w:spacing w:after="60" w:line="220"/>
+      </w:pPr>
+      <w:r>
+        <w:rPr>
+          <w:rStyle w:val="FootnoteReference"/>
+        </w:rPr>
+        <w:footnoteRef/>
+      </w:r>
+      <w:r>
+        <w:rPr>
+          <w:sz w:val="17"/>
+          <w:szCs w:val="17"/>
+        </w:rPr>
+        <w:t xml:space="preserve">Butt and Ulina, "Cyber Warfare in the AI Era."</w:t>
+      </w:r>
+    </w:p>
+  </w:footnote>
+  <w:footnote w:id="52">
+    <w:p>
+      <w:pPr>
+        <w:spacing w:after="60" w:line="220"/>
+      </w:pPr>
+      <w:r>
+        <w:rPr>
+          <w:rStyle w:val="FootnoteReference"/>
+        </w:rPr>
+        <w:footnoteRef/>
+      </w:r>
+      <w:r>
+        <w:rPr>
+          <w:sz w:val="17"/>
+          <w:szCs w:val="17"/>
+        </w:rPr>
+        <w:t xml:space="preserve">Yigit et al., "Generative AI and LLMs for Critical Infrastructure Protection."</w:t>
+      </w:r>
+    </w:p>
+  </w:footnote>
+  <w:footnote w:id="53">
+    <w:p>
+      <w:pPr>
+        <w:spacing w:after="60" w:line="220"/>
+      </w:pPr>
+      <w:r>
+        <w:rPr>
+          <w:rStyle w:val="FootnoteReference"/>
+        </w:rPr>
+        <w:footnoteRef/>
+      </w:r>
+      <w:r>
+        <w:rPr>
+          <w:sz w:val="17"/>
+          <w:szCs w:val="17"/>
+        </w:rPr>
+        <w:t xml:space="preserve">Guttieri, "Fighting through Disruption."</w:t>
+      </w:r>
+    </w:p>
+  </w:footnote>
+  <w:footnote w:id="54">
+    <w:p>
+      <w:pPr>
+        <w:spacing w:after="60" w:line="220"/>
+      </w:pPr>
+      <w:r>
+        <w:rPr>
+          <w:rStyle w:val="FootnoteReference"/>
+        </w:rPr>
+        <w:footnoteRef/>
+      </w:r>
+      <w:r>
+        <w:rPr>
+          <w:sz w:val="17"/>
+          <w:szCs w:val="17"/>
+        </w:rPr>
+        <w:t xml:space="preserve">Butt and Ulina, "Cyber Warfare in the AI Era."</w:t>
+      </w:r>
+    </w:p>
+  </w:footnote>
+  <w:footnote w:id="55">
+    <w:p>
+      <w:pPr>
+        <w:spacing w:after="60" w:line="220"/>
+      </w:pPr>
+      <w:r>
+        <w:rPr>
+          <w:rStyle w:val="FootnoteReference"/>
+        </w:rPr>
+        <w:footnoteRef/>
+      </w:r>
+      <w:r>
+        <w:rPr>
+          <w:sz w:val="17"/>
+          <w:szCs w:val="17"/>
+        </w:rPr>
+        <w:t xml:space="preserve">Guttieri, "Fighting through Disruption."</w:t>
+      </w:r>
+    </w:p>
+  </w:footnote>
+  <w:footnote w:id="56">
+    <w:p>
+      <w:pPr>
+        <w:spacing w:after="60" w:line="220"/>
+      </w:pPr>
+      <w:r>
+        <w:rPr>
+          <w:rStyle w:val="FootnoteReference"/>
+        </w:rPr>
+        <w:footnoteRef/>
+      </w:r>
+      <w:r>
+        <w:rPr>
+          <w:sz w:val="17"/>
+          <w:szCs w:val="17"/>
+        </w:rPr>
+        <w:t xml:space="preserve">Dimitrov and Andreev, "China's Strategic Competition in Cyberspace."</w:t>
+      </w:r>
+    </w:p>
+  </w:footnote>
+  <w:footnote w:id="57">
+    <w:p>
+      <w:pPr>
+        <w:spacing w:after="60" w:line="220"/>
+      </w:pPr>
+      <w:r>
+        <w:rPr>
+          <w:rStyle w:val="FootnoteReference"/>
+        </w:rPr>
+        <w:footnoteRef/>
+      </w:r>
+      <w:r>
+        <w:rPr>
+          <w:sz w:val="17"/>
+          <w:szCs w:val="17"/>
+        </w:rPr>
+        <w:t xml:space="preserve">Braccia, "From Vietnam to Volt Typhoon."</w:t>
+      </w:r>
+    </w:p>
+  </w:footnote>
+  <w:footnote w:id="58">
+    <w:p>
+      <w:pPr>
+        <w:spacing w:after="60" w:line="220"/>
+      </w:pPr>
+      <w:r>
+        <w:rPr>
+          <w:rStyle w:val="FootnoteReference"/>
+        </w:rPr>
+        <w:footnoteRef/>
+      </w:r>
+      <w:r>
+        <w:rPr>
+          <w:sz w:val="17"/>
+          <w:szCs w:val="17"/>
+        </w:rPr>
+        <w:t xml:space="preserve">Guttieri, "Fighting through Disruption." Sullivan, "Toward Clarity in Cyber's 'Fog of Law.'" Michael Fischerkeller, Emily Goldman, and Richard Harknett, </w:t>
+      </w:r>
+      <w:r>
+        <w:rPr>
+          <w:i/>
+          <w:iCs/>
+          <w:sz w:val="17"/>
+          <w:szCs w:val="17"/>
+        </w:rPr>
+        <w:t xml:space="preserve">Cyber Persistence Theory: Redefining National Security in Cyberspace</w:t>
+      </w:r>
+      <w:r>
+        <w:rPr>
+          <w:sz w:val="17"/>
+          <w:szCs w:val="17"/>
+        </w:rPr>
+        <w:t xml:space="preserve">, cited in Guttieri, "Fighting through Disruption," and Sullivan, "Toward Clarity in Cyber's 'Fog of Law.'"</w:t>
+      </w:r>
+    </w:p>
+  </w:footnote>
+  <w:footnote w:id="59">
+    <w:p>
+      <w:pPr>
+        <w:spacing w:after="60" w:line="220"/>
+      </w:pPr>
+      <w:r>
+        <w:rPr>
+          <w:rStyle w:val="FootnoteReference"/>
+        </w:rPr>
+        <w:footnoteRef/>
+      </w:r>
+      <w:r>
+        <w:rPr>
+          <w:sz w:val="17"/>
+          <w:szCs w:val="17"/>
+        </w:rPr>
+        <w:t xml:space="preserve">Willett, "The Cyber Dimension of the Russia-Ukraine War."</w:t>
+      </w:r>
+    </w:p>
+  </w:footnote>
+  <w:footnote w:id="60">
+    <w:p>
+      <w:pPr>
+        <w:spacing w:after="60" w:line="220"/>
+      </w:pPr>
+      <w:r>
+        <w:rPr>
+          <w:rStyle w:val="FootnoteReference"/>
+        </w:rPr>
+        <w:footnoteRef/>
+      </w:r>
+      <w:r>
+        <w:rPr>
+          <w:sz w:val="17"/>
+          <w:szCs w:val="17"/>
+        </w:rPr>
+        <w:t xml:space="preserve">Maschmeyer, "Subversion, Cyber Operations, and Reverse Structural Power."</w:t>
+      </w:r>
+    </w:p>
+  </w:footnote>
+  <w:footnote w:id="61">
+    <w:p>
+      <w:pPr>
+        <w:spacing w:after="60" w:line="220"/>
+      </w:pPr>
+      <w:r>
+        <w:rPr>
+          <w:rStyle w:val="FootnoteReference"/>
+        </w:rPr>
+        <w:footnoteRef/>
+      </w:r>
+      <w:r>
+        <w:rPr>
+          <w:sz w:val="17"/>
+          <w:szCs w:val="17"/>
+        </w:rPr>
+        <w:t xml:space="preserve">Codreanu, </w:t>
+      </w:r>
+      <w:r>
+        <w:rPr>
+          <w:i/>
+          <w:iCs/>
+          <w:sz w:val="17"/>
+          <w:szCs w:val="17"/>
+        </w:rPr>
+        <w:t xml:space="preserve">Typhoons, Bears, and Pandas</w:t>
+      </w:r>
+      <w:r>
+        <w:rPr>
+          <w:sz w:val="17"/>
+          <w:szCs w:val="17"/>
+        </w:rPr>
+        <w:t xml:space="preserve">. Lonergan and Poznansky, cited in Codreanu.</w:t>
+      </w:r>
+    </w:p>
+  </w:footnote>
+  <w:footnote w:id="62">
+    <w:p>
+      <w:pPr>
+        <w:spacing w:after="60" w:line="220"/>
+      </w:pPr>
+      <w:r>
+        <w:rPr>
+          <w:rStyle w:val="FootnoteReference"/>
+        </w:rPr>
+        <w:footnoteRef/>
+      </w:r>
+      <w:r>
+        <w:rPr>
+          <w:sz w:val="17"/>
+          <w:szCs w:val="17"/>
+        </w:rPr>
+        <w:t xml:space="preserve">Willett, "The Cyber Dimension of the Russia-Ukraine War."</w:t>
+      </w:r>
+    </w:p>
+  </w:footnote>
+  <w:footnote w:id="63">
+    <w:p>
+      <w:pPr>
+        <w:spacing w:after="60" w:line="220"/>
+      </w:pPr>
+      <w:r>
+        <w:rPr>
+          <w:rStyle w:val="FootnoteReference"/>
+        </w:rPr>
+        <w:footnoteRef/>
+      </w:r>
+      <w:r>
+        <w:rPr>
+          <w:sz w:val="17"/>
+          <w:szCs w:val="17"/>
+        </w:rPr>
+        <w:t xml:space="preserve">Singh, Jash, and Nanjappa, "Navigating the Nexus."</w:t>
+      </w:r>
+    </w:p>
+  </w:footnote>
+  <w:footnote w:id="64">
+    <w:p>
+      <w:pPr>
+        <w:spacing w:after="60" w:line="220"/>
+      </w:pPr>
+      <w:r>
+        <w:rPr>
+          <w:rStyle w:val="FootnoteReference"/>
+        </w:rPr>
+        <w:footnoteRef/>
+      </w:r>
+      <w:r>
+        <w:rPr>
+          <w:sz w:val="17"/>
+          <w:szCs w:val="17"/>
+        </w:rPr>
+        <w:t xml:space="preserve">Baram, "Re-ordering Accountability." Kerstin Zettl-Schabath et al., European Repository of Cyber Incidents, 2025, https://eurepoc.eu, cited in Baram, "Re-ordering Accountability."</w:t>
+      </w:r>
+    </w:p>
+  </w:footnote>
+  <w:footnote w:id="65">
+    <w:p>
+      <w:pPr>
+        <w:spacing w:after="60" w:line="220"/>
+      </w:pPr>
+      <w:r>
+        <w:rPr>
+          <w:rStyle w:val="FootnoteReference"/>
+        </w:rPr>
+        <w:footnoteRef/>
+      </w:r>
+      <w:r>
+        <w:rPr>
+          <w:sz w:val="17"/>
+          <w:szCs w:val="17"/>
+        </w:rPr>
+        <w:t xml:space="preserve">Butt and Ulina, "Cyber Warfare in the AI Era."</w:t>
+      </w:r>
+    </w:p>
+  </w:footnote>
+  <w:footnote w:id="66">
+    <w:p>
+      <w:pPr>
+        <w:spacing w:after="60" w:line="220"/>
+      </w:pPr>
+      <w:r>
+        <w:rPr>
+          <w:rStyle w:val="FootnoteReference"/>
+        </w:rPr>
+        <w:footnoteRef/>
+      </w:r>
+      <w:r>
+        <w:rPr>
+          <w:sz w:val="17"/>
+          <w:szCs w:val="17"/>
+        </w:rPr>
+        <w:t xml:space="preserve">Baram, "Re-ordering Accountability."</w:t>
+      </w:r>
+    </w:p>
+  </w:footnote>
+  <w:footnote w:id="67">
+    <w:p>
+      <w:pPr>
+        <w:spacing w:after="60" w:line="220"/>
+      </w:pPr>
+      <w:r>
+        <w:rPr>
+          <w:rStyle w:val="FootnoteReference"/>
+        </w:rPr>
+        <w:footnoteRef/>
+      </w:r>
+      <w:r>
+        <w:rPr>
+          <w:sz w:val="17"/>
+          <w:szCs w:val="17"/>
+        </w:rPr>
+        <w:t xml:space="preserve">Guttieri, "Fighting through Disruption." Dimitrov and Andreev, "China's Strategic Competition in Cyberspace."</w:t>
+      </w:r>
+    </w:p>
+  </w:footnote>
+  <w:footnote w:id="68">
+    <w:p>
+      <w:pPr>
+        <w:spacing w:after="60" w:line="220"/>
+      </w:pPr>
+      <w:r>
+        <w:rPr>
+          <w:rStyle w:val="FootnoteReference"/>
+        </w:rPr>
+        <w:footnoteRef/>
+      </w:r>
+      <w:r>
+        <w:rPr>
+          <w:sz w:val="17"/>
+          <w:szCs w:val="17"/>
+        </w:rPr>
+        <w:t xml:space="preserve">Guttieri, "Fighting through Disruption." Sullivan, "Toward Clarity in Cyber's 'Fog of Law.'"</w:t>
+      </w:r>
+    </w:p>
+  </w:footnote>
+  <w:footnote w:id="69">
+    <w:p>
+      <w:pPr>
+        <w:spacing w:after="60" w:line="220"/>
+      </w:pPr>
+      <w:r>
+        <w:rPr>
+          <w:rStyle w:val="FootnoteReference"/>
+        </w:rPr>
+        <w:footnoteRef/>
+      </w:r>
+      <w:r>
+        <w:rPr>
+          <w:sz w:val="17"/>
+          <w:szCs w:val="17"/>
+        </w:rPr>
+        <w:t xml:space="preserve">Guttieri, "Fighting through Disruption." Baram, "Re-ordering Accountability." Codreanu, </w:t>
+      </w:r>
+      <w:r>
+        <w:rPr>
+          <w:i/>
+          <w:iCs/>
+          <w:sz w:val="17"/>
+          <w:szCs w:val="17"/>
+        </w:rPr>
+        <w:t xml:space="preserve">Typhoons, Bears, and Pandas</w:t>
+      </w:r>
+      <w:r>
+        <w:rPr>
+          <w:sz w:val="17"/>
+          <w:szCs w:val="17"/>
+        </w:rPr>
+        <w:t xml:space="preserve">.</w:t>
+      </w:r>
+    </w:p>
+  </w:footnote>
+  <w:footnote w:id="70">
+    <w:p>
+      <w:pPr>
+        <w:spacing w:after="60" w:line="220"/>
+      </w:pPr>
+      <w:r>
+        <w:rPr>
+          <w:rStyle w:val="FootnoteReference"/>
+        </w:rPr>
+        <w:footnoteRef/>
+      </w:r>
+      <w:r>
+        <w:rPr>
+          <w:sz w:val="17"/>
+          <w:szCs w:val="17"/>
+        </w:rPr>
+        <w:t xml:space="preserve">Maschmeyer, "Subversion, Cyber Operations, and Reverse Structural Power."</w:t>
+      </w:r>
+    </w:p>
+  </w:footnote>
+  <w:footnote w:id="71">
+    <w:p>
+      <w:pPr>
+        <w:spacing w:after="60" w:line="220"/>
+      </w:pPr>
+      <w:r>
+        <w:rPr>
+          <w:rStyle w:val="FootnoteReference"/>
+        </w:rPr>
+        <w:footnoteRef/>
+      </w:r>
+      <w:r>
+        <w:rPr>
+          <w:sz w:val="17"/>
+          <w:szCs w:val="17"/>
+        </w:rPr>
+        <w:t xml:space="preserve">Willett, "The Cyber Dimension of the Russia-Ukraine War." Butt and Ulina, "Cyber Warfare in the AI Era." Pokorny, </w:t>
+      </w:r>
+      <w:r>
+        <w:rPr>
+          <w:i/>
+          <w:iCs/>
+          <w:sz w:val="17"/>
+          <w:szCs w:val="17"/>
+        </w:rPr>
+        <w:t xml:space="preserve">Offensive Cyber and Information Warfare Strategies</w:t>
+      </w:r>
+      <w:r>
+        <w:rPr>
+          <w:sz w:val="17"/>
+          <w:szCs w:val="17"/>
+        </w:rPr>
+        <w:t xml:space="preserve">. Lindsay, cited in Pokorny.</w:t>
+      </w:r>
+    </w:p>
+  </w:footnote>
+  <w:footnote w:id="72">
+    <w:p>
+      <w:pPr>
+        <w:spacing w:after="60" w:line="220"/>
+      </w:pPr>
+      <w:r>
+        <w:rPr>
+          <w:rStyle w:val="FootnoteReference"/>
+        </w:rPr>
+        <w:footnoteRef/>
+      </w:r>
+      <w:r>
+        <w:rPr>
+          <w:sz w:val="17"/>
+          <w:szCs w:val="17"/>
+        </w:rPr>
+        <w:t xml:space="preserve">Dimitrov and Andreev, "China's Strategic Competition in Cyberspace." Braccia, "From Vietnam to Volt Typhoon."</w:t>
+      </w:r>
+    </w:p>
+  </w:footnote>
+  <w:footnote w:id="73">
+    <w:p>
+      <w:pPr>
+        <w:spacing w:after="60" w:line="220"/>
+      </w:pPr>
+      <w:r>
+        <w:rPr>
+          <w:rStyle w:val="FootnoteReference"/>
+        </w:rPr>
+        <w:footnoteRef/>
+      </w:r>
+      <w:r>
+        <w:rPr>
+          <w:sz w:val="17"/>
+          <w:szCs w:val="17"/>
+        </w:rPr>
+        <w:t xml:space="preserve">Guttieri, "Fighting through Disruption." Sullivan, "Toward Clarity in Cyber's 'Fog of Law.'"</w:t>
+      </w:r>
+    </w:p>
+  </w:footnote>
+  <w:footnote w:id="74">
+    <w:p>
+      <w:pPr>
+        <w:spacing w:after="60" w:line="220"/>
+      </w:pPr>
+      <w:r>
+        <w:rPr>
+          <w:rStyle w:val="FootnoteReference"/>
+        </w:rPr>
+        <w:footnoteRef/>
+      </w:r>
+      <w:r>
+        <w:rPr>
+          <w:sz w:val="17"/>
+          <w:szCs w:val="17"/>
+        </w:rPr>
+        <w:t xml:space="preserve">Butt and Ulina, "Cyber Warfare in the AI Era."</w:t>
+      </w:r>
+    </w:p>
+  </w:footnote>
+  <w:footnote w:id="75">
+    <w:p>
+      <w:pPr>
+        <w:spacing w:after="60" w:line="220"/>
+      </w:pPr>
+      <w:r>
+        <w:rPr>
+          <w:rStyle w:val="FootnoteReference"/>
+        </w:rPr>
+        <w:footnoteRef/>
+      </w:r>
+      <w:r>
+        <w:rPr>
+          <w:sz w:val="17"/>
+          <w:szCs w:val="17"/>
+        </w:rPr>
+        <w:t xml:space="preserve">Guttieri, "Fighting through Disruption."</w:t>
+      </w:r>
+    </w:p>
+  </w:footnote>
+  <w:footnote w:id="76">
+    <w:p>
+      <w:pPr>
+        <w:spacing w:after="60" w:line="220"/>
+      </w:pPr>
+      <w:r>
+        <w:rPr>
+          <w:rStyle w:val="FootnoteReference"/>
+        </w:rPr>
+        <w:footnoteRef/>
+      </w:r>
+      <w:r>
+        <w:rPr>
+          <w:sz w:val="17"/>
+          <w:szCs w:val="17"/>
+        </w:rPr>
+        <w:t xml:space="preserve">Sullivan, "Toward Clarity in Cyber's 'Fog of Law.'" Baram, "Re-ordering Accountability."</w:t>
+      </w:r>
+    </w:p>
+  </w:footnote>
+  <w:footnote w:id="77">
+    <w:p>
+      <w:pPr>
+        <w:spacing w:after="60" w:line="220"/>
+      </w:pPr>
+      <w:r>
+        <w:rPr>
+          <w:rStyle w:val="FootnoteReference"/>
+        </w:rPr>
+        <w:footnoteRef/>
+      </w:r>
+      <w:r>
+        <w:rPr>
+          <w:sz w:val="17"/>
+          <w:szCs w:val="17"/>
+        </w:rPr>
+        <w:t xml:space="preserve">Melella, "Coordination in Offensive and Defensive Cyberoperations."</w:t>
+      </w:r>
+    </w:p>
+  </w:footnote>
+  <w:footnote w:id="78">
+    <w:p>
+      <w:pPr>
+        <w:spacing w:after="60" w:line="220"/>
+      </w:pPr>
+      <w:r>
+        <w:rPr>
+          <w:rStyle w:val="FootnoteReference"/>
+        </w:rPr>
+        <w:footnoteRef/>
+      </w:r>
+      <w:r>
+        <w:rPr>
+          <w:sz w:val="17"/>
+          <w:szCs w:val="17"/>
+        </w:rPr>
+        <w:t xml:space="preserve">Guttieri, "Fighting through Disruption." Sullivan, "Toward Clarity in Cyber's 'Fog of Law.'"</w:t>
+      </w:r>
+    </w:p>
+  </w:footnote>
+  <w:footnote w:id="79">
+    <w:p>
+      <w:pPr>
+        <w:spacing w:after="60" w:line="220"/>
+      </w:pPr>
+      <w:r>
+        <w:rPr>
+          <w:rStyle w:val="FootnoteReference"/>
+        </w:rPr>
+        <w:footnoteRef/>
+      </w:r>
+      <w:r>
+        <w:rPr>
+          <w:sz w:val="17"/>
+          <w:szCs w:val="17"/>
+        </w:rPr>
+        <w:t xml:space="preserve">Baram, "Re-ordering Accountability."</w:t>
+      </w:r>
+    </w:p>
+  </w:footnote>
+  <w:footnote w:id="80">
+    <w:p>
+      <w:pPr>
+        <w:spacing w:after="60" w:line="220"/>
+      </w:pPr>
+      <w:r>
+        <w:rPr>
+          <w:rStyle w:val="FootnoteReference"/>
+        </w:rPr>
+        <w:footnoteRef/>
+      </w:r>
+      <w:r>
+        <w:rPr>
+          <w:sz w:val="17"/>
+          <w:szCs w:val="17"/>
+        </w:rPr>
+        <w:t xml:space="preserve">Yigit et al., "Generative AI and LLMs for Critical Infrastructure Protection." Kabir et al., "A National-Scale AI-Driven Cyber Defense Framework."</w:t>
       </w:r>
     </w:p>
   </w:footnote>

--- a/paper/ai-autonomy-offence-defence.docx
+++ b/paper/ai-autonomy-offence-defence.docx
@@ -241,7 +241,7 @@
         <w:jc w:val="both"/>
       </w:pPr>
       <w:r>
-        <w:t xml:space="preserve">The odd thing about Volt Typhoon was not how clever it was. It was that the operation made no sense as spying. General Paul Nakasone put it bluntly. There is, he said, "absolutely no intelligence to be gathered by putting malicious code in [critical infrastructure] networks".</w:t>
+        <w:t xml:space="preserve">The odd thing about Volt Typhoon was not how clever it was. It was that the operation made no sense as spying. General Paul Nakasone put it bluntly. There is, he said, "absolutely no intelligence to be gathered by putting malicious code in [critical infrastructure] networks."</w:t>
       </w:r>
       <w:r>
         <w:rPr>
@@ -250,7 +250,7 @@
         <w:footnoteReference w:id="3"/>
       </w:r>
       <w:r>
-        <w:t xml:space="preserve"> American officials said the campaign "did not fit the pattern of a traditional cyber espionage campaign".</w:t>
+        <w:t xml:space="preserve"> American officials said the campaign "did not fit the pattern of a traditional cyber espionage campaign."</w:t>
       </w:r>
       <w:r>
         <w:rPr>
@@ -2992,7 +2992,7 @@
         <w:jc w:val="both"/>
       </w:pPr>
       <w:r>
-        <w:t xml:space="preserve">He also separates two kinds of blame. "Even when technical attribution is possible, political attribution rarely follows," because naming a government publicly "is subject to political considerations that may counsel against attribution".</w:t>
+        <w:t xml:space="preserve">He also separates two kinds of blame. "Even when technical attribution is possible, political attribution rarely follows," because naming a government publicly "is subject to political considerations that may counsel against attribution."</w:t>
       </w:r>
       <w:r>
         <w:rPr>
@@ -4414,7 +4414,7 @@
         <w:rPr>
           <w:rStyle w:val="FootnoteReference"/>
         </w:rPr>
-        <w:footnoteReference w:id="80"/>
+        <w:footnoteReference w:id="70"/>
       </w:r>
     </w:p>
     <w:p>
@@ -4439,7 +4439,7 @@
         <w:rPr>
           <w:rStyle w:val="FootnoteReference"/>
         </w:rPr>
-        <w:footnoteReference w:id="70"/>
+        <w:footnoteReference w:id="71"/>
       </w:r>
       <w:r>
         <w:t xml:space="preserve"> Which side holds the advantage, with Butt and Ulina for attackers, and Lindsay through Pokorny and Willett for defenders.</w:t>
@@ -4448,7 +4448,7 @@
         <w:rPr>
           <w:rStyle w:val="FootnoteReference"/>
         </w:rPr>
-        <w:footnoteReference w:id="71"/>
+        <w:footnoteReference w:id="72"/>
       </w:r>
       <w:r>
         <w:t xml:space="preserve"> Whether pre-positioning carries a message, with Dimitrov and Andreev for and Braccia against.</w:t>
@@ -4457,7 +4457,7 @@
         <w:rPr>
           <w:rStyle w:val="FootnoteReference"/>
         </w:rPr>
-        <w:footnoteReference w:id="72"/>
+        <w:footnoteReference w:id="73"/>
       </w:r>
       <w:r>
         <w:t xml:space="preserve"> Whether these operations are cheap, with Sullivan and Guttieri at odds.</w:t>
@@ -4466,7 +4466,7 @@
         <w:rPr>
           <w:rStyle w:val="FootnoteReference"/>
         </w:rPr>
-        <w:footnoteReference w:id="73"/>
+        <w:footnoteReference w:id="74"/>
       </w:r>
     </w:p>
     <w:p>
@@ -4491,7 +4491,7 @@
         <w:rPr>
           <w:rStyle w:val="FootnoteReference"/>
         </w:rPr>
-        <w:footnoteReference w:id="74"/>
+        <w:footnoteReference w:id="75"/>
       </w:r>
       <w:r>
         <w:t xml:space="preserve"> Resilience recast as a fighting capability rather than an IT function.</w:t>
@@ -4500,7 +4500,7 @@
         <w:rPr>
           <w:rStyle w:val="FootnoteReference"/>
         </w:rPr>
-        <w:footnoteReference w:id="75"/>
+        <w:footnoteReference w:id="76"/>
       </w:r>
       <w:r>
         <w:t xml:space="preserve"> Public blame understood as a form of signalling in its own right.</w:t>
@@ -4509,7 +4509,7 @@
         <w:rPr>
           <w:rStyle w:val="FootnoteReference"/>
         </w:rPr>
-        <w:footnoteReference w:id="76"/>
+        <w:footnoteReference w:id="77"/>
       </w:r>
     </w:p>
     <w:p>
@@ -4629,7 +4629,7 @@
         <w:rPr>
           <w:rStyle w:val="FootnoteReference"/>
         </w:rPr>
-        <w:footnoteReference w:id="77"/>
+        <w:footnoteReference w:id="78"/>
       </w:r>
       <w:r>
         <w:t xml:space="preserve"> Fifteen of the sixteen studies keep the two halves apart, since those writing about strategy do not discuss artificial intelligence and those writing about artificial intelligence do not discuss deterrence, warning or the balance.</w:t>
@@ -4647,7 +4647,7 @@
         <w:rPr>
           <w:rStyle w:val="FootnoteReference"/>
         </w:rPr>
-        <w:footnoteReference w:id="78"/>
+        <w:footnoteReference w:id="79"/>
       </w:r>
     </w:p>
     <w:p>
@@ -4662,7 +4662,7 @@
         <w:rPr>
           <w:rStyle w:val="FootnoteReference"/>
         </w:rPr>
-        <w:footnoteReference w:id="79"/>
+        <w:footnoteReference w:id="80"/>
       </w:r>
       <w:r>
         <w:t xml:space="preserve"> The gap between how Volt Typhoon and Salt Typhoon were answered makes the point sharper.</w:t>
@@ -5352,7 +5352,7 @@
           <w:sz w:val="17"/>
           <w:szCs w:val="17"/>
         </w:rPr>
-        <w:t xml:space="preserve"> 10, no. 1 (2025): 93-114, https://doi.org/10.55682/cdr/egvf-mkys. Claudiu Codreanu, </w:t>
+        <w:t xml:space="preserve"> 10, no. 1 (2025): 93-114, https://doi.org/10.55682/cdr/egvf-mkys; Claudiu Codreanu, </w:t>
       </w:r>
       <w:r>
         <w:rPr>
@@ -5368,7 +5368,7 @@
           <w:sz w:val="17"/>
           <w:szCs w:val="17"/>
         </w:rPr>
-        <w:t xml:space="preserve">, Policy Paper 43 (Bucharest: Romanian Diplomatic Institute, 2025), https://www.idr.ro. Nistha Kumari Singh, Amrita Jash, and Yashwanth Nanjappa, "Navigating the Nexus: Geopolitical, International Relations and Technical Dimensions of US-China Cyber Strategic Competition," </w:t>
+        <w:t xml:space="preserve">, Policy Paper 43 (Bucharest: Romanian Diplomatic Institute, 2025), https://www.idr.ro; Nistha Kumari Singh, Amrita Jash, and Yashwanth Nanjappa, "Navigating the Nexus: Geopolitical, International Relations and Technical Dimensions of US-China Cyber Strategic Competition," </w:t>
       </w:r>
       <w:r>
         <w:rPr>
@@ -5512,7 +5512,7 @@
           <w:sz w:val="17"/>
           <w:szCs w:val="17"/>
         </w:rPr>
-        <w:t xml:space="preserve"> 4, no. 1 (2026): 6176-92. Yagmur Yigit et al., "Generative AI and LLMs for Critical Infrastructure Protection: Evaluation Benchmarks, Agentic AI, Challenges, and Opportunities," </w:t>
+        <w:t xml:space="preserve"> 4, no. 1 (2026): 6176-92; Yagmur Yigit et al., "Generative AI and LLMs for Critical Infrastructure Protection: Evaluation Benchmarks, Agentic AI, Challenges, and Opportunities," </w:t>
       </w:r>
       <w:r>
         <w:rPr>
@@ -5716,7 +5716,7 @@
           <w:sz w:val="17"/>
           <w:szCs w:val="17"/>
         </w:rPr>
-        <w:t xml:space="preserve">Jon R. Lindsay, 2013, cited in Pokorny, </w:t>
+        <w:t xml:space="preserve">Jon R; Lindsay, 2013, cited in Pokorny, </w:t>
       </w:r>
       <w:r>
         <w:rPr>
@@ -5732,7 +5732,7 @@
           <w:sz w:val="17"/>
           <w:szCs w:val="17"/>
         </w:rPr>
-        <w:t xml:space="preserve">. Rebecca Slayton, "What Is the Cyber Offense-Defense Balance? Conceptions, Causes, and Assessment," </w:t>
+        <w:t xml:space="preserve">; Rebecca Slayton, "What Is the Cyber Offense-Defense Balance? Conceptions, Causes, and Assessment," </w:t>
       </w:r>
       <w:r>
         <w:rPr>
@@ -5748,7 +5748,7 @@
           <w:sz w:val="17"/>
           <w:szCs w:val="17"/>
         </w:rPr>
-        <w:t xml:space="preserve"> 41, no. 3 (2017): 72-109, https://doi.org/10.1162/ISEC_a_00267, cited in Maschmeyer, "Subversion, Cyber Operations, and Reverse Structural Power." Erik Gartzke and Jon Lindsay, 2015, cited in Maschmeyer, "Subversion, Cyber Operations, and Reverse Structural Power." Martin Libicki, </w:t>
+        <w:t xml:space="preserve"> 41, no. 3 (2017): 72-109, https://doi.org/10.1162/ISEC_a_00267, cited in Maschmeyer, "Subversion, Cyber Operations, and Reverse Structural Power." Erik Gartzke and Jon Lindsay, 2015, cited in Maschmeyer, "Subversion, Cyber Operations, and Reverse Structural Power"; Martin Libicki, </w:t>
       </w:r>
       <w:r>
         <w:rPr>
@@ -5764,7 +5764,7 @@
           <w:sz w:val="17"/>
           <w:szCs w:val="17"/>
         </w:rPr>
-        <w:t xml:space="preserve"> (Santa Monica: RAND, 2009), cited in Maschmeyer, "Subversion, Cyber Operations, and Reverse Structural Power."</w:t>
+        <w:t xml:space="preserve"> (Santa Monica: RAND, 2009), cited in Maschmeyer, "Subversion, Cyber Operations, and Reverse Structural Power.."</w:t>
       </w:r>
     </w:p>
   </w:footnote>
@@ -5820,7 +5820,7 @@
           <w:sz w:val="17"/>
           <w:szCs w:val="17"/>
         </w:rPr>
-        <w:t xml:space="preserve"> (New Jersey: ICL Institute, 2026), https://doi.org/10.5281/zenodo.19234589. Lindsay, cited in Pokorny.</w:t>
+        <w:t xml:space="preserve"> (New Jersey: ICL Institute, 2026), https://doi.org/10.5281/zenodo.19234589; Lindsay, cited in Pokorny.</w:t>
       </w:r>
     </w:p>
   </w:footnote>
@@ -5876,7 +5876,7 @@
           <w:sz w:val="17"/>
           <w:szCs w:val="17"/>
         </w:rPr>
-        <w:t xml:space="preserve">Maschmeyer, "Subversion, Cyber Operations, and Reverse Structural Power." Singh, Jash, and Nanjappa, "Navigating the Nexus." Max Smeets, </w:t>
+        <w:t xml:space="preserve">Maschmeyer, "Subversion, Cyber Operations, and Reverse Structural Power." Singh, Jash, and Nanjappa, "Navigating the Nexus"; Max Smeets, </w:t>
       </w:r>
       <w:r>
         <w:rPr>
@@ -5912,7 +5912,7 @@
           <w:sz w:val="17"/>
           <w:szCs w:val="17"/>
         </w:rPr>
-        <w:t xml:space="preserve">Maschmeyer, "Subversion, Cyber Operations, and Reverse Structural Power." Slayton, "What Is the Cyber Offense-Defense Balance?"</w:t>
+        <w:t xml:space="preserve">Maschmeyer, "Subversion, Cyber Operations, and Reverse Structural Power"; Slayton, "What Is the Cyber Offense-Defense Balance?"</w:t>
       </w:r>
     </w:p>
   </w:footnote>
@@ -6276,7 +6276,7 @@
           <w:sz w:val="17"/>
           <w:szCs w:val="17"/>
         </w:rPr>
-        <w:t xml:space="preserve">Yigit et al., "Generative AI and LLMs for Critical Infrastructure Protection." Md Humayun Kabir et al., "A National-Scale AI-Driven Cyber Defense Framework for Protecting U.S. Critical Infrastructure against Nation-State Attacks," </w:t>
+        <w:t xml:space="preserve">Yigit et al., "Generative AI and LLMs for Critical Infrastructure Protection"; Md Humayun Kabir et al., "A National-Scale AI-Driven Cyber Defense Framework for Protecting U.S. Critical Infrastructure against Nation-State Attacks," </w:t>
       </w:r>
       <w:r>
         <w:rPr>
@@ -6312,7 +6312,7 @@
           <w:sz w:val="17"/>
           <w:szCs w:val="17"/>
         </w:rPr>
-        <w:t xml:space="preserve">Guttieri, "Fighting through Disruption." Ben Buchanan, </w:t>
+        <w:t xml:space="preserve">Guttieri, "Fighting through Disruption"; Ben Buchanan, </w:t>
       </w:r>
       <w:r>
         <w:rPr>
@@ -6388,7 +6388,7 @@
           <w:sz w:val="17"/>
           <w:szCs w:val="17"/>
         </w:rPr>
-        <w:t xml:space="preserve">Sullivan, "Toward Clarity in Cyber's 'Fog of Law.'" Kristen E. Eichensehr, "The Law and Politics of Cyberattack Attribution," </w:t>
+        <w:t xml:space="preserve">Sullivan, "Toward Clarity in Cyber's 'Fog of Law.'" Kristen E; Eichensehr, "The Law and Politics of Cyberattack Attribution," </w:t>
       </w:r>
       <w:r>
         <w:rPr>
@@ -6404,7 +6404,7 @@
           <w:sz w:val="17"/>
           <w:szCs w:val="17"/>
         </w:rPr>
-        <w:t xml:space="preserve"> 67 (2020): 520-98, cited in Sullivan, "Toward Clarity in Cyber's 'Fog of Law.'"</w:t>
+        <w:t xml:space="preserve"> 67 (2020): 520-98, cited in Sullivan, "Toward Clarity in Cyber's 'Fog of Law.'."</w:t>
       </w:r>
     </w:p>
   </w:footnote>
@@ -6444,7 +6444,7 @@
           <w:sz w:val="17"/>
           <w:szCs w:val="17"/>
         </w:rPr>
-        <w:t xml:space="preserve">Sullivan, "Toward Clarity in Cyber's 'Fog of Law.'" Pokorny, </w:t>
+        <w:t xml:space="preserve">Sullivan, "Toward Clarity in Cyber's 'Fog of Law.'"; Pokorny, </w:t>
       </w:r>
       <w:r>
         <w:rPr>
@@ -6892,7 +6892,7 @@
           <w:sz w:val="17"/>
           <w:szCs w:val="17"/>
         </w:rPr>
-        <w:t xml:space="preserve">Guttieri, "Fighting through Disruption." Sullivan, "Toward Clarity in Cyber's 'Fog of Law.'" Michael Fischerkeller, Emily Goldman, and Richard Harknett, </w:t>
+        <w:t xml:space="preserve">Guttieri, "Fighting through Disruption"; Sullivan, "Toward Clarity in Cyber's 'Fog of Law.'" Michael Fischerkeller, Emily Goldman, and Richard Harknett, </w:t>
       </w:r>
       <w:r>
         <w:rPr>
@@ -7124,7 +7124,7 @@
           <w:sz w:val="17"/>
           <w:szCs w:val="17"/>
         </w:rPr>
-        <w:t xml:space="preserve">Guttieri, "Fighting through Disruption." Sullivan, "Toward Clarity in Cyber's 'Fog of Law.'"</w:t>
+        <w:t xml:space="preserve">Guttieri, "Fighting through Disruption"; Sullivan, "Toward Clarity in Cyber's 'Fog of Law.'"</w:t>
       </w:r>
     </w:p>
   </w:footnote>
@@ -7144,7 +7144,7 @@
           <w:sz w:val="17"/>
           <w:szCs w:val="17"/>
         </w:rPr>
-        <w:t xml:space="preserve">Guttieri, "Fighting through Disruption." Baram, "Re-ordering Accountability." Codreanu, </w:t>
+        <w:t xml:space="preserve">Guttieri, "Fighting through Disruption"; Baram, "Re-ordering Accountability"; Codreanu, </w:t>
       </w:r>
       <w:r>
         <w:rPr>
@@ -7180,27 +7180,47 @@
           <w:sz w:val="17"/>
           <w:szCs w:val="17"/>
         </w:rPr>
+        <w:t xml:space="preserve">Yigit et al., "Generative AI and LLMs for Critical Infrastructure Protection"; Kabir et al., "A National-Scale AI-Driven Cyber Defense Framework."</w:t>
+      </w:r>
+    </w:p>
+  </w:footnote>
+  <w:footnote w:id="71">
+    <w:p>
+      <w:pPr>
+        <w:spacing w:after="60" w:line="220"/>
+      </w:pPr>
+      <w:r>
+        <w:rPr>
+          <w:rStyle w:val="FootnoteReference"/>
+        </w:rPr>
+        <w:footnoteRef/>
+      </w:r>
+      <w:r>
+        <w:rPr>
+          <w:sz w:val="17"/>
+          <w:szCs w:val="17"/>
+        </w:rPr>
         <w:t xml:space="preserve">Maschmeyer, "Subversion, Cyber Operations, and Reverse Structural Power."</w:t>
       </w:r>
     </w:p>
   </w:footnote>
-  <w:footnote w:id="71">
-    <w:p>
-      <w:pPr>
-        <w:spacing w:after="60" w:line="220"/>
-      </w:pPr>
-      <w:r>
-        <w:rPr>
-          <w:rStyle w:val="FootnoteReference"/>
-        </w:rPr>
-        <w:footnoteRef/>
-      </w:r>
-      <w:r>
-        <w:rPr>
-          <w:sz w:val="17"/>
-          <w:szCs w:val="17"/>
-        </w:rPr>
-        <w:t xml:space="preserve">Willett, "The Cyber Dimension of the Russia-Ukraine War." Butt and Ulina, "Cyber Warfare in the AI Era." Pokorny, </w:t>
+  <w:footnote w:id="72">
+    <w:p>
+      <w:pPr>
+        <w:spacing w:after="60" w:line="220"/>
+      </w:pPr>
+      <w:r>
+        <w:rPr>
+          <w:rStyle w:val="FootnoteReference"/>
+        </w:rPr>
+        <w:footnoteRef/>
+      </w:r>
+      <w:r>
+        <w:rPr>
+          <w:sz w:val="17"/>
+          <w:szCs w:val="17"/>
+        </w:rPr>
+        <w:t xml:space="preserve">Willett, "The Cyber Dimension of the Russia-Ukraine War." Butt and Ulina, "Cyber Warfare in the AI Era"; Pokorny, </w:t>
       </w:r>
       <w:r>
         <w:rPr>
@@ -7216,27 +7236,7 @@
           <w:sz w:val="17"/>
           <w:szCs w:val="17"/>
         </w:rPr>
-        <w:t xml:space="preserve">. Lindsay, cited in Pokorny.</w:t>
-      </w:r>
-    </w:p>
-  </w:footnote>
-  <w:footnote w:id="72">
-    <w:p>
-      <w:pPr>
-        <w:spacing w:after="60" w:line="220"/>
-      </w:pPr>
-      <w:r>
-        <w:rPr>
-          <w:rStyle w:val="FootnoteReference"/>
-        </w:rPr>
-        <w:footnoteRef/>
-      </w:r>
-      <w:r>
-        <w:rPr>
-          <w:sz w:val="17"/>
-          <w:szCs w:val="17"/>
-        </w:rPr>
-        <w:t xml:space="preserve">Dimitrov and Andreev, "China's Strategic Competition in Cyberspace." Braccia, "From Vietnam to Volt Typhoon."</w:t>
+        <w:t xml:space="preserve">; Lindsay, cited in Pokorny.</w:t>
       </w:r>
     </w:p>
   </w:footnote>
@@ -7256,7 +7256,7 @@
           <w:sz w:val="17"/>
           <w:szCs w:val="17"/>
         </w:rPr>
-        <w:t xml:space="preserve">Guttieri, "Fighting through Disruption." Sullivan, "Toward Clarity in Cyber's 'Fog of Law.'"</w:t>
+        <w:t xml:space="preserve">Dimitrov and Andreev, "China's Strategic Competition in Cyberspace"; Braccia, "From Vietnam to Volt Typhoon."</w:t>
       </w:r>
     </w:p>
   </w:footnote>
@@ -7276,11 +7276,31 @@
           <w:sz w:val="17"/>
           <w:szCs w:val="17"/>
         </w:rPr>
+        <w:t xml:space="preserve">Guttieri, "Fighting through Disruption"; Sullivan, "Toward Clarity in Cyber's 'Fog of Law.'"</w:t>
+      </w:r>
+    </w:p>
+  </w:footnote>
+  <w:footnote w:id="75">
+    <w:p>
+      <w:pPr>
+        <w:spacing w:after="60" w:line="220"/>
+      </w:pPr>
+      <w:r>
+        <w:rPr>
+          <w:rStyle w:val="FootnoteReference"/>
+        </w:rPr>
+        <w:footnoteRef/>
+      </w:r>
+      <w:r>
+        <w:rPr>
+          <w:sz w:val="17"/>
+          <w:szCs w:val="17"/>
+        </w:rPr>
         <w:t xml:space="preserve">Butt and Ulina, "Cyber Warfare in the AI Era."</w:t>
       </w:r>
     </w:p>
   </w:footnote>
-  <w:footnote w:id="75">
+  <w:footnote w:id="76">
     <w:p>
       <w:pPr>
         <w:spacing w:after="60" w:line="220"/>
@@ -7300,26 +7320,6 @@
       </w:r>
     </w:p>
   </w:footnote>
-  <w:footnote w:id="76">
-    <w:p>
-      <w:pPr>
-        <w:spacing w:after="60" w:line="220"/>
-      </w:pPr>
-      <w:r>
-        <w:rPr>
-          <w:rStyle w:val="FootnoteReference"/>
-        </w:rPr>
-        <w:footnoteRef/>
-      </w:r>
-      <w:r>
-        <w:rPr>
-          <w:sz w:val="17"/>
-          <w:szCs w:val="17"/>
-        </w:rPr>
-        <w:t xml:space="preserve">Sullivan, "Toward Clarity in Cyber's 'Fog of Law.'" Baram, "Re-ordering Accountability."</w:t>
-      </w:r>
-    </w:p>
-  </w:footnote>
   <w:footnote w:id="77">
     <w:p>
       <w:pPr>
@@ -7336,30 +7336,30 @@
           <w:sz w:val="17"/>
           <w:szCs w:val="17"/>
         </w:rPr>
+        <w:t xml:space="preserve">Sullivan, "Toward Clarity in Cyber's 'Fog of Law.'"; Baram, "Re-ordering Accountability."</w:t>
+      </w:r>
+    </w:p>
+  </w:footnote>
+  <w:footnote w:id="78">
+    <w:p>
+      <w:pPr>
+        <w:spacing w:after="60" w:line="220"/>
+      </w:pPr>
+      <w:r>
+        <w:rPr>
+          <w:rStyle w:val="FootnoteReference"/>
+        </w:rPr>
+        <w:footnoteRef/>
+      </w:r>
+      <w:r>
+        <w:rPr>
+          <w:sz w:val="17"/>
+          <w:szCs w:val="17"/>
+        </w:rPr>
         <w:t xml:space="preserve">Melella, "Coordination in Offensive and Defensive Cyberoperations."</w:t>
       </w:r>
     </w:p>
   </w:footnote>
-  <w:footnote w:id="78">
-    <w:p>
-      <w:pPr>
-        <w:spacing w:after="60" w:line="220"/>
-      </w:pPr>
-      <w:r>
-        <w:rPr>
-          <w:rStyle w:val="FootnoteReference"/>
-        </w:rPr>
-        <w:footnoteRef/>
-      </w:r>
-      <w:r>
-        <w:rPr>
-          <w:sz w:val="17"/>
-          <w:szCs w:val="17"/>
-        </w:rPr>
-        <w:t xml:space="preserve">Guttieri, "Fighting through Disruption." Sullivan, "Toward Clarity in Cyber's 'Fog of Law.'"</w:t>
-      </w:r>
-    </w:p>
-  </w:footnote>
   <w:footnote w:id="79">
     <w:p>
       <w:pPr>
@@ -7376,27 +7376,27 @@
           <w:sz w:val="17"/>
           <w:szCs w:val="17"/>
         </w:rPr>
+        <w:t xml:space="preserve">Guttieri, "Fighting through Disruption"; Sullivan, "Toward Clarity in Cyber's 'Fog of Law.'"</w:t>
+      </w:r>
+    </w:p>
+  </w:footnote>
+  <w:footnote w:id="80">
+    <w:p>
+      <w:pPr>
+        <w:spacing w:after="60" w:line="220"/>
+      </w:pPr>
+      <w:r>
+        <w:rPr>
+          <w:rStyle w:val="FootnoteReference"/>
+        </w:rPr>
+        <w:footnoteRef/>
+      </w:r>
+      <w:r>
+        <w:rPr>
+          <w:sz w:val="17"/>
+          <w:szCs w:val="17"/>
+        </w:rPr>
         <w:t xml:space="preserve">Baram, "Re-ordering Accountability."</w:t>
-      </w:r>
-    </w:p>
-  </w:footnote>
-  <w:footnote w:id="80">
-    <w:p>
-      <w:pPr>
-        <w:spacing w:after="60" w:line="220"/>
-      </w:pPr>
-      <w:r>
-        <w:rPr>
-          <w:rStyle w:val="FootnoteReference"/>
-        </w:rPr>
-        <w:footnoteRef/>
-      </w:r>
-      <w:r>
-        <w:rPr>
-          <w:sz w:val="17"/>
-          <w:szCs w:val="17"/>
-        </w:rPr>
-        <w:t xml:space="preserve">Yigit et al., "Generative AI and LLMs for Critical Infrastructure Protection." Kabir et al., "A National-Scale AI-Driven Cyber Defense Framework."</w:t>
       </w:r>
     </w:p>
   </w:footnote>

--- a/paper/ai-autonomy-offence-defence.docx
+++ b/paper/ai-autonomy-offence-defence.docx
@@ -5440,7 +5440,7 @@
           <w:sz w:val="17"/>
           <w:szCs w:val="17"/>
         </w:rPr>
-        <w:t xml:space="preserve">Guttieri, "Fighting through Disruption."</w:t>
+        <w:t xml:space="preserve">Guttieri, "Fighting through Disruption," https://doi.org/10.55682/cdr/egvf-mkys.</w:t>
       </w:r>
     </w:p>
   </w:footnote>
@@ -5476,7 +5476,7 @@
           <w:sz w:val="17"/>
           <w:szCs w:val="17"/>
         </w:rPr>
-        <w:t xml:space="preserve">.</w:t>
+        <w:t xml:space="preserve">, https://www.idr.ro.</w:t>
       </w:r>
     </w:p>
   </w:footnote>
@@ -5512,7 +5512,7 @@
           <w:sz w:val="17"/>
           <w:szCs w:val="17"/>
         </w:rPr>
-        <w:t xml:space="preserve"> 4, no. 1 (2026): 6176-92; Yagmur Yigit et al., "Generative AI and LLMs for Critical Infrastructure Protection: Evaluation Benchmarks, Agentic AI, Challenges, and Opportunities," </w:t>
+        <w:t xml:space="preserve"> 4, no. 1 (2026): 6176-92, https://thecrsss.com/index.php/Journal/about; Yagmur Yigit et al., "Generative AI and LLMs for Critical Infrastructure Protection: Evaluation Benchmarks, Agentic AI, Challenges, and Opportunities," </w:t>
       </w:r>
       <w:r>
         <w:rPr>
@@ -5548,7 +5548,7 @@
           <w:sz w:val="17"/>
           <w:szCs w:val="17"/>
         </w:rPr>
-        <w:t xml:space="preserve">Guttieri, "Fighting through Disruption."</w:t>
+        <w:t xml:space="preserve">Guttieri, "Fighting through Disruption," https://doi.org/10.55682/cdr/egvf-mkys.</w:t>
       </w:r>
     </w:p>
   </w:footnote>
@@ -5640,7 +5640,7 @@
           <w:sz w:val="17"/>
           <w:szCs w:val="17"/>
         </w:rPr>
-        <w:t xml:space="preserve">Singh, Jash, and Nanjappa, "Navigating the Nexus."</w:t>
+        <w:t xml:space="preserve">Singh, Jash, and Nanjappa, "Navigating the Nexus," https://doi.org/10.1080/23311886.2025.2499171.</w:t>
       </w:r>
     </w:p>
   </w:footnote>
@@ -5716,7 +5716,7 @@
           <w:sz w:val="17"/>
           <w:szCs w:val="17"/>
         </w:rPr>
-        <w:t xml:space="preserve">Jon R; Lindsay, 2013, cited in Pokorny, </w:t>
+        <w:t xml:space="preserve">Jon R. Lindsay, 2013, cited in Pokorny, </w:t>
       </w:r>
       <w:r>
         <w:rPr>
@@ -5748,7 +5748,7 @@
           <w:sz w:val="17"/>
           <w:szCs w:val="17"/>
         </w:rPr>
-        <w:t xml:space="preserve"> 41, no. 3 (2017): 72-109, https://doi.org/10.1162/ISEC_a_00267, cited in Maschmeyer, "Subversion, Cyber Operations, and Reverse Structural Power." Erik Gartzke and Jon Lindsay, 2015, cited in Maschmeyer, "Subversion, Cyber Operations, and Reverse Structural Power"; Martin Libicki, </w:t>
+        <w:t xml:space="preserve"> 41, no. 3 (2017): 72-109, https://doi.org/10.1162/ISEC_a_00267, cited in Maschmeyer, "Subversion, Cyber Operations, and Reverse Structural Power."; Erik Gartzke and Jon Lindsay, 2015, cited in Maschmeyer, "Subversion, Cyber Operations, and Reverse Structural Power."; Martin Libicki, </w:t>
       </w:r>
       <w:r>
         <w:rPr>
@@ -5764,7 +5764,7 @@
           <w:sz w:val="17"/>
           <w:szCs w:val="17"/>
         </w:rPr>
-        <w:t xml:space="preserve"> (Santa Monica: RAND, 2009), cited in Maschmeyer, "Subversion, Cyber Operations, and Reverse Structural Power.."</w:t>
+        <w:t xml:space="preserve"> (Santa Monica: RAND, 2009), cited in Maschmeyer, "Subversion, Cyber Operations, and Reverse Structural Power."</w:t>
       </w:r>
     </w:p>
   </w:footnote>
@@ -5784,7 +5784,7 @@
           <w:sz w:val="17"/>
           <w:szCs w:val="17"/>
         </w:rPr>
-        <w:t xml:space="preserve">Butt and Ulina, "Cyber Warfare in the AI Era."</w:t>
+        <w:t xml:space="preserve">Butt and Ulina, "Cyber Warfare in the AI Era," https://thecrsss.com/index.php/Journal/about.</w:t>
       </w:r>
     </w:p>
   </w:footnote>
@@ -5876,7 +5876,7 @@
           <w:sz w:val="17"/>
           <w:szCs w:val="17"/>
         </w:rPr>
-        <w:t xml:space="preserve">Maschmeyer, "Subversion, Cyber Operations, and Reverse Structural Power." Singh, Jash, and Nanjappa, "Navigating the Nexus"; Max Smeets, </w:t>
+        <w:t xml:space="preserve">Maschmeyer, "Subversion, Cyber Operations, and Reverse Structural Power," https://doi.org/10.1177/13540661221117051; Singh, Jash, and Nanjappa, "Navigating the Nexus," https://doi.org/10.1080/23311886.2025.2499171; Max Smeets, </w:t>
       </w:r>
       <w:r>
         <w:rPr>
@@ -5912,7 +5912,7 @@
           <w:sz w:val="17"/>
           <w:szCs w:val="17"/>
         </w:rPr>
-        <w:t xml:space="preserve">Maschmeyer, "Subversion, Cyber Operations, and Reverse Structural Power"; Slayton, "What Is the Cyber Offense-Defense Balance?"</w:t>
+        <w:t xml:space="preserve">Maschmeyer, "Subversion, Cyber Operations, and Reverse Structural Power," https://doi.org/10.1177/13540661221117051; Slayton, "What Is the Cyber Offense-Defense Balance?"</w:t>
       </w:r>
     </w:p>
   </w:footnote>
@@ -5932,7 +5932,7 @@
           <w:sz w:val="17"/>
           <w:szCs w:val="17"/>
         </w:rPr>
-        <w:t xml:space="preserve">Guttieri, "Fighting through Disruption."</w:t>
+        <w:t xml:space="preserve">Guttieri, "Fighting through Disruption," https://doi.org/10.55682/cdr/egvf-mkys.</w:t>
       </w:r>
     </w:p>
   </w:footnote>
@@ -5968,7 +5968,7 @@
           <w:sz w:val="17"/>
           <w:szCs w:val="17"/>
         </w:rPr>
-        <w:t xml:space="preserve">.</w:t>
+        <w:t xml:space="preserve">, https://www.idr.ro.</w:t>
       </w:r>
     </w:p>
   </w:footnote>
@@ -5988,7 +5988,7 @@
           <w:sz w:val="17"/>
           <w:szCs w:val="17"/>
         </w:rPr>
-        <w:t xml:space="preserve">Dimitrov and Andreev, "China's Strategic Competition in Cyberspace."</w:t>
+        <w:t xml:space="preserve">Dimitrov and Andreev, "China's Strategic Competition in Cyberspace," https://doi.org/10.17770/etr2025vol2.8618.</w:t>
       </w:r>
     </w:p>
   </w:footnote>
@@ -6028,7 +6028,7 @@
           <w:sz w:val="17"/>
           <w:szCs w:val="17"/>
         </w:rPr>
-        <w:t xml:space="preserve">Sullivan, "Toward Clarity in Cyber's 'Fog of Law.'"</w:t>
+        <w:t xml:space="preserve">Sullivan, "Toward Clarity in Cyber's 'Fog of Law.'", https://doi.org/10.55682/cdr/v8z4-sxne.</w:t>
       </w:r>
     </w:p>
   </w:footnote>
@@ -6048,7 +6048,7 @@
           <w:sz w:val="17"/>
           <w:szCs w:val="17"/>
         </w:rPr>
-        <w:t xml:space="preserve">Singh, Jash, and Nanjappa, "Navigating the Nexus."</w:t>
+        <w:t xml:space="preserve">Singh, Jash, and Nanjappa, "Navigating the Nexus," https://doi.org/10.1080/23311886.2025.2499171.</w:t>
       </w:r>
     </w:p>
   </w:footnote>
@@ -6084,7 +6084,7 @@
           <w:sz w:val="17"/>
           <w:szCs w:val="17"/>
         </w:rPr>
-        <w:t xml:space="preserve">.</w:t>
+        <w:t xml:space="preserve">, https://www.idr.ro.</w:t>
       </w:r>
     </w:p>
   </w:footnote>
@@ -6104,7 +6104,7 @@
           <w:sz w:val="17"/>
           <w:szCs w:val="17"/>
         </w:rPr>
-        <w:t xml:space="preserve">Baram, "Re-ordering Accountability."</w:t>
+        <w:t xml:space="preserve">Baram, "Re-ordering Accountability," https://doi.org/10.1080/13523260.2026.2662220.</w:t>
       </w:r>
     </w:p>
   </w:footnote>
@@ -6160,7 +6160,7 @@
           <w:sz w:val="17"/>
           <w:szCs w:val="17"/>
         </w:rPr>
-        <w:t xml:space="preserve">.</w:t>
+        <w:t xml:space="preserve">, https://www.idr.ro.</w:t>
       </w:r>
     </w:p>
   </w:footnote>
@@ -6216,7 +6216,7 @@
           <w:sz w:val="17"/>
           <w:szCs w:val="17"/>
         </w:rPr>
-        <w:t xml:space="preserve">Willett, "The Cyber Dimension of the Russia-Ukraine War."</w:t>
+        <w:t xml:space="preserve">Willett, "The Cyber Dimension of the Russia-Ukraine War," https://doi.org/10.1080/00396338.2022.2126193.</w:t>
       </w:r>
     </w:p>
   </w:footnote>
@@ -6236,7 +6236,7 @@
           <w:sz w:val="17"/>
           <w:szCs w:val="17"/>
         </w:rPr>
-        <w:t xml:space="preserve">Butt and Ulina, "Cyber Warfare in the AI Era."</w:t>
+        <w:t xml:space="preserve">Butt and Ulina, "Cyber Warfare in the AI Era," https://thecrsss.com/index.php/Journal/about.</w:t>
       </w:r>
     </w:p>
   </w:footnote>
@@ -6256,7 +6256,7 @@
           <w:sz w:val="17"/>
           <w:szCs w:val="17"/>
         </w:rPr>
-        <w:t xml:space="preserve">Yigit et al., "Generative AI and LLMs for Critical Infrastructure Protection."</w:t>
+        <w:t xml:space="preserve">Yigit et al., "Generative AI and LLMs for Critical Infrastructure Protection," https://doi.org/10.3390/s25061666.</w:t>
       </w:r>
     </w:p>
   </w:footnote>
@@ -6276,7 +6276,7 @@
           <w:sz w:val="17"/>
           <w:szCs w:val="17"/>
         </w:rPr>
-        <w:t xml:space="preserve">Yigit et al., "Generative AI and LLMs for Critical Infrastructure Protection"; Md Humayun Kabir et al., "A National-Scale AI-Driven Cyber Defense Framework for Protecting U.S. Critical Infrastructure against Nation-State Attacks," </w:t>
+        <w:t xml:space="preserve">Yigit et al., "Generative AI and LLMs for Critical Infrastructure Protection," https://doi.org/10.3390/s25061666; Md Humayun Kabir et al., "A National-Scale AI-Driven Cyber Defense Framework for Protecting U.S. Critical Infrastructure against Nation-State Attacks," </w:t>
       </w:r>
       <w:r>
         <w:rPr>
@@ -6292,7 +6292,7 @@
           <w:sz w:val="17"/>
           <w:szCs w:val="17"/>
         </w:rPr>
-        <w:t xml:space="preserve"> 8, no. 6 (2026): 94-107.</w:t>
+        <w:t xml:space="preserve"> 8, no. 6 (2026): 94-107, https://www.al-kindipublisher.com/index.php/jcsts.</w:t>
       </w:r>
     </w:p>
   </w:footnote>
@@ -6312,7 +6312,7 @@
           <w:sz w:val="17"/>
           <w:szCs w:val="17"/>
         </w:rPr>
-        <w:t xml:space="preserve">Guttieri, "Fighting through Disruption"; Ben Buchanan, </w:t>
+        <w:t xml:space="preserve">Guttieri, "Fighting through Disruption," https://doi.org/10.55682/cdr/egvf-mkys; Ben Buchanan, </w:t>
       </w:r>
       <w:r>
         <w:rPr>
@@ -6368,7 +6368,7 @@
           <w:sz w:val="17"/>
           <w:szCs w:val="17"/>
         </w:rPr>
-        <w:t xml:space="preserve">Sullivan, "Toward Clarity in Cyber's 'Fog of Law.'"</w:t>
+        <w:t xml:space="preserve">Sullivan, "Toward Clarity in Cyber's 'Fog of Law.'", https://doi.org/10.55682/cdr/v8z4-sxne.</w:t>
       </w:r>
     </w:p>
   </w:footnote>
@@ -6388,7 +6388,7 @@
           <w:sz w:val="17"/>
           <w:szCs w:val="17"/>
         </w:rPr>
-        <w:t xml:space="preserve">Sullivan, "Toward Clarity in Cyber's 'Fog of Law.'" Kristen E; Eichensehr, "The Law and Politics of Cyberattack Attribution," </w:t>
+        <w:t xml:space="preserve">Sullivan, "Toward Clarity in Cyber's 'Fog of Law.'", https://doi.org/10.55682/cdr/v8z4-sxne; Kristen E. Eichensehr, "The Law and Politics of Cyberattack Attribution," </w:t>
       </w:r>
       <w:r>
         <w:rPr>
@@ -6404,7 +6404,7 @@
           <w:sz w:val="17"/>
           <w:szCs w:val="17"/>
         </w:rPr>
-        <w:t xml:space="preserve"> 67 (2020): 520-98, cited in Sullivan, "Toward Clarity in Cyber's 'Fog of Law.'."</w:t>
+        <w:t xml:space="preserve"> 67 (2020): 520-98, cited in Sullivan, "Toward Clarity in Cyber's 'Fog of Law.'", https://www.uclalawreview.org/the-law-politics-of-cyberattack-attribution/.</w:t>
       </w:r>
     </w:p>
   </w:footnote>
@@ -6424,7 +6424,7 @@
           <w:sz w:val="17"/>
           <w:szCs w:val="17"/>
         </w:rPr>
-        <w:t xml:space="preserve">Willett, "The Cyber Dimension of the Russia-Ukraine War."</w:t>
+        <w:t xml:space="preserve">Willett, "The Cyber Dimension of the Russia-Ukraine War," https://doi.org/10.1080/00396338.2022.2126193.</w:t>
       </w:r>
     </w:p>
   </w:footnote>
@@ -6444,7 +6444,7 @@
           <w:sz w:val="17"/>
           <w:szCs w:val="17"/>
         </w:rPr>
-        <w:t xml:space="preserve">Sullivan, "Toward Clarity in Cyber's 'Fog of Law.'"; Pokorny, </w:t>
+        <w:t xml:space="preserve">Sullivan, "Toward Clarity in Cyber's 'Fog of Law.'", https://doi.org/10.55682/cdr/v8z4-sxne; Pokorny, </w:t>
       </w:r>
       <w:r>
         <w:rPr>
@@ -6460,7 +6460,7 @@
           <w:sz w:val="17"/>
           <w:szCs w:val="17"/>
         </w:rPr>
-        <w:t xml:space="preserve">.</w:t>
+        <w:t xml:space="preserve">, https://doi.org/10.5281/zenodo.19234589.</w:t>
       </w:r>
     </w:p>
   </w:footnote>
@@ -6500,7 +6500,7 @@
           <w:sz w:val="17"/>
           <w:szCs w:val="17"/>
         </w:rPr>
-        <w:t xml:space="preserve">Maschmeyer, "Subversion, Cyber Operations, and Reverse Structural Power."</w:t>
+        <w:t xml:space="preserve">Maschmeyer, "Subversion, Cyber Operations, and Reverse Structural Power," https://doi.org/10.1177/13540661221117051.</w:t>
       </w:r>
     </w:p>
   </w:footnote>
@@ -6520,7 +6520,7 @@
           <w:sz w:val="17"/>
           <w:szCs w:val="17"/>
         </w:rPr>
-        <w:t xml:space="preserve">Guttieri, "Fighting through Disruption."</w:t>
+        <w:t xml:space="preserve">Guttieri, "Fighting through Disruption," https://doi.org/10.55682/cdr/egvf-mkys.</w:t>
       </w:r>
     </w:p>
   </w:footnote>
@@ -6540,7 +6540,7 @@
           <w:sz w:val="17"/>
           <w:szCs w:val="17"/>
         </w:rPr>
-        <w:t xml:space="preserve">Sullivan, "Toward Clarity in Cyber's 'Fog of Law.'"</w:t>
+        <w:t xml:space="preserve">Sullivan, "Toward Clarity in Cyber's 'Fog of Law.'", https://doi.org/10.55682/cdr/v8z4-sxne.</w:t>
       </w:r>
     </w:p>
   </w:footnote>
@@ -6560,7 +6560,7 @@
           <w:sz w:val="17"/>
           <w:szCs w:val="17"/>
         </w:rPr>
-        <w:t xml:space="preserve">Guttieri, "Fighting through Disruption."</w:t>
+        <w:t xml:space="preserve">Guttieri, "Fighting through Disruption," https://doi.org/10.55682/cdr/egvf-mkys.</w:t>
       </w:r>
     </w:p>
   </w:footnote>
@@ -6580,7 +6580,7 @@
           <w:sz w:val="17"/>
           <w:szCs w:val="17"/>
         </w:rPr>
-        <w:t xml:space="preserve">Baram, "Re-ordering Accountability."</w:t>
+        <w:t xml:space="preserve">Baram, "Re-ordering Accountability," https://doi.org/10.1080/13523260.2026.2662220.</w:t>
       </w:r>
     </w:p>
   </w:footnote>
@@ -6600,7 +6600,7 @@
           <w:sz w:val="17"/>
           <w:szCs w:val="17"/>
         </w:rPr>
-        <w:t xml:space="preserve">Baram, "Re-ordering Accountability."</w:t>
+        <w:t xml:space="preserve">Baram, "Re-ordering Accountability," https://doi.org/10.1080/13523260.2026.2662220.</w:t>
       </w:r>
     </w:p>
   </w:footnote>
@@ -6620,7 +6620,7 @@
           <w:sz w:val="17"/>
           <w:szCs w:val="17"/>
         </w:rPr>
-        <w:t xml:space="preserve">Maschmeyer, "Subversion, Cyber Operations, and Reverse Structural Power."</w:t>
+        <w:t xml:space="preserve">Maschmeyer, "Subversion, Cyber Operations, and Reverse Structural Power," https://doi.org/10.1177/13540661221117051.</w:t>
       </w:r>
     </w:p>
   </w:footnote>
@@ -6640,7 +6640,7 @@
           <w:sz w:val="17"/>
           <w:szCs w:val="17"/>
         </w:rPr>
-        <w:t xml:space="preserve">Singh, Jash, and Nanjappa, "Navigating the Nexus."</w:t>
+        <w:t xml:space="preserve">Singh, Jash, and Nanjappa, "Navigating the Nexus," https://doi.org/10.1080/23311886.2025.2499171.</w:t>
       </w:r>
     </w:p>
   </w:footnote>
@@ -6676,7 +6676,7 @@
           <w:sz w:val="17"/>
           <w:szCs w:val="17"/>
         </w:rPr>
-        <w:t xml:space="preserve">.</w:t>
+        <w:t xml:space="preserve">, https://www.idr.ro.</w:t>
       </w:r>
     </w:p>
   </w:footnote>
@@ -6712,7 +6712,7 @@
           <w:sz w:val="17"/>
           <w:szCs w:val="17"/>
         </w:rPr>
-        <w:t xml:space="preserve">.</w:t>
+        <w:t xml:space="preserve">, https://doi.org/10.5281/zenodo.19234589.</w:t>
       </w:r>
     </w:p>
   </w:footnote>
@@ -6732,7 +6732,7 @@
           <w:sz w:val="17"/>
           <w:szCs w:val="17"/>
         </w:rPr>
-        <w:t xml:space="preserve">Baram, "Re-ordering Accountability."</w:t>
+        <w:t xml:space="preserve">Baram, "Re-ordering Accountability," https://doi.org/10.1080/13523260.2026.2662220.</w:t>
       </w:r>
     </w:p>
   </w:footnote>
@@ -6752,7 +6752,7 @@
           <w:sz w:val="17"/>
           <w:szCs w:val="17"/>
         </w:rPr>
-        <w:t xml:space="preserve">Butt and Ulina, "Cyber Warfare in the AI Era."</w:t>
+        <w:t xml:space="preserve">Butt and Ulina, "Cyber Warfare in the AI Era," https://thecrsss.com/index.php/Journal/about.</w:t>
       </w:r>
     </w:p>
   </w:footnote>
@@ -6772,7 +6772,7 @@
           <w:sz w:val="17"/>
           <w:szCs w:val="17"/>
         </w:rPr>
-        <w:t xml:space="preserve">Yigit et al., "Generative AI and LLMs for Critical Infrastructure Protection."</w:t>
+        <w:t xml:space="preserve">Yigit et al., "Generative AI and LLMs for Critical Infrastructure Protection," https://doi.org/10.3390/s25061666.</w:t>
       </w:r>
     </w:p>
   </w:footnote>
@@ -6792,7 +6792,7 @@
           <w:sz w:val="17"/>
           <w:szCs w:val="17"/>
         </w:rPr>
-        <w:t xml:space="preserve">Guttieri, "Fighting through Disruption."</w:t>
+        <w:t xml:space="preserve">Guttieri, "Fighting through Disruption," https://doi.org/10.55682/cdr/egvf-mkys.</w:t>
       </w:r>
     </w:p>
   </w:footnote>
@@ -6812,7 +6812,7 @@
           <w:sz w:val="17"/>
           <w:szCs w:val="17"/>
         </w:rPr>
-        <w:t xml:space="preserve">Butt and Ulina, "Cyber Warfare in the AI Era."</w:t>
+        <w:t xml:space="preserve">Butt and Ulina, "Cyber Warfare in the AI Era," https://thecrsss.com/index.php/Journal/about.</w:t>
       </w:r>
     </w:p>
   </w:footnote>
@@ -6832,7 +6832,7 @@
           <w:sz w:val="17"/>
           <w:szCs w:val="17"/>
         </w:rPr>
-        <w:t xml:space="preserve">Guttieri, "Fighting through Disruption."</w:t>
+        <w:t xml:space="preserve">Guttieri, "Fighting through Disruption," https://doi.org/10.55682/cdr/egvf-mkys.</w:t>
       </w:r>
     </w:p>
   </w:footnote>
@@ -6852,7 +6852,7 @@
           <w:sz w:val="17"/>
           <w:szCs w:val="17"/>
         </w:rPr>
-        <w:t xml:space="preserve">Dimitrov and Andreev, "China's Strategic Competition in Cyberspace."</w:t>
+        <w:t xml:space="preserve">Dimitrov and Andreev, "China's Strategic Competition in Cyberspace," https://doi.org/10.17770/etr2025vol2.8618.</w:t>
       </w:r>
     </w:p>
   </w:footnote>
@@ -6872,7 +6872,7 @@
           <w:sz w:val="17"/>
           <w:szCs w:val="17"/>
         </w:rPr>
-        <w:t xml:space="preserve">Braccia, "From Vietnam to Volt Typhoon."</w:t>
+        <w:t xml:space="preserve">Braccia, "From Vietnam to Volt Typhoon," https://doi.org/10.22541/au.175390612.20874865/v1.</w:t>
       </w:r>
     </w:p>
   </w:footnote>
@@ -6892,7 +6892,7 @@
           <w:sz w:val="17"/>
           <w:szCs w:val="17"/>
         </w:rPr>
-        <w:t xml:space="preserve">Guttieri, "Fighting through Disruption"; Sullivan, "Toward Clarity in Cyber's 'Fog of Law.'" Michael Fischerkeller, Emily Goldman, and Richard Harknett, </w:t>
+        <w:t xml:space="preserve">Guttieri, "Fighting through Disruption," https://doi.org/10.55682/cdr/egvf-mkys; Sullivan, "Toward Clarity in Cyber's 'Fog of Law.'", https://doi.org/10.55682/cdr/v8z4-sxne; Michael Fischerkeller, Emily Goldman, and Richard Harknett, </w:t>
       </w:r>
       <w:r>
         <w:rPr>
@@ -6908,7 +6908,7 @@
           <w:sz w:val="17"/>
           <w:szCs w:val="17"/>
         </w:rPr>
-        <w:t xml:space="preserve">, cited in Guttieri, "Fighting through Disruption," and Sullivan, "Toward Clarity in Cyber's 'Fog of Law.'"</w:t>
+        <w:t xml:space="preserve">, cited in Guttieri, "Fighting through Disruption," and Sullivan, "Toward Clarity in Cyber's 'Fog of Law.'."</w:t>
       </w:r>
     </w:p>
   </w:footnote>
@@ -6928,7 +6928,7 @@
           <w:sz w:val="17"/>
           <w:szCs w:val="17"/>
         </w:rPr>
-        <w:t xml:space="preserve">Willett, "The Cyber Dimension of the Russia-Ukraine War."</w:t>
+        <w:t xml:space="preserve">Willett, "The Cyber Dimension of the Russia-Ukraine War," https://doi.org/10.1080/00396338.2022.2126193.</w:t>
       </w:r>
     </w:p>
   </w:footnote>
@@ -6948,7 +6948,7 @@
           <w:sz w:val="17"/>
           <w:szCs w:val="17"/>
         </w:rPr>
-        <w:t xml:space="preserve">Maschmeyer, "Subversion, Cyber Operations, and Reverse Structural Power."</w:t>
+        <w:t xml:space="preserve">Maschmeyer, "Subversion, Cyber Operations, and Reverse Structural Power," https://doi.org/10.1177/13540661221117051.</w:t>
       </w:r>
     </w:p>
   </w:footnote>
@@ -6984,7 +6984,7 @@
           <w:sz w:val="17"/>
           <w:szCs w:val="17"/>
         </w:rPr>
-        <w:t xml:space="preserve">. Lonergan and Poznansky, cited in Codreanu.</w:t>
+        <w:t xml:space="preserve">, https://www.idr.ro; Lonergan and Poznansky, cited in Codreanu.</w:t>
       </w:r>
     </w:p>
   </w:footnote>
@@ -7004,7 +7004,7 @@
           <w:sz w:val="17"/>
           <w:szCs w:val="17"/>
         </w:rPr>
-        <w:t xml:space="preserve">Willett, "The Cyber Dimension of the Russia-Ukraine War."</w:t>
+        <w:t xml:space="preserve">Willett, "The Cyber Dimension of the Russia-Ukraine War," https://doi.org/10.1080/00396338.2022.2126193.</w:t>
       </w:r>
     </w:p>
   </w:footnote>
@@ -7024,7 +7024,7 @@
           <w:sz w:val="17"/>
           <w:szCs w:val="17"/>
         </w:rPr>
-        <w:t xml:space="preserve">Singh, Jash, and Nanjappa, "Navigating the Nexus."</w:t>
+        <w:t xml:space="preserve">Singh, Jash, and Nanjappa, "Navigating the Nexus," https://doi.org/10.1080/23311886.2025.2499171.</w:t>
       </w:r>
     </w:p>
   </w:footnote>
@@ -7044,7 +7044,7 @@
           <w:sz w:val="17"/>
           <w:szCs w:val="17"/>
         </w:rPr>
-        <w:t xml:space="preserve">Baram, "Re-ordering Accountability." Kerstin Zettl-Schabath et al., European Repository of Cyber Incidents, 2025, https://eurepoc.eu, cited in Baram, "Re-ordering Accountability."</w:t>
+        <w:t xml:space="preserve">Baram, "Re-ordering Accountability," https://doi.org/10.1080/13523260.2026.2662220; Kerstin Zettl-Schabath et al., European Repository of Cyber Incidents, 2025, https://eurepoc.eu, cited in Baram, "Re-ordering Accountability."</w:t>
       </w:r>
     </w:p>
   </w:footnote>
@@ -7064,7 +7064,7 @@
           <w:sz w:val="17"/>
           <w:szCs w:val="17"/>
         </w:rPr>
-        <w:t xml:space="preserve">Butt and Ulina, "Cyber Warfare in the AI Era."</w:t>
+        <w:t xml:space="preserve">Butt and Ulina, "Cyber Warfare in the AI Era," https://thecrsss.com/index.php/Journal/about.</w:t>
       </w:r>
     </w:p>
   </w:footnote>
@@ -7084,7 +7084,7 @@
           <w:sz w:val="17"/>
           <w:szCs w:val="17"/>
         </w:rPr>
-        <w:t xml:space="preserve">Baram, "Re-ordering Accountability."</w:t>
+        <w:t xml:space="preserve">Baram, "Re-ordering Accountability," https://doi.org/10.1080/13523260.2026.2662220.</w:t>
       </w:r>
     </w:p>
   </w:footnote>
@@ -7104,7 +7104,7 @@
           <w:sz w:val="17"/>
           <w:szCs w:val="17"/>
         </w:rPr>
-        <w:t xml:space="preserve">Guttieri, "Fighting through Disruption." Dimitrov and Andreev, "China's Strategic Competition in Cyberspace."</w:t>
+        <w:t xml:space="preserve">Guttieri, "Fighting through Disruption," https://doi.org/10.55682/cdr/egvf-mkys; Dimitrov and Andreev, "China's Strategic Competition in Cyberspace," https://doi.org/10.17770/etr2025vol2.8618.</w:t>
       </w:r>
     </w:p>
   </w:footnote>
@@ -7124,7 +7124,7 @@
           <w:sz w:val="17"/>
           <w:szCs w:val="17"/>
         </w:rPr>
-        <w:t xml:space="preserve">Guttieri, "Fighting through Disruption"; Sullivan, "Toward Clarity in Cyber's 'Fog of Law.'"</w:t>
+        <w:t xml:space="preserve">Guttieri, "Fighting through Disruption," https://doi.org/10.55682/cdr/egvf-mkys; Sullivan, "Toward Clarity in Cyber's 'Fog of Law.'", https://doi.org/10.55682/cdr/v8z4-sxne.</w:t>
       </w:r>
     </w:p>
   </w:footnote>
@@ -7144,7 +7144,7 @@
           <w:sz w:val="17"/>
           <w:szCs w:val="17"/>
         </w:rPr>
-        <w:t xml:space="preserve">Guttieri, "Fighting through Disruption"; Baram, "Re-ordering Accountability"; Codreanu, </w:t>
+        <w:t xml:space="preserve">Guttieri, "Fighting through Disruption," https://doi.org/10.55682/cdr/egvf-mkys; Baram, "Re-ordering Accountability," https://doi.org/10.1080/13523260.2026.2662220; Codreanu, </w:t>
       </w:r>
       <w:r>
         <w:rPr>
@@ -7160,7 +7160,7 @@
           <w:sz w:val="17"/>
           <w:szCs w:val="17"/>
         </w:rPr>
-        <w:t xml:space="preserve">.</w:t>
+        <w:t xml:space="preserve">, https://www.idr.ro.</w:t>
       </w:r>
     </w:p>
   </w:footnote>
@@ -7180,7 +7180,7 @@
           <w:sz w:val="17"/>
           <w:szCs w:val="17"/>
         </w:rPr>
-        <w:t xml:space="preserve">Yigit et al., "Generative AI and LLMs for Critical Infrastructure Protection"; Kabir et al., "A National-Scale AI-Driven Cyber Defense Framework."</w:t>
+        <w:t xml:space="preserve">Yigit et al., "Generative AI and LLMs for Critical Infrastructure Protection," https://doi.org/10.3390/s25061666; Kabir et al., "A National-Scale AI-Driven Cyber Defense Framework," https://www.al-kindipublisher.com/index.php/jcsts.</w:t>
       </w:r>
     </w:p>
   </w:footnote>
@@ -7200,7 +7200,7 @@
           <w:sz w:val="17"/>
           <w:szCs w:val="17"/>
         </w:rPr>
-        <w:t xml:space="preserve">Maschmeyer, "Subversion, Cyber Operations, and Reverse Structural Power."</w:t>
+        <w:t xml:space="preserve">Maschmeyer, "Subversion, Cyber Operations, and Reverse Structural Power," https://doi.org/10.1177/13540661221117051.</w:t>
       </w:r>
     </w:p>
   </w:footnote>
@@ -7220,7 +7220,7 @@
           <w:sz w:val="17"/>
           <w:szCs w:val="17"/>
         </w:rPr>
-        <w:t xml:space="preserve">Willett, "The Cyber Dimension of the Russia-Ukraine War." Butt and Ulina, "Cyber Warfare in the AI Era"; Pokorny, </w:t>
+        <w:t xml:space="preserve">Willett, "The Cyber Dimension of the Russia-Ukraine War," https://doi.org/10.1080/00396338.2022.2126193; Butt and Ulina, "Cyber Warfare in the AI Era," https://thecrsss.com/index.php/Journal/about; Pokorny, </w:t>
       </w:r>
       <w:r>
         <w:rPr>
@@ -7236,7 +7236,7 @@
           <w:sz w:val="17"/>
           <w:szCs w:val="17"/>
         </w:rPr>
-        <w:t xml:space="preserve">; Lindsay, cited in Pokorny.</w:t>
+        <w:t xml:space="preserve">, https://doi.org/10.5281/zenodo.19234589; Lindsay, cited in Pokorny.</w:t>
       </w:r>
     </w:p>
   </w:footnote>
@@ -7256,7 +7256,7 @@
           <w:sz w:val="17"/>
           <w:szCs w:val="17"/>
         </w:rPr>
-        <w:t xml:space="preserve">Dimitrov and Andreev, "China's Strategic Competition in Cyberspace"; Braccia, "From Vietnam to Volt Typhoon."</w:t>
+        <w:t xml:space="preserve">Dimitrov and Andreev, "China's Strategic Competition in Cyberspace," https://doi.org/10.17770/etr2025vol2.8618; Braccia, "From Vietnam to Volt Typhoon," https://doi.org/10.22541/au.175390612.20874865/v1.</w:t>
       </w:r>
     </w:p>
   </w:footnote>
@@ -7276,7 +7276,7 @@
           <w:sz w:val="17"/>
           <w:szCs w:val="17"/>
         </w:rPr>
-        <w:t xml:space="preserve">Guttieri, "Fighting through Disruption"; Sullivan, "Toward Clarity in Cyber's 'Fog of Law.'"</w:t>
+        <w:t xml:space="preserve">Guttieri, "Fighting through Disruption," https://doi.org/10.55682/cdr/egvf-mkys; Sullivan, "Toward Clarity in Cyber's 'Fog of Law.'", https://doi.org/10.55682/cdr/v8z4-sxne.</w:t>
       </w:r>
     </w:p>
   </w:footnote>
@@ -7296,7 +7296,7 @@
           <w:sz w:val="17"/>
           <w:szCs w:val="17"/>
         </w:rPr>
-        <w:t xml:space="preserve">Butt and Ulina, "Cyber Warfare in the AI Era."</w:t>
+        <w:t xml:space="preserve">Butt and Ulina, "Cyber Warfare in the AI Era," https://thecrsss.com/index.php/Journal/about.</w:t>
       </w:r>
     </w:p>
   </w:footnote>
@@ -7316,7 +7316,7 @@
           <w:sz w:val="17"/>
           <w:szCs w:val="17"/>
         </w:rPr>
-        <w:t xml:space="preserve">Guttieri, "Fighting through Disruption."</w:t>
+        <w:t xml:space="preserve">Guttieri, "Fighting through Disruption," https://doi.org/10.55682/cdr/egvf-mkys.</w:t>
       </w:r>
     </w:p>
   </w:footnote>
@@ -7336,7 +7336,7 @@
           <w:sz w:val="17"/>
           <w:szCs w:val="17"/>
         </w:rPr>
-        <w:t xml:space="preserve">Sullivan, "Toward Clarity in Cyber's 'Fog of Law.'"; Baram, "Re-ordering Accountability."</w:t>
+        <w:t xml:space="preserve">Sullivan, "Toward Clarity in Cyber's 'Fog of Law.'", https://doi.org/10.55682/cdr/v8z4-sxne; Baram, "Re-ordering Accountability," https://doi.org/10.1080/13523260.2026.2662220.</w:t>
       </w:r>
     </w:p>
   </w:footnote>
@@ -7376,7 +7376,7 @@
           <w:sz w:val="17"/>
           <w:szCs w:val="17"/>
         </w:rPr>
-        <w:t xml:space="preserve">Guttieri, "Fighting through Disruption"; Sullivan, "Toward Clarity in Cyber's 'Fog of Law.'"</w:t>
+        <w:t xml:space="preserve">Guttieri, "Fighting through Disruption," https://doi.org/10.55682/cdr/egvf-mkys; Sullivan, "Toward Clarity in Cyber's 'Fog of Law.'", https://doi.org/10.55682/cdr/v8z4-sxne.</w:t>
       </w:r>
     </w:p>
   </w:footnote>
@@ -7396,7 +7396,7 @@
           <w:sz w:val="17"/>
           <w:szCs w:val="17"/>
         </w:rPr>
-        <w:t xml:space="preserve">Baram, "Re-ordering Accountability."</w:t>
+        <w:t xml:space="preserve">Baram, "Re-ordering Accountability," https://doi.org/10.1080/13523260.2026.2662220.</w:t>
       </w:r>
     </w:p>
   </w:footnote>
